--- a/src/zdocument/Class Document_Backend.docx
+++ b/src/zdocument/Class Document_Backend.docx
@@ -954,105 +954,14 @@
           <w:lang w:val="en-US"/>
         </w:rPr>
       </w:pPr>
-      <w:proofErr w:type="spellStart"/>
-      <w:r>
-        <w:rPr>
-          <w:rFonts w:ascii="Bookman Old Style" w:hAnsi="Bookman Old Style"/>
-          <w:b/>
-          <w:bCs/>
-          <w:lang w:val="en-US"/>
-        </w:rPr>
-        <w:t>Lion.Roaring</w:t>
-      </w:r>
-      <w:proofErr w:type="spellEnd"/>
-      <w:r>
-        <w:rPr>
-          <w:rFonts w:ascii="Bookman Old Style" w:hAnsi="Bookman Old Style"/>
-          <w:b/>
-          <w:bCs/>
-          <w:lang w:val="en-US"/>
-        </w:rPr>
-        <w:t xml:space="preserve">(), </w:t>
-      </w:r>
-      <w:proofErr w:type="gramStart"/>
-      <w:r>
-        <w:rPr>
-          <w:rFonts w:ascii="Bookman Old Style" w:hAnsi="Bookman Old Style"/>
-          <w:b/>
-          <w:bCs/>
-          <w:lang w:val="en-US"/>
-        </w:rPr>
-        <w:t>Hunting(</w:t>
-      </w:r>
-      <w:proofErr w:type="gramEnd"/>
-      <w:r>
-        <w:rPr>
-          <w:rFonts w:ascii="Bookman Old Style" w:hAnsi="Bookman Old Style"/>
-          <w:b/>
-          <w:bCs/>
-          <w:lang w:val="en-US"/>
-        </w:rPr>
-        <w:t xml:space="preserve">), </w:t>
-      </w:r>
-      <w:proofErr w:type="gramStart"/>
-      <w:r>
-        <w:rPr>
-          <w:rFonts w:ascii="Bookman Old Style" w:hAnsi="Bookman Old Style"/>
-          <w:b/>
-          <w:bCs/>
-          <w:lang w:val="en-US"/>
-        </w:rPr>
-        <w:t>Sleeping(</w:t>
-      </w:r>
-      <w:proofErr w:type="gramEnd"/>
-      <w:r>
-        <w:rPr>
-          <w:rFonts w:ascii="Bookman Old Style" w:hAnsi="Bookman Old Style"/>
-          <w:b/>
-          <w:bCs/>
-          <w:lang w:val="en-US"/>
-        </w:rPr>
-        <w:t xml:space="preserve">), </w:t>
-      </w:r>
-      <w:proofErr w:type="gramStart"/>
-      <w:r>
-        <w:rPr>
-          <w:rFonts w:ascii="Bookman Old Style" w:hAnsi="Bookman Old Style"/>
-          <w:b/>
-          <w:bCs/>
-          <w:lang w:val="en-US"/>
-        </w:rPr>
-        <w:t>Eating(</w:t>
-      </w:r>
-      <w:proofErr w:type="gramEnd"/>
-      <w:r>
-        <w:rPr>
-          <w:rFonts w:ascii="Bookman Old Style" w:hAnsi="Bookman Old Style"/>
-          <w:b/>
-          <w:bCs/>
-          <w:lang w:val="en-US"/>
-        </w:rPr>
-        <w:t xml:space="preserve">), </w:t>
-      </w:r>
-      <w:proofErr w:type="gramStart"/>
-      <w:r>
-        <w:rPr>
-          <w:rFonts w:ascii="Bookman Old Style" w:hAnsi="Bookman Old Style"/>
-          <w:b/>
-          <w:bCs/>
-          <w:lang w:val="en-US"/>
-        </w:rPr>
-        <w:t>Running(</w:t>
-      </w:r>
-      <w:proofErr w:type="gramEnd"/>
-      <w:r>
-        <w:rPr>
-          <w:rFonts w:ascii="Bookman Old Style" w:hAnsi="Bookman Old Style"/>
-          <w:b/>
-          <w:bCs/>
-          <w:lang w:val="en-US"/>
-        </w:rPr>
-        <w:t>)</w:t>
+      <w:r>
+        <w:rPr>
+          <w:rFonts w:ascii="Bookman Old Style" w:hAnsi="Bookman Old Style"/>
+          <w:b/>
+          <w:bCs/>
+          <w:lang w:val="en-US"/>
+        </w:rPr>
+        <w:t>Lion.Roaring(), Hunting(), Sleeping(), Eating(), Running()</w:t>
       </w:r>
     </w:p>
     <w:p>
@@ -1093,65 +1002,14 @@
           <w:lang w:val="en-US"/>
         </w:rPr>
       </w:pPr>
-      <w:proofErr w:type="spellStart"/>
-      <w:r>
-        <w:rPr>
-          <w:rFonts w:ascii="Bookman Old Style" w:hAnsi="Bookman Old Style"/>
-          <w:b/>
-          <w:bCs/>
-          <w:lang w:val="en-US"/>
-        </w:rPr>
-        <w:t>Rabbit.Sleeping</w:t>
-      </w:r>
-      <w:proofErr w:type="spellEnd"/>
-      <w:r>
-        <w:rPr>
-          <w:rFonts w:ascii="Bookman Old Style" w:hAnsi="Bookman Old Style"/>
-          <w:b/>
-          <w:bCs/>
-          <w:lang w:val="en-US"/>
-        </w:rPr>
-        <w:t xml:space="preserve">()/ </w:t>
-      </w:r>
-      <w:proofErr w:type="gramStart"/>
-      <w:r>
-        <w:rPr>
-          <w:rFonts w:ascii="Bookman Old Style" w:hAnsi="Bookman Old Style"/>
-          <w:b/>
-          <w:bCs/>
-          <w:lang w:val="en-US"/>
-        </w:rPr>
-        <w:t>Eating(</w:t>
-      </w:r>
-      <w:proofErr w:type="gramEnd"/>
-      <w:r>
-        <w:rPr>
-          <w:rFonts w:ascii="Bookman Old Style" w:hAnsi="Bookman Old Style"/>
-          <w:b/>
-          <w:bCs/>
-          <w:lang w:val="en-US"/>
-        </w:rPr>
-        <w:t xml:space="preserve">)/ </w:t>
-      </w:r>
-      <w:proofErr w:type="gramStart"/>
-      <w:r>
-        <w:rPr>
-          <w:rFonts w:ascii="Bookman Old Style" w:hAnsi="Bookman Old Style"/>
-          <w:b/>
-          <w:bCs/>
-          <w:lang w:val="en-US"/>
-        </w:rPr>
-        <w:t>Running(</w:t>
-      </w:r>
-      <w:proofErr w:type="gramEnd"/>
-      <w:r>
-        <w:rPr>
-          <w:rFonts w:ascii="Bookman Old Style" w:hAnsi="Bookman Old Style"/>
-          <w:b/>
-          <w:bCs/>
-          <w:lang w:val="en-US"/>
-        </w:rPr>
-        <w:t>)</w:t>
+      <w:r>
+        <w:rPr>
+          <w:rFonts w:ascii="Bookman Old Style" w:hAnsi="Bookman Old Style"/>
+          <w:b/>
+          <w:bCs/>
+          <w:lang w:val="en-US"/>
+        </w:rPr>
+        <w:t>Rabbit.Sleeping()/ Eating()/ Running()</w:t>
       </w:r>
     </w:p>
     <w:p>
@@ -1223,57 +1081,15 @@
           <w:lang w:val="en-US"/>
         </w:rPr>
       </w:pPr>
-      <w:proofErr w:type="gramStart"/>
-      <w:r>
-        <w:rPr>
-          <w:rFonts w:ascii="Bookman Old Style" w:hAnsi="Bookman Old Style"/>
-          <w:b/>
-          <w:bCs/>
-          <w:lang w:val="en-US"/>
-        </w:rPr>
-        <w:t xml:space="preserve">Class  </w:t>
-      </w:r>
-      <w:proofErr w:type="spellStart"/>
-      <w:r>
-        <w:rPr>
-          <w:rFonts w:ascii="Bookman Old Style" w:hAnsi="Bookman Old Style"/>
-          <w:b/>
-          <w:bCs/>
-          <w:lang w:val="en-US"/>
-        </w:rPr>
-        <w:t>class</w:t>
-      </w:r>
-      <w:proofErr w:type="gramEnd"/>
-      <w:r>
-        <w:rPr>
-          <w:rFonts w:ascii="Bookman Old Style" w:hAnsi="Bookman Old Style"/>
-          <w:b/>
-          <w:bCs/>
-          <w:lang w:val="en-US"/>
-        </w:rPr>
-        <w:t>_</w:t>
-      </w:r>
-      <w:proofErr w:type="gramStart"/>
-      <w:r>
-        <w:rPr>
-          <w:rFonts w:ascii="Bookman Old Style" w:hAnsi="Bookman Old Style"/>
-          <w:b/>
-          <w:bCs/>
-          <w:lang w:val="en-US"/>
-        </w:rPr>
-        <w:t>name</w:t>
-      </w:r>
-      <w:proofErr w:type="spellEnd"/>
-      <w:r>
-        <w:rPr>
-          <w:rFonts w:ascii="Bookman Old Style" w:hAnsi="Bookman Old Style"/>
-          <w:b/>
-          <w:bCs/>
-          <w:lang w:val="en-US"/>
-        </w:rPr>
-        <w:t xml:space="preserve">  {</w:t>
-      </w:r>
-      <w:proofErr w:type="gramEnd"/>
+      <w:r>
+        <w:rPr>
+          <w:rFonts w:ascii="Bookman Old Style" w:hAnsi="Bookman Old Style"/>
+          <w:b/>
+          <w:bCs/>
+          <w:lang w:val="en-US"/>
+        </w:rPr>
+        <w:t>Class  class_name  {</w:t>
+      </w:r>
     </w:p>
     <w:p>
       <w:pPr>
@@ -2248,51 +2064,7 @@
           <w:lang w:val="en-US"/>
         </w:rPr>
         <w:tab/>
-        <w:t>token1 = value</w:t>
-      </w:r>
-      <w:proofErr w:type="gramStart"/>
-      <w:r>
-        <w:rPr>
-          <w:rFonts w:ascii="Bookman Old Style" w:hAnsi="Bookman Old Style"/>
-          <w:b/>
-          <w:bCs/>
-          <w:highlight w:val="yellow"/>
-          <w:lang w:val="en-US"/>
-        </w:rPr>
-        <w:t>1 ,</w:t>
-      </w:r>
-      <w:proofErr w:type="gramEnd"/>
-      <w:r>
-        <w:rPr>
-          <w:rFonts w:ascii="Bookman Old Style" w:hAnsi="Bookman Old Style"/>
-          <w:b/>
-          <w:bCs/>
-          <w:highlight w:val="yellow"/>
-          <w:lang w:val="en-US"/>
-        </w:rPr>
-        <w:t xml:space="preserve"> token2 = value</w:t>
-      </w:r>
-      <w:proofErr w:type="gramStart"/>
-      <w:r>
-        <w:rPr>
-          <w:rFonts w:ascii="Bookman Old Style" w:hAnsi="Bookman Old Style"/>
-          <w:b/>
-          <w:bCs/>
-          <w:highlight w:val="yellow"/>
-          <w:lang w:val="en-US"/>
-        </w:rPr>
-        <w:t>2 ,</w:t>
-      </w:r>
-      <w:proofErr w:type="gramEnd"/>
-      <w:r>
-        <w:rPr>
-          <w:rFonts w:ascii="Bookman Old Style" w:hAnsi="Bookman Old Style"/>
-          <w:b/>
-          <w:bCs/>
-          <w:highlight w:val="yellow"/>
-          <w:lang w:val="en-US"/>
-        </w:rPr>
-        <w:t xml:space="preserve"> …</w:t>
+        <w:t>token1 = value1 , token2 = value2 , …</w:t>
       </w:r>
     </w:p>
     <w:p>
@@ -2364,27 +2136,7 @@
           <w:bCs/>
           <w:lang w:val="en-US"/>
         </w:rPr>
-        <w:t xml:space="preserve">Primitive =&gt; int, float, double, char, </w:t>
-      </w:r>
-      <w:proofErr w:type="spellStart"/>
-      <w:r>
-        <w:rPr>
-          <w:rFonts w:ascii="Bookman Old Style" w:hAnsi="Bookman Old Style"/>
-          <w:b/>
-          <w:bCs/>
-          <w:lang w:val="en-US"/>
-        </w:rPr>
-        <w:t>boolean</w:t>
-      </w:r>
-      <w:proofErr w:type="spellEnd"/>
-      <w:r>
-        <w:rPr>
-          <w:rFonts w:ascii="Bookman Old Style" w:hAnsi="Bookman Old Style"/>
-          <w:b/>
-          <w:bCs/>
-          <w:lang w:val="en-US"/>
-        </w:rPr>
-        <w:t>, byte</w:t>
+        <w:t>Primitive =&gt; int, float, double, char, boolean, byte</w:t>
       </w:r>
     </w:p>
     <w:p>
@@ -2613,19 +2365,8 @@
           <w:bCs/>
           <w:lang w:val="en-US"/>
         </w:rPr>
-        <w:t xml:space="preserve">Class name: </w:t>
-      </w:r>
-      <w:proofErr w:type="spellStart"/>
-      <w:r>
-        <w:rPr>
-          <w:rFonts w:ascii="Bookman Old Style" w:hAnsi="Bookman Old Style"/>
-          <w:b/>
-          <w:bCs/>
-          <w:lang w:val="en-US"/>
-        </w:rPr>
-        <w:t>WelcomeToJava</w:t>
-      </w:r>
-      <w:proofErr w:type="spellEnd"/>
+        <w:t>Class name: WelcomeToJava</w:t>
+      </w:r>
     </w:p>
     <w:p>
       <w:pPr>
@@ -2648,19 +2389,8 @@
           <w:bCs/>
           <w:lang w:val="en-US"/>
         </w:rPr>
-        <w:t xml:space="preserve">Function name: </w:t>
-      </w:r>
-      <w:proofErr w:type="spellStart"/>
-      <w:r>
-        <w:rPr>
-          <w:rFonts w:ascii="Bookman Old Style" w:hAnsi="Bookman Old Style"/>
-          <w:b/>
-          <w:bCs/>
-          <w:lang w:val="en-US"/>
-        </w:rPr>
-        <w:t>welcomeToJava</w:t>
-      </w:r>
-      <w:proofErr w:type="spellEnd"/>
+        <w:t>Function name: welcomeToJava</w:t>
+      </w:r>
     </w:p>
     <w:p>
       <w:pPr>
@@ -2683,19 +2413,8 @@
           <w:bCs/>
           <w:lang w:val="en-US"/>
         </w:rPr>
-        <w:t xml:space="preserve">Package name: </w:t>
-      </w:r>
-      <w:proofErr w:type="spellStart"/>
-      <w:r>
-        <w:rPr>
-          <w:rFonts w:ascii="Bookman Old Style" w:hAnsi="Bookman Old Style"/>
-          <w:b/>
-          <w:bCs/>
-          <w:lang w:val="en-US"/>
-        </w:rPr>
-        <w:t>welcometojava</w:t>
-      </w:r>
-      <w:proofErr w:type="spellEnd"/>
+        <w:t>Package name: welcometojava</w:t>
+      </w:r>
     </w:p>
     <w:p>
       <w:pPr>
@@ -2718,19 +2437,8 @@
           <w:bCs/>
           <w:lang w:val="en-US"/>
         </w:rPr>
-        <w:t xml:space="preserve">Variable name: </w:t>
-      </w:r>
-      <w:proofErr w:type="spellStart"/>
-      <w:r>
-        <w:rPr>
-          <w:rFonts w:ascii="Bookman Old Style" w:hAnsi="Bookman Old Style"/>
-          <w:b/>
-          <w:bCs/>
-          <w:lang w:val="en-US"/>
-        </w:rPr>
-        <w:t>welcome_to_java</w:t>
-      </w:r>
-      <w:proofErr w:type="spellEnd"/>
+        <w:t>Variable name: welcome_to_java</w:t>
+      </w:r>
     </w:p>
     <w:p>
       <w:pPr>
@@ -2822,27 +2530,7 @@
           <w:bCs/>
           <w:lang w:val="en-US"/>
         </w:rPr>
-        <w:t>Comparison: &lt;, &gt;, &lt;=, &gt;=, ==</w:t>
-      </w:r>
-      <w:proofErr w:type="gramStart"/>
-      <w:r>
-        <w:rPr>
-          <w:rFonts w:ascii="Bookman Old Style" w:hAnsi="Bookman Old Style"/>
-          <w:b/>
-          <w:bCs/>
-          <w:lang w:val="en-US"/>
-        </w:rPr>
-        <w:t>, !</w:t>
-      </w:r>
-      <w:proofErr w:type="gramEnd"/>
-      <w:r>
-        <w:rPr>
-          <w:rFonts w:ascii="Bookman Old Style" w:hAnsi="Bookman Old Style"/>
-          <w:b/>
-          <w:bCs/>
-          <w:lang w:val="en-US"/>
-        </w:rPr>
-        <w:t>=</w:t>
+        <w:t>Comparison: &lt;, &gt;, &lt;=, &gt;=, ==, !=</w:t>
       </w:r>
     </w:p>
     <w:p>
@@ -3621,47 +3309,7 @@
           <w:bCs/>
           <w:lang w:val="en-US"/>
         </w:rPr>
-        <w:t xml:space="preserve">Right side value </w:t>
-      </w:r>
-      <w:proofErr w:type="gramStart"/>
-      <w:r>
-        <w:rPr>
-          <w:rFonts w:ascii="Bookman Old Style" w:hAnsi="Bookman Old Style"/>
-          <w:b/>
-          <w:bCs/>
-          <w:lang w:val="en-US"/>
-        </w:rPr>
-        <w:t>move</w:t>
-      </w:r>
-      <w:proofErr w:type="gramEnd"/>
-      <w:r>
-        <w:rPr>
-          <w:rFonts w:ascii="Bookman Old Style" w:hAnsi="Bookman Old Style"/>
-          <w:b/>
-          <w:bCs/>
-          <w:lang w:val="en-US"/>
-        </w:rPr>
-        <w:t xml:space="preserve"> to left side memory. Also called as </w:t>
-      </w:r>
-      <w:proofErr w:type="gramStart"/>
-      <w:r>
-        <w:rPr>
-          <w:rFonts w:ascii="Bookman Old Style" w:hAnsi="Bookman Old Style"/>
-          <w:b/>
-          <w:bCs/>
-          <w:lang w:val="en-US"/>
-        </w:rPr>
-        <w:t>Return(</w:t>
-      </w:r>
-      <w:proofErr w:type="gramEnd"/>
-      <w:r>
-        <w:rPr>
-          <w:rFonts w:ascii="Bookman Old Style" w:hAnsi="Bookman Old Style"/>
-          <w:b/>
-          <w:bCs/>
-          <w:lang w:val="en-US"/>
-        </w:rPr>
-        <w:t>Function)/Assignment/Initialization</w:t>
+        <w:t>Right side value move to left side memory. Also called as Return(Function)/Assignment/Initialization</w:t>
       </w:r>
       <w:r>
         <w:rPr>
@@ -3834,27 +3482,7 @@
           <w:bCs/>
           <w:lang w:val="en-US"/>
         </w:rPr>
-        <w:t xml:space="preserve">Open browser =&gt; enter </w:t>
-      </w:r>
-      <w:proofErr w:type="spellStart"/>
-      <w:r>
-        <w:rPr>
-          <w:rFonts w:ascii="Bookman Old Style" w:hAnsi="Bookman Old Style"/>
-          <w:b/>
-          <w:bCs/>
-          <w:lang w:val="en-US"/>
-        </w:rPr>
-        <w:t>url</w:t>
-      </w:r>
-      <w:proofErr w:type="spellEnd"/>
-      <w:r>
-        <w:rPr>
-          <w:rFonts w:ascii="Bookman Old Style" w:hAnsi="Bookman Old Style"/>
-          <w:b/>
-          <w:bCs/>
-          <w:lang w:val="en-US"/>
-        </w:rPr>
-        <w:t xml:space="preserve"> =&gt; enter email =&gt; enter password =&gt; Sign in</w:t>
+        <w:t>Open browser =&gt; enter url =&gt; enter email =&gt; enter password =&gt; Sign in</w:t>
       </w:r>
     </w:p>
     <w:p>
@@ -3969,27 +3597,7 @@
                                 <w:bCs/>
                                 <w:lang w:val="en-US"/>
                               </w:rPr>
-                              <w:t>If (</w:t>
-                            </w:r>
-                            <w:proofErr w:type="spellStart"/>
-                            <w:r>
-                              <w:rPr>
-                                <w:rFonts w:ascii="Bookman Old Style" w:hAnsi="Bookman Old Style"/>
-                                <w:b/>
-                                <w:bCs/>
-                                <w:lang w:val="en-US"/>
-                              </w:rPr>
-                              <w:t>cond</w:t>
-                            </w:r>
-                            <w:proofErr w:type="spellEnd"/>
-                            <w:r>
-                              <w:rPr>
-                                <w:rFonts w:ascii="Bookman Old Style" w:hAnsi="Bookman Old Style"/>
-                                <w:b/>
-                                <w:bCs/>
-                                <w:lang w:val="en-US"/>
-                              </w:rPr>
-                              <w:t>) {</w:t>
+                              <w:t>If (cond) {</w:t>
                             </w:r>
                           </w:p>
                           <w:p>
@@ -4034,27 +3642,7 @@
                                 <w:bCs/>
                                 <w:lang w:val="en-US"/>
                               </w:rPr>
-                              <w:t>} else if (</w:t>
-                            </w:r>
-                            <w:proofErr w:type="spellStart"/>
-                            <w:r>
-                              <w:rPr>
-                                <w:rFonts w:ascii="Bookman Old Style" w:hAnsi="Bookman Old Style"/>
-                                <w:b/>
-                                <w:bCs/>
-                                <w:lang w:val="en-US"/>
-                              </w:rPr>
-                              <w:t>cond</w:t>
-                            </w:r>
-                            <w:proofErr w:type="spellEnd"/>
-                            <w:r>
-                              <w:rPr>
-                                <w:rFonts w:ascii="Bookman Old Style" w:hAnsi="Bookman Old Style"/>
-                                <w:b/>
-                                <w:bCs/>
-                                <w:lang w:val="en-US"/>
-                              </w:rPr>
-                              <w:t>) {</w:t>
+                              <w:t>} else if (cond) {</w:t>
                             </w:r>
                           </w:p>
                           <w:p>
@@ -4099,27 +3687,7 @@
                                 <w:bCs/>
                                 <w:lang w:val="en-US"/>
                               </w:rPr>
-                              <w:t>} else if (</w:t>
-                            </w:r>
-                            <w:proofErr w:type="spellStart"/>
-                            <w:r>
-                              <w:rPr>
-                                <w:rFonts w:ascii="Bookman Old Style" w:hAnsi="Bookman Old Style"/>
-                                <w:b/>
-                                <w:bCs/>
-                                <w:lang w:val="en-US"/>
-                              </w:rPr>
-                              <w:t>cond</w:t>
-                            </w:r>
-                            <w:proofErr w:type="spellEnd"/>
-                            <w:r>
-                              <w:rPr>
-                                <w:rFonts w:ascii="Bookman Old Style" w:hAnsi="Bookman Old Style"/>
-                                <w:b/>
-                                <w:bCs/>
-                                <w:lang w:val="en-US"/>
-                              </w:rPr>
-                              <w:t>) {</w:t>
+                              <w:t>} else if (cond) {</w:t>
                             </w:r>
                           </w:p>
                           <w:p>
@@ -4344,27 +3912,7 @@
                           <w:bCs/>
                           <w:lang w:val="en-US"/>
                         </w:rPr>
-                        <w:t>If (</w:t>
-                      </w:r>
-                      <w:proofErr w:type="spellStart"/>
-                      <w:r>
-                        <w:rPr>
-                          <w:rFonts w:ascii="Bookman Old Style" w:hAnsi="Bookman Old Style"/>
-                          <w:b/>
-                          <w:bCs/>
-                          <w:lang w:val="en-US"/>
-                        </w:rPr>
-                        <w:t>cond</w:t>
-                      </w:r>
-                      <w:proofErr w:type="spellEnd"/>
-                      <w:r>
-                        <w:rPr>
-                          <w:rFonts w:ascii="Bookman Old Style" w:hAnsi="Bookman Old Style"/>
-                          <w:b/>
-                          <w:bCs/>
-                          <w:lang w:val="en-US"/>
-                        </w:rPr>
-                        <w:t>) {</w:t>
+                        <w:t>If (cond) {</w:t>
                       </w:r>
                     </w:p>
                     <w:p>
@@ -4409,27 +3957,7 @@
                           <w:bCs/>
                           <w:lang w:val="en-US"/>
                         </w:rPr>
-                        <w:t>} else if (</w:t>
-                      </w:r>
-                      <w:proofErr w:type="spellStart"/>
-                      <w:r>
-                        <w:rPr>
-                          <w:rFonts w:ascii="Bookman Old Style" w:hAnsi="Bookman Old Style"/>
-                          <w:b/>
-                          <w:bCs/>
-                          <w:lang w:val="en-US"/>
-                        </w:rPr>
-                        <w:t>cond</w:t>
-                      </w:r>
-                      <w:proofErr w:type="spellEnd"/>
-                      <w:r>
-                        <w:rPr>
-                          <w:rFonts w:ascii="Bookman Old Style" w:hAnsi="Bookman Old Style"/>
-                          <w:b/>
-                          <w:bCs/>
-                          <w:lang w:val="en-US"/>
-                        </w:rPr>
-                        <w:t>) {</w:t>
+                        <w:t>} else if (cond) {</w:t>
                       </w:r>
                     </w:p>
                     <w:p>
@@ -4474,27 +4002,7 @@
                           <w:bCs/>
                           <w:lang w:val="en-US"/>
                         </w:rPr>
-                        <w:t>} else if (</w:t>
-                      </w:r>
-                      <w:proofErr w:type="spellStart"/>
-                      <w:r>
-                        <w:rPr>
-                          <w:rFonts w:ascii="Bookman Old Style" w:hAnsi="Bookman Old Style"/>
-                          <w:b/>
-                          <w:bCs/>
-                          <w:lang w:val="en-US"/>
-                        </w:rPr>
-                        <w:t>cond</w:t>
-                      </w:r>
-                      <w:proofErr w:type="spellEnd"/>
-                      <w:r>
-                        <w:rPr>
-                          <w:rFonts w:ascii="Bookman Old Style" w:hAnsi="Bookman Old Style"/>
-                          <w:b/>
-                          <w:bCs/>
-                          <w:lang w:val="en-US"/>
-                        </w:rPr>
-                        <w:t>) {</w:t>
+                        <w:t>} else if (cond) {</w:t>
                       </w:r>
                     </w:p>
                     <w:p>
@@ -4691,27 +4199,7 @@
           <w:bCs/>
           <w:lang w:val="en-US"/>
         </w:rPr>
-        <w:t>If (</w:t>
-      </w:r>
-      <w:proofErr w:type="spellStart"/>
-      <w:r>
-        <w:rPr>
-          <w:rFonts w:ascii="Bookman Old Style" w:hAnsi="Bookman Old Style"/>
-          <w:b/>
-          <w:bCs/>
-          <w:lang w:val="en-US"/>
-        </w:rPr>
-        <w:t>cond</w:t>
-      </w:r>
-      <w:proofErr w:type="spellEnd"/>
-      <w:r>
-        <w:rPr>
-          <w:rFonts w:ascii="Bookman Old Style" w:hAnsi="Bookman Old Style"/>
-          <w:b/>
-          <w:bCs/>
-          <w:lang w:val="en-US"/>
-        </w:rPr>
-        <w:t>) {</w:t>
+        <w:t>If (cond) {</w:t>
       </w:r>
     </w:p>
     <w:p>
@@ -4816,39 +4304,8 @@
                                 <w:bCs/>
                                 <w:lang w:val="en-US"/>
                               </w:rPr>
-                              <w:t>Switch (</w:t>
+                              <w:t>Switch (val/var/exp)  {</w:t>
                             </w:r>
-                            <w:proofErr w:type="spellStart"/>
-                            <w:r>
-                              <w:rPr>
-                                <w:rFonts w:ascii="Bookman Old Style" w:hAnsi="Bookman Old Style"/>
-                                <w:b/>
-                                <w:bCs/>
-                                <w:lang w:val="en-US"/>
-                              </w:rPr>
-                              <w:t>val</w:t>
-                            </w:r>
-                            <w:proofErr w:type="spellEnd"/>
-                            <w:r>
-                              <w:rPr>
-                                <w:rFonts w:ascii="Bookman Old Style" w:hAnsi="Bookman Old Style"/>
-                                <w:b/>
-                                <w:bCs/>
-                                <w:lang w:val="en-US"/>
-                              </w:rPr>
-                              <w:t>/var/</w:t>
-                            </w:r>
-                            <w:proofErr w:type="gramStart"/>
-                            <w:r>
-                              <w:rPr>
-                                <w:rFonts w:ascii="Bookman Old Style" w:hAnsi="Bookman Old Style"/>
-                                <w:b/>
-                                <w:bCs/>
-                                <w:lang w:val="en-US"/>
-                              </w:rPr>
-                              <w:t>exp)  {</w:t>
-                            </w:r>
-                            <w:proofErr w:type="gramEnd"/>
                           </w:p>
                           <w:p>
                             <w:pPr>
@@ -5317,39 +4774,8 @@
                           <w:bCs/>
                           <w:lang w:val="en-US"/>
                         </w:rPr>
-                        <w:t>Switch (</w:t>
+                        <w:t>Switch (val/var/exp)  {</w:t>
                       </w:r>
-                      <w:proofErr w:type="spellStart"/>
-                      <w:r>
-                        <w:rPr>
-                          <w:rFonts w:ascii="Bookman Old Style" w:hAnsi="Bookman Old Style"/>
-                          <w:b/>
-                          <w:bCs/>
-                          <w:lang w:val="en-US"/>
-                        </w:rPr>
-                        <w:t>val</w:t>
-                      </w:r>
-                      <w:proofErr w:type="spellEnd"/>
-                      <w:r>
-                        <w:rPr>
-                          <w:rFonts w:ascii="Bookman Old Style" w:hAnsi="Bookman Old Style"/>
-                          <w:b/>
-                          <w:bCs/>
-                          <w:lang w:val="en-US"/>
-                        </w:rPr>
-                        <w:t>/var/</w:t>
-                      </w:r>
-                      <w:proofErr w:type="gramStart"/>
-                      <w:r>
-                        <w:rPr>
-                          <w:rFonts w:ascii="Bookman Old Style" w:hAnsi="Bookman Old Style"/>
-                          <w:b/>
-                          <w:bCs/>
-                          <w:lang w:val="en-US"/>
-                        </w:rPr>
-                        <w:t>exp)  {</w:t>
-                      </w:r>
-                      <w:proofErr w:type="gramEnd"/>
                     </w:p>
                     <w:p>
                       <w:pPr>
@@ -5849,27 +5275,7 @@
           <w:bCs/>
           <w:lang w:val="en-US"/>
         </w:rPr>
-        <w:t>If (</w:t>
-      </w:r>
-      <w:proofErr w:type="spellStart"/>
-      <w:r>
-        <w:rPr>
-          <w:rFonts w:ascii="Bookman Old Style" w:hAnsi="Bookman Old Style"/>
-          <w:b/>
-          <w:bCs/>
-          <w:lang w:val="en-US"/>
-        </w:rPr>
-        <w:t>cond</w:t>
-      </w:r>
-      <w:proofErr w:type="spellEnd"/>
-      <w:r>
-        <w:rPr>
-          <w:rFonts w:ascii="Bookman Old Style" w:hAnsi="Bookman Old Style"/>
-          <w:b/>
-          <w:bCs/>
-          <w:lang w:val="en-US"/>
-        </w:rPr>
-        <w:t>) {</w:t>
+        <w:t>If (cond) {</w:t>
       </w:r>
     </w:p>
     <w:p>
@@ -6088,87 +5494,7 @@
           <w:bCs/>
           <w:lang w:val="en-US"/>
         </w:rPr>
-        <w:t>For (</w:t>
-      </w:r>
-      <w:proofErr w:type="spellStart"/>
-      <w:r>
-        <w:rPr>
-          <w:rFonts w:ascii="Bookman Old Style" w:hAnsi="Bookman Old Style"/>
-          <w:b/>
-          <w:bCs/>
-          <w:lang w:val="en-US"/>
-        </w:rPr>
-        <w:t>init</w:t>
-      </w:r>
-      <w:proofErr w:type="spellEnd"/>
-      <w:r>
-        <w:rPr>
-          <w:rFonts w:ascii="Bookman Old Style" w:hAnsi="Bookman Old Style"/>
-          <w:b/>
-          <w:bCs/>
-          <w:lang w:val="en-US"/>
-        </w:rPr>
-        <w:t xml:space="preserve">; </w:t>
-      </w:r>
-      <w:proofErr w:type="spellStart"/>
-      <w:r>
-        <w:rPr>
-          <w:rFonts w:ascii="Bookman Old Style" w:hAnsi="Bookman Old Style"/>
-          <w:b/>
-          <w:bCs/>
-          <w:lang w:val="en-US"/>
-        </w:rPr>
-        <w:t>cond</w:t>
-      </w:r>
-      <w:proofErr w:type="spellEnd"/>
-      <w:r>
-        <w:rPr>
-          <w:rFonts w:ascii="Bookman Old Style" w:hAnsi="Bookman Old Style"/>
-          <w:b/>
-          <w:bCs/>
-          <w:lang w:val="en-US"/>
-        </w:rPr>
-        <w:t xml:space="preserve">; </w:t>
-      </w:r>
-      <w:proofErr w:type="spellStart"/>
-      <w:r>
-        <w:rPr>
-          <w:rFonts w:ascii="Bookman Old Style" w:hAnsi="Bookman Old Style"/>
-          <w:b/>
-          <w:bCs/>
-          <w:lang w:val="en-US"/>
-        </w:rPr>
-        <w:t>incr</w:t>
-      </w:r>
-      <w:proofErr w:type="spellEnd"/>
-      <w:r>
-        <w:rPr>
-          <w:rFonts w:ascii="Bookman Old Style" w:hAnsi="Bookman Old Style"/>
-          <w:b/>
-          <w:bCs/>
-          <w:lang w:val="en-US"/>
-        </w:rPr>
-        <w:t>/</w:t>
-      </w:r>
-      <w:proofErr w:type="spellStart"/>
-      <w:r>
-        <w:rPr>
-          <w:rFonts w:ascii="Bookman Old Style" w:hAnsi="Bookman Old Style"/>
-          <w:b/>
-          <w:bCs/>
-          <w:lang w:val="en-US"/>
-        </w:rPr>
-        <w:t>decr</w:t>
-      </w:r>
-      <w:proofErr w:type="spellEnd"/>
-      <w:r>
-        <w:rPr>
-          <w:rFonts w:ascii="Bookman Old Style" w:hAnsi="Bookman Old Style"/>
-          <w:b/>
-          <w:bCs/>
-          <w:lang w:val="en-US"/>
-        </w:rPr>
-        <w:t>) {</w:t>
+        <w:t>For (init; cond; incr/decr) {</w:t>
       </w:r>
     </w:p>
     <w:p>
@@ -6247,27 +5573,7 @@
           <w:bCs/>
           <w:lang w:val="en-US"/>
         </w:rPr>
-        <w:t>While (</w:t>
-      </w:r>
-      <w:proofErr w:type="spellStart"/>
-      <w:r>
-        <w:rPr>
-          <w:rFonts w:ascii="Bookman Old Style" w:hAnsi="Bookman Old Style"/>
-          <w:b/>
-          <w:bCs/>
-          <w:lang w:val="en-US"/>
-        </w:rPr>
-        <w:t>cond</w:t>
-      </w:r>
-      <w:proofErr w:type="spellEnd"/>
-      <w:r>
-        <w:rPr>
-          <w:rFonts w:ascii="Bookman Old Style" w:hAnsi="Bookman Old Style"/>
-          <w:b/>
-          <w:bCs/>
-          <w:lang w:val="en-US"/>
-        </w:rPr>
-        <w:t>) {</w:t>
+        <w:t>While (cond) {</w:t>
       </w:r>
     </w:p>
     <w:p>
@@ -6385,27 +5691,411 @@
           <w:bCs/>
           <w:lang w:val="en-US"/>
         </w:rPr>
-        <w:t>} while (</w:t>
-      </w:r>
-      <w:proofErr w:type="spellStart"/>
-      <w:r>
-        <w:rPr>
-          <w:rFonts w:ascii="Bookman Old Style" w:hAnsi="Bookman Old Style"/>
-          <w:b/>
-          <w:bCs/>
-          <w:lang w:val="en-US"/>
-        </w:rPr>
-        <w:t>cond</w:t>
-      </w:r>
-      <w:proofErr w:type="spellEnd"/>
-      <w:r>
-        <w:rPr>
-          <w:rFonts w:ascii="Bookman Old Style" w:hAnsi="Bookman Old Style"/>
-          <w:b/>
-          <w:bCs/>
-          <w:lang w:val="en-US"/>
-        </w:rPr>
-        <w:t>);</w:t>
+        <w:t>} while (cond);</w:t>
+      </w:r>
+      <w:r>
+        <w:rPr>
+          <w:rFonts w:ascii="Bookman Old Style" w:hAnsi="Bookman Old Style"/>
+          <w:b/>
+          <w:bCs/>
+          <w:lang w:val="en-US"/>
+        </w:rPr>
+        <w:t>`</w:t>
+      </w:r>
+    </w:p>
+    <w:p>
+      <w:pPr>
+        <w:rPr>
+          <w:rFonts w:ascii="Bookman Old Style" w:hAnsi="Bookman Old Style"/>
+          <w:b/>
+          <w:bCs/>
+          <w:lang w:val="en-US"/>
+        </w:rPr>
+      </w:pPr>
+      <w:r>
+        <w:rPr>
+          <w:rFonts w:ascii="Bookman Old Style" w:hAnsi="Bookman Old Style"/>
+          <w:b/>
+          <w:bCs/>
+          <w:lang w:val="en-US"/>
+        </w:rPr>
+        <w:br w:type="page"/>
+      </w:r>
+    </w:p>
+    <w:p>
+      <w:pPr>
+        <w:rPr>
+          <w:rFonts w:ascii="Bookman Old Style" w:hAnsi="Bookman Old Style"/>
+          <w:b/>
+          <w:bCs/>
+          <w:color w:val="EE0000"/>
+          <w:lang w:val="en-US"/>
+        </w:rPr>
+      </w:pPr>
+      <w:r>
+        <w:rPr>
+          <w:rFonts w:ascii="Bookman Old Style" w:hAnsi="Bookman Old Style"/>
+          <w:b/>
+          <w:bCs/>
+          <w:color w:val="EE0000"/>
+          <w:lang w:val="en-US"/>
+        </w:rPr>
+        <w:lastRenderedPageBreak/>
+        <w:t>ARRAY:</w:t>
+      </w:r>
+    </w:p>
+    <w:p>
+      <w:pPr>
+        <w:rPr>
+          <w:rFonts w:ascii="Bookman Old Style" w:hAnsi="Bookman Old Style"/>
+          <w:b/>
+          <w:bCs/>
+          <w:lang w:val="en-US"/>
+        </w:rPr>
+      </w:pPr>
+      <w:r>
+        <w:rPr>
+          <w:rFonts w:ascii="Bookman Old Style" w:hAnsi="Bookman Old Style"/>
+          <w:b/>
+          <w:bCs/>
+          <w:lang w:val="en-US"/>
+        </w:rPr>
+        <w:tab/>
+        <w:t>Collection of data which shared same memory location with same data type</w:t>
+      </w:r>
+    </w:p>
+    <w:p>
+      <w:pPr>
+        <w:rPr>
+          <w:rFonts w:ascii="Bookman Old Style" w:hAnsi="Bookman Old Style"/>
+          <w:b/>
+          <w:bCs/>
+          <w:color w:val="BF8F00" w:themeColor="accent4" w:themeShade="BF"/>
+          <w:lang w:val="en-US"/>
+        </w:rPr>
+      </w:pPr>
+      <w:r>
+        <w:rPr>
+          <w:rFonts w:ascii="Bookman Old Style" w:hAnsi="Bookman Old Style"/>
+          <w:b/>
+          <w:bCs/>
+          <w:color w:val="BF8F00" w:themeColor="accent4" w:themeShade="BF"/>
+          <w:lang w:val="en-US"/>
+        </w:rPr>
+        <w:t>Why Array?</w:t>
+      </w:r>
+    </w:p>
+    <w:p>
+      <w:pPr>
+        <w:rPr>
+          <w:rFonts w:ascii="Bookman Old Style" w:hAnsi="Bookman Old Style"/>
+          <w:b/>
+          <w:bCs/>
+          <w:lang w:val="en-US"/>
+        </w:rPr>
+      </w:pPr>
+      <w:r>
+        <w:rPr>
+          <w:rFonts w:ascii="Bookman Old Style" w:hAnsi="Bookman Old Style"/>
+          <w:b/>
+          <w:bCs/>
+          <w:lang w:val="en-US"/>
+        </w:rPr>
+        <w:tab/>
+        <w:t>To avoid fragmentation</w:t>
+      </w:r>
+    </w:p>
+    <w:p>
+      <w:pPr>
+        <w:rPr>
+          <w:rFonts w:ascii="Bookman Old Style" w:hAnsi="Bookman Old Style"/>
+          <w:b/>
+          <w:bCs/>
+          <w:lang w:val="en-US"/>
+        </w:rPr>
+      </w:pPr>
+      <w:r>
+        <w:rPr>
+          <w:rFonts w:ascii="Bookman Old Style" w:hAnsi="Bookman Old Style"/>
+          <w:b/>
+          <w:bCs/>
+          <w:lang w:val="en-US"/>
+        </w:rPr>
+        <w:t>Array Creation</w:t>
+      </w:r>
+    </w:p>
+    <w:p>
+      <w:pPr>
+        <w:rPr>
+          <w:rFonts w:ascii="Bookman Old Style" w:hAnsi="Bookman Old Style"/>
+          <w:b/>
+          <w:bCs/>
+          <w:lang w:val="en-US"/>
+        </w:rPr>
+      </w:pPr>
+      <w:r>
+        <w:rPr>
+          <w:rFonts w:ascii="Bookman Old Style" w:hAnsi="Bookman Old Style"/>
+          <w:b/>
+          <w:bCs/>
+          <w:lang w:val="en-US"/>
+        </w:rPr>
+        <w:t>Method #1:</w:t>
+      </w:r>
+    </w:p>
+    <w:p>
+      <w:pPr>
+        <w:rPr>
+          <w:rFonts w:ascii="Bookman Old Style" w:hAnsi="Bookman Old Style"/>
+          <w:b/>
+          <w:bCs/>
+          <w:lang w:val="en-US"/>
+        </w:rPr>
+      </w:pPr>
+      <w:r>
+        <w:rPr>
+          <w:rFonts w:ascii="Bookman Old Style" w:hAnsi="Bookman Old Style"/>
+          <w:b/>
+          <w:bCs/>
+          <w:lang w:val="en-US"/>
+        </w:rPr>
+        <w:tab/>
+        <w:t>Data_Type</w:t>
+      </w:r>
+      <w:r>
+        <w:rPr>
+          <w:rFonts w:ascii="Bookman Old Style" w:hAnsi="Bookman Old Style"/>
+          <w:b/>
+          <w:bCs/>
+          <w:lang w:val="en-US"/>
+        </w:rPr>
+        <w:tab/>
+        <w:t>token[ ]</w:t>
+      </w:r>
+      <w:r>
+        <w:rPr>
+          <w:rFonts w:ascii="Bookman Old Style" w:hAnsi="Bookman Old Style"/>
+          <w:b/>
+          <w:bCs/>
+          <w:lang w:val="en-US"/>
+        </w:rPr>
+        <w:tab/>
+        <w:t>=</w:t>
+      </w:r>
+      <w:r>
+        <w:rPr>
+          <w:rFonts w:ascii="Bookman Old Style" w:hAnsi="Bookman Old Style"/>
+          <w:b/>
+          <w:bCs/>
+          <w:lang w:val="en-US"/>
+        </w:rPr>
+        <w:tab/>
+        <w:t>new</w:t>
+      </w:r>
+      <w:r>
+        <w:rPr>
+          <w:rFonts w:ascii="Bookman Old Style" w:hAnsi="Bookman Old Style"/>
+          <w:b/>
+          <w:bCs/>
+          <w:lang w:val="en-US"/>
+        </w:rPr>
+        <w:tab/>
+        <w:t>Data_Type[size];</w:t>
+      </w:r>
+    </w:p>
+    <w:p>
+      <w:pPr>
+        <w:rPr>
+          <w:rFonts w:ascii="Bookman Old Style" w:hAnsi="Bookman Old Style"/>
+          <w:b/>
+          <w:bCs/>
+          <w:lang w:val="en-US"/>
+        </w:rPr>
+      </w:pPr>
+      <w:r>
+        <w:rPr>
+          <w:rFonts w:ascii="Bookman Old Style" w:hAnsi="Bookman Old Style"/>
+          <w:b/>
+          <w:bCs/>
+          <w:lang w:val="en-US"/>
+        </w:rPr>
+        <w:tab/>
+        <w:t>Int [ ]</w:t>
+      </w:r>
+      <w:r>
+        <w:rPr>
+          <w:rFonts w:ascii="Bookman Old Style" w:hAnsi="Bookman Old Style"/>
+          <w:b/>
+          <w:bCs/>
+          <w:lang w:val="en-US"/>
+        </w:rPr>
+        <w:tab/>
+      </w:r>
+      <w:r>
+        <w:rPr>
+          <w:rFonts w:ascii="Bookman Old Style" w:hAnsi="Bookman Old Style"/>
+          <w:b/>
+          <w:bCs/>
+          <w:lang w:val="en-US"/>
+        </w:rPr>
+        <w:tab/>
+        <w:t>x</w:t>
+      </w:r>
+      <w:r>
+        <w:rPr>
+          <w:rFonts w:ascii="Bookman Old Style" w:hAnsi="Bookman Old Style"/>
+          <w:b/>
+          <w:bCs/>
+          <w:lang w:val="en-US"/>
+        </w:rPr>
+        <w:tab/>
+      </w:r>
+      <w:r>
+        <w:rPr>
+          <w:rFonts w:ascii="Bookman Old Style" w:hAnsi="Bookman Old Style"/>
+          <w:b/>
+          <w:bCs/>
+          <w:lang w:val="en-US"/>
+        </w:rPr>
+        <w:tab/>
+        <w:t>=</w:t>
+      </w:r>
+      <w:r>
+        <w:rPr>
+          <w:rFonts w:ascii="Bookman Old Style" w:hAnsi="Bookman Old Style"/>
+          <w:b/>
+          <w:bCs/>
+          <w:lang w:val="en-US"/>
+        </w:rPr>
+        <w:tab/>
+        <w:t>new</w:t>
+      </w:r>
+      <w:r>
+        <w:rPr>
+          <w:rFonts w:ascii="Bookman Old Style" w:hAnsi="Bookman Old Style"/>
+          <w:b/>
+          <w:bCs/>
+          <w:lang w:val="en-US"/>
+        </w:rPr>
+        <w:tab/>
+        <w:t>int[4];</w:t>
+      </w:r>
+    </w:p>
+    <w:p>
+      <w:pPr>
+        <w:rPr>
+          <w:rFonts w:ascii="Bookman Old Style" w:hAnsi="Bookman Old Style"/>
+          <w:b/>
+          <w:bCs/>
+          <w:lang w:val="en-US"/>
+        </w:rPr>
+      </w:pPr>
+    </w:p>
+    <w:p>
+      <w:pPr>
+        <w:rPr>
+          <w:rFonts w:ascii="Bookman Old Style" w:hAnsi="Bookman Old Style"/>
+          <w:b/>
+          <w:bCs/>
+          <w:lang w:val="en-US"/>
+        </w:rPr>
+      </w:pPr>
+      <w:r>
+        <w:rPr>
+          <w:rFonts w:ascii="Bookman Old Style" w:hAnsi="Bookman Old Style"/>
+          <w:b/>
+          <w:bCs/>
+          <w:lang w:val="en-US"/>
+        </w:rPr>
+        <w:t>Method #2:</w:t>
+      </w:r>
+    </w:p>
+    <w:p>
+      <w:pPr>
+        <w:rPr>
+          <w:rFonts w:ascii="Bookman Old Style" w:hAnsi="Bookman Old Style"/>
+          <w:b/>
+          <w:bCs/>
+          <w:lang w:val="en-US"/>
+        </w:rPr>
+      </w:pPr>
+      <w:r>
+        <w:rPr>
+          <w:rFonts w:ascii="Bookman Old Style" w:hAnsi="Bookman Old Style"/>
+          <w:b/>
+          <w:bCs/>
+          <w:lang w:val="en-US"/>
+        </w:rPr>
+        <w:tab/>
+        <w:t>Data_Type[ ]</w:t>
+      </w:r>
+      <w:r>
+        <w:rPr>
+          <w:rFonts w:ascii="Bookman Old Style" w:hAnsi="Bookman Old Style"/>
+          <w:b/>
+          <w:bCs/>
+          <w:lang w:val="en-US"/>
+        </w:rPr>
+        <w:tab/>
+        <w:t>token  =  {value1, value2 , … valueN};</w:t>
+      </w:r>
+    </w:p>
+    <w:p>
+      <w:pPr>
+        <w:rPr>
+          <w:rFonts w:ascii="Bookman Old Style" w:hAnsi="Bookman Old Style"/>
+          <w:b/>
+          <w:bCs/>
+          <w:lang w:val="en-US"/>
+        </w:rPr>
+      </w:pPr>
+      <w:r>
+        <w:rPr>
+          <w:rFonts w:ascii="Bookman Old Style" w:hAnsi="Bookman Old Style"/>
+          <w:b/>
+          <w:bCs/>
+          <w:lang w:val="en-US"/>
+        </w:rPr>
+        <w:tab/>
+        <w:t>Int[ ]</w:t>
+      </w:r>
+      <w:r>
+        <w:rPr>
+          <w:rFonts w:ascii="Bookman Old Style" w:hAnsi="Bookman Old Style"/>
+          <w:b/>
+          <w:bCs/>
+          <w:lang w:val="en-US"/>
+        </w:rPr>
+        <w:tab/>
+      </w:r>
+      <w:r>
+        <w:rPr>
+          <w:rFonts w:ascii="Bookman Old Style" w:hAnsi="Bookman Old Style"/>
+          <w:b/>
+          <w:bCs/>
+          <w:lang w:val="en-US"/>
+        </w:rPr>
+        <w:tab/>
+        <w:t>y</w:t>
+      </w:r>
+      <w:r>
+        <w:rPr>
+          <w:rFonts w:ascii="Bookman Old Style" w:hAnsi="Bookman Old Style"/>
+          <w:b/>
+          <w:bCs/>
+          <w:lang w:val="en-US"/>
+        </w:rPr>
+        <w:tab/>
+        <w:t xml:space="preserve"> =  {10,20,30,40,50};</w:t>
+      </w:r>
+      <w:r>
+        <w:rPr>
+          <w:rFonts w:ascii="Bookman Old Style" w:hAnsi="Bookman Old Style"/>
+          <w:b/>
+          <w:bCs/>
+          <w:lang w:val="en-US"/>
+        </w:rPr>
+        <w:tab/>
       </w:r>
     </w:p>
     <w:p>

--- a/src/zdocument/Class Document_Backend.docx
+++ b/src/zdocument/Class Document_Backend.docx
@@ -954,14 +954,105 @@
           <w:lang w:val="en-US"/>
         </w:rPr>
       </w:pPr>
-      <w:r>
-        <w:rPr>
-          <w:rFonts w:ascii="Bookman Old Style" w:hAnsi="Bookman Old Style"/>
-          <w:b/>
-          <w:bCs/>
-          <w:lang w:val="en-US"/>
-        </w:rPr>
-        <w:t>Lion.Roaring(), Hunting(), Sleeping(), Eating(), Running()</w:t>
+      <w:proofErr w:type="spellStart"/>
+      <w:r>
+        <w:rPr>
+          <w:rFonts w:ascii="Bookman Old Style" w:hAnsi="Bookman Old Style"/>
+          <w:b/>
+          <w:bCs/>
+          <w:lang w:val="en-US"/>
+        </w:rPr>
+        <w:t>Lion.Roaring</w:t>
+      </w:r>
+      <w:proofErr w:type="spellEnd"/>
+      <w:r>
+        <w:rPr>
+          <w:rFonts w:ascii="Bookman Old Style" w:hAnsi="Bookman Old Style"/>
+          <w:b/>
+          <w:bCs/>
+          <w:lang w:val="en-US"/>
+        </w:rPr>
+        <w:t xml:space="preserve">(), </w:t>
+      </w:r>
+      <w:proofErr w:type="gramStart"/>
+      <w:r>
+        <w:rPr>
+          <w:rFonts w:ascii="Bookman Old Style" w:hAnsi="Bookman Old Style"/>
+          <w:b/>
+          <w:bCs/>
+          <w:lang w:val="en-US"/>
+        </w:rPr>
+        <w:t>Hunting(</w:t>
+      </w:r>
+      <w:proofErr w:type="gramEnd"/>
+      <w:r>
+        <w:rPr>
+          <w:rFonts w:ascii="Bookman Old Style" w:hAnsi="Bookman Old Style"/>
+          <w:b/>
+          <w:bCs/>
+          <w:lang w:val="en-US"/>
+        </w:rPr>
+        <w:t xml:space="preserve">), </w:t>
+      </w:r>
+      <w:proofErr w:type="gramStart"/>
+      <w:r>
+        <w:rPr>
+          <w:rFonts w:ascii="Bookman Old Style" w:hAnsi="Bookman Old Style"/>
+          <w:b/>
+          <w:bCs/>
+          <w:lang w:val="en-US"/>
+        </w:rPr>
+        <w:t>Sleeping(</w:t>
+      </w:r>
+      <w:proofErr w:type="gramEnd"/>
+      <w:r>
+        <w:rPr>
+          <w:rFonts w:ascii="Bookman Old Style" w:hAnsi="Bookman Old Style"/>
+          <w:b/>
+          <w:bCs/>
+          <w:lang w:val="en-US"/>
+        </w:rPr>
+        <w:t xml:space="preserve">), </w:t>
+      </w:r>
+      <w:proofErr w:type="gramStart"/>
+      <w:r>
+        <w:rPr>
+          <w:rFonts w:ascii="Bookman Old Style" w:hAnsi="Bookman Old Style"/>
+          <w:b/>
+          <w:bCs/>
+          <w:lang w:val="en-US"/>
+        </w:rPr>
+        <w:t>Eating(</w:t>
+      </w:r>
+      <w:proofErr w:type="gramEnd"/>
+      <w:r>
+        <w:rPr>
+          <w:rFonts w:ascii="Bookman Old Style" w:hAnsi="Bookman Old Style"/>
+          <w:b/>
+          <w:bCs/>
+          <w:lang w:val="en-US"/>
+        </w:rPr>
+        <w:t xml:space="preserve">), </w:t>
+      </w:r>
+      <w:proofErr w:type="gramStart"/>
+      <w:r>
+        <w:rPr>
+          <w:rFonts w:ascii="Bookman Old Style" w:hAnsi="Bookman Old Style"/>
+          <w:b/>
+          <w:bCs/>
+          <w:lang w:val="en-US"/>
+        </w:rPr>
+        <w:t>Running(</w:t>
+      </w:r>
+      <w:proofErr w:type="gramEnd"/>
+      <w:r>
+        <w:rPr>
+          <w:rFonts w:ascii="Bookman Old Style" w:hAnsi="Bookman Old Style"/>
+          <w:b/>
+          <w:bCs/>
+          <w:lang w:val="en-US"/>
+        </w:rPr>
+        <w:t>)</w:t>
       </w:r>
     </w:p>
     <w:p>
@@ -1002,14 +1093,65 @@
           <w:lang w:val="en-US"/>
         </w:rPr>
       </w:pPr>
-      <w:r>
-        <w:rPr>
-          <w:rFonts w:ascii="Bookman Old Style" w:hAnsi="Bookman Old Style"/>
-          <w:b/>
-          <w:bCs/>
-          <w:lang w:val="en-US"/>
-        </w:rPr>
-        <w:t>Rabbit.Sleeping()/ Eating()/ Running()</w:t>
+      <w:proofErr w:type="spellStart"/>
+      <w:r>
+        <w:rPr>
+          <w:rFonts w:ascii="Bookman Old Style" w:hAnsi="Bookman Old Style"/>
+          <w:b/>
+          <w:bCs/>
+          <w:lang w:val="en-US"/>
+        </w:rPr>
+        <w:t>Rabbit.Sleeping</w:t>
+      </w:r>
+      <w:proofErr w:type="spellEnd"/>
+      <w:r>
+        <w:rPr>
+          <w:rFonts w:ascii="Bookman Old Style" w:hAnsi="Bookman Old Style"/>
+          <w:b/>
+          <w:bCs/>
+          <w:lang w:val="en-US"/>
+        </w:rPr>
+        <w:t xml:space="preserve">()/ </w:t>
+      </w:r>
+      <w:proofErr w:type="gramStart"/>
+      <w:r>
+        <w:rPr>
+          <w:rFonts w:ascii="Bookman Old Style" w:hAnsi="Bookman Old Style"/>
+          <w:b/>
+          <w:bCs/>
+          <w:lang w:val="en-US"/>
+        </w:rPr>
+        <w:t>Eating(</w:t>
+      </w:r>
+      <w:proofErr w:type="gramEnd"/>
+      <w:r>
+        <w:rPr>
+          <w:rFonts w:ascii="Bookman Old Style" w:hAnsi="Bookman Old Style"/>
+          <w:b/>
+          <w:bCs/>
+          <w:lang w:val="en-US"/>
+        </w:rPr>
+        <w:t xml:space="preserve">)/ </w:t>
+      </w:r>
+      <w:proofErr w:type="gramStart"/>
+      <w:r>
+        <w:rPr>
+          <w:rFonts w:ascii="Bookman Old Style" w:hAnsi="Bookman Old Style"/>
+          <w:b/>
+          <w:bCs/>
+          <w:lang w:val="en-US"/>
+        </w:rPr>
+        <w:t>Running(</w:t>
+      </w:r>
+      <w:proofErr w:type="gramEnd"/>
+      <w:r>
+        <w:rPr>
+          <w:rFonts w:ascii="Bookman Old Style" w:hAnsi="Bookman Old Style"/>
+          <w:b/>
+          <w:bCs/>
+          <w:lang w:val="en-US"/>
+        </w:rPr>
+        <w:t>)</w:t>
       </w:r>
     </w:p>
     <w:p>
@@ -1081,15 +1223,57 @@
           <w:lang w:val="en-US"/>
         </w:rPr>
       </w:pPr>
-      <w:r>
-        <w:rPr>
-          <w:rFonts w:ascii="Bookman Old Style" w:hAnsi="Bookman Old Style"/>
-          <w:b/>
-          <w:bCs/>
-          <w:lang w:val="en-US"/>
-        </w:rPr>
-        <w:t>Class  class_name  {</w:t>
-      </w:r>
+      <w:proofErr w:type="gramStart"/>
+      <w:r>
+        <w:rPr>
+          <w:rFonts w:ascii="Bookman Old Style" w:hAnsi="Bookman Old Style"/>
+          <w:b/>
+          <w:bCs/>
+          <w:lang w:val="en-US"/>
+        </w:rPr>
+        <w:t xml:space="preserve">Class  </w:t>
+      </w:r>
+      <w:proofErr w:type="spellStart"/>
+      <w:r>
+        <w:rPr>
+          <w:rFonts w:ascii="Bookman Old Style" w:hAnsi="Bookman Old Style"/>
+          <w:b/>
+          <w:bCs/>
+          <w:lang w:val="en-US"/>
+        </w:rPr>
+        <w:t>class</w:t>
+      </w:r>
+      <w:proofErr w:type="gramEnd"/>
+      <w:r>
+        <w:rPr>
+          <w:rFonts w:ascii="Bookman Old Style" w:hAnsi="Bookman Old Style"/>
+          <w:b/>
+          <w:bCs/>
+          <w:lang w:val="en-US"/>
+        </w:rPr>
+        <w:t>_</w:t>
+      </w:r>
+      <w:proofErr w:type="gramStart"/>
+      <w:r>
+        <w:rPr>
+          <w:rFonts w:ascii="Bookman Old Style" w:hAnsi="Bookman Old Style"/>
+          <w:b/>
+          <w:bCs/>
+          <w:lang w:val="en-US"/>
+        </w:rPr>
+        <w:t>name</w:t>
+      </w:r>
+      <w:proofErr w:type="spellEnd"/>
+      <w:r>
+        <w:rPr>
+          <w:rFonts w:ascii="Bookman Old Style" w:hAnsi="Bookman Old Style"/>
+          <w:b/>
+          <w:bCs/>
+          <w:lang w:val="en-US"/>
+        </w:rPr>
+        <w:t xml:space="preserve">  {</w:t>
+      </w:r>
+      <w:proofErr w:type="gramEnd"/>
     </w:p>
     <w:p>
       <w:pPr>
@@ -1232,7 +1416,7 @@
         <mc:AlternateContent>
           <mc:Choice Requires="wpi">
             <w:drawing>
-              <wp:anchor distT="0" distB="0" distL="114300" distR="114300" simplePos="0" relativeHeight="251669504" behindDoc="0" locked="0" layoutInCell="1" allowOverlap="1" wp14:anchorId="7804DB12" wp14:editId="0E51A5D2">
+              <wp:anchor distT="0" distB="0" distL="114300" distR="114300" simplePos="0" relativeHeight="251668480" behindDoc="0" locked="0" layoutInCell="1" allowOverlap="1" wp14:anchorId="7804DB12" wp14:editId="42D63B4F">
                 <wp:simplePos x="0" y="0"/>
                 <wp:positionH relativeFrom="column">
                   <wp:posOffset>4377390</wp:posOffset>
@@ -1263,7 +1447,7 @@
           </mc:Choice>
           <mc:Fallback>
             <w:pict>
-              <v:shapetype w14:anchorId="431B0CEF" id="_x0000_t75" coordsize="21600,21600" o:spt="75" o:preferrelative="t" path="m@4@5l@4@11@9@11@9@5xe" filled="f" stroked="f">
+              <v:shapetype w14:anchorId="0DEC5895" id="_x0000_t75" coordsize="21600,21600" o:spt="75" o:preferrelative="t" path="m@4@5l@4@11@9@11@9@5xe" filled="f" stroked="f">
                 <v:stroke joinstyle="miter"/>
                 <v:formulas>
                   <v:f eqn="if lineDrawn pixelLineWidth 0"/>
@@ -1282,7 +1466,7 @@
                 <v:path o:extrusionok="f" gradientshapeok="t" o:connecttype="rect"/>
                 <o:lock v:ext="edit" aspectratio="t"/>
               </v:shapetype>
-              <v:shape id="Ink 33" o:spid="_x0000_s1026" type="#_x0000_t75" style="position:absolute;margin-left:344.2pt;margin-top:-4pt;width:129.1pt;height:19.75pt;z-index:251669504;visibility:visible;mso-wrap-style:square;mso-wrap-distance-left:9pt;mso-wrap-distance-top:0;mso-wrap-distance-right:9pt;mso-wrap-distance-bottom:0;mso-position-horizontal:absolute;mso-position-horizontal-relative:text;mso-position-vertical:absolute;mso-position-vertical-relative:text" o:gfxdata="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">
+              <v:shape id="Ink 33" o:spid="_x0000_s1026" type="#_x0000_t75" style="position:absolute;margin-left:344.2pt;margin-top:-4pt;width:129.1pt;height:19.75pt;z-index:251668480;visibility:visible;mso-wrap-style:square;mso-wrap-distance-left:9pt;mso-wrap-distance-top:0;mso-wrap-distance-right:9pt;mso-wrap-distance-bottom:0;mso-position-horizontal:absolute;mso-position-horizontal-relative:text;mso-position-vertical:absolute;mso-position-vertical-relative:text" o:gfxdata="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">
                 <v:imagedata r:id="rId6" o:title=""/>
               </v:shape>
             </w:pict>
@@ -1301,7 +1485,7 @@
         <mc:AlternateContent>
           <mc:Choice Requires="wpi">
             <w:drawing>
-              <wp:anchor distT="0" distB="0" distL="114300" distR="114300" simplePos="0" relativeHeight="251668480" behindDoc="0" locked="0" layoutInCell="1" allowOverlap="1" wp14:anchorId="5F883445" wp14:editId="79932318">
+              <wp:anchor distT="0" distB="0" distL="114300" distR="114300" simplePos="0" relativeHeight="251667456" behindDoc="0" locked="0" layoutInCell="1" allowOverlap="1" wp14:anchorId="5F883445" wp14:editId="240A867D">
                 <wp:simplePos x="0" y="0"/>
                 <wp:positionH relativeFrom="column">
                   <wp:posOffset>4741545</wp:posOffset>
@@ -1332,7 +1516,7 @@
           </mc:Choice>
           <mc:Fallback>
             <w:pict>
-              <v:shape w14:anchorId="2A5D3B64" id="Ink 32" o:spid="_x0000_s1026" type="#_x0000_t75" style="position:absolute;margin-left:372.85pt;margin-top:-37.7pt;width:69.05pt;height:35.85pt;z-index:251668480;visibility:visible;mso-wrap-style:square;mso-wrap-distance-left:9pt;mso-wrap-distance-top:0;mso-wrap-distance-right:9pt;mso-wrap-distance-bottom:0;mso-position-horizontal:absolute;mso-position-horizontal-relative:text;mso-position-vertical:absolute;mso-position-vertical-relative:text" o:gfxdata="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">
+              <v:shape w14:anchorId="27BCA8EB" id="Ink 32" o:spid="_x0000_s1026" type="#_x0000_t75" style="position:absolute;margin-left:372.85pt;margin-top:-37.7pt;width:69.05pt;height:35.85pt;z-index:251667456;visibility:visible;mso-wrap-style:square;mso-wrap-distance-left:9pt;mso-wrap-distance-top:0;mso-wrap-distance-right:9pt;mso-wrap-distance-bottom:0;mso-position-horizontal:absolute;mso-position-horizontal-relative:text;mso-position-vertical:absolute;mso-position-vertical-relative:text" o:gfxdata="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">
                 <v:imagedata r:id="rId8" o:title=""/>
               </v:shape>
             </w:pict>
@@ -1375,7 +1559,7 @@
         <mc:AlternateContent>
           <mc:Choice Requires="wpi">
             <w:drawing>
-              <wp:anchor distT="0" distB="0" distL="114300" distR="114300" simplePos="0" relativeHeight="251659264" behindDoc="0" locked="0" layoutInCell="1" allowOverlap="1" wp14:anchorId="11C3FB41" wp14:editId="409C4492">
+              <wp:anchor distT="0" distB="0" distL="114300" distR="114300" simplePos="0" relativeHeight="251658240" behindDoc="0" locked="0" layoutInCell="1" allowOverlap="1" wp14:anchorId="11C3FB41" wp14:editId="12355BAC">
                 <wp:simplePos x="0" y="0"/>
                 <wp:positionH relativeFrom="column">
                   <wp:posOffset>2098950</wp:posOffset>
@@ -1406,7 +1590,7 @@
           </mc:Choice>
           <mc:Fallback>
             <w:pict>
-              <v:shape w14:anchorId="5C8DE3E6" id="Ink 23" o:spid="_x0000_s1026" type="#_x0000_t75" style="position:absolute;margin-left:164.75pt;margin-top:-6.4pt;width:19.35pt;height:22.85pt;z-index:251659264;visibility:visible;mso-wrap-style:square;mso-wrap-distance-left:9pt;mso-wrap-distance-top:0;mso-wrap-distance-right:9pt;mso-wrap-distance-bottom:0;mso-position-horizontal:absolute;mso-position-horizontal-relative:text;mso-position-vertical:absolute;mso-position-vertical-relative:text" o:gfxdata="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">
+              <v:shape w14:anchorId="6A4C03A0" id="Ink 23" o:spid="_x0000_s1026" type="#_x0000_t75" style="position:absolute;margin-left:164.75pt;margin-top:-6.4pt;width:19.35pt;height:22.85pt;z-index:251658240;visibility:visible;mso-wrap-style:square;mso-wrap-distance-left:9pt;mso-wrap-distance-top:0;mso-wrap-distance-right:9pt;mso-wrap-distance-bottom:0;mso-position-horizontal:absolute;mso-position-horizontal-relative:text;mso-position-vertical:absolute;mso-position-vertical-relative:text" o:gfxdata="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">
                 <v:imagedata r:id="rId10" o:title=""/>
               </v:shape>
             </w:pict>
@@ -1448,7 +1632,7 @@
         <mc:AlternateContent>
           <mc:Choice Requires="wpi">
             <w:drawing>
-              <wp:anchor distT="0" distB="0" distL="114300" distR="114300" simplePos="0" relativeHeight="251709440" behindDoc="0" locked="0" layoutInCell="1" allowOverlap="1" wp14:anchorId="4A7A2D34" wp14:editId="6B31B411">
+              <wp:anchor distT="0" distB="0" distL="114300" distR="114300" simplePos="0" relativeHeight="251708416" behindDoc="0" locked="0" layoutInCell="1" allowOverlap="1" wp14:anchorId="4A7A2D34" wp14:editId="3FC6D7CF">
                 <wp:simplePos x="0" y="0"/>
                 <wp:positionH relativeFrom="column">
                   <wp:posOffset>3672870</wp:posOffset>
@@ -1479,7 +1663,7 @@
           </mc:Choice>
           <mc:Fallback>
             <w:pict>
-              <v:shape w14:anchorId="69CD1C30" id="Ink 111" o:spid="_x0000_s1026" type="#_x0000_t75" style="position:absolute;margin-left:288.7pt;margin-top:-4.65pt;width:42.05pt;height:32.3pt;z-index:251709440;visibility:visible;mso-wrap-style:square;mso-wrap-distance-left:9pt;mso-wrap-distance-top:0;mso-wrap-distance-right:9pt;mso-wrap-distance-bottom:0;mso-position-horizontal:absolute;mso-position-horizontal-relative:text;mso-position-vertical:absolute;mso-position-vertical-relative:text" o:gfxdata="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">
+              <v:shape w14:anchorId="60CE18AB" id="Ink 111" o:spid="_x0000_s1026" type="#_x0000_t75" style="position:absolute;margin-left:288.7pt;margin-top:-4.65pt;width:42.05pt;height:32.3pt;z-index:251708416;visibility:visible;mso-wrap-style:square;mso-wrap-distance-left:9pt;mso-wrap-distance-top:0;mso-wrap-distance-right:9pt;mso-wrap-distance-bottom:0;mso-position-horizontal:absolute;mso-position-horizontal-relative:text;mso-position-vertical:absolute;mso-position-vertical-relative:text" o:gfxdata="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">
                 <v:imagedata r:id="rId12" o:title=""/>
               </v:shape>
             </w:pict>
@@ -1497,7 +1681,7 @@
         <mc:AlternateContent>
           <mc:Choice Requires="wpi">
             <w:drawing>
-              <wp:anchor distT="0" distB="0" distL="114300" distR="114300" simplePos="0" relativeHeight="251700224" behindDoc="0" locked="0" layoutInCell="1" allowOverlap="1" wp14:anchorId="5E085ADE" wp14:editId="6E33DC62">
+              <wp:anchor distT="0" distB="0" distL="114300" distR="114300" simplePos="0" relativeHeight="251699200" behindDoc="0" locked="0" layoutInCell="1" allowOverlap="1" wp14:anchorId="5E085ADE" wp14:editId="2FB6C8D6">
                 <wp:simplePos x="0" y="0"/>
                 <wp:positionH relativeFrom="column">
                   <wp:posOffset>1743630</wp:posOffset>
@@ -1528,7 +1712,7 @@
           </mc:Choice>
           <mc:Fallback>
             <w:pict>
-              <v:shape w14:anchorId="2AE8343D" id="Ink 102" o:spid="_x0000_s1026" type="#_x0000_t75" style="position:absolute;margin-left:136.8pt;margin-top:3.85pt;width:23.9pt;height:9.6pt;z-index:251700224;visibility:visible;mso-wrap-style:square;mso-wrap-distance-left:9pt;mso-wrap-distance-top:0;mso-wrap-distance-right:9pt;mso-wrap-distance-bottom:0;mso-position-horizontal:absolute;mso-position-horizontal-relative:text;mso-position-vertical:absolute;mso-position-vertical-relative:text" o:gfxdata="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">
+              <v:shape w14:anchorId="20F411B0" id="Ink 102" o:spid="_x0000_s1026" type="#_x0000_t75" style="position:absolute;margin-left:136.8pt;margin-top:3.85pt;width:23.9pt;height:9.6pt;z-index:251699200;visibility:visible;mso-wrap-style:square;mso-wrap-distance-left:9pt;mso-wrap-distance-top:0;mso-wrap-distance-right:9pt;mso-wrap-distance-bottom:0;mso-position-horizontal:absolute;mso-position-horizontal-relative:text;mso-position-vertical:absolute;mso-position-vertical-relative:text" o:gfxdata="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">
                 <v:imagedata r:id="rId14" o:title=""/>
               </v:shape>
             </w:pict>
@@ -1570,7 +1754,7 @@
         <mc:AlternateContent>
           <mc:Choice Requires="wpi">
             <w:drawing>
-              <wp:anchor distT="0" distB="0" distL="114300" distR="114300" simplePos="0" relativeHeight="251713536" behindDoc="0" locked="0" layoutInCell="1" allowOverlap="1" wp14:anchorId="477C80EC" wp14:editId="4C9D1C89">
+              <wp:anchor distT="0" distB="0" distL="114300" distR="114300" simplePos="0" relativeHeight="251712512" behindDoc="0" locked="0" layoutInCell="1" allowOverlap="1" wp14:anchorId="477C80EC" wp14:editId="43688088">
                 <wp:simplePos x="0" y="0"/>
                 <wp:positionH relativeFrom="column">
                   <wp:posOffset>6255385</wp:posOffset>
@@ -1601,7 +1785,7 @@
           </mc:Choice>
           <mc:Fallback>
             <w:pict>
-              <v:shape w14:anchorId="221BC157" id="Ink 115" o:spid="_x0000_s1026" type="#_x0000_t75" style="position:absolute;margin-left:492.05pt;margin-top:43.35pt;width:43.05pt;height:27.25pt;z-index:251713536;visibility:visible;mso-wrap-style:square;mso-wrap-distance-left:9pt;mso-wrap-distance-top:0;mso-wrap-distance-right:9pt;mso-wrap-distance-bottom:0;mso-position-horizontal:absolute;mso-position-horizontal-relative:text;mso-position-vertical:absolute;mso-position-vertical-relative:text" o:gfxdata="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">
+              <v:shape w14:anchorId="219E5AA5" id="Ink 115" o:spid="_x0000_s1026" type="#_x0000_t75" style="position:absolute;margin-left:492.05pt;margin-top:43.35pt;width:43.05pt;height:27.25pt;z-index:251712512;visibility:visible;mso-wrap-style:square;mso-wrap-distance-left:9pt;mso-wrap-distance-top:0;mso-wrap-distance-right:9pt;mso-wrap-distance-bottom:0;mso-position-horizontal:absolute;mso-position-horizontal-relative:text;mso-position-vertical:absolute;mso-position-vertical-relative:text" o:gfxdata="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">
                 <v:imagedata r:id="rId16" o:title=""/>
               </v:shape>
             </w:pict>
@@ -1619,7 +1803,7 @@
         <mc:AlternateContent>
           <mc:Choice Requires="wpi">
             <w:drawing>
-              <wp:anchor distT="0" distB="0" distL="114300" distR="114300" simplePos="0" relativeHeight="251710464" behindDoc="0" locked="0" layoutInCell="1" allowOverlap="1" wp14:anchorId="42F176E9" wp14:editId="7EF748C6">
+              <wp:anchor distT="0" distB="0" distL="114300" distR="114300" simplePos="0" relativeHeight="251709440" behindDoc="0" locked="0" layoutInCell="1" allowOverlap="1" wp14:anchorId="42F176E9" wp14:editId="4A51E91B">
                 <wp:simplePos x="0" y="0"/>
                 <wp:positionH relativeFrom="column">
                   <wp:posOffset>5056710</wp:posOffset>
@@ -1650,7 +1834,7 @@
           </mc:Choice>
           <mc:Fallback>
             <w:pict>
-              <v:shape w14:anchorId="15FBFEF6" id="Ink 112" o:spid="_x0000_s1026" type="#_x0000_t75" style="position:absolute;margin-left:397.65pt;margin-top:33.85pt;width:67.6pt;height:53.3pt;z-index:251710464;visibility:visible;mso-wrap-style:square;mso-wrap-distance-left:9pt;mso-wrap-distance-top:0;mso-wrap-distance-right:9pt;mso-wrap-distance-bottom:0;mso-position-horizontal:absolute;mso-position-horizontal-relative:text;mso-position-vertical:absolute;mso-position-vertical-relative:text" o:gfxdata="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">
+              <v:shape w14:anchorId="3F7A6FF2" id="Ink 112" o:spid="_x0000_s1026" type="#_x0000_t75" style="position:absolute;margin-left:397.65pt;margin-top:33.85pt;width:67.6pt;height:53.3pt;z-index:251709440;visibility:visible;mso-wrap-style:square;mso-wrap-distance-left:9pt;mso-wrap-distance-top:0;mso-wrap-distance-right:9pt;mso-wrap-distance-bottom:0;mso-position-horizontal:absolute;mso-position-horizontal-relative:text;mso-position-vertical:absolute;mso-position-vertical-relative:text" o:gfxdata="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">
                 <v:imagedata r:id="rId18" o:title=""/>
               </v:shape>
             </w:pict>
@@ -1668,7 +1852,7 @@
         <mc:AlternateContent>
           <mc:Choice Requires="wpi">
             <w:drawing>
-              <wp:anchor distT="0" distB="0" distL="114300" distR="114300" simplePos="0" relativeHeight="251708416" behindDoc="0" locked="0" layoutInCell="1" allowOverlap="1" wp14:anchorId="5BC61251" wp14:editId="2232508D">
+              <wp:anchor distT="0" distB="0" distL="114300" distR="114300" simplePos="0" relativeHeight="251707392" behindDoc="0" locked="0" layoutInCell="1" allowOverlap="1" wp14:anchorId="5BC61251" wp14:editId="430C0920">
                 <wp:simplePos x="0" y="0"/>
                 <wp:positionH relativeFrom="column">
                   <wp:posOffset>5798820</wp:posOffset>
@@ -1699,7 +1883,7 @@
           </mc:Choice>
           <mc:Fallback>
             <w:pict>
-              <v:shape w14:anchorId="57B75456" id="Ink 110" o:spid="_x0000_s1026" type="#_x0000_t75" style="position:absolute;margin-left:456.1pt;margin-top:24.5pt;width:69.35pt;height:31.05pt;z-index:251708416;visibility:visible;mso-wrap-style:square;mso-wrap-distance-left:9pt;mso-wrap-distance-top:0;mso-wrap-distance-right:9pt;mso-wrap-distance-bottom:0;mso-position-horizontal:absolute;mso-position-horizontal-relative:text;mso-position-vertical:absolute;mso-position-vertical-relative:text" o:gfxdata="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">
+              <v:shape w14:anchorId="4F5F46C0" id="Ink 110" o:spid="_x0000_s1026" type="#_x0000_t75" style="position:absolute;margin-left:456.1pt;margin-top:24.5pt;width:69.35pt;height:31.05pt;z-index:251707392;visibility:visible;mso-wrap-style:square;mso-wrap-distance-left:9pt;mso-wrap-distance-top:0;mso-wrap-distance-right:9pt;mso-wrap-distance-bottom:0;mso-position-horizontal:absolute;mso-position-horizontal-relative:text;mso-position-vertical:absolute;mso-position-vertical-relative:text" o:gfxdata="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">
                 <v:imagedata r:id="rId20" o:title=""/>
               </v:shape>
             </w:pict>
@@ -1717,7 +1901,7 @@
         <mc:AlternateContent>
           <mc:Choice Requires="wpi">
             <w:drawing>
-              <wp:anchor distT="0" distB="0" distL="114300" distR="114300" simplePos="0" relativeHeight="251704320" behindDoc="0" locked="0" layoutInCell="1" allowOverlap="1" wp14:anchorId="697BAD95" wp14:editId="1018C710">
+              <wp:anchor distT="0" distB="0" distL="114300" distR="114300" simplePos="0" relativeHeight="251703296" behindDoc="0" locked="0" layoutInCell="1" allowOverlap="1" wp14:anchorId="697BAD95" wp14:editId="1243832D">
                 <wp:simplePos x="0" y="0"/>
                 <wp:positionH relativeFrom="column">
                   <wp:posOffset>5170805</wp:posOffset>
@@ -1748,7 +1932,7 @@
           </mc:Choice>
           <mc:Fallback>
             <w:pict>
-              <v:shape w14:anchorId="4F235EE5" id="Ink 106" o:spid="_x0000_s1026" type="#_x0000_t75" style="position:absolute;margin-left:406.65pt;margin-top:47.6pt;width:40.55pt;height:30.35pt;z-index:251704320;visibility:visible;mso-wrap-style:square;mso-wrap-distance-left:9pt;mso-wrap-distance-top:0;mso-wrap-distance-right:9pt;mso-wrap-distance-bottom:0;mso-position-horizontal:absolute;mso-position-horizontal-relative:text;mso-position-vertical:absolute;mso-position-vertical-relative:text" o:gfxdata="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">
+              <v:shape w14:anchorId="1360A39D" id="Ink 106" o:spid="_x0000_s1026" type="#_x0000_t75" style="position:absolute;margin-left:406.65pt;margin-top:47.6pt;width:40.55pt;height:30.35pt;z-index:251703296;visibility:visible;mso-wrap-style:square;mso-wrap-distance-left:9pt;mso-wrap-distance-top:0;mso-wrap-distance-right:9pt;mso-wrap-distance-bottom:0;mso-position-horizontal:absolute;mso-position-horizontal-relative:text;mso-position-vertical:absolute;mso-position-vertical-relative:text" o:gfxdata="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">
                 <v:imagedata r:id="rId22" o:title=""/>
               </v:shape>
             </w:pict>
@@ -1766,7 +1950,7 @@
         <mc:AlternateContent>
           <mc:Choice Requires="wpi">
             <w:drawing>
-              <wp:anchor distT="0" distB="0" distL="114300" distR="114300" simplePos="0" relativeHeight="251699200" behindDoc="0" locked="0" layoutInCell="1" allowOverlap="1" wp14:anchorId="7825645E" wp14:editId="51A657D7">
+              <wp:anchor distT="0" distB="0" distL="114300" distR="114300" simplePos="0" relativeHeight="251698176" behindDoc="0" locked="0" layoutInCell="1" allowOverlap="1" wp14:anchorId="7825645E" wp14:editId="190D565C">
                 <wp:simplePos x="0" y="0"/>
                 <wp:positionH relativeFrom="column">
                   <wp:posOffset>4580255</wp:posOffset>
@@ -1797,7 +1981,7 @@
           </mc:Choice>
           <mc:Fallback>
             <w:pict>
-              <v:shape w14:anchorId="150C3321" id="Ink 62" o:spid="_x0000_s1026" type="#_x0000_t75" style="position:absolute;margin-left:360.15pt;margin-top:-33.75pt;width:134.9pt;height:84.3pt;z-index:251699200;visibility:visible;mso-wrap-style:square;mso-wrap-distance-left:9pt;mso-wrap-distance-top:0;mso-wrap-distance-right:9pt;mso-wrap-distance-bottom:0;mso-position-horizontal:absolute;mso-position-horizontal-relative:text;mso-position-vertical:absolute;mso-position-vertical-relative:text" o:gfxdata="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">
+              <v:shape w14:anchorId="0E42B769" id="Ink 62" o:spid="_x0000_s1026" type="#_x0000_t75" style="position:absolute;margin-left:360.15pt;margin-top:-33.75pt;width:134.9pt;height:84.3pt;z-index:251698176;visibility:visible;mso-wrap-style:square;mso-wrap-distance-left:9pt;mso-wrap-distance-top:0;mso-wrap-distance-right:9pt;mso-wrap-distance-bottom:0;mso-position-horizontal:absolute;mso-position-horizontal-relative:text;mso-position-vertical:absolute;mso-position-vertical-relative:text" o:gfxdata="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">
                 <v:imagedata r:id="rId24" o:title=""/>
               </v:shape>
             </w:pict>
@@ -1815,7 +1999,7 @@
         <mc:AlternateContent>
           <mc:Choice Requires="wpi">
             <w:drawing>
-              <wp:anchor distT="0" distB="0" distL="114300" distR="114300" simplePos="0" relativeHeight="251676672" behindDoc="0" locked="0" layoutInCell="1" allowOverlap="1" wp14:anchorId="1EECF30C" wp14:editId="2198EDBA">
+              <wp:anchor distT="0" distB="0" distL="114300" distR="114300" simplePos="0" relativeHeight="251675648" behindDoc="0" locked="0" layoutInCell="1" allowOverlap="1" wp14:anchorId="1EECF30C" wp14:editId="434DC1B7">
                 <wp:simplePos x="0" y="0"/>
                 <wp:positionH relativeFrom="column">
                   <wp:posOffset>4599510</wp:posOffset>
@@ -1846,7 +2030,7 @@
           </mc:Choice>
           <mc:Fallback>
             <w:pict>
-              <v:shape w14:anchorId="598A5C52" id="Ink 40" o:spid="_x0000_s1026" type="#_x0000_t75" style="position:absolute;margin-left:361.65pt;margin-top:-3.8pt;width:107.35pt;height:22.55pt;z-index:251676672;visibility:visible;mso-wrap-style:square;mso-wrap-distance-left:9pt;mso-wrap-distance-top:0;mso-wrap-distance-right:9pt;mso-wrap-distance-bottom:0;mso-position-horizontal:absolute;mso-position-horizontal-relative:text;mso-position-vertical:absolute;mso-position-vertical-relative:text" o:gfxdata="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">
+              <v:shape w14:anchorId="4221F9EB" id="Ink 40" o:spid="_x0000_s1026" type="#_x0000_t75" style="position:absolute;margin-left:361.65pt;margin-top:-3.8pt;width:107.35pt;height:22.55pt;z-index:251675648;visibility:visible;mso-wrap-style:square;mso-wrap-distance-left:9pt;mso-wrap-distance-top:0;mso-wrap-distance-right:9pt;mso-wrap-distance-bottom:0;mso-position-horizontal:absolute;mso-position-horizontal-relative:text;mso-position-vertical:absolute;mso-position-vertical-relative:text" o:gfxdata="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">
                 <v:imagedata r:id="rId26" o:title=""/>
               </v:shape>
             </w:pict>
@@ -1864,7 +2048,7 @@
         <mc:AlternateContent>
           <mc:Choice Requires="wpi">
             <w:drawing>
-              <wp:anchor distT="0" distB="0" distL="114300" distR="114300" simplePos="0" relativeHeight="251675648" behindDoc="0" locked="0" layoutInCell="1" allowOverlap="1" wp14:anchorId="0653196B" wp14:editId="35F35C88">
+              <wp:anchor distT="0" distB="0" distL="114300" distR="114300" simplePos="0" relativeHeight="251674624" behindDoc="0" locked="0" layoutInCell="1" allowOverlap="1" wp14:anchorId="0653196B" wp14:editId="2FAE0DA2">
                 <wp:simplePos x="0" y="0"/>
                 <wp:positionH relativeFrom="column">
                   <wp:posOffset>4364355</wp:posOffset>
@@ -1895,7 +2079,7 @@
           </mc:Choice>
           <mc:Fallback>
             <w:pict>
-              <v:shape w14:anchorId="32950CF6" id="Ink 39" o:spid="_x0000_s1026" type="#_x0000_t75" style="position:absolute;margin-left:343.15pt;margin-top:-55.7pt;width:137.4pt;height:147.85pt;z-index:251675648;visibility:visible;mso-wrap-style:square;mso-wrap-distance-left:9pt;mso-wrap-distance-top:0;mso-wrap-distance-right:9pt;mso-wrap-distance-bottom:0;mso-position-horizontal:absolute;mso-position-horizontal-relative:text;mso-position-vertical:absolute;mso-position-vertical-relative:text" o:gfxdata="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">
+              <v:shape w14:anchorId="2C82E57A" id="Ink 39" o:spid="_x0000_s1026" type="#_x0000_t75" style="position:absolute;margin-left:343.15pt;margin-top:-55.7pt;width:137.4pt;height:147.85pt;z-index:251674624;visibility:visible;mso-wrap-style:square;mso-wrap-distance-left:9pt;mso-wrap-distance-top:0;mso-wrap-distance-right:9pt;mso-wrap-distance-bottom:0;mso-position-horizontal:absolute;mso-position-horizontal-relative:text;mso-position-vertical:absolute;mso-position-vertical-relative:text" o:gfxdata="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">
                 <v:imagedata r:id="rId28" o:title=""/>
               </v:shape>
             </w:pict>
@@ -2064,7 +2248,51 @@
           <w:lang w:val="en-US"/>
         </w:rPr>
         <w:tab/>
-        <w:t>token1 = value1 , token2 = value2 , …</w:t>
+        <w:t>token1 = value</w:t>
+      </w:r>
+      <w:proofErr w:type="gramStart"/>
+      <w:r>
+        <w:rPr>
+          <w:rFonts w:ascii="Bookman Old Style" w:hAnsi="Bookman Old Style"/>
+          <w:b/>
+          <w:bCs/>
+          <w:highlight w:val="yellow"/>
+          <w:lang w:val="en-US"/>
+        </w:rPr>
+        <w:t>1 ,</w:t>
+      </w:r>
+      <w:proofErr w:type="gramEnd"/>
+      <w:r>
+        <w:rPr>
+          <w:rFonts w:ascii="Bookman Old Style" w:hAnsi="Bookman Old Style"/>
+          <w:b/>
+          <w:bCs/>
+          <w:highlight w:val="yellow"/>
+          <w:lang w:val="en-US"/>
+        </w:rPr>
+        <w:t xml:space="preserve"> token2 = value</w:t>
+      </w:r>
+      <w:proofErr w:type="gramStart"/>
+      <w:r>
+        <w:rPr>
+          <w:rFonts w:ascii="Bookman Old Style" w:hAnsi="Bookman Old Style"/>
+          <w:b/>
+          <w:bCs/>
+          <w:highlight w:val="yellow"/>
+          <w:lang w:val="en-US"/>
+        </w:rPr>
+        <w:t>2 ,</w:t>
+      </w:r>
+      <w:proofErr w:type="gramEnd"/>
+      <w:r>
+        <w:rPr>
+          <w:rFonts w:ascii="Bookman Old Style" w:hAnsi="Bookman Old Style"/>
+          <w:b/>
+          <w:bCs/>
+          <w:highlight w:val="yellow"/>
+          <w:lang w:val="en-US"/>
+        </w:rPr>
+        <w:t xml:space="preserve"> …</w:t>
       </w:r>
     </w:p>
     <w:p>
@@ -2136,7 +2364,27 @@
           <w:bCs/>
           <w:lang w:val="en-US"/>
         </w:rPr>
-        <w:t>Primitive =&gt; int, float, double, char, boolean, byte</w:t>
+        <w:t xml:space="preserve">Primitive =&gt; int, float, double, char, </w:t>
+      </w:r>
+      <w:proofErr w:type="spellStart"/>
+      <w:r>
+        <w:rPr>
+          <w:rFonts w:ascii="Bookman Old Style" w:hAnsi="Bookman Old Style"/>
+          <w:b/>
+          <w:bCs/>
+          <w:lang w:val="en-US"/>
+        </w:rPr>
+        <w:t>boolean</w:t>
+      </w:r>
+      <w:proofErr w:type="spellEnd"/>
+      <w:r>
+        <w:rPr>
+          <w:rFonts w:ascii="Bookman Old Style" w:hAnsi="Bookman Old Style"/>
+          <w:b/>
+          <w:bCs/>
+          <w:lang w:val="en-US"/>
+        </w:rPr>
+        <w:t>, byte</w:t>
       </w:r>
     </w:p>
     <w:p>
@@ -2365,8 +2613,19 @@
           <w:bCs/>
           <w:lang w:val="en-US"/>
         </w:rPr>
-        <w:t>Class name: WelcomeToJava</w:t>
-      </w:r>
+        <w:t xml:space="preserve">Class name: </w:t>
+      </w:r>
+      <w:proofErr w:type="spellStart"/>
+      <w:r>
+        <w:rPr>
+          <w:rFonts w:ascii="Bookman Old Style" w:hAnsi="Bookman Old Style"/>
+          <w:b/>
+          <w:bCs/>
+          <w:lang w:val="en-US"/>
+        </w:rPr>
+        <w:t>WelcomeToJava</w:t>
+      </w:r>
+      <w:proofErr w:type="spellEnd"/>
     </w:p>
     <w:p>
       <w:pPr>
@@ -2389,8 +2648,19 @@
           <w:bCs/>
           <w:lang w:val="en-US"/>
         </w:rPr>
-        <w:t>Function name: welcomeToJava</w:t>
-      </w:r>
+        <w:t xml:space="preserve">Function name: </w:t>
+      </w:r>
+      <w:proofErr w:type="spellStart"/>
+      <w:r>
+        <w:rPr>
+          <w:rFonts w:ascii="Bookman Old Style" w:hAnsi="Bookman Old Style"/>
+          <w:b/>
+          <w:bCs/>
+          <w:lang w:val="en-US"/>
+        </w:rPr>
+        <w:t>welcomeToJava</w:t>
+      </w:r>
+      <w:proofErr w:type="spellEnd"/>
     </w:p>
     <w:p>
       <w:pPr>
@@ -2413,8 +2683,19 @@
           <w:bCs/>
           <w:lang w:val="en-US"/>
         </w:rPr>
-        <w:t>Package name: welcometojava</w:t>
-      </w:r>
+        <w:t xml:space="preserve">Package name: </w:t>
+      </w:r>
+      <w:proofErr w:type="spellStart"/>
+      <w:r>
+        <w:rPr>
+          <w:rFonts w:ascii="Bookman Old Style" w:hAnsi="Bookman Old Style"/>
+          <w:b/>
+          <w:bCs/>
+          <w:lang w:val="en-US"/>
+        </w:rPr>
+        <w:t>welcometojava</w:t>
+      </w:r>
+      <w:proofErr w:type="spellEnd"/>
     </w:p>
     <w:p>
       <w:pPr>
@@ -2437,8 +2718,19 @@
           <w:bCs/>
           <w:lang w:val="en-US"/>
         </w:rPr>
-        <w:t>Variable name: welcome_to_java</w:t>
-      </w:r>
+        <w:t xml:space="preserve">Variable name: </w:t>
+      </w:r>
+      <w:proofErr w:type="spellStart"/>
+      <w:r>
+        <w:rPr>
+          <w:rFonts w:ascii="Bookman Old Style" w:hAnsi="Bookman Old Style"/>
+          <w:b/>
+          <w:bCs/>
+          <w:lang w:val="en-US"/>
+        </w:rPr>
+        <w:t>welcome_to_java</w:t>
+      </w:r>
+      <w:proofErr w:type="spellEnd"/>
     </w:p>
     <w:p>
       <w:pPr>
@@ -2530,7 +2822,27 @@
           <w:bCs/>
           <w:lang w:val="en-US"/>
         </w:rPr>
-        <w:t>Comparison: &lt;, &gt;, &lt;=, &gt;=, ==, !=</w:t>
+        <w:t>Comparison: &lt;, &gt;, &lt;=, &gt;=, ==</w:t>
+      </w:r>
+      <w:proofErr w:type="gramStart"/>
+      <w:r>
+        <w:rPr>
+          <w:rFonts w:ascii="Bookman Old Style" w:hAnsi="Bookman Old Style"/>
+          <w:b/>
+          <w:bCs/>
+          <w:lang w:val="en-US"/>
+        </w:rPr>
+        <w:t>, !</w:t>
+      </w:r>
+      <w:proofErr w:type="gramEnd"/>
+      <w:r>
+        <w:rPr>
+          <w:rFonts w:ascii="Bookman Old Style" w:hAnsi="Bookman Old Style"/>
+          <w:b/>
+          <w:bCs/>
+          <w:lang w:val="en-US"/>
+        </w:rPr>
+        <w:t>=</w:t>
       </w:r>
     </w:p>
     <w:p>
@@ -3309,7 +3621,47 @@
           <w:bCs/>
           <w:lang w:val="en-US"/>
         </w:rPr>
-        <w:t>Right side value move to left side memory. Also called as Return(Function)/Assignment/Initialization</w:t>
+        <w:t xml:space="preserve">Right side value </w:t>
+      </w:r>
+      <w:proofErr w:type="gramStart"/>
+      <w:r>
+        <w:rPr>
+          <w:rFonts w:ascii="Bookman Old Style" w:hAnsi="Bookman Old Style"/>
+          <w:b/>
+          <w:bCs/>
+          <w:lang w:val="en-US"/>
+        </w:rPr>
+        <w:t>move</w:t>
+      </w:r>
+      <w:proofErr w:type="gramEnd"/>
+      <w:r>
+        <w:rPr>
+          <w:rFonts w:ascii="Bookman Old Style" w:hAnsi="Bookman Old Style"/>
+          <w:b/>
+          <w:bCs/>
+          <w:lang w:val="en-US"/>
+        </w:rPr>
+        <w:t xml:space="preserve"> to left side memory. Also called as </w:t>
+      </w:r>
+      <w:proofErr w:type="gramStart"/>
+      <w:r>
+        <w:rPr>
+          <w:rFonts w:ascii="Bookman Old Style" w:hAnsi="Bookman Old Style"/>
+          <w:b/>
+          <w:bCs/>
+          <w:lang w:val="en-US"/>
+        </w:rPr>
+        <w:t>Return(</w:t>
+      </w:r>
+      <w:proofErr w:type="gramEnd"/>
+      <w:r>
+        <w:rPr>
+          <w:rFonts w:ascii="Bookman Old Style" w:hAnsi="Bookman Old Style"/>
+          <w:b/>
+          <w:bCs/>
+          <w:lang w:val="en-US"/>
+        </w:rPr>
+        <w:t>Function)/Assignment/Initialization</w:t>
       </w:r>
       <w:r>
         <w:rPr>
@@ -3412,7 +3764,7 @@
         <mc:AlternateContent>
           <mc:Choice Requires="wpi">
             <w:drawing>
-              <wp:anchor distT="0" distB="0" distL="114300" distR="114300" simplePos="0" relativeHeight="251731968" behindDoc="0" locked="0" layoutInCell="1" allowOverlap="1" wp14:anchorId="3117E010" wp14:editId="1D4DE2EE">
+              <wp:anchor distT="0" distB="0" distL="114300" distR="114300" simplePos="0" relativeHeight="251730944" behindDoc="0" locked="0" layoutInCell="1" allowOverlap="1" wp14:anchorId="3117E010" wp14:editId="1B17C570">
                 <wp:simplePos x="0" y="0"/>
                 <wp:positionH relativeFrom="column">
                   <wp:posOffset>213275</wp:posOffset>
@@ -3449,26 +3801,7 @@
           </mc:Choice>
           <mc:Fallback>
             <w:pict>
-              <v:shapetype w14:anchorId="1F12D09F" id="_x0000_t75" coordsize="21600,21600" o:spt="75" o:preferrelative="t" path="m@4@5l@4@11@9@11@9@5xe" filled="f" stroked="f">
-                <v:stroke joinstyle="miter"/>
-                <v:formulas>
-                  <v:f eqn="if lineDrawn pixelLineWidth 0"/>
-                  <v:f eqn="sum @0 1 0"/>
-                  <v:f eqn="sum 0 0 @1"/>
-                  <v:f eqn="prod @2 1 2"/>
-                  <v:f eqn="prod @3 21600 pixelWidth"/>
-                  <v:f eqn="prod @3 21600 pixelHeight"/>
-                  <v:f eqn="sum @0 0 1"/>
-                  <v:f eqn="prod @6 1 2"/>
-                  <v:f eqn="prod @7 21600 pixelWidth"/>
-                  <v:f eqn="sum @8 21600 0"/>
-                  <v:f eqn="prod @7 21600 pixelHeight"/>
-                  <v:f eqn="sum @10 21600 0"/>
-                </v:formulas>
-                <v:path o:extrusionok="f" gradientshapeok="t" o:connecttype="rect"/>
-                <o:lock v:ext="edit" aspectratio="t"/>
-              </v:shapetype>
-              <v:shape id="Ink 50" o:spid="_x0000_s1026" type="#_x0000_t75" style="position:absolute;margin-left:16.3pt;margin-top:25.35pt;width:1.05pt;height:1.05pt;z-index:251731968;visibility:visible;mso-wrap-style:square;mso-width-percent:0;mso-height-percent:0;mso-wrap-distance-left:9pt;mso-wrap-distance-top:0;mso-wrap-distance-right:9pt;mso-wrap-distance-bottom:0;mso-position-horizontal:absolute;mso-position-horizontal-relative:text;mso-position-vertical:absolute;mso-position-vertical-relative:text;mso-width-percent:0;mso-height-percent:0;mso-width-relative:margin;mso-height-relative:margin" o:gfxdata="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">
+              <v:shape w14:anchorId="6BAEFA60" id="Ink 50" o:spid="_x0000_s1026" type="#_x0000_t75" style="position:absolute;margin-left:16.3pt;margin-top:25.35pt;width:1.05pt;height:1.05pt;z-index:251730944;visibility:visible;mso-wrap-style:square;mso-width-percent:0;mso-height-percent:0;mso-wrap-distance-left:9pt;mso-wrap-distance-top:0;mso-wrap-distance-right:9pt;mso-wrap-distance-bottom:0;mso-position-horizontal:absolute;mso-position-horizontal-relative:text;mso-position-vertical:absolute;mso-position-vertical-relative:text;mso-width-percent:0;mso-height-percent:0;mso-width-relative:margin;mso-height-relative:margin" o:gfxdata="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">
                 <v:imagedata r:id="rId30" o:title=""/>
               </v:shape>
             </w:pict>
@@ -3482,7 +3815,27 @@
           <w:bCs/>
           <w:lang w:val="en-US"/>
         </w:rPr>
-        <w:t>Open browser =&gt; enter url =&gt; enter email =&gt; enter password =&gt; Sign in</w:t>
+        <w:t xml:space="preserve">Open browser =&gt; enter </w:t>
+      </w:r>
+      <w:proofErr w:type="spellStart"/>
+      <w:r>
+        <w:rPr>
+          <w:rFonts w:ascii="Bookman Old Style" w:hAnsi="Bookman Old Style"/>
+          <w:b/>
+          <w:bCs/>
+          <w:lang w:val="en-US"/>
+        </w:rPr>
+        <w:t>url</w:t>
+      </w:r>
+      <w:proofErr w:type="spellEnd"/>
+      <w:r>
+        <w:rPr>
+          <w:rFonts w:ascii="Bookman Old Style" w:hAnsi="Bookman Old Style"/>
+          <w:b/>
+          <w:bCs/>
+          <w:lang w:val="en-US"/>
+        </w:rPr>
+        <w:t xml:space="preserve"> =&gt; enter email =&gt; enter password =&gt; Sign in</w:t>
       </w:r>
     </w:p>
     <w:p>
@@ -3508,7 +3861,7 @@
         <mc:AlternateContent>
           <mc:Choice Requires="wps">
             <w:drawing>
-              <wp:anchor distT="0" distB="0" distL="114300" distR="114300" simplePos="0" relativeHeight="251732992" behindDoc="0" locked="0" layoutInCell="1" allowOverlap="1" wp14:anchorId="1CC54061" wp14:editId="72D145ED">
+              <wp:anchor distT="0" distB="0" distL="114300" distR="114300" simplePos="0" relativeHeight="251731968" behindDoc="0" locked="0" layoutInCell="1" allowOverlap="1" wp14:anchorId="1CC54061" wp14:editId="79FE1FF8">
                 <wp:simplePos x="0" y="0"/>
                 <wp:positionH relativeFrom="column">
                   <wp:posOffset>1835150</wp:posOffset>
@@ -3597,7 +3950,27 @@
                                 <w:bCs/>
                                 <w:lang w:val="en-US"/>
                               </w:rPr>
-                              <w:t>If (cond) {</w:t>
+                              <w:t>If (</w:t>
+                            </w:r>
+                            <w:proofErr w:type="spellStart"/>
+                            <w:r>
+                              <w:rPr>
+                                <w:rFonts w:ascii="Bookman Old Style" w:hAnsi="Bookman Old Style"/>
+                                <w:b/>
+                                <w:bCs/>
+                                <w:lang w:val="en-US"/>
+                              </w:rPr>
+                              <w:t>cond</w:t>
+                            </w:r>
+                            <w:proofErr w:type="spellEnd"/>
+                            <w:r>
+                              <w:rPr>
+                                <w:rFonts w:ascii="Bookman Old Style" w:hAnsi="Bookman Old Style"/>
+                                <w:b/>
+                                <w:bCs/>
+                                <w:lang w:val="en-US"/>
+                              </w:rPr>
+                              <w:t>) {</w:t>
                             </w:r>
                           </w:p>
                           <w:p>
@@ -3642,7 +4015,27 @@
                                 <w:bCs/>
                                 <w:lang w:val="en-US"/>
                               </w:rPr>
-                              <w:t>} else if (cond) {</w:t>
+                              <w:t>} else if (</w:t>
+                            </w:r>
+                            <w:proofErr w:type="spellStart"/>
+                            <w:r>
+                              <w:rPr>
+                                <w:rFonts w:ascii="Bookman Old Style" w:hAnsi="Bookman Old Style"/>
+                                <w:b/>
+                                <w:bCs/>
+                                <w:lang w:val="en-US"/>
+                              </w:rPr>
+                              <w:t>cond</w:t>
+                            </w:r>
+                            <w:proofErr w:type="spellEnd"/>
+                            <w:r>
+                              <w:rPr>
+                                <w:rFonts w:ascii="Bookman Old Style" w:hAnsi="Bookman Old Style"/>
+                                <w:b/>
+                                <w:bCs/>
+                                <w:lang w:val="en-US"/>
+                              </w:rPr>
+                              <w:t>) {</w:t>
                             </w:r>
                           </w:p>
                           <w:p>
@@ -3687,7 +4080,27 @@
                                 <w:bCs/>
                                 <w:lang w:val="en-US"/>
                               </w:rPr>
-                              <w:t>} else if (cond) {</w:t>
+                              <w:t>} else if (</w:t>
+                            </w:r>
+                            <w:proofErr w:type="spellStart"/>
+                            <w:r>
+                              <w:rPr>
+                                <w:rFonts w:ascii="Bookman Old Style" w:hAnsi="Bookman Old Style"/>
+                                <w:b/>
+                                <w:bCs/>
+                                <w:lang w:val="en-US"/>
+                              </w:rPr>
+                              <w:t>cond</w:t>
+                            </w:r>
+                            <w:proofErr w:type="spellEnd"/>
+                            <w:r>
+                              <w:rPr>
+                                <w:rFonts w:ascii="Bookman Old Style" w:hAnsi="Bookman Old Style"/>
+                                <w:b/>
+                                <w:bCs/>
+                                <w:lang w:val="en-US"/>
+                              </w:rPr>
+                              <w:t>) {</w:t>
                             </w:r>
                           </w:p>
                           <w:p>
@@ -3856,7 +4269,7 @@
                 <v:stroke joinstyle="miter"/>
                 <v:path gradientshapeok="t" o:connecttype="rect"/>
               </v:shapetype>
-              <v:shape id="Text Box 51" o:spid="_x0000_s1026" type="#_x0000_t202" style="position:absolute;margin-left:144.5pt;margin-top:16pt;width:137.5pt;height:358.5pt;z-index:251732992;visibility:visible;mso-wrap-style:square;mso-width-percent:0;mso-wrap-distance-left:9pt;mso-wrap-distance-top:0;mso-wrap-distance-right:9pt;mso-wrap-distance-bottom:0;mso-position-horizontal:absolute;mso-position-horizontal-relative:text;mso-position-vertical:absolute;mso-position-vertical-relative:text;mso-width-percent:0;mso-width-relative:margin;v-text-anchor:top" o:gfxdata="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" fillcolor="white [3201]" strokecolor="white [3212]" strokeweight=".5pt">
+              <v:shape id="Text Box 51" o:spid="_x0000_s1026" type="#_x0000_t202" style="position:absolute;margin-left:144.5pt;margin-top:16pt;width:137.5pt;height:358.5pt;z-index:251731968;visibility:visible;mso-wrap-style:square;mso-width-percent:0;mso-wrap-distance-left:9pt;mso-wrap-distance-top:0;mso-wrap-distance-right:9pt;mso-wrap-distance-bottom:0;mso-position-horizontal:absolute;mso-position-horizontal-relative:text;mso-position-vertical:absolute;mso-position-vertical-relative:text;mso-width-percent:0;mso-width-relative:margin;v-text-anchor:top" o:gfxdata="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" fillcolor="white [3201]" strokecolor="white [3212]" strokeweight=".5pt">
                 <v:textbox>
                   <w:txbxContent>
                     <w:p>
@@ -3912,7 +4325,27 @@
                           <w:bCs/>
                           <w:lang w:val="en-US"/>
                         </w:rPr>
-                        <w:t>If (cond) {</w:t>
+                        <w:t>If (</w:t>
+                      </w:r>
+                      <w:proofErr w:type="spellStart"/>
+                      <w:r>
+                        <w:rPr>
+                          <w:rFonts w:ascii="Bookman Old Style" w:hAnsi="Bookman Old Style"/>
+                          <w:b/>
+                          <w:bCs/>
+                          <w:lang w:val="en-US"/>
+                        </w:rPr>
+                        <w:t>cond</w:t>
+                      </w:r>
+                      <w:proofErr w:type="spellEnd"/>
+                      <w:r>
+                        <w:rPr>
+                          <w:rFonts w:ascii="Bookman Old Style" w:hAnsi="Bookman Old Style"/>
+                          <w:b/>
+                          <w:bCs/>
+                          <w:lang w:val="en-US"/>
+                        </w:rPr>
+                        <w:t>) {</w:t>
                       </w:r>
                     </w:p>
                     <w:p>
@@ -3957,7 +4390,27 @@
                           <w:bCs/>
                           <w:lang w:val="en-US"/>
                         </w:rPr>
-                        <w:t>} else if (cond) {</w:t>
+                        <w:t>} else if (</w:t>
+                      </w:r>
+                      <w:proofErr w:type="spellStart"/>
+                      <w:r>
+                        <w:rPr>
+                          <w:rFonts w:ascii="Bookman Old Style" w:hAnsi="Bookman Old Style"/>
+                          <w:b/>
+                          <w:bCs/>
+                          <w:lang w:val="en-US"/>
+                        </w:rPr>
+                        <w:t>cond</w:t>
+                      </w:r>
+                      <w:proofErr w:type="spellEnd"/>
+                      <w:r>
+                        <w:rPr>
+                          <w:rFonts w:ascii="Bookman Old Style" w:hAnsi="Bookman Old Style"/>
+                          <w:b/>
+                          <w:bCs/>
+                          <w:lang w:val="en-US"/>
+                        </w:rPr>
+                        <w:t>) {</w:t>
                       </w:r>
                     </w:p>
                     <w:p>
@@ -4002,7 +4455,27 @@
                           <w:bCs/>
                           <w:lang w:val="en-US"/>
                         </w:rPr>
-                        <w:t>} else if (cond) {</w:t>
+                        <w:t>} else if (</w:t>
+                      </w:r>
+                      <w:proofErr w:type="spellStart"/>
+                      <w:r>
+                        <w:rPr>
+                          <w:rFonts w:ascii="Bookman Old Style" w:hAnsi="Bookman Old Style"/>
+                          <w:b/>
+                          <w:bCs/>
+                          <w:lang w:val="en-US"/>
+                        </w:rPr>
+                        <w:t>cond</w:t>
+                      </w:r>
+                      <w:proofErr w:type="spellEnd"/>
+                      <w:r>
+                        <w:rPr>
+                          <w:rFonts w:ascii="Bookman Old Style" w:hAnsi="Bookman Old Style"/>
+                          <w:b/>
+                          <w:bCs/>
+                          <w:lang w:val="en-US"/>
+                        </w:rPr>
+                        <w:t>) {</w:t>
                       </w:r>
                     </w:p>
                     <w:p>
@@ -4199,7 +4672,27 @@
           <w:bCs/>
           <w:lang w:val="en-US"/>
         </w:rPr>
-        <w:t>If (cond) {</w:t>
+        <w:t>If (</w:t>
+      </w:r>
+      <w:proofErr w:type="spellStart"/>
+      <w:r>
+        <w:rPr>
+          <w:rFonts w:ascii="Bookman Old Style" w:hAnsi="Bookman Old Style"/>
+          <w:b/>
+          <w:bCs/>
+          <w:lang w:val="en-US"/>
+        </w:rPr>
+        <w:t>cond</w:t>
+      </w:r>
+      <w:proofErr w:type="spellEnd"/>
+      <w:r>
+        <w:rPr>
+          <w:rFonts w:ascii="Bookman Old Style" w:hAnsi="Bookman Old Style"/>
+          <w:b/>
+          <w:bCs/>
+          <w:lang w:val="en-US"/>
+        </w:rPr>
+        <w:t>) {</w:t>
       </w:r>
     </w:p>
     <w:p>
@@ -4225,7 +4718,7 @@
         <mc:AlternateContent>
           <mc:Choice Requires="wps">
             <w:drawing>
-              <wp:anchor distT="0" distB="0" distL="114300" distR="114300" simplePos="0" relativeHeight="251735040" behindDoc="0" locked="0" layoutInCell="1" allowOverlap="1" wp14:anchorId="191445D9" wp14:editId="16769612">
+              <wp:anchor distT="0" distB="0" distL="114300" distR="114300" simplePos="0" relativeHeight="251734016" behindDoc="0" locked="0" layoutInCell="1" allowOverlap="1" wp14:anchorId="191445D9" wp14:editId="251D5579">
                 <wp:simplePos x="0" y="0"/>
                 <wp:positionH relativeFrom="column">
                   <wp:posOffset>3695700</wp:posOffset>
@@ -4304,8 +4797,39 @@
                                 <w:bCs/>
                                 <w:lang w:val="en-US"/>
                               </w:rPr>
-                              <w:t>Switch (val/var/exp)  {</w:t>
+                              <w:t>Switch (</w:t>
                             </w:r>
+                            <w:proofErr w:type="spellStart"/>
+                            <w:r>
+                              <w:rPr>
+                                <w:rFonts w:ascii="Bookman Old Style" w:hAnsi="Bookman Old Style"/>
+                                <w:b/>
+                                <w:bCs/>
+                                <w:lang w:val="en-US"/>
+                              </w:rPr>
+                              <w:t>val</w:t>
+                            </w:r>
+                            <w:proofErr w:type="spellEnd"/>
+                            <w:r>
+                              <w:rPr>
+                                <w:rFonts w:ascii="Bookman Old Style" w:hAnsi="Bookman Old Style"/>
+                                <w:b/>
+                                <w:bCs/>
+                                <w:lang w:val="en-US"/>
+                              </w:rPr>
+                              <w:t>/var/</w:t>
+                            </w:r>
+                            <w:proofErr w:type="gramStart"/>
+                            <w:r>
+                              <w:rPr>
+                                <w:rFonts w:ascii="Bookman Old Style" w:hAnsi="Bookman Old Style"/>
+                                <w:b/>
+                                <w:bCs/>
+                                <w:lang w:val="en-US"/>
+                              </w:rPr>
+                              <w:t>exp)  {</w:t>
+                            </w:r>
+                            <w:proofErr w:type="gramEnd"/>
                           </w:p>
                           <w:p>
                             <w:pPr>
@@ -4728,7 +5252,7 @@
           </mc:Choice>
           <mc:Fallback>
             <w:pict>
-              <v:shape w14:anchorId="191445D9" id="_x0000_s1027" type="#_x0000_t202" style="position:absolute;margin-left:291pt;margin-top:-47.35pt;width:200pt;height:358.5pt;z-index:251735040;visibility:visible;mso-wrap-style:square;mso-width-percent:0;mso-wrap-distance-left:9pt;mso-wrap-distance-top:0;mso-wrap-distance-right:9pt;mso-wrap-distance-bottom:0;mso-position-horizontal:absolute;mso-position-horizontal-relative:text;mso-position-vertical:absolute;mso-position-vertical-relative:text;mso-width-percent:0;mso-width-relative:margin;v-text-anchor:top" o:gfxdata="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" fillcolor="white [3201]" strokecolor="white [3212]" strokeweight=".5pt">
+              <v:shape w14:anchorId="191445D9" id="_x0000_s1027" type="#_x0000_t202" style="position:absolute;margin-left:291pt;margin-top:-47.35pt;width:200pt;height:358.5pt;z-index:251734016;visibility:visible;mso-wrap-style:square;mso-width-percent:0;mso-wrap-distance-left:9pt;mso-wrap-distance-top:0;mso-wrap-distance-right:9pt;mso-wrap-distance-bottom:0;mso-position-horizontal:absolute;mso-position-horizontal-relative:text;mso-position-vertical:absolute;mso-position-vertical-relative:text;mso-width-percent:0;mso-width-relative:margin;v-text-anchor:top" o:gfxdata="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" fillcolor="white [3201]" strokecolor="white [3212]" strokeweight=".5pt">
                 <v:textbox>
                   <w:txbxContent>
                     <w:p>
@@ -4774,8 +5298,39 @@
                           <w:bCs/>
                           <w:lang w:val="en-US"/>
                         </w:rPr>
-                        <w:t>Switch (val/var/exp)  {</w:t>
+                        <w:t>Switch (</w:t>
                       </w:r>
+                      <w:proofErr w:type="spellStart"/>
+                      <w:r>
+                        <w:rPr>
+                          <w:rFonts w:ascii="Bookman Old Style" w:hAnsi="Bookman Old Style"/>
+                          <w:b/>
+                          <w:bCs/>
+                          <w:lang w:val="en-US"/>
+                        </w:rPr>
+                        <w:t>val</w:t>
+                      </w:r>
+                      <w:proofErr w:type="spellEnd"/>
+                      <w:r>
+                        <w:rPr>
+                          <w:rFonts w:ascii="Bookman Old Style" w:hAnsi="Bookman Old Style"/>
+                          <w:b/>
+                          <w:bCs/>
+                          <w:lang w:val="en-US"/>
+                        </w:rPr>
+                        <w:t>/var/</w:t>
+                      </w:r>
+                      <w:proofErr w:type="gramStart"/>
+                      <w:r>
+                        <w:rPr>
+                          <w:rFonts w:ascii="Bookman Old Style" w:hAnsi="Bookman Old Style"/>
+                          <w:b/>
+                          <w:bCs/>
+                          <w:lang w:val="en-US"/>
+                        </w:rPr>
+                        <w:t>exp)  {</w:t>
+                      </w:r>
+                      <w:proofErr w:type="gramEnd"/>
                     </w:p>
                     <w:p>
                       <w:pPr>
@@ -5275,7 +5830,27 @@
           <w:bCs/>
           <w:lang w:val="en-US"/>
         </w:rPr>
-        <w:t>If (cond) {</w:t>
+        <w:t>If (</w:t>
+      </w:r>
+      <w:proofErr w:type="spellStart"/>
+      <w:r>
+        <w:rPr>
+          <w:rFonts w:ascii="Bookman Old Style" w:hAnsi="Bookman Old Style"/>
+          <w:b/>
+          <w:bCs/>
+          <w:lang w:val="en-US"/>
+        </w:rPr>
+        <w:t>cond</w:t>
+      </w:r>
+      <w:proofErr w:type="spellEnd"/>
+      <w:r>
+        <w:rPr>
+          <w:rFonts w:ascii="Bookman Old Style" w:hAnsi="Bookman Old Style"/>
+          <w:b/>
+          <w:bCs/>
+          <w:lang w:val="en-US"/>
+        </w:rPr>
+        <w:t>) {</w:t>
       </w:r>
     </w:p>
     <w:p>
@@ -5494,7 +6069,87 @@
           <w:bCs/>
           <w:lang w:val="en-US"/>
         </w:rPr>
-        <w:t>For (init; cond; incr/decr) {</w:t>
+        <w:t>For (</w:t>
+      </w:r>
+      <w:proofErr w:type="spellStart"/>
+      <w:r>
+        <w:rPr>
+          <w:rFonts w:ascii="Bookman Old Style" w:hAnsi="Bookman Old Style"/>
+          <w:b/>
+          <w:bCs/>
+          <w:lang w:val="en-US"/>
+        </w:rPr>
+        <w:t>init</w:t>
+      </w:r>
+      <w:proofErr w:type="spellEnd"/>
+      <w:r>
+        <w:rPr>
+          <w:rFonts w:ascii="Bookman Old Style" w:hAnsi="Bookman Old Style"/>
+          <w:b/>
+          <w:bCs/>
+          <w:lang w:val="en-US"/>
+        </w:rPr>
+        <w:t xml:space="preserve">; </w:t>
+      </w:r>
+      <w:proofErr w:type="spellStart"/>
+      <w:r>
+        <w:rPr>
+          <w:rFonts w:ascii="Bookman Old Style" w:hAnsi="Bookman Old Style"/>
+          <w:b/>
+          <w:bCs/>
+          <w:lang w:val="en-US"/>
+        </w:rPr>
+        <w:t>cond</w:t>
+      </w:r>
+      <w:proofErr w:type="spellEnd"/>
+      <w:r>
+        <w:rPr>
+          <w:rFonts w:ascii="Bookman Old Style" w:hAnsi="Bookman Old Style"/>
+          <w:b/>
+          <w:bCs/>
+          <w:lang w:val="en-US"/>
+        </w:rPr>
+        <w:t xml:space="preserve">; </w:t>
+      </w:r>
+      <w:proofErr w:type="spellStart"/>
+      <w:r>
+        <w:rPr>
+          <w:rFonts w:ascii="Bookman Old Style" w:hAnsi="Bookman Old Style"/>
+          <w:b/>
+          <w:bCs/>
+          <w:lang w:val="en-US"/>
+        </w:rPr>
+        <w:t>incr</w:t>
+      </w:r>
+      <w:proofErr w:type="spellEnd"/>
+      <w:r>
+        <w:rPr>
+          <w:rFonts w:ascii="Bookman Old Style" w:hAnsi="Bookman Old Style"/>
+          <w:b/>
+          <w:bCs/>
+          <w:lang w:val="en-US"/>
+        </w:rPr>
+        <w:t>/</w:t>
+      </w:r>
+      <w:proofErr w:type="spellStart"/>
+      <w:r>
+        <w:rPr>
+          <w:rFonts w:ascii="Bookman Old Style" w:hAnsi="Bookman Old Style"/>
+          <w:b/>
+          <w:bCs/>
+          <w:lang w:val="en-US"/>
+        </w:rPr>
+        <w:t>decr</w:t>
+      </w:r>
+      <w:proofErr w:type="spellEnd"/>
+      <w:r>
+        <w:rPr>
+          <w:rFonts w:ascii="Bookman Old Style" w:hAnsi="Bookman Old Style"/>
+          <w:b/>
+          <w:bCs/>
+          <w:lang w:val="en-US"/>
+        </w:rPr>
+        <w:t>) {</w:t>
       </w:r>
     </w:p>
     <w:p>
@@ -5573,7 +6228,27 @@
           <w:bCs/>
           <w:lang w:val="en-US"/>
         </w:rPr>
-        <w:t>While (cond) {</w:t>
+        <w:t>While (</w:t>
+      </w:r>
+      <w:proofErr w:type="spellStart"/>
+      <w:r>
+        <w:rPr>
+          <w:rFonts w:ascii="Bookman Old Style" w:hAnsi="Bookman Old Style"/>
+          <w:b/>
+          <w:bCs/>
+          <w:lang w:val="en-US"/>
+        </w:rPr>
+        <w:t>cond</w:t>
+      </w:r>
+      <w:proofErr w:type="spellEnd"/>
+      <w:r>
+        <w:rPr>
+          <w:rFonts w:ascii="Bookman Old Style" w:hAnsi="Bookman Old Style"/>
+          <w:b/>
+          <w:bCs/>
+          <w:lang w:val="en-US"/>
+        </w:rPr>
+        <w:t>) {</w:t>
       </w:r>
     </w:p>
     <w:p>
@@ -5691,7 +6366,28 @@
           <w:bCs/>
           <w:lang w:val="en-US"/>
         </w:rPr>
-        <w:t>} while (cond);</w:t>
+        <w:t>} while (</w:t>
+      </w:r>
+      <w:proofErr w:type="spellStart"/>
+      <w:r>
+        <w:rPr>
+          <w:rFonts w:ascii="Bookman Old Style" w:hAnsi="Bookman Old Style"/>
+          <w:b/>
+          <w:bCs/>
+          <w:lang w:val="en-US"/>
+        </w:rPr>
+        <w:t>cond</w:t>
+      </w:r>
+      <w:proofErr w:type="spellEnd"/>
+      <w:proofErr w:type="gramStart"/>
+      <w:r>
+        <w:rPr>
+          <w:rFonts w:ascii="Bookman Old Style" w:hAnsi="Bookman Old Style"/>
+          <w:b/>
+          <w:bCs/>
+          <w:lang w:val="en-US"/>
+        </w:rPr>
+        <w:t>);</w:t>
       </w:r>
       <w:r>
         <w:rPr>
@@ -5702,6 +6398,7 @@
         </w:rPr>
         <w:t>`</w:t>
       </w:r>
+      <w:proofErr w:type="gramEnd"/>
     </w:p>
     <w:p>
       <w:pPr>
@@ -5870,7 +6567,26 @@
           <w:lang w:val="en-US"/>
         </w:rPr>
         <w:tab/>
-        <w:t>token[ ]</w:t>
+      </w:r>
+      <w:proofErr w:type="gramStart"/>
+      <w:r>
+        <w:rPr>
+          <w:rFonts w:ascii="Bookman Old Style" w:hAnsi="Bookman Old Style"/>
+          <w:b/>
+          <w:bCs/>
+          <w:lang w:val="en-US"/>
+        </w:rPr>
+        <w:t>token[</w:t>
+      </w:r>
+      <w:proofErr w:type="gramEnd"/>
+      <w:r>
+        <w:rPr>
+          <w:rFonts w:ascii="Bookman Old Style" w:hAnsi="Bookman Old Style"/>
+          <w:b/>
+          <w:bCs/>
+          <w:lang w:val="en-US"/>
+        </w:rPr>
+        <w:t xml:space="preserve"> ]</w:t>
       </w:r>
       <w:r>
         <w:rPr>
@@ -5920,8 +6636,19 @@
           <w:lang w:val="en-US"/>
         </w:rPr>
         <w:tab/>
-        <w:t>Int [ ]</w:t>
-      </w:r>
+        <w:t xml:space="preserve">Int </w:t>
+      </w:r>
+      <w:proofErr w:type="gramStart"/>
+      <w:r>
+        <w:rPr>
+          <w:rFonts w:ascii="Bookman Old Style" w:hAnsi="Bookman Old Style"/>
+          <w:b/>
+          <w:bCs/>
+          <w:lang w:val="en-US"/>
+        </w:rPr>
+        <w:t>[ ]</w:t>
+      </w:r>
+      <w:proofErr w:type="gramEnd"/>
       <w:r>
         <w:rPr>
           <w:rFonts w:ascii="Bookman Old Style" w:hAnsi="Bookman Old Style"/>
@@ -5978,7 +6705,26 @@
           <w:lang w:val="en-US"/>
         </w:rPr>
         <w:tab/>
-        <w:t>int[4];</w:t>
+      </w:r>
+      <w:proofErr w:type="gramStart"/>
+      <w:r>
+        <w:rPr>
+          <w:rFonts w:ascii="Bookman Old Style" w:hAnsi="Bookman Old Style"/>
+          <w:b/>
+          <w:bCs/>
+          <w:lang w:val="en-US"/>
+        </w:rPr>
+        <w:t>int[</w:t>
+      </w:r>
+      <w:proofErr w:type="gramEnd"/>
+      <w:r>
+        <w:rPr>
+          <w:rFonts w:ascii="Bookman Old Style" w:hAnsi="Bookman Old Style"/>
+          <w:b/>
+          <w:bCs/>
+          <w:lang w:val="en-US"/>
+        </w:rPr>
+        <w:t>4];</w:t>
       </w:r>
     </w:p>
     <w:p>
@@ -6027,7 +6773,27 @@
           <w:lang w:val="en-US"/>
         </w:rPr>
         <w:tab/>
-        <w:t>Data_Type[ ]</w:t>
+        <w:t>Data_</w:t>
+      </w:r>
+      <w:proofErr w:type="gramStart"/>
+      <w:r>
+        <w:rPr>
+          <w:rFonts w:ascii="Bookman Old Style" w:hAnsi="Bookman Old Style"/>
+          <w:b/>
+          <w:bCs/>
+          <w:lang w:val="en-US"/>
+        </w:rPr>
+        <w:t>Type[</w:t>
+      </w:r>
+      <w:proofErr w:type="gramEnd"/>
+      <w:r>
+        <w:rPr>
+          <w:rFonts w:ascii="Bookman Old Style" w:hAnsi="Bookman Old Style"/>
+          <w:b/>
+          <w:bCs/>
+          <w:lang w:val="en-US"/>
+        </w:rPr>
+        <w:t xml:space="preserve"> ]</w:t>
       </w:r>
       <w:r>
         <w:rPr>
@@ -6037,7 +6803,66 @@
           <w:lang w:val="en-US"/>
         </w:rPr>
         <w:tab/>
-        <w:t>token  =  {value1, value2 , … valueN};</w:t>
+      </w:r>
+      <w:proofErr w:type="gramStart"/>
+      <w:r>
+        <w:rPr>
+          <w:rFonts w:ascii="Bookman Old Style" w:hAnsi="Bookman Old Style"/>
+          <w:b/>
+          <w:bCs/>
+          <w:lang w:val="en-US"/>
+        </w:rPr>
+        <w:t>token  =</w:t>
+      </w:r>
+      <w:proofErr w:type="gramEnd"/>
+      <w:r>
+        <w:rPr>
+          <w:rFonts w:ascii="Bookman Old Style" w:hAnsi="Bookman Old Style"/>
+          <w:b/>
+          <w:bCs/>
+          <w:lang w:val="en-US"/>
+        </w:rPr>
+        <w:t xml:space="preserve">  {value1, value</w:t>
+      </w:r>
+      <w:proofErr w:type="gramStart"/>
+      <w:r>
+        <w:rPr>
+          <w:rFonts w:ascii="Bookman Old Style" w:hAnsi="Bookman Old Style"/>
+          <w:b/>
+          <w:bCs/>
+          <w:lang w:val="en-US"/>
+        </w:rPr>
+        <w:t>2 ,</w:t>
+      </w:r>
+      <w:proofErr w:type="gramEnd"/>
+      <w:r>
+        <w:rPr>
+          <w:rFonts w:ascii="Bookman Old Style" w:hAnsi="Bookman Old Style"/>
+          <w:b/>
+          <w:bCs/>
+          <w:lang w:val="en-US"/>
+        </w:rPr>
+        <w:t xml:space="preserve"> … </w:t>
+      </w:r>
+      <w:proofErr w:type="spellStart"/>
+      <w:r>
+        <w:rPr>
+          <w:rFonts w:ascii="Bookman Old Style" w:hAnsi="Bookman Old Style"/>
+          <w:b/>
+          <w:bCs/>
+          <w:lang w:val="en-US"/>
+        </w:rPr>
+        <w:t>valueN</w:t>
+      </w:r>
+      <w:proofErr w:type="spellEnd"/>
+      <w:r>
+        <w:rPr>
+          <w:rFonts w:ascii="Bookman Old Style" w:hAnsi="Bookman Old Style"/>
+          <w:b/>
+          <w:bCs/>
+          <w:lang w:val="en-US"/>
+        </w:rPr>
+        <w:t>};</w:t>
       </w:r>
     </w:p>
     <w:p>
@@ -6057,7 +6882,26 @@
           <w:lang w:val="en-US"/>
         </w:rPr>
         <w:tab/>
-        <w:t>Int[ ]</w:t>
+      </w:r>
+      <w:proofErr w:type="gramStart"/>
+      <w:r>
+        <w:rPr>
+          <w:rFonts w:ascii="Bookman Old Style" w:hAnsi="Bookman Old Style"/>
+          <w:b/>
+          <w:bCs/>
+          <w:lang w:val="en-US"/>
+        </w:rPr>
+        <w:t>Int[</w:t>
+      </w:r>
+      <w:proofErr w:type="gramEnd"/>
+      <w:r>
+        <w:rPr>
+          <w:rFonts w:ascii="Bookman Old Style" w:hAnsi="Bookman Old Style"/>
+          <w:b/>
+          <w:bCs/>
+          <w:lang w:val="en-US"/>
+        </w:rPr>
+        <w:t xml:space="preserve"> ]</w:t>
       </w:r>
       <w:r>
         <w:rPr>
@@ -6086,7 +6930,422 @@
           <w:lang w:val="en-US"/>
         </w:rPr>
         <w:tab/>
-        <w:t xml:space="preserve"> =  {10,20,30,40,50};</w:t>
+        <w:t xml:space="preserve"> </w:t>
+      </w:r>
+      <w:proofErr w:type="gramStart"/>
+      <w:r>
+        <w:rPr>
+          <w:rFonts w:ascii="Bookman Old Style" w:hAnsi="Bookman Old Style"/>
+          <w:b/>
+          <w:bCs/>
+          <w:lang w:val="en-US"/>
+        </w:rPr>
+        <w:t>=  {</w:t>
+      </w:r>
+      <w:proofErr w:type="gramEnd"/>
+      <w:r>
+        <w:rPr>
+          <w:rFonts w:ascii="Bookman Old Style" w:hAnsi="Bookman Old Style"/>
+          <w:b/>
+          <w:bCs/>
+          <w:lang w:val="en-US"/>
+        </w:rPr>
+        <w:t>10,20,30,40,50};</w:t>
+      </w:r>
+    </w:p>
+    <w:p>
+      <w:pPr>
+        <w:rPr>
+          <w:rFonts w:ascii="Bookman Old Style" w:hAnsi="Bookman Old Style"/>
+          <w:b/>
+          <w:bCs/>
+          <w:lang w:val="en-US"/>
+        </w:rPr>
+      </w:pPr>
+    </w:p>
+    <w:p>
+      <w:pPr>
+        <w:rPr>
+          <w:rFonts w:ascii="Bookman Old Style" w:hAnsi="Bookman Old Style"/>
+          <w:b/>
+          <w:bCs/>
+          <w:lang w:val="en-US"/>
+        </w:rPr>
+      </w:pPr>
+      <w:r>
+        <w:rPr>
+          <w:rFonts w:ascii="Bookman Old Style" w:hAnsi="Bookman Old Style"/>
+          <w:b/>
+          <w:bCs/>
+          <w:lang w:val="en-US"/>
+        </w:rPr>
+        <w:br w:type="page"/>
+      </w:r>
+    </w:p>
+    <w:p>
+      <w:pPr>
+        <w:rPr>
+          <w:rFonts w:ascii="Bookman Old Style" w:hAnsi="Bookman Old Style"/>
+          <w:b/>
+          <w:bCs/>
+          <w:color w:val="EE0000"/>
+          <w:lang w:val="en-US"/>
+        </w:rPr>
+      </w:pPr>
+      <w:r>
+        <w:rPr>
+          <w:rFonts w:ascii="Bookman Old Style" w:hAnsi="Bookman Old Style"/>
+          <w:b/>
+          <w:bCs/>
+          <w:color w:val="EE0000"/>
+          <w:lang w:val="en-US"/>
+        </w:rPr>
+        <w:lastRenderedPageBreak/>
+        <w:t>FUNCTIONS</w:t>
+      </w:r>
+    </w:p>
+    <w:p>
+      <w:pPr>
+        <w:rPr>
+          <w:rFonts w:ascii="Bookman Old Style" w:hAnsi="Bookman Old Style"/>
+          <w:b/>
+          <w:bCs/>
+          <w:lang w:val="en-US"/>
+        </w:rPr>
+      </w:pPr>
+      <w:r>
+        <w:rPr>
+          <w:rFonts w:ascii="Bookman Old Style" w:hAnsi="Bookman Old Style"/>
+          <w:b/>
+          <w:bCs/>
+          <w:lang w:val="en-US"/>
+        </w:rPr>
+        <w:t>Block of code to perform specified task</w:t>
+      </w:r>
+    </w:p>
+    <w:p>
+      <w:pPr>
+        <w:rPr>
+          <w:rFonts w:ascii="Bookman Old Style" w:hAnsi="Bookman Old Style"/>
+          <w:b/>
+          <w:bCs/>
+          <w:color w:val="385623" w:themeColor="accent6" w:themeShade="80"/>
+          <w:lang w:val="en-US"/>
+        </w:rPr>
+      </w:pPr>
+      <w:r>
+        <w:rPr>
+          <w:rFonts w:ascii="Bookman Old Style" w:hAnsi="Bookman Old Style"/>
+          <w:b/>
+          <w:bCs/>
+          <w:color w:val="385623" w:themeColor="accent6" w:themeShade="80"/>
+          <w:lang w:val="en-US"/>
+        </w:rPr>
+        <w:t>Why Function?</w:t>
+      </w:r>
+    </w:p>
+    <w:p>
+      <w:pPr>
+        <w:rPr>
+          <w:rFonts w:ascii="Bookman Old Style" w:hAnsi="Bookman Old Style"/>
+          <w:b/>
+          <w:bCs/>
+          <w:lang w:val="en-US"/>
+        </w:rPr>
+      </w:pPr>
+      <w:r>
+        <w:rPr>
+          <w:rFonts w:ascii="Bookman Old Style" w:hAnsi="Bookman Old Style"/>
+          <w:b/>
+          <w:bCs/>
+          <w:noProof/>
+          <w:lang w:val="en-US"/>
+        </w:rPr>
+        <mc:AlternateContent>
+          <mc:Choice Requires="wpi">
+            <w:drawing>
+              <wp:anchor distT="0" distB="0" distL="114300" distR="114300" simplePos="0" relativeHeight="251811840" behindDoc="0" locked="0" layoutInCell="1" allowOverlap="1" wp14:anchorId="2D61B522" wp14:editId="719C0687">
+                <wp:simplePos x="0" y="0"/>
+                <wp:positionH relativeFrom="column">
+                  <wp:posOffset>1064895</wp:posOffset>
+                </wp:positionH>
+                <wp:positionV relativeFrom="paragraph">
+                  <wp:posOffset>989965</wp:posOffset>
+                </wp:positionV>
+                <wp:extent cx="2421105" cy="841400"/>
+                <wp:effectExtent l="38100" t="38100" r="17780" b="34925"/>
+                <wp:wrapNone/>
+                <wp:docPr id="1869112245" name="Ink 78"/>
+                <wp:cNvGraphicFramePr/>
+                <a:graphic xmlns:a="http://schemas.openxmlformats.org/drawingml/2006/main">
+                  <a:graphicData uri="http://schemas.microsoft.com/office/word/2010/wordprocessingInk">
+                    <w14:contentPart bwMode="auto" r:id="rId31">
+                      <w14:nvContentPartPr>
+                        <w14:cNvContentPartPr/>
+                      </w14:nvContentPartPr>
+                      <w14:xfrm>
+                        <a:off x="0" y="0"/>
+                        <a:ext cx="2421105" cy="841400"/>
+                      </w14:xfrm>
+                    </w14:contentPart>
+                  </a:graphicData>
+                </a:graphic>
+              </wp:anchor>
+            </w:drawing>
+          </mc:Choice>
+          <mc:Fallback>
+            <w:pict>
+              <v:shape w14:anchorId="4B6DC346" id="Ink 78" o:spid="_x0000_s1026" type="#_x0000_t75" style="position:absolute;margin-left:83.35pt;margin-top:77.45pt;width:191.65pt;height:67.2pt;z-index:251811840;visibility:visible;mso-wrap-style:square;mso-wrap-distance-left:9pt;mso-wrap-distance-top:0;mso-wrap-distance-right:9pt;mso-wrap-distance-bottom:0;mso-position-horizontal:absolute;mso-position-horizontal-relative:text;mso-position-vertical:absolute;mso-position-vertical-relative:text" o:gfxdata="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">
+                <v:imagedata r:id="rId32" o:title=""/>
+              </v:shape>
+            </w:pict>
+          </mc:Fallback>
+        </mc:AlternateContent>
+      </w:r>
+      <w:r>
+        <w:rPr>
+          <w:rFonts w:ascii="Bookman Old Style" w:hAnsi="Bookman Old Style"/>
+          <w:b/>
+          <w:bCs/>
+          <w:noProof/>
+          <w:lang w:val="en-US"/>
+        </w:rPr>
+        <mc:AlternateContent>
+          <mc:Choice Requires="wpi">
+            <w:drawing>
+              <wp:anchor distT="0" distB="0" distL="114300" distR="114300" simplePos="0" relativeHeight="251795456" behindDoc="0" locked="0" layoutInCell="1" allowOverlap="1" wp14:anchorId="758C774E" wp14:editId="031FAF7D">
+                <wp:simplePos x="0" y="0"/>
+                <wp:positionH relativeFrom="column">
+                  <wp:posOffset>3376295</wp:posOffset>
+                </wp:positionH>
+                <wp:positionV relativeFrom="paragraph">
+                  <wp:posOffset>115570</wp:posOffset>
+                </wp:positionV>
+                <wp:extent cx="2568235" cy="1068545"/>
+                <wp:effectExtent l="38100" t="38100" r="41910" b="36830"/>
+                <wp:wrapNone/>
+                <wp:docPr id="1488965034" name="Ink 62"/>
+                <wp:cNvGraphicFramePr/>
+                <a:graphic xmlns:a="http://schemas.openxmlformats.org/drawingml/2006/main">
+                  <a:graphicData uri="http://schemas.microsoft.com/office/word/2010/wordprocessingInk">
+                    <w14:contentPart bwMode="auto" r:id="rId33">
+                      <w14:nvContentPartPr>
+                        <w14:cNvContentPartPr/>
+                      </w14:nvContentPartPr>
+                      <w14:xfrm>
+                        <a:off x="0" y="0"/>
+                        <a:ext cx="2568235" cy="1068545"/>
+                      </w14:xfrm>
+                    </w14:contentPart>
+                  </a:graphicData>
+                </a:graphic>
+              </wp:anchor>
+            </w:drawing>
+          </mc:Choice>
+          <mc:Fallback>
+            <w:pict>
+              <v:shape w14:anchorId="577838DB" id="Ink 62" o:spid="_x0000_s1026" type="#_x0000_t75" style="position:absolute;margin-left:265.35pt;margin-top:8.6pt;width:203.2pt;height:85.15pt;z-index:251795456;visibility:visible;mso-wrap-style:square;mso-wrap-distance-left:9pt;mso-wrap-distance-top:0;mso-wrap-distance-right:9pt;mso-wrap-distance-bottom:0;mso-position-horizontal:absolute;mso-position-horizontal-relative:text;mso-position-vertical:absolute;mso-position-vertical-relative:text" o:gfxdata="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">
+                <v:imagedata r:id="rId34" o:title=""/>
+              </v:shape>
+            </w:pict>
+          </mc:Fallback>
+        </mc:AlternateContent>
+      </w:r>
+      <w:r>
+        <w:rPr>
+          <w:rFonts w:ascii="Bookman Old Style" w:hAnsi="Bookman Old Style"/>
+          <w:b/>
+          <w:bCs/>
+          <w:noProof/>
+          <w:lang w:val="en-US"/>
+        </w:rPr>
+        <mc:AlternateContent>
+          <mc:Choice Requires="wpi">
+            <w:drawing>
+              <wp:anchor distT="0" distB="0" distL="114300" distR="114300" simplePos="0" relativeHeight="251767808" behindDoc="0" locked="0" layoutInCell="1" allowOverlap="1" wp14:anchorId="565E0CE6" wp14:editId="7B54E69B">
+                <wp:simplePos x="0" y="0"/>
+                <wp:positionH relativeFrom="column">
+                  <wp:posOffset>57150</wp:posOffset>
+                </wp:positionH>
+                <wp:positionV relativeFrom="paragraph">
+                  <wp:posOffset>246380</wp:posOffset>
+                </wp:positionV>
+                <wp:extent cx="2259925" cy="1172845"/>
+                <wp:effectExtent l="38100" t="38100" r="45720" b="46355"/>
+                <wp:wrapNone/>
+                <wp:docPr id="926388764" name="Ink 35"/>
+                <wp:cNvGraphicFramePr/>
+                <a:graphic xmlns:a="http://schemas.openxmlformats.org/drawingml/2006/main">
+                  <a:graphicData uri="http://schemas.microsoft.com/office/word/2010/wordprocessingInk">
+                    <w14:contentPart bwMode="auto" r:id="rId35">
+                      <w14:nvContentPartPr>
+                        <w14:cNvContentPartPr/>
+                      </w14:nvContentPartPr>
+                      <w14:xfrm>
+                        <a:off x="0" y="0"/>
+                        <a:ext cx="2259925" cy="1172845"/>
+                      </w14:xfrm>
+                    </w14:contentPart>
+                  </a:graphicData>
+                </a:graphic>
+              </wp:anchor>
+            </w:drawing>
+          </mc:Choice>
+          <mc:Fallback>
+            <w:pict>
+              <v:shape w14:anchorId="3A78FC93" id="Ink 35" o:spid="_x0000_s1026" type="#_x0000_t75" style="position:absolute;margin-left:4pt;margin-top:18.9pt;width:178.95pt;height:93.3pt;z-index:251767808;visibility:visible;mso-wrap-style:square;mso-wrap-distance-left:9pt;mso-wrap-distance-top:0;mso-wrap-distance-right:9pt;mso-wrap-distance-bottom:0;mso-position-horizontal:absolute;mso-position-horizontal-relative:text;mso-position-vertical:absolute;mso-position-vertical-relative:text" o:gfxdata="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">
+                <v:imagedata r:id="rId36" o:title=""/>
+              </v:shape>
+            </w:pict>
+          </mc:Fallback>
+        </mc:AlternateContent>
+      </w:r>
+      <w:r>
+        <w:rPr>
+          <w:rFonts w:ascii="Bookman Old Style" w:hAnsi="Bookman Old Style"/>
+          <w:b/>
+          <w:bCs/>
+          <w:noProof/>
+          <w:lang w:val="en-US"/>
+        </w:rPr>
+        <mc:AlternateContent>
+          <mc:Choice Requires="wpi">
+            <w:drawing>
+              <wp:anchor distT="0" distB="0" distL="114300" distR="114300" simplePos="0" relativeHeight="251755520" behindDoc="0" locked="0" layoutInCell="1" allowOverlap="1" wp14:anchorId="3C75F375" wp14:editId="08428780">
+                <wp:simplePos x="0" y="0"/>
+                <wp:positionH relativeFrom="column">
+                  <wp:posOffset>2050415</wp:posOffset>
+                </wp:positionH>
+                <wp:positionV relativeFrom="paragraph">
+                  <wp:posOffset>8890</wp:posOffset>
+                </wp:positionV>
+                <wp:extent cx="1004310" cy="328930"/>
+                <wp:effectExtent l="38100" t="38100" r="24765" b="52070"/>
+                <wp:wrapNone/>
+                <wp:docPr id="1917990863" name="Ink 23"/>
+                <wp:cNvGraphicFramePr/>
+                <a:graphic xmlns:a="http://schemas.openxmlformats.org/drawingml/2006/main">
+                  <a:graphicData uri="http://schemas.microsoft.com/office/word/2010/wordprocessingInk">
+                    <w14:contentPart bwMode="auto" r:id="rId37">
+                      <w14:nvContentPartPr>
+                        <w14:cNvContentPartPr/>
+                      </w14:nvContentPartPr>
+                      <w14:xfrm>
+                        <a:off x="0" y="0"/>
+                        <a:ext cx="1004310" cy="328930"/>
+                      </w14:xfrm>
+                    </w14:contentPart>
+                  </a:graphicData>
+                </a:graphic>
+              </wp:anchor>
+            </w:drawing>
+          </mc:Choice>
+          <mc:Fallback>
+            <w:pict>
+              <v:shape w14:anchorId="7AFD8EE0" id="Ink 23" o:spid="_x0000_s1026" type="#_x0000_t75" style="position:absolute;margin-left:160.95pt;margin-top:.2pt;width:80.1pt;height:26.85pt;z-index:251755520;visibility:visible;mso-wrap-style:square;mso-wrap-distance-left:9pt;mso-wrap-distance-top:0;mso-wrap-distance-right:9pt;mso-wrap-distance-bottom:0;mso-position-horizontal:absolute;mso-position-horizontal-relative:text;mso-position-vertical:absolute;mso-position-vertical-relative:text" o:gfxdata="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">
+                <v:imagedata r:id="rId38" o:title=""/>
+              </v:shape>
+            </w:pict>
+          </mc:Fallback>
+        </mc:AlternateContent>
+      </w:r>
+      <w:r>
+        <w:rPr>
+          <w:rFonts w:ascii="Bookman Old Style" w:hAnsi="Bookman Old Style"/>
+          <w:b/>
+          <w:bCs/>
+          <w:noProof/>
+          <w:lang w:val="en-US"/>
+        </w:rPr>
+        <mc:AlternateContent>
+          <mc:Choice Requires="wpi">
+            <w:drawing>
+              <wp:anchor distT="0" distB="0" distL="114300" distR="114300" simplePos="0" relativeHeight="251748352" behindDoc="0" locked="0" layoutInCell="1" allowOverlap="1" wp14:anchorId="55EA93D4" wp14:editId="3FDFD030">
+                <wp:simplePos x="0" y="0"/>
+                <wp:positionH relativeFrom="column">
+                  <wp:posOffset>2355215</wp:posOffset>
+                </wp:positionH>
+                <wp:positionV relativeFrom="paragraph">
+                  <wp:posOffset>445135</wp:posOffset>
+                </wp:positionV>
+                <wp:extent cx="1001880" cy="375340"/>
+                <wp:effectExtent l="38100" t="38100" r="8255" b="43815"/>
+                <wp:wrapNone/>
+                <wp:docPr id="1422583183" name="Ink 16"/>
+                <wp:cNvGraphicFramePr/>
+                <a:graphic xmlns:a="http://schemas.openxmlformats.org/drawingml/2006/main">
+                  <a:graphicData uri="http://schemas.microsoft.com/office/word/2010/wordprocessingInk">
+                    <w14:contentPart bwMode="auto" r:id="rId39">
+                      <w14:nvContentPartPr>
+                        <w14:cNvContentPartPr/>
+                      </w14:nvContentPartPr>
+                      <w14:xfrm>
+                        <a:off x="0" y="0"/>
+                        <a:ext cx="1001880" cy="375340"/>
+                      </w14:xfrm>
+                    </w14:contentPart>
+                  </a:graphicData>
+                </a:graphic>
+              </wp:anchor>
+            </w:drawing>
+          </mc:Choice>
+          <mc:Fallback>
+            <w:pict>
+              <v:shape w14:anchorId="2F526851" id="Ink 16" o:spid="_x0000_s1026" type="#_x0000_t75" style="position:absolute;margin-left:184.95pt;margin-top:34.55pt;width:79.9pt;height:30.5pt;z-index:251748352;visibility:visible;mso-wrap-style:square;mso-wrap-distance-left:9pt;mso-wrap-distance-top:0;mso-wrap-distance-right:9pt;mso-wrap-distance-bottom:0;mso-position-horizontal:absolute;mso-position-horizontal-relative:text;mso-position-vertical:absolute;mso-position-vertical-relative:text" o:gfxdata="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">
+                <v:imagedata r:id="rId40" o:title=""/>
+              </v:shape>
+            </w:pict>
+          </mc:Fallback>
+        </mc:AlternateContent>
+      </w:r>
+      <w:r>
+        <w:rPr>
+          <w:rFonts w:ascii="Bookman Old Style" w:hAnsi="Bookman Old Style"/>
+          <w:b/>
+          <w:bCs/>
+          <w:noProof/>
+          <w:lang w:val="en-US"/>
+        </w:rPr>
+        <mc:AlternateContent>
+          <mc:Choice Requires="wpi">
+            <w:drawing>
+              <wp:anchor distT="0" distB="0" distL="114300" distR="114300" simplePos="0" relativeHeight="251744256" behindDoc="0" locked="0" layoutInCell="1" allowOverlap="1" wp14:anchorId="23633893" wp14:editId="7164B77B">
+                <wp:simplePos x="0" y="0"/>
+                <wp:positionH relativeFrom="column">
+                  <wp:posOffset>205105</wp:posOffset>
+                </wp:positionH>
+                <wp:positionV relativeFrom="paragraph">
+                  <wp:posOffset>1522730</wp:posOffset>
+                </wp:positionV>
+                <wp:extent cx="653760" cy="264635"/>
+                <wp:effectExtent l="38100" t="38100" r="13335" b="40640"/>
+                <wp:wrapNone/>
+                <wp:docPr id="1474659585" name="Ink 12"/>
+                <wp:cNvGraphicFramePr/>
+                <a:graphic xmlns:a="http://schemas.openxmlformats.org/drawingml/2006/main">
+                  <a:graphicData uri="http://schemas.microsoft.com/office/word/2010/wordprocessingInk">
+                    <w14:contentPart bwMode="auto" r:id="rId41">
+                      <w14:nvContentPartPr>
+                        <w14:cNvContentPartPr/>
+                      </w14:nvContentPartPr>
+                      <w14:xfrm>
+                        <a:off x="0" y="0"/>
+                        <a:ext cx="653760" cy="264635"/>
+                      </w14:xfrm>
+                    </w14:contentPart>
+                  </a:graphicData>
+                </a:graphic>
+              </wp:anchor>
+            </w:drawing>
+          </mc:Choice>
+          <mc:Fallback>
+            <w:pict>
+              <v:shape w14:anchorId="225352E2" id="Ink 12" o:spid="_x0000_s1026" type="#_x0000_t75" style="position:absolute;margin-left:15.65pt;margin-top:119.4pt;width:52.5pt;height:21.85pt;z-index:251744256;visibility:visible;mso-wrap-style:square;mso-wrap-distance-left:9pt;mso-wrap-distance-top:0;mso-wrap-distance-right:9pt;mso-wrap-distance-bottom:0;mso-position-horizontal:absolute;mso-position-horizontal-relative:text;mso-position-vertical:absolute;mso-position-vertical-relative:text" o:gfxdata="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">
+                <v:imagedata r:id="rId42" o:title=""/>
+              </v:shape>
+            </w:pict>
+          </mc:Fallback>
+        </mc:AlternateContent>
       </w:r>
       <w:r>
         <w:rPr>
@@ -6104,6 +7363,6982 @@
           <w:rFonts w:ascii="Bookman Old Style" w:hAnsi="Bookman Old Style"/>
           <w:b/>
           <w:bCs/>
+          <w:lang w:val="en-US"/>
+        </w:rPr>
+      </w:pPr>
+    </w:p>
+    <w:p>
+      <w:pPr>
+        <w:rPr>
+          <w:rFonts w:ascii="Bookman Old Style" w:hAnsi="Bookman Old Style"/>
+          <w:b/>
+          <w:bCs/>
+          <w:lang w:val="en-US"/>
+        </w:rPr>
+      </w:pPr>
+    </w:p>
+    <w:p>
+      <w:pPr>
+        <w:rPr>
+          <w:rFonts w:ascii="Bookman Old Style" w:hAnsi="Bookman Old Style"/>
+          <w:b/>
+          <w:bCs/>
+          <w:lang w:val="en-US"/>
+        </w:rPr>
+      </w:pPr>
+    </w:p>
+    <w:p>
+      <w:pPr>
+        <w:rPr>
+          <w:rFonts w:ascii="Bookman Old Style" w:hAnsi="Bookman Old Style"/>
+          <w:b/>
+          <w:bCs/>
+          <w:lang w:val="en-US"/>
+        </w:rPr>
+      </w:pPr>
+    </w:p>
+    <w:p>
+      <w:pPr>
+        <w:rPr>
+          <w:rFonts w:ascii="Bookman Old Style" w:hAnsi="Bookman Old Style"/>
+          <w:b/>
+          <w:bCs/>
+          <w:lang w:val="en-US"/>
+        </w:rPr>
+      </w:pPr>
+    </w:p>
+    <w:p>
+      <w:pPr>
+        <w:rPr>
+          <w:rFonts w:ascii="Bookman Old Style" w:hAnsi="Bookman Old Style"/>
+          <w:b/>
+          <w:bCs/>
+          <w:lang w:val="en-US"/>
+        </w:rPr>
+      </w:pPr>
+    </w:p>
+    <w:p>
+      <w:pPr>
+        <w:rPr>
+          <w:rFonts w:ascii="Bookman Old Style" w:hAnsi="Bookman Old Style"/>
+          <w:b/>
+          <w:bCs/>
+          <w:lang w:val="en-US"/>
+        </w:rPr>
+      </w:pPr>
+    </w:p>
+    <w:p>
+      <w:pPr>
+        <w:rPr>
+          <w:rFonts w:ascii="Bookman Old Style" w:hAnsi="Bookman Old Style"/>
+          <w:b/>
+          <w:bCs/>
+          <w:color w:val="FFC000"/>
+          <w:lang w:val="en-US"/>
+        </w:rPr>
+      </w:pPr>
+      <w:r>
+        <w:rPr>
+          <w:rFonts w:ascii="Bookman Old Style" w:hAnsi="Bookman Old Style"/>
+          <w:b/>
+          <w:bCs/>
+          <w:color w:val="FFC000"/>
+          <w:lang w:val="en-US"/>
+        </w:rPr>
+        <w:t>Syntax:</w:t>
+      </w:r>
+    </w:p>
+    <w:p>
+      <w:pPr>
+        <w:rPr>
+          <w:rFonts w:ascii="Bookman Old Style" w:hAnsi="Bookman Old Style"/>
+          <w:b/>
+          <w:bCs/>
+          <w:highlight w:val="cyan"/>
+          <w:lang w:val="en-US"/>
+        </w:rPr>
+      </w:pPr>
+      <w:r>
+        <w:rPr>
+          <w:rFonts w:ascii="Bookman Old Style" w:hAnsi="Bookman Old Style"/>
+          <w:b/>
+          <w:bCs/>
+          <w:highlight w:val="cyan"/>
+          <w:lang w:val="en-US"/>
+        </w:rPr>
+        <w:t>[</w:t>
+      </w:r>
+      <w:proofErr w:type="spellStart"/>
+      <w:r>
+        <w:rPr>
+          <w:rFonts w:ascii="Bookman Old Style" w:hAnsi="Bookman Old Style"/>
+          <w:b/>
+          <w:bCs/>
+          <w:highlight w:val="cyan"/>
+          <w:lang w:val="en-US"/>
+        </w:rPr>
+        <w:t>Access_Specifier</w:t>
+      </w:r>
+      <w:proofErr w:type="spellEnd"/>
+      <w:r>
+        <w:rPr>
+          <w:rFonts w:ascii="Bookman Old Style" w:hAnsi="Bookman Old Style"/>
+          <w:b/>
+          <w:bCs/>
+          <w:highlight w:val="cyan"/>
+          <w:lang w:val="en-US"/>
+        </w:rPr>
+        <w:t>]</w:t>
+      </w:r>
+      <w:r>
+        <w:rPr>
+          <w:rFonts w:ascii="Bookman Old Style" w:hAnsi="Bookman Old Style"/>
+          <w:b/>
+          <w:bCs/>
+          <w:highlight w:val="cyan"/>
+          <w:lang w:val="en-US"/>
+        </w:rPr>
+        <w:tab/>
+      </w:r>
+      <w:proofErr w:type="spellStart"/>
+      <w:r>
+        <w:rPr>
+          <w:rFonts w:ascii="Bookman Old Style" w:hAnsi="Bookman Old Style"/>
+          <w:b/>
+          <w:bCs/>
+          <w:highlight w:val="cyan"/>
+          <w:lang w:val="en-US"/>
+        </w:rPr>
+        <w:t>Return_Type</w:t>
+      </w:r>
+      <w:proofErr w:type="spellEnd"/>
+      <w:r>
+        <w:rPr>
+          <w:rFonts w:ascii="Bookman Old Style" w:hAnsi="Bookman Old Style"/>
+          <w:b/>
+          <w:bCs/>
+          <w:highlight w:val="cyan"/>
+          <w:lang w:val="en-US"/>
+        </w:rPr>
+        <w:tab/>
+        <w:t>Func_Name(arg</w:t>
+      </w:r>
+      <w:proofErr w:type="gramStart"/>
+      <w:r>
+        <w:rPr>
+          <w:rFonts w:ascii="Bookman Old Style" w:hAnsi="Bookman Old Style"/>
+          <w:b/>
+          <w:bCs/>
+          <w:highlight w:val="cyan"/>
+          <w:lang w:val="en-US"/>
+        </w:rPr>
+        <w:t>1,arg2,…</w:t>
+      </w:r>
+      <w:proofErr w:type="gramEnd"/>
+      <w:r>
+        <w:rPr>
+          <w:rFonts w:ascii="Bookman Old Style" w:hAnsi="Bookman Old Style"/>
+          <w:b/>
+          <w:bCs/>
+          <w:highlight w:val="cyan"/>
+          <w:lang w:val="en-US"/>
+        </w:rPr>
+        <w:t>) {</w:t>
+      </w:r>
+    </w:p>
+    <w:p>
+      <w:pPr>
+        <w:rPr>
+          <w:rFonts w:ascii="Bookman Old Style" w:hAnsi="Bookman Old Style"/>
+          <w:b/>
+          <w:bCs/>
+          <w:highlight w:val="cyan"/>
+          <w:lang w:val="en-US"/>
+        </w:rPr>
+      </w:pPr>
+      <w:r>
+        <w:rPr>
+          <w:rFonts w:ascii="Bookman Old Style" w:hAnsi="Bookman Old Style"/>
+          <w:b/>
+          <w:bCs/>
+          <w:highlight w:val="cyan"/>
+          <w:lang w:val="en-US"/>
+        </w:rPr>
+        <w:tab/>
+        <w:t>Statements</w:t>
+      </w:r>
+    </w:p>
+    <w:p>
+      <w:pPr>
+        <w:rPr>
+          <w:rFonts w:ascii="Bookman Old Style" w:hAnsi="Bookman Old Style"/>
+          <w:b/>
+          <w:bCs/>
+          <w:lang w:val="en-US"/>
+        </w:rPr>
+      </w:pPr>
+      <w:r>
+        <w:rPr>
+          <w:rFonts w:ascii="Bookman Old Style" w:hAnsi="Bookman Old Style"/>
+          <w:b/>
+          <w:bCs/>
+          <w:highlight w:val="cyan"/>
+          <w:lang w:val="en-US"/>
+        </w:rPr>
+        <w:t>}</w:t>
+      </w:r>
+    </w:p>
+    <w:p>
+      <w:pPr>
+        <w:rPr>
+          <w:rFonts w:ascii="Bookman Old Style" w:hAnsi="Bookman Old Style"/>
+          <w:b/>
+          <w:bCs/>
+          <w:color w:val="FFC000"/>
+          <w:lang w:val="en-US"/>
+        </w:rPr>
+      </w:pPr>
+      <w:r>
+        <w:rPr>
+          <w:rFonts w:ascii="Bookman Old Style" w:hAnsi="Bookman Old Style"/>
+          <w:b/>
+          <w:bCs/>
+          <w:color w:val="FFC000"/>
+          <w:lang w:val="en-US"/>
+        </w:rPr>
+        <w:t>Types of Function</w:t>
+      </w:r>
+    </w:p>
+    <w:p>
+      <w:pPr>
+        <w:rPr>
+          <w:rFonts w:ascii="Bookman Old Style" w:hAnsi="Bookman Old Style"/>
+          <w:b/>
+          <w:bCs/>
+          <w:color w:val="00B050"/>
+          <w:lang w:val="en-US"/>
+        </w:rPr>
+      </w:pPr>
+      <w:r>
+        <w:rPr>
+          <w:rFonts w:ascii="Bookman Old Style" w:hAnsi="Bookman Old Style"/>
+          <w:b/>
+          <w:bCs/>
+          <w:color w:val="00B050"/>
+          <w:lang w:val="en-US"/>
+        </w:rPr>
+        <w:t>Function with return type with arguments</w:t>
+      </w:r>
+    </w:p>
+    <w:p>
+      <w:pPr>
+        <w:rPr>
+          <w:rFonts w:ascii="Bookman Old Style" w:hAnsi="Bookman Old Style"/>
+          <w:b/>
+          <w:bCs/>
+          <w:lang w:val="en-US"/>
+        </w:rPr>
+      </w:pPr>
+      <w:r>
+        <w:rPr>
+          <w:rFonts w:ascii="Bookman Old Style" w:hAnsi="Bookman Old Style"/>
+          <w:b/>
+          <w:bCs/>
+          <w:lang w:val="en-US"/>
+        </w:rPr>
+        <w:t xml:space="preserve">Public </w:t>
+      </w:r>
+      <w:r>
+        <w:rPr>
+          <w:rFonts w:ascii="Bookman Old Style" w:hAnsi="Bookman Old Style"/>
+          <w:b/>
+          <w:bCs/>
+          <w:lang w:val="en-US"/>
+        </w:rPr>
+        <w:t>double</w:t>
+      </w:r>
+      <w:r>
+        <w:rPr>
+          <w:rFonts w:ascii="Bookman Old Style" w:hAnsi="Bookman Old Style"/>
+          <w:b/>
+          <w:bCs/>
+          <w:lang w:val="en-US"/>
+        </w:rPr>
+        <w:t xml:space="preserve"> calc1 (int x, double y) {</w:t>
+      </w:r>
+    </w:p>
+    <w:p>
+      <w:pPr>
+        <w:rPr>
+          <w:rFonts w:ascii="Bookman Old Style" w:hAnsi="Bookman Old Style"/>
+          <w:b/>
+          <w:bCs/>
+          <w:lang w:val="en-US"/>
+        </w:rPr>
+      </w:pPr>
+      <w:r>
+        <w:rPr>
+          <w:rFonts w:ascii="Bookman Old Style" w:hAnsi="Bookman Old Style"/>
+          <w:b/>
+          <w:bCs/>
+          <w:lang w:val="en-US"/>
+        </w:rPr>
+        <w:tab/>
+        <w:t>Double z = x + y;</w:t>
+      </w:r>
+      <w:r>
+        <w:rPr>
+          <w:rFonts w:ascii="Bookman Old Style" w:hAnsi="Bookman Old Style"/>
+          <w:b/>
+          <w:bCs/>
+          <w:lang w:val="en-US"/>
+        </w:rPr>
+        <w:t xml:space="preserve"> // 100 + 200.34 = 300.24 (z)</w:t>
+      </w:r>
+    </w:p>
+    <w:p>
+      <w:pPr>
+        <w:rPr>
+          <w:rFonts w:ascii="Bookman Old Style" w:hAnsi="Bookman Old Style"/>
+          <w:b/>
+          <w:bCs/>
+          <w:lang w:val="en-US"/>
+        </w:rPr>
+      </w:pPr>
+      <w:r>
+        <w:rPr>
+          <w:rFonts w:ascii="Bookman Old Style" w:hAnsi="Bookman Old Style"/>
+          <w:b/>
+          <w:bCs/>
+          <w:lang w:val="en-US"/>
+        </w:rPr>
+        <w:tab/>
+        <w:t xml:space="preserve">Return </w:t>
+      </w:r>
+      <w:r>
+        <w:rPr>
+          <w:rFonts w:ascii="Bookman Old Style" w:hAnsi="Bookman Old Style"/>
+          <w:b/>
+          <w:bCs/>
+          <w:lang w:val="en-US"/>
+        </w:rPr>
+        <w:t>z</w:t>
+      </w:r>
+      <w:r>
+        <w:rPr>
+          <w:rFonts w:ascii="Bookman Old Style" w:hAnsi="Bookman Old Style"/>
+          <w:b/>
+          <w:bCs/>
+          <w:lang w:val="en-US"/>
+        </w:rPr>
+        <w:t>;</w:t>
+      </w:r>
+      <w:r>
+        <w:rPr>
+          <w:rFonts w:ascii="Bookman Old Style" w:hAnsi="Bookman Old Style"/>
+          <w:b/>
+          <w:bCs/>
+          <w:lang w:val="en-US"/>
+        </w:rPr>
+        <w:t xml:space="preserve"> //300.24</w:t>
+      </w:r>
+    </w:p>
+    <w:p>
+      <w:pPr>
+        <w:rPr>
+          <w:rFonts w:ascii="Bookman Old Style" w:hAnsi="Bookman Old Style"/>
+          <w:b/>
+          <w:bCs/>
+          <w:lang w:val="en-US"/>
+        </w:rPr>
+      </w:pPr>
+      <w:r>
+        <w:rPr>
+          <w:rFonts w:ascii="Bookman Old Style" w:hAnsi="Bookman Old Style"/>
+          <w:b/>
+          <w:bCs/>
+          <w:lang w:val="en-US"/>
+        </w:rPr>
+        <w:t>}</w:t>
+      </w:r>
+    </w:p>
+    <w:p>
+      <w:pPr>
+        <w:rPr>
+          <w:rFonts w:ascii="Bookman Old Style" w:hAnsi="Bookman Old Style"/>
+          <w:b/>
+          <w:bCs/>
+          <w:lang w:val="en-US"/>
+        </w:rPr>
+      </w:pPr>
+      <w:r>
+        <w:rPr>
+          <w:rFonts w:ascii="Bookman Old Style" w:hAnsi="Bookman Old Style"/>
+          <w:b/>
+          <w:bCs/>
+          <w:lang w:val="en-US"/>
+        </w:rPr>
+        <w:t>Double res = Calc1(100,200.34); //function call</w:t>
+      </w:r>
+    </w:p>
+    <w:p>
+      <w:pPr>
+        <w:rPr>
+          <w:rFonts w:ascii="Bookman Old Style" w:hAnsi="Bookman Old Style"/>
+          <w:b/>
+          <w:bCs/>
+          <w:color w:val="00B050"/>
+          <w:lang w:val="en-US"/>
+        </w:rPr>
+      </w:pPr>
+      <w:r>
+        <w:rPr>
+          <w:rFonts w:ascii="Bookman Old Style" w:hAnsi="Bookman Old Style"/>
+          <w:b/>
+          <w:bCs/>
+          <w:color w:val="00B050"/>
+          <w:lang w:val="en-US"/>
+        </w:rPr>
+        <w:t>Function with return type with</w:t>
+      </w:r>
+      <w:r>
+        <w:rPr>
+          <w:rFonts w:ascii="Bookman Old Style" w:hAnsi="Bookman Old Style"/>
+          <w:b/>
+          <w:bCs/>
+          <w:color w:val="00B050"/>
+          <w:lang w:val="en-US"/>
+        </w:rPr>
+        <w:t>o</w:t>
+      </w:r>
+      <w:r>
+        <w:rPr>
+          <w:rFonts w:ascii="Bookman Old Style" w:hAnsi="Bookman Old Style"/>
+          <w:b/>
+          <w:bCs/>
+          <w:color w:val="00B050"/>
+          <w:lang w:val="en-US"/>
+        </w:rPr>
+        <w:t>ut arguments</w:t>
+      </w:r>
+    </w:p>
+    <w:p>
+      <w:pPr>
+        <w:rPr>
+          <w:rFonts w:ascii="Bookman Old Style" w:hAnsi="Bookman Old Style"/>
+          <w:b/>
+          <w:bCs/>
+          <w:lang w:val="en-US"/>
+        </w:rPr>
+      </w:pPr>
+      <w:r>
+        <w:rPr>
+          <w:rFonts w:ascii="Bookman Old Style" w:hAnsi="Bookman Old Style"/>
+          <w:b/>
+          <w:bCs/>
+          <w:lang w:val="en-US"/>
+        </w:rPr>
+        <w:t>Public String calc2() {</w:t>
+      </w:r>
+    </w:p>
+    <w:p>
+      <w:pPr>
+        <w:rPr>
+          <w:rFonts w:ascii="Bookman Old Style" w:hAnsi="Bookman Old Style"/>
+          <w:b/>
+          <w:bCs/>
+          <w:lang w:val="en-US"/>
+        </w:rPr>
+      </w:pPr>
+      <w:r>
+        <w:rPr>
+          <w:rFonts w:ascii="Bookman Old Style" w:hAnsi="Bookman Old Style"/>
+          <w:b/>
+          <w:bCs/>
+          <w:lang w:val="en-US"/>
+        </w:rPr>
+        <w:tab/>
+        <w:t>Return “success”;</w:t>
+      </w:r>
+    </w:p>
+    <w:p>
+      <w:pPr>
+        <w:rPr>
+          <w:rFonts w:ascii="Bookman Old Style" w:hAnsi="Bookman Old Style"/>
+          <w:b/>
+          <w:bCs/>
+          <w:lang w:val="en-US"/>
+        </w:rPr>
+      </w:pPr>
+      <w:r>
+        <w:rPr>
+          <w:rFonts w:ascii="Bookman Old Style" w:hAnsi="Bookman Old Style"/>
+          <w:b/>
+          <w:bCs/>
+          <w:lang w:val="en-US"/>
+        </w:rPr>
+        <w:t>}</w:t>
+      </w:r>
+    </w:p>
+    <w:p>
+      <w:pPr>
+        <w:rPr>
+          <w:rFonts w:ascii="Bookman Old Style" w:hAnsi="Bookman Old Style"/>
+          <w:b/>
+          <w:bCs/>
+          <w:lang w:val="en-US"/>
+        </w:rPr>
+      </w:pPr>
+      <w:r>
+        <w:rPr>
+          <w:rFonts w:ascii="Bookman Old Style" w:hAnsi="Bookman Old Style"/>
+          <w:b/>
+          <w:bCs/>
+          <w:lang w:val="en-US"/>
+        </w:rPr>
+        <w:t>String res = Calc</w:t>
+      </w:r>
+      <w:proofErr w:type="gramStart"/>
+      <w:r>
+        <w:rPr>
+          <w:rFonts w:ascii="Bookman Old Style" w:hAnsi="Bookman Old Style"/>
+          <w:b/>
+          <w:bCs/>
+          <w:lang w:val="en-US"/>
+        </w:rPr>
+        <w:t>2( )</w:t>
+      </w:r>
+      <w:proofErr w:type="gramEnd"/>
+      <w:r>
+        <w:rPr>
+          <w:rFonts w:ascii="Bookman Old Style" w:hAnsi="Bookman Old Style"/>
+          <w:b/>
+          <w:bCs/>
+          <w:lang w:val="en-US"/>
+        </w:rPr>
+        <w:t>; // success</w:t>
+      </w:r>
+    </w:p>
+    <w:p>
+      <w:pPr>
+        <w:rPr>
+          <w:rFonts w:ascii="Bookman Old Style" w:hAnsi="Bookman Old Style"/>
+          <w:b/>
+          <w:bCs/>
+          <w:lang w:val="en-US"/>
+        </w:rPr>
+      </w:pPr>
+      <w:r>
+        <w:rPr>
+          <w:rFonts w:ascii="Bookman Old Style" w:hAnsi="Bookman Old Style"/>
+          <w:b/>
+          <w:bCs/>
+          <w:lang w:val="en-US"/>
+        </w:rPr>
+        <w:br w:type="page"/>
+      </w:r>
+    </w:p>
+    <w:p>
+      <w:pPr>
+        <w:rPr>
+          <w:rFonts w:ascii="Bookman Old Style" w:hAnsi="Bookman Old Style"/>
+          <w:b/>
+          <w:bCs/>
+          <w:color w:val="00B050"/>
+          <w:lang w:val="en-US"/>
+        </w:rPr>
+      </w:pPr>
+      <w:r>
+        <w:rPr>
+          <w:rFonts w:ascii="Bookman Old Style" w:hAnsi="Bookman Old Style"/>
+          <w:b/>
+          <w:bCs/>
+          <w:color w:val="00B050"/>
+          <w:lang w:val="en-US"/>
+        </w:rPr>
+        <w:lastRenderedPageBreak/>
+        <w:t>Function with</w:t>
+      </w:r>
+      <w:r>
+        <w:rPr>
+          <w:rFonts w:ascii="Bookman Old Style" w:hAnsi="Bookman Old Style"/>
+          <w:b/>
+          <w:bCs/>
+          <w:color w:val="00B050"/>
+          <w:lang w:val="en-US"/>
+        </w:rPr>
+        <w:t>out</w:t>
+      </w:r>
+      <w:r>
+        <w:rPr>
+          <w:rFonts w:ascii="Bookman Old Style" w:hAnsi="Bookman Old Style"/>
+          <w:b/>
+          <w:bCs/>
+          <w:color w:val="00B050"/>
+          <w:lang w:val="en-US"/>
+        </w:rPr>
+        <w:t xml:space="preserve"> return type with arguments</w:t>
+      </w:r>
+    </w:p>
+    <w:p>
+      <w:pPr>
+        <w:rPr>
+          <w:rFonts w:ascii="Bookman Old Style" w:hAnsi="Bookman Old Style"/>
+          <w:b/>
+          <w:bCs/>
+          <w:color w:val="000000" w:themeColor="text1"/>
+          <w:lang w:val="en-US"/>
+        </w:rPr>
+      </w:pPr>
+      <w:r>
+        <w:rPr>
+          <w:rFonts w:ascii="Bookman Old Style" w:hAnsi="Bookman Old Style"/>
+          <w:b/>
+          <w:bCs/>
+          <w:color w:val="000000" w:themeColor="text1"/>
+          <w:lang w:val="en-US"/>
+        </w:rPr>
+        <w:t xml:space="preserve">Public void </w:t>
+      </w:r>
+      <w:proofErr w:type="spellStart"/>
+      <w:proofErr w:type="gramStart"/>
+      <w:r>
+        <w:rPr>
+          <w:rFonts w:ascii="Bookman Old Style" w:hAnsi="Bookman Old Style"/>
+          <w:b/>
+          <w:bCs/>
+          <w:color w:val="000000" w:themeColor="text1"/>
+          <w:lang w:val="en-US"/>
+        </w:rPr>
+        <w:t>studentInfo</w:t>
+      </w:r>
+      <w:proofErr w:type="spellEnd"/>
+      <w:r>
+        <w:rPr>
+          <w:rFonts w:ascii="Bookman Old Style" w:hAnsi="Bookman Old Style"/>
+          <w:b/>
+          <w:bCs/>
+          <w:color w:val="000000" w:themeColor="text1"/>
+          <w:lang w:val="en-US"/>
+        </w:rPr>
+        <w:t>(</w:t>
+      </w:r>
+      <w:proofErr w:type="gramEnd"/>
+      <w:r>
+        <w:rPr>
+          <w:rFonts w:ascii="Bookman Old Style" w:hAnsi="Bookman Old Style"/>
+          <w:b/>
+          <w:bCs/>
+          <w:color w:val="000000" w:themeColor="text1"/>
+          <w:lang w:val="en-US"/>
+        </w:rPr>
+        <w:t xml:space="preserve">String </w:t>
+      </w:r>
+      <w:proofErr w:type="spellStart"/>
+      <w:r>
+        <w:rPr>
+          <w:rFonts w:ascii="Bookman Old Style" w:hAnsi="Bookman Old Style"/>
+          <w:b/>
+          <w:bCs/>
+          <w:color w:val="000000" w:themeColor="text1"/>
+          <w:lang w:val="en-US"/>
+        </w:rPr>
+        <w:t>rollno</w:t>
+      </w:r>
+      <w:proofErr w:type="spellEnd"/>
+      <w:r>
+        <w:rPr>
+          <w:rFonts w:ascii="Bookman Old Style" w:hAnsi="Bookman Old Style"/>
+          <w:b/>
+          <w:bCs/>
+          <w:color w:val="000000" w:themeColor="text1"/>
+          <w:lang w:val="en-US"/>
+        </w:rPr>
+        <w:t>, int rank, double mark) {</w:t>
+      </w:r>
+    </w:p>
+    <w:p>
+      <w:pPr>
+        <w:rPr>
+          <w:rFonts w:ascii="Bookman Old Style" w:hAnsi="Bookman Old Style"/>
+          <w:b/>
+          <w:bCs/>
+          <w:color w:val="000000" w:themeColor="text1"/>
+          <w:lang w:val="en-US"/>
+        </w:rPr>
+      </w:pPr>
+      <w:r>
+        <w:rPr>
+          <w:rFonts w:ascii="Bookman Old Style" w:hAnsi="Bookman Old Style"/>
+          <w:b/>
+          <w:bCs/>
+          <w:color w:val="000000" w:themeColor="text1"/>
+          <w:lang w:val="en-US"/>
+        </w:rPr>
+        <w:tab/>
+      </w:r>
+      <w:proofErr w:type="spellStart"/>
+      <w:r>
+        <w:rPr>
+          <w:rFonts w:ascii="Bookman Old Style" w:hAnsi="Bookman Old Style"/>
+          <w:b/>
+          <w:bCs/>
+          <w:color w:val="000000" w:themeColor="text1"/>
+          <w:lang w:val="en-US"/>
+        </w:rPr>
+        <w:t>System.out.println</w:t>
+      </w:r>
+      <w:proofErr w:type="spellEnd"/>
+      <w:r>
+        <w:rPr>
+          <w:rFonts w:ascii="Bookman Old Style" w:hAnsi="Bookman Old Style"/>
+          <w:b/>
+          <w:bCs/>
+          <w:color w:val="000000" w:themeColor="text1"/>
+          <w:lang w:val="en-US"/>
+        </w:rPr>
+        <w:t>(</w:t>
+      </w:r>
+      <w:proofErr w:type="spellStart"/>
+      <w:r>
+        <w:rPr>
+          <w:rFonts w:ascii="Bookman Old Style" w:hAnsi="Bookman Old Style"/>
+          <w:b/>
+          <w:bCs/>
+          <w:color w:val="000000" w:themeColor="text1"/>
+          <w:lang w:val="en-US"/>
+        </w:rPr>
+        <w:t>rollno</w:t>
+      </w:r>
+      <w:proofErr w:type="spellEnd"/>
+      <w:r>
+        <w:rPr>
+          <w:rFonts w:ascii="Bookman Old Style" w:hAnsi="Bookman Old Style"/>
+          <w:b/>
+          <w:bCs/>
+          <w:color w:val="000000" w:themeColor="text1"/>
+          <w:lang w:val="en-US"/>
+        </w:rPr>
+        <w:t>);</w:t>
+      </w:r>
+    </w:p>
+    <w:p>
+      <w:pPr>
+        <w:rPr>
+          <w:rFonts w:ascii="Bookman Old Style" w:hAnsi="Bookman Old Style"/>
+          <w:b/>
+          <w:bCs/>
+          <w:color w:val="000000" w:themeColor="text1"/>
+          <w:lang w:val="en-US"/>
+        </w:rPr>
+      </w:pPr>
+      <w:r>
+        <w:rPr>
+          <w:rFonts w:ascii="Bookman Old Style" w:hAnsi="Bookman Old Style"/>
+          <w:b/>
+          <w:bCs/>
+          <w:color w:val="000000" w:themeColor="text1"/>
+          <w:lang w:val="en-US"/>
+        </w:rPr>
+        <w:tab/>
+      </w:r>
+      <w:proofErr w:type="spellStart"/>
+      <w:r>
+        <w:rPr>
+          <w:rFonts w:ascii="Bookman Old Style" w:hAnsi="Bookman Old Style"/>
+          <w:b/>
+          <w:bCs/>
+          <w:color w:val="000000" w:themeColor="text1"/>
+          <w:lang w:val="en-US"/>
+        </w:rPr>
+        <w:t>System.out.println</w:t>
+      </w:r>
+      <w:proofErr w:type="spellEnd"/>
+      <w:r>
+        <w:rPr>
+          <w:rFonts w:ascii="Bookman Old Style" w:hAnsi="Bookman Old Style"/>
+          <w:b/>
+          <w:bCs/>
+          <w:color w:val="000000" w:themeColor="text1"/>
+          <w:lang w:val="en-US"/>
+        </w:rPr>
+        <w:t>(rank);</w:t>
+      </w:r>
+    </w:p>
+    <w:p>
+      <w:pPr>
+        <w:rPr>
+          <w:rFonts w:ascii="Bookman Old Style" w:hAnsi="Bookman Old Style"/>
+          <w:b/>
+          <w:bCs/>
+          <w:color w:val="000000" w:themeColor="text1"/>
+          <w:lang w:val="en-US"/>
+        </w:rPr>
+      </w:pPr>
+      <w:r>
+        <w:rPr>
+          <w:rFonts w:ascii="Bookman Old Style" w:hAnsi="Bookman Old Style"/>
+          <w:b/>
+          <w:bCs/>
+          <w:color w:val="000000" w:themeColor="text1"/>
+          <w:lang w:val="en-US"/>
+        </w:rPr>
+        <w:tab/>
+      </w:r>
+      <w:proofErr w:type="spellStart"/>
+      <w:r>
+        <w:rPr>
+          <w:rFonts w:ascii="Bookman Old Style" w:hAnsi="Bookman Old Style"/>
+          <w:b/>
+          <w:bCs/>
+          <w:color w:val="000000" w:themeColor="text1"/>
+          <w:lang w:val="en-US"/>
+        </w:rPr>
+        <w:t>System.out.println</w:t>
+      </w:r>
+      <w:proofErr w:type="spellEnd"/>
+      <w:r>
+        <w:rPr>
+          <w:rFonts w:ascii="Bookman Old Style" w:hAnsi="Bookman Old Style"/>
+          <w:b/>
+          <w:bCs/>
+          <w:color w:val="000000" w:themeColor="text1"/>
+          <w:lang w:val="en-US"/>
+        </w:rPr>
+        <w:t>(mark);</w:t>
+      </w:r>
+    </w:p>
+    <w:p>
+      <w:pPr>
+        <w:rPr>
+          <w:rFonts w:ascii="Bookman Old Style" w:hAnsi="Bookman Old Style"/>
+          <w:b/>
+          <w:bCs/>
+          <w:color w:val="000000" w:themeColor="text1"/>
+          <w:lang w:val="en-US"/>
+        </w:rPr>
+      </w:pPr>
+      <w:r>
+        <w:rPr>
+          <w:rFonts w:ascii="Bookman Old Style" w:hAnsi="Bookman Old Style"/>
+          <w:b/>
+          <w:bCs/>
+          <w:color w:val="000000" w:themeColor="text1"/>
+          <w:lang w:val="en-US"/>
+        </w:rPr>
+        <w:t>}</w:t>
+      </w:r>
+    </w:p>
+    <w:p>
+      <w:pPr>
+        <w:rPr>
+          <w:rFonts w:ascii="Bookman Old Style" w:hAnsi="Bookman Old Style"/>
+          <w:b/>
+          <w:bCs/>
+          <w:color w:val="000000" w:themeColor="text1"/>
+          <w:lang w:val="en-US"/>
+        </w:rPr>
+      </w:pPr>
+      <w:proofErr w:type="spellStart"/>
+      <w:r>
+        <w:rPr>
+          <w:rFonts w:ascii="Bookman Old Style" w:hAnsi="Bookman Old Style"/>
+          <w:b/>
+          <w:bCs/>
+          <w:color w:val="000000" w:themeColor="text1"/>
+          <w:lang w:val="en-US"/>
+        </w:rPr>
+        <w:t>studentInfo</w:t>
+      </w:r>
+      <w:proofErr w:type="spellEnd"/>
+      <w:r>
+        <w:rPr>
+          <w:rFonts w:ascii="Bookman Old Style" w:hAnsi="Bookman Old Style"/>
+          <w:b/>
+          <w:bCs/>
+          <w:color w:val="000000" w:themeColor="text1"/>
+          <w:lang w:val="en-US"/>
+        </w:rPr>
+        <w:t>(“st-1”,1,98.78);</w:t>
+      </w:r>
+    </w:p>
+    <w:p>
+      <w:pPr>
+        <w:rPr>
+          <w:rFonts w:ascii="Bookman Old Style" w:hAnsi="Bookman Old Style"/>
+          <w:b/>
+          <w:bCs/>
+          <w:color w:val="00B050"/>
+          <w:lang w:val="en-US"/>
+        </w:rPr>
+      </w:pPr>
+      <w:r>
+        <w:rPr>
+          <w:rFonts w:ascii="Bookman Old Style" w:hAnsi="Bookman Old Style"/>
+          <w:b/>
+          <w:bCs/>
+          <w:color w:val="00B050"/>
+          <w:lang w:val="en-US"/>
+        </w:rPr>
+        <w:t>Function with</w:t>
+      </w:r>
+      <w:r>
+        <w:rPr>
+          <w:rFonts w:ascii="Bookman Old Style" w:hAnsi="Bookman Old Style"/>
+          <w:b/>
+          <w:bCs/>
+          <w:color w:val="00B050"/>
+          <w:lang w:val="en-US"/>
+        </w:rPr>
+        <w:t>out</w:t>
+      </w:r>
+      <w:r>
+        <w:rPr>
+          <w:rFonts w:ascii="Bookman Old Style" w:hAnsi="Bookman Old Style"/>
+          <w:b/>
+          <w:bCs/>
+          <w:color w:val="00B050"/>
+          <w:lang w:val="en-US"/>
+        </w:rPr>
+        <w:t xml:space="preserve"> return type without arguments</w:t>
+      </w:r>
+    </w:p>
+    <w:p>
+      <w:pPr>
+        <w:rPr>
+          <w:rFonts w:ascii="Bookman Old Style" w:hAnsi="Bookman Old Style"/>
+          <w:b/>
+          <w:bCs/>
+          <w:color w:val="000000" w:themeColor="text1"/>
+          <w:lang w:val="en-US"/>
+        </w:rPr>
+      </w:pPr>
+      <w:r>
+        <w:rPr>
+          <w:rFonts w:ascii="Bookman Old Style" w:hAnsi="Bookman Old Style"/>
+          <w:b/>
+          <w:bCs/>
+          <w:color w:val="000000" w:themeColor="text1"/>
+          <w:lang w:val="en-US"/>
+        </w:rPr>
+        <w:t xml:space="preserve">Public void </w:t>
+      </w:r>
+      <w:proofErr w:type="spellStart"/>
+      <w:r>
+        <w:rPr>
+          <w:rFonts w:ascii="Bookman Old Style" w:hAnsi="Bookman Old Style"/>
+          <w:b/>
+          <w:bCs/>
+          <w:color w:val="000000" w:themeColor="text1"/>
+          <w:lang w:val="en-US"/>
+        </w:rPr>
+        <w:t>book_</w:t>
+      </w:r>
+      <w:proofErr w:type="gramStart"/>
+      <w:r>
+        <w:rPr>
+          <w:rFonts w:ascii="Bookman Old Style" w:hAnsi="Bookman Old Style"/>
+          <w:b/>
+          <w:bCs/>
+          <w:color w:val="000000" w:themeColor="text1"/>
+          <w:lang w:val="en-US"/>
+        </w:rPr>
+        <w:t>info</w:t>
+      </w:r>
+      <w:proofErr w:type="spellEnd"/>
+      <w:r>
+        <w:rPr>
+          <w:rFonts w:ascii="Bookman Old Style" w:hAnsi="Bookman Old Style"/>
+          <w:b/>
+          <w:bCs/>
+          <w:color w:val="000000" w:themeColor="text1"/>
+          <w:lang w:val="en-US"/>
+        </w:rPr>
+        <w:t>(</w:t>
+      </w:r>
+      <w:proofErr w:type="gramEnd"/>
+      <w:r>
+        <w:rPr>
+          <w:rFonts w:ascii="Bookman Old Style" w:hAnsi="Bookman Old Style"/>
+          <w:b/>
+          <w:bCs/>
+          <w:color w:val="000000" w:themeColor="text1"/>
+          <w:lang w:val="en-US"/>
+        </w:rPr>
+        <w:t>) {</w:t>
+      </w:r>
+    </w:p>
+    <w:p>
+      <w:pPr>
+        <w:rPr>
+          <w:rFonts w:ascii="Bookman Old Style" w:hAnsi="Bookman Old Style"/>
+          <w:b/>
+          <w:bCs/>
+          <w:color w:val="000000" w:themeColor="text1"/>
+          <w:lang w:val="en-US"/>
+        </w:rPr>
+      </w:pPr>
+      <w:r>
+        <w:rPr>
+          <w:rFonts w:ascii="Bookman Old Style" w:hAnsi="Bookman Old Style"/>
+          <w:b/>
+          <w:bCs/>
+          <w:color w:val="000000" w:themeColor="text1"/>
+          <w:lang w:val="en-US"/>
+        </w:rPr>
+        <w:tab/>
+      </w:r>
+      <w:proofErr w:type="spellStart"/>
+      <w:r>
+        <w:rPr>
+          <w:rFonts w:ascii="Bookman Old Style" w:hAnsi="Bookman Old Style"/>
+          <w:b/>
+          <w:bCs/>
+          <w:color w:val="000000" w:themeColor="text1"/>
+          <w:lang w:val="en-US"/>
+        </w:rPr>
+        <w:t>System.out.println</w:t>
+      </w:r>
+      <w:proofErr w:type="spellEnd"/>
+      <w:r>
+        <w:rPr>
+          <w:rFonts w:ascii="Bookman Old Style" w:hAnsi="Bookman Old Style"/>
+          <w:b/>
+          <w:bCs/>
+          <w:color w:val="000000" w:themeColor="text1"/>
+          <w:lang w:val="en-US"/>
+        </w:rPr>
+        <w:t>(“The complete reference of java”);</w:t>
+      </w:r>
+    </w:p>
+    <w:p>
+      <w:pPr>
+        <w:rPr>
+          <w:rFonts w:ascii="Bookman Old Style" w:hAnsi="Bookman Old Style"/>
+          <w:b/>
+          <w:bCs/>
+          <w:color w:val="000000" w:themeColor="text1"/>
+          <w:lang w:val="en-US"/>
+        </w:rPr>
+      </w:pPr>
+      <w:r>
+        <w:rPr>
+          <w:rFonts w:ascii="Bookman Old Style" w:hAnsi="Bookman Old Style"/>
+          <w:b/>
+          <w:bCs/>
+          <w:color w:val="000000" w:themeColor="text1"/>
+          <w:lang w:val="en-US"/>
+        </w:rPr>
+        <w:t>}</w:t>
+      </w:r>
+    </w:p>
+    <w:p>
+      <w:pPr>
+        <w:rPr>
+          <w:rFonts w:ascii="Bookman Old Style" w:hAnsi="Bookman Old Style"/>
+          <w:b/>
+          <w:bCs/>
+          <w:color w:val="000000" w:themeColor="text1"/>
+          <w:lang w:val="en-US"/>
+        </w:rPr>
+      </w:pPr>
+      <w:proofErr w:type="spellStart"/>
+      <w:r>
+        <w:rPr>
+          <w:rFonts w:ascii="Bookman Old Style" w:hAnsi="Bookman Old Style"/>
+          <w:b/>
+          <w:bCs/>
+          <w:color w:val="000000" w:themeColor="text1"/>
+          <w:lang w:val="en-US"/>
+        </w:rPr>
+        <w:t>Book_</w:t>
+      </w:r>
+      <w:proofErr w:type="gramStart"/>
+      <w:r>
+        <w:rPr>
+          <w:rFonts w:ascii="Bookman Old Style" w:hAnsi="Bookman Old Style"/>
+          <w:b/>
+          <w:bCs/>
+          <w:color w:val="000000" w:themeColor="text1"/>
+          <w:lang w:val="en-US"/>
+        </w:rPr>
+        <w:t>info</w:t>
+      </w:r>
+      <w:proofErr w:type="spellEnd"/>
+      <w:r>
+        <w:rPr>
+          <w:rFonts w:ascii="Bookman Old Style" w:hAnsi="Bookman Old Style"/>
+          <w:b/>
+          <w:bCs/>
+          <w:color w:val="000000" w:themeColor="text1"/>
+          <w:lang w:val="en-US"/>
+        </w:rPr>
+        <w:t>(</w:t>
+      </w:r>
+      <w:proofErr w:type="gramEnd"/>
+      <w:r>
+        <w:rPr>
+          <w:rFonts w:ascii="Bookman Old Style" w:hAnsi="Bookman Old Style"/>
+          <w:b/>
+          <w:bCs/>
+          <w:color w:val="000000" w:themeColor="text1"/>
+          <w:lang w:val="en-US"/>
+        </w:rPr>
+        <w:t>);</w:t>
+      </w:r>
+    </w:p>
+    <w:p>
+      <w:pPr>
+        <w:rPr>
+          <w:rFonts w:ascii="Bookman Old Style" w:hAnsi="Bookman Old Style"/>
+          <w:b/>
+          <w:bCs/>
+          <w:color w:val="000000" w:themeColor="text1"/>
+          <w:lang w:val="en-US"/>
+        </w:rPr>
+      </w:pPr>
+    </w:p>
+    <w:p>
+      <w:pPr>
+        <w:rPr>
+          <w:rFonts w:ascii="Bookman Old Style" w:hAnsi="Bookman Old Style"/>
+          <w:b/>
+          <w:bCs/>
+          <w:color w:val="000000" w:themeColor="text1"/>
+          <w:lang w:val="en-US"/>
+        </w:rPr>
+      </w:pPr>
+      <w:r>
+        <w:rPr>
+          <w:rFonts w:ascii="Bookman Old Style" w:hAnsi="Bookman Old Style"/>
+          <w:b/>
+          <w:bCs/>
+          <w:color w:val="000000" w:themeColor="text1"/>
+          <w:lang w:val="en-US"/>
+        </w:rPr>
+        <w:br w:type="page"/>
+      </w:r>
+      <w:r>
+        <w:rPr>
+          <w:rFonts w:ascii="Bookman Old Style" w:hAnsi="Bookman Old Style"/>
+          <w:b/>
+          <w:bCs/>
+          <w:noProof/>
+          <w:color w:val="EE0000"/>
+          <w:lang w:val="en-US"/>
+        </w:rPr>
+        <w:lastRenderedPageBreak/>
+        <mc:AlternateContent>
+          <mc:Choice Requires="wps">
+            <w:drawing>
+              <wp:anchor distT="0" distB="0" distL="114300" distR="114300" simplePos="0" relativeHeight="251812864" behindDoc="0" locked="0" layoutInCell="1" allowOverlap="1" wp14:anchorId="12D6B52D" wp14:editId="09B36B20">
+                <wp:simplePos x="0" y="0"/>
+                <wp:positionH relativeFrom="column">
+                  <wp:posOffset>4607276</wp:posOffset>
+                </wp:positionH>
+                <wp:positionV relativeFrom="paragraph">
+                  <wp:posOffset>-4457</wp:posOffset>
+                </wp:positionV>
+                <wp:extent cx="1318334" cy="319596"/>
+                <wp:effectExtent l="0" t="0" r="15240" b="23495"/>
+                <wp:wrapNone/>
+                <wp:docPr id="1861998668" name="Text Box 3"/>
+                <wp:cNvGraphicFramePr/>
+                <a:graphic xmlns:a="http://schemas.openxmlformats.org/drawingml/2006/main">
+                  <a:graphicData uri="http://schemas.microsoft.com/office/word/2010/wordprocessingShape">
+                    <wps:wsp>
+                      <wps:cNvSpPr txBox="1"/>
+                      <wps:spPr>
+                        <a:xfrm>
+                          <a:off x="0" y="0"/>
+                          <a:ext cx="1318334" cy="319596"/>
+                        </a:xfrm>
+                        <a:prstGeom prst="rect">
+                          <a:avLst/>
+                        </a:prstGeom>
+                        <a:solidFill>
+                          <a:schemeClr val="lt1"/>
+                        </a:solidFill>
+                        <a:ln w="6350">
+                          <a:solidFill>
+                            <a:prstClr val="black"/>
+                          </a:solidFill>
+                        </a:ln>
+                      </wps:spPr>
+                      <wps:txbx>
+                        <w:txbxContent>
+                          <w:p>
+                            <w:pPr>
+                              <w:jc w:val="center"/>
+                              <w:rPr>
+                                <w:b/>
+                                <w:bCs/>
+                                <w:lang w:val="en-US"/>
+                              </w:rPr>
+                            </w:pPr>
+                            <w:r>
+                              <w:rPr>
+                                <w:b/>
+                                <w:bCs/>
+                                <w:lang w:val="en-US"/>
+                              </w:rPr>
+                              <w:t>Object</w:t>
+                            </w:r>
+                          </w:p>
+                        </w:txbxContent>
+                      </wps:txbx>
+                      <wps:bodyPr rot="0" spcFirstLastPara="0" vertOverflow="overflow" horzOverflow="overflow" vert="horz" wrap="square" lIns="91440" tIns="45720" rIns="91440" bIns="45720" numCol="1" spcCol="0" rtlCol="0" fromWordArt="0" anchor="t" anchorCtr="0" forceAA="0" compatLnSpc="1">
+                        <a:prstTxWarp prst="textNoShape">
+                          <a:avLst/>
+                        </a:prstTxWarp>
+                        <a:noAutofit/>
+                      </wps:bodyPr>
+                    </wps:wsp>
+                  </a:graphicData>
+                </a:graphic>
+              </wp:anchor>
+            </w:drawing>
+          </mc:Choice>
+          <mc:Fallback>
+            <w:pict>
+              <v:shape w14:anchorId="12D6B52D" id="Text Box 3" o:spid="_x0000_s1028" type="#_x0000_t202" style="position:absolute;margin-left:362.8pt;margin-top:-.35pt;width:103.8pt;height:25.15pt;z-index:251812864;visibility:visible;mso-wrap-style:square;mso-wrap-distance-left:9pt;mso-wrap-distance-top:0;mso-wrap-distance-right:9pt;mso-wrap-distance-bottom:0;mso-position-horizontal:absolute;mso-position-horizontal-relative:text;mso-position-vertical:absolute;mso-position-vertical-relative:text;v-text-anchor:top" o:gfxdata="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" fillcolor="white [3201]" strokeweight=".5pt">
+                <v:textbox>
+                  <w:txbxContent>
+                    <w:p>
+                      <w:pPr>
+                        <w:jc w:val="center"/>
+                        <w:rPr>
+                          <w:b/>
+                          <w:bCs/>
+                          <w:lang w:val="en-US"/>
+                        </w:rPr>
+                      </w:pPr>
+                      <w:r>
+                        <w:rPr>
+                          <w:b/>
+                          <w:bCs/>
+                          <w:lang w:val="en-US"/>
+                        </w:rPr>
+                        <w:t>Object</w:t>
+                      </w:r>
+                    </w:p>
+                  </w:txbxContent>
+                </v:textbox>
+              </v:shape>
+            </w:pict>
+          </mc:Fallback>
+        </mc:AlternateContent>
+      </w:r>
+      <w:r>
+        <w:rPr>
+          <w:rFonts w:ascii="Bookman Old Style" w:hAnsi="Bookman Old Style"/>
+          <w:b/>
+          <w:bCs/>
+          <w:color w:val="EE0000"/>
+          <w:lang w:val="en-US"/>
+        </w:rPr>
+        <w:t>CLASSES &amp; OBJECTS:</w:t>
+      </w:r>
+    </w:p>
+    <w:p>
+      <w:pPr>
+        <w:rPr>
+          <w:rFonts w:ascii="Bookman Old Style" w:hAnsi="Bookman Old Style"/>
+          <w:b/>
+          <w:bCs/>
+          <w:color w:val="00B050"/>
+          <w:lang w:val="en-US"/>
+        </w:rPr>
+      </w:pPr>
+      <w:r>
+        <w:rPr>
+          <w:rFonts w:ascii="Bookman Old Style" w:hAnsi="Bookman Old Style"/>
+          <w:b/>
+          <w:bCs/>
+          <w:noProof/>
+          <w:color w:val="00B050"/>
+          <w:lang w:val="en-US"/>
+        </w:rPr>
+        <mc:AlternateContent>
+          <mc:Choice Requires="wps">
+            <w:drawing>
+              <wp:anchor distT="0" distB="0" distL="114300" distR="114300" simplePos="0" relativeHeight="251813888" behindDoc="0" locked="0" layoutInCell="1" allowOverlap="1" wp14:anchorId="0C7F371B" wp14:editId="43215B67">
+                <wp:simplePos x="0" y="0"/>
+                <wp:positionH relativeFrom="column">
+                  <wp:posOffset>4034901</wp:posOffset>
+                </wp:positionH>
+                <wp:positionV relativeFrom="paragraph">
+                  <wp:posOffset>72889</wp:posOffset>
+                </wp:positionV>
+                <wp:extent cx="2503170" cy="1042991"/>
+                <wp:effectExtent l="0" t="0" r="11430" b="24130"/>
+                <wp:wrapNone/>
+                <wp:docPr id="1143496188" name="Text Box 4"/>
+                <wp:cNvGraphicFramePr/>
+                <a:graphic xmlns:a="http://schemas.openxmlformats.org/drawingml/2006/main">
+                  <a:graphicData uri="http://schemas.microsoft.com/office/word/2010/wordprocessingShape">
+                    <wps:wsp>
+                      <wps:cNvSpPr txBox="1"/>
+                      <wps:spPr>
+                        <a:xfrm>
+                          <a:off x="0" y="0"/>
+                          <a:ext cx="2503170" cy="1042991"/>
+                        </a:xfrm>
+                        <a:prstGeom prst="rect">
+                          <a:avLst/>
+                        </a:prstGeom>
+                        <a:solidFill>
+                          <a:schemeClr val="lt1"/>
+                        </a:solidFill>
+                        <a:ln w="6350">
+                          <a:solidFill>
+                            <a:prstClr val="black"/>
+                          </a:solidFill>
+                        </a:ln>
+                      </wps:spPr>
+                      <wps:txbx>
+                        <w:txbxContent>
+                          <w:p/>
+                        </w:txbxContent>
+                      </wps:txbx>
+                      <wps:bodyPr rot="0" spcFirstLastPara="0" vertOverflow="overflow" horzOverflow="overflow" vert="horz" wrap="square" lIns="91440" tIns="45720" rIns="91440" bIns="45720" numCol="1" spcCol="0" rtlCol="0" fromWordArt="0" anchor="t" anchorCtr="0" forceAA="0" compatLnSpc="1">
+                        <a:prstTxWarp prst="textNoShape">
+                          <a:avLst/>
+                        </a:prstTxWarp>
+                        <a:noAutofit/>
+                      </wps:bodyPr>
+                    </wps:wsp>
+                  </a:graphicData>
+                </a:graphic>
+                <wp14:sizeRelV relativeFrom="margin">
+                  <wp14:pctHeight>0</wp14:pctHeight>
+                </wp14:sizeRelV>
+              </wp:anchor>
+            </w:drawing>
+          </mc:Choice>
+          <mc:Fallback>
+            <w:pict>
+              <v:shape w14:anchorId="0C7F371B" id="Text Box 4" o:spid="_x0000_s1029" type="#_x0000_t202" style="position:absolute;margin-left:317.7pt;margin-top:5.75pt;width:197.1pt;height:82.15pt;z-index:251813888;visibility:visible;mso-wrap-style:square;mso-height-percent:0;mso-wrap-distance-left:9pt;mso-wrap-distance-top:0;mso-wrap-distance-right:9pt;mso-wrap-distance-bottom:0;mso-position-horizontal:absolute;mso-position-horizontal-relative:text;mso-position-vertical:absolute;mso-position-vertical-relative:text;mso-height-percent:0;mso-height-relative:margin;v-text-anchor:top" o:gfxdata="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" fillcolor="white [3201]" strokeweight=".5pt">
+                <v:textbox>
+                  <w:txbxContent>
+                    <w:p/>
+                  </w:txbxContent>
+                </v:textbox>
+              </v:shape>
+            </w:pict>
+          </mc:Fallback>
+        </mc:AlternateContent>
+      </w:r>
+      <w:r>
+        <w:rPr>
+          <w:rFonts w:ascii="Bookman Old Style" w:hAnsi="Bookman Old Style"/>
+          <w:b/>
+          <w:bCs/>
+          <w:noProof/>
+          <w:color w:val="00B050"/>
+          <w:lang w:val="en-US"/>
+        </w:rPr>
+        <mc:AlternateContent>
+          <mc:Choice Requires="wps">
+            <w:drawing>
+              <wp:anchor distT="0" distB="0" distL="114300" distR="114300" simplePos="0" relativeHeight="251814912" behindDoc="0" locked="0" layoutInCell="1" allowOverlap="1" wp14:anchorId="736BC8F2" wp14:editId="71BC61C5">
+                <wp:simplePos x="0" y="0"/>
+                <wp:positionH relativeFrom="column">
+                  <wp:posOffset>4039340</wp:posOffset>
+                </wp:positionH>
+                <wp:positionV relativeFrom="paragraph">
+                  <wp:posOffset>72890</wp:posOffset>
+                </wp:positionV>
+                <wp:extent cx="2498731" cy="359546"/>
+                <wp:effectExtent l="0" t="0" r="15875" b="21590"/>
+                <wp:wrapNone/>
+                <wp:docPr id="1204631582" name="Text Box 5"/>
+                <wp:cNvGraphicFramePr/>
+                <a:graphic xmlns:a="http://schemas.openxmlformats.org/drawingml/2006/main">
+                  <a:graphicData uri="http://schemas.microsoft.com/office/word/2010/wordprocessingShape">
+                    <wps:wsp>
+                      <wps:cNvSpPr txBox="1"/>
+                      <wps:spPr>
+                        <a:xfrm>
+                          <a:off x="0" y="0"/>
+                          <a:ext cx="2498731" cy="359546"/>
+                        </a:xfrm>
+                        <a:prstGeom prst="rect">
+                          <a:avLst/>
+                        </a:prstGeom>
+                        <a:solidFill>
+                          <a:schemeClr val="lt1"/>
+                        </a:solidFill>
+                        <a:ln w="6350">
+                          <a:solidFill>
+                            <a:prstClr val="black"/>
+                          </a:solidFill>
+                        </a:ln>
+                      </wps:spPr>
+                      <wps:txbx>
+                        <w:txbxContent>
+                          <w:p>
+                            <w:pPr>
+                              <w:jc w:val="center"/>
+                              <w:rPr>
+                                <w:b/>
+                                <w:bCs/>
+                                <w:lang w:val="en-US"/>
+                              </w:rPr>
+                            </w:pPr>
+                            <w:r>
+                              <w:rPr>
+                                <w:b/>
+                                <w:bCs/>
+                                <w:lang w:val="en-US"/>
+                              </w:rPr>
+                              <w:t>Constructor: Must be</w:t>
+                            </w:r>
+                          </w:p>
+                        </w:txbxContent>
+                      </wps:txbx>
+                      <wps:bodyPr rot="0" spcFirstLastPara="0" vertOverflow="overflow" horzOverflow="overflow" vert="horz" wrap="square" lIns="91440" tIns="45720" rIns="91440" bIns="45720" numCol="1" spcCol="0" rtlCol="0" fromWordArt="0" anchor="t" anchorCtr="0" forceAA="0" compatLnSpc="1">
+                        <a:prstTxWarp prst="textNoShape">
+                          <a:avLst/>
+                        </a:prstTxWarp>
+                        <a:noAutofit/>
+                      </wps:bodyPr>
+                    </wps:wsp>
+                  </a:graphicData>
+                </a:graphic>
+                <wp14:sizeRelV relativeFrom="margin">
+                  <wp14:pctHeight>0</wp14:pctHeight>
+                </wp14:sizeRelV>
+              </wp:anchor>
+            </w:drawing>
+          </mc:Choice>
+          <mc:Fallback>
+            <w:pict>
+              <v:shape w14:anchorId="736BC8F2" id="Text Box 5" o:spid="_x0000_s1030" type="#_x0000_t202" style="position:absolute;margin-left:318.05pt;margin-top:5.75pt;width:196.75pt;height:28.3pt;z-index:251814912;visibility:visible;mso-wrap-style:square;mso-height-percent:0;mso-wrap-distance-left:9pt;mso-wrap-distance-top:0;mso-wrap-distance-right:9pt;mso-wrap-distance-bottom:0;mso-position-horizontal:absolute;mso-position-horizontal-relative:text;mso-position-vertical:absolute;mso-position-vertical-relative:text;mso-height-percent:0;mso-height-relative:margin;v-text-anchor:top" o:gfxdata="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" fillcolor="white [3201]" strokeweight=".5pt">
+                <v:textbox>
+                  <w:txbxContent>
+                    <w:p>
+                      <w:pPr>
+                        <w:jc w:val="center"/>
+                        <w:rPr>
+                          <w:b/>
+                          <w:bCs/>
+                          <w:lang w:val="en-US"/>
+                        </w:rPr>
+                      </w:pPr>
+                      <w:r>
+                        <w:rPr>
+                          <w:b/>
+                          <w:bCs/>
+                          <w:lang w:val="en-US"/>
+                        </w:rPr>
+                        <w:t>Constructor: Must be</w:t>
+                      </w:r>
+                    </w:p>
+                  </w:txbxContent>
+                </v:textbox>
+              </v:shape>
+            </w:pict>
+          </mc:Fallback>
+        </mc:AlternateContent>
+      </w:r>
+      <w:r>
+        <w:rPr>
+          <w:rFonts w:ascii="Bookman Old Style" w:hAnsi="Bookman Old Style"/>
+          <w:b/>
+          <w:bCs/>
+          <w:color w:val="00B050"/>
+          <w:lang w:val="en-US"/>
+        </w:rPr>
+        <w:t>OBJECT:</w:t>
+      </w:r>
+    </w:p>
+    <w:p>
+      <w:pPr>
+        <w:pStyle w:val="ListParagraph"/>
+        <w:numPr>
+          <w:ilvl w:val="0"/>
+          <w:numId w:val="12"/>
+        </w:numPr>
+        <w:rPr>
+          <w:rFonts w:ascii="Bookman Old Style" w:hAnsi="Bookman Old Style"/>
+          <w:b/>
+          <w:bCs/>
+          <w:lang w:val="en-US"/>
+        </w:rPr>
+      </w:pPr>
+      <w:r>
+        <w:rPr>
+          <w:rFonts w:ascii="Bookman Old Style" w:hAnsi="Bookman Old Style"/>
+          <w:b/>
+          <w:bCs/>
+          <w:noProof/>
+          <w:color w:val="00B050"/>
+          <w:lang w:val="en-US"/>
+        </w:rPr>
+        <mc:AlternateContent>
+          <mc:Choice Requires="wps">
+            <w:drawing>
+              <wp:anchor distT="0" distB="0" distL="114300" distR="114300" simplePos="0" relativeHeight="251816960" behindDoc="0" locked="0" layoutInCell="1" allowOverlap="1" wp14:anchorId="68AB110F" wp14:editId="62FFBD39">
+                <wp:simplePos x="0" y="0"/>
+                <wp:positionH relativeFrom="column">
+                  <wp:posOffset>4034790</wp:posOffset>
+                </wp:positionH>
+                <wp:positionV relativeFrom="paragraph">
+                  <wp:posOffset>123831</wp:posOffset>
+                </wp:positionV>
+                <wp:extent cx="2498731" cy="359546"/>
+                <wp:effectExtent l="0" t="0" r="15875" b="21590"/>
+                <wp:wrapNone/>
+                <wp:docPr id="979286566" name="Text Box 5"/>
+                <wp:cNvGraphicFramePr/>
+                <a:graphic xmlns:a="http://schemas.openxmlformats.org/drawingml/2006/main">
+                  <a:graphicData uri="http://schemas.microsoft.com/office/word/2010/wordprocessingShape">
+                    <wps:wsp>
+                      <wps:cNvSpPr txBox="1"/>
+                      <wps:spPr>
+                        <a:xfrm>
+                          <a:off x="0" y="0"/>
+                          <a:ext cx="2498731" cy="359546"/>
+                        </a:xfrm>
+                        <a:prstGeom prst="rect">
+                          <a:avLst/>
+                        </a:prstGeom>
+                        <a:solidFill>
+                          <a:schemeClr val="lt1"/>
+                        </a:solidFill>
+                        <a:ln w="6350">
+                          <a:solidFill>
+                            <a:prstClr val="black"/>
+                          </a:solidFill>
+                        </a:ln>
+                      </wps:spPr>
+                      <wps:txbx>
+                        <w:txbxContent>
+                          <w:p>
+                            <w:pPr>
+                              <w:jc w:val="center"/>
+                              <w:rPr>
+                                <w:b/>
+                                <w:bCs/>
+                                <w:lang w:val="en-US"/>
+                              </w:rPr>
+                            </w:pPr>
+                            <w:r>
+                              <w:rPr>
+                                <w:b/>
+                                <w:bCs/>
+                                <w:lang w:val="en-US"/>
+                              </w:rPr>
+                              <w:t>C</w:t>
+                            </w:r>
+                            <w:r>
+                              <w:rPr>
+                                <w:b/>
+                                <w:bCs/>
+                                <w:lang w:val="en-US"/>
+                              </w:rPr>
+                              <w:t>lass variables</w:t>
+                            </w:r>
+                            <w:r>
+                              <w:rPr>
+                                <w:b/>
+                                <w:bCs/>
+                                <w:lang w:val="en-US"/>
+                              </w:rPr>
+                              <w:t>: M</w:t>
+                            </w:r>
+                            <w:r>
+                              <w:rPr>
+                                <w:b/>
+                                <w:bCs/>
+                                <w:lang w:val="en-US"/>
+                              </w:rPr>
+                              <w:t>ay</w:t>
+                            </w:r>
+                            <w:r>
+                              <w:rPr>
+                                <w:b/>
+                                <w:bCs/>
+                                <w:lang w:val="en-US"/>
+                              </w:rPr>
+                              <w:t xml:space="preserve"> be</w:t>
+                            </w:r>
+                          </w:p>
+                        </w:txbxContent>
+                      </wps:txbx>
+                      <wps:bodyPr rot="0" spcFirstLastPara="0" vertOverflow="overflow" horzOverflow="overflow" vert="horz" wrap="square" lIns="91440" tIns="45720" rIns="91440" bIns="45720" numCol="1" spcCol="0" rtlCol="0" fromWordArt="0" anchor="t" anchorCtr="0" forceAA="0" compatLnSpc="1">
+                        <a:prstTxWarp prst="textNoShape">
+                          <a:avLst/>
+                        </a:prstTxWarp>
+                        <a:noAutofit/>
+                      </wps:bodyPr>
+                    </wps:wsp>
+                  </a:graphicData>
+                </a:graphic>
+                <wp14:sizeRelV relativeFrom="margin">
+                  <wp14:pctHeight>0</wp14:pctHeight>
+                </wp14:sizeRelV>
+              </wp:anchor>
+            </w:drawing>
+          </mc:Choice>
+          <mc:Fallback>
+            <w:pict>
+              <v:shape w14:anchorId="68AB110F" id="_x0000_s1031" type="#_x0000_t202" style="position:absolute;left:0;text-align:left;margin-left:317.7pt;margin-top:9.75pt;width:196.75pt;height:28.3pt;z-index:251816960;visibility:visible;mso-wrap-style:square;mso-height-percent:0;mso-wrap-distance-left:9pt;mso-wrap-distance-top:0;mso-wrap-distance-right:9pt;mso-wrap-distance-bottom:0;mso-position-horizontal:absolute;mso-position-horizontal-relative:text;mso-position-vertical:absolute;mso-position-vertical-relative:text;mso-height-percent:0;mso-height-relative:margin;v-text-anchor:top" o:gfxdata="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" fillcolor="white [3201]" strokeweight=".5pt">
+                <v:textbox>
+                  <w:txbxContent>
+                    <w:p>
+                      <w:pPr>
+                        <w:jc w:val="center"/>
+                        <w:rPr>
+                          <w:b/>
+                          <w:bCs/>
+                          <w:lang w:val="en-US"/>
+                        </w:rPr>
+                      </w:pPr>
+                      <w:r>
+                        <w:rPr>
+                          <w:b/>
+                          <w:bCs/>
+                          <w:lang w:val="en-US"/>
+                        </w:rPr>
+                        <w:t>C</w:t>
+                      </w:r>
+                      <w:r>
+                        <w:rPr>
+                          <w:b/>
+                          <w:bCs/>
+                          <w:lang w:val="en-US"/>
+                        </w:rPr>
+                        <w:t>lass variables</w:t>
+                      </w:r>
+                      <w:r>
+                        <w:rPr>
+                          <w:b/>
+                          <w:bCs/>
+                          <w:lang w:val="en-US"/>
+                        </w:rPr>
+                        <w:t>: M</w:t>
+                      </w:r>
+                      <w:r>
+                        <w:rPr>
+                          <w:b/>
+                          <w:bCs/>
+                          <w:lang w:val="en-US"/>
+                        </w:rPr>
+                        <w:t>ay</w:t>
+                      </w:r>
+                      <w:r>
+                        <w:rPr>
+                          <w:b/>
+                          <w:bCs/>
+                          <w:lang w:val="en-US"/>
+                        </w:rPr>
+                        <w:t xml:space="preserve"> be</w:t>
+                      </w:r>
+                    </w:p>
+                  </w:txbxContent>
+                </v:textbox>
+              </v:shape>
+            </w:pict>
+          </mc:Fallback>
+        </mc:AlternateContent>
+      </w:r>
+      <w:r>
+        <w:rPr>
+          <w:rFonts w:ascii="Bookman Old Style" w:hAnsi="Bookman Old Style"/>
+          <w:b/>
+          <w:bCs/>
+          <w:lang w:val="en-US"/>
+        </w:rPr>
+        <w:t>Object is a temp memory like a variable</w:t>
+      </w:r>
+    </w:p>
+    <w:p>
+      <w:pPr>
+        <w:pStyle w:val="ListParagraph"/>
+        <w:numPr>
+          <w:ilvl w:val="0"/>
+          <w:numId w:val="12"/>
+        </w:numPr>
+        <w:rPr>
+          <w:rFonts w:ascii="Bookman Old Style" w:hAnsi="Bookman Old Style"/>
+          <w:b/>
+          <w:bCs/>
+          <w:lang w:val="en-US"/>
+        </w:rPr>
+      </w:pPr>
+      <w:r>
+        <w:rPr>
+          <w:rFonts w:ascii="Bookman Old Style" w:hAnsi="Bookman Old Style"/>
+          <w:b/>
+          <w:bCs/>
+          <w:lang w:val="en-US"/>
+        </w:rPr>
+        <w:t>Object memory divided into 3 parts</w:t>
+      </w:r>
+    </w:p>
+    <w:p>
+      <w:pPr>
+        <w:pStyle w:val="ListParagraph"/>
+        <w:numPr>
+          <w:ilvl w:val="1"/>
+          <w:numId w:val="12"/>
+        </w:numPr>
+        <w:rPr>
+          <w:rFonts w:ascii="Bookman Old Style" w:hAnsi="Bookman Old Style"/>
+          <w:b/>
+          <w:bCs/>
+          <w:lang w:val="en-US"/>
+        </w:rPr>
+      </w:pPr>
+      <w:r>
+        <w:rPr>
+          <w:rFonts w:ascii="Bookman Old Style" w:hAnsi="Bookman Old Style"/>
+          <w:b/>
+          <w:bCs/>
+          <w:noProof/>
+          <w:color w:val="00B050"/>
+          <w:lang w:val="en-US"/>
+        </w:rPr>
+        <mc:AlternateContent>
+          <mc:Choice Requires="wps">
+            <w:drawing>
+              <wp:anchor distT="0" distB="0" distL="114300" distR="114300" simplePos="0" relativeHeight="251819008" behindDoc="0" locked="0" layoutInCell="1" allowOverlap="1" wp14:anchorId="01A3BD01" wp14:editId="080B1AE3">
+                <wp:simplePos x="0" y="0"/>
+                <wp:positionH relativeFrom="column">
+                  <wp:posOffset>4039340</wp:posOffset>
+                </wp:positionH>
+                <wp:positionV relativeFrom="paragraph">
+                  <wp:posOffset>31787</wp:posOffset>
+                </wp:positionV>
+                <wp:extent cx="2498731" cy="359546"/>
+                <wp:effectExtent l="0" t="0" r="15875" b="21590"/>
+                <wp:wrapNone/>
+                <wp:docPr id="1939623434" name="Text Box 5"/>
+                <wp:cNvGraphicFramePr/>
+                <a:graphic xmlns:a="http://schemas.openxmlformats.org/drawingml/2006/main">
+                  <a:graphicData uri="http://schemas.microsoft.com/office/word/2010/wordprocessingShape">
+                    <wps:wsp>
+                      <wps:cNvSpPr txBox="1"/>
+                      <wps:spPr>
+                        <a:xfrm>
+                          <a:off x="0" y="0"/>
+                          <a:ext cx="2498731" cy="359546"/>
+                        </a:xfrm>
+                        <a:prstGeom prst="rect">
+                          <a:avLst/>
+                        </a:prstGeom>
+                        <a:solidFill>
+                          <a:schemeClr val="lt1"/>
+                        </a:solidFill>
+                        <a:ln w="6350">
+                          <a:solidFill>
+                            <a:prstClr val="black"/>
+                          </a:solidFill>
+                        </a:ln>
+                      </wps:spPr>
+                      <wps:txbx>
+                        <w:txbxContent>
+                          <w:p>
+                            <w:pPr>
+                              <w:jc w:val="center"/>
+                              <w:rPr>
+                                <w:b/>
+                                <w:bCs/>
+                                <w:lang w:val="en-US"/>
+                              </w:rPr>
+                            </w:pPr>
+                            <w:r>
+                              <w:rPr>
+                                <w:b/>
+                                <w:bCs/>
+                                <w:lang w:val="en-US"/>
+                              </w:rPr>
+                              <w:t>Functions</w:t>
+                            </w:r>
+                            <w:r>
+                              <w:rPr>
+                                <w:b/>
+                                <w:bCs/>
+                                <w:lang w:val="en-US"/>
+                              </w:rPr>
+                              <w:t>: May be</w:t>
+                            </w:r>
+                          </w:p>
+                        </w:txbxContent>
+                      </wps:txbx>
+                      <wps:bodyPr rot="0" spcFirstLastPara="0" vertOverflow="overflow" horzOverflow="overflow" vert="horz" wrap="square" lIns="91440" tIns="45720" rIns="91440" bIns="45720" numCol="1" spcCol="0" rtlCol="0" fromWordArt="0" anchor="t" anchorCtr="0" forceAA="0" compatLnSpc="1">
+                        <a:prstTxWarp prst="textNoShape">
+                          <a:avLst/>
+                        </a:prstTxWarp>
+                        <a:noAutofit/>
+                      </wps:bodyPr>
+                    </wps:wsp>
+                  </a:graphicData>
+                </a:graphic>
+                <wp14:sizeRelV relativeFrom="margin">
+                  <wp14:pctHeight>0</wp14:pctHeight>
+                </wp14:sizeRelV>
+              </wp:anchor>
+            </w:drawing>
+          </mc:Choice>
+          <mc:Fallback>
+            <w:pict>
+              <v:shape w14:anchorId="01A3BD01" id="_x0000_s1032" type="#_x0000_t202" style="position:absolute;left:0;text-align:left;margin-left:318.05pt;margin-top:2.5pt;width:196.75pt;height:28.3pt;z-index:251819008;visibility:visible;mso-wrap-style:square;mso-height-percent:0;mso-wrap-distance-left:9pt;mso-wrap-distance-top:0;mso-wrap-distance-right:9pt;mso-wrap-distance-bottom:0;mso-position-horizontal:absolute;mso-position-horizontal-relative:text;mso-position-vertical:absolute;mso-position-vertical-relative:text;mso-height-percent:0;mso-height-relative:margin;v-text-anchor:top" o:gfxdata="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" fillcolor="white [3201]" strokeweight=".5pt">
+                <v:textbox>
+                  <w:txbxContent>
+                    <w:p>
+                      <w:pPr>
+                        <w:jc w:val="center"/>
+                        <w:rPr>
+                          <w:b/>
+                          <w:bCs/>
+                          <w:lang w:val="en-US"/>
+                        </w:rPr>
+                      </w:pPr>
+                      <w:r>
+                        <w:rPr>
+                          <w:b/>
+                          <w:bCs/>
+                          <w:lang w:val="en-US"/>
+                        </w:rPr>
+                        <w:t>Functions</w:t>
+                      </w:r>
+                      <w:r>
+                        <w:rPr>
+                          <w:b/>
+                          <w:bCs/>
+                          <w:lang w:val="en-US"/>
+                        </w:rPr>
+                        <w:t>: May be</w:t>
+                      </w:r>
+                    </w:p>
+                  </w:txbxContent>
+                </v:textbox>
+              </v:shape>
+            </w:pict>
+          </mc:Fallback>
+        </mc:AlternateContent>
+      </w:r>
+      <w:r>
+        <w:rPr>
+          <w:rFonts w:ascii="Bookman Old Style" w:hAnsi="Bookman Old Style"/>
+          <w:b/>
+          <w:bCs/>
+          <w:lang w:val="en-US"/>
+        </w:rPr>
+        <w:t>Constructor</w:t>
+      </w:r>
+    </w:p>
+    <w:p>
+      <w:pPr>
+        <w:pStyle w:val="ListParagraph"/>
+        <w:numPr>
+          <w:ilvl w:val="1"/>
+          <w:numId w:val="12"/>
+        </w:numPr>
+        <w:rPr>
+          <w:rFonts w:ascii="Bookman Old Style" w:hAnsi="Bookman Old Style"/>
+          <w:b/>
+          <w:bCs/>
+          <w:lang w:val="en-US"/>
+        </w:rPr>
+      </w:pPr>
+      <w:r>
+        <w:rPr>
+          <w:rFonts w:ascii="Bookman Old Style" w:hAnsi="Bookman Old Style"/>
+          <w:b/>
+          <w:bCs/>
+          <w:lang w:val="en-US"/>
+        </w:rPr>
+        <w:t>Class variables</w:t>
+      </w:r>
+    </w:p>
+    <w:p>
+      <w:pPr>
+        <w:pStyle w:val="ListParagraph"/>
+        <w:numPr>
+          <w:ilvl w:val="1"/>
+          <w:numId w:val="12"/>
+        </w:numPr>
+        <w:rPr>
+          <w:rFonts w:ascii="Bookman Old Style" w:hAnsi="Bookman Old Style"/>
+          <w:b/>
+          <w:bCs/>
+          <w:lang w:val="en-US"/>
+        </w:rPr>
+      </w:pPr>
+      <w:r>
+        <w:rPr>
+          <w:rFonts w:ascii="Bookman Old Style" w:hAnsi="Bookman Old Style"/>
+          <w:b/>
+          <w:bCs/>
+          <w:lang w:val="en-US"/>
+        </w:rPr>
+        <w:t>Functions</w:t>
+      </w:r>
+    </w:p>
+    <w:p>
+      <w:pPr>
+        <w:pStyle w:val="ListParagraph"/>
+        <w:numPr>
+          <w:ilvl w:val="0"/>
+          <w:numId w:val="12"/>
+        </w:numPr>
+        <w:rPr>
+          <w:rFonts w:ascii="Bookman Old Style" w:hAnsi="Bookman Old Style"/>
+          <w:b/>
+          <w:bCs/>
+          <w:lang w:val="en-US"/>
+        </w:rPr>
+      </w:pPr>
+      <w:r>
+        <w:rPr>
+          <w:rFonts w:ascii="Bookman Old Style" w:hAnsi="Bookman Old Style"/>
+          <w:b/>
+          <w:bCs/>
+          <w:lang w:val="en-US"/>
+        </w:rPr>
+        <w:t>Constructor must be</w:t>
+      </w:r>
+      <w:r>
+        <w:rPr>
+          <w:rFonts w:ascii="Bookman Old Style" w:hAnsi="Bookman Old Style"/>
+          <w:b/>
+          <w:bCs/>
+          <w:lang w:val="en-US"/>
+        </w:rPr>
+        <w:t>,</w:t>
+      </w:r>
+      <w:r>
+        <w:rPr>
+          <w:rFonts w:ascii="Bookman Old Style" w:hAnsi="Bookman Old Style"/>
+          <w:b/>
+          <w:bCs/>
+          <w:lang w:val="en-US"/>
+        </w:rPr>
+        <w:t xml:space="preserve"> that is without constructor objects are just memory</w:t>
+      </w:r>
+    </w:p>
+    <w:p>
+      <w:pPr>
+        <w:pStyle w:val="ListParagraph"/>
+        <w:numPr>
+          <w:ilvl w:val="0"/>
+          <w:numId w:val="12"/>
+        </w:numPr>
+        <w:rPr>
+          <w:rFonts w:ascii="Bookman Old Style" w:hAnsi="Bookman Old Style"/>
+          <w:b/>
+          <w:bCs/>
+          <w:lang w:val="en-US"/>
+        </w:rPr>
+      </w:pPr>
+      <w:r>
+        <w:rPr>
+          <w:rFonts w:ascii="Bookman Old Style" w:hAnsi="Bookman Old Style"/>
+          <w:b/>
+          <w:bCs/>
+          <w:lang w:val="en-US"/>
+        </w:rPr>
+        <w:t xml:space="preserve">Object must be initialized with constructor. Called </w:t>
+      </w:r>
+      <w:r>
+        <w:rPr>
+          <w:rFonts w:ascii="Bookman Old Style" w:hAnsi="Bookman Old Style"/>
+          <w:b/>
+          <w:bCs/>
+          <w:highlight w:val="yellow"/>
+          <w:lang w:val="en-US"/>
+        </w:rPr>
+        <w:t>object instantiation</w:t>
+      </w:r>
+    </w:p>
+    <w:p>
+      <w:pPr>
+        <w:rPr>
+          <w:rFonts w:ascii="Bookman Old Style" w:hAnsi="Bookman Old Style"/>
+          <w:b/>
+          <w:bCs/>
+          <w:color w:val="FFC000"/>
+          <w:lang w:val="en-US"/>
+        </w:rPr>
+      </w:pPr>
+      <w:r>
+        <w:rPr>
+          <w:rFonts w:ascii="Bookman Old Style" w:hAnsi="Bookman Old Style"/>
+          <w:b/>
+          <w:bCs/>
+          <w:color w:val="FFC000"/>
+          <w:lang w:val="en-US"/>
+        </w:rPr>
+        <w:t>Methods for object creation</w:t>
+      </w:r>
+    </w:p>
+    <w:p>
+      <w:pPr>
+        <w:rPr>
+          <w:rFonts w:ascii="Bookman Old Style" w:hAnsi="Bookman Old Style"/>
+          <w:b/>
+          <w:bCs/>
+          <w:color w:val="4472C4" w:themeColor="accent1"/>
+          <w:lang w:val="en-US"/>
+        </w:rPr>
+      </w:pPr>
+      <w:r>
+        <w:rPr>
+          <w:rFonts w:ascii="Bookman Old Style" w:hAnsi="Bookman Old Style"/>
+          <w:b/>
+          <w:bCs/>
+          <w:color w:val="4472C4" w:themeColor="accent1"/>
+          <w:lang w:val="en-US"/>
+        </w:rPr>
+        <w:t>Method #1</w:t>
+      </w:r>
+    </w:p>
+    <w:p>
+      <w:pPr>
+        <w:rPr>
+          <w:rFonts w:ascii="Bookman Old Style" w:hAnsi="Bookman Old Style"/>
+          <w:b/>
+          <w:bCs/>
+          <w:lang w:val="en-US"/>
+        </w:rPr>
+      </w:pPr>
+      <w:proofErr w:type="spellStart"/>
+      <w:r>
+        <w:rPr>
+          <w:rFonts w:ascii="Bookman Old Style" w:hAnsi="Bookman Old Style"/>
+          <w:b/>
+          <w:bCs/>
+          <w:highlight w:val="cyan"/>
+          <w:lang w:val="en-US"/>
+        </w:rPr>
+        <w:t>Class_name</w:t>
+      </w:r>
+      <w:proofErr w:type="spellEnd"/>
+      <w:r>
+        <w:rPr>
+          <w:rFonts w:ascii="Bookman Old Style" w:hAnsi="Bookman Old Style"/>
+          <w:b/>
+          <w:bCs/>
+          <w:highlight w:val="cyan"/>
+          <w:lang w:val="en-US"/>
+        </w:rPr>
+        <w:tab/>
+      </w:r>
+      <w:proofErr w:type="spellStart"/>
+      <w:r>
+        <w:rPr>
+          <w:rFonts w:ascii="Bookman Old Style" w:hAnsi="Bookman Old Style"/>
+          <w:b/>
+          <w:bCs/>
+          <w:highlight w:val="cyan"/>
+          <w:lang w:val="en-US"/>
+        </w:rPr>
+        <w:t>object_name</w:t>
+      </w:r>
+      <w:proofErr w:type="spellEnd"/>
+      <w:r>
+        <w:rPr>
+          <w:rFonts w:ascii="Bookman Old Style" w:hAnsi="Bookman Old Style"/>
+          <w:b/>
+          <w:bCs/>
+          <w:highlight w:val="cyan"/>
+          <w:lang w:val="en-US"/>
+        </w:rPr>
+        <w:tab/>
+        <w:t>=</w:t>
+      </w:r>
+      <w:r>
+        <w:rPr>
+          <w:rFonts w:ascii="Bookman Old Style" w:hAnsi="Bookman Old Style"/>
+          <w:b/>
+          <w:bCs/>
+          <w:highlight w:val="cyan"/>
+          <w:lang w:val="en-US"/>
+        </w:rPr>
+        <w:tab/>
+        <w:t>new</w:t>
+      </w:r>
+      <w:r>
+        <w:rPr>
+          <w:rFonts w:ascii="Bookman Old Style" w:hAnsi="Bookman Old Style"/>
+          <w:b/>
+          <w:bCs/>
+          <w:highlight w:val="cyan"/>
+          <w:lang w:val="en-US"/>
+        </w:rPr>
+        <w:tab/>
+      </w:r>
+      <w:proofErr w:type="spellStart"/>
+      <w:r>
+        <w:rPr>
+          <w:rFonts w:ascii="Bookman Old Style" w:hAnsi="Bookman Old Style"/>
+          <w:b/>
+          <w:bCs/>
+          <w:highlight w:val="cyan"/>
+          <w:lang w:val="en-US"/>
+        </w:rPr>
+        <w:t>Class_</w:t>
+      </w:r>
+      <w:proofErr w:type="gramStart"/>
+      <w:r>
+        <w:rPr>
+          <w:rFonts w:ascii="Bookman Old Style" w:hAnsi="Bookman Old Style"/>
+          <w:b/>
+          <w:bCs/>
+          <w:highlight w:val="cyan"/>
+          <w:lang w:val="en-US"/>
+        </w:rPr>
+        <w:t>name</w:t>
+      </w:r>
+      <w:proofErr w:type="spellEnd"/>
+      <w:r>
+        <w:rPr>
+          <w:rFonts w:ascii="Bookman Old Style" w:hAnsi="Bookman Old Style"/>
+          <w:b/>
+          <w:bCs/>
+          <w:highlight w:val="cyan"/>
+          <w:lang w:val="en-US"/>
+        </w:rPr>
+        <w:t>(</w:t>
+      </w:r>
+      <w:proofErr w:type="gramEnd"/>
+      <w:r>
+        <w:rPr>
+          <w:rFonts w:ascii="Bookman Old Style" w:hAnsi="Bookman Old Style"/>
+          <w:b/>
+          <w:bCs/>
+          <w:highlight w:val="cyan"/>
+          <w:lang w:val="en-US"/>
+        </w:rPr>
+        <w:t>);</w:t>
+      </w:r>
+    </w:p>
+    <w:p>
+      <w:pPr>
+        <w:rPr>
+          <w:rFonts w:ascii="Bookman Old Style" w:hAnsi="Bookman Old Style"/>
+          <w:b/>
+          <w:bCs/>
+          <w:lang w:val="en-US"/>
+        </w:rPr>
+      </w:pPr>
+      <w:r>
+        <w:rPr>
+          <w:rFonts w:ascii="Bookman Old Style" w:hAnsi="Bookman Old Style"/>
+          <w:b/>
+          <w:bCs/>
+          <w:noProof/>
+          <w:lang w:val="en-US"/>
+        </w:rPr>
+        <mc:AlternateContent>
+          <mc:Choice Requires="wpg">
+            <w:drawing>
+              <wp:anchor distT="0" distB="0" distL="114300" distR="114300" simplePos="0" relativeHeight="251826176" behindDoc="0" locked="0" layoutInCell="1" allowOverlap="1" wp14:anchorId="571F4A8C" wp14:editId="1E12B66A">
+                <wp:simplePos x="0" y="0"/>
+                <wp:positionH relativeFrom="column">
+                  <wp:posOffset>4572000</wp:posOffset>
+                </wp:positionH>
+                <wp:positionV relativeFrom="paragraph">
+                  <wp:posOffset>4402</wp:posOffset>
+                </wp:positionV>
+                <wp:extent cx="1988598" cy="1225118"/>
+                <wp:effectExtent l="0" t="0" r="12065" b="13335"/>
+                <wp:wrapNone/>
+                <wp:docPr id="23750216" name="Group 8"/>
+                <wp:cNvGraphicFramePr/>
+                <a:graphic xmlns:a="http://schemas.openxmlformats.org/drawingml/2006/main">
+                  <a:graphicData uri="http://schemas.microsoft.com/office/word/2010/wordprocessingGroup">
+                    <wpg:wgp>
+                      <wpg:cNvGrpSpPr/>
+                      <wpg:grpSpPr>
+                        <a:xfrm>
+                          <a:off x="0" y="0"/>
+                          <a:ext cx="1988598" cy="1225118"/>
+                          <a:chOff x="0" y="0"/>
+                          <a:chExt cx="1988598" cy="1225118"/>
+                        </a:xfrm>
+                      </wpg:grpSpPr>
+                      <wps:wsp>
+                        <wps:cNvPr id="990812279" name="Text Box 6"/>
+                        <wps:cNvSpPr txBox="1"/>
+                        <wps:spPr>
+                          <a:xfrm>
+                            <a:off x="701336" y="0"/>
+                            <a:ext cx="430530" cy="279400"/>
+                          </a:xfrm>
+                          <a:prstGeom prst="rect">
+                            <a:avLst/>
+                          </a:prstGeom>
+                          <a:solidFill>
+                            <a:schemeClr val="lt1"/>
+                          </a:solidFill>
+                          <a:ln w="6350">
+                            <a:solidFill>
+                              <a:prstClr val="black"/>
+                            </a:solidFill>
+                          </a:ln>
+                        </wps:spPr>
+                        <wps:txbx>
+                          <w:txbxContent>
+                            <w:p>
+                              <w:pPr>
+                                <w:jc w:val="center"/>
+                                <w:rPr>
+                                  <w:b/>
+                                  <w:bCs/>
+                                  <w:lang w:val="en-US"/>
+                                </w:rPr>
+                              </w:pPr>
+                              <w:r>
+                                <w:rPr>
+                                  <w:b/>
+                                  <w:bCs/>
+                                  <w:lang w:val="en-US"/>
+                                </w:rPr>
+                                <w:t>H1</w:t>
+                              </w:r>
+                            </w:p>
+                          </w:txbxContent>
+                        </wps:txbx>
+                        <wps:bodyPr rot="0" spcFirstLastPara="0" vertOverflow="overflow" horzOverflow="overflow" vert="horz" wrap="square" lIns="91440" tIns="45720" rIns="91440" bIns="45720" numCol="1" spcCol="0" rtlCol="0" fromWordArt="0" anchor="t" anchorCtr="0" forceAA="0" compatLnSpc="1">
+                          <a:prstTxWarp prst="textNoShape">
+                            <a:avLst/>
+                          </a:prstTxWarp>
+                          <a:noAutofit/>
+                        </wps:bodyPr>
+                      </wps:wsp>
+                      <wps:wsp>
+                        <wps:cNvPr id="1536311207" name="Text Box 7"/>
+                        <wps:cNvSpPr txBox="1"/>
+                        <wps:spPr>
+                          <a:xfrm>
+                            <a:off x="0" y="372862"/>
+                            <a:ext cx="1988598" cy="297402"/>
+                          </a:xfrm>
+                          <a:prstGeom prst="rect">
+                            <a:avLst/>
+                          </a:prstGeom>
+                          <a:solidFill>
+                            <a:schemeClr val="lt1"/>
+                          </a:solidFill>
+                          <a:ln w="6350">
+                            <a:solidFill>
+                              <a:prstClr val="black"/>
+                            </a:solidFill>
+                          </a:ln>
+                        </wps:spPr>
+                        <wps:txbx>
+                          <w:txbxContent>
+                            <w:p>
+                              <w:pPr>
+                                <w:jc w:val="center"/>
+                                <w:rPr>
+                                  <w:b/>
+                                  <w:bCs/>
+                                  <w:lang w:val="en-US"/>
+                                </w:rPr>
+                              </w:pPr>
+                              <w:proofErr w:type="gramStart"/>
+                              <w:r>
+                                <w:rPr>
+                                  <w:b/>
+                                  <w:bCs/>
+                                  <w:lang w:val="en-US"/>
+                                </w:rPr>
+                                <w:t>Hello( )</w:t>
+                              </w:r>
+                              <w:proofErr w:type="gramEnd"/>
+                            </w:p>
+                          </w:txbxContent>
+                        </wps:txbx>
+                        <wps:bodyPr rot="0" spcFirstLastPara="0" vertOverflow="overflow" horzOverflow="overflow" vert="horz" wrap="square" lIns="91440" tIns="45720" rIns="91440" bIns="45720" numCol="1" spcCol="0" rtlCol="0" fromWordArt="0" anchor="t" anchorCtr="0" forceAA="0" compatLnSpc="1">
+                          <a:prstTxWarp prst="textNoShape">
+                            <a:avLst/>
+                          </a:prstTxWarp>
+                          <a:noAutofit/>
+                        </wps:bodyPr>
+                      </wps:wsp>
+                      <wps:wsp>
+                        <wps:cNvPr id="1497196899" name="Text Box 7"/>
+                        <wps:cNvSpPr txBox="1"/>
+                        <wps:spPr>
+                          <a:xfrm>
+                            <a:off x="0" y="670264"/>
+                            <a:ext cx="1988598" cy="297402"/>
+                          </a:xfrm>
+                          <a:prstGeom prst="rect">
+                            <a:avLst/>
+                          </a:prstGeom>
+                          <a:solidFill>
+                            <a:schemeClr val="lt1"/>
+                          </a:solidFill>
+                          <a:ln w="6350">
+                            <a:solidFill>
+                              <a:prstClr val="black"/>
+                            </a:solidFill>
+                          </a:ln>
+                        </wps:spPr>
+                        <wps:txbx>
+                          <w:txbxContent>
+                            <w:p>
+                              <w:pPr>
+                                <w:jc w:val="center"/>
+                                <w:rPr>
+                                  <w:b/>
+                                  <w:bCs/>
+                                  <w:lang w:val="en-US"/>
+                                </w:rPr>
+                              </w:pPr>
+                              <w:r>
+                                <w:rPr>
+                                  <w:b/>
+                                  <w:bCs/>
+                                  <w:lang w:val="en-US"/>
+                                </w:rPr>
+                                <w:t xml:space="preserve">X = </w:t>
+                              </w:r>
+                              <w:r>
+                                <w:rPr>
+                                  <w:b/>
+                                  <w:bCs/>
+                                  <w:lang w:val="en-US"/>
+                                </w:rPr>
+                                <w:t>2</w:t>
+                              </w:r>
+                              <w:r>
+                                <w:rPr>
+                                  <w:b/>
+                                  <w:bCs/>
+                                  <w:lang w:val="en-US"/>
+                                </w:rPr>
+                                <w:t>00, y = 200</w:t>
+                              </w:r>
+                            </w:p>
+                          </w:txbxContent>
+                        </wps:txbx>
+                        <wps:bodyPr rot="0" spcFirstLastPara="0" vertOverflow="overflow" horzOverflow="overflow" vert="horz" wrap="square" lIns="91440" tIns="45720" rIns="91440" bIns="45720" numCol="1" spcCol="0" rtlCol="0" fromWordArt="0" anchor="t" anchorCtr="0" forceAA="0" compatLnSpc="1">
+                          <a:prstTxWarp prst="textNoShape">
+                            <a:avLst/>
+                          </a:prstTxWarp>
+                          <a:noAutofit/>
+                        </wps:bodyPr>
+                      </wps:wsp>
+                      <wps:wsp>
+                        <wps:cNvPr id="1562974995" name="Text Box 7"/>
+                        <wps:cNvSpPr txBox="1"/>
+                        <wps:spPr>
+                          <a:xfrm>
+                            <a:off x="0" y="927716"/>
+                            <a:ext cx="1988598" cy="297402"/>
+                          </a:xfrm>
+                          <a:prstGeom prst="rect">
+                            <a:avLst/>
+                          </a:prstGeom>
+                          <a:solidFill>
+                            <a:schemeClr val="lt1"/>
+                          </a:solidFill>
+                          <a:ln w="6350">
+                            <a:solidFill>
+                              <a:prstClr val="black"/>
+                            </a:solidFill>
+                          </a:ln>
+                        </wps:spPr>
+                        <wps:txbx>
+                          <w:txbxContent>
+                            <w:p>
+                              <w:pPr>
+                                <w:jc w:val="center"/>
+                                <w:rPr>
+                                  <w:b/>
+                                  <w:bCs/>
+                                  <w:lang w:val="en-US"/>
+                                </w:rPr>
+                              </w:pPr>
+                              <w:r>
+                                <w:rPr>
+                                  <w:b/>
+                                  <w:bCs/>
+                                  <w:lang w:val="en-US"/>
+                                </w:rPr>
+                                <w:t>Calc1(), calc2()</w:t>
+                              </w:r>
+                            </w:p>
+                          </w:txbxContent>
+                        </wps:txbx>
+                        <wps:bodyPr rot="0" spcFirstLastPara="0" vertOverflow="overflow" horzOverflow="overflow" vert="horz" wrap="square" lIns="91440" tIns="45720" rIns="91440" bIns="45720" numCol="1" spcCol="0" rtlCol="0" fromWordArt="0" anchor="t" anchorCtr="0" forceAA="0" compatLnSpc="1">
+                          <a:prstTxWarp prst="textNoShape">
+                            <a:avLst/>
+                          </a:prstTxWarp>
+                          <a:noAutofit/>
+                        </wps:bodyPr>
+                      </wps:wsp>
+                    </wpg:wgp>
+                  </a:graphicData>
+                </a:graphic>
+              </wp:anchor>
+            </w:drawing>
+          </mc:Choice>
+          <mc:Fallback>
+            <w:pict>
+              <v:group w14:anchorId="571F4A8C" id="Group 8" o:spid="_x0000_s1033" style="position:absolute;margin-left:5in;margin-top:.35pt;width:156.6pt;height:96.45pt;z-index:251826176" coordsize="19885,12251" o:gfxdata="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">
+                <v:shape id="Text Box 6" o:spid="_x0000_s1034" type="#_x0000_t202" style="position:absolute;left:7013;width:4305;height:2794;visibility:visible;mso-wrap-style:square;v-text-anchor:top" o:gfxdata="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" fillcolor="white [3201]" strokeweight=".5pt">
+                  <v:textbox>
+                    <w:txbxContent>
+                      <w:p>
+                        <w:pPr>
+                          <w:jc w:val="center"/>
+                          <w:rPr>
+                            <w:b/>
+                            <w:bCs/>
+                            <w:lang w:val="en-US"/>
+                          </w:rPr>
+                        </w:pPr>
+                        <w:r>
+                          <w:rPr>
+                            <w:b/>
+                            <w:bCs/>
+                            <w:lang w:val="en-US"/>
+                          </w:rPr>
+                          <w:t>H1</w:t>
+                        </w:r>
+                      </w:p>
+                    </w:txbxContent>
+                  </v:textbox>
+                </v:shape>
+                <v:shape id="Text Box 7" o:spid="_x0000_s1035" type="#_x0000_t202" style="position:absolute;top:3728;width:19885;height:2974;visibility:visible;mso-wrap-style:square;v-text-anchor:top" o:gfxdata="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" fillcolor="white [3201]" strokeweight=".5pt">
+                  <v:textbox>
+                    <w:txbxContent>
+                      <w:p>
+                        <w:pPr>
+                          <w:jc w:val="center"/>
+                          <w:rPr>
+                            <w:b/>
+                            <w:bCs/>
+                            <w:lang w:val="en-US"/>
+                          </w:rPr>
+                        </w:pPr>
+                        <w:proofErr w:type="gramStart"/>
+                        <w:r>
+                          <w:rPr>
+                            <w:b/>
+                            <w:bCs/>
+                            <w:lang w:val="en-US"/>
+                          </w:rPr>
+                          <w:t>Hello( )</w:t>
+                        </w:r>
+                        <w:proofErr w:type="gramEnd"/>
+                      </w:p>
+                    </w:txbxContent>
+                  </v:textbox>
+                </v:shape>
+                <v:shape id="Text Box 7" o:spid="_x0000_s1036" type="#_x0000_t202" style="position:absolute;top:6702;width:19885;height:2974;visibility:visible;mso-wrap-style:square;v-text-anchor:top" o:gfxdata="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" fillcolor="white [3201]" strokeweight=".5pt">
+                  <v:textbox>
+                    <w:txbxContent>
+                      <w:p>
+                        <w:pPr>
+                          <w:jc w:val="center"/>
+                          <w:rPr>
+                            <w:b/>
+                            <w:bCs/>
+                            <w:lang w:val="en-US"/>
+                          </w:rPr>
+                        </w:pPr>
+                        <w:r>
+                          <w:rPr>
+                            <w:b/>
+                            <w:bCs/>
+                            <w:lang w:val="en-US"/>
+                          </w:rPr>
+                          <w:t xml:space="preserve">X = </w:t>
+                        </w:r>
+                        <w:r>
+                          <w:rPr>
+                            <w:b/>
+                            <w:bCs/>
+                            <w:lang w:val="en-US"/>
+                          </w:rPr>
+                          <w:t>2</w:t>
+                        </w:r>
+                        <w:r>
+                          <w:rPr>
+                            <w:b/>
+                            <w:bCs/>
+                            <w:lang w:val="en-US"/>
+                          </w:rPr>
+                          <w:t>00, y = 200</w:t>
+                        </w:r>
+                      </w:p>
+                    </w:txbxContent>
+                  </v:textbox>
+                </v:shape>
+                <v:shape id="Text Box 7" o:spid="_x0000_s1037" type="#_x0000_t202" style="position:absolute;top:9277;width:19885;height:2974;visibility:visible;mso-wrap-style:square;v-text-anchor:top" o:gfxdata="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" fillcolor="white [3201]" strokeweight=".5pt">
+                  <v:textbox>
+                    <w:txbxContent>
+                      <w:p>
+                        <w:pPr>
+                          <w:jc w:val="center"/>
+                          <w:rPr>
+                            <w:b/>
+                            <w:bCs/>
+                            <w:lang w:val="en-US"/>
+                          </w:rPr>
+                        </w:pPr>
+                        <w:r>
+                          <w:rPr>
+                            <w:b/>
+                            <w:bCs/>
+                            <w:lang w:val="en-US"/>
+                          </w:rPr>
+                          <w:t>Calc1(), calc2()</w:t>
+                        </w:r>
+                      </w:p>
+                    </w:txbxContent>
+                  </v:textbox>
+                </v:shape>
+              </v:group>
+            </w:pict>
+          </mc:Fallback>
+        </mc:AlternateContent>
+      </w:r>
+      <w:r>
+        <w:rPr>
+          <w:rFonts w:ascii="Bookman Old Style" w:hAnsi="Bookman Old Style"/>
+          <w:b/>
+          <w:bCs/>
+          <w:lang w:val="en-US"/>
+        </w:rPr>
+        <w:t>Hello</w:t>
+      </w:r>
+      <w:r>
+        <w:rPr>
+          <w:rFonts w:ascii="Bookman Old Style" w:hAnsi="Bookman Old Style"/>
+          <w:b/>
+          <w:bCs/>
+          <w:lang w:val="en-US"/>
+        </w:rPr>
+        <w:tab/>
+      </w:r>
+      <w:r>
+        <w:rPr>
+          <w:rFonts w:ascii="Bookman Old Style" w:hAnsi="Bookman Old Style"/>
+          <w:b/>
+          <w:bCs/>
+          <w:lang w:val="en-US"/>
+        </w:rPr>
+        <w:tab/>
+      </w:r>
+      <w:r>
+        <w:rPr>
+          <w:rFonts w:ascii="Bookman Old Style" w:hAnsi="Bookman Old Style"/>
+          <w:b/>
+          <w:bCs/>
+          <w:lang w:val="en-US"/>
+        </w:rPr>
+        <w:tab/>
+        <w:t>h1</w:t>
+      </w:r>
+      <w:r>
+        <w:rPr>
+          <w:rFonts w:ascii="Bookman Old Style" w:hAnsi="Bookman Old Style"/>
+          <w:b/>
+          <w:bCs/>
+          <w:lang w:val="en-US"/>
+        </w:rPr>
+        <w:tab/>
+      </w:r>
+      <w:r>
+        <w:rPr>
+          <w:rFonts w:ascii="Bookman Old Style" w:hAnsi="Bookman Old Style"/>
+          <w:b/>
+          <w:bCs/>
+          <w:lang w:val="en-US"/>
+        </w:rPr>
+        <w:tab/>
+      </w:r>
+      <w:r>
+        <w:rPr>
+          <w:rFonts w:ascii="Bookman Old Style" w:hAnsi="Bookman Old Style"/>
+          <w:b/>
+          <w:bCs/>
+          <w:lang w:val="en-US"/>
+        </w:rPr>
+        <w:tab/>
+        <w:t>=</w:t>
+      </w:r>
+      <w:r>
+        <w:rPr>
+          <w:rFonts w:ascii="Bookman Old Style" w:hAnsi="Bookman Old Style"/>
+          <w:b/>
+          <w:bCs/>
+          <w:lang w:val="en-US"/>
+        </w:rPr>
+        <w:tab/>
+        <w:t>new</w:t>
+      </w:r>
+      <w:r>
+        <w:rPr>
+          <w:rFonts w:ascii="Bookman Old Style" w:hAnsi="Bookman Old Style"/>
+          <w:b/>
+          <w:bCs/>
+          <w:lang w:val="en-US"/>
+        </w:rPr>
+        <w:tab/>
+      </w:r>
+      <w:proofErr w:type="gramStart"/>
+      <w:r>
+        <w:rPr>
+          <w:rFonts w:ascii="Bookman Old Style" w:hAnsi="Bookman Old Style"/>
+          <w:b/>
+          <w:bCs/>
+          <w:lang w:val="en-US"/>
+        </w:rPr>
+        <w:t>Hello(</w:t>
+      </w:r>
+      <w:proofErr w:type="gramEnd"/>
+      <w:r>
+        <w:rPr>
+          <w:rFonts w:ascii="Bookman Old Style" w:hAnsi="Bookman Old Style"/>
+          <w:b/>
+          <w:bCs/>
+          <w:lang w:val="en-US"/>
+        </w:rPr>
+        <w:t>);</w:t>
+      </w:r>
+    </w:p>
+    <w:p>
+      <w:pPr>
+        <w:rPr>
+          <w:rFonts w:ascii="Bookman Old Style" w:hAnsi="Bookman Old Style"/>
+          <w:b/>
+          <w:bCs/>
+          <w:lang w:val="en-US"/>
+        </w:rPr>
+      </w:pPr>
+      <w:r>
+        <w:rPr>
+          <w:rFonts w:ascii="Bookman Old Style" w:hAnsi="Bookman Old Style"/>
+          <w:b/>
+          <w:bCs/>
+          <w:lang w:val="en-US"/>
+        </w:rPr>
+        <w:t>Int</w:t>
+      </w:r>
+      <w:r>
+        <w:rPr>
+          <w:rFonts w:ascii="Bookman Old Style" w:hAnsi="Bookman Old Style"/>
+          <w:b/>
+          <w:bCs/>
+          <w:lang w:val="en-US"/>
+        </w:rPr>
+        <w:tab/>
+      </w:r>
+      <w:r>
+        <w:rPr>
+          <w:rFonts w:ascii="Bookman Old Style" w:hAnsi="Bookman Old Style"/>
+          <w:b/>
+          <w:bCs/>
+          <w:lang w:val="en-US"/>
+        </w:rPr>
+        <w:tab/>
+      </w:r>
+      <w:r>
+        <w:rPr>
+          <w:rFonts w:ascii="Bookman Old Style" w:hAnsi="Bookman Old Style"/>
+          <w:b/>
+          <w:bCs/>
+          <w:lang w:val="en-US"/>
+        </w:rPr>
+        <w:tab/>
+        <w:t>a</w:t>
+      </w:r>
+      <w:r>
+        <w:rPr>
+          <w:rFonts w:ascii="Bookman Old Style" w:hAnsi="Bookman Old Style"/>
+          <w:b/>
+          <w:bCs/>
+          <w:lang w:val="en-US"/>
+        </w:rPr>
+        <w:tab/>
+      </w:r>
+      <w:r>
+        <w:rPr>
+          <w:rFonts w:ascii="Bookman Old Style" w:hAnsi="Bookman Old Style"/>
+          <w:b/>
+          <w:bCs/>
+          <w:lang w:val="en-US"/>
+        </w:rPr>
+        <w:tab/>
+      </w:r>
+      <w:r>
+        <w:rPr>
+          <w:rFonts w:ascii="Bookman Old Style" w:hAnsi="Bookman Old Style"/>
+          <w:b/>
+          <w:bCs/>
+          <w:lang w:val="en-US"/>
+        </w:rPr>
+        <w:tab/>
+        <w:t>=</w:t>
+      </w:r>
+      <w:r>
+        <w:rPr>
+          <w:rFonts w:ascii="Bookman Old Style" w:hAnsi="Bookman Old Style"/>
+          <w:b/>
+          <w:bCs/>
+          <w:lang w:val="en-US"/>
+        </w:rPr>
+        <w:tab/>
+      </w:r>
+      <w:r>
+        <w:rPr>
+          <w:rFonts w:ascii="Bookman Old Style" w:hAnsi="Bookman Old Style"/>
+          <w:b/>
+          <w:bCs/>
+          <w:lang w:val="en-US"/>
+        </w:rPr>
+        <w:tab/>
+        <w:t>100;</w:t>
+      </w:r>
+    </w:p>
+    <w:p>
+      <w:pPr>
+        <w:rPr>
+          <w:rFonts w:ascii="Bookman Old Style" w:hAnsi="Bookman Old Style"/>
+          <w:b/>
+          <w:bCs/>
+          <w:lang w:val="en-US"/>
+        </w:rPr>
+      </w:pPr>
+      <w:r>
+        <w:rPr>
+          <w:rFonts w:ascii="Bookman Old Style" w:hAnsi="Bookman Old Style"/>
+          <w:b/>
+          <w:bCs/>
+          <w:lang w:val="en-US"/>
+        </w:rPr>
+        <w:t>Hello: class</w:t>
+      </w:r>
+    </w:p>
+    <w:p>
+      <w:pPr>
+        <w:rPr>
+          <w:rFonts w:ascii="Bookman Old Style" w:hAnsi="Bookman Old Style"/>
+          <w:b/>
+          <w:bCs/>
+          <w:lang w:val="en-US"/>
+        </w:rPr>
+      </w:pPr>
+      <w:r>
+        <w:rPr>
+          <w:rFonts w:ascii="Bookman Old Style" w:hAnsi="Bookman Old Style"/>
+          <w:b/>
+          <w:bCs/>
+          <w:lang w:val="en-US"/>
+        </w:rPr>
+        <w:t>H1: object</w:t>
+      </w:r>
+    </w:p>
+    <w:p>
+      <w:pPr>
+        <w:rPr>
+          <w:rFonts w:ascii="Bookman Old Style" w:hAnsi="Bookman Old Style"/>
+          <w:b/>
+          <w:bCs/>
+          <w:lang w:val="en-US"/>
+        </w:rPr>
+      </w:pPr>
+      <w:r>
+        <w:rPr>
+          <w:rFonts w:ascii="Bookman Old Style" w:hAnsi="Bookman Old Style"/>
+          <w:b/>
+          <w:bCs/>
+          <w:lang w:val="en-US"/>
+        </w:rPr>
+        <w:t>= new: operator</w:t>
+      </w:r>
+    </w:p>
+    <w:p>
+      <w:pPr>
+        <w:rPr>
+          <w:rFonts w:ascii="Bookman Old Style" w:hAnsi="Bookman Old Style"/>
+          <w:b/>
+          <w:bCs/>
+          <w:lang w:val="en-US"/>
+        </w:rPr>
+      </w:pPr>
+      <w:proofErr w:type="gramStart"/>
+      <w:r>
+        <w:rPr>
+          <w:rFonts w:ascii="Bookman Old Style" w:hAnsi="Bookman Old Style"/>
+          <w:b/>
+          <w:bCs/>
+          <w:lang w:val="en-US"/>
+        </w:rPr>
+        <w:t>Hello(</w:t>
+      </w:r>
+      <w:proofErr w:type="gramEnd"/>
+      <w:r>
+        <w:rPr>
+          <w:rFonts w:ascii="Bookman Old Style" w:hAnsi="Bookman Old Style"/>
+          <w:b/>
+          <w:bCs/>
+          <w:lang w:val="en-US"/>
+        </w:rPr>
+        <w:t>): constructor</w:t>
+      </w:r>
+    </w:p>
+    <w:p>
+      <w:pPr>
+        <w:rPr>
+          <w:rFonts w:ascii="Bookman Old Style" w:hAnsi="Bookman Old Style"/>
+          <w:b/>
+          <w:bCs/>
+          <w:color w:val="4472C4" w:themeColor="accent1"/>
+          <w:lang w:val="en-US"/>
+        </w:rPr>
+      </w:pPr>
+      <w:r>
+        <w:rPr>
+          <w:rFonts w:ascii="Bookman Old Style" w:hAnsi="Bookman Old Style"/>
+          <w:b/>
+          <w:bCs/>
+          <w:noProof/>
+          <w:lang w:val="en-US"/>
+        </w:rPr>
+        <mc:AlternateContent>
+          <mc:Choice Requires="wpg">
+            <w:drawing>
+              <wp:anchor distT="0" distB="0" distL="114300" distR="114300" simplePos="0" relativeHeight="251828224" behindDoc="0" locked="0" layoutInCell="1" allowOverlap="1" wp14:anchorId="37FB9E8E" wp14:editId="6CC242FC">
+                <wp:simplePos x="0" y="0"/>
+                <wp:positionH relativeFrom="column">
+                  <wp:posOffset>3124940</wp:posOffset>
+                </wp:positionH>
+                <wp:positionV relativeFrom="paragraph">
+                  <wp:posOffset>135495</wp:posOffset>
+                </wp:positionV>
+                <wp:extent cx="1988598" cy="1225118"/>
+                <wp:effectExtent l="0" t="0" r="12065" b="13335"/>
+                <wp:wrapNone/>
+                <wp:docPr id="572641182" name="Group 8"/>
+                <wp:cNvGraphicFramePr/>
+                <a:graphic xmlns:a="http://schemas.openxmlformats.org/drawingml/2006/main">
+                  <a:graphicData uri="http://schemas.microsoft.com/office/word/2010/wordprocessingGroup">
+                    <wpg:wgp>
+                      <wpg:cNvGrpSpPr/>
+                      <wpg:grpSpPr>
+                        <a:xfrm>
+                          <a:off x="0" y="0"/>
+                          <a:ext cx="1988598" cy="1225118"/>
+                          <a:chOff x="0" y="0"/>
+                          <a:chExt cx="1988598" cy="1225118"/>
+                        </a:xfrm>
+                      </wpg:grpSpPr>
+                      <wps:wsp>
+                        <wps:cNvPr id="315429698" name="Text Box 6"/>
+                        <wps:cNvSpPr txBox="1"/>
+                        <wps:spPr>
+                          <a:xfrm>
+                            <a:off x="701336" y="0"/>
+                            <a:ext cx="430530" cy="279400"/>
+                          </a:xfrm>
+                          <a:prstGeom prst="rect">
+                            <a:avLst/>
+                          </a:prstGeom>
+                          <a:solidFill>
+                            <a:schemeClr val="lt1"/>
+                          </a:solidFill>
+                          <a:ln w="6350">
+                            <a:solidFill>
+                              <a:prstClr val="black"/>
+                            </a:solidFill>
+                          </a:ln>
+                        </wps:spPr>
+                        <wps:txbx>
+                          <w:txbxContent>
+                            <w:p>
+                              <w:pPr>
+                                <w:jc w:val="center"/>
+                                <w:rPr>
+                                  <w:b/>
+                                  <w:bCs/>
+                                  <w:lang w:val="en-US"/>
+                                </w:rPr>
+                              </w:pPr>
+                              <w:r>
+                                <w:rPr>
+                                  <w:b/>
+                                  <w:bCs/>
+                                  <w:lang w:val="en-US"/>
+                                </w:rPr>
+                                <w:t>H</w:t>
+                              </w:r>
+                              <w:r>
+                                <w:rPr>
+                                  <w:b/>
+                                  <w:bCs/>
+                                  <w:lang w:val="en-US"/>
+                                </w:rPr>
+                                <w:t>2</w:t>
+                              </w:r>
+                            </w:p>
+                          </w:txbxContent>
+                        </wps:txbx>
+                        <wps:bodyPr rot="0" spcFirstLastPara="0" vertOverflow="overflow" horzOverflow="overflow" vert="horz" wrap="square" lIns="91440" tIns="45720" rIns="91440" bIns="45720" numCol="1" spcCol="0" rtlCol="0" fromWordArt="0" anchor="t" anchorCtr="0" forceAA="0" compatLnSpc="1">
+                          <a:prstTxWarp prst="textNoShape">
+                            <a:avLst/>
+                          </a:prstTxWarp>
+                          <a:noAutofit/>
+                        </wps:bodyPr>
+                      </wps:wsp>
+                      <wps:wsp>
+                        <wps:cNvPr id="1014198008" name="Text Box 7"/>
+                        <wps:cNvSpPr txBox="1"/>
+                        <wps:spPr>
+                          <a:xfrm>
+                            <a:off x="0" y="372862"/>
+                            <a:ext cx="1988598" cy="297402"/>
+                          </a:xfrm>
+                          <a:prstGeom prst="rect">
+                            <a:avLst/>
+                          </a:prstGeom>
+                          <a:solidFill>
+                            <a:schemeClr val="lt1"/>
+                          </a:solidFill>
+                          <a:ln w="6350">
+                            <a:solidFill>
+                              <a:prstClr val="black"/>
+                            </a:solidFill>
+                          </a:ln>
+                        </wps:spPr>
+                        <wps:txbx>
+                          <w:txbxContent>
+                            <w:p>
+                              <w:pPr>
+                                <w:jc w:val="center"/>
+                                <w:rPr>
+                                  <w:b/>
+                                  <w:bCs/>
+                                  <w:lang w:val="en-US"/>
+                                </w:rPr>
+                              </w:pPr>
+                              <w:proofErr w:type="gramStart"/>
+                              <w:r>
+                                <w:rPr>
+                                  <w:b/>
+                                  <w:bCs/>
+                                  <w:lang w:val="en-US"/>
+                                </w:rPr>
+                                <w:t>Hello( )</w:t>
+                              </w:r>
+                              <w:proofErr w:type="gramEnd"/>
+                            </w:p>
+                          </w:txbxContent>
+                        </wps:txbx>
+                        <wps:bodyPr rot="0" spcFirstLastPara="0" vertOverflow="overflow" horzOverflow="overflow" vert="horz" wrap="square" lIns="91440" tIns="45720" rIns="91440" bIns="45720" numCol="1" spcCol="0" rtlCol="0" fromWordArt="0" anchor="t" anchorCtr="0" forceAA="0" compatLnSpc="1">
+                          <a:prstTxWarp prst="textNoShape">
+                            <a:avLst/>
+                          </a:prstTxWarp>
+                          <a:noAutofit/>
+                        </wps:bodyPr>
+                      </wps:wsp>
+                      <wps:wsp>
+                        <wps:cNvPr id="678669059" name="Text Box 7"/>
+                        <wps:cNvSpPr txBox="1"/>
+                        <wps:spPr>
+                          <a:xfrm>
+                            <a:off x="0" y="670264"/>
+                            <a:ext cx="1988598" cy="297402"/>
+                          </a:xfrm>
+                          <a:prstGeom prst="rect">
+                            <a:avLst/>
+                          </a:prstGeom>
+                          <a:solidFill>
+                            <a:schemeClr val="lt1"/>
+                          </a:solidFill>
+                          <a:ln w="6350">
+                            <a:solidFill>
+                              <a:prstClr val="black"/>
+                            </a:solidFill>
+                          </a:ln>
+                        </wps:spPr>
+                        <wps:txbx>
+                          <w:txbxContent>
+                            <w:p>
+                              <w:pPr>
+                                <w:jc w:val="center"/>
+                                <w:rPr>
+                                  <w:b/>
+                                  <w:bCs/>
+                                  <w:lang w:val="en-US"/>
+                                </w:rPr>
+                              </w:pPr>
+                              <w:r>
+                                <w:rPr>
+                                  <w:b/>
+                                  <w:bCs/>
+                                  <w:lang w:val="en-US"/>
+                                </w:rPr>
+                                <w:t>X = 100, y = 200</w:t>
+                              </w:r>
+                            </w:p>
+                          </w:txbxContent>
+                        </wps:txbx>
+                        <wps:bodyPr rot="0" spcFirstLastPara="0" vertOverflow="overflow" horzOverflow="overflow" vert="horz" wrap="square" lIns="91440" tIns="45720" rIns="91440" bIns="45720" numCol="1" spcCol="0" rtlCol="0" fromWordArt="0" anchor="t" anchorCtr="0" forceAA="0" compatLnSpc="1">
+                          <a:prstTxWarp prst="textNoShape">
+                            <a:avLst/>
+                          </a:prstTxWarp>
+                          <a:noAutofit/>
+                        </wps:bodyPr>
+                      </wps:wsp>
+                      <wps:wsp>
+                        <wps:cNvPr id="891112339" name="Text Box 7"/>
+                        <wps:cNvSpPr txBox="1"/>
+                        <wps:spPr>
+                          <a:xfrm>
+                            <a:off x="0" y="927716"/>
+                            <a:ext cx="1988598" cy="297402"/>
+                          </a:xfrm>
+                          <a:prstGeom prst="rect">
+                            <a:avLst/>
+                          </a:prstGeom>
+                          <a:solidFill>
+                            <a:schemeClr val="lt1"/>
+                          </a:solidFill>
+                          <a:ln w="6350">
+                            <a:solidFill>
+                              <a:prstClr val="black"/>
+                            </a:solidFill>
+                          </a:ln>
+                        </wps:spPr>
+                        <wps:txbx>
+                          <w:txbxContent>
+                            <w:p>
+                              <w:pPr>
+                                <w:jc w:val="center"/>
+                                <w:rPr>
+                                  <w:b/>
+                                  <w:bCs/>
+                                  <w:lang w:val="en-US"/>
+                                </w:rPr>
+                              </w:pPr>
+                              <w:r>
+                                <w:rPr>
+                                  <w:b/>
+                                  <w:bCs/>
+                                  <w:lang w:val="en-US"/>
+                                </w:rPr>
+                                <w:t>Calc1(), calc2()</w:t>
+                              </w:r>
+                            </w:p>
+                          </w:txbxContent>
+                        </wps:txbx>
+                        <wps:bodyPr rot="0" spcFirstLastPara="0" vertOverflow="overflow" horzOverflow="overflow" vert="horz" wrap="square" lIns="91440" tIns="45720" rIns="91440" bIns="45720" numCol="1" spcCol="0" rtlCol="0" fromWordArt="0" anchor="t" anchorCtr="0" forceAA="0" compatLnSpc="1">
+                          <a:prstTxWarp prst="textNoShape">
+                            <a:avLst/>
+                          </a:prstTxWarp>
+                          <a:noAutofit/>
+                        </wps:bodyPr>
+                      </wps:wsp>
+                    </wpg:wgp>
+                  </a:graphicData>
+                </a:graphic>
+              </wp:anchor>
+            </w:drawing>
+          </mc:Choice>
+          <mc:Fallback>
+            <w:pict>
+              <v:group w14:anchorId="37FB9E8E" id="_x0000_s1038" style="position:absolute;margin-left:246.05pt;margin-top:10.65pt;width:156.6pt;height:96.45pt;z-index:251828224" coordsize="19885,12251" o:gfxdata="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">
+                <v:shape id="Text Box 6" o:spid="_x0000_s1039" type="#_x0000_t202" style="position:absolute;left:7013;width:4305;height:2794;visibility:visible;mso-wrap-style:square;v-text-anchor:top" o:gfxdata="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" fillcolor="white [3201]" strokeweight=".5pt">
+                  <v:textbox>
+                    <w:txbxContent>
+                      <w:p>
+                        <w:pPr>
+                          <w:jc w:val="center"/>
+                          <w:rPr>
+                            <w:b/>
+                            <w:bCs/>
+                            <w:lang w:val="en-US"/>
+                          </w:rPr>
+                        </w:pPr>
+                        <w:r>
+                          <w:rPr>
+                            <w:b/>
+                            <w:bCs/>
+                            <w:lang w:val="en-US"/>
+                          </w:rPr>
+                          <w:t>H</w:t>
+                        </w:r>
+                        <w:r>
+                          <w:rPr>
+                            <w:b/>
+                            <w:bCs/>
+                            <w:lang w:val="en-US"/>
+                          </w:rPr>
+                          <w:t>2</w:t>
+                        </w:r>
+                      </w:p>
+                    </w:txbxContent>
+                  </v:textbox>
+                </v:shape>
+                <v:shape id="Text Box 7" o:spid="_x0000_s1040" type="#_x0000_t202" style="position:absolute;top:3728;width:19885;height:2974;visibility:visible;mso-wrap-style:square;v-text-anchor:top" o:gfxdata="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" fillcolor="white [3201]" strokeweight=".5pt">
+                  <v:textbox>
+                    <w:txbxContent>
+                      <w:p>
+                        <w:pPr>
+                          <w:jc w:val="center"/>
+                          <w:rPr>
+                            <w:b/>
+                            <w:bCs/>
+                            <w:lang w:val="en-US"/>
+                          </w:rPr>
+                        </w:pPr>
+                        <w:proofErr w:type="gramStart"/>
+                        <w:r>
+                          <w:rPr>
+                            <w:b/>
+                            <w:bCs/>
+                            <w:lang w:val="en-US"/>
+                          </w:rPr>
+                          <w:t>Hello( )</w:t>
+                        </w:r>
+                        <w:proofErr w:type="gramEnd"/>
+                      </w:p>
+                    </w:txbxContent>
+                  </v:textbox>
+                </v:shape>
+                <v:shape id="Text Box 7" o:spid="_x0000_s1041" type="#_x0000_t202" style="position:absolute;top:6702;width:19885;height:2974;visibility:visible;mso-wrap-style:square;v-text-anchor:top" o:gfxdata="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" fillcolor="white [3201]" strokeweight=".5pt">
+                  <v:textbox>
+                    <w:txbxContent>
+                      <w:p>
+                        <w:pPr>
+                          <w:jc w:val="center"/>
+                          <w:rPr>
+                            <w:b/>
+                            <w:bCs/>
+                            <w:lang w:val="en-US"/>
+                          </w:rPr>
+                        </w:pPr>
+                        <w:r>
+                          <w:rPr>
+                            <w:b/>
+                            <w:bCs/>
+                            <w:lang w:val="en-US"/>
+                          </w:rPr>
+                          <w:t>X = 100, y = 200</w:t>
+                        </w:r>
+                      </w:p>
+                    </w:txbxContent>
+                  </v:textbox>
+                </v:shape>
+                <v:shape id="Text Box 7" o:spid="_x0000_s1042" type="#_x0000_t202" style="position:absolute;top:9277;width:19885;height:2974;visibility:visible;mso-wrap-style:square;v-text-anchor:top" o:gfxdata="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" fillcolor="white [3201]" strokeweight=".5pt">
+                  <v:textbox>
+                    <w:txbxContent>
+                      <w:p>
+                        <w:pPr>
+                          <w:jc w:val="center"/>
+                          <w:rPr>
+                            <w:b/>
+                            <w:bCs/>
+                            <w:lang w:val="en-US"/>
+                          </w:rPr>
+                        </w:pPr>
+                        <w:r>
+                          <w:rPr>
+                            <w:b/>
+                            <w:bCs/>
+                            <w:lang w:val="en-US"/>
+                          </w:rPr>
+                          <w:t>Calc1(), calc2()</w:t>
+                        </w:r>
+                      </w:p>
+                    </w:txbxContent>
+                  </v:textbox>
+                </v:shape>
+              </v:group>
+            </w:pict>
+          </mc:Fallback>
+        </mc:AlternateContent>
+      </w:r>
+      <w:r>
+        <w:rPr>
+          <w:rFonts w:ascii="Bookman Old Style" w:hAnsi="Bookman Old Style"/>
+          <w:b/>
+          <w:bCs/>
+          <w:color w:val="4472C4" w:themeColor="accent1"/>
+          <w:lang w:val="en-US"/>
+        </w:rPr>
+        <w:t>Method #</w:t>
+      </w:r>
+      <w:r>
+        <w:rPr>
+          <w:rFonts w:ascii="Bookman Old Style" w:hAnsi="Bookman Old Style"/>
+          <w:b/>
+          <w:bCs/>
+          <w:color w:val="4472C4" w:themeColor="accent1"/>
+          <w:lang w:val="en-US"/>
+        </w:rPr>
+        <w:t>2</w:t>
+      </w:r>
+    </w:p>
+    <w:p>
+      <w:pPr>
+        <w:rPr>
+          <w:rFonts w:ascii="Bookman Old Style" w:hAnsi="Bookman Old Style"/>
+          <w:b/>
+          <w:bCs/>
+          <w:highlight w:val="cyan"/>
+          <w:lang w:val="en-US"/>
+        </w:rPr>
+      </w:pPr>
+      <w:proofErr w:type="spellStart"/>
+      <w:r>
+        <w:rPr>
+          <w:rFonts w:ascii="Bookman Old Style" w:hAnsi="Bookman Old Style"/>
+          <w:b/>
+          <w:bCs/>
+          <w:highlight w:val="cyan"/>
+          <w:lang w:val="en-US"/>
+        </w:rPr>
+        <w:t>Class_name</w:t>
+      </w:r>
+      <w:proofErr w:type="spellEnd"/>
+      <w:r>
+        <w:rPr>
+          <w:rFonts w:ascii="Bookman Old Style" w:hAnsi="Bookman Old Style"/>
+          <w:b/>
+          <w:bCs/>
+          <w:highlight w:val="cyan"/>
+          <w:lang w:val="en-US"/>
+        </w:rPr>
+        <w:tab/>
+      </w:r>
+      <w:proofErr w:type="spellStart"/>
+      <w:r>
+        <w:rPr>
+          <w:rFonts w:ascii="Bookman Old Style" w:hAnsi="Bookman Old Style"/>
+          <w:b/>
+          <w:bCs/>
+          <w:highlight w:val="cyan"/>
+          <w:lang w:val="en-US"/>
+        </w:rPr>
+        <w:t>object_name</w:t>
+      </w:r>
+      <w:proofErr w:type="spellEnd"/>
+      <w:r>
+        <w:rPr>
+          <w:rFonts w:ascii="Bookman Old Style" w:hAnsi="Bookman Old Style"/>
+          <w:b/>
+          <w:bCs/>
+          <w:highlight w:val="cyan"/>
+          <w:lang w:val="en-US"/>
+        </w:rPr>
+        <w:t>;</w:t>
+      </w:r>
+      <w:r>
+        <w:rPr>
+          <w:rFonts w:ascii="Bookman Old Style" w:hAnsi="Bookman Old Style"/>
+          <w:b/>
+          <w:bCs/>
+          <w:noProof/>
+          <w:lang w:val="en-US"/>
+        </w:rPr>
+        <w:t xml:space="preserve"> </w:t>
+      </w:r>
+    </w:p>
+    <w:p>
+      <w:pPr>
+        <w:rPr>
+          <w:rFonts w:ascii="Bookman Old Style" w:hAnsi="Bookman Old Style"/>
+          <w:b/>
+          <w:bCs/>
+          <w:lang w:val="en-US"/>
+        </w:rPr>
+      </w:pPr>
+      <w:proofErr w:type="spellStart"/>
+      <w:r>
+        <w:rPr>
+          <w:rFonts w:ascii="Bookman Old Style" w:hAnsi="Bookman Old Style"/>
+          <w:b/>
+          <w:bCs/>
+          <w:highlight w:val="cyan"/>
+          <w:lang w:val="en-US"/>
+        </w:rPr>
+        <w:t>Object_name</w:t>
+      </w:r>
+      <w:proofErr w:type="spellEnd"/>
+      <w:r>
+        <w:rPr>
+          <w:rFonts w:ascii="Bookman Old Style" w:hAnsi="Bookman Old Style"/>
+          <w:b/>
+          <w:bCs/>
+          <w:highlight w:val="cyan"/>
+          <w:lang w:val="en-US"/>
+        </w:rPr>
+        <w:t xml:space="preserve"> = new </w:t>
+      </w:r>
+      <w:proofErr w:type="spellStart"/>
+      <w:r>
+        <w:rPr>
+          <w:rFonts w:ascii="Bookman Old Style" w:hAnsi="Bookman Old Style"/>
+          <w:b/>
+          <w:bCs/>
+          <w:highlight w:val="cyan"/>
+          <w:lang w:val="en-US"/>
+        </w:rPr>
+        <w:t>class_</w:t>
+      </w:r>
+      <w:proofErr w:type="gramStart"/>
+      <w:r>
+        <w:rPr>
+          <w:rFonts w:ascii="Bookman Old Style" w:hAnsi="Bookman Old Style"/>
+          <w:b/>
+          <w:bCs/>
+          <w:highlight w:val="cyan"/>
+          <w:lang w:val="en-US"/>
+        </w:rPr>
+        <w:t>name</w:t>
+      </w:r>
+      <w:proofErr w:type="spellEnd"/>
+      <w:r>
+        <w:rPr>
+          <w:rFonts w:ascii="Bookman Old Style" w:hAnsi="Bookman Old Style"/>
+          <w:b/>
+          <w:bCs/>
+          <w:highlight w:val="cyan"/>
+          <w:lang w:val="en-US"/>
+        </w:rPr>
+        <w:t>(</w:t>
+      </w:r>
+      <w:proofErr w:type="gramEnd"/>
+      <w:r>
+        <w:rPr>
+          <w:rFonts w:ascii="Bookman Old Style" w:hAnsi="Bookman Old Style"/>
+          <w:b/>
+          <w:bCs/>
+          <w:highlight w:val="cyan"/>
+          <w:lang w:val="en-US"/>
+        </w:rPr>
+        <w:t>);</w:t>
+      </w:r>
+    </w:p>
+    <w:p>
+      <w:pPr>
+        <w:rPr>
+          <w:rFonts w:ascii="Bookman Old Style" w:hAnsi="Bookman Old Style"/>
+          <w:b/>
+          <w:bCs/>
+          <w:lang w:val="en-US"/>
+        </w:rPr>
+      </w:pPr>
+      <w:r>
+        <w:rPr>
+          <w:rFonts w:ascii="Bookman Old Style" w:hAnsi="Bookman Old Style"/>
+          <w:b/>
+          <w:bCs/>
+          <w:lang w:val="en-US"/>
+        </w:rPr>
+        <w:t>Hello</w:t>
+      </w:r>
+      <w:r>
+        <w:rPr>
+          <w:rFonts w:ascii="Bookman Old Style" w:hAnsi="Bookman Old Style"/>
+          <w:b/>
+          <w:bCs/>
+          <w:lang w:val="en-US"/>
+        </w:rPr>
+        <w:tab/>
+      </w:r>
+      <w:r>
+        <w:rPr>
+          <w:rFonts w:ascii="Bookman Old Style" w:hAnsi="Bookman Old Style"/>
+          <w:b/>
+          <w:bCs/>
+          <w:lang w:val="en-US"/>
+        </w:rPr>
+        <w:tab/>
+        <w:t>h2;</w:t>
+      </w:r>
+      <w:r>
+        <w:rPr>
+          <w:rFonts w:ascii="Bookman Old Style" w:hAnsi="Bookman Old Style"/>
+          <w:b/>
+          <w:bCs/>
+          <w:lang w:val="en-US"/>
+        </w:rPr>
+        <w:tab/>
+      </w:r>
+      <w:r>
+        <w:rPr>
+          <w:rFonts w:ascii="Bookman Old Style" w:hAnsi="Bookman Old Style"/>
+          <w:b/>
+          <w:bCs/>
+          <w:lang w:val="en-US"/>
+        </w:rPr>
+        <w:tab/>
+      </w:r>
+      <w:proofErr w:type="gramStart"/>
+      <w:r>
+        <w:rPr>
+          <w:rFonts w:ascii="Bookman Old Style" w:hAnsi="Bookman Old Style"/>
+          <w:b/>
+          <w:bCs/>
+          <w:lang w:val="en-US"/>
+        </w:rPr>
+        <w:t>int  a</w:t>
+      </w:r>
+      <w:proofErr w:type="gramEnd"/>
+      <w:r>
+        <w:rPr>
+          <w:rFonts w:ascii="Bookman Old Style" w:hAnsi="Bookman Old Style"/>
+          <w:b/>
+          <w:bCs/>
+          <w:lang w:val="en-US"/>
+        </w:rPr>
+        <w:t>;</w:t>
+      </w:r>
+    </w:p>
+    <w:p>
+      <w:pPr>
+        <w:rPr>
+          <w:rFonts w:ascii="Bookman Old Style" w:hAnsi="Bookman Old Style"/>
+          <w:b/>
+          <w:bCs/>
+          <w:lang w:val="en-US"/>
+        </w:rPr>
+      </w:pPr>
+      <w:r>
+        <w:rPr>
+          <w:rFonts w:ascii="Bookman Old Style" w:hAnsi="Bookman Old Style"/>
+          <w:b/>
+          <w:bCs/>
+          <w:lang w:val="en-US"/>
+        </w:rPr>
+        <w:t>H</w:t>
+      </w:r>
+      <w:proofErr w:type="gramStart"/>
+      <w:r>
+        <w:rPr>
+          <w:rFonts w:ascii="Bookman Old Style" w:hAnsi="Bookman Old Style"/>
+          <w:b/>
+          <w:bCs/>
+          <w:lang w:val="en-US"/>
+        </w:rPr>
+        <w:t>2  =</w:t>
+      </w:r>
+      <w:proofErr w:type="gramEnd"/>
+      <w:r>
+        <w:rPr>
+          <w:rFonts w:ascii="Bookman Old Style" w:hAnsi="Bookman Old Style"/>
+          <w:b/>
+          <w:bCs/>
+          <w:lang w:val="en-US"/>
+        </w:rPr>
+        <w:t xml:space="preserve"> new </w:t>
+      </w:r>
+      <w:proofErr w:type="gramStart"/>
+      <w:r>
+        <w:rPr>
+          <w:rFonts w:ascii="Bookman Old Style" w:hAnsi="Bookman Old Style"/>
+          <w:b/>
+          <w:bCs/>
+          <w:lang w:val="en-US"/>
+        </w:rPr>
+        <w:t>Hello(</w:t>
+      </w:r>
+      <w:proofErr w:type="gramEnd"/>
+      <w:r>
+        <w:rPr>
+          <w:rFonts w:ascii="Bookman Old Style" w:hAnsi="Bookman Old Style"/>
+          <w:b/>
+          <w:bCs/>
+          <w:lang w:val="en-US"/>
+        </w:rPr>
+        <w:t>);</w:t>
+      </w:r>
+      <w:r>
+        <w:rPr>
+          <w:rFonts w:ascii="Bookman Old Style" w:hAnsi="Bookman Old Style"/>
+          <w:b/>
+          <w:bCs/>
+          <w:lang w:val="en-US"/>
+        </w:rPr>
+        <w:tab/>
+        <w:t>a = 100;</w:t>
+      </w:r>
+    </w:p>
+    <w:p>
+      <w:pPr>
+        <w:rPr>
+          <w:rFonts w:ascii="Bookman Old Style" w:hAnsi="Bookman Old Style"/>
+          <w:b/>
+          <w:bCs/>
+          <w:color w:val="4472C4" w:themeColor="accent1"/>
+          <w:lang w:val="en-US"/>
+        </w:rPr>
+      </w:pPr>
+      <w:r>
+        <w:rPr>
+          <w:rFonts w:ascii="Bookman Old Style" w:hAnsi="Bookman Old Style"/>
+          <w:b/>
+          <w:bCs/>
+          <w:color w:val="4472C4" w:themeColor="accent1"/>
+          <w:lang w:val="en-US"/>
+        </w:rPr>
+        <w:t>Method #3</w:t>
+      </w:r>
+    </w:p>
+    <w:p>
+      <w:pPr>
+        <w:rPr>
+          <w:rFonts w:ascii="Bookman Old Style" w:hAnsi="Bookman Old Style"/>
+          <w:b/>
+          <w:bCs/>
+          <w:lang w:val="en-US"/>
+        </w:rPr>
+      </w:pPr>
+      <w:proofErr w:type="spellStart"/>
+      <w:r>
+        <w:rPr>
+          <w:rFonts w:ascii="Bookman Old Style" w:hAnsi="Bookman Old Style"/>
+          <w:b/>
+          <w:bCs/>
+          <w:highlight w:val="cyan"/>
+          <w:lang w:val="en-US"/>
+        </w:rPr>
+        <w:t>Class_name</w:t>
+      </w:r>
+      <w:proofErr w:type="spellEnd"/>
+      <w:r>
+        <w:rPr>
+          <w:rFonts w:ascii="Bookman Old Style" w:hAnsi="Bookman Old Style"/>
+          <w:b/>
+          <w:bCs/>
+          <w:highlight w:val="cyan"/>
+          <w:lang w:val="en-US"/>
+        </w:rPr>
+        <w:t xml:space="preserve"> </w:t>
+      </w:r>
+      <w:proofErr w:type="spellStart"/>
+      <w:r>
+        <w:rPr>
+          <w:rFonts w:ascii="Bookman Old Style" w:hAnsi="Bookman Old Style"/>
+          <w:b/>
+          <w:bCs/>
+          <w:highlight w:val="cyan"/>
+          <w:lang w:val="en-US"/>
+        </w:rPr>
+        <w:t>object_name</w:t>
+      </w:r>
+      <w:proofErr w:type="spellEnd"/>
+      <w:r>
+        <w:rPr>
+          <w:rFonts w:ascii="Bookman Old Style" w:hAnsi="Bookman Old Style"/>
+          <w:b/>
+          <w:bCs/>
+          <w:highlight w:val="cyan"/>
+          <w:lang w:val="en-US"/>
+        </w:rPr>
+        <w:t xml:space="preserve"> = </w:t>
+      </w:r>
+      <w:proofErr w:type="spellStart"/>
+      <w:r>
+        <w:rPr>
+          <w:rFonts w:ascii="Bookman Old Style" w:hAnsi="Bookman Old Style"/>
+          <w:b/>
+          <w:bCs/>
+          <w:highlight w:val="cyan"/>
+          <w:lang w:val="en-US"/>
+        </w:rPr>
+        <w:t>object_name</w:t>
+      </w:r>
+      <w:proofErr w:type="spellEnd"/>
+      <w:r>
+        <w:rPr>
+          <w:rFonts w:ascii="Bookman Old Style" w:hAnsi="Bookman Old Style"/>
+          <w:b/>
+          <w:bCs/>
+          <w:highlight w:val="cyan"/>
+          <w:lang w:val="en-US"/>
+        </w:rPr>
+        <w:t>;</w:t>
+      </w:r>
+    </w:p>
+    <w:p>
+      <w:pPr>
+        <w:rPr>
+          <w:rFonts w:ascii="Bookman Old Style" w:hAnsi="Bookman Old Style"/>
+          <w:b/>
+          <w:bCs/>
+          <w:lang w:val="en-US"/>
+        </w:rPr>
+      </w:pPr>
+      <w:proofErr w:type="gramStart"/>
+      <w:r>
+        <w:rPr>
+          <w:rFonts w:ascii="Bookman Old Style" w:hAnsi="Bookman Old Style"/>
+          <w:b/>
+          <w:bCs/>
+          <w:lang w:val="en-US"/>
+        </w:rPr>
+        <w:t>Hello  h</w:t>
+      </w:r>
+      <w:proofErr w:type="gramEnd"/>
+      <w:r>
+        <w:rPr>
+          <w:rFonts w:ascii="Bookman Old Style" w:hAnsi="Bookman Old Style"/>
+          <w:b/>
+          <w:bCs/>
+          <w:lang w:val="en-US"/>
+        </w:rPr>
+        <w:t>3 = h1;</w:t>
+      </w:r>
+    </w:p>
+    <w:p>
+      <w:pPr>
+        <w:rPr>
+          <w:rFonts w:ascii="Bookman Old Style" w:hAnsi="Bookman Old Style"/>
+          <w:b/>
+          <w:bCs/>
+          <w:lang w:val="en-US"/>
+        </w:rPr>
+      </w:pPr>
+      <w:r>
+        <w:rPr>
+          <w:rFonts w:ascii="Bookman Old Style" w:hAnsi="Bookman Old Style"/>
+          <w:b/>
+          <w:bCs/>
+          <w:lang w:val="en-US"/>
+        </w:rPr>
+        <w:t>Int b = a;</w:t>
+      </w:r>
+    </w:p>
+    <w:p>
+      <w:pPr>
+        <w:rPr>
+          <w:rFonts w:ascii="Bookman Old Style" w:hAnsi="Bookman Old Style"/>
+          <w:b/>
+          <w:bCs/>
+          <w:lang w:val="en-US"/>
+        </w:rPr>
+      </w:pPr>
+    </w:p>
+    <w:p>
+      <w:pPr>
+        <w:rPr>
+          <w:rFonts w:ascii="Bookman Old Style" w:hAnsi="Bookman Old Style"/>
+          <w:b/>
+          <w:bCs/>
+          <w:lang w:val="en-US"/>
+        </w:rPr>
+      </w:pPr>
+      <w:r>
+        <w:rPr>
+          <w:rFonts w:ascii="Bookman Old Style" w:hAnsi="Bookman Old Style"/>
+          <w:b/>
+          <w:bCs/>
+          <w:noProof/>
+          <w:lang w:val="en-US"/>
+        </w:rPr>
+        <mc:AlternateContent>
+          <mc:Choice Requires="wpg">
+            <w:drawing>
+              <wp:anchor distT="0" distB="0" distL="114300" distR="114300" simplePos="0" relativeHeight="251832320" behindDoc="0" locked="0" layoutInCell="1" allowOverlap="1" wp14:anchorId="63E1B0BB" wp14:editId="02CC4399">
+                <wp:simplePos x="0" y="0"/>
+                <wp:positionH relativeFrom="margin">
+                  <wp:align>left</wp:align>
+                </wp:positionH>
+                <wp:positionV relativeFrom="paragraph">
+                  <wp:posOffset>88142</wp:posOffset>
+                </wp:positionV>
+                <wp:extent cx="1988598" cy="1225118"/>
+                <wp:effectExtent l="0" t="0" r="12065" b="13335"/>
+                <wp:wrapNone/>
+                <wp:docPr id="1557712006" name="Group 8"/>
+                <wp:cNvGraphicFramePr/>
+                <a:graphic xmlns:a="http://schemas.openxmlformats.org/drawingml/2006/main">
+                  <a:graphicData uri="http://schemas.microsoft.com/office/word/2010/wordprocessingGroup">
+                    <wpg:wgp>
+                      <wpg:cNvGrpSpPr/>
+                      <wpg:grpSpPr>
+                        <a:xfrm>
+                          <a:off x="0" y="0"/>
+                          <a:ext cx="1988598" cy="1225118"/>
+                          <a:chOff x="0" y="0"/>
+                          <a:chExt cx="1988598" cy="1225118"/>
+                        </a:xfrm>
+                      </wpg:grpSpPr>
+                      <wps:wsp>
+                        <wps:cNvPr id="904616685" name="Text Box 6"/>
+                        <wps:cNvSpPr txBox="1"/>
+                        <wps:spPr>
+                          <a:xfrm>
+                            <a:off x="701336" y="0"/>
+                            <a:ext cx="430530" cy="279400"/>
+                          </a:xfrm>
+                          <a:prstGeom prst="rect">
+                            <a:avLst/>
+                          </a:prstGeom>
+                          <a:solidFill>
+                            <a:schemeClr val="lt1"/>
+                          </a:solidFill>
+                          <a:ln w="6350">
+                            <a:solidFill>
+                              <a:prstClr val="black"/>
+                            </a:solidFill>
+                          </a:ln>
+                        </wps:spPr>
+                        <wps:txbx>
+                          <w:txbxContent>
+                            <w:p>
+                              <w:pPr>
+                                <w:jc w:val="center"/>
+                                <w:rPr>
+                                  <w:b/>
+                                  <w:bCs/>
+                                  <w:lang w:val="en-US"/>
+                                </w:rPr>
+                              </w:pPr>
+                              <w:r>
+                                <w:rPr>
+                                  <w:b/>
+                                  <w:bCs/>
+                                  <w:lang w:val="en-US"/>
+                                </w:rPr>
+                                <w:t>H</w:t>
+                              </w:r>
+                              <w:r>
+                                <w:rPr>
+                                  <w:b/>
+                                  <w:bCs/>
+                                  <w:lang w:val="en-US"/>
+                                </w:rPr>
+                                <w:t>1</w:t>
+                              </w:r>
+                            </w:p>
+                          </w:txbxContent>
+                        </wps:txbx>
+                        <wps:bodyPr rot="0" spcFirstLastPara="0" vertOverflow="overflow" horzOverflow="overflow" vert="horz" wrap="square" lIns="91440" tIns="45720" rIns="91440" bIns="45720" numCol="1" spcCol="0" rtlCol="0" fromWordArt="0" anchor="t" anchorCtr="0" forceAA="0" compatLnSpc="1">
+                          <a:prstTxWarp prst="textNoShape">
+                            <a:avLst/>
+                          </a:prstTxWarp>
+                          <a:noAutofit/>
+                        </wps:bodyPr>
+                      </wps:wsp>
+                      <wps:wsp>
+                        <wps:cNvPr id="1110571832" name="Text Box 7"/>
+                        <wps:cNvSpPr txBox="1"/>
+                        <wps:spPr>
+                          <a:xfrm>
+                            <a:off x="0" y="372862"/>
+                            <a:ext cx="1988598" cy="297402"/>
+                          </a:xfrm>
+                          <a:prstGeom prst="rect">
+                            <a:avLst/>
+                          </a:prstGeom>
+                          <a:solidFill>
+                            <a:schemeClr val="lt1"/>
+                          </a:solidFill>
+                          <a:ln w="6350">
+                            <a:solidFill>
+                              <a:prstClr val="black"/>
+                            </a:solidFill>
+                          </a:ln>
+                        </wps:spPr>
+                        <wps:txbx>
+                          <w:txbxContent>
+                            <w:p>
+                              <w:pPr>
+                                <w:jc w:val="center"/>
+                                <w:rPr>
+                                  <w:b/>
+                                  <w:bCs/>
+                                  <w:lang w:val="en-US"/>
+                                </w:rPr>
+                              </w:pPr>
+                              <w:proofErr w:type="gramStart"/>
+                              <w:r>
+                                <w:rPr>
+                                  <w:b/>
+                                  <w:bCs/>
+                                  <w:lang w:val="en-US"/>
+                                </w:rPr>
+                                <w:t>Hello( )</w:t>
+                              </w:r>
+                              <w:proofErr w:type="gramEnd"/>
+                            </w:p>
+                          </w:txbxContent>
+                        </wps:txbx>
+                        <wps:bodyPr rot="0" spcFirstLastPara="0" vertOverflow="overflow" horzOverflow="overflow" vert="horz" wrap="square" lIns="91440" tIns="45720" rIns="91440" bIns="45720" numCol="1" spcCol="0" rtlCol="0" fromWordArt="0" anchor="t" anchorCtr="0" forceAA="0" compatLnSpc="1">
+                          <a:prstTxWarp prst="textNoShape">
+                            <a:avLst/>
+                          </a:prstTxWarp>
+                          <a:noAutofit/>
+                        </wps:bodyPr>
+                      </wps:wsp>
+                      <wps:wsp>
+                        <wps:cNvPr id="1354273775" name="Text Box 7"/>
+                        <wps:cNvSpPr txBox="1"/>
+                        <wps:spPr>
+                          <a:xfrm>
+                            <a:off x="0" y="670264"/>
+                            <a:ext cx="1988598" cy="297402"/>
+                          </a:xfrm>
+                          <a:prstGeom prst="rect">
+                            <a:avLst/>
+                          </a:prstGeom>
+                          <a:solidFill>
+                            <a:schemeClr val="lt1"/>
+                          </a:solidFill>
+                          <a:ln w="6350">
+                            <a:solidFill>
+                              <a:prstClr val="black"/>
+                            </a:solidFill>
+                          </a:ln>
+                        </wps:spPr>
+                        <wps:txbx>
+                          <w:txbxContent>
+                            <w:p>
+                              <w:pPr>
+                                <w:jc w:val="center"/>
+                                <w:rPr>
+                                  <w:b/>
+                                  <w:bCs/>
+                                  <w:lang w:val="en-US"/>
+                                </w:rPr>
+                              </w:pPr>
+                              <w:r>
+                                <w:rPr>
+                                  <w:b/>
+                                  <w:bCs/>
+                                  <w:lang w:val="en-US"/>
+                                </w:rPr>
+                                <w:t>X = 100, y = 200</w:t>
+                              </w:r>
+                            </w:p>
+                          </w:txbxContent>
+                        </wps:txbx>
+                        <wps:bodyPr rot="0" spcFirstLastPara="0" vertOverflow="overflow" horzOverflow="overflow" vert="horz" wrap="square" lIns="91440" tIns="45720" rIns="91440" bIns="45720" numCol="1" spcCol="0" rtlCol="0" fromWordArt="0" anchor="t" anchorCtr="0" forceAA="0" compatLnSpc="1">
+                          <a:prstTxWarp prst="textNoShape">
+                            <a:avLst/>
+                          </a:prstTxWarp>
+                          <a:noAutofit/>
+                        </wps:bodyPr>
+                      </wps:wsp>
+                      <wps:wsp>
+                        <wps:cNvPr id="2012117237" name="Text Box 7"/>
+                        <wps:cNvSpPr txBox="1"/>
+                        <wps:spPr>
+                          <a:xfrm>
+                            <a:off x="0" y="927716"/>
+                            <a:ext cx="1988598" cy="297402"/>
+                          </a:xfrm>
+                          <a:prstGeom prst="rect">
+                            <a:avLst/>
+                          </a:prstGeom>
+                          <a:solidFill>
+                            <a:schemeClr val="lt1"/>
+                          </a:solidFill>
+                          <a:ln w="6350">
+                            <a:solidFill>
+                              <a:prstClr val="black"/>
+                            </a:solidFill>
+                          </a:ln>
+                        </wps:spPr>
+                        <wps:txbx>
+                          <w:txbxContent>
+                            <w:p>
+                              <w:pPr>
+                                <w:jc w:val="center"/>
+                                <w:rPr>
+                                  <w:b/>
+                                  <w:bCs/>
+                                  <w:lang w:val="en-US"/>
+                                </w:rPr>
+                              </w:pPr>
+                              <w:r>
+                                <w:rPr>
+                                  <w:b/>
+                                  <w:bCs/>
+                                  <w:lang w:val="en-US"/>
+                                </w:rPr>
+                                <w:t>Calc1(), calc2()</w:t>
+                              </w:r>
+                            </w:p>
+                          </w:txbxContent>
+                        </wps:txbx>
+                        <wps:bodyPr rot="0" spcFirstLastPara="0" vertOverflow="overflow" horzOverflow="overflow" vert="horz" wrap="square" lIns="91440" tIns="45720" rIns="91440" bIns="45720" numCol="1" spcCol="0" rtlCol="0" fromWordArt="0" anchor="t" anchorCtr="0" forceAA="0" compatLnSpc="1">
+                          <a:prstTxWarp prst="textNoShape">
+                            <a:avLst/>
+                          </a:prstTxWarp>
+                          <a:noAutofit/>
+                        </wps:bodyPr>
+                      </wps:wsp>
+                    </wpg:wgp>
+                  </a:graphicData>
+                </a:graphic>
+              </wp:anchor>
+            </w:drawing>
+          </mc:Choice>
+          <mc:Fallback>
+            <w:pict>
+              <v:group w14:anchorId="63E1B0BB" id="_x0000_s1043" style="position:absolute;margin-left:0;margin-top:6.95pt;width:156.6pt;height:96.45pt;z-index:251832320;mso-position-horizontal:left;mso-position-horizontal-relative:margin" coordsize="19885,12251" o:gfxdata="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">
+                <v:shape id="Text Box 6" o:spid="_x0000_s1044" type="#_x0000_t202" style="position:absolute;left:7013;width:4305;height:2794;visibility:visible;mso-wrap-style:square;v-text-anchor:top" o:gfxdata="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" fillcolor="white [3201]" strokeweight=".5pt">
+                  <v:textbox>
+                    <w:txbxContent>
+                      <w:p>
+                        <w:pPr>
+                          <w:jc w:val="center"/>
+                          <w:rPr>
+                            <w:b/>
+                            <w:bCs/>
+                            <w:lang w:val="en-US"/>
+                          </w:rPr>
+                        </w:pPr>
+                        <w:r>
+                          <w:rPr>
+                            <w:b/>
+                            <w:bCs/>
+                            <w:lang w:val="en-US"/>
+                          </w:rPr>
+                          <w:t>H</w:t>
+                        </w:r>
+                        <w:r>
+                          <w:rPr>
+                            <w:b/>
+                            <w:bCs/>
+                            <w:lang w:val="en-US"/>
+                          </w:rPr>
+                          <w:t>1</w:t>
+                        </w:r>
+                      </w:p>
+                    </w:txbxContent>
+                  </v:textbox>
+                </v:shape>
+                <v:shape id="Text Box 7" o:spid="_x0000_s1045" type="#_x0000_t202" style="position:absolute;top:3728;width:19885;height:2974;visibility:visible;mso-wrap-style:square;v-text-anchor:top" o:gfxdata="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" fillcolor="white [3201]" strokeweight=".5pt">
+                  <v:textbox>
+                    <w:txbxContent>
+                      <w:p>
+                        <w:pPr>
+                          <w:jc w:val="center"/>
+                          <w:rPr>
+                            <w:b/>
+                            <w:bCs/>
+                            <w:lang w:val="en-US"/>
+                          </w:rPr>
+                        </w:pPr>
+                        <w:proofErr w:type="gramStart"/>
+                        <w:r>
+                          <w:rPr>
+                            <w:b/>
+                            <w:bCs/>
+                            <w:lang w:val="en-US"/>
+                          </w:rPr>
+                          <w:t>Hello( )</w:t>
+                        </w:r>
+                        <w:proofErr w:type="gramEnd"/>
+                      </w:p>
+                    </w:txbxContent>
+                  </v:textbox>
+                </v:shape>
+                <v:shape id="Text Box 7" o:spid="_x0000_s1046" type="#_x0000_t202" style="position:absolute;top:6702;width:19885;height:2974;visibility:visible;mso-wrap-style:square;v-text-anchor:top" o:gfxdata="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" fillcolor="white [3201]" strokeweight=".5pt">
+                  <v:textbox>
+                    <w:txbxContent>
+                      <w:p>
+                        <w:pPr>
+                          <w:jc w:val="center"/>
+                          <w:rPr>
+                            <w:b/>
+                            <w:bCs/>
+                            <w:lang w:val="en-US"/>
+                          </w:rPr>
+                        </w:pPr>
+                        <w:r>
+                          <w:rPr>
+                            <w:b/>
+                            <w:bCs/>
+                            <w:lang w:val="en-US"/>
+                          </w:rPr>
+                          <w:t>X = 100, y = 200</w:t>
+                        </w:r>
+                      </w:p>
+                    </w:txbxContent>
+                  </v:textbox>
+                </v:shape>
+                <v:shape id="Text Box 7" o:spid="_x0000_s1047" type="#_x0000_t202" style="position:absolute;top:9277;width:19885;height:2974;visibility:visible;mso-wrap-style:square;v-text-anchor:top" o:gfxdata="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" fillcolor="white [3201]" strokeweight=".5pt">
+                  <v:textbox>
+                    <w:txbxContent>
+                      <w:p>
+                        <w:pPr>
+                          <w:jc w:val="center"/>
+                          <w:rPr>
+                            <w:b/>
+                            <w:bCs/>
+                            <w:lang w:val="en-US"/>
+                          </w:rPr>
+                        </w:pPr>
+                        <w:r>
+                          <w:rPr>
+                            <w:b/>
+                            <w:bCs/>
+                            <w:lang w:val="en-US"/>
+                          </w:rPr>
+                          <w:t>Calc1(), calc2()</w:t>
+                        </w:r>
+                      </w:p>
+                    </w:txbxContent>
+                  </v:textbox>
+                </v:shape>
+                <w10:wrap anchorx="margin"/>
+              </v:group>
+            </w:pict>
+          </mc:Fallback>
+        </mc:AlternateContent>
+      </w:r>
+      <w:r>
+        <w:rPr>
+          <w:rFonts w:ascii="Bookman Old Style" w:hAnsi="Bookman Old Style"/>
+          <w:b/>
+          <w:bCs/>
+          <w:noProof/>
+          <w:lang w:val="en-US"/>
+        </w:rPr>
+        <mc:AlternateContent>
+          <mc:Choice Requires="wpg">
+            <w:drawing>
+              <wp:anchor distT="0" distB="0" distL="114300" distR="114300" simplePos="0" relativeHeight="251830272" behindDoc="0" locked="0" layoutInCell="1" allowOverlap="1" wp14:anchorId="382D1516" wp14:editId="32A1A493">
+                <wp:simplePos x="0" y="0"/>
+                <wp:positionH relativeFrom="column">
+                  <wp:posOffset>2902998</wp:posOffset>
+                </wp:positionH>
+                <wp:positionV relativeFrom="paragraph">
+                  <wp:posOffset>80293</wp:posOffset>
+                </wp:positionV>
+                <wp:extent cx="1988598" cy="1225118"/>
+                <wp:effectExtent l="0" t="0" r="12065" b="13335"/>
+                <wp:wrapNone/>
+                <wp:docPr id="694566536" name="Group 8"/>
+                <wp:cNvGraphicFramePr/>
+                <a:graphic xmlns:a="http://schemas.openxmlformats.org/drawingml/2006/main">
+                  <a:graphicData uri="http://schemas.microsoft.com/office/word/2010/wordprocessingGroup">
+                    <wpg:wgp>
+                      <wpg:cNvGrpSpPr/>
+                      <wpg:grpSpPr>
+                        <a:xfrm>
+                          <a:off x="0" y="0"/>
+                          <a:ext cx="1988598" cy="1225118"/>
+                          <a:chOff x="0" y="0"/>
+                          <a:chExt cx="1988598" cy="1225118"/>
+                        </a:xfrm>
+                      </wpg:grpSpPr>
+                      <wps:wsp>
+                        <wps:cNvPr id="633126799" name="Text Box 6"/>
+                        <wps:cNvSpPr txBox="1"/>
+                        <wps:spPr>
+                          <a:xfrm>
+                            <a:off x="701336" y="0"/>
+                            <a:ext cx="430530" cy="279400"/>
+                          </a:xfrm>
+                          <a:prstGeom prst="rect">
+                            <a:avLst/>
+                          </a:prstGeom>
+                          <a:solidFill>
+                            <a:schemeClr val="lt1"/>
+                          </a:solidFill>
+                          <a:ln w="6350">
+                            <a:solidFill>
+                              <a:prstClr val="black"/>
+                            </a:solidFill>
+                          </a:ln>
+                        </wps:spPr>
+                        <wps:txbx>
+                          <w:txbxContent>
+                            <w:p>
+                              <w:pPr>
+                                <w:jc w:val="center"/>
+                                <w:rPr>
+                                  <w:b/>
+                                  <w:bCs/>
+                                  <w:lang w:val="en-US"/>
+                                </w:rPr>
+                              </w:pPr>
+                              <w:r>
+                                <w:rPr>
+                                  <w:b/>
+                                  <w:bCs/>
+                                  <w:lang w:val="en-US"/>
+                                </w:rPr>
+                                <w:t>H</w:t>
+                              </w:r>
+                              <w:r>
+                                <w:rPr>
+                                  <w:b/>
+                                  <w:bCs/>
+                                  <w:lang w:val="en-US"/>
+                                </w:rPr>
+                                <w:t>3</w:t>
+                              </w:r>
+                            </w:p>
+                          </w:txbxContent>
+                        </wps:txbx>
+                        <wps:bodyPr rot="0" spcFirstLastPara="0" vertOverflow="overflow" horzOverflow="overflow" vert="horz" wrap="square" lIns="91440" tIns="45720" rIns="91440" bIns="45720" numCol="1" spcCol="0" rtlCol="0" fromWordArt="0" anchor="t" anchorCtr="0" forceAA="0" compatLnSpc="1">
+                          <a:prstTxWarp prst="textNoShape">
+                            <a:avLst/>
+                          </a:prstTxWarp>
+                          <a:noAutofit/>
+                        </wps:bodyPr>
+                      </wps:wsp>
+                      <wps:wsp>
+                        <wps:cNvPr id="1047332246" name="Text Box 7"/>
+                        <wps:cNvSpPr txBox="1"/>
+                        <wps:spPr>
+                          <a:xfrm>
+                            <a:off x="0" y="372862"/>
+                            <a:ext cx="1988598" cy="297402"/>
+                          </a:xfrm>
+                          <a:prstGeom prst="rect">
+                            <a:avLst/>
+                          </a:prstGeom>
+                          <a:solidFill>
+                            <a:schemeClr val="lt1"/>
+                          </a:solidFill>
+                          <a:ln w="6350">
+                            <a:solidFill>
+                              <a:prstClr val="black"/>
+                            </a:solidFill>
+                          </a:ln>
+                        </wps:spPr>
+                        <wps:txbx>
+                          <w:txbxContent>
+                            <w:p>
+                              <w:pPr>
+                                <w:jc w:val="center"/>
+                                <w:rPr>
+                                  <w:b/>
+                                  <w:bCs/>
+                                  <w:lang w:val="en-US"/>
+                                </w:rPr>
+                              </w:pPr>
+                              <w:proofErr w:type="gramStart"/>
+                              <w:r>
+                                <w:rPr>
+                                  <w:b/>
+                                  <w:bCs/>
+                                  <w:lang w:val="en-US"/>
+                                </w:rPr>
+                                <w:t>Hello( )</w:t>
+                              </w:r>
+                              <w:proofErr w:type="gramEnd"/>
+                            </w:p>
+                          </w:txbxContent>
+                        </wps:txbx>
+                        <wps:bodyPr rot="0" spcFirstLastPara="0" vertOverflow="overflow" horzOverflow="overflow" vert="horz" wrap="square" lIns="91440" tIns="45720" rIns="91440" bIns="45720" numCol="1" spcCol="0" rtlCol="0" fromWordArt="0" anchor="t" anchorCtr="0" forceAA="0" compatLnSpc="1">
+                          <a:prstTxWarp prst="textNoShape">
+                            <a:avLst/>
+                          </a:prstTxWarp>
+                          <a:noAutofit/>
+                        </wps:bodyPr>
+                      </wps:wsp>
+                      <wps:wsp>
+                        <wps:cNvPr id="1413262017" name="Text Box 7"/>
+                        <wps:cNvSpPr txBox="1"/>
+                        <wps:spPr>
+                          <a:xfrm>
+                            <a:off x="0" y="670264"/>
+                            <a:ext cx="1988598" cy="297402"/>
+                          </a:xfrm>
+                          <a:prstGeom prst="rect">
+                            <a:avLst/>
+                          </a:prstGeom>
+                          <a:solidFill>
+                            <a:schemeClr val="lt1"/>
+                          </a:solidFill>
+                          <a:ln w="6350">
+                            <a:solidFill>
+                              <a:prstClr val="black"/>
+                            </a:solidFill>
+                          </a:ln>
+                        </wps:spPr>
+                        <wps:txbx>
+                          <w:txbxContent>
+                            <w:p>
+                              <w:pPr>
+                                <w:jc w:val="center"/>
+                                <w:rPr>
+                                  <w:b/>
+                                  <w:bCs/>
+                                  <w:lang w:val="en-US"/>
+                                </w:rPr>
+                              </w:pPr>
+                              <w:r>
+                                <w:rPr>
+                                  <w:b/>
+                                  <w:bCs/>
+                                  <w:lang w:val="en-US"/>
+                                </w:rPr>
+                                <w:t>X = 100, y = 200</w:t>
+                              </w:r>
+                            </w:p>
+                          </w:txbxContent>
+                        </wps:txbx>
+                        <wps:bodyPr rot="0" spcFirstLastPara="0" vertOverflow="overflow" horzOverflow="overflow" vert="horz" wrap="square" lIns="91440" tIns="45720" rIns="91440" bIns="45720" numCol="1" spcCol="0" rtlCol="0" fromWordArt="0" anchor="t" anchorCtr="0" forceAA="0" compatLnSpc="1">
+                          <a:prstTxWarp prst="textNoShape">
+                            <a:avLst/>
+                          </a:prstTxWarp>
+                          <a:noAutofit/>
+                        </wps:bodyPr>
+                      </wps:wsp>
+                      <wps:wsp>
+                        <wps:cNvPr id="1455163664" name="Text Box 7"/>
+                        <wps:cNvSpPr txBox="1"/>
+                        <wps:spPr>
+                          <a:xfrm>
+                            <a:off x="0" y="927716"/>
+                            <a:ext cx="1988598" cy="297402"/>
+                          </a:xfrm>
+                          <a:prstGeom prst="rect">
+                            <a:avLst/>
+                          </a:prstGeom>
+                          <a:solidFill>
+                            <a:schemeClr val="lt1"/>
+                          </a:solidFill>
+                          <a:ln w="6350">
+                            <a:solidFill>
+                              <a:prstClr val="black"/>
+                            </a:solidFill>
+                          </a:ln>
+                        </wps:spPr>
+                        <wps:txbx>
+                          <w:txbxContent>
+                            <w:p>
+                              <w:pPr>
+                                <w:jc w:val="center"/>
+                                <w:rPr>
+                                  <w:b/>
+                                  <w:bCs/>
+                                  <w:lang w:val="en-US"/>
+                                </w:rPr>
+                              </w:pPr>
+                              <w:r>
+                                <w:rPr>
+                                  <w:b/>
+                                  <w:bCs/>
+                                  <w:lang w:val="en-US"/>
+                                </w:rPr>
+                                <w:t>Calc1(), calc2()</w:t>
+                              </w:r>
+                            </w:p>
+                          </w:txbxContent>
+                        </wps:txbx>
+                        <wps:bodyPr rot="0" spcFirstLastPara="0" vertOverflow="overflow" horzOverflow="overflow" vert="horz" wrap="square" lIns="91440" tIns="45720" rIns="91440" bIns="45720" numCol="1" spcCol="0" rtlCol="0" fromWordArt="0" anchor="t" anchorCtr="0" forceAA="0" compatLnSpc="1">
+                          <a:prstTxWarp prst="textNoShape">
+                            <a:avLst/>
+                          </a:prstTxWarp>
+                          <a:noAutofit/>
+                        </wps:bodyPr>
+                      </wps:wsp>
+                    </wpg:wgp>
+                  </a:graphicData>
+                </a:graphic>
+              </wp:anchor>
+            </w:drawing>
+          </mc:Choice>
+          <mc:Fallback>
+            <w:pict>
+              <v:group w14:anchorId="382D1516" id="_x0000_s1048" style="position:absolute;margin-left:228.6pt;margin-top:6.3pt;width:156.6pt;height:96.45pt;z-index:251830272" coordsize="19885,12251" o:gfxdata="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">
+                <v:shape id="Text Box 6" o:spid="_x0000_s1049" type="#_x0000_t202" style="position:absolute;left:7013;width:4305;height:2794;visibility:visible;mso-wrap-style:square;v-text-anchor:top" o:gfxdata="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" fillcolor="white [3201]" strokeweight=".5pt">
+                  <v:textbox>
+                    <w:txbxContent>
+                      <w:p>
+                        <w:pPr>
+                          <w:jc w:val="center"/>
+                          <w:rPr>
+                            <w:b/>
+                            <w:bCs/>
+                            <w:lang w:val="en-US"/>
+                          </w:rPr>
+                        </w:pPr>
+                        <w:r>
+                          <w:rPr>
+                            <w:b/>
+                            <w:bCs/>
+                            <w:lang w:val="en-US"/>
+                          </w:rPr>
+                          <w:t>H</w:t>
+                        </w:r>
+                        <w:r>
+                          <w:rPr>
+                            <w:b/>
+                            <w:bCs/>
+                            <w:lang w:val="en-US"/>
+                          </w:rPr>
+                          <w:t>3</w:t>
+                        </w:r>
+                      </w:p>
+                    </w:txbxContent>
+                  </v:textbox>
+                </v:shape>
+                <v:shape id="Text Box 7" o:spid="_x0000_s1050" type="#_x0000_t202" style="position:absolute;top:3728;width:19885;height:2974;visibility:visible;mso-wrap-style:square;v-text-anchor:top" o:gfxdata="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" fillcolor="white [3201]" strokeweight=".5pt">
+                  <v:textbox>
+                    <w:txbxContent>
+                      <w:p>
+                        <w:pPr>
+                          <w:jc w:val="center"/>
+                          <w:rPr>
+                            <w:b/>
+                            <w:bCs/>
+                            <w:lang w:val="en-US"/>
+                          </w:rPr>
+                        </w:pPr>
+                        <w:proofErr w:type="gramStart"/>
+                        <w:r>
+                          <w:rPr>
+                            <w:b/>
+                            <w:bCs/>
+                            <w:lang w:val="en-US"/>
+                          </w:rPr>
+                          <w:t>Hello( )</w:t>
+                        </w:r>
+                        <w:proofErr w:type="gramEnd"/>
+                      </w:p>
+                    </w:txbxContent>
+                  </v:textbox>
+                </v:shape>
+                <v:shape id="Text Box 7" o:spid="_x0000_s1051" type="#_x0000_t202" style="position:absolute;top:6702;width:19885;height:2974;visibility:visible;mso-wrap-style:square;v-text-anchor:top" o:gfxdata="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" fillcolor="white [3201]" strokeweight=".5pt">
+                  <v:textbox>
+                    <w:txbxContent>
+                      <w:p>
+                        <w:pPr>
+                          <w:jc w:val="center"/>
+                          <w:rPr>
+                            <w:b/>
+                            <w:bCs/>
+                            <w:lang w:val="en-US"/>
+                          </w:rPr>
+                        </w:pPr>
+                        <w:r>
+                          <w:rPr>
+                            <w:b/>
+                            <w:bCs/>
+                            <w:lang w:val="en-US"/>
+                          </w:rPr>
+                          <w:t>X = 100, y = 200</w:t>
+                        </w:r>
+                      </w:p>
+                    </w:txbxContent>
+                  </v:textbox>
+                </v:shape>
+                <v:shape id="Text Box 7" o:spid="_x0000_s1052" type="#_x0000_t202" style="position:absolute;top:9277;width:19885;height:2974;visibility:visible;mso-wrap-style:square;v-text-anchor:top" o:gfxdata="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" fillcolor="white [3201]" strokeweight=".5pt">
+                  <v:textbox>
+                    <w:txbxContent>
+                      <w:p>
+                        <w:pPr>
+                          <w:jc w:val="center"/>
+                          <w:rPr>
+                            <w:b/>
+                            <w:bCs/>
+                            <w:lang w:val="en-US"/>
+                          </w:rPr>
+                        </w:pPr>
+                        <w:r>
+                          <w:rPr>
+                            <w:b/>
+                            <w:bCs/>
+                            <w:lang w:val="en-US"/>
+                          </w:rPr>
+                          <w:t>Calc1(), calc2()</w:t>
+                        </w:r>
+                      </w:p>
+                    </w:txbxContent>
+                  </v:textbox>
+                </v:shape>
+              </v:group>
+            </w:pict>
+          </mc:Fallback>
+        </mc:AlternateContent>
+      </w:r>
+    </w:p>
+    <w:p>
+      <w:pPr>
+        <w:rPr>
+          <w:rFonts w:ascii="Bookman Old Style" w:hAnsi="Bookman Old Style"/>
+          <w:b/>
+          <w:bCs/>
+          <w:color w:val="000000" w:themeColor="text1"/>
+          <w:lang w:val="en-US"/>
+        </w:rPr>
+      </w:pPr>
+      <w:r>
+        <w:rPr>
+          <w:rFonts w:ascii="Bookman Old Style" w:hAnsi="Bookman Old Style"/>
+          <w:b/>
+          <w:bCs/>
+          <w:noProof/>
+          <w:color w:val="000000" w:themeColor="text1"/>
+          <w:lang w:val="en-US"/>
+        </w:rPr>
+        <mc:AlternateContent>
+          <mc:Choice Requires="wps">
+            <w:drawing>
+              <wp:anchor distT="0" distB="0" distL="114300" distR="114300" simplePos="0" relativeHeight="251833344" behindDoc="0" locked="0" layoutInCell="1" allowOverlap="1" wp14:anchorId="7A52493E" wp14:editId="44C60766">
+                <wp:simplePos x="0" y="0"/>
+                <wp:positionH relativeFrom="column">
+                  <wp:posOffset>1988184</wp:posOffset>
+                </wp:positionH>
+                <wp:positionV relativeFrom="paragraph">
+                  <wp:posOffset>583047</wp:posOffset>
+                </wp:positionV>
+                <wp:extent cx="923691" cy="4439"/>
+                <wp:effectExtent l="0" t="76200" r="29210" b="91440"/>
+                <wp:wrapNone/>
+                <wp:docPr id="1265323556" name="Straight Arrow Connector 9"/>
+                <wp:cNvGraphicFramePr/>
+                <a:graphic xmlns:a="http://schemas.openxmlformats.org/drawingml/2006/main">
+                  <a:graphicData uri="http://schemas.microsoft.com/office/word/2010/wordprocessingShape">
+                    <wps:wsp>
+                      <wps:cNvCnPr/>
+                      <wps:spPr>
+                        <a:xfrm>
+                          <a:off x="0" y="0"/>
+                          <a:ext cx="923691" cy="4439"/>
+                        </a:xfrm>
+                        <a:prstGeom prst="straightConnector1">
+                          <a:avLst/>
+                        </a:prstGeom>
+                        <a:ln>
+                          <a:tailEnd type="triangle"/>
+                        </a:ln>
+                      </wps:spPr>
+                      <wps:style>
+                        <a:lnRef idx="1">
+                          <a:schemeClr val="accent1"/>
+                        </a:lnRef>
+                        <a:fillRef idx="0">
+                          <a:schemeClr val="accent1"/>
+                        </a:fillRef>
+                        <a:effectRef idx="0">
+                          <a:schemeClr val="accent1"/>
+                        </a:effectRef>
+                        <a:fontRef idx="minor">
+                          <a:schemeClr val="tx1"/>
+                        </a:fontRef>
+                      </wps:style>
+                      <wps:bodyPr/>
+                    </wps:wsp>
+                  </a:graphicData>
+                </a:graphic>
+              </wp:anchor>
+            </w:drawing>
+          </mc:Choice>
+          <mc:Fallback>
+            <w:pict>
+              <v:shapetype w14:anchorId="0CF2B8F6" id="_x0000_t32" coordsize="21600,21600" o:spt="32" o:oned="t" path="m,l21600,21600e" filled="f">
+                <v:path arrowok="t" fillok="f" o:connecttype="none"/>
+                <o:lock v:ext="edit" shapetype="t"/>
+              </v:shapetype>
+              <v:shape id="Straight Arrow Connector 9" o:spid="_x0000_s1026" type="#_x0000_t32" style="position:absolute;margin-left:156.55pt;margin-top:45.9pt;width:72.75pt;height:.35pt;z-index:251833344;visibility:visible;mso-wrap-style:square;mso-wrap-distance-left:9pt;mso-wrap-distance-top:0;mso-wrap-distance-right:9pt;mso-wrap-distance-bottom:0;mso-position-horizontal:absolute;mso-position-horizontal-relative:text;mso-position-vertical:absolute;mso-position-vertical-relative:text" o:gfxdata="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" strokecolor="#4472c4 [3204]" strokeweight=".5pt">
+                <v:stroke endarrow="block" joinstyle="miter"/>
+              </v:shape>
+            </w:pict>
+          </mc:Fallback>
+        </mc:AlternateContent>
+      </w:r>
+      <w:r>
+        <w:rPr>
+          <w:rFonts w:ascii="Bookman Old Style" w:hAnsi="Bookman Old Style"/>
+          <w:b/>
+          <w:bCs/>
+          <w:color w:val="000000" w:themeColor="text1"/>
+          <w:lang w:val="en-US"/>
+        </w:rPr>
+        <w:tab/>
+      </w:r>
+    </w:p>
+    <w:p>
+      <w:pPr>
+        <w:rPr>
+          <w:rFonts w:ascii="Bookman Old Style" w:hAnsi="Bookman Old Style"/>
+          <w:b/>
+          <w:bCs/>
+          <w:color w:val="000000" w:themeColor="text1"/>
+          <w:lang w:val="en-US"/>
+        </w:rPr>
+      </w:pPr>
+      <w:r>
+        <w:rPr>
+          <w:rFonts w:ascii="Bookman Old Style" w:hAnsi="Bookman Old Style"/>
+          <w:b/>
+          <w:bCs/>
+          <w:noProof/>
+          <w:color w:val="000000" w:themeColor="text1"/>
+          <w:lang w:val="en-US"/>
+        </w:rPr>
+        <w:lastRenderedPageBreak/>
+        <mc:AlternateContent>
+          <mc:Choice Requires="wps">
+            <w:drawing>
+              <wp:anchor distT="0" distB="0" distL="114300" distR="114300" simplePos="0" relativeHeight="251835392" behindDoc="0" locked="0" layoutInCell="1" allowOverlap="1" wp14:anchorId="656E9764" wp14:editId="406463C6">
+                <wp:simplePos x="0" y="0"/>
+                <wp:positionH relativeFrom="column">
+                  <wp:posOffset>2569833</wp:posOffset>
+                </wp:positionH>
+                <wp:positionV relativeFrom="paragraph">
+                  <wp:posOffset>-248304</wp:posOffset>
+                </wp:positionV>
+                <wp:extent cx="315157" cy="261892"/>
+                <wp:effectExtent l="38100" t="19050" r="8890" b="43180"/>
+                <wp:wrapNone/>
+                <wp:docPr id="1599063723" name="Sun 11"/>
+                <wp:cNvGraphicFramePr/>
+                <a:graphic xmlns:a="http://schemas.openxmlformats.org/drawingml/2006/main">
+                  <a:graphicData uri="http://schemas.microsoft.com/office/word/2010/wordprocessingShape">
+                    <wps:wsp>
+                      <wps:cNvSpPr/>
+                      <wps:spPr>
+                        <a:xfrm>
+                          <a:off x="0" y="0"/>
+                          <a:ext cx="315157" cy="261892"/>
+                        </a:xfrm>
+                        <a:prstGeom prst="sun">
+                          <a:avLst/>
+                        </a:prstGeom>
+                      </wps:spPr>
+                      <wps:style>
+                        <a:lnRef idx="2">
+                          <a:schemeClr val="accent1">
+                            <a:shade val="15000"/>
+                          </a:schemeClr>
+                        </a:lnRef>
+                        <a:fillRef idx="1">
+                          <a:schemeClr val="accent1"/>
+                        </a:fillRef>
+                        <a:effectRef idx="0">
+                          <a:schemeClr val="accent1"/>
+                        </a:effectRef>
+                        <a:fontRef idx="minor">
+                          <a:schemeClr val="lt1"/>
+                        </a:fontRef>
+                      </wps:style>
+                      <wps:bodyPr rot="0" spcFirstLastPara="0" vertOverflow="overflow" horzOverflow="overflow" vert="horz" wrap="square" lIns="91440" tIns="45720" rIns="91440" bIns="45720" numCol="1" spcCol="0" rtlCol="0" fromWordArt="0" anchor="ctr" anchorCtr="0" forceAA="0" compatLnSpc="1">
+                        <a:prstTxWarp prst="textNoShape">
+                          <a:avLst/>
+                        </a:prstTxWarp>
+                        <a:noAutofit/>
+                      </wps:bodyPr>
+                    </wps:wsp>
+                  </a:graphicData>
+                </a:graphic>
+              </wp:anchor>
+            </w:drawing>
+          </mc:Choice>
+          <mc:Fallback>
+            <w:pict>
+              <v:shapetype w14:anchorId="553BC86A" id="_x0000_t183" coordsize="21600,21600" o:spt="183" adj="5400" path="m21600,10800l@15@14@15@18xem18436,3163l@17@12@16@13xem10800,l@14@10@18@10xem3163,3163l@12@13@13@12xem,10800l@10@18@10@14xem3163,18436l@13@16@12@17xem10800,21600l@18@15@14@15xem18436,18436l@16@17@17@16xem10800@19qx@19,10800,10800@20@20,10800,10800@19xe">
+                <v:stroke joinstyle="miter"/>
+                <v:formulas>
+                  <v:f eqn="sum 10800 0 #0"/>
+                  <v:f eqn="prod @0 30274 32768"/>
+                  <v:f eqn="prod @0 12540 32768"/>
+                  <v:f eqn="sum @1 10800 0"/>
+                  <v:f eqn="sum @2 10800 0"/>
+                  <v:f eqn="sum 10800 0 @1"/>
+                  <v:f eqn="sum 10800 0 @2"/>
+                  <v:f eqn="prod @0 23170 32768"/>
+                  <v:f eqn="sum @7 10800 0"/>
+                  <v:f eqn="sum 10800 0 @7"/>
+                  <v:f eqn="prod @5 3 4"/>
+                  <v:f eqn="prod @6 3 4"/>
+                  <v:f eqn="sum @10 791 0"/>
+                  <v:f eqn="sum @11 791 0"/>
+                  <v:f eqn="sum @11 2700 0"/>
+                  <v:f eqn="sum 21600 0 @10"/>
+                  <v:f eqn="sum 21600 0 @12"/>
+                  <v:f eqn="sum 21600 0 @13"/>
+                  <v:f eqn="sum 21600 0 @14"/>
+                  <v:f eqn="val #0"/>
+                  <v:f eqn="sum 21600 0 #0"/>
+                </v:formulas>
+                <v:path o:connecttype="rect" textboxrect="@9,@9,@8,@8"/>
+                <v:handles>
+                  <v:h position="#0,center" xrange="2700,10125"/>
+                </v:handles>
+              </v:shapetype>
+              <v:shape id="Sun 11" o:spid="_x0000_s1026" type="#_x0000_t183" style="position:absolute;margin-left:202.35pt;margin-top:-19.55pt;width:24.8pt;height:20.6pt;z-index:251835392;visibility:visible;mso-wrap-style:square;mso-wrap-distance-left:9pt;mso-wrap-distance-top:0;mso-wrap-distance-right:9pt;mso-wrap-distance-bottom:0;mso-position-horizontal:absolute;mso-position-horizontal-relative:text;mso-position-vertical:absolute;mso-position-vertical-relative:text;v-text-anchor:middle" o:gfxdata="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" fillcolor="#4472c4 [3204]" strokecolor="#09101d [484]" strokeweight="1pt"/>
+            </w:pict>
+          </mc:Fallback>
+        </mc:AlternateContent>
+      </w:r>
+      <w:r>
+        <w:rPr>
+          <w:rFonts w:ascii="Bookman Old Style" w:hAnsi="Bookman Old Style"/>
+          <w:b/>
+          <w:bCs/>
+          <w:noProof/>
+          <w:color w:val="000000" w:themeColor="text1"/>
+          <w:lang w:val="en-US"/>
+        </w:rPr>
+        <mc:AlternateContent>
+          <mc:Choice Requires="wps">
+            <w:drawing>
+              <wp:anchor distT="0" distB="0" distL="114300" distR="114300" simplePos="0" relativeHeight="251834368" behindDoc="0" locked="0" layoutInCell="1" allowOverlap="1" wp14:anchorId="2AD52BBF" wp14:editId="3B9A0A41">
+                <wp:simplePos x="0" y="0"/>
+                <wp:positionH relativeFrom="column">
+                  <wp:posOffset>-439444</wp:posOffset>
+                </wp:positionH>
+                <wp:positionV relativeFrom="paragraph">
+                  <wp:posOffset>-324275</wp:posOffset>
+                </wp:positionV>
+                <wp:extent cx="3413464" cy="1424866"/>
+                <wp:effectExtent l="0" t="0" r="15875" b="23495"/>
+                <wp:wrapNone/>
+                <wp:docPr id="534019274" name="Text Box 10"/>
+                <wp:cNvGraphicFramePr/>
+                <a:graphic xmlns:a="http://schemas.openxmlformats.org/drawingml/2006/main">
+                  <a:graphicData uri="http://schemas.microsoft.com/office/word/2010/wordprocessingShape">
+                    <wps:wsp>
+                      <wps:cNvSpPr txBox="1"/>
+                      <wps:spPr>
+                        <a:xfrm>
+                          <a:off x="0" y="0"/>
+                          <a:ext cx="3413464" cy="1424866"/>
+                        </a:xfrm>
+                        <a:prstGeom prst="rect">
+                          <a:avLst/>
+                        </a:prstGeom>
+                        <a:solidFill>
+                          <a:schemeClr val="lt1"/>
+                        </a:solidFill>
+                        <a:ln w="6350">
+                          <a:solidFill>
+                            <a:prstClr val="black"/>
+                          </a:solidFill>
+                        </a:ln>
+                      </wps:spPr>
+                      <wps:txbx>
+                        <w:txbxContent>
+                          <w:p>
+                            <w:pPr>
+                              <w:rPr>
+                                <w:b/>
+                                <w:bCs/>
+                                <w:sz w:val="26"/>
+                                <w:szCs w:val="26"/>
+                                <w:lang w:val="en-US"/>
+                              </w:rPr>
+                            </w:pPr>
+                            <w:r>
+                              <w:rPr>
+                                <w:b/>
+                                <w:bCs/>
+                                <w:sz w:val="26"/>
+                                <w:szCs w:val="26"/>
+                                <w:lang w:val="en-US"/>
+                              </w:rPr>
+                              <w:t>Variable == object</w:t>
+                            </w:r>
+                          </w:p>
+                          <w:p>
+                            <w:pPr>
+                              <w:pStyle w:val="ListParagraph"/>
+                              <w:numPr>
+                                <w:ilvl w:val="0"/>
+                                <w:numId w:val="13"/>
+                              </w:numPr>
+                              <w:rPr>
+                                <w:b/>
+                                <w:bCs/>
+                                <w:sz w:val="26"/>
+                                <w:szCs w:val="26"/>
+                                <w:lang w:val="en-US"/>
+                              </w:rPr>
+                            </w:pPr>
+                            <w:r>
+                              <w:rPr>
+                                <w:b/>
+                                <w:bCs/>
+                                <w:sz w:val="26"/>
+                                <w:szCs w:val="26"/>
+                                <w:lang w:val="en-US"/>
+                              </w:rPr>
+                              <w:t>Data type == Class name</w:t>
+                            </w:r>
+                          </w:p>
+                          <w:p>
+                            <w:pPr>
+                              <w:pStyle w:val="ListParagraph"/>
+                              <w:numPr>
+                                <w:ilvl w:val="0"/>
+                                <w:numId w:val="13"/>
+                              </w:numPr>
+                              <w:rPr>
+                                <w:b/>
+                                <w:bCs/>
+                                <w:sz w:val="26"/>
+                                <w:szCs w:val="26"/>
+                                <w:lang w:val="en-US"/>
+                              </w:rPr>
+                            </w:pPr>
+                            <w:proofErr w:type="gramStart"/>
+                            <w:r>
+                              <w:rPr>
+                                <w:b/>
+                                <w:bCs/>
+                                <w:sz w:val="26"/>
+                                <w:szCs w:val="26"/>
+                                <w:lang w:val="en-US"/>
+                              </w:rPr>
+                              <w:t>Token  =</w:t>
+                            </w:r>
+                            <w:proofErr w:type="gramEnd"/>
+                            <w:r>
+                              <w:rPr>
+                                <w:b/>
+                                <w:bCs/>
+                                <w:sz w:val="26"/>
+                                <w:szCs w:val="26"/>
+                                <w:lang w:val="en-US"/>
+                              </w:rPr>
+                              <w:t>= object name</w:t>
+                            </w:r>
+                          </w:p>
+                          <w:p>
+                            <w:pPr>
+                              <w:pStyle w:val="ListParagraph"/>
+                              <w:numPr>
+                                <w:ilvl w:val="0"/>
+                                <w:numId w:val="13"/>
+                              </w:numPr>
+                              <w:rPr>
+                                <w:b/>
+                                <w:bCs/>
+                                <w:sz w:val="26"/>
+                                <w:szCs w:val="26"/>
+                                <w:lang w:val="en-US"/>
+                              </w:rPr>
+                            </w:pPr>
+                            <w:r>
+                              <w:rPr>
+                                <w:b/>
+                                <w:bCs/>
+                                <w:sz w:val="26"/>
+                                <w:szCs w:val="26"/>
+                                <w:lang w:val="en-US"/>
+                              </w:rPr>
+                              <w:t xml:space="preserve">=  </w:t>
+                            </w:r>
+                            <w:proofErr w:type="gramStart"/>
+                            <w:r>
+                              <w:rPr>
+                                <w:b/>
+                                <w:bCs/>
+                                <w:sz w:val="26"/>
+                                <w:szCs w:val="26"/>
+                                <w:lang w:val="en-US"/>
+                              </w:rPr>
+                              <w:t xml:space="preserve">  :</w:t>
+                            </w:r>
+                            <w:proofErr w:type="gramEnd"/>
+                            <w:r>
+                              <w:rPr>
+                                <w:b/>
+                                <w:bCs/>
+                                <w:sz w:val="26"/>
+                                <w:szCs w:val="26"/>
+                                <w:lang w:val="en-US"/>
+                              </w:rPr>
+                              <w:t xml:space="preserve">  = new</w:t>
+                            </w:r>
+                          </w:p>
+                          <w:p>
+                            <w:pPr>
+                              <w:pStyle w:val="ListParagraph"/>
+                              <w:numPr>
+                                <w:ilvl w:val="0"/>
+                                <w:numId w:val="13"/>
+                              </w:numPr>
+                              <w:rPr>
+                                <w:b/>
+                                <w:bCs/>
+                                <w:sz w:val="26"/>
+                                <w:szCs w:val="26"/>
+                                <w:lang w:val="en-US"/>
+                              </w:rPr>
+                            </w:pPr>
+                            <w:r>
+                              <w:rPr>
+                                <w:b/>
+                                <w:bCs/>
+                                <w:sz w:val="26"/>
+                                <w:szCs w:val="26"/>
+                                <w:lang w:val="en-US"/>
+                              </w:rPr>
+                              <w:t>Value == constructor</w:t>
+                            </w:r>
+                            <w:r>
+                              <w:rPr>
+                                <w:b/>
+                                <w:bCs/>
+                                <w:sz w:val="26"/>
+                                <w:szCs w:val="26"/>
+                                <w:lang w:val="en-US"/>
+                              </w:rPr>
+                              <w:t xml:space="preserve"> </w:t>
+                            </w:r>
+                          </w:p>
+                        </w:txbxContent>
+                      </wps:txbx>
+                      <wps:bodyPr rot="0" spcFirstLastPara="0" vertOverflow="overflow" horzOverflow="overflow" vert="horz" wrap="square" lIns="91440" tIns="45720" rIns="91440" bIns="45720" numCol="1" spcCol="0" rtlCol="0" fromWordArt="0" anchor="t" anchorCtr="0" forceAA="0" compatLnSpc="1">
+                        <a:prstTxWarp prst="textNoShape">
+                          <a:avLst/>
+                        </a:prstTxWarp>
+                        <a:noAutofit/>
+                      </wps:bodyPr>
+                    </wps:wsp>
+                  </a:graphicData>
+                </a:graphic>
+                <wp14:sizeRelH relativeFrom="margin">
+                  <wp14:pctWidth>0</wp14:pctWidth>
+                </wp14:sizeRelH>
+                <wp14:sizeRelV relativeFrom="margin">
+                  <wp14:pctHeight>0</wp14:pctHeight>
+                </wp14:sizeRelV>
+              </wp:anchor>
+            </w:drawing>
+          </mc:Choice>
+          <mc:Fallback>
+            <w:pict>
+              <v:shape w14:anchorId="2AD52BBF" id="Text Box 10" o:spid="_x0000_s1053" type="#_x0000_t202" style="position:absolute;margin-left:-34.6pt;margin-top:-25.55pt;width:268.8pt;height:112.2pt;z-index:251834368;visibility:visible;mso-wrap-style:square;mso-width-percent:0;mso-height-percent:0;mso-wrap-distance-left:9pt;mso-wrap-distance-top:0;mso-wrap-distance-right:9pt;mso-wrap-distance-bottom:0;mso-position-horizontal:absolute;mso-position-horizontal-relative:text;mso-position-vertical:absolute;mso-position-vertical-relative:text;mso-width-percent:0;mso-height-percent:0;mso-width-relative:margin;mso-height-relative:margin;v-text-anchor:top" o:gfxdata="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" fillcolor="white [3201]" strokeweight=".5pt">
+                <v:textbox>
+                  <w:txbxContent>
+                    <w:p>
+                      <w:pPr>
+                        <w:rPr>
+                          <w:b/>
+                          <w:bCs/>
+                          <w:sz w:val="26"/>
+                          <w:szCs w:val="26"/>
+                          <w:lang w:val="en-US"/>
+                        </w:rPr>
+                      </w:pPr>
+                      <w:r>
+                        <w:rPr>
+                          <w:b/>
+                          <w:bCs/>
+                          <w:sz w:val="26"/>
+                          <w:szCs w:val="26"/>
+                          <w:lang w:val="en-US"/>
+                        </w:rPr>
+                        <w:t>Variable == object</w:t>
+                      </w:r>
+                    </w:p>
+                    <w:p>
+                      <w:pPr>
+                        <w:pStyle w:val="ListParagraph"/>
+                        <w:numPr>
+                          <w:ilvl w:val="0"/>
+                          <w:numId w:val="13"/>
+                        </w:numPr>
+                        <w:rPr>
+                          <w:b/>
+                          <w:bCs/>
+                          <w:sz w:val="26"/>
+                          <w:szCs w:val="26"/>
+                          <w:lang w:val="en-US"/>
+                        </w:rPr>
+                      </w:pPr>
+                      <w:r>
+                        <w:rPr>
+                          <w:b/>
+                          <w:bCs/>
+                          <w:sz w:val="26"/>
+                          <w:szCs w:val="26"/>
+                          <w:lang w:val="en-US"/>
+                        </w:rPr>
+                        <w:t>Data type == Class name</w:t>
+                      </w:r>
+                    </w:p>
+                    <w:p>
+                      <w:pPr>
+                        <w:pStyle w:val="ListParagraph"/>
+                        <w:numPr>
+                          <w:ilvl w:val="0"/>
+                          <w:numId w:val="13"/>
+                        </w:numPr>
+                        <w:rPr>
+                          <w:b/>
+                          <w:bCs/>
+                          <w:sz w:val="26"/>
+                          <w:szCs w:val="26"/>
+                          <w:lang w:val="en-US"/>
+                        </w:rPr>
+                      </w:pPr>
+                      <w:proofErr w:type="gramStart"/>
+                      <w:r>
+                        <w:rPr>
+                          <w:b/>
+                          <w:bCs/>
+                          <w:sz w:val="26"/>
+                          <w:szCs w:val="26"/>
+                          <w:lang w:val="en-US"/>
+                        </w:rPr>
+                        <w:t>Token  =</w:t>
+                      </w:r>
+                      <w:proofErr w:type="gramEnd"/>
+                      <w:r>
+                        <w:rPr>
+                          <w:b/>
+                          <w:bCs/>
+                          <w:sz w:val="26"/>
+                          <w:szCs w:val="26"/>
+                          <w:lang w:val="en-US"/>
+                        </w:rPr>
+                        <w:t>= object name</w:t>
+                      </w:r>
+                    </w:p>
+                    <w:p>
+                      <w:pPr>
+                        <w:pStyle w:val="ListParagraph"/>
+                        <w:numPr>
+                          <w:ilvl w:val="0"/>
+                          <w:numId w:val="13"/>
+                        </w:numPr>
+                        <w:rPr>
+                          <w:b/>
+                          <w:bCs/>
+                          <w:sz w:val="26"/>
+                          <w:szCs w:val="26"/>
+                          <w:lang w:val="en-US"/>
+                        </w:rPr>
+                      </w:pPr>
+                      <w:r>
+                        <w:rPr>
+                          <w:b/>
+                          <w:bCs/>
+                          <w:sz w:val="26"/>
+                          <w:szCs w:val="26"/>
+                          <w:lang w:val="en-US"/>
+                        </w:rPr>
+                        <w:t xml:space="preserve">=  </w:t>
+                      </w:r>
+                      <w:proofErr w:type="gramStart"/>
+                      <w:r>
+                        <w:rPr>
+                          <w:b/>
+                          <w:bCs/>
+                          <w:sz w:val="26"/>
+                          <w:szCs w:val="26"/>
+                          <w:lang w:val="en-US"/>
+                        </w:rPr>
+                        <w:t xml:space="preserve">  :</w:t>
+                      </w:r>
+                      <w:proofErr w:type="gramEnd"/>
+                      <w:r>
+                        <w:rPr>
+                          <w:b/>
+                          <w:bCs/>
+                          <w:sz w:val="26"/>
+                          <w:szCs w:val="26"/>
+                          <w:lang w:val="en-US"/>
+                        </w:rPr>
+                        <w:t xml:space="preserve">  = new</w:t>
+                      </w:r>
+                    </w:p>
+                    <w:p>
+                      <w:pPr>
+                        <w:pStyle w:val="ListParagraph"/>
+                        <w:numPr>
+                          <w:ilvl w:val="0"/>
+                          <w:numId w:val="13"/>
+                        </w:numPr>
+                        <w:rPr>
+                          <w:b/>
+                          <w:bCs/>
+                          <w:sz w:val="26"/>
+                          <w:szCs w:val="26"/>
+                          <w:lang w:val="en-US"/>
+                        </w:rPr>
+                      </w:pPr>
+                      <w:r>
+                        <w:rPr>
+                          <w:b/>
+                          <w:bCs/>
+                          <w:sz w:val="26"/>
+                          <w:szCs w:val="26"/>
+                          <w:lang w:val="en-US"/>
+                        </w:rPr>
+                        <w:t>Value == constructor</w:t>
+                      </w:r>
+                      <w:r>
+                        <w:rPr>
+                          <w:b/>
+                          <w:bCs/>
+                          <w:sz w:val="26"/>
+                          <w:szCs w:val="26"/>
+                          <w:lang w:val="en-US"/>
+                        </w:rPr>
+                        <w:t xml:space="preserve"> </w:t>
+                      </w:r>
+                    </w:p>
+                  </w:txbxContent>
+                </v:textbox>
+              </v:shape>
+            </w:pict>
+          </mc:Fallback>
+        </mc:AlternateContent>
+      </w:r>
+      <w:r>
+        <w:rPr>
+          <w:rFonts w:ascii="Bookman Old Style" w:hAnsi="Bookman Old Style"/>
+          <w:b/>
+          <w:bCs/>
+          <w:color w:val="000000" w:themeColor="text1"/>
+          <w:lang w:val="en-US"/>
+        </w:rPr>
+        <w:tab/>
+      </w:r>
+    </w:p>
+    <w:p>
+      <w:pPr>
+        <w:rPr>
+          <w:rFonts w:ascii="Bookman Old Style" w:hAnsi="Bookman Old Style"/>
+          <w:b/>
+          <w:bCs/>
+          <w:color w:val="000000" w:themeColor="text1"/>
+          <w:lang w:val="en-US"/>
+        </w:rPr>
+      </w:pPr>
+    </w:p>
+    <w:p>
+      <w:pPr>
+        <w:rPr>
+          <w:rFonts w:ascii="Bookman Old Style" w:hAnsi="Bookman Old Style"/>
+          <w:b/>
+          <w:bCs/>
+          <w:color w:val="000000" w:themeColor="text1"/>
+          <w:lang w:val="en-US"/>
+        </w:rPr>
+      </w:pPr>
+    </w:p>
+    <w:p>
+      <w:pPr>
+        <w:rPr>
+          <w:rFonts w:ascii="Bookman Old Style" w:hAnsi="Bookman Old Style"/>
+          <w:b/>
+          <w:bCs/>
+          <w:color w:val="000000" w:themeColor="text1"/>
+          <w:lang w:val="en-US"/>
+        </w:rPr>
+      </w:pPr>
+    </w:p>
+    <w:p>
+      <w:pPr>
+        <w:rPr>
+          <w:rFonts w:ascii="Bookman Old Style" w:hAnsi="Bookman Old Style"/>
+          <w:b/>
+          <w:bCs/>
+          <w:color w:val="000000" w:themeColor="text1"/>
+          <w:lang w:val="en-US"/>
+        </w:rPr>
+      </w:pPr>
+    </w:p>
+    <w:p>
+      <w:pPr>
+        <w:rPr>
+          <w:rFonts w:ascii="Bookman Old Style" w:hAnsi="Bookman Old Style"/>
+          <w:b/>
+          <w:bCs/>
+          <w:color w:val="000000" w:themeColor="text1"/>
+          <w:lang w:val="en-US"/>
+        </w:rPr>
+      </w:pPr>
+      <w:r>
+        <w:rPr>
+          <w:rFonts w:ascii="Bookman Old Style" w:hAnsi="Bookman Old Style"/>
+          <w:b/>
+          <w:bCs/>
+          <w:noProof/>
+          <w:color w:val="EE0000"/>
+          <w:lang w:val="en-US"/>
+        </w:rPr>
+        <mc:AlternateContent>
+          <mc:Choice Requires="wps">
+            <w:drawing>
+              <wp:anchor distT="0" distB="0" distL="114300" distR="114300" simplePos="0" relativeHeight="251853824" behindDoc="0" locked="0" layoutInCell="1" allowOverlap="1" wp14:anchorId="2E725AA7" wp14:editId="24D8AB65">
+                <wp:simplePos x="0" y="0"/>
+                <wp:positionH relativeFrom="column">
+                  <wp:posOffset>4345305</wp:posOffset>
+                </wp:positionH>
+                <wp:positionV relativeFrom="paragraph">
+                  <wp:posOffset>2463171</wp:posOffset>
+                </wp:positionV>
+                <wp:extent cx="2223770" cy="417195"/>
+                <wp:effectExtent l="0" t="0" r="24130" b="20955"/>
+                <wp:wrapNone/>
+                <wp:docPr id="1620680680" name="Text Box 13"/>
+                <wp:cNvGraphicFramePr/>
+                <a:graphic xmlns:a="http://schemas.openxmlformats.org/drawingml/2006/main">
+                  <a:graphicData uri="http://schemas.microsoft.com/office/word/2010/wordprocessingShape">
+                    <wps:wsp>
+                      <wps:cNvSpPr txBox="1"/>
+                      <wps:spPr>
+                        <a:xfrm>
+                          <a:off x="0" y="0"/>
+                          <a:ext cx="2223770" cy="417195"/>
+                        </a:xfrm>
+                        <a:prstGeom prst="rect">
+                          <a:avLst/>
+                        </a:prstGeom>
+                        <a:solidFill>
+                          <a:schemeClr val="lt1"/>
+                        </a:solidFill>
+                        <a:ln w="6350">
+                          <a:solidFill>
+                            <a:prstClr val="black"/>
+                          </a:solidFill>
+                        </a:ln>
+                      </wps:spPr>
+                      <wps:txbx>
+                        <w:txbxContent>
+                          <w:p>
+                            <w:pPr>
+                              <w:jc w:val="center"/>
+                              <w:rPr>
+                                <w:b/>
+                                <w:bCs/>
+                                <w:lang w:val="en-US"/>
+                              </w:rPr>
+                            </w:pPr>
+                            <w:r>
+                              <w:rPr>
+                                <w:b/>
+                                <w:bCs/>
+                                <w:lang w:val="en-US"/>
+                              </w:rPr>
+                              <w:t>Constructor</w:t>
+                            </w:r>
+                          </w:p>
+                        </w:txbxContent>
+                      </wps:txbx>
+                      <wps:bodyPr rot="0" spcFirstLastPara="0" vertOverflow="overflow" horzOverflow="overflow" vert="horz" wrap="square" lIns="91440" tIns="45720" rIns="91440" bIns="45720" numCol="1" spcCol="0" rtlCol="0" fromWordArt="0" anchor="t" anchorCtr="0" forceAA="0" compatLnSpc="1">
+                        <a:prstTxWarp prst="textNoShape">
+                          <a:avLst/>
+                        </a:prstTxWarp>
+                        <a:noAutofit/>
+                      </wps:bodyPr>
+                    </wps:wsp>
+                  </a:graphicData>
+                </a:graphic>
+              </wp:anchor>
+            </w:drawing>
+          </mc:Choice>
+          <mc:Fallback>
+            <w:pict>
+              <v:shape w14:anchorId="2E725AA7" id="Text Box 13" o:spid="_x0000_s1054" type="#_x0000_t202" style="position:absolute;margin-left:342.15pt;margin-top:193.95pt;width:175.1pt;height:32.85pt;z-index:251853824;visibility:visible;mso-wrap-style:square;mso-wrap-distance-left:9pt;mso-wrap-distance-top:0;mso-wrap-distance-right:9pt;mso-wrap-distance-bottom:0;mso-position-horizontal:absolute;mso-position-horizontal-relative:text;mso-position-vertical:absolute;mso-position-vertical-relative:text;v-text-anchor:top" o:gfxdata="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" fillcolor="white [3201]" strokeweight=".5pt">
+                <v:textbox>
+                  <w:txbxContent>
+                    <w:p>
+                      <w:pPr>
+                        <w:jc w:val="center"/>
+                        <w:rPr>
+                          <w:b/>
+                          <w:bCs/>
+                          <w:lang w:val="en-US"/>
+                        </w:rPr>
+                      </w:pPr>
+                      <w:r>
+                        <w:rPr>
+                          <w:b/>
+                          <w:bCs/>
+                          <w:lang w:val="en-US"/>
+                        </w:rPr>
+                        <w:t>Constructor</w:t>
+                      </w:r>
+                    </w:p>
+                  </w:txbxContent>
+                </v:textbox>
+              </v:shape>
+            </w:pict>
+          </mc:Fallback>
+        </mc:AlternateContent>
+      </w:r>
+      <w:r>
+        <w:rPr>
+          <w:rFonts w:ascii="Bookman Old Style" w:hAnsi="Bookman Old Style"/>
+          <w:b/>
+          <w:bCs/>
+          <w:noProof/>
+          <w:color w:val="EE0000"/>
+          <w:lang w:val="en-US"/>
+        </w:rPr>
+        <mc:AlternateContent>
+          <mc:Choice Requires="wps">
+            <w:drawing>
+              <wp:anchor distT="0" distB="0" distL="114300" distR="114300" simplePos="0" relativeHeight="251863040" behindDoc="0" locked="0" layoutInCell="1" allowOverlap="1" wp14:anchorId="423BAFBC" wp14:editId="0AA86CAC">
+                <wp:simplePos x="0" y="0"/>
+                <wp:positionH relativeFrom="margin">
+                  <wp:align>center</wp:align>
+                </wp:positionH>
+                <wp:positionV relativeFrom="paragraph">
+                  <wp:posOffset>1348771</wp:posOffset>
+                </wp:positionV>
+                <wp:extent cx="0" cy="337185"/>
+                <wp:effectExtent l="76200" t="0" r="76200" b="62865"/>
+                <wp:wrapNone/>
+                <wp:docPr id="1923500081" name="Straight Arrow Connector 14"/>
+                <wp:cNvGraphicFramePr/>
+                <a:graphic xmlns:a="http://schemas.openxmlformats.org/drawingml/2006/main">
+                  <a:graphicData uri="http://schemas.microsoft.com/office/word/2010/wordprocessingShape">
+                    <wps:wsp>
+                      <wps:cNvCnPr/>
+                      <wps:spPr>
+                        <a:xfrm>
+                          <a:off x="0" y="0"/>
+                          <a:ext cx="0" cy="337561"/>
+                        </a:xfrm>
+                        <a:prstGeom prst="straightConnector1">
+                          <a:avLst/>
+                        </a:prstGeom>
+                        <a:ln>
+                          <a:tailEnd type="triangle"/>
+                        </a:ln>
+                      </wps:spPr>
+                      <wps:style>
+                        <a:lnRef idx="1">
+                          <a:schemeClr val="accent1"/>
+                        </a:lnRef>
+                        <a:fillRef idx="0">
+                          <a:schemeClr val="accent1"/>
+                        </a:fillRef>
+                        <a:effectRef idx="0">
+                          <a:schemeClr val="accent1"/>
+                        </a:effectRef>
+                        <a:fontRef idx="minor">
+                          <a:schemeClr val="tx1"/>
+                        </a:fontRef>
+                      </wps:style>
+                      <wps:bodyPr/>
+                    </wps:wsp>
+                  </a:graphicData>
+                </a:graphic>
+              </wp:anchor>
+            </w:drawing>
+          </mc:Choice>
+          <mc:Fallback>
+            <w:pict>
+              <v:shape w14:anchorId="5A4B9109" id="Straight Arrow Connector 14" o:spid="_x0000_s1026" type="#_x0000_t32" style="position:absolute;margin-left:0;margin-top:106.2pt;width:0;height:26.55pt;z-index:251863040;visibility:visible;mso-wrap-style:square;mso-wrap-distance-left:9pt;mso-wrap-distance-top:0;mso-wrap-distance-right:9pt;mso-wrap-distance-bottom:0;mso-position-horizontal:center;mso-position-horizontal-relative:margin;mso-position-vertical:absolute;mso-position-vertical-relative:text" o:gfxdata="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" strokecolor="#4472c4 [3204]" strokeweight=".5pt">
+                <v:stroke endarrow="block" joinstyle="miter"/>
+                <w10:wrap anchorx="margin"/>
+              </v:shape>
+            </w:pict>
+          </mc:Fallback>
+        </mc:AlternateContent>
+      </w:r>
+      <w:r>
+        <w:rPr>
+          <w:rFonts w:ascii="Bookman Old Style" w:hAnsi="Bookman Old Style"/>
+          <w:b/>
+          <w:bCs/>
+          <w:noProof/>
+          <w:color w:val="EE0000"/>
+          <w:lang w:val="en-US"/>
+        </w:rPr>
+        <mc:AlternateContent>
+          <mc:Choice Requires="wps">
+            <w:drawing>
+              <wp:anchor distT="0" distB="0" distL="114300" distR="114300" simplePos="0" relativeHeight="251871232" behindDoc="0" locked="0" layoutInCell="1" allowOverlap="1" wp14:anchorId="33E6E7EB" wp14:editId="43151F22">
+                <wp:simplePos x="0" y="0"/>
+                <wp:positionH relativeFrom="margin">
+                  <wp:posOffset>5468644</wp:posOffset>
+                </wp:positionH>
+                <wp:positionV relativeFrom="paragraph">
+                  <wp:posOffset>2143267</wp:posOffset>
+                </wp:positionV>
+                <wp:extent cx="0" cy="337561"/>
+                <wp:effectExtent l="76200" t="0" r="76200" b="62865"/>
+                <wp:wrapNone/>
+                <wp:docPr id="449903447" name="Straight Arrow Connector 14"/>
+                <wp:cNvGraphicFramePr/>
+                <a:graphic xmlns:a="http://schemas.openxmlformats.org/drawingml/2006/main">
+                  <a:graphicData uri="http://schemas.microsoft.com/office/word/2010/wordprocessingShape">
+                    <wps:wsp>
+                      <wps:cNvCnPr/>
+                      <wps:spPr>
+                        <a:xfrm>
+                          <a:off x="0" y="0"/>
+                          <a:ext cx="0" cy="337561"/>
+                        </a:xfrm>
+                        <a:prstGeom prst="straightConnector1">
+                          <a:avLst/>
+                        </a:prstGeom>
+                        <a:ln>
+                          <a:tailEnd type="triangle"/>
+                        </a:ln>
+                      </wps:spPr>
+                      <wps:style>
+                        <a:lnRef idx="1">
+                          <a:schemeClr val="accent1"/>
+                        </a:lnRef>
+                        <a:fillRef idx="0">
+                          <a:schemeClr val="accent1"/>
+                        </a:fillRef>
+                        <a:effectRef idx="0">
+                          <a:schemeClr val="accent1"/>
+                        </a:effectRef>
+                        <a:fontRef idx="minor">
+                          <a:schemeClr val="tx1"/>
+                        </a:fontRef>
+                      </wps:style>
+                      <wps:bodyPr/>
+                    </wps:wsp>
+                  </a:graphicData>
+                </a:graphic>
+              </wp:anchor>
+            </w:drawing>
+          </mc:Choice>
+          <mc:Fallback>
+            <w:pict>
+              <v:shape w14:anchorId="34FF792A" id="Straight Arrow Connector 14" o:spid="_x0000_s1026" type="#_x0000_t32" style="position:absolute;margin-left:430.6pt;margin-top:168.75pt;width:0;height:26.6pt;z-index:251871232;visibility:visible;mso-wrap-style:square;mso-wrap-distance-left:9pt;mso-wrap-distance-top:0;mso-wrap-distance-right:9pt;mso-wrap-distance-bottom:0;mso-position-horizontal:absolute;mso-position-horizontal-relative:margin;mso-position-vertical:absolute;mso-position-vertical-relative:text" o:gfxdata="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" strokecolor="#4472c4 [3204]" strokeweight=".5pt">
+                <v:stroke endarrow="block" joinstyle="miter"/>
+                <w10:wrap anchorx="margin"/>
+              </v:shape>
+            </w:pict>
+          </mc:Fallback>
+        </mc:AlternateContent>
+      </w:r>
+      <w:r>
+        <w:rPr>
+          <w:rFonts w:ascii="Bookman Old Style" w:hAnsi="Bookman Old Style"/>
+          <w:b/>
+          <w:bCs/>
+          <w:noProof/>
+          <w:color w:val="EE0000"/>
+          <w:lang w:val="en-US"/>
+        </w:rPr>
+        <mc:AlternateContent>
+          <mc:Choice Requires="wps">
+            <w:drawing>
+              <wp:anchor distT="0" distB="0" distL="114300" distR="114300" simplePos="0" relativeHeight="251847680" behindDoc="0" locked="0" layoutInCell="1" allowOverlap="1" wp14:anchorId="4FF8B9AA" wp14:editId="520EF826">
+                <wp:simplePos x="0" y="0"/>
+                <wp:positionH relativeFrom="column">
+                  <wp:posOffset>4327525</wp:posOffset>
+                </wp:positionH>
+                <wp:positionV relativeFrom="paragraph">
+                  <wp:posOffset>1726571</wp:posOffset>
+                </wp:positionV>
+                <wp:extent cx="2223770" cy="417195"/>
+                <wp:effectExtent l="0" t="0" r="24130" b="20955"/>
+                <wp:wrapNone/>
+                <wp:docPr id="456080157" name="Text Box 13"/>
+                <wp:cNvGraphicFramePr/>
+                <a:graphic xmlns:a="http://schemas.openxmlformats.org/drawingml/2006/main">
+                  <a:graphicData uri="http://schemas.microsoft.com/office/word/2010/wordprocessingShape">
+                    <wps:wsp>
+                      <wps:cNvSpPr txBox="1"/>
+                      <wps:spPr>
+                        <a:xfrm>
+                          <a:off x="0" y="0"/>
+                          <a:ext cx="2223770" cy="417195"/>
+                        </a:xfrm>
+                        <a:prstGeom prst="rect">
+                          <a:avLst/>
+                        </a:prstGeom>
+                        <a:solidFill>
+                          <a:schemeClr val="lt1"/>
+                        </a:solidFill>
+                        <a:ln w="6350">
+                          <a:solidFill>
+                            <a:prstClr val="black"/>
+                          </a:solidFill>
+                        </a:ln>
+                      </wps:spPr>
+                      <wps:txbx>
+                        <w:txbxContent>
+                          <w:p>
+                            <w:pPr>
+                              <w:jc w:val="center"/>
+                              <w:rPr>
+                                <w:b/>
+                                <w:bCs/>
+                                <w:lang w:val="en-US"/>
+                              </w:rPr>
+                            </w:pPr>
+                            <w:r>
+                              <w:rPr>
+                                <w:b/>
+                                <w:bCs/>
+                                <w:lang w:val="en-US"/>
+                              </w:rPr>
+                              <w:t xml:space="preserve">Will be called </w:t>
+                            </w:r>
+                            <w:r>
+                              <w:rPr>
+                                <w:b/>
+                                <w:bCs/>
+                                <w:lang w:val="en-US"/>
+                              </w:rPr>
+                              <w:t>automatically</w:t>
+                            </w:r>
+                          </w:p>
+                        </w:txbxContent>
+                      </wps:txbx>
+                      <wps:bodyPr rot="0" spcFirstLastPara="0" vertOverflow="overflow" horzOverflow="overflow" vert="horz" wrap="square" lIns="91440" tIns="45720" rIns="91440" bIns="45720" numCol="1" spcCol="0" rtlCol="0" fromWordArt="0" anchor="t" anchorCtr="0" forceAA="0" compatLnSpc="1">
+                        <a:prstTxWarp prst="textNoShape">
+                          <a:avLst/>
+                        </a:prstTxWarp>
+                        <a:noAutofit/>
+                      </wps:bodyPr>
+                    </wps:wsp>
+                  </a:graphicData>
+                </a:graphic>
+              </wp:anchor>
+            </w:drawing>
+          </mc:Choice>
+          <mc:Fallback>
+            <w:pict>
+              <v:shape w14:anchorId="4FF8B9AA" id="_x0000_s1055" type="#_x0000_t202" style="position:absolute;margin-left:340.75pt;margin-top:135.95pt;width:175.1pt;height:32.85pt;z-index:251847680;visibility:visible;mso-wrap-style:square;mso-wrap-distance-left:9pt;mso-wrap-distance-top:0;mso-wrap-distance-right:9pt;mso-wrap-distance-bottom:0;mso-position-horizontal:absolute;mso-position-horizontal-relative:text;mso-position-vertical:absolute;mso-position-vertical-relative:text;v-text-anchor:top" o:gfxdata="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" fillcolor="white [3201]" strokeweight=".5pt">
+                <v:textbox>
+                  <w:txbxContent>
+                    <w:p>
+                      <w:pPr>
+                        <w:jc w:val="center"/>
+                        <w:rPr>
+                          <w:b/>
+                          <w:bCs/>
+                          <w:lang w:val="en-US"/>
+                        </w:rPr>
+                      </w:pPr>
+                      <w:r>
+                        <w:rPr>
+                          <w:b/>
+                          <w:bCs/>
+                          <w:lang w:val="en-US"/>
+                        </w:rPr>
+                        <w:t xml:space="preserve">Will be called </w:t>
+                      </w:r>
+                      <w:r>
+                        <w:rPr>
+                          <w:b/>
+                          <w:bCs/>
+                          <w:lang w:val="en-US"/>
+                        </w:rPr>
+                        <w:t>automatically</w:t>
+                      </w:r>
+                    </w:p>
+                  </w:txbxContent>
+                </v:textbox>
+              </v:shape>
+            </w:pict>
+          </mc:Fallback>
+        </mc:AlternateContent>
+      </w:r>
+      <w:r>
+        <w:rPr>
+          <w:rFonts w:ascii="Bookman Old Style" w:hAnsi="Bookman Old Style"/>
+          <w:b/>
+          <w:bCs/>
+          <w:noProof/>
+          <w:color w:val="EE0000"/>
+          <w:lang w:val="en-US"/>
+        </w:rPr>
+        <mc:AlternateContent>
+          <mc:Choice Requires="wps">
+            <w:drawing>
+              <wp:anchor distT="0" distB="0" distL="114300" distR="114300" simplePos="0" relativeHeight="251869184" behindDoc="0" locked="0" layoutInCell="1" allowOverlap="1" wp14:anchorId="09DB4D90" wp14:editId="219F8323">
+                <wp:simplePos x="0" y="0"/>
+                <wp:positionH relativeFrom="margin">
+                  <wp:posOffset>5477523</wp:posOffset>
+                </wp:positionH>
+                <wp:positionV relativeFrom="paragraph">
+                  <wp:posOffset>1384281</wp:posOffset>
+                </wp:positionV>
+                <wp:extent cx="0" cy="337561"/>
+                <wp:effectExtent l="76200" t="0" r="76200" b="62865"/>
+                <wp:wrapNone/>
+                <wp:docPr id="551359960" name="Straight Arrow Connector 14"/>
+                <wp:cNvGraphicFramePr/>
+                <a:graphic xmlns:a="http://schemas.openxmlformats.org/drawingml/2006/main">
+                  <a:graphicData uri="http://schemas.microsoft.com/office/word/2010/wordprocessingShape">
+                    <wps:wsp>
+                      <wps:cNvCnPr/>
+                      <wps:spPr>
+                        <a:xfrm>
+                          <a:off x="0" y="0"/>
+                          <a:ext cx="0" cy="337561"/>
+                        </a:xfrm>
+                        <a:prstGeom prst="straightConnector1">
+                          <a:avLst/>
+                        </a:prstGeom>
+                        <a:ln>
+                          <a:tailEnd type="triangle"/>
+                        </a:ln>
+                      </wps:spPr>
+                      <wps:style>
+                        <a:lnRef idx="1">
+                          <a:schemeClr val="accent1"/>
+                        </a:lnRef>
+                        <a:fillRef idx="0">
+                          <a:schemeClr val="accent1"/>
+                        </a:fillRef>
+                        <a:effectRef idx="0">
+                          <a:schemeClr val="accent1"/>
+                        </a:effectRef>
+                        <a:fontRef idx="minor">
+                          <a:schemeClr val="tx1"/>
+                        </a:fontRef>
+                      </wps:style>
+                      <wps:bodyPr/>
+                    </wps:wsp>
+                  </a:graphicData>
+                </a:graphic>
+              </wp:anchor>
+            </w:drawing>
+          </mc:Choice>
+          <mc:Fallback>
+            <w:pict>
+              <v:shape w14:anchorId="0536F873" id="Straight Arrow Connector 14" o:spid="_x0000_s1026" type="#_x0000_t32" style="position:absolute;margin-left:431.3pt;margin-top:109pt;width:0;height:26.6pt;z-index:251869184;visibility:visible;mso-wrap-style:square;mso-wrap-distance-left:9pt;mso-wrap-distance-top:0;mso-wrap-distance-right:9pt;mso-wrap-distance-bottom:0;mso-position-horizontal:absolute;mso-position-horizontal-relative:margin;mso-position-vertical:absolute;mso-position-vertical-relative:text" o:gfxdata="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" strokecolor="#4472c4 [3204]" strokeweight=".5pt">
+                <v:stroke endarrow="block" joinstyle="miter"/>
+                <w10:wrap anchorx="margin"/>
+              </v:shape>
+            </w:pict>
+          </mc:Fallback>
+        </mc:AlternateContent>
+      </w:r>
+      <w:r>
+        <w:rPr>
+          <w:rFonts w:ascii="Bookman Old Style" w:hAnsi="Bookman Old Style"/>
+          <w:b/>
+          <w:bCs/>
+          <w:noProof/>
+          <w:color w:val="EE0000"/>
+          <w:lang w:val="en-US"/>
+        </w:rPr>
+        <mc:AlternateContent>
+          <mc:Choice Requires="wps">
+            <w:drawing>
+              <wp:anchor distT="0" distB="0" distL="114300" distR="114300" simplePos="0" relativeHeight="251841536" behindDoc="0" locked="0" layoutInCell="1" allowOverlap="1" wp14:anchorId="09B41DCB" wp14:editId="315E7D98">
+                <wp:simplePos x="0" y="0"/>
+                <wp:positionH relativeFrom="column">
+                  <wp:posOffset>4318635</wp:posOffset>
+                </wp:positionH>
+                <wp:positionV relativeFrom="paragraph">
+                  <wp:posOffset>961384</wp:posOffset>
+                </wp:positionV>
+                <wp:extent cx="2223770" cy="417195"/>
+                <wp:effectExtent l="0" t="0" r="24130" b="20955"/>
+                <wp:wrapNone/>
+                <wp:docPr id="1383026615" name="Text Box 13"/>
+                <wp:cNvGraphicFramePr/>
+                <a:graphic xmlns:a="http://schemas.openxmlformats.org/drawingml/2006/main">
+                  <a:graphicData uri="http://schemas.microsoft.com/office/word/2010/wordprocessingShape">
+                    <wps:wsp>
+                      <wps:cNvSpPr txBox="1"/>
+                      <wps:spPr>
+                        <a:xfrm>
+                          <a:off x="0" y="0"/>
+                          <a:ext cx="2223770" cy="417195"/>
+                        </a:xfrm>
+                        <a:prstGeom prst="rect">
+                          <a:avLst/>
+                        </a:prstGeom>
+                        <a:solidFill>
+                          <a:schemeClr val="lt1"/>
+                        </a:solidFill>
+                        <a:ln w="6350">
+                          <a:solidFill>
+                            <a:prstClr val="black"/>
+                          </a:solidFill>
+                        </a:ln>
+                      </wps:spPr>
+                      <wps:txbx>
+                        <w:txbxContent>
+                          <w:p>
+                            <w:pPr>
+                              <w:jc w:val="center"/>
+                              <w:rPr>
+                                <w:b/>
+                                <w:bCs/>
+                                <w:lang w:val="en-US"/>
+                              </w:rPr>
+                            </w:pPr>
+                            <w:r>
+                              <w:rPr>
+                                <w:b/>
+                                <w:bCs/>
+                                <w:lang w:val="en-US"/>
+                              </w:rPr>
+                              <w:t>C</w:t>
+                            </w:r>
+                            <w:r>
+                              <w:rPr>
+                                <w:b/>
+                                <w:bCs/>
+                                <w:lang w:val="en-US"/>
+                              </w:rPr>
+                              <w:t>lass</w:t>
+                            </w:r>
+                            <w:r>
+                              <w:rPr>
+                                <w:b/>
+                                <w:bCs/>
+                                <w:lang w:val="en-US"/>
+                              </w:rPr>
+                              <w:t xml:space="preserve"> Property</w:t>
+                            </w:r>
+                          </w:p>
+                          <w:p/>
+                        </w:txbxContent>
+                      </wps:txbx>
+                      <wps:bodyPr rot="0" spcFirstLastPara="0" vertOverflow="overflow" horzOverflow="overflow" vert="horz" wrap="square" lIns="91440" tIns="45720" rIns="91440" bIns="45720" numCol="1" spcCol="0" rtlCol="0" fromWordArt="0" anchor="t" anchorCtr="0" forceAA="0" compatLnSpc="1">
+                        <a:prstTxWarp prst="textNoShape">
+                          <a:avLst/>
+                        </a:prstTxWarp>
+                        <a:noAutofit/>
+                      </wps:bodyPr>
+                    </wps:wsp>
+                  </a:graphicData>
+                </a:graphic>
+              </wp:anchor>
+            </w:drawing>
+          </mc:Choice>
+          <mc:Fallback>
+            <w:pict>
+              <v:shape w14:anchorId="09B41DCB" id="_x0000_s1056" type="#_x0000_t202" style="position:absolute;margin-left:340.05pt;margin-top:75.7pt;width:175.1pt;height:32.85pt;z-index:251841536;visibility:visible;mso-wrap-style:square;mso-wrap-distance-left:9pt;mso-wrap-distance-top:0;mso-wrap-distance-right:9pt;mso-wrap-distance-bottom:0;mso-position-horizontal:absolute;mso-position-horizontal-relative:text;mso-position-vertical:absolute;mso-position-vertical-relative:text;v-text-anchor:top" o:gfxdata="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" fillcolor="white [3201]" strokeweight=".5pt">
+                <v:textbox>
+                  <w:txbxContent>
+                    <w:p>
+                      <w:pPr>
+                        <w:jc w:val="center"/>
+                        <w:rPr>
+                          <w:b/>
+                          <w:bCs/>
+                          <w:lang w:val="en-US"/>
+                        </w:rPr>
+                      </w:pPr>
+                      <w:r>
+                        <w:rPr>
+                          <w:b/>
+                          <w:bCs/>
+                          <w:lang w:val="en-US"/>
+                        </w:rPr>
+                        <w:t>C</w:t>
+                      </w:r>
+                      <w:r>
+                        <w:rPr>
+                          <w:b/>
+                          <w:bCs/>
+                          <w:lang w:val="en-US"/>
+                        </w:rPr>
+                        <w:t>lass</w:t>
+                      </w:r>
+                      <w:r>
+                        <w:rPr>
+                          <w:b/>
+                          <w:bCs/>
+                          <w:lang w:val="en-US"/>
+                        </w:rPr>
+                        <w:t xml:space="preserve"> Property</w:t>
+                      </w:r>
+                    </w:p>
+                    <w:p/>
+                  </w:txbxContent>
+                </v:textbox>
+              </v:shape>
+            </w:pict>
+          </mc:Fallback>
+        </mc:AlternateContent>
+      </w:r>
+      <w:r>
+        <w:rPr>
+          <w:rFonts w:ascii="Bookman Old Style" w:hAnsi="Bookman Old Style"/>
+          <w:b/>
+          <w:bCs/>
+          <w:noProof/>
+          <w:color w:val="EE0000"/>
+          <w:lang w:val="en-US"/>
+        </w:rPr>
+        <mc:AlternateContent>
+          <mc:Choice Requires="wps">
+            <w:drawing>
+              <wp:anchor distT="0" distB="0" distL="114300" distR="114300" simplePos="0" relativeHeight="251867136" behindDoc="0" locked="0" layoutInCell="1" allowOverlap="1" wp14:anchorId="659A7BB1" wp14:editId="70B1CE45">
+                <wp:simplePos x="0" y="0"/>
+                <wp:positionH relativeFrom="margin">
+                  <wp:posOffset>5468645</wp:posOffset>
+                </wp:positionH>
+                <wp:positionV relativeFrom="paragraph">
+                  <wp:posOffset>629679</wp:posOffset>
+                </wp:positionV>
+                <wp:extent cx="0" cy="337561"/>
+                <wp:effectExtent l="76200" t="0" r="76200" b="62865"/>
+                <wp:wrapNone/>
+                <wp:docPr id="2075843638" name="Straight Arrow Connector 14"/>
+                <wp:cNvGraphicFramePr/>
+                <a:graphic xmlns:a="http://schemas.openxmlformats.org/drawingml/2006/main">
+                  <a:graphicData uri="http://schemas.microsoft.com/office/word/2010/wordprocessingShape">
+                    <wps:wsp>
+                      <wps:cNvCnPr/>
+                      <wps:spPr>
+                        <a:xfrm>
+                          <a:off x="0" y="0"/>
+                          <a:ext cx="0" cy="337561"/>
+                        </a:xfrm>
+                        <a:prstGeom prst="straightConnector1">
+                          <a:avLst/>
+                        </a:prstGeom>
+                        <a:ln>
+                          <a:tailEnd type="triangle"/>
+                        </a:ln>
+                      </wps:spPr>
+                      <wps:style>
+                        <a:lnRef idx="1">
+                          <a:schemeClr val="accent1"/>
+                        </a:lnRef>
+                        <a:fillRef idx="0">
+                          <a:schemeClr val="accent1"/>
+                        </a:fillRef>
+                        <a:effectRef idx="0">
+                          <a:schemeClr val="accent1"/>
+                        </a:effectRef>
+                        <a:fontRef idx="minor">
+                          <a:schemeClr val="tx1"/>
+                        </a:fontRef>
+                      </wps:style>
+                      <wps:bodyPr/>
+                    </wps:wsp>
+                  </a:graphicData>
+                </a:graphic>
+              </wp:anchor>
+            </w:drawing>
+          </mc:Choice>
+          <mc:Fallback>
+            <w:pict>
+              <v:shape w14:anchorId="38EB4CB8" id="Straight Arrow Connector 14" o:spid="_x0000_s1026" type="#_x0000_t32" style="position:absolute;margin-left:430.6pt;margin-top:49.6pt;width:0;height:26.6pt;z-index:251867136;visibility:visible;mso-wrap-style:square;mso-wrap-distance-left:9pt;mso-wrap-distance-top:0;mso-wrap-distance-right:9pt;mso-wrap-distance-bottom:0;mso-position-horizontal:absolute;mso-position-horizontal-relative:margin;mso-position-vertical:absolute;mso-position-vertical-relative:text" o:gfxdata="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" strokecolor="#4472c4 [3204]" strokeweight=".5pt">
+                <v:stroke endarrow="block" joinstyle="miter"/>
+                <w10:wrap anchorx="margin"/>
+              </v:shape>
+            </w:pict>
+          </mc:Fallback>
+        </mc:AlternateContent>
+      </w:r>
+      <w:r>
+        <w:rPr>
+          <w:rFonts w:ascii="Bookman Old Style" w:hAnsi="Bookman Old Style"/>
+          <w:b/>
+          <w:bCs/>
+          <w:noProof/>
+          <w:color w:val="EE0000"/>
+          <w:lang w:val="en-US"/>
+        </w:rPr>
+        <mc:AlternateContent>
+          <mc:Choice Requires="wps">
+            <w:drawing>
+              <wp:anchor distT="0" distB="0" distL="114300" distR="114300" simplePos="0" relativeHeight="251851776" behindDoc="0" locked="0" layoutInCell="1" allowOverlap="1" wp14:anchorId="19E01288" wp14:editId="16053ACF">
+                <wp:simplePos x="0" y="0"/>
+                <wp:positionH relativeFrom="column">
+                  <wp:posOffset>1793246</wp:posOffset>
+                </wp:positionH>
+                <wp:positionV relativeFrom="paragraph">
+                  <wp:posOffset>2453794</wp:posOffset>
+                </wp:positionV>
+                <wp:extent cx="2223857" cy="417250"/>
+                <wp:effectExtent l="0" t="0" r="24130" b="20955"/>
+                <wp:wrapNone/>
+                <wp:docPr id="761183651" name="Text Box 13"/>
+                <wp:cNvGraphicFramePr/>
+                <a:graphic xmlns:a="http://schemas.openxmlformats.org/drawingml/2006/main">
+                  <a:graphicData uri="http://schemas.microsoft.com/office/word/2010/wordprocessingShape">
+                    <wps:wsp>
+                      <wps:cNvSpPr txBox="1"/>
+                      <wps:spPr>
+                        <a:xfrm>
+                          <a:off x="0" y="0"/>
+                          <a:ext cx="2223857" cy="417250"/>
+                        </a:xfrm>
+                        <a:prstGeom prst="rect">
+                          <a:avLst/>
+                        </a:prstGeom>
+                        <a:solidFill>
+                          <a:schemeClr val="lt1"/>
+                        </a:solidFill>
+                        <a:ln w="6350">
+                          <a:solidFill>
+                            <a:prstClr val="black"/>
+                          </a:solidFill>
+                        </a:ln>
+                      </wps:spPr>
+                      <wps:txbx>
+                        <w:txbxContent>
+                          <w:p>
+                            <w:pPr>
+                              <w:jc w:val="center"/>
+                              <w:rPr>
+                                <w:b/>
+                                <w:bCs/>
+                                <w:lang w:val="en-US"/>
+                              </w:rPr>
+                            </w:pPr>
+                            <w:r>
+                              <w:rPr>
+                                <w:b/>
+                                <w:bCs/>
+                                <w:lang w:val="en-US"/>
+                              </w:rPr>
+                              <w:t>Static</w:t>
+                            </w:r>
+                            <w:r>
+                              <w:rPr>
+                                <w:b/>
+                                <w:bCs/>
+                                <w:lang w:val="en-US"/>
+                              </w:rPr>
+                              <w:t xml:space="preserve"> Function</w:t>
+                            </w:r>
+                          </w:p>
+                        </w:txbxContent>
+                      </wps:txbx>
+                      <wps:bodyPr rot="0" spcFirstLastPara="0" vertOverflow="overflow" horzOverflow="overflow" vert="horz" wrap="square" lIns="91440" tIns="45720" rIns="91440" bIns="45720" numCol="1" spcCol="0" rtlCol="0" fromWordArt="0" anchor="t" anchorCtr="0" forceAA="0" compatLnSpc="1">
+                        <a:prstTxWarp prst="textNoShape">
+                          <a:avLst/>
+                        </a:prstTxWarp>
+                        <a:noAutofit/>
+                      </wps:bodyPr>
+                    </wps:wsp>
+                  </a:graphicData>
+                </a:graphic>
+              </wp:anchor>
+            </w:drawing>
+          </mc:Choice>
+          <mc:Fallback>
+            <w:pict>
+              <v:shape w14:anchorId="19E01288" id="_x0000_s1057" type="#_x0000_t202" style="position:absolute;margin-left:141.2pt;margin-top:193.2pt;width:175.1pt;height:32.85pt;z-index:251851776;visibility:visible;mso-wrap-style:square;mso-wrap-distance-left:9pt;mso-wrap-distance-top:0;mso-wrap-distance-right:9pt;mso-wrap-distance-bottom:0;mso-position-horizontal:absolute;mso-position-horizontal-relative:text;mso-position-vertical:absolute;mso-position-vertical-relative:text;v-text-anchor:top" o:gfxdata="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" fillcolor="white [3201]" strokeweight=".5pt">
+                <v:textbox>
+                  <w:txbxContent>
+                    <w:p>
+                      <w:pPr>
+                        <w:jc w:val="center"/>
+                        <w:rPr>
+                          <w:b/>
+                          <w:bCs/>
+                          <w:lang w:val="en-US"/>
+                        </w:rPr>
+                      </w:pPr>
+                      <w:r>
+                        <w:rPr>
+                          <w:b/>
+                          <w:bCs/>
+                          <w:lang w:val="en-US"/>
+                        </w:rPr>
+                        <w:t>Static</w:t>
+                      </w:r>
+                      <w:r>
+                        <w:rPr>
+                          <w:b/>
+                          <w:bCs/>
+                          <w:lang w:val="en-US"/>
+                        </w:rPr>
+                        <w:t xml:space="preserve"> Function</w:t>
+                      </w:r>
+                    </w:p>
+                  </w:txbxContent>
+                </v:textbox>
+              </v:shape>
+            </w:pict>
+          </mc:Fallback>
+        </mc:AlternateContent>
+      </w:r>
+      <w:r>
+        <w:rPr>
+          <w:rFonts w:ascii="Bookman Old Style" w:hAnsi="Bookman Old Style"/>
+          <w:b/>
+          <w:bCs/>
+          <w:noProof/>
+          <w:color w:val="EE0000"/>
+          <w:lang w:val="en-US"/>
+        </w:rPr>
+        <mc:AlternateContent>
+          <mc:Choice Requires="wps">
+            <w:drawing>
+              <wp:anchor distT="0" distB="0" distL="114300" distR="114300" simplePos="0" relativeHeight="251865088" behindDoc="0" locked="0" layoutInCell="1" allowOverlap="1" wp14:anchorId="56B16C2E" wp14:editId="1769A3FC">
+                <wp:simplePos x="0" y="0"/>
+                <wp:positionH relativeFrom="margin">
+                  <wp:align>center</wp:align>
+                </wp:positionH>
+                <wp:positionV relativeFrom="paragraph">
+                  <wp:posOffset>2116634</wp:posOffset>
+                </wp:positionV>
+                <wp:extent cx="0" cy="337561"/>
+                <wp:effectExtent l="76200" t="0" r="76200" b="62865"/>
+                <wp:wrapNone/>
+                <wp:docPr id="798218089" name="Straight Arrow Connector 14"/>
+                <wp:cNvGraphicFramePr/>
+                <a:graphic xmlns:a="http://schemas.openxmlformats.org/drawingml/2006/main">
+                  <a:graphicData uri="http://schemas.microsoft.com/office/word/2010/wordprocessingShape">
+                    <wps:wsp>
+                      <wps:cNvCnPr/>
+                      <wps:spPr>
+                        <a:xfrm>
+                          <a:off x="0" y="0"/>
+                          <a:ext cx="0" cy="337561"/>
+                        </a:xfrm>
+                        <a:prstGeom prst="straightConnector1">
+                          <a:avLst/>
+                        </a:prstGeom>
+                        <a:ln>
+                          <a:tailEnd type="triangle"/>
+                        </a:ln>
+                      </wps:spPr>
+                      <wps:style>
+                        <a:lnRef idx="1">
+                          <a:schemeClr val="accent1"/>
+                        </a:lnRef>
+                        <a:fillRef idx="0">
+                          <a:schemeClr val="accent1"/>
+                        </a:fillRef>
+                        <a:effectRef idx="0">
+                          <a:schemeClr val="accent1"/>
+                        </a:effectRef>
+                        <a:fontRef idx="minor">
+                          <a:schemeClr val="tx1"/>
+                        </a:fontRef>
+                      </wps:style>
+                      <wps:bodyPr/>
+                    </wps:wsp>
+                  </a:graphicData>
+                </a:graphic>
+              </wp:anchor>
+            </w:drawing>
+          </mc:Choice>
+          <mc:Fallback>
+            <w:pict>
+              <v:shape w14:anchorId="59359460" id="Straight Arrow Connector 14" o:spid="_x0000_s1026" type="#_x0000_t32" style="position:absolute;margin-left:0;margin-top:166.65pt;width:0;height:26.6pt;z-index:251865088;visibility:visible;mso-wrap-style:square;mso-wrap-distance-left:9pt;mso-wrap-distance-top:0;mso-wrap-distance-right:9pt;mso-wrap-distance-bottom:0;mso-position-horizontal:center;mso-position-horizontal-relative:margin;mso-position-vertical:absolute;mso-position-vertical-relative:text" o:gfxdata="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" strokecolor="#4472c4 [3204]" strokeweight=".5pt">
+                <v:stroke endarrow="block" joinstyle="miter"/>
+                <w10:wrap anchorx="margin"/>
+              </v:shape>
+            </w:pict>
+          </mc:Fallback>
+        </mc:AlternateContent>
+      </w:r>
+      <w:r>
+        <w:rPr>
+          <w:rFonts w:ascii="Bookman Old Style" w:hAnsi="Bookman Old Style"/>
+          <w:b/>
+          <w:bCs/>
+          <w:noProof/>
+          <w:color w:val="EE0000"/>
+          <w:lang w:val="en-US"/>
+        </w:rPr>
+        <mc:AlternateContent>
+          <mc:Choice Requires="wps">
+            <w:drawing>
+              <wp:anchor distT="0" distB="0" distL="114300" distR="114300" simplePos="0" relativeHeight="251845632" behindDoc="0" locked="0" layoutInCell="1" allowOverlap="1" wp14:anchorId="4DEC93A1" wp14:editId="1ED3356B">
+                <wp:simplePos x="0" y="0"/>
+                <wp:positionH relativeFrom="column">
+                  <wp:posOffset>1797685</wp:posOffset>
+                </wp:positionH>
+                <wp:positionV relativeFrom="paragraph">
+                  <wp:posOffset>1700524</wp:posOffset>
+                </wp:positionV>
+                <wp:extent cx="2223770" cy="417195"/>
+                <wp:effectExtent l="0" t="0" r="24130" b="20955"/>
+                <wp:wrapNone/>
+                <wp:docPr id="83763446" name="Text Box 13"/>
+                <wp:cNvGraphicFramePr/>
+                <a:graphic xmlns:a="http://schemas.openxmlformats.org/drawingml/2006/main">
+                  <a:graphicData uri="http://schemas.microsoft.com/office/word/2010/wordprocessingShape">
+                    <wps:wsp>
+                      <wps:cNvSpPr txBox="1"/>
+                      <wps:spPr>
+                        <a:xfrm>
+                          <a:off x="0" y="0"/>
+                          <a:ext cx="2223770" cy="417195"/>
+                        </a:xfrm>
+                        <a:prstGeom prst="rect">
+                          <a:avLst/>
+                        </a:prstGeom>
+                        <a:solidFill>
+                          <a:schemeClr val="lt1"/>
+                        </a:solidFill>
+                        <a:ln w="6350">
+                          <a:solidFill>
+                            <a:prstClr val="black"/>
+                          </a:solidFill>
+                        </a:ln>
+                      </wps:spPr>
+                      <wps:txbx>
+                        <w:txbxContent>
+                          <w:p>
+                            <w:pPr>
+                              <w:jc w:val="center"/>
+                              <w:rPr>
+                                <w:b/>
+                                <w:bCs/>
+                                <w:sz w:val="22"/>
+                                <w:szCs w:val="22"/>
+                                <w:lang w:val="en-US"/>
+                              </w:rPr>
+                            </w:pPr>
+                            <w:r>
+                              <w:rPr>
+                                <w:b/>
+                                <w:bCs/>
+                                <w:sz w:val="22"/>
+                                <w:szCs w:val="22"/>
+                                <w:lang w:val="en-US"/>
+                              </w:rPr>
+                              <w:t>Will be called by an object</w:t>
+                            </w:r>
+                            <w:r>
+                              <w:rPr>
+                                <w:b/>
+                                <w:bCs/>
+                                <w:sz w:val="22"/>
+                                <w:szCs w:val="22"/>
+                                <w:lang w:val="en-US"/>
+                              </w:rPr>
+                              <w:t xml:space="preserve"> / a class</w:t>
+                            </w:r>
+                          </w:p>
+                        </w:txbxContent>
+                      </wps:txbx>
+                      <wps:bodyPr rot="0" spcFirstLastPara="0" vertOverflow="overflow" horzOverflow="overflow" vert="horz" wrap="square" lIns="91440" tIns="45720" rIns="91440" bIns="45720" numCol="1" spcCol="0" rtlCol="0" fromWordArt="0" anchor="t" anchorCtr="0" forceAA="0" compatLnSpc="1">
+                        <a:prstTxWarp prst="textNoShape">
+                          <a:avLst/>
+                        </a:prstTxWarp>
+                        <a:noAutofit/>
+                      </wps:bodyPr>
+                    </wps:wsp>
+                  </a:graphicData>
+                </a:graphic>
+              </wp:anchor>
+            </w:drawing>
+          </mc:Choice>
+          <mc:Fallback>
+            <w:pict>
+              <v:shape w14:anchorId="4DEC93A1" id="_x0000_s1058" type="#_x0000_t202" style="position:absolute;margin-left:141.55pt;margin-top:133.9pt;width:175.1pt;height:32.85pt;z-index:251845632;visibility:visible;mso-wrap-style:square;mso-wrap-distance-left:9pt;mso-wrap-distance-top:0;mso-wrap-distance-right:9pt;mso-wrap-distance-bottom:0;mso-position-horizontal:absolute;mso-position-horizontal-relative:text;mso-position-vertical:absolute;mso-position-vertical-relative:text;v-text-anchor:top" o:gfxdata="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" fillcolor="white [3201]" strokeweight=".5pt">
+                <v:textbox>
+                  <w:txbxContent>
+                    <w:p>
+                      <w:pPr>
+                        <w:jc w:val="center"/>
+                        <w:rPr>
+                          <w:b/>
+                          <w:bCs/>
+                          <w:sz w:val="22"/>
+                          <w:szCs w:val="22"/>
+                          <w:lang w:val="en-US"/>
+                        </w:rPr>
+                      </w:pPr>
+                      <w:r>
+                        <w:rPr>
+                          <w:b/>
+                          <w:bCs/>
+                          <w:sz w:val="22"/>
+                          <w:szCs w:val="22"/>
+                          <w:lang w:val="en-US"/>
+                        </w:rPr>
+                        <w:t>Will be called by an object</w:t>
+                      </w:r>
+                      <w:r>
+                        <w:rPr>
+                          <w:b/>
+                          <w:bCs/>
+                          <w:sz w:val="22"/>
+                          <w:szCs w:val="22"/>
+                          <w:lang w:val="en-US"/>
+                        </w:rPr>
+                        <w:t xml:space="preserve"> / a class</w:t>
+                      </w:r>
+                    </w:p>
+                  </w:txbxContent>
+                </v:textbox>
+              </v:shape>
+            </w:pict>
+          </mc:Fallback>
+        </mc:AlternateContent>
+      </w:r>
+      <w:r>
+        <w:rPr>
+          <w:rFonts w:ascii="Bookman Old Style" w:hAnsi="Bookman Old Style"/>
+          <w:b/>
+          <w:bCs/>
+          <w:noProof/>
+          <w:color w:val="EE0000"/>
+          <w:lang w:val="en-US"/>
+        </w:rPr>
+        <mc:AlternateContent>
+          <mc:Choice Requires="wps">
+            <w:drawing>
+              <wp:anchor distT="0" distB="0" distL="114300" distR="114300" simplePos="0" relativeHeight="251839488" behindDoc="0" locked="0" layoutInCell="1" allowOverlap="1" wp14:anchorId="6FA18EFE" wp14:editId="225D622E">
+                <wp:simplePos x="0" y="0"/>
+                <wp:positionH relativeFrom="margin">
+                  <wp:posOffset>1789430</wp:posOffset>
+                </wp:positionH>
+                <wp:positionV relativeFrom="paragraph">
+                  <wp:posOffset>955681</wp:posOffset>
+                </wp:positionV>
+                <wp:extent cx="2223770" cy="417195"/>
+                <wp:effectExtent l="0" t="0" r="24130" b="20955"/>
+                <wp:wrapNone/>
+                <wp:docPr id="1830329358" name="Text Box 13"/>
+                <wp:cNvGraphicFramePr/>
+                <a:graphic xmlns:a="http://schemas.openxmlformats.org/drawingml/2006/main">
+                  <a:graphicData uri="http://schemas.microsoft.com/office/word/2010/wordprocessingShape">
+                    <wps:wsp>
+                      <wps:cNvSpPr txBox="1"/>
+                      <wps:spPr>
+                        <a:xfrm>
+                          <a:off x="0" y="0"/>
+                          <a:ext cx="2223770" cy="417195"/>
+                        </a:xfrm>
+                        <a:prstGeom prst="rect">
+                          <a:avLst/>
+                        </a:prstGeom>
+                        <a:solidFill>
+                          <a:schemeClr val="lt1"/>
+                        </a:solidFill>
+                        <a:ln w="6350">
+                          <a:solidFill>
+                            <a:prstClr val="black"/>
+                          </a:solidFill>
+                        </a:ln>
+                      </wps:spPr>
+                      <wps:txbx>
+                        <w:txbxContent>
+                          <w:p>
+                            <w:pPr>
+                              <w:jc w:val="center"/>
+                              <w:rPr>
+                                <w:b/>
+                                <w:bCs/>
+                                <w:lang w:val="en-US"/>
+                              </w:rPr>
+                            </w:pPr>
+                            <w:r>
+                              <w:rPr>
+                                <w:b/>
+                                <w:bCs/>
+                                <w:lang w:val="en-US"/>
+                              </w:rPr>
+                              <w:t>Genuine</w:t>
+                            </w:r>
+                            <w:r>
+                              <w:rPr>
+                                <w:b/>
+                                <w:bCs/>
+                                <w:lang w:val="en-US"/>
+                              </w:rPr>
+                              <w:t xml:space="preserve"> Property</w:t>
+                            </w:r>
+                          </w:p>
+                          <w:p/>
+                        </w:txbxContent>
+                      </wps:txbx>
+                      <wps:bodyPr rot="0" spcFirstLastPara="0" vertOverflow="overflow" horzOverflow="overflow" vert="horz" wrap="square" lIns="91440" tIns="45720" rIns="91440" bIns="45720" numCol="1" spcCol="0" rtlCol="0" fromWordArt="0" anchor="t" anchorCtr="0" forceAA="0" compatLnSpc="1">
+                        <a:prstTxWarp prst="textNoShape">
+                          <a:avLst/>
+                        </a:prstTxWarp>
+                        <a:noAutofit/>
+                      </wps:bodyPr>
+                    </wps:wsp>
+                  </a:graphicData>
+                </a:graphic>
+              </wp:anchor>
+            </w:drawing>
+          </mc:Choice>
+          <mc:Fallback>
+            <w:pict>
+              <v:shape w14:anchorId="6FA18EFE" id="_x0000_s1059" type="#_x0000_t202" style="position:absolute;margin-left:140.9pt;margin-top:75.25pt;width:175.1pt;height:32.85pt;z-index:251839488;visibility:visible;mso-wrap-style:square;mso-wrap-distance-left:9pt;mso-wrap-distance-top:0;mso-wrap-distance-right:9pt;mso-wrap-distance-bottom:0;mso-position-horizontal:absolute;mso-position-horizontal-relative:margin;mso-position-vertical:absolute;mso-position-vertical-relative:text;v-text-anchor:top" o:gfxdata="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" fillcolor="white [3201]" strokeweight=".5pt">
+                <v:textbox>
+                  <w:txbxContent>
+                    <w:p>
+                      <w:pPr>
+                        <w:jc w:val="center"/>
+                        <w:rPr>
+                          <w:b/>
+                          <w:bCs/>
+                          <w:lang w:val="en-US"/>
+                        </w:rPr>
+                      </w:pPr>
+                      <w:r>
+                        <w:rPr>
+                          <w:b/>
+                          <w:bCs/>
+                          <w:lang w:val="en-US"/>
+                        </w:rPr>
+                        <w:t>Genuine</w:t>
+                      </w:r>
+                      <w:r>
+                        <w:rPr>
+                          <w:b/>
+                          <w:bCs/>
+                          <w:lang w:val="en-US"/>
+                        </w:rPr>
+                        <w:t xml:space="preserve"> Property</w:t>
+                      </w:r>
+                    </w:p>
+                    <w:p/>
+                  </w:txbxContent>
+                </v:textbox>
+                <w10:wrap anchorx="margin"/>
+              </v:shape>
+            </w:pict>
+          </mc:Fallback>
+        </mc:AlternateContent>
+      </w:r>
+      <w:r>
+        <w:rPr>
+          <w:rFonts w:ascii="Bookman Old Style" w:hAnsi="Bookman Old Style"/>
+          <w:b/>
+          <w:bCs/>
+          <w:noProof/>
+          <w:color w:val="EE0000"/>
+          <w:lang w:val="en-US"/>
+        </w:rPr>
+        <mc:AlternateContent>
+          <mc:Choice Requires="wps">
+            <w:drawing>
+              <wp:anchor distT="0" distB="0" distL="114300" distR="114300" simplePos="0" relativeHeight="251860992" behindDoc="0" locked="0" layoutInCell="1" allowOverlap="1" wp14:anchorId="6B9A1F30" wp14:editId="2122C615">
+                <wp:simplePos x="0" y="0"/>
+                <wp:positionH relativeFrom="margin">
+                  <wp:align>center</wp:align>
+                </wp:positionH>
+                <wp:positionV relativeFrom="paragraph">
+                  <wp:posOffset>620592</wp:posOffset>
+                </wp:positionV>
+                <wp:extent cx="0" cy="337561"/>
+                <wp:effectExtent l="76200" t="0" r="76200" b="62865"/>
+                <wp:wrapNone/>
+                <wp:docPr id="2068799925" name="Straight Arrow Connector 14"/>
+                <wp:cNvGraphicFramePr/>
+                <a:graphic xmlns:a="http://schemas.openxmlformats.org/drawingml/2006/main">
+                  <a:graphicData uri="http://schemas.microsoft.com/office/word/2010/wordprocessingShape">
+                    <wps:wsp>
+                      <wps:cNvCnPr/>
+                      <wps:spPr>
+                        <a:xfrm>
+                          <a:off x="0" y="0"/>
+                          <a:ext cx="0" cy="337561"/>
+                        </a:xfrm>
+                        <a:prstGeom prst="straightConnector1">
+                          <a:avLst/>
+                        </a:prstGeom>
+                        <a:ln>
+                          <a:tailEnd type="triangle"/>
+                        </a:ln>
+                      </wps:spPr>
+                      <wps:style>
+                        <a:lnRef idx="1">
+                          <a:schemeClr val="accent1"/>
+                        </a:lnRef>
+                        <a:fillRef idx="0">
+                          <a:schemeClr val="accent1"/>
+                        </a:fillRef>
+                        <a:effectRef idx="0">
+                          <a:schemeClr val="accent1"/>
+                        </a:effectRef>
+                        <a:fontRef idx="minor">
+                          <a:schemeClr val="tx1"/>
+                        </a:fontRef>
+                      </wps:style>
+                      <wps:bodyPr/>
+                    </wps:wsp>
+                  </a:graphicData>
+                </a:graphic>
+              </wp:anchor>
+            </w:drawing>
+          </mc:Choice>
+          <mc:Fallback>
+            <w:pict>
+              <v:shape w14:anchorId="5FA9218E" id="Straight Arrow Connector 14" o:spid="_x0000_s1026" type="#_x0000_t32" style="position:absolute;margin-left:0;margin-top:48.85pt;width:0;height:26.6pt;z-index:251860992;visibility:visible;mso-wrap-style:square;mso-wrap-distance-left:9pt;mso-wrap-distance-top:0;mso-wrap-distance-right:9pt;mso-wrap-distance-bottom:0;mso-position-horizontal:center;mso-position-horizontal-relative:margin;mso-position-vertical:absolute;mso-position-vertical-relative:text" o:gfxdata="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" strokecolor="#4472c4 [3204]" strokeweight=".5pt">
+                <v:stroke endarrow="block" joinstyle="miter"/>
+                <w10:wrap anchorx="margin"/>
+              </v:shape>
+            </w:pict>
+          </mc:Fallback>
+        </mc:AlternateContent>
+      </w:r>
+      <w:r>
+        <w:rPr>
+          <w:rFonts w:ascii="Bookman Old Style" w:hAnsi="Bookman Old Style"/>
+          <w:b/>
+          <w:bCs/>
+          <w:noProof/>
+          <w:color w:val="EE0000"/>
+          <w:lang w:val="en-US"/>
+        </w:rPr>
+        <mc:AlternateContent>
+          <mc:Choice Requires="wps">
+            <w:drawing>
+              <wp:anchor distT="0" distB="0" distL="114300" distR="114300" simplePos="0" relativeHeight="251849728" behindDoc="0" locked="0" layoutInCell="1" allowOverlap="1" wp14:anchorId="4D4B762F" wp14:editId="0E62E3C5">
+                <wp:simplePos x="0" y="0"/>
+                <wp:positionH relativeFrom="column">
+                  <wp:posOffset>-758190</wp:posOffset>
+                </wp:positionH>
+                <wp:positionV relativeFrom="paragraph">
+                  <wp:posOffset>2471426</wp:posOffset>
+                </wp:positionV>
+                <wp:extent cx="2223857" cy="417250"/>
+                <wp:effectExtent l="0" t="0" r="24130" b="20955"/>
+                <wp:wrapNone/>
+                <wp:docPr id="257923252" name="Text Box 13"/>
+                <wp:cNvGraphicFramePr/>
+                <a:graphic xmlns:a="http://schemas.openxmlformats.org/drawingml/2006/main">
+                  <a:graphicData uri="http://schemas.microsoft.com/office/word/2010/wordprocessingShape">
+                    <wps:wsp>
+                      <wps:cNvSpPr txBox="1"/>
+                      <wps:spPr>
+                        <a:xfrm>
+                          <a:off x="0" y="0"/>
+                          <a:ext cx="2223857" cy="417250"/>
+                        </a:xfrm>
+                        <a:prstGeom prst="rect">
+                          <a:avLst/>
+                        </a:prstGeom>
+                        <a:solidFill>
+                          <a:schemeClr val="lt1"/>
+                        </a:solidFill>
+                        <a:ln w="6350">
+                          <a:solidFill>
+                            <a:prstClr val="black"/>
+                          </a:solidFill>
+                        </a:ln>
+                      </wps:spPr>
+                      <wps:txbx>
+                        <w:txbxContent>
+                          <w:p>
+                            <w:pPr>
+                              <w:jc w:val="center"/>
+                              <w:rPr>
+                                <w:b/>
+                                <w:bCs/>
+                                <w:lang w:val="en-US"/>
+                              </w:rPr>
+                            </w:pPr>
+                            <w:r>
+                              <w:rPr>
+                                <w:b/>
+                                <w:bCs/>
+                                <w:lang w:val="en-US"/>
+                              </w:rPr>
+                              <w:t>Normal Function</w:t>
+                            </w:r>
+                          </w:p>
+                        </w:txbxContent>
+                      </wps:txbx>
+                      <wps:bodyPr rot="0" spcFirstLastPara="0" vertOverflow="overflow" horzOverflow="overflow" vert="horz" wrap="square" lIns="91440" tIns="45720" rIns="91440" bIns="45720" numCol="1" spcCol="0" rtlCol="0" fromWordArt="0" anchor="t" anchorCtr="0" forceAA="0" compatLnSpc="1">
+                        <a:prstTxWarp prst="textNoShape">
+                          <a:avLst/>
+                        </a:prstTxWarp>
+                        <a:noAutofit/>
+                      </wps:bodyPr>
+                    </wps:wsp>
+                  </a:graphicData>
+                </a:graphic>
+              </wp:anchor>
+            </w:drawing>
+          </mc:Choice>
+          <mc:Fallback>
+            <w:pict>
+              <v:shape w14:anchorId="4D4B762F" id="_x0000_s1060" type="#_x0000_t202" style="position:absolute;margin-left:-59.7pt;margin-top:194.6pt;width:175.1pt;height:32.85pt;z-index:251849728;visibility:visible;mso-wrap-style:square;mso-wrap-distance-left:9pt;mso-wrap-distance-top:0;mso-wrap-distance-right:9pt;mso-wrap-distance-bottom:0;mso-position-horizontal:absolute;mso-position-horizontal-relative:text;mso-position-vertical:absolute;mso-position-vertical-relative:text;v-text-anchor:top" o:gfxdata="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" fillcolor="white [3201]" strokeweight=".5pt">
+                <v:textbox>
+                  <w:txbxContent>
+                    <w:p>
+                      <w:pPr>
+                        <w:jc w:val="center"/>
+                        <w:rPr>
+                          <w:b/>
+                          <w:bCs/>
+                          <w:lang w:val="en-US"/>
+                        </w:rPr>
+                      </w:pPr>
+                      <w:r>
+                        <w:rPr>
+                          <w:b/>
+                          <w:bCs/>
+                          <w:lang w:val="en-US"/>
+                        </w:rPr>
+                        <w:t>Normal Function</w:t>
+                      </w:r>
+                    </w:p>
+                  </w:txbxContent>
+                </v:textbox>
+              </v:shape>
+            </w:pict>
+          </mc:Fallback>
+        </mc:AlternateContent>
+      </w:r>
+      <w:r>
+        <w:rPr>
+          <w:rFonts w:ascii="Bookman Old Style" w:hAnsi="Bookman Old Style"/>
+          <w:b/>
+          <w:bCs/>
+          <w:noProof/>
+          <w:color w:val="EE0000"/>
+          <w:lang w:val="en-US"/>
+        </w:rPr>
+        <mc:AlternateContent>
+          <mc:Choice Requires="wps">
+            <w:drawing>
+              <wp:anchor distT="0" distB="0" distL="114300" distR="114300" simplePos="0" relativeHeight="251858944" behindDoc="0" locked="0" layoutInCell="1" allowOverlap="1" wp14:anchorId="25FDF7EB" wp14:editId="58A9574A">
+                <wp:simplePos x="0" y="0"/>
+                <wp:positionH relativeFrom="column">
+                  <wp:posOffset>355107</wp:posOffset>
+                </wp:positionH>
+                <wp:positionV relativeFrom="paragraph">
+                  <wp:posOffset>2125512</wp:posOffset>
+                </wp:positionV>
+                <wp:extent cx="0" cy="337561"/>
+                <wp:effectExtent l="76200" t="0" r="76200" b="62865"/>
+                <wp:wrapNone/>
+                <wp:docPr id="908899674" name="Straight Arrow Connector 14"/>
+                <wp:cNvGraphicFramePr/>
+                <a:graphic xmlns:a="http://schemas.openxmlformats.org/drawingml/2006/main">
+                  <a:graphicData uri="http://schemas.microsoft.com/office/word/2010/wordprocessingShape">
+                    <wps:wsp>
+                      <wps:cNvCnPr/>
+                      <wps:spPr>
+                        <a:xfrm>
+                          <a:off x="0" y="0"/>
+                          <a:ext cx="0" cy="337561"/>
+                        </a:xfrm>
+                        <a:prstGeom prst="straightConnector1">
+                          <a:avLst/>
+                        </a:prstGeom>
+                        <a:ln>
+                          <a:tailEnd type="triangle"/>
+                        </a:ln>
+                      </wps:spPr>
+                      <wps:style>
+                        <a:lnRef idx="1">
+                          <a:schemeClr val="accent1"/>
+                        </a:lnRef>
+                        <a:fillRef idx="0">
+                          <a:schemeClr val="accent1"/>
+                        </a:fillRef>
+                        <a:effectRef idx="0">
+                          <a:schemeClr val="accent1"/>
+                        </a:effectRef>
+                        <a:fontRef idx="minor">
+                          <a:schemeClr val="tx1"/>
+                        </a:fontRef>
+                      </wps:style>
+                      <wps:bodyPr/>
+                    </wps:wsp>
+                  </a:graphicData>
+                </a:graphic>
+              </wp:anchor>
+            </w:drawing>
+          </mc:Choice>
+          <mc:Fallback>
+            <w:pict>
+              <v:shape w14:anchorId="1A1EA553" id="Straight Arrow Connector 14" o:spid="_x0000_s1026" type="#_x0000_t32" style="position:absolute;margin-left:27.95pt;margin-top:167.35pt;width:0;height:26.6pt;z-index:251858944;visibility:visible;mso-wrap-style:square;mso-wrap-distance-left:9pt;mso-wrap-distance-top:0;mso-wrap-distance-right:9pt;mso-wrap-distance-bottom:0;mso-position-horizontal:absolute;mso-position-horizontal-relative:text;mso-position-vertical:absolute;mso-position-vertical-relative:text" o:gfxdata="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" strokecolor="#4472c4 [3204]" strokeweight=".5pt">
+                <v:stroke endarrow="block" joinstyle="miter"/>
+              </v:shape>
+            </w:pict>
+          </mc:Fallback>
+        </mc:AlternateContent>
+      </w:r>
+      <w:r>
+        <w:rPr>
+          <w:rFonts w:ascii="Bookman Old Style" w:hAnsi="Bookman Old Style"/>
+          <w:b/>
+          <w:bCs/>
+          <w:noProof/>
+          <w:color w:val="EE0000"/>
+          <w:lang w:val="en-US"/>
+        </w:rPr>
+        <mc:AlternateContent>
+          <mc:Choice Requires="wps">
+            <w:drawing>
+              <wp:anchor distT="0" distB="0" distL="114300" distR="114300" simplePos="0" relativeHeight="251843584" behindDoc="0" locked="0" layoutInCell="1" allowOverlap="1" wp14:anchorId="5AEFA91C" wp14:editId="6330C2B9">
+                <wp:simplePos x="0" y="0"/>
+                <wp:positionH relativeFrom="column">
+                  <wp:posOffset>-758190</wp:posOffset>
+                </wp:positionH>
+                <wp:positionV relativeFrom="paragraph">
+                  <wp:posOffset>1707521</wp:posOffset>
+                </wp:positionV>
+                <wp:extent cx="2223857" cy="417250"/>
+                <wp:effectExtent l="0" t="0" r="24130" b="20955"/>
+                <wp:wrapNone/>
+                <wp:docPr id="1790486075" name="Text Box 13"/>
+                <wp:cNvGraphicFramePr/>
+                <a:graphic xmlns:a="http://schemas.openxmlformats.org/drawingml/2006/main">
+                  <a:graphicData uri="http://schemas.microsoft.com/office/word/2010/wordprocessingShape">
+                    <wps:wsp>
+                      <wps:cNvSpPr txBox="1"/>
+                      <wps:spPr>
+                        <a:xfrm>
+                          <a:off x="0" y="0"/>
+                          <a:ext cx="2223857" cy="417250"/>
+                        </a:xfrm>
+                        <a:prstGeom prst="rect">
+                          <a:avLst/>
+                        </a:prstGeom>
+                        <a:solidFill>
+                          <a:schemeClr val="lt1"/>
+                        </a:solidFill>
+                        <a:ln w="6350">
+                          <a:solidFill>
+                            <a:prstClr val="black"/>
+                          </a:solidFill>
+                        </a:ln>
+                      </wps:spPr>
+                      <wps:txbx>
+                        <w:txbxContent>
+                          <w:p>
+                            <w:pPr>
+                              <w:jc w:val="center"/>
+                              <w:rPr>
+                                <w:b/>
+                                <w:bCs/>
+                                <w:lang w:val="en-US"/>
+                              </w:rPr>
+                            </w:pPr>
+                            <w:r>
+                              <w:rPr>
+                                <w:b/>
+                                <w:bCs/>
+                                <w:lang w:val="en-US"/>
+                              </w:rPr>
+                              <w:t>Will be called by an object</w:t>
+                            </w:r>
+                          </w:p>
+                        </w:txbxContent>
+                      </wps:txbx>
+                      <wps:bodyPr rot="0" spcFirstLastPara="0" vertOverflow="overflow" horzOverflow="overflow" vert="horz" wrap="square" lIns="91440" tIns="45720" rIns="91440" bIns="45720" numCol="1" spcCol="0" rtlCol="0" fromWordArt="0" anchor="t" anchorCtr="0" forceAA="0" compatLnSpc="1">
+                        <a:prstTxWarp prst="textNoShape">
+                          <a:avLst/>
+                        </a:prstTxWarp>
+                        <a:noAutofit/>
+                      </wps:bodyPr>
+                    </wps:wsp>
+                  </a:graphicData>
+                </a:graphic>
+              </wp:anchor>
+            </w:drawing>
+          </mc:Choice>
+          <mc:Fallback>
+            <w:pict>
+              <v:shape w14:anchorId="5AEFA91C" id="_x0000_s1061" type="#_x0000_t202" style="position:absolute;margin-left:-59.7pt;margin-top:134.45pt;width:175.1pt;height:32.85pt;z-index:251843584;visibility:visible;mso-wrap-style:square;mso-wrap-distance-left:9pt;mso-wrap-distance-top:0;mso-wrap-distance-right:9pt;mso-wrap-distance-bottom:0;mso-position-horizontal:absolute;mso-position-horizontal-relative:text;mso-position-vertical:absolute;mso-position-vertical-relative:text;v-text-anchor:top" o:gfxdata="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" fillcolor="white [3201]" strokeweight=".5pt">
+                <v:textbox>
+                  <w:txbxContent>
+                    <w:p>
+                      <w:pPr>
+                        <w:jc w:val="center"/>
+                        <w:rPr>
+                          <w:b/>
+                          <w:bCs/>
+                          <w:lang w:val="en-US"/>
+                        </w:rPr>
+                      </w:pPr>
+                      <w:r>
+                        <w:rPr>
+                          <w:b/>
+                          <w:bCs/>
+                          <w:lang w:val="en-US"/>
+                        </w:rPr>
+                        <w:t>Will be called by an object</w:t>
+                      </w:r>
+                    </w:p>
+                  </w:txbxContent>
+                </v:textbox>
+              </v:shape>
+            </w:pict>
+          </mc:Fallback>
+        </mc:AlternateContent>
+      </w:r>
+      <w:r>
+        <w:rPr>
+          <w:rFonts w:ascii="Bookman Old Style" w:hAnsi="Bookman Old Style"/>
+          <w:b/>
+          <w:bCs/>
+          <w:noProof/>
+          <w:color w:val="EE0000"/>
+          <w:lang w:val="en-US"/>
+        </w:rPr>
+        <mc:AlternateContent>
+          <mc:Choice Requires="wps">
+            <w:drawing>
+              <wp:anchor distT="0" distB="0" distL="114300" distR="114300" simplePos="0" relativeHeight="251856896" behindDoc="0" locked="0" layoutInCell="1" allowOverlap="1" wp14:anchorId="3FC8A954" wp14:editId="3306A7C2">
+                <wp:simplePos x="0" y="0"/>
+                <wp:positionH relativeFrom="column">
+                  <wp:posOffset>351407</wp:posOffset>
+                </wp:positionH>
+                <wp:positionV relativeFrom="paragraph">
+                  <wp:posOffset>1366526</wp:posOffset>
+                </wp:positionV>
+                <wp:extent cx="0" cy="337561"/>
+                <wp:effectExtent l="76200" t="0" r="76200" b="62865"/>
+                <wp:wrapNone/>
+                <wp:docPr id="1710520587" name="Straight Arrow Connector 14"/>
+                <wp:cNvGraphicFramePr/>
+                <a:graphic xmlns:a="http://schemas.openxmlformats.org/drawingml/2006/main">
+                  <a:graphicData uri="http://schemas.microsoft.com/office/word/2010/wordprocessingShape">
+                    <wps:wsp>
+                      <wps:cNvCnPr/>
+                      <wps:spPr>
+                        <a:xfrm>
+                          <a:off x="0" y="0"/>
+                          <a:ext cx="0" cy="337561"/>
+                        </a:xfrm>
+                        <a:prstGeom prst="straightConnector1">
+                          <a:avLst/>
+                        </a:prstGeom>
+                        <a:ln>
+                          <a:tailEnd type="triangle"/>
+                        </a:ln>
+                      </wps:spPr>
+                      <wps:style>
+                        <a:lnRef idx="1">
+                          <a:schemeClr val="accent1"/>
+                        </a:lnRef>
+                        <a:fillRef idx="0">
+                          <a:schemeClr val="accent1"/>
+                        </a:fillRef>
+                        <a:effectRef idx="0">
+                          <a:schemeClr val="accent1"/>
+                        </a:effectRef>
+                        <a:fontRef idx="minor">
+                          <a:schemeClr val="tx1"/>
+                        </a:fontRef>
+                      </wps:style>
+                      <wps:bodyPr/>
+                    </wps:wsp>
+                  </a:graphicData>
+                </a:graphic>
+              </wp:anchor>
+            </w:drawing>
+          </mc:Choice>
+          <mc:Fallback>
+            <w:pict>
+              <v:shape w14:anchorId="16BCC2CA" id="Straight Arrow Connector 14" o:spid="_x0000_s1026" type="#_x0000_t32" style="position:absolute;margin-left:27.65pt;margin-top:107.6pt;width:0;height:26.6pt;z-index:251856896;visibility:visible;mso-wrap-style:square;mso-wrap-distance-left:9pt;mso-wrap-distance-top:0;mso-wrap-distance-right:9pt;mso-wrap-distance-bottom:0;mso-position-horizontal:absolute;mso-position-horizontal-relative:text;mso-position-vertical:absolute;mso-position-vertical-relative:text" o:gfxdata="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" strokecolor="#4472c4 [3204]" strokeweight=".5pt">
+                <v:stroke endarrow="block" joinstyle="miter"/>
+              </v:shape>
+            </w:pict>
+          </mc:Fallback>
+        </mc:AlternateContent>
+      </w:r>
+      <w:r>
+        <w:rPr>
+          <w:rFonts w:ascii="Bookman Old Style" w:hAnsi="Bookman Old Style"/>
+          <w:b/>
+          <w:bCs/>
+          <w:noProof/>
+          <w:color w:val="EE0000"/>
+          <w:lang w:val="en-US"/>
+        </w:rPr>
+        <mc:AlternateContent>
+          <mc:Choice Requires="wps">
+            <w:drawing>
+              <wp:anchor distT="0" distB="0" distL="114300" distR="114300" simplePos="0" relativeHeight="251854848" behindDoc="0" locked="0" layoutInCell="1" allowOverlap="1" wp14:anchorId="7D78648C" wp14:editId="7A7837E5">
+                <wp:simplePos x="0" y="0"/>
+                <wp:positionH relativeFrom="column">
+                  <wp:posOffset>332913</wp:posOffset>
+                </wp:positionH>
+                <wp:positionV relativeFrom="paragraph">
+                  <wp:posOffset>621381</wp:posOffset>
+                </wp:positionV>
+                <wp:extent cx="0" cy="337561"/>
+                <wp:effectExtent l="76200" t="0" r="76200" b="62865"/>
+                <wp:wrapNone/>
+                <wp:docPr id="579642545" name="Straight Arrow Connector 14"/>
+                <wp:cNvGraphicFramePr/>
+                <a:graphic xmlns:a="http://schemas.openxmlformats.org/drawingml/2006/main">
+                  <a:graphicData uri="http://schemas.microsoft.com/office/word/2010/wordprocessingShape">
+                    <wps:wsp>
+                      <wps:cNvCnPr/>
+                      <wps:spPr>
+                        <a:xfrm>
+                          <a:off x="0" y="0"/>
+                          <a:ext cx="0" cy="337561"/>
+                        </a:xfrm>
+                        <a:prstGeom prst="straightConnector1">
+                          <a:avLst/>
+                        </a:prstGeom>
+                        <a:ln>
+                          <a:tailEnd type="triangle"/>
+                        </a:ln>
+                      </wps:spPr>
+                      <wps:style>
+                        <a:lnRef idx="1">
+                          <a:schemeClr val="accent1"/>
+                        </a:lnRef>
+                        <a:fillRef idx="0">
+                          <a:schemeClr val="accent1"/>
+                        </a:fillRef>
+                        <a:effectRef idx="0">
+                          <a:schemeClr val="accent1"/>
+                        </a:effectRef>
+                        <a:fontRef idx="minor">
+                          <a:schemeClr val="tx1"/>
+                        </a:fontRef>
+                      </wps:style>
+                      <wps:bodyPr/>
+                    </wps:wsp>
+                  </a:graphicData>
+                </a:graphic>
+              </wp:anchor>
+            </w:drawing>
+          </mc:Choice>
+          <mc:Fallback>
+            <w:pict>
+              <v:shape w14:anchorId="4B9E5938" id="Straight Arrow Connector 14" o:spid="_x0000_s1026" type="#_x0000_t32" style="position:absolute;margin-left:26.2pt;margin-top:48.95pt;width:0;height:26.6pt;z-index:251854848;visibility:visible;mso-wrap-style:square;mso-wrap-distance-left:9pt;mso-wrap-distance-top:0;mso-wrap-distance-right:9pt;mso-wrap-distance-bottom:0;mso-position-horizontal:absolute;mso-position-horizontal-relative:text;mso-position-vertical:absolute;mso-position-vertical-relative:text" o:gfxdata="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" strokecolor="#4472c4 [3204]" strokeweight=".5pt">
+                <v:stroke endarrow="block" joinstyle="miter"/>
+              </v:shape>
+            </w:pict>
+          </mc:Fallback>
+        </mc:AlternateContent>
+      </w:r>
+      <w:r>
+        <w:rPr>
+          <w:rFonts w:ascii="Bookman Old Style" w:hAnsi="Bookman Old Style"/>
+          <w:b/>
+          <w:bCs/>
+          <w:noProof/>
+          <w:color w:val="EE0000"/>
+          <w:lang w:val="en-US"/>
+        </w:rPr>
+        <mc:AlternateContent>
+          <mc:Choice Requires="wps">
+            <w:drawing>
+              <wp:anchor distT="0" distB="0" distL="114300" distR="114300" simplePos="0" relativeHeight="251837440" behindDoc="0" locked="0" layoutInCell="1" allowOverlap="1" wp14:anchorId="50DDB98B" wp14:editId="08CED2C1">
+                <wp:simplePos x="0" y="0"/>
+                <wp:positionH relativeFrom="column">
+                  <wp:posOffset>-763480</wp:posOffset>
+                </wp:positionH>
+                <wp:positionV relativeFrom="paragraph">
+                  <wp:posOffset>945626</wp:posOffset>
+                </wp:positionV>
+                <wp:extent cx="2223857" cy="417250"/>
+                <wp:effectExtent l="0" t="0" r="24130" b="20955"/>
+                <wp:wrapNone/>
+                <wp:docPr id="153820871" name="Text Box 13"/>
+                <wp:cNvGraphicFramePr/>
+                <a:graphic xmlns:a="http://schemas.openxmlformats.org/drawingml/2006/main">
+                  <a:graphicData uri="http://schemas.microsoft.com/office/word/2010/wordprocessingShape">
+                    <wps:wsp>
+                      <wps:cNvSpPr txBox="1"/>
+                      <wps:spPr>
+                        <a:xfrm>
+                          <a:off x="0" y="0"/>
+                          <a:ext cx="2223857" cy="417250"/>
+                        </a:xfrm>
+                        <a:prstGeom prst="rect">
+                          <a:avLst/>
+                        </a:prstGeom>
+                        <a:solidFill>
+                          <a:schemeClr val="lt1"/>
+                        </a:solidFill>
+                        <a:ln w="6350">
+                          <a:solidFill>
+                            <a:prstClr val="black"/>
+                          </a:solidFill>
+                        </a:ln>
+                      </wps:spPr>
+                      <wps:txbx>
+                        <w:txbxContent>
+                          <w:p>
+                            <w:pPr>
+                              <w:jc w:val="center"/>
+                              <w:rPr>
+                                <w:b/>
+                                <w:bCs/>
+                                <w:lang w:val="en-US"/>
+                              </w:rPr>
+                            </w:pPr>
+                            <w:r>
+                              <w:rPr>
+                                <w:b/>
+                                <w:bCs/>
+                                <w:lang w:val="en-US"/>
+                              </w:rPr>
+                              <w:t>Common Property</w:t>
+                            </w:r>
+                          </w:p>
+                        </w:txbxContent>
+                      </wps:txbx>
+                      <wps:bodyPr rot="0" spcFirstLastPara="0" vertOverflow="overflow" horzOverflow="overflow" vert="horz" wrap="square" lIns="91440" tIns="45720" rIns="91440" bIns="45720" numCol="1" spcCol="0" rtlCol="0" fromWordArt="0" anchor="t" anchorCtr="0" forceAA="0" compatLnSpc="1">
+                        <a:prstTxWarp prst="textNoShape">
+                          <a:avLst/>
+                        </a:prstTxWarp>
+                        <a:noAutofit/>
+                      </wps:bodyPr>
+                    </wps:wsp>
+                  </a:graphicData>
+                </a:graphic>
+              </wp:anchor>
+            </w:drawing>
+          </mc:Choice>
+          <mc:Fallback>
+            <w:pict>
+              <v:shape w14:anchorId="50DDB98B" id="_x0000_s1062" type="#_x0000_t202" style="position:absolute;margin-left:-60.1pt;margin-top:74.45pt;width:175.1pt;height:32.85pt;z-index:251837440;visibility:visible;mso-wrap-style:square;mso-wrap-distance-left:9pt;mso-wrap-distance-top:0;mso-wrap-distance-right:9pt;mso-wrap-distance-bottom:0;mso-position-horizontal:absolute;mso-position-horizontal-relative:text;mso-position-vertical:absolute;mso-position-vertical-relative:text;v-text-anchor:top" o:gfxdata="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" fillcolor="white [3201]" strokeweight=".5pt">
+                <v:textbox>
+                  <w:txbxContent>
+                    <w:p>
+                      <w:pPr>
+                        <w:jc w:val="center"/>
+                        <w:rPr>
+                          <w:b/>
+                          <w:bCs/>
+                          <w:lang w:val="en-US"/>
+                        </w:rPr>
+                      </w:pPr>
+                      <w:r>
+                        <w:rPr>
+                          <w:b/>
+                          <w:bCs/>
+                          <w:lang w:val="en-US"/>
+                        </w:rPr>
+                        <w:t>Common Property</w:t>
+                      </w:r>
+                    </w:p>
+                  </w:txbxContent>
+                </v:textbox>
+              </v:shape>
+            </w:pict>
+          </mc:Fallback>
+        </mc:AlternateContent>
+      </w:r>
+      <w:r>
+        <w:rPr>
+          <w:rFonts w:ascii="Bookman Old Style" w:hAnsi="Bookman Old Style"/>
+          <w:b/>
+          <w:bCs/>
+          <w:noProof/>
+          <w:color w:val="EE0000"/>
+          <w:lang w:val="en-US"/>
+        </w:rPr>
+        <mc:AlternateContent>
+          <mc:Choice Requires="wps">
+            <w:drawing>
+              <wp:anchor distT="0" distB="0" distL="114300" distR="114300" simplePos="0" relativeHeight="251836416" behindDoc="0" locked="0" layoutInCell="1" allowOverlap="1" wp14:anchorId="2747857D" wp14:editId="3BBB0A05">
+                <wp:simplePos x="0" y="0"/>
+                <wp:positionH relativeFrom="column">
+                  <wp:posOffset>-763480</wp:posOffset>
+                </wp:positionH>
+                <wp:positionV relativeFrom="paragraph">
+                  <wp:posOffset>315311</wp:posOffset>
+                </wp:positionV>
+                <wp:extent cx="7324078" cy="306280"/>
+                <wp:effectExtent l="0" t="0" r="10795" b="17780"/>
+                <wp:wrapNone/>
+                <wp:docPr id="2116456667" name="Text Box 12"/>
+                <wp:cNvGraphicFramePr/>
+                <a:graphic xmlns:a="http://schemas.openxmlformats.org/drawingml/2006/main">
+                  <a:graphicData uri="http://schemas.microsoft.com/office/word/2010/wordprocessingShape">
+                    <wps:wsp>
+                      <wps:cNvSpPr txBox="1"/>
+                      <wps:spPr>
+                        <a:xfrm>
+                          <a:off x="0" y="0"/>
+                          <a:ext cx="7324078" cy="306280"/>
+                        </a:xfrm>
+                        <a:prstGeom prst="rect">
+                          <a:avLst/>
+                        </a:prstGeom>
+                        <a:solidFill>
+                          <a:schemeClr val="lt1"/>
+                        </a:solidFill>
+                        <a:ln w="6350">
+                          <a:solidFill>
+                            <a:prstClr val="black"/>
+                          </a:solidFill>
+                        </a:ln>
+                      </wps:spPr>
+                      <wps:txbx>
+                        <w:txbxContent>
+                          <w:p>
+                            <w:pPr>
+                              <w:jc w:val="center"/>
+                              <w:rPr>
+                                <w:b/>
+                                <w:bCs/>
+                                <w:lang w:val="en-US"/>
+                              </w:rPr>
+                            </w:pPr>
+                            <w:r>
+                              <w:rPr>
+                                <w:b/>
+                                <w:bCs/>
+                                <w:lang w:val="en-US"/>
+                              </w:rPr>
+                              <w:t>Object Orientation Properties (Functions/Methods)</w:t>
+                            </w:r>
+                          </w:p>
+                        </w:txbxContent>
+                      </wps:txbx>
+                      <wps:bodyPr rot="0" spcFirstLastPara="0" vertOverflow="overflow" horzOverflow="overflow" vert="horz" wrap="square" lIns="91440" tIns="45720" rIns="91440" bIns="45720" numCol="1" spcCol="0" rtlCol="0" fromWordArt="0" anchor="t" anchorCtr="0" forceAA="0" compatLnSpc="1">
+                        <a:prstTxWarp prst="textNoShape">
+                          <a:avLst/>
+                        </a:prstTxWarp>
+                        <a:noAutofit/>
+                      </wps:bodyPr>
+                    </wps:wsp>
+                  </a:graphicData>
+                </a:graphic>
+              </wp:anchor>
+            </w:drawing>
+          </mc:Choice>
+          <mc:Fallback>
+            <w:pict>
+              <v:shape w14:anchorId="2747857D" id="Text Box 12" o:spid="_x0000_s1063" type="#_x0000_t202" style="position:absolute;margin-left:-60.1pt;margin-top:24.85pt;width:576.7pt;height:24.1pt;z-index:251836416;visibility:visible;mso-wrap-style:square;mso-wrap-distance-left:9pt;mso-wrap-distance-top:0;mso-wrap-distance-right:9pt;mso-wrap-distance-bottom:0;mso-position-horizontal:absolute;mso-position-horizontal-relative:text;mso-position-vertical:absolute;mso-position-vertical-relative:text;v-text-anchor:top" o:gfxdata="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" fillcolor="white [3201]" strokeweight=".5pt">
+                <v:textbox>
+                  <w:txbxContent>
+                    <w:p>
+                      <w:pPr>
+                        <w:jc w:val="center"/>
+                        <w:rPr>
+                          <w:b/>
+                          <w:bCs/>
+                          <w:lang w:val="en-US"/>
+                        </w:rPr>
+                      </w:pPr>
+                      <w:r>
+                        <w:rPr>
+                          <w:b/>
+                          <w:bCs/>
+                          <w:lang w:val="en-US"/>
+                        </w:rPr>
+                        <w:t>Object Orientation Properties (Functions/Methods)</w:t>
+                      </w:r>
+                    </w:p>
+                  </w:txbxContent>
+                </v:textbox>
+              </v:shape>
+            </w:pict>
+          </mc:Fallback>
+        </mc:AlternateContent>
+      </w:r>
+      <w:r>
+        <w:rPr>
+          <w:rFonts w:ascii="Bookman Old Style" w:hAnsi="Bookman Old Style"/>
+          <w:b/>
+          <w:bCs/>
+          <w:color w:val="EE0000"/>
+          <w:lang w:val="en-US"/>
+        </w:rPr>
+        <w:t>OBJECT ORIENTATION PROPERTIES</w:t>
+      </w:r>
+      <w:r>
+        <w:rPr>
+          <w:rFonts w:ascii="Bookman Old Style" w:hAnsi="Bookman Old Style"/>
+          <w:b/>
+          <w:bCs/>
+          <w:color w:val="000000" w:themeColor="text1"/>
+          <w:lang w:val="en-US"/>
+        </w:rPr>
+        <w:br w:type="page"/>
+      </w:r>
+    </w:p>
+    <w:p>
+      <w:pPr>
+        <w:rPr>
+          <w:rFonts w:ascii="Bookman Old Style" w:hAnsi="Bookman Old Style"/>
+          <w:b/>
+          <w:bCs/>
+          <w:color w:val="000000" w:themeColor="text1"/>
           <w:lang w:val="en-US"/>
         </w:rPr>
       </w:pPr>
@@ -6299,16 +14534,16 @@
     </w:lvl>
   </w:abstractNum>
   <w:abstractNum w:abstractNumId="2" w15:restartNumberingAfterBreak="0">
-    <w:nsid w:val="1CE40430"/>
+    <w:nsid w:val="18F40B2B"/>
     <w:multiLevelType w:val="hybridMultilevel"/>
-    <w:tmpl w:val="0EC8771A"/>
-    <w:lvl w:ilvl="0" w:tplc="39689218">
+    <w:tmpl w:val="E8EC299C"/>
+    <w:lvl w:ilvl="0" w:tplc="4009000F">
       <w:start w:val="1"/>
       <w:numFmt w:val="decimal"/>
       <w:lvlText w:val="%1."/>
       <w:lvlJc w:val="left"/>
       <w:pPr>
-        <w:ind w:left="1800" w:hanging="360"/>
+        <w:ind w:left="720" w:hanging="360"/>
       </w:pPr>
       <w:rPr>
         <w:rFonts w:hint="default"/>
@@ -6320,7 +14555,7 @@
       <w:lvlText w:val="%2."/>
       <w:lvlJc w:val="left"/>
       <w:pPr>
-        <w:ind w:left="2520" w:hanging="360"/>
+        <w:ind w:left="1440" w:hanging="360"/>
       </w:pPr>
     </w:lvl>
     <w:lvl w:ilvl="2" w:tplc="4009001B" w:tentative="1">
@@ -6329,7 +14564,7 @@
       <w:lvlText w:val="%3."/>
       <w:lvlJc w:val="right"/>
       <w:pPr>
-        <w:ind w:left="3240" w:hanging="180"/>
+        <w:ind w:left="2160" w:hanging="180"/>
       </w:pPr>
     </w:lvl>
     <w:lvl w:ilvl="3" w:tplc="4009000F" w:tentative="1">
@@ -6338,7 +14573,7 @@
       <w:lvlText w:val="%4."/>
       <w:lvlJc w:val="left"/>
       <w:pPr>
-        <w:ind w:left="3960" w:hanging="360"/>
+        <w:ind w:left="2880" w:hanging="360"/>
       </w:pPr>
     </w:lvl>
     <w:lvl w:ilvl="4" w:tplc="40090019" w:tentative="1">
@@ -6347,7 +14582,7 @@
       <w:lvlText w:val="%5."/>
       <w:lvlJc w:val="left"/>
       <w:pPr>
-        <w:ind w:left="4680" w:hanging="360"/>
+        <w:ind w:left="3600" w:hanging="360"/>
       </w:pPr>
     </w:lvl>
     <w:lvl w:ilvl="5" w:tplc="4009001B" w:tentative="1">
@@ -6356,7 +14591,7 @@
       <w:lvlText w:val="%6."/>
       <w:lvlJc w:val="right"/>
       <w:pPr>
-        <w:ind w:left="5400" w:hanging="180"/>
+        <w:ind w:left="4320" w:hanging="180"/>
       </w:pPr>
     </w:lvl>
     <w:lvl w:ilvl="6" w:tplc="4009000F" w:tentative="1">
@@ -6365,7 +14600,7 @@
       <w:lvlText w:val="%7."/>
       <w:lvlJc w:val="left"/>
       <w:pPr>
-        <w:ind w:left="6120" w:hanging="360"/>
+        <w:ind w:left="5040" w:hanging="360"/>
       </w:pPr>
     </w:lvl>
     <w:lvl w:ilvl="7" w:tplc="40090019" w:tentative="1">
@@ -6374,7 +14609,7 @@
       <w:lvlText w:val="%8."/>
       <w:lvlJc w:val="left"/>
       <w:pPr>
-        <w:ind w:left="6840" w:hanging="360"/>
+        <w:ind w:left="5760" w:hanging="360"/>
       </w:pPr>
     </w:lvl>
     <w:lvl w:ilvl="8" w:tplc="4009001B" w:tentative="1">
@@ -6383,15 +14618,15 @@
       <w:lvlText w:val="%9."/>
       <w:lvlJc w:val="right"/>
       <w:pPr>
-        <w:ind w:left="7560" w:hanging="180"/>
+        <w:ind w:left="6480" w:hanging="180"/>
       </w:pPr>
     </w:lvl>
   </w:abstractNum>
   <w:abstractNum w:abstractNumId="3" w15:restartNumberingAfterBreak="0">
-    <w:nsid w:val="1ECD5931"/>
+    <w:nsid w:val="1CE40430"/>
     <w:multiLevelType w:val="hybridMultilevel"/>
-    <w:tmpl w:val="1E32DCDC"/>
-    <w:lvl w:ilvl="0" w:tplc="1D349E22">
+    <w:tmpl w:val="0EC8771A"/>
+    <w:lvl w:ilvl="0" w:tplc="39689218">
       <w:start w:val="1"/>
       <w:numFmt w:val="decimal"/>
       <w:lvlText w:val="%1."/>
@@ -6477,16 +14712,16 @@
     </w:lvl>
   </w:abstractNum>
   <w:abstractNum w:abstractNumId="4" w15:restartNumberingAfterBreak="0">
-    <w:nsid w:val="399B3732"/>
+    <w:nsid w:val="1ECD5931"/>
     <w:multiLevelType w:val="hybridMultilevel"/>
-    <w:tmpl w:val="F36036E2"/>
-    <w:lvl w:ilvl="0" w:tplc="AF34D864">
+    <w:tmpl w:val="1E32DCDC"/>
+    <w:lvl w:ilvl="0" w:tplc="1D349E22">
       <w:start w:val="1"/>
       <w:numFmt w:val="decimal"/>
       <w:lvlText w:val="%1."/>
       <w:lvlJc w:val="left"/>
       <w:pPr>
-        <w:ind w:left="1080" w:hanging="360"/>
+        <w:ind w:left="1800" w:hanging="360"/>
       </w:pPr>
       <w:rPr>
         <w:rFonts w:hint="default"/>
@@ -6498,7 +14733,7 @@
       <w:lvlText w:val="%2."/>
       <w:lvlJc w:val="left"/>
       <w:pPr>
-        <w:ind w:left="1800" w:hanging="360"/>
+        <w:ind w:left="2520" w:hanging="360"/>
       </w:pPr>
     </w:lvl>
     <w:lvl w:ilvl="2" w:tplc="4009001B" w:tentative="1">
@@ -6507,7 +14742,7 @@
       <w:lvlText w:val="%3."/>
       <w:lvlJc w:val="right"/>
       <w:pPr>
-        <w:ind w:left="2520" w:hanging="180"/>
+        <w:ind w:left="3240" w:hanging="180"/>
       </w:pPr>
     </w:lvl>
     <w:lvl w:ilvl="3" w:tplc="4009000F" w:tentative="1">
@@ -6516,7 +14751,7 @@
       <w:lvlText w:val="%4."/>
       <w:lvlJc w:val="left"/>
       <w:pPr>
-        <w:ind w:left="3240" w:hanging="360"/>
+        <w:ind w:left="3960" w:hanging="360"/>
       </w:pPr>
     </w:lvl>
     <w:lvl w:ilvl="4" w:tplc="40090019" w:tentative="1">
@@ -6525,7 +14760,7 @@
       <w:lvlText w:val="%5."/>
       <w:lvlJc w:val="left"/>
       <w:pPr>
-        <w:ind w:left="3960" w:hanging="360"/>
+        <w:ind w:left="4680" w:hanging="360"/>
       </w:pPr>
     </w:lvl>
     <w:lvl w:ilvl="5" w:tplc="4009001B" w:tentative="1">
@@ -6534,7 +14769,7 @@
       <w:lvlText w:val="%6."/>
       <w:lvlJc w:val="right"/>
       <w:pPr>
-        <w:ind w:left="4680" w:hanging="180"/>
+        <w:ind w:left="5400" w:hanging="180"/>
       </w:pPr>
     </w:lvl>
     <w:lvl w:ilvl="6" w:tplc="4009000F" w:tentative="1">
@@ -6543,7 +14778,7 @@
       <w:lvlText w:val="%7."/>
       <w:lvlJc w:val="left"/>
       <w:pPr>
-        <w:ind w:left="5400" w:hanging="360"/>
+        <w:ind w:left="6120" w:hanging="360"/>
       </w:pPr>
     </w:lvl>
     <w:lvl w:ilvl="7" w:tplc="40090019" w:tentative="1">
@@ -6552,7 +14787,7 @@
       <w:lvlText w:val="%8."/>
       <w:lvlJc w:val="left"/>
       <w:pPr>
-        <w:ind w:left="6120" w:hanging="360"/>
+        <w:ind w:left="6840" w:hanging="360"/>
       </w:pPr>
     </w:lvl>
     <w:lvl w:ilvl="8" w:tplc="4009001B" w:tentative="1">
@@ -6561,11 +14796,100 @@
       <w:lvlText w:val="%9."/>
       <w:lvlJc w:val="right"/>
       <w:pPr>
-        <w:ind w:left="6840" w:hanging="180"/>
+        <w:ind w:left="7560" w:hanging="180"/>
       </w:pPr>
     </w:lvl>
   </w:abstractNum>
   <w:abstractNum w:abstractNumId="5" w15:restartNumberingAfterBreak="0">
+    <w:nsid w:val="399B3732"/>
+    <w:multiLevelType w:val="hybridMultilevel"/>
+    <w:tmpl w:val="F36036E2"/>
+    <w:lvl w:ilvl="0" w:tplc="AF34D864">
+      <w:start w:val="1"/>
+      <w:numFmt w:val="decimal"/>
+      <w:lvlText w:val="%1."/>
+      <w:lvlJc w:val="left"/>
+      <w:pPr>
+        <w:ind w:left="1080" w:hanging="360"/>
+      </w:pPr>
+      <w:rPr>
+        <w:rFonts w:hint="default"/>
+      </w:rPr>
+    </w:lvl>
+    <w:lvl w:ilvl="1" w:tplc="40090019" w:tentative="1">
+      <w:start w:val="1"/>
+      <w:numFmt w:val="lowerLetter"/>
+      <w:lvlText w:val="%2."/>
+      <w:lvlJc w:val="left"/>
+      <w:pPr>
+        <w:ind w:left="1800" w:hanging="360"/>
+      </w:pPr>
+    </w:lvl>
+    <w:lvl w:ilvl="2" w:tplc="4009001B" w:tentative="1">
+      <w:start w:val="1"/>
+      <w:numFmt w:val="lowerRoman"/>
+      <w:lvlText w:val="%3."/>
+      <w:lvlJc w:val="right"/>
+      <w:pPr>
+        <w:ind w:left="2520" w:hanging="180"/>
+      </w:pPr>
+    </w:lvl>
+    <w:lvl w:ilvl="3" w:tplc="4009000F" w:tentative="1">
+      <w:start w:val="1"/>
+      <w:numFmt w:val="decimal"/>
+      <w:lvlText w:val="%4."/>
+      <w:lvlJc w:val="left"/>
+      <w:pPr>
+        <w:ind w:left="3240" w:hanging="360"/>
+      </w:pPr>
+    </w:lvl>
+    <w:lvl w:ilvl="4" w:tplc="40090019" w:tentative="1">
+      <w:start w:val="1"/>
+      <w:numFmt w:val="lowerLetter"/>
+      <w:lvlText w:val="%5."/>
+      <w:lvlJc w:val="left"/>
+      <w:pPr>
+        <w:ind w:left="3960" w:hanging="360"/>
+      </w:pPr>
+    </w:lvl>
+    <w:lvl w:ilvl="5" w:tplc="4009001B" w:tentative="1">
+      <w:start w:val="1"/>
+      <w:numFmt w:val="lowerRoman"/>
+      <w:lvlText w:val="%6."/>
+      <w:lvlJc w:val="right"/>
+      <w:pPr>
+        <w:ind w:left="4680" w:hanging="180"/>
+      </w:pPr>
+    </w:lvl>
+    <w:lvl w:ilvl="6" w:tplc="4009000F" w:tentative="1">
+      <w:start w:val="1"/>
+      <w:numFmt w:val="decimal"/>
+      <w:lvlText w:val="%7."/>
+      <w:lvlJc w:val="left"/>
+      <w:pPr>
+        <w:ind w:left="5400" w:hanging="360"/>
+      </w:pPr>
+    </w:lvl>
+    <w:lvl w:ilvl="7" w:tplc="40090019" w:tentative="1">
+      <w:start w:val="1"/>
+      <w:numFmt w:val="lowerLetter"/>
+      <w:lvlText w:val="%8."/>
+      <w:lvlJc w:val="left"/>
+      <w:pPr>
+        <w:ind w:left="6120" w:hanging="360"/>
+      </w:pPr>
+    </w:lvl>
+    <w:lvl w:ilvl="8" w:tplc="4009001B" w:tentative="1">
+      <w:start w:val="1"/>
+      <w:numFmt w:val="lowerRoman"/>
+      <w:lvlText w:val="%9."/>
+      <w:lvlJc w:val="right"/>
+      <w:pPr>
+        <w:ind w:left="6840" w:hanging="180"/>
+      </w:pPr>
+    </w:lvl>
+  </w:abstractNum>
+  <w:abstractNum w:abstractNumId="6" w15:restartNumberingAfterBreak="0">
     <w:nsid w:val="43571F1A"/>
     <w:multiLevelType w:val="hybridMultilevel"/>
     <w:tmpl w:val="D146F79E"/>
@@ -6678,7 +15002,7 @@
       </w:rPr>
     </w:lvl>
   </w:abstractNum>
-  <w:abstractNum w:abstractNumId="6" w15:restartNumberingAfterBreak="0">
+  <w:abstractNum w:abstractNumId="7" w15:restartNumberingAfterBreak="0">
     <w:nsid w:val="45C37FD9"/>
     <w:multiLevelType w:val="hybridMultilevel"/>
     <w:tmpl w:val="7A44F792"/>
@@ -6767,7 +15091,7 @@
       </w:pPr>
     </w:lvl>
   </w:abstractNum>
-  <w:abstractNum w:abstractNumId="7" w15:restartNumberingAfterBreak="0">
+  <w:abstractNum w:abstractNumId="8" w15:restartNumberingAfterBreak="0">
     <w:nsid w:val="4D557950"/>
     <w:multiLevelType w:val="hybridMultilevel"/>
     <w:tmpl w:val="F934CA56"/>
@@ -6856,7 +15180,7 @@
       </w:pPr>
     </w:lvl>
   </w:abstractNum>
-  <w:abstractNum w:abstractNumId="8" w15:restartNumberingAfterBreak="0">
+  <w:abstractNum w:abstractNumId="9" w15:restartNumberingAfterBreak="0">
     <w:nsid w:val="57CC749E"/>
     <w:multiLevelType w:val="hybridMultilevel"/>
     <w:tmpl w:val="495EE9BC"/>
@@ -6945,7 +15269,96 @@
       </w:pPr>
     </w:lvl>
   </w:abstractNum>
-  <w:abstractNum w:abstractNumId="9" w15:restartNumberingAfterBreak="0">
+  <w:abstractNum w:abstractNumId="10" w15:restartNumberingAfterBreak="0">
+    <w:nsid w:val="59B11A05"/>
+    <w:multiLevelType w:val="hybridMultilevel"/>
+    <w:tmpl w:val="F3F0E2FE"/>
+    <w:lvl w:ilvl="0" w:tplc="66149F9E">
+      <w:start w:val="1"/>
+      <w:numFmt w:val="decimal"/>
+      <w:lvlText w:val="%1."/>
+      <w:lvlJc w:val="left"/>
+      <w:pPr>
+        <w:ind w:left="1080" w:hanging="360"/>
+      </w:pPr>
+      <w:rPr>
+        <w:rFonts w:hint="default"/>
+      </w:rPr>
+    </w:lvl>
+    <w:lvl w:ilvl="1" w:tplc="40090019">
+      <w:start w:val="1"/>
+      <w:numFmt w:val="lowerLetter"/>
+      <w:lvlText w:val="%2."/>
+      <w:lvlJc w:val="left"/>
+      <w:pPr>
+        <w:ind w:left="1800" w:hanging="360"/>
+      </w:pPr>
+    </w:lvl>
+    <w:lvl w:ilvl="2" w:tplc="4009001B" w:tentative="1">
+      <w:start w:val="1"/>
+      <w:numFmt w:val="lowerRoman"/>
+      <w:lvlText w:val="%3."/>
+      <w:lvlJc w:val="right"/>
+      <w:pPr>
+        <w:ind w:left="2520" w:hanging="180"/>
+      </w:pPr>
+    </w:lvl>
+    <w:lvl w:ilvl="3" w:tplc="4009000F" w:tentative="1">
+      <w:start w:val="1"/>
+      <w:numFmt w:val="decimal"/>
+      <w:lvlText w:val="%4."/>
+      <w:lvlJc w:val="left"/>
+      <w:pPr>
+        <w:ind w:left="3240" w:hanging="360"/>
+      </w:pPr>
+    </w:lvl>
+    <w:lvl w:ilvl="4" w:tplc="40090019" w:tentative="1">
+      <w:start w:val="1"/>
+      <w:numFmt w:val="lowerLetter"/>
+      <w:lvlText w:val="%5."/>
+      <w:lvlJc w:val="left"/>
+      <w:pPr>
+        <w:ind w:left="3960" w:hanging="360"/>
+      </w:pPr>
+    </w:lvl>
+    <w:lvl w:ilvl="5" w:tplc="4009001B" w:tentative="1">
+      <w:start w:val="1"/>
+      <w:numFmt w:val="lowerRoman"/>
+      <w:lvlText w:val="%6."/>
+      <w:lvlJc w:val="right"/>
+      <w:pPr>
+        <w:ind w:left="4680" w:hanging="180"/>
+      </w:pPr>
+    </w:lvl>
+    <w:lvl w:ilvl="6" w:tplc="4009000F" w:tentative="1">
+      <w:start w:val="1"/>
+      <w:numFmt w:val="decimal"/>
+      <w:lvlText w:val="%7."/>
+      <w:lvlJc w:val="left"/>
+      <w:pPr>
+        <w:ind w:left="5400" w:hanging="360"/>
+      </w:pPr>
+    </w:lvl>
+    <w:lvl w:ilvl="7" w:tplc="40090019" w:tentative="1">
+      <w:start w:val="1"/>
+      <w:numFmt w:val="lowerLetter"/>
+      <w:lvlText w:val="%8."/>
+      <w:lvlJc w:val="left"/>
+      <w:pPr>
+        <w:ind w:left="6120" w:hanging="360"/>
+      </w:pPr>
+    </w:lvl>
+    <w:lvl w:ilvl="8" w:tplc="4009001B" w:tentative="1">
+      <w:start w:val="1"/>
+      <w:numFmt w:val="lowerRoman"/>
+      <w:lvlText w:val="%9."/>
+      <w:lvlJc w:val="right"/>
+      <w:pPr>
+        <w:ind w:left="6840" w:hanging="180"/>
+      </w:pPr>
+    </w:lvl>
+  </w:abstractNum>
+  <w:abstractNum w:abstractNumId="11" w15:restartNumberingAfterBreak="0">
     <w:nsid w:val="60822EC6"/>
     <w:multiLevelType w:val="hybridMultilevel"/>
     <w:tmpl w:val="33E8D0B2"/>
@@ -7034,35 +15447,133 @@
       </w:pPr>
     </w:lvl>
   </w:abstractNum>
+  <w:abstractNum w:abstractNumId="12" w15:restartNumberingAfterBreak="0">
+    <w:nsid w:val="66994129"/>
+    <w:multiLevelType w:val="hybridMultilevel"/>
+    <w:tmpl w:val="7FE642BE"/>
+    <w:lvl w:ilvl="0" w:tplc="9CE22018">
+      <w:start w:val="1"/>
+      <w:numFmt w:val="decimal"/>
+      <w:lvlText w:val="%1."/>
+      <w:lvlJc w:val="left"/>
+      <w:pPr>
+        <w:ind w:left="1080" w:hanging="360"/>
+      </w:pPr>
+      <w:rPr>
+        <w:rFonts w:hint="default"/>
+      </w:rPr>
+    </w:lvl>
+    <w:lvl w:ilvl="1" w:tplc="40090019" w:tentative="1">
+      <w:start w:val="1"/>
+      <w:numFmt w:val="lowerLetter"/>
+      <w:lvlText w:val="%2."/>
+      <w:lvlJc w:val="left"/>
+      <w:pPr>
+        <w:ind w:left="1800" w:hanging="360"/>
+      </w:pPr>
+    </w:lvl>
+    <w:lvl w:ilvl="2" w:tplc="4009001B" w:tentative="1">
+      <w:start w:val="1"/>
+      <w:numFmt w:val="lowerRoman"/>
+      <w:lvlText w:val="%3."/>
+      <w:lvlJc w:val="right"/>
+      <w:pPr>
+        <w:ind w:left="2520" w:hanging="180"/>
+      </w:pPr>
+    </w:lvl>
+    <w:lvl w:ilvl="3" w:tplc="4009000F" w:tentative="1">
+      <w:start w:val="1"/>
+      <w:numFmt w:val="decimal"/>
+      <w:lvlText w:val="%4."/>
+      <w:lvlJc w:val="left"/>
+      <w:pPr>
+        <w:ind w:left="3240" w:hanging="360"/>
+      </w:pPr>
+    </w:lvl>
+    <w:lvl w:ilvl="4" w:tplc="40090019" w:tentative="1">
+      <w:start w:val="1"/>
+      <w:numFmt w:val="lowerLetter"/>
+      <w:lvlText w:val="%5."/>
+      <w:lvlJc w:val="left"/>
+      <w:pPr>
+        <w:ind w:left="3960" w:hanging="360"/>
+      </w:pPr>
+    </w:lvl>
+    <w:lvl w:ilvl="5" w:tplc="4009001B" w:tentative="1">
+      <w:start w:val="1"/>
+      <w:numFmt w:val="lowerRoman"/>
+      <w:lvlText w:val="%6."/>
+      <w:lvlJc w:val="right"/>
+      <w:pPr>
+        <w:ind w:left="4680" w:hanging="180"/>
+      </w:pPr>
+    </w:lvl>
+    <w:lvl w:ilvl="6" w:tplc="4009000F" w:tentative="1">
+      <w:start w:val="1"/>
+      <w:numFmt w:val="decimal"/>
+      <w:lvlText w:val="%7."/>
+      <w:lvlJc w:val="left"/>
+      <w:pPr>
+        <w:ind w:left="5400" w:hanging="360"/>
+      </w:pPr>
+    </w:lvl>
+    <w:lvl w:ilvl="7" w:tplc="40090019" w:tentative="1">
+      <w:start w:val="1"/>
+      <w:numFmt w:val="lowerLetter"/>
+      <w:lvlText w:val="%8."/>
+      <w:lvlJc w:val="left"/>
+      <w:pPr>
+        <w:ind w:left="6120" w:hanging="360"/>
+      </w:pPr>
+    </w:lvl>
+    <w:lvl w:ilvl="8" w:tplc="4009001B" w:tentative="1">
+      <w:start w:val="1"/>
+      <w:numFmt w:val="lowerRoman"/>
+      <w:lvlText w:val="%9."/>
+      <w:lvlJc w:val="right"/>
+      <w:pPr>
+        <w:ind w:left="6840" w:hanging="180"/>
+      </w:pPr>
+    </w:lvl>
+  </w:abstractNum>
   <w:num w:numId="1" w16cid:durableId="238365774">
-    <w:abstractNumId w:val="7"/>
+    <w:abstractNumId w:val="8"/>
   </w:num>
   <w:num w:numId="2" w16cid:durableId="1002048439">
-    <w:abstractNumId w:val="3"/>
+    <w:abstractNumId w:val="4"/>
   </w:num>
   <w:num w:numId="3" w16cid:durableId="483664882">
     <w:abstractNumId w:val="1"/>
   </w:num>
   <w:num w:numId="4" w16cid:durableId="360740328">
-    <w:abstractNumId w:val="8"/>
+    <w:abstractNumId w:val="9"/>
   </w:num>
   <w:num w:numId="5" w16cid:durableId="1935435232">
-    <w:abstractNumId w:val="9"/>
+    <w:abstractNumId w:val="11"/>
   </w:num>
   <w:num w:numId="6" w16cid:durableId="2140412542">
-    <w:abstractNumId w:val="6"/>
+    <w:abstractNumId w:val="7"/>
   </w:num>
   <w:num w:numId="7" w16cid:durableId="1925992286">
-    <w:abstractNumId w:val="2"/>
+    <w:abstractNumId w:val="3"/>
   </w:num>
   <w:num w:numId="8" w16cid:durableId="1638147036">
     <w:abstractNumId w:val="0"/>
   </w:num>
   <w:num w:numId="9" w16cid:durableId="460391549">
-    <w:abstractNumId w:val="4"/>
+    <w:abstractNumId w:val="5"/>
   </w:num>
   <w:num w:numId="10" w16cid:durableId="1048845448">
-    <w:abstractNumId w:val="5"/>
+    <w:abstractNumId w:val="6"/>
+  </w:num>
+  <w:num w:numId="11" w16cid:durableId="368071004">
+    <w:abstractNumId w:val="2"/>
+  </w:num>
+  <w:num w:numId="12" w16cid:durableId="2139564245">
+    <w:abstractNumId w:val="10"/>
+  </w:num>
+  <w:num w:numId="13" w16cid:durableId="1640257743">
+    <w:abstractNumId w:val="12"/>
   </w:num>
 </w:numbering>
 </file>
@@ -8138,6 +16649,231 @@
 </inkml:ink>
 </file>
 
+<file path=word/ink/ink14.xml><?xml version="1.0" encoding="utf-8"?>
+<inkml:ink xmlns:inkml="http://www.w3.org/2003/InkML">
+  <inkml:definitions>
+    <inkml:context xml:id="ctx0">
+      <inkml:inkSource xml:id="inkSrc0">
+        <inkml:traceFormat>
+          <inkml:channel name="X" type="integer" min="-2.14748E9" max="2.14748E9" units="cm"/>
+          <inkml:channel name="Y" type="integer" min="-2.14748E9" max="2.14748E9" units="cm"/>
+          <inkml:channel name="F" type="integer" max="32767" units="dev"/>
+        </inkml:traceFormat>
+        <inkml:channelProperties>
+          <inkml:channelProperty channel="X" name="resolution" value="1000" units="1/cm"/>
+          <inkml:channelProperty channel="Y" name="resolution" value="1000" units="1/cm"/>
+          <inkml:channelProperty channel="F" name="resolution" value="0" units="1/dev"/>
+        </inkml:channelProperties>
+      </inkml:inkSource>
+      <inkml:timestamp xml:id="ts0" timeString="2026-06-11T14:57:34.781"/>
+    </inkml:context>
+    <inkml:brush xml:id="br0">
+      <inkml:brushProperty name="width" value="0.035" units="cm"/>
+      <inkml:brushProperty name="height" value="0.035" units="cm"/>
+      <inkml:brushProperty name="color" value="#E71224"/>
+    </inkml:brush>
+  </inkml:definitions>
+  <inkml:trace contextRef="#ctx0" brushRef="#br0">1 0 24575,'1'19'0,"-2"-10"0,15 170 0,7-2 0,8-1 0,62 206 0,-88-373 0,-2-5 0,-1 0 0,1-1 0,1 1 0,-1-1 0,0 1 0,1-1 0,0 0 0,2 4 0,-2-5 0,-1-1 0,1 0 0,-1 0 0,1 0 0,0 0 0,0 0 0,-1 0 0,1 0 0,0-1 0,0 1 0,0-1 0,0 1 0,0-1 0,0 0 0,0 0 0,0 0 0,0 0 0,2 0 0,36-2 0,-1-2 0,61-12 0,78-30 0,-109 27 0,-30 10 0,-25 7 0,0-1 0,0-1 0,0 0 0,0-1 0,-1-1 0,0 0 0,16-9 0,-28 14-59,0 0 0,0-1-1,0 1 1,0 0-1,0-1 1,0 1 0,0 0-1,0-1 1,-1 1 0,1-1-1,0 1 1,-1-1 0,0 0-1,1 1 1,-1-1-1,0 1 1,1-1 0,-1 0-1,0 1 1,0-1 0,-1 0-1,1-3 1</inkml:trace>
+  <inkml:trace contextRef="#ctx0" brushRef="#br0" timeOffset="636.88">748 486 24575,'0'0'0,"0"0"0,0 0 0,0 0 0,0 0 0,0 0 0,3 10 0,5 8 0,0 0 0,2 0 0,0-1 0,1 0 0,0-1 0,20 21 0,1-3 0,58 49 0,37 12 0,-126-94 0,0 0 0,-1 0 0,1 0 0,0 0 0,-1 0 0,1 0 0,-1 0 0,1 1 0,-1-1 0,0 0 0,1 0 0,-1 0 0,0 0 0,0 1 0,0-1 0,0 0 0,0 0 0,0 0 0,0 1 0,0-1 0,0 0 0,-1 0 0,1 0 0,0 0 0,-1 1 0,1-1 0,-1 0 0,1 0 0,-1 0 0,0 0 0,0 0 0,1 0 0,-3 1 0,-32 39 0,25-30 0,-31 34-85,-90 96-1195,125-136-5546</inkml:trace>
+  <inkml:trace contextRef="#ctx0" brushRef="#br0" timeOffset="1196.54">1456 559 24575,'3'12'0,"50"224"0,40 442 0,-91-654-1365</inkml:trace>
+  <inkml:trace contextRef="#ctx0" brushRef="#br0" timeOffset="1604.86">1617 560 24575,'0'0'0,"13"-2"0,14-3 0,12-2 0,7-3 0,0 1 0,-3 1 0,-7 3 0,-8 2 0,-8 1 0,-5 2 0,-6 0 0,-4 0 0</inkml:trace>
+  <inkml:trace contextRef="#ctx0" brushRef="#br0" timeOffset="1860.07">1594 1131 24575,'0'0'0,"8"-2"0,12-3 0,10-6 0,11-7 0,8-5 0,2-4 0,3-2 0,-3 1 0,-10 4 0,-11 7-8191</inkml:trace>
+  <inkml:trace contextRef="#ctx0" brushRef="#br0" timeOffset="2339.41">2203 884 24575,'0'0'0,"0"8"0,1 9 0,1-1 0,0 1 0,1-1 0,1 0 0,0 0 0,1 0 0,8 15 0,-1-5 0,1-1 0,0-1 0,25 32 0,-36-53 0,0 0 0,1 1 0,0-1 0,-1 0 0,1-1 0,0 1 0,1-1 0,-1 1 0,0-1 0,1 0 0,-1 0 0,1 0 0,-1-1 0,1 1 0,0-1 0,0 0 0,0 0 0,0 0 0,0 0 0,0-1 0,0 0 0,7 0 0,-3-1 0,0-1 0,-1 0 0,1-1 0,-1 1 0,1-1 0,-1-1 0,0 1 0,-1-1 0,1 0 0,11-10 0,-6 3 0,0 0 0,0 0 0,-1-1 0,-1-1 0,0 0 0,14-24 0,-9 10 0,-2-1 0,16-47 0,-29 74 0,1 0 0,-1 0 0,0 0 0,1 0 0,-1 0 0,0 0 0,1 0 0,-1 0 0,1 0 0,0 0 0,-1 0 0,1 0 0,0 0 0,0 0 0,-1 1 0,1-1 0,0 0 0,0 1 0,1-1 0,-2 1 0,1-1 0,0 2 0,-1-1 0,1 0 0,0 0 0,-1 0 0,1 0 0,0 0 0,-1 0 0,1 1 0,-1-1 0,1 0 0,-1 1 0,1-1 0,0 0 0,-1 1 0,1-1 0,-1 0 0,1 1 0,-1-1 0,0 1 0,1-1 0,0 2 0,4 5 0,0 1 0,-1-1 0,6 16 0,-4-11 0,8 16-117,7 16-507,32 47 0,-48-84-6202</inkml:trace>
+  <inkml:trace contextRef="#ctx0" brushRef="#br0" timeOffset="2834.75">2887 945 24575,'8'25'0,"9"28"0,40 78 0,-63-143 0,1 0 0,0 0 0,1 0 0,0-1 0,1 1 0,1-1 0,-2-21 0,3 26 0,1 0 0,1 0 0,-1 0 0,1 0 0,1 0 0,-1 0 0,1 0 0,1 1 0,-1-1 0,1 1 0,1 0 0,-1 0 0,1 0 0,1 0 0,8-11 0,-7 11 0,1 0 0,0 0 0,1 0 0,0 1 0,0 0 0,0 1 0,13-7 0,-18 10 0,1 1 0,-1-1 0,0 1 0,0 0 0,1 0 0,-1 0 0,0 1 0,1-1 0,-1 1 0,1 0 0,-1 0 0,1 0 0,-1 0 0,0 1 0,1-1 0,-1 1 0,1 0 0,-1 0 0,0 0 0,0 1 0,0-1 0,1 1 0,-1-1 0,4 5 0,6 5 0,-1 1 0,-1 1 0,0 0 0,-1 1 0,0 0 0,-1 0 0,9 19 0,44 112 0,-43-93-1365,-13-36-5461</inkml:trace>
+  <inkml:trace contextRef="#ctx0" brushRef="#br0" timeOffset="3502.25">3609 833 24575,'0'0'0,"0"0"0,0 0 0,-5-8 0,3 6 0,0-1 0,0 1 0,0-1 0,-1 1 0,1 0 0,-1 0 0,1 0 0,-1 0 0,0 0 0,1 1 0,-1-1 0,0 1 0,0 0 0,0 0 0,0 0 0,0 0 0,-1 0 0,1 1 0,0-1 0,0 1 0,-7 0 0,8 0 0,-1 1 0,0 0 0,0 0 0,1 0 0,-1 0 0,1 0 0,-1 0 0,1 1 0,-1-1 0,1 1 0,0 0 0,-1 0 0,1 0 0,0 0 0,1 0 0,-1 0 0,0 0 0,0 1 0,1-1 0,-1 1 0,1-1 0,0 1 0,0-1 0,0 1 0,-1 4 0,0 2 0,1-1 0,0 1 0,0 0 0,1-1 0,0 1 0,1 0 0,-1-1 0,2 1 0,-1-1 0,1 1 0,1-1 0,-1 1 0,7 11 0,-6-12 0,0-1 0,1-1 0,0 1 0,0 0 0,1-1 0,-1 0 0,2 0 0,-1 0 0,0 0 0,1-1 0,0 0 0,0-1 0,1 1 0,0-1 0,9 5 0,-6-6 0,0 1 0,0-2 0,1 1 0,-1-1 0,1-1 0,0 0 0,-1 0 0,1-1 0,0-1 0,-1 0 0,1 0 0,0-1 0,-1 0 0,1-1 0,-1 0 0,19-9 0,-17 6 0,-1-1 0,0 0 0,0 0 0,0-1 0,-1-1 0,-1 0 0,1 0 0,-1-1 0,-1 0 0,0 0 0,0-1 0,-1 0 0,8-17 0,-4 5 0,-1-1 0,-2 0 0,0-1 0,-1 1 0,-2-1 0,0-1 0,-2 1 0,0-28 0,-3 68 0,5 160 0,-2-153 0,0 0 0,1-1 0,2 1 0,0-1 0,1 0 0,1-1 0,1 0 0,16 27 0,-19-37 0,1-1 0,0-1 0,0 1 0,0-1 0,1 0 0,0-1 0,1 0 0,0 0 0,0-1 0,0 0 0,1-1 0,0 0 0,0 0 0,0-1 0,1 0 0,-1-1 0,1 0 0,16 2 0,-1-3-1365,-7-2-5461</inkml:trace>
+  <inkml:trace contextRef="#ctx0" brushRef="#br0" timeOffset="3908.02">3933 945 24575,'18'-5'0,"191"-58"0,-53 14 0,-152 47 0,1 1 0,-1 0 0,1 0 0,-1 0 0,1 0 0,0 1 0,-1 0 0,8 0 0,-10 1 0,0 0 0,0-1 0,0 1 0,-1 0 0,1 0 0,-1 0 0,1 0 0,0 0 0,-1 1 0,0-1 0,1 0 0,-1 1 0,0-1 0,0 1 0,0 0 0,0-1 0,0 1 0,0 0 0,0-1 0,0 1 0,-1 0 0,1 0 0,0 2 0,125 318-1365,-119-308-5461</inkml:trace>
+  <inkml:trace contextRef="#ctx0" brushRef="#br0" timeOffset="4089.49">4395 522 24575,'0'0'0,"0"0"0,0 0 0,0 0 0</inkml:trace>
+  <inkml:trace contextRef="#ctx0" brushRef="#br0" timeOffset="4644.42">4792 946 24575,'0'11'0,"2"-1"0,-1 1 0,1-1 0,1 0 0,0 1 0,0-1 0,1 0 0,0-1 0,1 1 0,0-1 0,1 0 0,0 0 0,0 0 0,1-1 0,12 12 0,-10-10 0,2-1 0,0 0 0,0 0 0,0-1 0,1-1 0,1 0 0,-1 0 0,1-1 0,0-1 0,0 0 0,16 3 0,-24-7 0,0 0 0,0 0 0,0-1 0,0 0 0,1 0 0,-1 0 0,0-1 0,0 0 0,0 0 0,0 0 0,-1-1 0,1 1 0,0-1 0,0 0 0,-1 0 0,1-1 0,-1 0 0,0 1 0,0-2 0,0 1 0,0 0 0,0-1 0,-1 1 0,0-1 0,1 0 0,-1 0 0,-1-1 0,1 1 0,-1 0 0,1-1 0,-1 0 0,-1 1 0,1-1 0,-1 0 0,1 0 0,-1 0 0,-1 0 0,1 0 0,-1 0 0,0 0 0,0 0 0,0-1 0,-1 1 0,0 0 0,-1-6 0,-1 3 0,0-1 0,-1 1 0,1 0 0,-1 0 0,-1 0 0,0 1 0,0-1 0,0 1 0,-1 1 0,0-1 0,0 1 0,-1 0 0,0 0 0,0 1 0,0 0 0,-1 0 0,1 0 0,-1 1 0,-14-5 0,8 3 0,-1 1 0,0 1 0,0 0 0,0 1 0,0 1 0,0 0 0,-1 1 0,1 1 0,0 0 0,-25 4 0,28-1 0,-1 0 0,1 1 0,0 0 0,0 1 0,1 1 0,0 0 0,-17 11 0,24-15 0,1 1 0,0-1 0,0 1 0,1-1 0,-1 1 0,1 0 0,-1 0 0,1 1 0,0-1 0,0 0 0,0 1 0,-2 5 0,4-6 0,-1-1 0,1 1 0,0-1 0,0 1 0,0-1 0,0 1 0,0-1 0,0 1 0,1-1 0,-1 0 0,1 1 0,0-1 0,0 1 0,0-1 0,0 0 0,0 0 0,0 1 0,1-1 0,-1 0 0,1 0 0,2 3 0,5 3-1365,-1-2-5461</inkml:trace>
+  <inkml:trace contextRef="#ctx0" brushRef="#br0" timeOffset="5170.13">5240 772 24575,'0'0'0,"3"11"0,6 30 0,3 1 0,1-2 0,2 0 0,2 0 0,1-2 0,40 61 0,-46-88 0,-11-11 0,-1 0 0,0 0 0,1 0 0,-1-1 0,0 1 0,1 0 0,-1 0 0,0 0 0,1-1 0,-1 1 0,0 0 0,0 0 0,1-1 0,-1 1 0,0 0 0,0-1 0,1 1 0,-1 0 0,0-1 0,0 1 0,0 0 0,0-1 0,0 1 0,0 0 0,1-1 0,-1 1 0,0-1 0,2-39 0,-2 25 0,3-8 0,1 0 0,0 1 0,15-42 0,-14 52 0,0 1 0,0 0 0,1 0 0,0 0 0,0 1 0,2 0 0,-1 0 0,1 1 0,9-9 0,-14 16 0,-1 0 0,0 0 0,0 1 0,1-1 0,-1 1 0,0-1 0,1 1 0,0 0 0,-1 0 0,1 0 0,0 0 0,-1 1 0,1-1 0,0 1 0,0 0 0,-1-1 0,1 1 0,0 1 0,0-1 0,3 1 0,-1 0 0,-1 1 0,1-1 0,0 1 0,-1 1 0,1-1 0,-1 0 0,0 1 0,1 0 0,-1 0 0,5 6 0,4 5 0,-1 0 0,0 1 0,-1 0 0,-1 1 0,9 17 0,11 32 1,-3 1 0,26 97-1,-15-44-1367,-28-88-5459</inkml:trace>
+  <inkml:trace contextRef="#ctx0" brushRef="#br0" timeOffset="6143.99">4903 2066 24575,'0'0'0,"0"0"0,0 0 0,-11-3 0,-3 2 0,-1 0 0,0 1 0,0 0 0,0 2 0,0-1 0,0 2 0,1 0 0,-1 1 0,1 0 0,0 1 0,0 1 0,1 0 0,-1 1 0,1 0 0,1 1 0,-22 17 0,30-22 0,1 0 0,0 0 0,0 1 0,0-1 0,0 1 0,1 0 0,-1-1 0,1 1 0,0 1 0,0-1 0,1 0 0,-1 0 0,1 1 0,0-1 0,0 0 0,0 1 0,1-1 0,0 1 0,-1-1 0,2 1 0,-1-1 0,0 1 0,1-1 0,0 1 0,0-1 0,0 1 0,1-1 0,-1 0 0,1 0 0,0 0 0,0 0 0,1 0 0,-1 0 0,1 0 0,0-1 0,0 1 0,0-1 0,0 0 0,0 0 0,1 0 0,-1 0 0,1-1 0,0 1 0,0-1 0,0 0 0,7 2 0,2 0 0,0 0 0,0-1 0,0-1 0,1 0 0,-1-1 0,0 0 0,1-1 0,25-4 0,108-24 0,-134 25 0,139-41-1365,-123 33-5461</inkml:trace>
+  <inkml:trace contextRef="#ctx0" brushRef="#br0" timeOffset="7177.46">5538 2126 24575,'-30'-14'0,"11"4"0,2 0 0,-1 1 0,0 1 0,-1 1 0,1 1 0,-28-6 0,42 11 0,0 0 0,-1 1 0,1 0 0,0 0 0,0 0 0,-1 0 0,1 1 0,0-1 0,0 1 0,0 0 0,-1 1 0,1-1 0,0 1 0,1 0 0,-1-1 0,0 2 0,0-1 0,1 0 0,-1 1 0,1 0 0,0 0 0,0 0 0,0 0 0,0 0 0,1 0 0,-1 1 0,1-1 0,0 1 0,0 0 0,-3 8 0,-1 0 0,2 1 0,-1 0 0,2 0 0,0 0 0,0 1 0,1-1 0,1 1 0,0 0 0,1-1 0,2 23 0,-1-34 0,-1 0 0,0-1 0,1 1 0,0 0 0,-1 0 0,1 0 0,0-1 0,0 1 0,0 0 0,0-1 0,0 1 0,0-1 0,1 1 0,-1-1 0,0 0 0,1 1 0,-1-1 0,1 0 0,-1 0 0,1 0 0,0 0 0,2 1 0,0-1 0,0 0 0,0 0 0,0-1 0,0 1 0,0-1 0,0 0 0,0 0 0,0-1 0,0 1 0,6-2 0,3-2 0,1 0 0,-1-1 0,1 0 0,-1-1 0,13-9 0,-8 2 0,-1 0 0,0-1 0,-1-1 0,27-32 0,3-3 0,-46 50 0,0-1 0,1 0 0,-1 1 0,1-1 0,-1 0 0,1 1 0,-1-1 0,1 1 0,-1-1 0,1 1 0,0-1 0,-1 1 0,1-1 0,0 1 0,-1 0 0,1-1 0,0 1 0,-1 0 0,1 0 0,0-1 0,0 1 0,-1 0 0,1 0 0,0 0 0,0 0 0,-1 0 0,1 0 0,0 0 0,0 0 0,-1 0 0,1 1 0,0-1 0,0 0 0,-1 0 0,1 1 0,0-1 0,-1 0 0,1 1 0,0-1 0,-1 1 0,1-1 0,0 1 0,-1-1 0,1 1 0,-1-1 0,1 2 0,2 3 0,0 1 0,0 0 0,-1 0 0,0 0 0,2 8 0,-3-9 0,0 0 0,0-1 0,1 1 0,-1 0 0,1-1 0,5 9 0,-4-11 0,-1-1 0,0 1 0,1-1 0,-1 1 0,0-1 0,1 0 0,0 0 0,-1 0 0,1 0 0,0-1 0,-1 1 0,1-1 0,0 0 0,0 1 0,0-1 0,-1 0 0,1-1 0,0 1 0,0 0 0,0-1 0,-1 0 0,1 1 0,4-3 0,3 0 0,-1-1 0,1-1 0,-1 1 0,0-1 0,10-8 0,-4 1 0,-1-1 0,-1 0 0,0-1 0,-1 0 0,0-1 0,-1-1 0,-1 1 0,0-2 0,-2 0 0,1 0 0,6-22 0,-5 9 0,-1 1 0,-2-1 0,-1-1 0,-1 0 0,-2 1 0,0-36 0,-3 59 0,-1-30 0,1 35 0,0 1 0,0-1 0,-1 1 0,1-1 0,0 0 0,0 1 0,-1-1 0,1 1 0,-1-1 0,0 1 0,1-1 0,-1 1 0,0 0 0,0-1 0,0 1 0,-1-2 0,0 33 0,15 77 0,33 123 0,-44-219 0,1 0 0,1 0 0,-1-1 0,2 1 0,-1-1 0,2 0 0,-1-1 0,1 1 0,1-1 0,7 9 0,-10-14 0,0-1 0,0 1 0,0-1 0,0 0 0,1-1 0,-1 1 0,1-1 0,0 1 0,0-1 0,-1-1 0,1 1 0,0-1 0,1 0 0,-1 0 0,0 0 0,0-1 0,0 1 0,1-1 0,-1-1 0,0 1 0,0-1 0,0 0 0,9-2 0,-6 0 0,0-1 0,0 1 0,0-1 0,0-1 0,-1 0 0,0 0 0,0 0 0,0-1 0,-1 0 0,1 0 0,-1-1 0,-1 1 0,1-1 0,-1-1 0,-1 1 0,1-1 0,4-10 0,4-11 0,-1 0 0,-2-1 0,10-45 0,-9 28 0,-2 0 0,-2 0 0,-2-1 0,-2-69 0,-2 131 0,1 25 0,2 1 0,10 39 0,-11-65 0,1-1 0,0 1 0,1-1 0,1 1 0,0-1 0,1-1 0,0 1 0,1-1 0,0-1 0,12 13 0,-10-15-76,0 0 1,0 0-1,1-1 0,0-1 0,0 0 0,1 0 0,0-1 0,1 0 1,-1-1-1,1-1 0,0 0 0,0-1 0,0 0 0,0-1 1,1 0-1,-1-1 0,16-1 0,0-2-6750</inkml:trace>
+</inkml:ink>
+</file>
+
+<file path=word/ink/ink15.xml><?xml version="1.0" encoding="utf-8"?>
+<inkml:ink xmlns:inkml="http://www.w3.org/2003/InkML">
+  <inkml:definitions>
+    <inkml:context xml:id="ctx0">
+      <inkml:inkSource xml:id="inkSrc0">
+        <inkml:traceFormat>
+          <inkml:channel name="X" type="integer" min="-2.14748E9" max="2.14748E9" units="cm"/>
+          <inkml:channel name="Y" type="integer" min="-2.14748E9" max="2.14748E9" units="cm"/>
+          <inkml:channel name="F" type="integer" max="32767" units="dev"/>
+        </inkml:traceFormat>
+        <inkml:channelProperties>
+          <inkml:channelProperty channel="X" name="resolution" value="1000" units="1/cm"/>
+          <inkml:channelProperty channel="Y" name="resolution" value="1000" units="1/cm"/>
+          <inkml:channelProperty channel="F" name="resolution" value="0" units="1/dev"/>
+        </inkml:channelProperties>
+      </inkml:inkSource>
+      <inkml:timestamp xml:id="ts0" timeString="2026-06-11T14:57:20.377"/>
+    </inkml:context>
+    <inkml:brush xml:id="br0">
+      <inkml:brushProperty name="width" value="0.035" units="cm"/>
+      <inkml:brushProperty name="height" value="0.035" units="cm"/>
+      <inkml:brushProperty name="color" value="#E71224"/>
+    </inkml:brush>
+  </inkml:definitions>
+  <inkml:trace contextRef="#ctx0" brushRef="#br0">549 15 24575,'4'0'0,"0"1"0,1-1 0,-1-1 0,1 1 0,-1-1 0,0 1 0,6-3 0,8 0 0,0 0 0,-4 1 0,0 1 0,0 0 0,0 1 0,20 2 0,-33-2 0,0 1 0,0-1 0,0 1 0,0 0 0,0-1 0,0 1 0,0 0 0,0 0 0,0 0 0,0 0 0,-1 0 0,1 0 0,0 0 0,-1 0 0,1 0 0,-1 0 0,1 0 0,-1 0 0,0 0 0,1 1 0,-1-1 0,0 0 0,0 0 0,0 2 0,4 35 0,-4-30 0,11 567 0,-3-101 0,26-4 0,37-41 0,-25-181 0,-42-225 0,-1-1 0,-1 1 0,-1 0 0,-2 25 0,0-39 0,0-1 0,-1 0 0,0 1 0,0-1 0,-1 0 0,0 0 0,0 0 0,-1 0 0,0 0 0,0-1 0,-1 0 0,0 0 0,0 0 0,-7 6 0,-1-1 0,-1-1 0,0-1 0,0 0 0,-1-1 0,0 0 0,-1-1 0,0-1 0,-34 10 0,21-8 0,-1-3 0,0 0 0,-1-2 0,-40 1 0,41-6-85,0-1 0,1-2-1,-1 0 1,1-2 0,0-2-1,0 0 1,1-2 0,1-1-1,-1-2 1,2 0 0,0-2-1,0 0 1,2-2 0,0-1-1,-27-26 1,17 12-6741</inkml:trace>
+  <inkml:trace contextRef="#ctx0" brushRef="#br0" timeOffset="572.92">349 91 24575,'0'0'0,"9"2"0,11 1 0,12 0 0,10-3 0,8-2 0,-2 1 0,-7-3 0,-9 0 0,-10 0 0,-8 1-8191</inkml:trace>
+  <inkml:trace contextRef="#ctx0" brushRef="#br0" timeOffset="1639.29">1320 1024 24575,'42'-16'0,"-2"-2"0,0-1 0,-1-3 0,0-1 0,49-40 0,-82 58 0,-1 1 0,0-1 0,0 0 0,0 0 0,0 0 0,-1-1 0,0 1 0,0-1 0,-1 0 0,0 0 0,0-1 0,4-9 0,-7 12 0,1 1 0,-1-1 0,1 1 0,-1 0 0,0-1 0,-1 1 0,1-1 0,0 1 0,-1-1 0,0 1 0,0 0 0,0-1 0,0 1 0,-1 0 0,1 0 0,-1 0 0,1 0 0,-1 0 0,0 0 0,-1 1 0,1-1 0,0 1 0,-1-1 0,1 1 0,-1 0 0,0 0 0,-3-2 0,1 0 0,-1 0 0,0 0 0,0 1 0,0 0 0,0 0 0,0 1 0,-1 0 0,1 0 0,-1 0 0,1 1 0,-1 0 0,0 0 0,1 1 0,-1 0 0,0 0 0,0 0 0,1 1 0,-1 0 0,0 1 0,1-1 0,-1 1 0,1 0 0,0 1 0,-12 6 0,9-4 0,0 1 0,0 0 0,1 1 0,0 0 0,1 0 0,0 0 0,0 1 0,0 0 0,1 1 0,0 0 0,1 0 0,0 0 0,0 0 0,1 1 0,-6 16 0,3 7 0,0-1 0,3 2 0,0-1 0,2 0 0,2 1 0,3 36 0,7 19 0,23 92 0,77 209 0,-73-271 0,-36-117-64,0 4-152,1 0-1,0-1 0,-1 1 0,0 0 0,0 6 0</inkml:trace>
+  <inkml:trace contextRef="#ctx0" brushRef="#br0" timeOffset="2275.43">998 1433 24575,'0'0'0,"21"-9"0,-9 3 0,67-29 0,137-68 0,-176 82 0,-2-3 0,0-1 0,44-38 0,-80 61 0,0 0 0,-1 1 0,0-1 0,1 1 0,0 0 0,-1-1 0,1 1 0,0 0 0,0 0 0,-1 0 0,1 0 0,3 0 0,-4 1 0,0 1 0,-1-1 0,1 1 0,0-1 0,0 1 0,0 0 0,0-1 0,-1 1 0,1 0 0,0-1 0,-1 1 0,1 0 0,0 0 0,-1 0 0,1 0 0,-1 0 0,0 0 0,1-1 0,-1 1 0,0 0 0,1 0 0,-1 0 0,0 0 0,0 0 0,0 2 0,5 11 0,0 0 0,1 0 0,0-1 0,1 0 0,0 0 0,1-1 0,1 1 0,0-2 0,1 1 0,15 13 0,-21-21 0,1 0 0,0 0 0,-1 0 0,2 0 0,-1-1 0,0 0 0,1 0 0,-1-1 0,1 1 0,0-1 0,0 0 0,0-1 0,0 0 0,0 0 0,0 0 0,0 0 0,0-1 0,0 0 0,0 0 0,1-1 0,-1 0 0,0 0 0,0 0 0,0-1 0,0 0 0,-1 0 0,9-4 0,-8 2 0,-1 1 0,1-1 0,-1 0 0,0 0 0,-1 0 0,1-1 0,-1 0 0,1 0 0,5-9 0,-1-3 0,15-33 0,-2 2 0,-22 48 0,0-1 0,1 1 0,-1-1 0,0 1 0,0-1 0,1 1 0,-1 0 0,0-1 0,1 1 0,-1 0 0,0-1 0,1 1 0,-1 0 0,1-1 0,-1 1 0,1 0 0,-1 0 0,0-1 0,1 1 0,-1 0 0,1 0 0,-1 0 0,1 0 0,-1 0 0,1 0 0,-1 0 0,1 0 0,-1 0 0,1 0 0,-1 0 0,1 0 0,-1 0 0,1 0 0,-1 0 0,1 0 0,-1 0 0,1 1 0,-1-1 0,1 0 0,-1 0 0,1 1 0,-1-1 0,0 0 0,1 1 0,-1-1 0,0 0 0,1 1 0,-1-1 0,0 0 0,1 1 0,-1-1 0,0 1 0,19 27 0,-18-26 0,39 79-103,-22-43 178,2 0 1,30 44-1,-43-73-181,0 1 0,0-2-1,1 1 1,0-1 0,1 0-1,-1-1 1,2 0 0,-1 0 0,1-1-1,0-1 1,0 1 0,0-1-1,13 3 1,-1-3-6720</inkml:trace>
+  <inkml:trace contextRef="#ctx0" brushRef="#br0" timeOffset="2759.63">2230 1073 24575,'0'0'0,"-2"10"0,1 32 0,2 0 0,1 0 0,3 0 0,10 45 0,-12-68 0,-7-42 0,-4-19 0,-2-55 0,9 85 0,1 1 0,0-1 0,1 1 0,0-1 0,1 1 0,0 0 0,0-1 0,2 1 0,-1 0 0,9-16 0,-10 24 0,-1 1 0,1-1 0,-1 1 0,1 0 0,0 0 0,0 0 0,0 0 0,0 0 0,0 0 0,0 0 0,1 1 0,-1-1 0,1 1 0,-1-1 0,1 1 0,-1 0 0,1 0 0,0 0 0,4 0 0,-2 1 0,-1 0 0,1 0 0,0 0 0,0 0 0,-1 1 0,1 0 0,0 0 0,-1 1 0,1-1 0,7 4 0,4 4 0,0 0 0,-1 2 0,0-1 0,-1 2 0,14 13 0,0 4 0,-1 1 0,-1 1 0,-2 2 0,-2 0 0,-1 2 0,-1 0 0,-2 1 0,-2 1 0,-1 0 0,11 43 0,-18-33-1365,-7-34-5461</inkml:trace>
+  <inkml:trace contextRef="#ctx0" brushRef="#br0" timeOffset="3395.94">2976 1073 24575,'0'0'0,"0"0"0,0 0 0,0 0 0,-7 0 0,2 1 0,0 0 0,1 0 0,-1 0 0,0 1 0,1-1 0,0 1 0,-1 0 0,1 0 0,0 1 0,0-1 0,0 1 0,0 0 0,1 0 0,-1 1 0,1-1 0,0 0 0,-1 1 0,2 0 0,-1 0 0,0 0 0,1 0 0,0 0 0,0 1 0,-2 4 0,2-3 0,0 1 0,0 0 0,1-1 0,-1 1 0,2 0 0,-1 0 0,1 0 0,0 0 0,0 0 0,0 0 0,1 0 0,1 0 0,-1-1 0,1 1 0,0 0 0,3 6 0,-2-7 0,0 1 0,1-1 0,0 0 0,0 0 0,0 0 0,1-1 0,0 0 0,0 1 0,0-2 0,0 1 0,1-1 0,0 1 0,0-2 0,0 1 0,1-1 0,-1 0 0,1 0 0,-1 0 0,13 2 0,-7-3 0,-1-1 0,0 0 0,1-1 0,-1 0 0,1-1 0,-1 0 0,0-1 0,0 0 0,0-1 0,0 0 0,20-9 0,-9 2 0,-1-2 0,0 0 0,0-2 0,-1 0 0,-1-1 0,-1-1 0,0 0 0,-1-2 0,0 0 0,-2-1 0,0 0 0,17-31 0,-8 7 0,-2-1 0,-2-1 0,-2-1 0,-2 0 0,12-59 0,-16 264 0,-10-137 0,2-1 0,0 0 0,1 0 0,1 0 0,1-1 0,15 30 0,-18-42 0,1 1 0,1 0 0,0-1 0,0 0 0,0 0 0,1-1 0,0 0 0,0 0 0,1 0 0,0-1 0,0 0 0,1-1 0,-1 0 0,1 0 0,0-1 0,11 4 0,-15-7-59,1 0 0,0 0-1,0 0 1,-1-1-1,1 1 1,0-1 0,0-1-1,-1 1 1,1-1 0,0 0-1,-1 0 1,1-1 0,-1 0-1,1 0 1,-1 0-1,0-1 1,0 1 0,0-1-1,0 0 1,0-1 0,-1 1-1,7-7 1,3-2-6767</inkml:trace>
+  <inkml:trace contextRef="#ctx0" brushRef="#br0" timeOffset="3631.55">3486 999 24575,'0'0'0,"0"0"0,0 0 0,0 0 0,0 0 0,14-6 0,19-9 0,5-2 0,6-3 0,5-6 0,2-5 0,-1-4 0,-9 2 0,-11 8-8191</inkml:trace>
+  <inkml:trace contextRef="#ctx0" brushRef="#br0" timeOffset="3841.29">4072 774 24575,'0'0'0,"0"0"0,0 0 0,0 0 0,0 0 0,4 11 0,8 16 0,6 13 0,4 12 0,5 5 0,0 1 0,-1-3 0,-2-9 0,-4-7 0,-4-9 0,-6-10 0,-4-7-8191</inkml:trace>
+  <inkml:trace contextRef="#ctx0" brushRef="#br0" timeOffset="4014.7">3972 539 24575,'0'0'0,"0"0"0,0 0 0,0 0 0,0 0 0</inkml:trace>
+  <inkml:trace contextRef="#ctx0" brushRef="#br0" timeOffset="4559.36">4406 887 24575,'16'28'0,"2"1"0,1-2 0,1 0 0,1-2 0,1 0 0,2-1 0,37 29 0,-51-45 0,1-1 0,-1 0 0,2-1 0,-1 0 0,1-1 0,0 0 0,0-1 0,0 0 0,0-1 0,1 0 0,0-1 0,21 1 0,-27-2 0,1-2 0,-1 1 0,0-1 0,1 0 0,-1-1 0,0 1 0,0-2 0,0 1 0,0-1 0,0 0 0,0 0 0,-1-1 0,1 1 0,-1-2 0,0 1 0,0-1 0,-1 0 0,1 0 0,-1 0 0,0-1 0,-1 0 0,9-12 0,-10 11 0,1 0 0,-1 0 0,0-1 0,0 1 0,-1-1 0,0 1 0,0-1 0,-1 0 0,0 0 0,0 0 0,-1 0 0,0 0 0,0 1 0,-1-1 0,0 0 0,0 0 0,-1 0 0,0 1 0,-1-1 0,1 1 0,-2-1 0,1 1 0,-1 0 0,0 0 0,0 0 0,-5-5 0,0 1 0,1 2 0,-1-1 0,0 1 0,-1 0 0,0 1 0,0 0 0,-1 1 0,0 0 0,-1 1 0,1 0 0,-1 0 0,0 2 0,0-1 0,-1 1 0,-16-2 0,8 3 0,0 2 0,0 0 0,0 1 0,0 1 0,0 1 0,0 1 0,0 1 0,1 0 0,-1 2 0,1 0 0,0 2 0,1 0 0,0 1 0,0 1 0,-18 13 0,31-19-105,1 1 0,-1-1 0,1 1 0,0 0 0,1 1 0,-1-1 0,1 1 0,0 0 0,0 0 0,1 1 0,-1-1 0,-2 9 0,5-8-6721</inkml:trace>
+  <inkml:trace contextRef="#ctx0" brushRef="#br0" timeOffset="5064.05">5005 688 24575,'2'10'0,"21"65"0,-10-28 0,39 88 0,-52-135 0,0 1 0,0-1 0,0 0 0,0 1 0,0-1 0,0 0 0,0 1 0,0-1 0,0 0 0,0 1 0,0-1 0,1 0 0,-1 1 0,0-1 0,0 0 0,0 1 0,0-1 0,1 0 0,-1 0 0,0 1 0,0-1 0,1 0 0,-1 0 0,0 0 0,1 1 0,-1-1 0,0 0 0,1 0 0,-1 0 0,0 0 0,1 1 0,-1-1 0,0 0 0,1 0 0,-1 0 0,0 0 0,1 0 0,-1 0 0,0 0 0,1 0 0,-1 0 0,0 0 0,1 0 0,-1 0 0,0-1 0,1 1 0,6-20 0,-3-30 0,-5-51 0,2-42 0,-1 142 0,0 1 0,0-1 0,0 1 0,0-1 0,0 1 0,0-1 0,0 1 0,0-1 0,0 1 0,0-1 0,0 1 0,1 0 0,-1-1 0,0 1 0,0-1 0,0 1 0,1-1 0,-1 1 0,0 0 0,0-1 0,1 1 0,-1 0 0,1-1 0,-1 1 0,0 0 0,1-1 0,-1 1 0,0 0 0,1 0 0,-1 0 0,1-1 0,-1 1 0,1 0 0,-1 0 0,1 0 0,-1 0 0,1 0 0,-1 0 0,1 0 0,-1 0 0,0 0 0,1 0 0,-1 0 0,1 0 0,-1 0 0,1 0 0,-1 0 0,1 0 0,-1 1 0,1-1 0,-1 0 0,1 1 0,24 15 0,-21-13 0,33 27 0,-2 1 0,0 2 0,49 63 0,-63-68 0,-1 2 0,-1 0 0,-2 1 0,-1 0 0,19 57 0,-6 17-1365,-25-84-5461</inkml:trace>
+  <inkml:trace contextRef="#ctx0" brushRef="#br0" timeOffset="6829.35">2788 2516 24575,'0'0'0,"0"0"0,0 0 0,0-8 0,-1-1 0,0 0 0,0 0 0,-1 0 0,0 0 0,-1 1 0,0-1 0,0 1 0,-7-13 0,8 18 0,0 0 0,0 1 0,0-1 0,0 1 0,-1 0 0,1 0 0,-1 0 0,1 0 0,-1 0 0,0 0 0,0 1 0,1-1 0,-1 1 0,0 0 0,0 0 0,-1 0 0,1 0 0,0 1 0,0-1 0,0 1 0,-1 0 0,1-1 0,0 2 0,0-1 0,0 0 0,-1 1 0,-3 0 0,-6 3 0,1 0 0,0 0 0,0 2 0,1-1 0,0 1 0,0 1 0,0 0 0,0 0 0,1 1 0,1 0 0,-1 1 0,1 0 0,1 1 0,0 0 0,-7 11 0,3-5 0,1 1 0,1 1 0,1 0 0,1 0 0,0 0 0,1 1 0,1 0 0,-7 39 0,12-48 0,1 1 0,0 0 0,0-1 0,1 1 0,0 0 0,1-1 0,0 1 0,1-1 0,0 0 0,1 1 0,6 12 0,-8-19 0,0 0 0,0 0 0,1 0 0,-1-1 0,1 1 0,0-1 0,0 1 0,0-1 0,0 0 0,0 0 0,1-1 0,-1 1 0,1-1 0,0 0 0,0 1 0,0-2 0,0 1 0,0 0 0,0-1 0,1 0 0,-1 0 0,0 0 0,1 0 0,-1-1 0,1 0 0,-1 0 0,0 0 0,1 0 0,8-2 0,-4-1 0,0-1 0,0 0 0,0 0 0,0-1 0,0 0 0,-1 0 0,0-1 0,0 0 0,-1-1 0,1 1 0,-2-2 0,1 1 0,-1-1 0,0 0 0,8-13 0,5-10 0,-2-1 0,-2 0 0,12-35 0,-9 14 0,-1-1 0,-4 0 0,-2-1 0,-2 0 0,3-79 0,-11 86 0,-2 1 0,-2-1 0,-3 1 0,-1 0 0,-2 1 0,-28-82 0,36 125 0,-1-2 0,0 0 0,0 0 0,0 0 0,0 0 0,-1 0 0,0 1 0,-4-6 0,7 10 0,0 0 0,0 0 0,0 0 0,0-1 0,0 1 0,0 0 0,-1 0 0,1 0 0,0 0 0,0-1 0,0 1 0,-1 0 0,1 0 0,0 0 0,0 0 0,0 0 0,-1 0 0,1 0 0,0-1 0,0 1 0,0 0 0,-1 0 0,1 0 0,0 0 0,0 0 0,-1 0 0,1 0 0,0 0 0,0 0 0,-1 0 0,1 0 0,0 0 0,0 1 0,0-1 0,-1 0 0,1 0 0,0 0 0,0 0 0,-1 0 0,1 1 0,-4 11 0,4 18 0,10 21 0,2-1 0,2 1 0,29 67 0,-27-76 0,71 183 0,103 316 0,-181-505-1365,-4-11-5461</inkml:trace>
+  <inkml:trace contextRef="#ctx0" brushRef="#br0" timeOffset="7543.82">3150 2503 24575,'14'-5'0,"-1"-1"0,21-4 0,9-3 0,-31 8 0,52-22 0,-60 24 0,0 1 0,1-1 0,-1 1 0,-1-1 0,1 0 0,0-1 0,-1 1 0,1-1 0,-1 1 0,0-1 0,4-6 0,-7 9 0,1-1 0,0 1 0,-1 0 0,1 0 0,-1 0 0,0-1 0,1 1 0,-1 0 0,0 0 0,0-1 0,0 1 0,0 0 0,0-1 0,0 1 0,0 0 0,0-1 0,0 1 0,-1 0 0,1 0 0,0-1 0,-1 1 0,1 0 0,-1 0 0,0 0 0,1 0 0,-1-1 0,0 1 0,0 0 0,0 0 0,1 0 0,-1 1 0,0-1 0,0 0 0,0 0 0,-1 0 0,1 1 0,0-1 0,0 0 0,0 1 0,0-1 0,-1 1 0,1 0 0,0-1 0,-3 1 0,0-2 0,-1 1 0,0 1 0,0-1 0,1 0 0,-1 1 0,0 0 0,0 0 0,0 1 0,0-1 0,0 1 0,-4 1 0,2 2 0,1-1 0,0 1 0,0 0 0,1 0 0,-1 0 0,1 1 0,0 0 0,0 0 0,0 1 0,1-1 0,-1 1 0,2 0 0,-1 0 0,1 0 0,-1 1 0,2-1 0,-4 10 0,0 1 0,1 0 0,1 0 0,0 1 0,1 0 0,0 32 0,3-40 0,0 0 0,1-1 0,1 1 0,-1 0 0,2-1 0,-1 1 0,1-1 0,1 0 0,0 0 0,0 0 0,0-1 0,1 1 0,1-1 0,10 13 0,-11-16 0,0 0 0,0 0 0,0-1 0,1 0 0,0 0 0,-1 0 0,1 0 0,1-1 0,-1 0 0,0-1 0,1 1 0,-1-1 0,1 0 0,0-1 0,0 0 0,0 0 0,-1 0 0,1-1 0,0 0 0,0 0 0,11-2 0,-5-1 0,0-1 0,-1 0 0,0-1 0,1 0 0,-2-1 0,1 0 0,-1-1 0,0 0 0,0-1 0,-1 0 0,0 0 0,0-1 0,-1-1 0,0 0 0,-1 0 0,0 0 0,7-13 0,3-7 0,-1-1 0,-2-1 0,-1 0 0,-2-1 0,11-42 0,-9 19 0,14-110 0,-26 139 0,-1 0 0,-1 1 0,-1-1 0,-1 0 0,-1 0 0,-10-36 0,10 55 0,0 0 0,0 0 0,0 0 0,-1 1 0,-6-9 0,10 16 0,0-1 0,-1 0 0,1 0 0,-1 0 0,1 1 0,-1-1 0,1 0 0,-1 0 0,1 1 0,-1-1 0,0 0 0,1 1 0,-1-1 0,0 1 0,0-1 0,1 1 0,-1-1 0,0 1 0,0 0 0,0-1 0,0 1 0,0 0 0,0 0 0,1-1 0,-1 1 0,0 0 0,0 0 0,0 0 0,0 0 0,0 0 0,0 0 0,0 1 0,0-1 0,0 0 0,1 0 0,-1 1 0,0-1 0,0 0 0,0 1 0,0-1 0,1 1 0,-1-1 0,0 1 0,0-1 0,1 1 0,-1 0 0,0-1 0,1 1 0,-1 0 0,1-1 0,-1 1 0,1 0 0,-1 0 0,1 0 0,0 0 0,-1-1 0,1 3 0,-3 4 0,0 1 0,0 0 0,1 0 0,0 0 0,1 0 0,0 0 0,0 0 0,1 0 0,0 0 0,0 0 0,1 1 0,1 8 0,5 19 0,14 47 0,-20-80 0,124 337 0,-81-234 0,60 220 0,-98-298-1365,-4-9-5461</inkml:trace>
+  <inkml:trace contextRef="#ctx0" brushRef="#br0" timeOffset="7767.8">3562 2541 24575,'0'0'0,"0"0"0,0 0 0,6-2 0,11-3 0,10-4 0,12-8 0,10-5 0,-4 0 0,4-4 0,3-3 0,4-1 0,-8 5 0,-11 6-8191</inkml:trace>
+  <inkml:trace contextRef="#ctx0" brushRef="#br0" timeOffset="7940.29">4196 2169 24575,'0'0'0,"0"0"0,0 0 0,0 0 0,0 0 0,0 6 0,2 11 0,3 11 0,5 11 0,2 7 0,2 7 0,1 0 0,-3-8 0,-3-12 0,-4-10 0,-1-9 0,-3-6-8191</inkml:trace>
+  <inkml:trace contextRef="#ctx0" brushRef="#br0" timeOffset="8117.12">4120 1856 24575,'0'0'0,"0"0"0</inkml:trace>
+  <inkml:trace contextRef="#ctx0" brushRef="#br0" timeOffset="8768.34">4344 2019 24575,'4'10'0,"24"56"0,4-1 0,3-1 0,2-2 0,50 62 0,-86-132 0,-9-24 0,-8-47 0,16 63 0,0 1 0,1 0 0,0 0 0,1 0 0,1 0 0,8-27 0,-8 33 0,0 0 0,1 0 0,0 0 0,1 1 0,0 0 0,0-1 0,1 2 0,0-1 0,0 1 0,0 0 0,15-12 0,-18 17 0,1 0 0,0 0 0,0 1 0,0-1 0,0 1 0,1-1 0,-1 2 0,0-1 0,1 0 0,-1 1 0,0-1 0,1 1 0,-1 1 0,0-1 0,1 0 0,-1 1 0,0 0 0,1 0 0,-1 0 0,0 1 0,0 0 0,6 3 0,10 5 0,0 1 0,-1 1 0,19 15 0,-26-19 0,12 10-124,0 1 0,-1 1 0,0 1 0,-2 1 0,-1 0 0,-1 2-1,-1 1 1,0 0 0,-2 1 0,23 51 0,-32-60-6702</inkml:trace>
+  <inkml:trace contextRef="#ctx0" brushRef="#br0" timeOffset="8973.36">5129 2180 24575,'0'0'0,"2"6"0,3 11 0,3 9 0,0 0 0,-2-5 0,-1-3 0,-2-6 0,-1-3-8191</inkml:trace>
+  <inkml:trace contextRef="#ctx0" brushRef="#br0" timeOffset="9130.14">4817 1757 24575,'0'0'0,"0"0"0</inkml:trace>
+  <inkml:trace contextRef="#ctx0" brushRef="#br0" timeOffset="9480.34">5340 1831 24575,'0'0'0,"0"3"0,12 49 0,1 0 0,3 0 0,34 72 0,-36-92 0,-2-2 0,1 0 0,2-2 0,25 39 0,-35-59 0,1-1 0,-1 0 0,1 0 0,1 0 0,-1-1 0,1 0 0,0 0 0,0-1 0,1 0 0,0 0 0,0-1 0,0 0 0,0 0 0,0-1 0,1 0 0,17 4 0,-22-7-62,1 0 0,0 0 0,0 0 0,-1-1 0,1 1 0,0-1 0,-1 0 0,1 0 0,-1-1 0,1 0 0,-1 1 0,0-1-1,1-1 1,-1 1 0,0-1 0,-1 1 0,1-1 0,0 0 0,-1-1 0,1 1 0,2-5 0,6-7-6764</inkml:trace>
+  <inkml:trace contextRef="#ctx0" brushRef="#br0" timeOffset="9704.23">5340 2106 24575,'0'0'0,"0"0"0,6 0 0,11-2 0,11-3 0,17-5 0,17-4 0,7-5 0,-5 1 0,-14 4 0,-13 1 0,-11 4 0,-10 3 0,-7 3-8191</inkml:trace>
+  <inkml:trace contextRef="#ctx0" brushRef="#br0" timeOffset="9928.31">5963 1883 24575,'0'0'0,"0"0"0,0 0 0,6 10 0,9 17 0,8 14 0,6 10 0,5 6 0,3 1 0,-1-5 0,-2-8 0,-5-8 0,-7-11 0,-7-11-8191</inkml:trace>
+  <inkml:trace contextRef="#ctx0" brushRef="#br0" timeOffset="10118.89">5926 1608 24575,'0'0'0</inkml:trace>
+  <inkml:trace contextRef="#ctx0" brushRef="#br0" timeOffset="10674.13">6261 1819 24575,'0'0'0,"0"0"0,7 25 0,3 24 0,-6-23 0,1-1 0,2 0 0,0 0 0,18 38 0,-23-58 0,0 0 0,1 0 0,0 0 0,0-1 0,0 0 0,1 1 0,-1-1 0,1 0 0,0-1 0,0 1 0,1-1 0,-1 0 0,1 0 0,-1 0 0,1 0 0,0-1 0,0 0 0,0 0 0,1 0 0,-1-1 0,0 1 0,0-1 0,1-1 0,-1 1 0,1-1 0,-1 0 0,10-1 0,-10 1 0,0-1 0,0 0 0,0 0 0,0 0 0,0 0 0,0-1 0,0 0 0,-1 0 0,1 0 0,0-1 0,-1 0 0,0 1 0,0-2 0,0 1 0,0 0 0,0-1 0,0 0 0,-1 1 0,0-1 0,0-1 0,0 1 0,0 0 0,-1-1 0,1 0 0,-1 1 0,-1-1 0,1 0 0,0 0 0,-1 0 0,0 0 0,-1 0 0,1 0 0,-1-1 0,0 1 0,0 0 0,0 0 0,-1 0 0,1 0 0,-2 0 0,1 0 0,-3-9 0,-2 4 0,1-1 0,-2 0 0,1 1 0,-2 1 0,1-1 0,-1 1 0,0 0 0,-1 1 0,0 0 0,-1 0 0,0 1 0,0 0 0,0 1 0,-1 0 0,0 0 0,0 2 0,0-1 0,-19-4 0,1 2 0,0 0 0,-1 2 0,1 2 0,-1 0 0,0 2 0,-42 4 0,58-2 30,0 1 0,0 0 0,-26 8 0,38-10-74,0 1 1,-1-1-1,1 1 0,0 0 1,0 0-1,0 0 0,0 0 1,1 0-1,-1 0 0,0 0 1,0 1-1,1-1 0,-1 1 1,0-1-1,1 1 0,0 0 0,-1-1 1,1 1-1,0 0 0,0 0 1,0 0-1,0 0 0,0 0 1,0 0-1,1 0 0,-1 0 1,1 0-1,0 1 0,-1-1 1,1 0-1,0 0 0,0 0 1,1 5-1,1 1-6782</inkml:trace>
+  <inkml:trace contextRef="#ctx0" brushRef="#br0" timeOffset="11214">6634 1633 24575,'0'0'0,"3"8"0,15 45 0,-3 0 0,12 71 0,-4-10 0,-18-107 0,-2-17 0,1-18 0,-4-32 0,-1 40 0,1 0 0,1 0 0,1 0 0,6-29 0,-7 44 0,1-1 0,-1 1 0,1 1 0,1-1 0,-1 0 0,1 0 0,-1 1 0,1 0 0,0-1 0,1 1 0,-1 0 0,1 1 0,0-1 0,0 1 0,0-1 0,0 1 0,1 0 0,-1 1 0,1-1 0,0 1 0,9-3 0,-6 2 0,0 0 0,1 1 0,0 1 0,-1-1 0,1 1 0,0 1 0,0 0 0,0 0 0,-1 0 0,1 1 0,0 1 0,0-1 0,10 5 0,-12-3 0,0 0 0,-1 0 0,1 0 0,-1 1 0,0 0 0,0 1 0,0-1 0,0 1 0,-1 0 0,0 0 0,0 1 0,0 0 0,-1 0 0,0 0 0,0 0 0,4 9 0,3 12 0,-1 0 0,-1 0 0,10 54 0,4 88 0,-20-139 0,0 3-1365,-1-9-5461</inkml:trace>
+</inkml:ink>
+</file>
+
+<file path=word/ink/ink16.xml><?xml version="1.0" encoding="utf-8"?>
+<inkml:ink xmlns:inkml="http://www.w3.org/2003/InkML">
+  <inkml:definitions>
+    <inkml:context xml:id="ctx0">
+      <inkml:inkSource xml:id="inkSrc0">
+        <inkml:traceFormat>
+          <inkml:channel name="X" type="integer" min="-2.14748E9" max="2.14748E9" units="cm"/>
+          <inkml:channel name="Y" type="integer" min="-2.14748E9" max="2.14748E9" units="cm"/>
+          <inkml:channel name="F" type="integer" max="32767" units="dev"/>
+        </inkml:traceFormat>
+        <inkml:channelProperties>
+          <inkml:channelProperty channel="X" name="resolution" value="1000" units="1/cm"/>
+          <inkml:channelProperty channel="Y" name="resolution" value="1000" units="1/cm"/>
+          <inkml:channelProperty channel="F" name="resolution" value="0" units="1/dev"/>
+        </inkml:channelProperties>
+      </inkml:inkSource>
+      <inkml:timestamp xml:id="ts0" timeString="2026-06-11T14:56:04.189"/>
+    </inkml:context>
+    <inkml:brush xml:id="br0">
+      <inkml:brushProperty name="width" value="0.035" units="cm"/>
+      <inkml:brushProperty name="height" value="0.035" units="cm"/>
+      <inkml:brushProperty name="color" value="#E71224"/>
+    </inkml:brush>
+  </inkml:definitions>
+  <inkml:trace contextRef="#ctx0" brushRef="#br0">0 1 24575,'12'2'0,"658"88"0,-456-69 0,404 25 0,-458-45 0,296-34 0,-256 7 0,-196 25-50,-1 1-1,0-1 1,0 0-1,0 0 0,0 0 1,0-1-1,0 1 1,-1-1-1,1 1 1,0-1-1,-1 0 0,1 0 1,-1 0-1,0 0 1,1-1-1,-1 1 1,0-1-1,0 1 0,-1-1 1,1 0-1,-1 1 1,1-1-1,-1 0 1,0 0-1,0 0 1,1-4-1,3-7-6775</inkml:trace>
+  <inkml:trace contextRef="#ctx0" brushRef="#br0" timeOffset="938.33">0 784 24575,'16'-7'0,"36"-11"0,1 1 0,66-10 0,115-10 0,-211 34 0,1090-92 0,-1007 89 0,403-6 0,-507 12-8,0 0 1,-1 0-1,1 0 0,0 0 0,-1 0 1,1 0-1,-1-1 0,1 1 0,0 0 1,-1-1-1,1 1 0,2-2 0,-4 1 13,0 1 0,0 0 0,0-1 0,1 1 0,-1 0 0,0-1 0,0 1 0,0 0 0,0-1 0,0 1 0,0 0 0,0-1 0,0 1 0,0 0 0,0-1-1,0 1 1,0 0 0,-1-1 0,1 1 0,0 0 0,0-1 0,0 1 0,0 0 0,0 0 0,-1-1 0,1 1 0,0 0 0,0-1 0,0 1 0,-1 0 0,1 0 0,0 0 0,-1-1-1,1 1 1,-1 0 0,-39-26-582,30 20-288,-4-2-5961</inkml:trace>
+  <inkml:trace contextRef="#ctx0" brushRef="#br0" timeOffset="2927.72">336 3259 24575,'0'0'0,"0"0"0,0 0 0,1-1 0,17-6 0,70-28 0,142-37 0,281-9 0,6 48 0,-23 12 0,-506 22-1365,3-1-5461</inkml:trace>
+  <inkml:trace contextRef="#ctx0" brushRef="#br0" timeOffset="55440.9">26 1407 24575,'19'526'0,"0"-70"0,-18-476 0,0 0 0,1 0 0,1 1 0,1-1 0,0 1 0,2 0 0,0 0 0,1 1 0,1-1 0,1 2 0,1-1 0,0 1 0,1 1 0,18-21 0,-12 19 0,1 1 0,32-24 0,-43 36 0,0 0 0,0 0 0,0 1 0,1 0 0,-1 1 0,1 0 0,0 0 0,0 1 0,0-1 0,0 2 0,14-2 0,-20 3 0,0 0 0,0 0 0,0 1 0,0-1 0,0 1 0,-1-1 0,1 1 0,0-1 0,0 1 0,0 0 0,-1 0 0,1 0 0,0 0 0,-1 1 0,1-1 0,-1 0 0,1 0 0,1 3 0,20 33 0,-20-31 0,0 0 0,0 0 0,1-1 0,7 11 0,-5-12 0,0 0 0,0 0 0,0-1 0,0 0 0,0 0 0,1 0 0,-1 0 0,1-1 0,0 0 0,-1-1 0,1 0 0,0 0 0,0 0 0,0-1 0,0 0 0,0 0 0,0-1 0,0 0 0,8-2 0,-1 1 0,-1-1 0,1-1 0,-1 0 0,0-1 0,0-1 0,-1 0 0,0 0 0,22-16 0,-23 12 0,-1 0 0,0-1 0,0-1 0,-1 0 0,0 0 0,-1-1 0,-1 0 0,0 0 0,-1-1 0,0 0 0,-1 0 0,-1 0 0,0 0 0,0-1 0,-2 0 0,0 0 0,-1 0 0,0 1 0,-1-1 0,-3-25 0,3 38 0,0 0 0,-1 1 0,1-1 0,0 0 0,-1 0 0,1 1 0,-1-1 0,1 0 0,-1 1 0,0-1 0,0 1 0,1-1 0,-1 1 0,0-1 0,0 1 0,-1 0 0,1-1 0,0 1 0,0 0 0,-1 0 0,-1-1 0,2 1 0,-1 1 0,1 0 0,0 0 0,-1 0 0,1 0 0,0 0 0,-1 0 0,1 0 0,-1 0 0,1 1 0,0-1 0,-1 0 0,1 1 0,0-1 0,0 1 0,-1 0 0,1-1 0,0 1 0,0 0 0,-2 1 0,-2 2 0,0 1 0,0 0 0,0 0 0,0 0 0,1 0 0,0 1 0,0 0 0,1 0 0,-5 8 0,6-7 0,0 0 0,0 0 0,0 0 0,0 1 0,1-1 0,1 0 0,-1 1 0,1-1 0,0 1 0,1-1 0,0 1 0,0-1 0,1 0 0,-1 1 0,2-1 0,-1 0 0,1 0 0,4 8 0,-2-7 0,0 0 0,0-1 0,1 1 0,0-1 0,0-1 0,1 1 0,0-1 0,0 0 0,0 0 0,1-1 0,0 0 0,0-1 0,0 1 0,11 3 0,-1-2-105,0 0 0,0-1 0,1-1 0,-1-1 0,1 0 0,0-1 0,0-1 0,0-1 0,-1-1 0,1-1 0,0 0 0,35-10 0,-32 4-6721</inkml:trace>
+  <inkml:trace contextRef="#ctx0" brushRef="#br0" timeOffset="55709.91">1220 1407 24575,'0'1'0,"-1"1"0,1-1 0,-1 1 0,1 0 0,0-1 0,0 1 0,0 0 0,0-1 0,0 1 0,0 0 0,1 2 0,0 9 0,3 151 0,38 249 0,-29-321-1365,-9-63-5461</inkml:trace>
+  <inkml:trace contextRef="#ctx0" brushRef="#br0" timeOffset="55996.54">1469 1455 24575,'0'0'0,"0"0"0,0 0 0,0 0 0,0 9 0,0 17 0,2 21 0,1 18 0,2 10 0,0 5 0,1 0 0,0-6 0,1-8 0,1-10 0,0-10 0,-2-11 0,-2-11-8191</inkml:trace>
+  <inkml:trace contextRef="#ctx0" brushRef="#br0" timeOffset="56476.36">1618 1730 24575,'0'0'0,"0"0"0,0 7 0,0 3 0,1-1 0,0 0 0,1 0 0,0 0 0,1-1 0,-1 1 0,2 0 0,-1-1 0,1 0 0,0 0 0,1 0 0,0 0 0,0-1 0,1 0 0,0 0 0,0 0 0,11 9 0,-12-12 0,0-1 0,0 1 0,0-1 0,0 0 0,0 0 0,0 0 0,1-1 0,-1 0 0,1 0 0,0 0 0,0-1 0,0 0 0,0 0 0,0 0 0,0-1 0,0 0 0,0 0 0,0-1 0,-1 1 0,1-1 0,0 0 0,0-1 0,0 0 0,-1 0 0,1 0 0,-1 0 0,10-7 0,-5 3 0,-1-2 0,-1 1 0,1-1 0,-1 0 0,-1-1 0,1 0 0,-2 0 0,1-1 0,-1 0 0,-1 0 0,0 0 0,0 0 0,3-13 0,3-10 0,-2 1 0,-2-1 0,5-40 0,-11 64 0,0 0 0,-1 1 0,0-1 0,0 0 0,0 0 0,-1 1 0,-1-1 0,0 1 0,0-1 0,-5-12 0,5 18 0,0-1 0,0 0 0,0 1 0,0 0 0,-1-1 0,0 1 0,0 0 0,0 0 0,0 1 0,0-1 0,0 0 0,-1 1 0,1 0 0,-1 0 0,0 0 0,0 0 0,1 1 0,-1 0 0,0-1 0,0 1 0,0 1 0,-1-1 0,-7 0 0,6 1-35,0-1 0,0 1 0,0 0 0,-1 1 0,1 0 0,0 0 0,0 0 0,0 1 0,0-1 0,0 1 0,0 1 0,1-1 0,-1 1 0,1 0 0,-1 1 0,1-1 0,0 1 0,0 0 0,1 0 0,-1 0 0,1 1 0,0 0 0,0 0 0,1 0 0,-1 0 0,1 0 0,0 1 0,0-1 0,1 1 0,0 0 0,0 0 0,0 0 0,1 0 0,0 0 0,0 0 0,0 0 0,1 1 0,0 6 0,2 4-6791</inkml:trace>
+  <inkml:trace contextRef="#ctx0" brushRef="#br0" timeOffset="56775.84">2427 1170 24575,'0'0'0</inkml:trace>
+  <inkml:trace contextRef="#ctx0" brushRef="#br0" timeOffset="57144.98">2426 1170 24575,'0'29'0,"-2"0"0,-7 34 0,-23 186 0,30-212 0,2 0 0,2 0 0,1 0 0,13 62 0,-14-92 9,-1-1 1,2 1-1,-1 0 0,1-1 0,0 0 1,0 0-1,0 0 0,1 0 0,0 0 0,0-1 1,1 0-1,10 10 0,-8-10-158,0 1 1,1-2-1,0 1 1,0-1-1,1 0 1,-1-1-1,1 0 1,-1 0-1,12 1 1,11 2-6678</inkml:trace>
+  <inkml:trace contextRef="#ctx0" brushRef="#br0" timeOffset="57528.2">2837 1007 24575,'98'115'0,"-67"-82"0,-1 1 0,-2 1 0,35 59 0,-53-75 0,0 1 0,-1 0 0,-1 0 0,-1 1 0,-1 0 0,6 38 0,-11-44 0,0 1 0,0-1 0,-2 0 0,0 1 0,-1-1 0,0 0 0,-1 0 0,-1 0 0,0 0 0,-9 19 0,-3-2-273,-1-1 0,-1 0 0,-2-2 0,-41 49 0,23-36-6553</inkml:trace>
+  <inkml:trace contextRef="#ctx0" brushRef="#br0" timeOffset="59794.11">5973 325 24575,'-2'1'0,"0"0"0,0-1 0,0 1 0,0 0 0,0 1 0,0-1 0,0 0 0,1 0 0,-1 1 0,-2 2 0,-5 4 0,-2-1 0,-43 30 0,-52 46 0,91-69 0,1 0 0,0 1 0,0 0 0,2 1 0,0 0 0,1 1 0,-17 35 0,26-47 0,-1 0 0,2 0 0,-1 0 0,1 1 0,-1-1 0,1 0 0,1 1 0,-1-1 0,1 1 0,0-1 0,0 1 0,1-1 0,0 1 0,0-1 0,0 1 0,3 8 0,0-6 0,0 0 0,1 0 0,0-1 0,0 1 0,1-1 0,-1 0 0,2-1 0,-1 0 0,11 9 0,50 36 0,-41-33 0,-1 2 0,27 26 0,-44-37 0,0 0 0,-1 0 0,0 0 0,-1 1 0,0 0 0,-1 0 0,0 1 0,0 0 0,5 19 0,-6-17 0,-2-1 0,1 1 0,-1 0 0,-1-1 0,-1 1 0,0 0 0,-1 13 0,0-18 0,-1-1 0,1 0 0,-1 0 0,-1 0 0,1 0 0,-1-1 0,-1 1 0,1-1 0,-1 0 0,0 0 0,0 0 0,-1 0 0,-9 9 0,0-2 0,-1-2 0,0 0 0,0 0 0,-1-1 0,-22 9 0,-90 31 0,93-37 0,84-13 0,-24 0 0,0 0 0,0 1 0,48 10 0,-67-10 0,0 0 0,0 1 0,0 0 0,0 0 0,-1 1 0,1 0 0,0 0 0,-1 0 0,0 0 0,0 1 0,0 0 0,0 0 0,-1 0 0,1 1 0,-1 0 0,0-1 0,-1 1 0,1 1 0,-1-1 0,0 0 0,4 10 0,1 14 0,-2 1 0,-1-1 0,-1 1 0,0 56 0,4 36 0,-7-117 4,0 1 0,1-1-1,0 0 1,0 1 0,1-1-1,-1 0 1,1 0 0,0-1-1,0 1 1,1-1 0,-1 1-1,1-1 1,0 0 0,0 0-1,1-1 1,-1 1 0,1-1-1,-1 0 1,1 0 0,0 0-1,0-1 1,1 0 0,6 2-1,15 5-186,0-2-1,0-1 0,40 4 1,-38-6-536,9 2-6107</inkml:trace>
+  <inkml:trace contextRef="#ctx0" brushRef="#br0" timeOffset="61654.98">4940 735 24575,'0'0'0,"0"0"0,0 0 0,0 0 0,8 5 0,8 7 0,0 1 0,-1 0 0,0 1 0,-1 1 0,-1 0 0,0 1 0,-1 1 0,-1 0 0,17 35 0,-16-27 0,-2 1 0,0 0 0,-2 0 0,-1 1 0,-1 0 0,4 50 0,-9-68 0,-1 1 0,0-1 0,-1 0 0,0 1 0,0-1 0,-1 0 0,0 0 0,-1 0 0,0 0 0,0 0 0,-1-1 0,0 1 0,-7 10 0,1-6 0,0-1 0,-1 0 0,0 0 0,-1-1 0,0-1 0,-27 18 0,11-11 0,-1-1 0,-1-1 0,0-1 0,-1-2 0,0-2 0,-1 0 0,0-2 0,0-2 0,-45 4 0,-3-5 0,0-4 0,-135-15 0,148 9 0,38 4 0,0-2 0,1 0 0,-1-2 0,-49-15 0,61 15 0,-1 1 0,0 1 0,0 0 0,0 2 0,-1 0 0,1 1 0,-25 3 0,-5-1 0,-57 5 0,-16 0 0,99-1 51,21-5-125,-1-1-1,1 1 1,-1 0-1,1-1 0,-1 0 1,0 1-1,1-1 1,-1 0-1,0 1 1,1-1-1,-1 0 1,1 0-1,-1 0 1,0-1-1,1 1 1,-1 0-1,1-1 0,-3 0 1</inkml:trace>
+  <inkml:trace contextRef="#ctx0" brushRef="#br0" timeOffset="62410.78">3709 1133 24575,'0'0'0,"0"0"0,0 0 0,0 0 0,0 0 0,0 0 0,-5 10 0,-10 20 0,-2 0 0,-1-1 0,-1 0 0,-1-2 0,-1 0 0,-1-2 0,-2 0 0,-1-2 0,0 0 0,-38 24 0,61-45 0,0-1 0,0 0 0,0 1 0,0-1 0,0 1 0,0 0 0,1 0 0,-1 0 0,0 0 0,1 0 0,-2 3 0,3-5 0,0 1 0,0 0 0,0 0 0,0 0 0,0-1 0,0 1 0,1 0 0,-1 0 0,0 0 0,0-1 0,1 1 0,-1 0 0,0-1 0,1 1 0,-1 0 0,1-1 0,-1 1 0,1 0 0,-1-1 0,1 1 0,0-1 0,-1 1 0,1-1 0,0 1 0,-1-1 0,1 1 0,0-1 0,-1 0 0,1 1 0,0-1 0,0 0 0,-1 0 0,1 0 0,0 1 0,1-1 0,124 39 0,-77-26 0,66 28 0,48 45-1365,-139-72-5461</inkml:trace>
+</inkml:ink>
+</file>
+
+<file path=word/ink/ink17.xml><?xml version="1.0" encoding="utf-8"?>
+<inkml:ink xmlns:inkml="http://www.w3.org/2003/InkML">
+  <inkml:definitions>
+    <inkml:context xml:id="ctx0">
+      <inkml:inkSource xml:id="inkSrc0">
+        <inkml:traceFormat>
+          <inkml:channel name="X" type="integer" min="-2.14748E9" max="2.14748E9" units="cm"/>
+          <inkml:channel name="Y" type="integer" min="-2.14748E9" max="2.14748E9" units="cm"/>
+          <inkml:channel name="F" type="integer" max="32767" units="dev"/>
+        </inkml:traceFormat>
+        <inkml:channelProperties>
+          <inkml:channelProperty channel="X" name="resolution" value="1000" units="1/cm"/>
+          <inkml:channelProperty channel="Y" name="resolution" value="1000" units="1/cm"/>
+          <inkml:channelProperty channel="F" name="resolution" value="0" units="1/dev"/>
+        </inkml:channelProperties>
+      </inkml:inkSource>
+      <inkml:timestamp xml:id="ts0" timeString="2026-06-11T14:56:39.752"/>
+    </inkml:context>
+    <inkml:brush xml:id="br0">
+      <inkml:brushProperty name="width" value="0.035" units="cm"/>
+      <inkml:brushProperty name="height" value="0.035" units="cm"/>
+      <inkml:brushProperty name="color" value="#E71224"/>
+    </inkml:brush>
+  </inkml:definitions>
+  <inkml:trace contextRef="#ctx0" brushRef="#br0">0 0 24575,'15'221'0,"-4"-83"0,-6-57 0,15 394 0,-20-504 0,1 0 0,2 0 0,1 0 0,1 0 0,13-43 0,-14 60 0,1 0 0,-1 0 0,2 1 0,0-1 0,0 1 0,1 1 0,1-1 0,-1 1 0,2 0 0,-1 1 0,1 0 0,1 0 0,0 1 0,0 0 0,0 1 0,22-11 0,-24 14 0,-1 0 0,1 1 0,1 1 0,-1-1 0,0 1 0,0 1 0,1-1 0,-1 2 0,1-1 0,9 1 0,-14 1 0,0-1 0,0 1 0,0 0 0,0 0 0,0 1 0,0-1 0,0 1 0,0 0 0,-1 0 0,1 0 0,-1 0 0,1 1 0,-1-1 0,0 1 0,0 0 0,0 0 0,0 0 0,-1 0 0,1 1 0,-1-1 0,0 1 0,2 4 0,16 48 0,-17-48 0,-1 1 0,1-1 0,0 1 0,1-1 0,0 0 0,7 11 0,-8-17 0,-1 1 0,1-1 0,-1 1 0,1-1 0,0 0 0,0 0 0,0 0 0,0 0 0,0-1 0,0 1 0,1-1 0,-1 0 0,0 0 0,1 0 0,-1 0 0,1-1 0,-1 1 0,1-1 0,0 0 0,5 0 0,5-2 0,-1 0 0,0 0 0,0-1 0,0-1 0,-1 0 0,1-1 0,-1 0 0,0-1 0,-1 0 0,1-1 0,-1 0 0,0-1 0,-1 0 0,0-1 0,0 0 0,-1 0 0,0-1 0,-1-1 0,0 1 0,0-1 0,-1 0 0,-1-1 0,0 0 0,0 0 0,3-14 0,-8 22 0,0 1 0,0-1 0,0 1 0,-1-1 0,1 0 0,-1 0 0,0 1 0,0-1 0,-1 0 0,1 0 0,-1 1 0,0-1 0,1 1 0,-2-1 0,1 0 0,0 1 0,-1 0 0,0-1 0,1 1 0,-1 0 0,-1 0 0,1 0 0,-5-5 0,3 5 0,0 0 0,-1-1 0,1 2 0,-1-1 0,0 0 0,0 1 0,0 0 0,0 0 0,0 1 0,-1-1 0,1 1 0,0 0 0,-1 1 0,-9-1 0,9 1 0,0 0 0,0 1 0,0 0 0,0 0 0,0 0 0,1 0 0,-1 1 0,0 0 0,1 0 0,-1 1 0,1 0 0,0-1 0,-9 8 0,11-8 0,0 1 0,1 0 0,-1 0 0,1 0 0,-1 0 0,1 0 0,0 1 0,0-1 0,0 1 0,1-1 0,-1 1 0,1 0 0,0-1 0,0 1 0,0 0 0,1 0 0,-1 0 0,1 0 0,0 0 0,0 0 0,0-1 0,2 8 0,1 2 0,0 1 0,1-1 0,1 0 0,1 0 0,0-1 0,0 1 0,1-1 0,16 20 0,-7-11 0,1-1 0,2 0 0,33 27 0,-49-44-49,0 0 1,0-1-1,0 0 0,0 0 0,0 0 1,0 0-1,1-1 0,-1 1 0,0-1 1,1 1-1,0-1 0,-1-1 0,1 1 1,-1 0-1,1-1 0,0 0 0,0 1 1,-1-2-1,1 1 0,0 0 0,-1-1 1,1 0-1,0 1 0,-1-1 0,1-1 0,-1 1 1,7-4-1,-1-1-6777</inkml:trace>
+  <inkml:trace contextRef="#ctx0" brushRef="#br0" timeOffset="257.12">872 175 24575,'1'2'0,"0"-1"0,0 1 0,0 0 0,0-1 0,0 1 0,0 0 0,0 0 0,-1 0 0,1-1 0,-1 1 0,1 3 0,1 2 0,16 53 0,-4 1 0,-1 1 0,-4 0 0,-2 0 0,-3 1 0,-7 97 0,3-149-227,-1 0-1,0 0 1,-1-1-1,0 1 1,-5 15-1,2-15-6598</inkml:trace>
+  <inkml:trace contextRef="#ctx0" brushRef="#br0" timeOffset="511.42">1058 113 24575,'2'2'0,"-1"-1"0,0 1 0,0 0 0,0 0 0,0-1 0,0 1 0,0 0 0,0 0 0,0 0 0,0 3 0,2 3 0,44 113-682,61 253-1,-103-357-6143</inkml:trace>
+  <inkml:trace contextRef="#ctx0" brushRef="#br0" timeOffset="984.8">1344 450 24575,'0'0'0,"3"8"0,10 37 0,-4-12 0,1-1 0,25 53 0,-31-77 0,0 0 0,1 0 0,0-1 0,0 0 0,0 0 0,1 0 0,0-1 0,0 0 0,1 0 0,0-1 0,0 1 0,0-1 0,0-1 0,1 0 0,13 6 0,-13-8 0,-1-1 0,0 0 0,1 0 0,-1-1 0,0 0 0,1 0 0,-1 0 0,1-1 0,-1-1 0,0 1 0,0-1 0,0 0 0,0-1 0,0 1 0,0-1 0,-1-1 0,1 1 0,9-8 0,-3 2 0,-1 0 0,0-1 0,-1 0 0,0-1 0,0 0 0,-1-1 0,-1 0 0,9-14 0,-15 21 0,0-1 0,0 0 0,-1 0 0,1 0 0,-1 0 0,-1 0 0,1 0 0,-1-1 0,0 1 0,0-1 0,-1 1 0,0 0 0,0-1 0,-2-8 0,1 10 0,0 1 0,0 0 0,-1-1 0,1 1 0,-1 0 0,0 0 0,-1 0 0,1 0 0,-1 0 0,1 1 0,-1-1 0,0 1 0,-1 0 0,1 0 0,0 0 0,-1 0 0,0 0 0,0 1 0,1 0 0,-1-1 0,-6-1 0,0 1 9,-1-1-1,0 1 1,0 1-1,0 0 1,0 1 0,0 0-1,0 0 1,0 1-1,0 1 1,0 0-1,0 0 1,0 1-1,-15 5 1,-1 1-306,1 2 0,1 1 0,-1 1 0,-27 18 0,43-24-6529</inkml:trace>
+  <inkml:trace contextRef="#ctx0" brushRef="#br0" timeOffset="1348.78">2104 213 24575,'-2'6'0,"-5"20"0,1 0 0,1 1 0,-2 52 0,7-71 0,0 0 0,1 0 0,0 0 0,1-1 0,-1 1 0,1 0 0,1-1 0,0 1 0,0-1 0,0 0 0,1 0 0,0 0 0,0 0 0,1 0 0,0-1 0,0 0 0,11 10 0,-3-6-170,1 0-1,0-1 0,0 0 1,1-2-1,0 1 0,0-2 1,16 5-1,4 0-6655</inkml:trace>
+  <inkml:trace contextRef="#ctx0" brushRef="#br0" timeOffset="1652.32">2576 26 24575,'0'0'0,"2"1"0,22 27 0,-1 0 0,-1 2 0,-2 0 0,-1 1 0,-1 2 0,-2-1 0,-1 2 0,-1 0 0,-3 1 0,10 42 0,-18-61 9,0 1 1,-2-1-1,0 1 0,0 0 0,-2-1 1,0 1-1,-1 0 0,0-1 0,-2 1 0,0-1 1,-1 0-1,-12 29 0,2-15-257,-1-1 1,-2-1-1,0 0 1,-2-2-1,-34 36 1,14-20-6579</inkml:trace>
+</inkml:ink>
+</file>
+
+<file path=word/ink/ink18.xml><?xml version="1.0" encoding="utf-8"?>
+<inkml:ink xmlns:inkml="http://www.w3.org/2003/InkML">
+  <inkml:definitions>
+    <inkml:context xml:id="ctx0">
+      <inkml:inkSource xml:id="inkSrc0">
+        <inkml:traceFormat>
+          <inkml:channel name="X" type="integer" min="-2.14748E9" max="2.14748E9" units="cm"/>
+          <inkml:channel name="Y" type="integer" min="-2.14748E9" max="2.14748E9" units="cm"/>
+          <inkml:channel name="F" type="integer" max="32767" units="dev"/>
+        </inkml:traceFormat>
+        <inkml:channelProperties>
+          <inkml:channelProperty channel="X" name="resolution" value="1000" units="1/cm"/>
+          <inkml:channelProperty channel="Y" name="resolution" value="1000" units="1/cm"/>
+          <inkml:channelProperty channel="F" name="resolution" value="0" units="1/dev"/>
+        </inkml:channelProperties>
+      </inkml:inkSource>
+      <inkml:timestamp xml:id="ts0" timeString="2026-06-11T14:56:31.493"/>
+    </inkml:context>
+    <inkml:brush xml:id="br0">
+      <inkml:brushProperty name="width" value="0.035" units="cm"/>
+      <inkml:brushProperty name="height" value="0.035" units="cm"/>
+      <inkml:brushProperty name="color" value="#E71224"/>
+    </inkml:brush>
+  </inkml:definitions>
+  <inkml:trace contextRef="#ctx0" brushRef="#br0">87 58 24575,'60'11'0,"0"-3"0,1-2 0,112-5 0,-84-1 0,-42 0 0,628-3 0,-2-35 0,-652 37 0,35-5 0,-52 5 0,-1 0 0,0 1 0,1-1 0,-1 0 0,0-1 0,0 1 0,0-1 0,0 1 0,0-1 0,0 0 0,-1 0 0,5-3 0,-7 4-50,1 1-1,-1-1 1,0 1-1,0-1 0,1 1 1,-1 0-1,0-1 1,0 0-1,0 1 1,1-1-1,-1 1 0,0-1 1,0 1-1,0-1 1,0 1-1,0-1 1,0 1-1,0-1 0,0 1 1,0-1-1,0 0 1,-1 1-1,1-1 1,0 1-1,0-1 1,-1 0-1</inkml:trace>
+  <inkml:trace contextRef="#ctx0" brushRef="#br0" timeOffset="781.34">37 456 24575,'62'3'0,"63"11"0,6 1 0,790-10 0,-3-78 0,-909 72 0,-5 1 0,-1 0 0,1 0 0,-1-1 0,0 1 0,1-1 0,-1 0 0,0 0 0,1 0 0,5-3 0,-9 4 0,-1-1 0,1 1 0,0-1 0,0 1 0,-1 0 0,1-1 0,0 1 0,-1-1 0,1 1 0,0 0 0,-1-1 0,1 1 0,-1 0 0,1 0 0,-1-1 0,1 1 0,-1 0 0,1 0 0,0 0 0,-1-1 0,1 1 0,-1 0 0,1 0 0,-1 0 0,1 0 0,-1 0 0,0 0 0,-18-4 0,-26-5-1365,27 5-5461</inkml:trace>
+  <inkml:trace contextRef="#ctx0" brushRef="#br0" timeOffset="1493.88">0 980 24575,'0'0'0,"0"0"0,0 0 0,0 0 0,11 2 0,550 50 0,3-44 0,610-50 0,-868 26 0,-148 0-1365,-149 15-5461</inkml:trace>
+</inkml:ink>
+</file>
+
+<file path=word/ink/ink19.xml><?xml version="1.0" encoding="utf-8"?>
+<inkml:ink xmlns:inkml="http://www.w3.org/2003/InkML">
+  <inkml:definitions>
+    <inkml:context xml:id="ctx0">
+      <inkml:inkSource xml:id="inkSrc0">
+        <inkml:traceFormat>
+          <inkml:channel name="X" type="integer" min="-2.14748E9" max="2.14748E9" units="cm"/>
+          <inkml:channel name="Y" type="integer" min="-2.14748E9" max="2.14748E9" units="cm"/>
+          <inkml:channel name="F" type="integer" max="32767" units="dev"/>
+        </inkml:traceFormat>
+        <inkml:channelProperties>
+          <inkml:channelProperty channel="X" name="resolution" value="1000" units="1/cm"/>
+          <inkml:channelProperty channel="Y" name="resolution" value="1000" units="1/cm"/>
+          <inkml:channelProperty channel="F" name="resolution" value="0" units="1/dev"/>
+        </inkml:channelProperties>
+      </inkml:inkSource>
+      <inkml:timestamp xml:id="ts0" timeString="2026-06-11T14:56:10.678"/>
+    </inkml:context>
+    <inkml:brush xml:id="br0">
+      <inkml:brushProperty name="width" value="0.035" units="cm"/>
+      <inkml:brushProperty name="height" value="0.035" units="cm"/>
+      <inkml:brushProperty name="color" value="#E71224"/>
+    </inkml:brush>
+  </inkml:definitions>
+  <inkml:trace contextRef="#ctx0" brushRef="#br0">12 150 24575,'0'0'0,"0"0"0,0 0 0,0 0 0,0 0 0,0 0 0,11 0 0,592-28 0,-2-36 0,-600 64-7,86-10-672,146-36 0,-227 44-6147</inkml:trace>
+  <inkml:trace contextRef="#ctx0" brushRef="#br0" timeOffset="643.03">1 735 24575,'0'0'0,"2"-1"0,273-39 0,244-34 0,3 30 0,-54 41 0,-466 3 12,0 0 0,1 0 0,-1 0 0,0-1 0,1 1 0,-1 0 0,0-1 0,0 0 0,4-1 0,-4-4-213,-13-3-1083</inkml:trace>
+</inkml:ink>
+</file>
+
 <file path=word/ink/ink2.xml><?xml version="1.0" encoding="utf-8"?>
 <inkml:ink xmlns:inkml="http://www.w3.org/2003/InkML">
   <inkml:definitions>

--- a/src/zdocument/Class Document_Backend.docx
+++ b/src/zdocument/Class Document_Backend.docx
@@ -1416,7 +1416,7 @@
         <mc:AlternateContent>
           <mc:Choice Requires="wpi">
             <w:drawing>
-              <wp:anchor distT="0" distB="0" distL="114300" distR="114300" simplePos="0" relativeHeight="251668480" behindDoc="0" locked="0" layoutInCell="1" allowOverlap="1" wp14:anchorId="7804DB12" wp14:editId="42D63B4F">
+              <wp:anchor distT="0" distB="0" distL="114300" distR="114300" simplePos="0" relativeHeight="251667456" behindDoc="0" locked="0" layoutInCell="1" allowOverlap="1" wp14:anchorId="7804DB12" wp14:editId="0D4D4689">
                 <wp:simplePos x="0" y="0"/>
                 <wp:positionH relativeFrom="column">
                   <wp:posOffset>4377390</wp:posOffset>
@@ -1447,7 +1447,7 @@
           </mc:Choice>
           <mc:Fallback>
             <w:pict>
-              <v:shapetype w14:anchorId="0DEC5895" id="_x0000_t75" coordsize="21600,21600" o:spt="75" o:preferrelative="t" path="m@4@5l@4@11@9@11@9@5xe" filled="f" stroked="f">
+              <v:shapetype w14:anchorId="777B9F76" id="_x0000_t75" coordsize="21600,21600" o:spt="75" o:preferrelative="t" path="m@4@5l@4@11@9@11@9@5xe" filled="f" stroked="f">
                 <v:stroke joinstyle="miter"/>
                 <v:formulas>
                   <v:f eqn="if lineDrawn pixelLineWidth 0"/>
@@ -1466,7 +1466,7 @@
                 <v:path o:extrusionok="f" gradientshapeok="t" o:connecttype="rect"/>
                 <o:lock v:ext="edit" aspectratio="t"/>
               </v:shapetype>
-              <v:shape id="Ink 33" o:spid="_x0000_s1026" type="#_x0000_t75" style="position:absolute;margin-left:344.2pt;margin-top:-4pt;width:129.1pt;height:19.75pt;z-index:251668480;visibility:visible;mso-wrap-style:square;mso-wrap-distance-left:9pt;mso-wrap-distance-top:0;mso-wrap-distance-right:9pt;mso-wrap-distance-bottom:0;mso-position-horizontal:absolute;mso-position-horizontal-relative:text;mso-position-vertical:absolute;mso-position-vertical-relative:text" o:gfxdata="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">
+              <v:shape id="Ink 33" o:spid="_x0000_s1026" type="#_x0000_t75" style="position:absolute;margin-left:344.2pt;margin-top:-4pt;width:129.1pt;height:19.75pt;z-index:251667456;visibility:visible;mso-wrap-style:square;mso-wrap-distance-left:9pt;mso-wrap-distance-top:0;mso-wrap-distance-right:9pt;mso-wrap-distance-bottom:0;mso-position-horizontal:absolute;mso-position-horizontal-relative:text;mso-position-vertical:absolute;mso-position-vertical-relative:text" o:gfxdata="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">
                 <v:imagedata r:id="rId6" o:title=""/>
               </v:shape>
             </w:pict>
@@ -1485,7 +1485,7 @@
         <mc:AlternateContent>
           <mc:Choice Requires="wpi">
             <w:drawing>
-              <wp:anchor distT="0" distB="0" distL="114300" distR="114300" simplePos="0" relativeHeight="251667456" behindDoc="0" locked="0" layoutInCell="1" allowOverlap="1" wp14:anchorId="5F883445" wp14:editId="240A867D">
+              <wp:anchor distT="0" distB="0" distL="114300" distR="114300" simplePos="0" relativeHeight="251666432" behindDoc="0" locked="0" layoutInCell="1" allowOverlap="1" wp14:anchorId="5F883445" wp14:editId="39FF2C24">
                 <wp:simplePos x="0" y="0"/>
                 <wp:positionH relativeFrom="column">
                   <wp:posOffset>4741545</wp:posOffset>
@@ -1516,7 +1516,7 @@
           </mc:Choice>
           <mc:Fallback>
             <w:pict>
-              <v:shape w14:anchorId="27BCA8EB" id="Ink 32" o:spid="_x0000_s1026" type="#_x0000_t75" style="position:absolute;margin-left:372.85pt;margin-top:-37.7pt;width:69.05pt;height:35.85pt;z-index:251667456;visibility:visible;mso-wrap-style:square;mso-wrap-distance-left:9pt;mso-wrap-distance-top:0;mso-wrap-distance-right:9pt;mso-wrap-distance-bottom:0;mso-position-horizontal:absolute;mso-position-horizontal-relative:text;mso-position-vertical:absolute;mso-position-vertical-relative:text" o:gfxdata="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">
+              <v:shape w14:anchorId="7BF8C699" id="Ink 32" o:spid="_x0000_s1026" type="#_x0000_t75" style="position:absolute;margin-left:372.85pt;margin-top:-37.7pt;width:69.05pt;height:35.85pt;z-index:251666432;visibility:visible;mso-wrap-style:square;mso-wrap-distance-left:9pt;mso-wrap-distance-top:0;mso-wrap-distance-right:9pt;mso-wrap-distance-bottom:0;mso-position-horizontal:absolute;mso-position-horizontal-relative:text;mso-position-vertical:absolute;mso-position-vertical-relative:text" o:gfxdata="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">
                 <v:imagedata r:id="rId8" o:title=""/>
               </v:shape>
             </w:pict>
@@ -1559,7 +1559,7 @@
         <mc:AlternateContent>
           <mc:Choice Requires="wpi">
             <w:drawing>
-              <wp:anchor distT="0" distB="0" distL="114300" distR="114300" simplePos="0" relativeHeight="251658240" behindDoc="0" locked="0" layoutInCell="1" allowOverlap="1" wp14:anchorId="11C3FB41" wp14:editId="12355BAC">
+              <wp:anchor distT="0" distB="0" distL="114300" distR="114300" simplePos="0" relativeHeight="251657216" behindDoc="0" locked="0" layoutInCell="1" allowOverlap="1" wp14:anchorId="11C3FB41" wp14:editId="5EE2B323">
                 <wp:simplePos x="0" y="0"/>
                 <wp:positionH relativeFrom="column">
                   <wp:posOffset>2098950</wp:posOffset>
@@ -1590,7 +1590,7 @@
           </mc:Choice>
           <mc:Fallback>
             <w:pict>
-              <v:shape w14:anchorId="6A4C03A0" id="Ink 23" o:spid="_x0000_s1026" type="#_x0000_t75" style="position:absolute;margin-left:164.75pt;margin-top:-6.4pt;width:19.35pt;height:22.85pt;z-index:251658240;visibility:visible;mso-wrap-style:square;mso-wrap-distance-left:9pt;mso-wrap-distance-top:0;mso-wrap-distance-right:9pt;mso-wrap-distance-bottom:0;mso-position-horizontal:absolute;mso-position-horizontal-relative:text;mso-position-vertical:absolute;mso-position-vertical-relative:text" o:gfxdata="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">
+              <v:shape w14:anchorId="601D9F3B" id="Ink 23" o:spid="_x0000_s1026" type="#_x0000_t75" style="position:absolute;margin-left:164.75pt;margin-top:-6.4pt;width:19.35pt;height:22.85pt;z-index:251657216;visibility:visible;mso-wrap-style:square;mso-wrap-distance-left:9pt;mso-wrap-distance-top:0;mso-wrap-distance-right:9pt;mso-wrap-distance-bottom:0;mso-position-horizontal:absolute;mso-position-horizontal-relative:text;mso-position-vertical:absolute;mso-position-vertical-relative:text" o:gfxdata="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">
                 <v:imagedata r:id="rId10" o:title=""/>
               </v:shape>
             </w:pict>
@@ -1632,7 +1632,7 @@
         <mc:AlternateContent>
           <mc:Choice Requires="wpi">
             <w:drawing>
-              <wp:anchor distT="0" distB="0" distL="114300" distR="114300" simplePos="0" relativeHeight="251708416" behindDoc="0" locked="0" layoutInCell="1" allowOverlap="1" wp14:anchorId="4A7A2D34" wp14:editId="3FC6D7CF">
+              <wp:anchor distT="0" distB="0" distL="114300" distR="114300" simplePos="0" relativeHeight="251707392" behindDoc="0" locked="0" layoutInCell="1" allowOverlap="1" wp14:anchorId="4A7A2D34" wp14:editId="532FC6CB">
                 <wp:simplePos x="0" y="0"/>
                 <wp:positionH relativeFrom="column">
                   <wp:posOffset>3672870</wp:posOffset>
@@ -1663,7 +1663,7 @@
           </mc:Choice>
           <mc:Fallback>
             <w:pict>
-              <v:shape w14:anchorId="60CE18AB" id="Ink 111" o:spid="_x0000_s1026" type="#_x0000_t75" style="position:absolute;margin-left:288.7pt;margin-top:-4.65pt;width:42.05pt;height:32.3pt;z-index:251708416;visibility:visible;mso-wrap-style:square;mso-wrap-distance-left:9pt;mso-wrap-distance-top:0;mso-wrap-distance-right:9pt;mso-wrap-distance-bottom:0;mso-position-horizontal:absolute;mso-position-horizontal-relative:text;mso-position-vertical:absolute;mso-position-vertical-relative:text" o:gfxdata="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">
+              <v:shape w14:anchorId="1D58EACA" id="Ink 111" o:spid="_x0000_s1026" type="#_x0000_t75" style="position:absolute;margin-left:288.7pt;margin-top:-4.65pt;width:42.05pt;height:32.3pt;z-index:251707392;visibility:visible;mso-wrap-style:square;mso-wrap-distance-left:9pt;mso-wrap-distance-top:0;mso-wrap-distance-right:9pt;mso-wrap-distance-bottom:0;mso-position-horizontal:absolute;mso-position-horizontal-relative:text;mso-position-vertical:absolute;mso-position-vertical-relative:text" o:gfxdata="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">
                 <v:imagedata r:id="rId12" o:title=""/>
               </v:shape>
             </w:pict>
@@ -1681,7 +1681,7 @@
         <mc:AlternateContent>
           <mc:Choice Requires="wpi">
             <w:drawing>
-              <wp:anchor distT="0" distB="0" distL="114300" distR="114300" simplePos="0" relativeHeight="251699200" behindDoc="0" locked="0" layoutInCell="1" allowOverlap="1" wp14:anchorId="5E085ADE" wp14:editId="2FB6C8D6">
+              <wp:anchor distT="0" distB="0" distL="114300" distR="114300" simplePos="0" relativeHeight="251698176" behindDoc="0" locked="0" layoutInCell="1" allowOverlap="1" wp14:anchorId="5E085ADE" wp14:editId="6D585BBF">
                 <wp:simplePos x="0" y="0"/>
                 <wp:positionH relativeFrom="column">
                   <wp:posOffset>1743630</wp:posOffset>
@@ -1712,7 +1712,7 @@
           </mc:Choice>
           <mc:Fallback>
             <w:pict>
-              <v:shape w14:anchorId="20F411B0" id="Ink 102" o:spid="_x0000_s1026" type="#_x0000_t75" style="position:absolute;margin-left:136.8pt;margin-top:3.85pt;width:23.9pt;height:9.6pt;z-index:251699200;visibility:visible;mso-wrap-style:square;mso-wrap-distance-left:9pt;mso-wrap-distance-top:0;mso-wrap-distance-right:9pt;mso-wrap-distance-bottom:0;mso-position-horizontal:absolute;mso-position-horizontal-relative:text;mso-position-vertical:absolute;mso-position-vertical-relative:text" o:gfxdata="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">
+              <v:shape w14:anchorId="3F0D2EA6" id="Ink 102" o:spid="_x0000_s1026" type="#_x0000_t75" style="position:absolute;margin-left:136.8pt;margin-top:3.85pt;width:23.9pt;height:9.6pt;z-index:251698176;visibility:visible;mso-wrap-style:square;mso-wrap-distance-left:9pt;mso-wrap-distance-top:0;mso-wrap-distance-right:9pt;mso-wrap-distance-bottom:0;mso-position-horizontal:absolute;mso-position-horizontal-relative:text;mso-position-vertical:absolute;mso-position-vertical-relative:text" o:gfxdata="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">
                 <v:imagedata r:id="rId14" o:title=""/>
               </v:shape>
             </w:pict>
@@ -1754,7 +1754,7 @@
         <mc:AlternateContent>
           <mc:Choice Requires="wpi">
             <w:drawing>
-              <wp:anchor distT="0" distB="0" distL="114300" distR="114300" simplePos="0" relativeHeight="251712512" behindDoc="0" locked="0" layoutInCell="1" allowOverlap="1" wp14:anchorId="477C80EC" wp14:editId="43688088">
+              <wp:anchor distT="0" distB="0" distL="114300" distR="114300" simplePos="0" relativeHeight="251711488" behindDoc="0" locked="0" layoutInCell="1" allowOverlap="1" wp14:anchorId="477C80EC" wp14:editId="36B8686E">
                 <wp:simplePos x="0" y="0"/>
                 <wp:positionH relativeFrom="column">
                   <wp:posOffset>6255385</wp:posOffset>
@@ -1785,7 +1785,7 @@
           </mc:Choice>
           <mc:Fallback>
             <w:pict>
-              <v:shape w14:anchorId="219E5AA5" id="Ink 115" o:spid="_x0000_s1026" type="#_x0000_t75" style="position:absolute;margin-left:492.05pt;margin-top:43.35pt;width:43.05pt;height:27.25pt;z-index:251712512;visibility:visible;mso-wrap-style:square;mso-wrap-distance-left:9pt;mso-wrap-distance-top:0;mso-wrap-distance-right:9pt;mso-wrap-distance-bottom:0;mso-position-horizontal:absolute;mso-position-horizontal-relative:text;mso-position-vertical:absolute;mso-position-vertical-relative:text" o:gfxdata="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">
+              <v:shape w14:anchorId="0415DE36" id="Ink 115" o:spid="_x0000_s1026" type="#_x0000_t75" style="position:absolute;margin-left:492.05pt;margin-top:43.35pt;width:43.05pt;height:27.25pt;z-index:251711488;visibility:visible;mso-wrap-style:square;mso-wrap-distance-left:9pt;mso-wrap-distance-top:0;mso-wrap-distance-right:9pt;mso-wrap-distance-bottom:0;mso-position-horizontal:absolute;mso-position-horizontal-relative:text;mso-position-vertical:absolute;mso-position-vertical-relative:text" o:gfxdata="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">
                 <v:imagedata r:id="rId16" o:title=""/>
               </v:shape>
             </w:pict>
@@ -1803,7 +1803,7 @@
         <mc:AlternateContent>
           <mc:Choice Requires="wpi">
             <w:drawing>
-              <wp:anchor distT="0" distB="0" distL="114300" distR="114300" simplePos="0" relativeHeight="251709440" behindDoc="0" locked="0" layoutInCell="1" allowOverlap="1" wp14:anchorId="42F176E9" wp14:editId="4A51E91B">
+              <wp:anchor distT="0" distB="0" distL="114300" distR="114300" simplePos="0" relativeHeight="251708416" behindDoc="0" locked="0" layoutInCell="1" allowOverlap="1" wp14:anchorId="42F176E9" wp14:editId="6AEA39CD">
                 <wp:simplePos x="0" y="0"/>
                 <wp:positionH relativeFrom="column">
                   <wp:posOffset>5056710</wp:posOffset>
@@ -1834,7 +1834,7 @@
           </mc:Choice>
           <mc:Fallback>
             <w:pict>
-              <v:shape w14:anchorId="3F7A6FF2" id="Ink 112" o:spid="_x0000_s1026" type="#_x0000_t75" style="position:absolute;margin-left:397.65pt;margin-top:33.85pt;width:67.6pt;height:53.3pt;z-index:251709440;visibility:visible;mso-wrap-style:square;mso-wrap-distance-left:9pt;mso-wrap-distance-top:0;mso-wrap-distance-right:9pt;mso-wrap-distance-bottom:0;mso-position-horizontal:absolute;mso-position-horizontal-relative:text;mso-position-vertical:absolute;mso-position-vertical-relative:text" o:gfxdata="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">
+              <v:shape w14:anchorId="7EBECFE9" id="Ink 112" o:spid="_x0000_s1026" type="#_x0000_t75" style="position:absolute;margin-left:397.65pt;margin-top:33.85pt;width:67.6pt;height:53.3pt;z-index:251708416;visibility:visible;mso-wrap-style:square;mso-wrap-distance-left:9pt;mso-wrap-distance-top:0;mso-wrap-distance-right:9pt;mso-wrap-distance-bottom:0;mso-position-horizontal:absolute;mso-position-horizontal-relative:text;mso-position-vertical:absolute;mso-position-vertical-relative:text" o:gfxdata="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">
                 <v:imagedata r:id="rId18" o:title=""/>
               </v:shape>
             </w:pict>
@@ -1852,7 +1852,7 @@
         <mc:AlternateContent>
           <mc:Choice Requires="wpi">
             <w:drawing>
-              <wp:anchor distT="0" distB="0" distL="114300" distR="114300" simplePos="0" relativeHeight="251707392" behindDoc="0" locked="0" layoutInCell="1" allowOverlap="1" wp14:anchorId="5BC61251" wp14:editId="430C0920">
+              <wp:anchor distT="0" distB="0" distL="114300" distR="114300" simplePos="0" relativeHeight="251706368" behindDoc="0" locked="0" layoutInCell="1" allowOverlap="1" wp14:anchorId="5BC61251" wp14:editId="1DE41CC0">
                 <wp:simplePos x="0" y="0"/>
                 <wp:positionH relativeFrom="column">
                   <wp:posOffset>5798820</wp:posOffset>
@@ -1883,7 +1883,7 @@
           </mc:Choice>
           <mc:Fallback>
             <w:pict>
-              <v:shape w14:anchorId="4F5F46C0" id="Ink 110" o:spid="_x0000_s1026" type="#_x0000_t75" style="position:absolute;margin-left:456.1pt;margin-top:24.5pt;width:69.35pt;height:31.05pt;z-index:251707392;visibility:visible;mso-wrap-style:square;mso-wrap-distance-left:9pt;mso-wrap-distance-top:0;mso-wrap-distance-right:9pt;mso-wrap-distance-bottom:0;mso-position-horizontal:absolute;mso-position-horizontal-relative:text;mso-position-vertical:absolute;mso-position-vertical-relative:text" o:gfxdata="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">
+              <v:shape w14:anchorId="3B80E201" id="Ink 110" o:spid="_x0000_s1026" type="#_x0000_t75" style="position:absolute;margin-left:456.1pt;margin-top:24.5pt;width:69.35pt;height:31.05pt;z-index:251706368;visibility:visible;mso-wrap-style:square;mso-wrap-distance-left:9pt;mso-wrap-distance-top:0;mso-wrap-distance-right:9pt;mso-wrap-distance-bottom:0;mso-position-horizontal:absolute;mso-position-horizontal-relative:text;mso-position-vertical:absolute;mso-position-vertical-relative:text" o:gfxdata="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">
                 <v:imagedata r:id="rId20" o:title=""/>
               </v:shape>
             </w:pict>
@@ -1901,7 +1901,7 @@
         <mc:AlternateContent>
           <mc:Choice Requires="wpi">
             <w:drawing>
-              <wp:anchor distT="0" distB="0" distL="114300" distR="114300" simplePos="0" relativeHeight="251703296" behindDoc="0" locked="0" layoutInCell="1" allowOverlap="1" wp14:anchorId="697BAD95" wp14:editId="1243832D">
+              <wp:anchor distT="0" distB="0" distL="114300" distR="114300" simplePos="0" relativeHeight="251702272" behindDoc="0" locked="0" layoutInCell="1" allowOverlap="1" wp14:anchorId="697BAD95" wp14:editId="71C4970F">
                 <wp:simplePos x="0" y="0"/>
                 <wp:positionH relativeFrom="column">
                   <wp:posOffset>5170805</wp:posOffset>
@@ -1932,7 +1932,7 @@
           </mc:Choice>
           <mc:Fallback>
             <w:pict>
-              <v:shape w14:anchorId="1360A39D" id="Ink 106" o:spid="_x0000_s1026" type="#_x0000_t75" style="position:absolute;margin-left:406.65pt;margin-top:47.6pt;width:40.55pt;height:30.35pt;z-index:251703296;visibility:visible;mso-wrap-style:square;mso-wrap-distance-left:9pt;mso-wrap-distance-top:0;mso-wrap-distance-right:9pt;mso-wrap-distance-bottom:0;mso-position-horizontal:absolute;mso-position-horizontal-relative:text;mso-position-vertical:absolute;mso-position-vertical-relative:text" o:gfxdata="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">
+              <v:shape w14:anchorId="300135B3" id="Ink 106" o:spid="_x0000_s1026" type="#_x0000_t75" style="position:absolute;margin-left:406.65pt;margin-top:47.6pt;width:40.55pt;height:30.35pt;z-index:251702272;visibility:visible;mso-wrap-style:square;mso-wrap-distance-left:9pt;mso-wrap-distance-top:0;mso-wrap-distance-right:9pt;mso-wrap-distance-bottom:0;mso-position-horizontal:absolute;mso-position-horizontal-relative:text;mso-position-vertical:absolute;mso-position-vertical-relative:text" o:gfxdata="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">
                 <v:imagedata r:id="rId22" o:title=""/>
               </v:shape>
             </w:pict>
@@ -1950,7 +1950,7 @@
         <mc:AlternateContent>
           <mc:Choice Requires="wpi">
             <w:drawing>
-              <wp:anchor distT="0" distB="0" distL="114300" distR="114300" simplePos="0" relativeHeight="251698176" behindDoc="0" locked="0" layoutInCell="1" allowOverlap="1" wp14:anchorId="7825645E" wp14:editId="190D565C">
+              <wp:anchor distT="0" distB="0" distL="114300" distR="114300" simplePos="0" relativeHeight="251697152" behindDoc="0" locked="0" layoutInCell="1" allowOverlap="1" wp14:anchorId="7825645E" wp14:editId="019C899F">
                 <wp:simplePos x="0" y="0"/>
                 <wp:positionH relativeFrom="column">
                   <wp:posOffset>4580255</wp:posOffset>
@@ -1981,7 +1981,7 @@
           </mc:Choice>
           <mc:Fallback>
             <w:pict>
-              <v:shape w14:anchorId="0E42B769" id="Ink 62" o:spid="_x0000_s1026" type="#_x0000_t75" style="position:absolute;margin-left:360.15pt;margin-top:-33.75pt;width:134.9pt;height:84.3pt;z-index:251698176;visibility:visible;mso-wrap-style:square;mso-wrap-distance-left:9pt;mso-wrap-distance-top:0;mso-wrap-distance-right:9pt;mso-wrap-distance-bottom:0;mso-position-horizontal:absolute;mso-position-horizontal-relative:text;mso-position-vertical:absolute;mso-position-vertical-relative:text" o:gfxdata="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">
+              <v:shape w14:anchorId="30392CD4" id="Ink 62" o:spid="_x0000_s1026" type="#_x0000_t75" style="position:absolute;margin-left:360.15pt;margin-top:-33.75pt;width:134.9pt;height:84.3pt;z-index:251697152;visibility:visible;mso-wrap-style:square;mso-wrap-distance-left:9pt;mso-wrap-distance-top:0;mso-wrap-distance-right:9pt;mso-wrap-distance-bottom:0;mso-position-horizontal:absolute;mso-position-horizontal-relative:text;mso-position-vertical:absolute;mso-position-vertical-relative:text" o:gfxdata="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">
                 <v:imagedata r:id="rId24" o:title=""/>
               </v:shape>
             </w:pict>
@@ -1999,7 +1999,7 @@
         <mc:AlternateContent>
           <mc:Choice Requires="wpi">
             <w:drawing>
-              <wp:anchor distT="0" distB="0" distL="114300" distR="114300" simplePos="0" relativeHeight="251675648" behindDoc="0" locked="0" layoutInCell="1" allowOverlap="1" wp14:anchorId="1EECF30C" wp14:editId="434DC1B7">
+              <wp:anchor distT="0" distB="0" distL="114300" distR="114300" simplePos="0" relativeHeight="251674624" behindDoc="0" locked="0" layoutInCell="1" allowOverlap="1" wp14:anchorId="1EECF30C" wp14:editId="1CEE6B71">
                 <wp:simplePos x="0" y="0"/>
                 <wp:positionH relativeFrom="column">
                   <wp:posOffset>4599510</wp:posOffset>
@@ -2030,7 +2030,7 @@
           </mc:Choice>
           <mc:Fallback>
             <w:pict>
-              <v:shape w14:anchorId="4221F9EB" id="Ink 40" o:spid="_x0000_s1026" type="#_x0000_t75" style="position:absolute;margin-left:361.65pt;margin-top:-3.8pt;width:107.35pt;height:22.55pt;z-index:251675648;visibility:visible;mso-wrap-style:square;mso-wrap-distance-left:9pt;mso-wrap-distance-top:0;mso-wrap-distance-right:9pt;mso-wrap-distance-bottom:0;mso-position-horizontal:absolute;mso-position-horizontal-relative:text;mso-position-vertical:absolute;mso-position-vertical-relative:text" o:gfxdata="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">
+              <v:shape w14:anchorId="6B1BDF34" id="Ink 40" o:spid="_x0000_s1026" type="#_x0000_t75" style="position:absolute;margin-left:361.65pt;margin-top:-3.8pt;width:107.35pt;height:22.55pt;z-index:251674624;visibility:visible;mso-wrap-style:square;mso-wrap-distance-left:9pt;mso-wrap-distance-top:0;mso-wrap-distance-right:9pt;mso-wrap-distance-bottom:0;mso-position-horizontal:absolute;mso-position-horizontal-relative:text;mso-position-vertical:absolute;mso-position-vertical-relative:text" o:gfxdata="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">
                 <v:imagedata r:id="rId26" o:title=""/>
               </v:shape>
             </w:pict>
@@ -2048,7 +2048,7 @@
         <mc:AlternateContent>
           <mc:Choice Requires="wpi">
             <w:drawing>
-              <wp:anchor distT="0" distB="0" distL="114300" distR="114300" simplePos="0" relativeHeight="251674624" behindDoc="0" locked="0" layoutInCell="1" allowOverlap="1" wp14:anchorId="0653196B" wp14:editId="2FAE0DA2">
+              <wp:anchor distT="0" distB="0" distL="114300" distR="114300" simplePos="0" relativeHeight="251673600" behindDoc="0" locked="0" layoutInCell="1" allowOverlap="1" wp14:anchorId="0653196B" wp14:editId="6897A6FF">
                 <wp:simplePos x="0" y="0"/>
                 <wp:positionH relativeFrom="column">
                   <wp:posOffset>4364355</wp:posOffset>
@@ -2079,7 +2079,7 @@
           </mc:Choice>
           <mc:Fallback>
             <w:pict>
-              <v:shape w14:anchorId="2C82E57A" id="Ink 39" o:spid="_x0000_s1026" type="#_x0000_t75" style="position:absolute;margin-left:343.15pt;margin-top:-55.7pt;width:137.4pt;height:147.85pt;z-index:251674624;visibility:visible;mso-wrap-style:square;mso-wrap-distance-left:9pt;mso-wrap-distance-top:0;mso-wrap-distance-right:9pt;mso-wrap-distance-bottom:0;mso-position-horizontal:absolute;mso-position-horizontal-relative:text;mso-position-vertical:absolute;mso-position-vertical-relative:text" o:gfxdata="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">
+              <v:shape w14:anchorId="5F97986D" id="Ink 39" o:spid="_x0000_s1026" type="#_x0000_t75" style="position:absolute;margin-left:343.15pt;margin-top:-55.7pt;width:137.4pt;height:147.85pt;z-index:251673600;visibility:visible;mso-wrap-style:square;mso-wrap-distance-left:9pt;mso-wrap-distance-top:0;mso-wrap-distance-right:9pt;mso-wrap-distance-bottom:0;mso-position-horizontal:absolute;mso-position-horizontal-relative:text;mso-position-vertical:absolute;mso-position-vertical-relative:text" o:gfxdata="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">
                 <v:imagedata r:id="rId28" o:title=""/>
               </v:shape>
             </w:pict>
@@ -3764,7 +3764,7 @@
         <mc:AlternateContent>
           <mc:Choice Requires="wpi">
             <w:drawing>
-              <wp:anchor distT="0" distB="0" distL="114300" distR="114300" simplePos="0" relativeHeight="251730944" behindDoc="0" locked="0" layoutInCell="1" allowOverlap="1" wp14:anchorId="3117E010" wp14:editId="1B17C570">
+              <wp:anchor distT="0" distB="0" distL="114300" distR="114300" simplePos="0" relativeHeight="251729920" behindDoc="0" locked="0" layoutInCell="1" allowOverlap="1" wp14:anchorId="3117E010" wp14:editId="5B8B20A5">
                 <wp:simplePos x="0" y="0"/>
                 <wp:positionH relativeFrom="column">
                   <wp:posOffset>213275</wp:posOffset>
@@ -3801,7 +3801,7 @@
           </mc:Choice>
           <mc:Fallback>
             <w:pict>
-              <v:shape w14:anchorId="6BAEFA60" id="Ink 50" o:spid="_x0000_s1026" type="#_x0000_t75" style="position:absolute;margin-left:16.3pt;margin-top:25.35pt;width:1.05pt;height:1.05pt;z-index:251730944;visibility:visible;mso-wrap-style:square;mso-width-percent:0;mso-height-percent:0;mso-wrap-distance-left:9pt;mso-wrap-distance-top:0;mso-wrap-distance-right:9pt;mso-wrap-distance-bottom:0;mso-position-horizontal:absolute;mso-position-horizontal-relative:text;mso-position-vertical:absolute;mso-position-vertical-relative:text;mso-width-percent:0;mso-height-percent:0;mso-width-relative:margin;mso-height-relative:margin" o:gfxdata="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">
+              <v:shape w14:anchorId="6EE2E925" id="Ink 50" o:spid="_x0000_s1026" type="#_x0000_t75" style="position:absolute;margin-left:16.3pt;margin-top:25.35pt;width:1.05pt;height:1.05pt;z-index:251729920;visibility:visible;mso-wrap-style:square;mso-width-percent:0;mso-height-percent:0;mso-wrap-distance-left:9pt;mso-wrap-distance-top:0;mso-wrap-distance-right:9pt;mso-wrap-distance-bottom:0;mso-position-horizontal:absolute;mso-position-horizontal-relative:text;mso-position-vertical:absolute;mso-position-vertical-relative:text;mso-width-percent:0;mso-height-percent:0;mso-width-relative:margin;mso-height-relative:margin" o:gfxdata="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">
                 <v:imagedata r:id="rId30" o:title=""/>
               </v:shape>
             </w:pict>
@@ -3861,7 +3861,7 @@
         <mc:AlternateContent>
           <mc:Choice Requires="wps">
             <w:drawing>
-              <wp:anchor distT="0" distB="0" distL="114300" distR="114300" simplePos="0" relativeHeight="251731968" behindDoc="0" locked="0" layoutInCell="1" allowOverlap="1" wp14:anchorId="1CC54061" wp14:editId="79FE1FF8">
+              <wp:anchor distT="0" distB="0" distL="114300" distR="114300" simplePos="0" relativeHeight="251730944" behindDoc="0" locked="0" layoutInCell="1" allowOverlap="1" wp14:anchorId="1CC54061" wp14:editId="03704E3C">
                 <wp:simplePos x="0" y="0"/>
                 <wp:positionH relativeFrom="column">
                   <wp:posOffset>1835150</wp:posOffset>
@@ -4269,7 +4269,7 @@
                 <v:stroke joinstyle="miter"/>
                 <v:path gradientshapeok="t" o:connecttype="rect"/>
               </v:shapetype>
-              <v:shape id="Text Box 51" o:spid="_x0000_s1026" type="#_x0000_t202" style="position:absolute;margin-left:144.5pt;margin-top:16pt;width:137.5pt;height:358.5pt;z-index:251731968;visibility:visible;mso-wrap-style:square;mso-width-percent:0;mso-wrap-distance-left:9pt;mso-wrap-distance-top:0;mso-wrap-distance-right:9pt;mso-wrap-distance-bottom:0;mso-position-horizontal:absolute;mso-position-horizontal-relative:text;mso-position-vertical:absolute;mso-position-vertical-relative:text;mso-width-percent:0;mso-width-relative:margin;v-text-anchor:top" o:gfxdata="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" fillcolor="white [3201]" strokecolor="white [3212]" strokeweight=".5pt">
+              <v:shape id="Text Box 51" o:spid="_x0000_s1026" type="#_x0000_t202" style="position:absolute;margin-left:144.5pt;margin-top:16pt;width:137.5pt;height:358.5pt;z-index:251730944;visibility:visible;mso-wrap-style:square;mso-width-percent:0;mso-wrap-distance-left:9pt;mso-wrap-distance-top:0;mso-wrap-distance-right:9pt;mso-wrap-distance-bottom:0;mso-position-horizontal:absolute;mso-position-horizontal-relative:text;mso-position-vertical:absolute;mso-position-vertical-relative:text;mso-width-percent:0;mso-width-relative:margin;v-text-anchor:top" o:gfxdata="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" fillcolor="white [3201]" strokecolor="white [3212]" strokeweight=".5pt">
                 <v:textbox>
                   <w:txbxContent>
                     <w:p>
@@ -4718,7 +4718,7 @@
         <mc:AlternateContent>
           <mc:Choice Requires="wps">
             <w:drawing>
-              <wp:anchor distT="0" distB="0" distL="114300" distR="114300" simplePos="0" relativeHeight="251734016" behindDoc="0" locked="0" layoutInCell="1" allowOverlap="1" wp14:anchorId="191445D9" wp14:editId="251D5579">
+              <wp:anchor distT="0" distB="0" distL="114300" distR="114300" simplePos="0" relativeHeight="251732992" behindDoc="0" locked="0" layoutInCell="1" allowOverlap="1" wp14:anchorId="191445D9" wp14:editId="067603AE">
                 <wp:simplePos x="0" y="0"/>
                 <wp:positionH relativeFrom="column">
                   <wp:posOffset>3695700</wp:posOffset>
@@ -5252,7 +5252,7 @@
           </mc:Choice>
           <mc:Fallback>
             <w:pict>
-              <v:shape w14:anchorId="191445D9" id="_x0000_s1027" type="#_x0000_t202" style="position:absolute;margin-left:291pt;margin-top:-47.35pt;width:200pt;height:358.5pt;z-index:251734016;visibility:visible;mso-wrap-style:square;mso-width-percent:0;mso-wrap-distance-left:9pt;mso-wrap-distance-top:0;mso-wrap-distance-right:9pt;mso-wrap-distance-bottom:0;mso-position-horizontal:absolute;mso-position-horizontal-relative:text;mso-position-vertical:absolute;mso-position-vertical-relative:text;mso-width-percent:0;mso-width-relative:margin;v-text-anchor:top" o:gfxdata="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" fillcolor="white [3201]" strokecolor="white [3212]" strokeweight=".5pt">
+              <v:shape w14:anchorId="191445D9" id="_x0000_s1027" type="#_x0000_t202" style="position:absolute;margin-left:291pt;margin-top:-47.35pt;width:200pt;height:358.5pt;z-index:251732992;visibility:visible;mso-wrap-style:square;mso-width-percent:0;mso-wrap-distance-left:9pt;mso-wrap-distance-top:0;mso-wrap-distance-right:9pt;mso-wrap-distance-bottom:0;mso-position-horizontal:absolute;mso-position-horizontal-relative:text;mso-position-vertical:absolute;mso-position-vertical-relative:text;mso-width-percent:0;mso-width-relative:margin;v-text-anchor:top" o:gfxdata="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" fillcolor="white [3201]" strokecolor="white [3212]" strokeweight=".5pt">
                 <v:textbox>
                   <w:txbxContent>
                     <w:p>
@@ -7064,7 +7064,7 @@
         <mc:AlternateContent>
           <mc:Choice Requires="wpi">
             <w:drawing>
-              <wp:anchor distT="0" distB="0" distL="114300" distR="114300" simplePos="0" relativeHeight="251811840" behindDoc="0" locked="0" layoutInCell="1" allowOverlap="1" wp14:anchorId="2D61B522" wp14:editId="719C0687">
+              <wp:anchor distT="0" distB="0" distL="114300" distR="114300" simplePos="0" relativeHeight="251810816" behindDoc="0" locked="0" layoutInCell="1" allowOverlap="1" wp14:anchorId="2D61B522" wp14:editId="3208E6DF">
                 <wp:simplePos x="0" y="0"/>
                 <wp:positionH relativeFrom="column">
                   <wp:posOffset>1064895</wp:posOffset>
@@ -7095,7 +7095,7 @@
           </mc:Choice>
           <mc:Fallback>
             <w:pict>
-              <v:shape w14:anchorId="4B6DC346" id="Ink 78" o:spid="_x0000_s1026" type="#_x0000_t75" style="position:absolute;margin-left:83.35pt;margin-top:77.45pt;width:191.65pt;height:67.2pt;z-index:251811840;visibility:visible;mso-wrap-style:square;mso-wrap-distance-left:9pt;mso-wrap-distance-top:0;mso-wrap-distance-right:9pt;mso-wrap-distance-bottom:0;mso-position-horizontal:absolute;mso-position-horizontal-relative:text;mso-position-vertical:absolute;mso-position-vertical-relative:text" o:gfxdata="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">
+              <v:shape w14:anchorId="27C6968E" id="Ink 78" o:spid="_x0000_s1026" type="#_x0000_t75" style="position:absolute;margin-left:83.35pt;margin-top:77.45pt;width:191.65pt;height:67.2pt;z-index:251810816;visibility:visible;mso-wrap-style:square;mso-wrap-distance-left:9pt;mso-wrap-distance-top:0;mso-wrap-distance-right:9pt;mso-wrap-distance-bottom:0;mso-position-horizontal:absolute;mso-position-horizontal-relative:text;mso-position-vertical:absolute;mso-position-vertical-relative:text" o:gfxdata="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">
                 <v:imagedata r:id="rId32" o:title=""/>
               </v:shape>
             </w:pict>
@@ -7113,7 +7113,7 @@
         <mc:AlternateContent>
           <mc:Choice Requires="wpi">
             <w:drawing>
-              <wp:anchor distT="0" distB="0" distL="114300" distR="114300" simplePos="0" relativeHeight="251795456" behindDoc="0" locked="0" layoutInCell="1" allowOverlap="1" wp14:anchorId="758C774E" wp14:editId="031FAF7D">
+              <wp:anchor distT="0" distB="0" distL="114300" distR="114300" simplePos="0" relativeHeight="251794432" behindDoc="0" locked="0" layoutInCell="1" allowOverlap="1" wp14:anchorId="758C774E" wp14:editId="18A5F732">
                 <wp:simplePos x="0" y="0"/>
                 <wp:positionH relativeFrom="column">
                   <wp:posOffset>3376295</wp:posOffset>
@@ -7144,7 +7144,7 @@
           </mc:Choice>
           <mc:Fallback>
             <w:pict>
-              <v:shape w14:anchorId="577838DB" id="Ink 62" o:spid="_x0000_s1026" type="#_x0000_t75" style="position:absolute;margin-left:265.35pt;margin-top:8.6pt;width:203.2pt;height:85.15pt;z-index:251795456;visibility:visible;mso-wrap-style:square;mso-wrap-distance-left:9pt;mso-wrap-distance-top:0;mso-wrap-distance-right:9pt;mso-wrap-distance-bottom:0;mso-position-horizontal:absolute;mso-position-horizontal-relative:text;mso-position-vertical:absolute;mso-position-vertical-relative:text" o:gfxdata="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">
+              <v:shape w14:anchorId="1FE7D7A2" id="Ink 62" o:spid="_x0000_s1026" type="#_x0000_t75" style="position:absolute;margin-left:265.35pt;margin-top:8.6pt;width:203.2pt;height:85.15pt;z-index:251794432;visibility:visible;mso-wrap-style:square;mso-wrap-distance-left:9pt;mso-wrap-distance-top:0;mso-wrap-distance-right:9pt;mso-wrap-distance-bottom:0;mso-position-horizontal:absolute;mso-position-horizontal-relative:text;mso-position-vertical:absolute;mso-position-vertical-relative:text" o:gfxdata="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">
                 <v:imagedata r:id="rId34" o:title=""/>
               </v:shape>
             </w:pict>
@@ -7162,7 +7162,7 @@
         <mc:AlternateContent>
           <mc:Choice Requires="wpi">
             <w:drawing>
-              <wp:anchor distT="0" distB="0" distL="114300" distR="114300" simplePos="0" relativeHeight="251767808" behindDoc="0" locked="0" layoutInCell="1" allowOverlap="1" wp14:anchorId="565E0CE6" wp14:editId="7B54E69B">
+              <wp:anchor distT="0" distB="0" distL="114300" distR="114300" simplePos="0" relativeHeight="251766784" behindDoc="0" locked="0" layoutInCell="1" allowOverlap="1" wp14:anchorId="565E0CE6" wp14:editId="4137E701">
                 <wp:simplePos x="0" y="0"/>
                 <wp:positionH relativeFrom="column">
                   <wp:posOffset>57150</wp:posOffset>
@@ -7193,7 +7193,7 @@
           </mc:Choice>
           <mc:Fallback>
             <w:pict>
-              <v:shape w14:anchorId="3A78FC93" id="Ink 35" o:spid="_x0000_s1026" type="#_x0000_t75" style="position:absolute;margin-left:4pt;margin-top:18.9pt;width:178.95pt;height:93.3pt;z-index:251767808;visibility:visible;mso-wrap-style:square;mso-wrap-distance-left:9pt;mso-wrap-distance-top:0;mso-wrap-distance-right:9pt;mso-wrap-distance-bottom:0;mso-position-horizontal:absolute;mso-position-horizontal-relative:text;mso-position-vertical:absolute;mso-position-vertical-relative:text" o:gfxdata="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">
+              <v:shape w14:anchorId="2C89D84A" id="Ink 35" o:spid="_x0000_s1026" type="#_x0000_t75" style="position:absolute;margin-left:4pt;margin-top:18.9pt;width:178.95pt;height:93.3pt;z-index:251766784;visibility:visible;mso-wrap-style:square;mso-wrap-distance-left:9pt;mso-wrap-distance-top:0;mso-wrap-distance-right:9pt;mso-wrap-distance-bottom:0;mso-position-horizontal:absolute;mso-position-horizontal-relative:text;mso-position-vertical:absolute;mso-position-vertical-relative:text" o:gfxdata="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">
                 <v:imagedata r:id="rId36" o:title=""/>
               </v:shape>
             </w:pict>
@@ -7211,7 +7211,7 @@
         <mc:AlternateContent>
           <mc:Choice Requires="wpi">
             <w:drawing>
-              <wp:anchor distT="0" distB="0" distL="114300" distR="114300" simplePos="0" relativeHeight="251755520" behindDoc="0" locked="0" layoutInCell="1" allowOverlap="1" wp14:anchorId="3C75F375" wp14:editId="08428780">
+              <wp:anchor distT="0" distB="0" distL="114300" distR="114300" simplePos="0" relativeHeight="251754496" behindDoc="0" locked="0" layoutInCell="1" allowOverlap="1" wp14:anchorId="3C75F375" wp14:editId="548D064F">
                 <wp:simplePos x="0" y="0"/>
                 <wp:positionH relativeFrom="column">
                   <wp:posOffset>2050415</wp:posOffset>
@@ -7242,7 +7242,7 @@
           </mc:Choice>
           <mc:Fallback>
             <w:pict>
-              <v:shape w14:anchorId="7AFD8EE0" id="Ink 23" o:spid="_x0000_s1026" type="#_x0000_t75" style="position:absolute;margin-left:160.95pt;margin-top:.2pt;width:80.1pt;height:26.85pt;z-index:251755520;visibility:visible;mso-wrap-style:square;mso-wrap-distance-left:9pt;mso-wrap-distance-top:0;mso-wrap-distance-right:9pt;mso-wrap-distance-bottom:0;mso-position-horizontal:absolute;mso-position-horizontal-relative:text;mso-position-vertical:absolute;mso-position-vertical-relative:text" o:gfxdata="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">
+              <v:shape w14:anchorId="7BC9434D" id="Ink 23" o:spid="_x0000_s1026" type="#_x0000_t75" style="position:absolute;margin-left:160.95pt;margin-top:.2pt;width:80.1pt;height:26.85pt;z-index:251754496;visibility:visible;mso-wrap-style:square;mso-wrap-distance-left:9pt;mso-wrap-distance-top:0;mso-wrap-distance-right:9pt;mso-wrap-distance-bottom:0;mso-position-horizontal:absolute;mso-position-horizontal-relative:text;mso-position-vertical:absolute;mso-position-vertical-relative:text" o:gfxdata="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">
                 <v:imagedata r:id="rId38" o:title=""/>
               </v:shape>
             </w:pict>
@@ -7260,7 +7260,7 @@
         <mc:AlternateContent>
           <mc:Choice Requires="wpi">
             <w:drawing>
-              <wp:anchor distT="0" distB="0" distL="114300" distR="114300" simplePos="0" relativeHeight="251748352" behindDoc="0" locked="0" layoutInCell="1" allowOverlap="1" wp14:anchorId="55EA93D4" wp14:editId="3FDFD030">
+              <wp:anchor distT="0" distB="0" distL="114300" distR="114300" simplePos="0" relativeHeight="251747328" behindDoc="0" locked="0" layoutInCell="1" allowOverlap="1" wp14:anchorId="55EA93D4" wp14:editId="29E51616">
                 <wp:simplePos x="0" y="0"/>
                 <wp:positionH relativeFrom="column">
                   <wp:posOffset>2355215</wp:posOffset>
@@ -7291,7 +7291,7 @@
           </mc:Choice>
           <mc:Fallback>
             <w:pict>
-              <v:shape w14:anchorId="2F526851" id="Ink 16" o:spid="_x0000_s1026" type="#_x0000_t75" style="position:absolute;margin-left:184.95pt;margin-top:34.55pt;width:79.9pt;height:30.5pt;z-index:251748352;visibility:visible;mso-wrap-style:square;mso-wrap-distance-left:9pt;mso-wrap-distance-top:0;mso-wrap-distance-right:9pt;mso-wrap-distance-bottom:0;mso-position-horizontal:absolute;mso-position-horizontal-relative:text;mso-position-vertical:absolute;mso-position-vertical-relative:text" o:gfxdata="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">
+              <v:shape w14:anchorId="204D9F7A" id="Ink 16" o:spid="_x0000_s1026" type="#_x0000_t75" style="position:absolute;margin-left:184.95pt;margin-top:34.55pt;width:79.9pt;height:30.5pt;z-index:251747328;visibility:visible;mso-wrap-style:square;mso-wrap-distance-left:9pt;mso-wrap-distance-top:0;mso-wrap-distance-right:9pt;mso-wrap-distance-bottom:0;mso-position-horizontal:absolute;mso-position-horizontal-relative:text;mso-position-vertical:absolute;mso-position-vertical-relative:text" o:gfxdata="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">
                 <v:imagedata r:id="rId40" o:title=""/>
               </v:shape>
             </w:pict>
@@ -7309,7 +7309,7 @@
         <mc:AlternateContent>
           <mc:Choice Requires="wpi">
             <w:drawing>
-              <wp:anchor distT="0" distB="0" distL="114300" distR="114300" simplePos="0" relativeHeight="251744256" behindDoc="0" locked="0" layoutInCell="1" allowOverlap="1" wp14:anchorId="23633893" wp14:editId="7164B77B">
+              <wp:anchor distT="0" distB="0" distL="114300" distR="114300" simplePos="0" relativeHeight="251743232" behindDoc="0" locked="0" layoutInCell="1" allowOverlap="1" wp14:anchorId="23633893" wp14:editId="7877E04E">
                 <wp:simplePos x="0" y="0"/>
                 <wp:positionH relativeFrom="column">
                   <wp:posOffset>205105</wp:posOffset>
@@ -7340,7 +7340,7 @@
           </mc:Choice>
           <mc:Fallback>
             <w:pict>
-              <v:shape w14:anchorId="225352E2" id="Ink 12" o:spid="_x0000_s1026" type="#_x0000_t75" style="position:absolute;margin-left:15.65pt;margin-top:119.4pt;width:52.5pt;height:21.85pt;z-index:251744256;visibility:visible;mso-wrap-style:square;mso-wrap-distance-left:9pt;mso-wrap-distance-top:0;mso-wrap-distance-right:9pt;mso-wrap-distance-bottom:0;mso-position-horizontal:absolute;mso-position-horizontal-relative:text;mso-position-vertical:absolute;mso-position-vertical-relative:text" o:gfxdata="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">
+              <v:shape w14:anchorId="1B1760FE" id="Ink 12" o:spid="_x0000_s1026" type="#_x0000_t75" style="position:absolute;margin-left:15.65pt;margin-top:119.4pt;width:52.5pt;height:21.85pt;z-index:251743232;visibility:visible;mso-wrap-style:square;mso-wrap-distance-left:9pt;mso-wrap-distance-top:0;mso-wrap-distance-right:9pt;mso-wrap-distance-bottom:0;mso-position-horizontal:absolute;mso-position-horizontal-relative:text;mso-position-vertical:absolute;mso-position-vertical-relative:text" o:gfxdata="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">
                 <v:imagedata r:id="rId42" o:title=""/>
               </v:shape>
             </w:pict>
@@ -8531,7 +8531,7 @@
         <mc:AlternateContent>
           <mc:Choice Requires="wps">
             <w:drawing>
-              <wp:anchor distT="0" distB="0" distL="114300" distR="114300" simplePos="0" relativeHeight="251812864" behindDoc="0" locked="0" layoutInCell="1" allowOverlap="1" wp14:anchorId="12D6B52D" wp14:editId="09B36B20">
+              <wp:anchor distT="0" distB="0" distL="114300" distR="114300" simplePos="0" relativeHeight="251811840" behindDoc="0" locked="0" layoutInCell="1" allowOverlap="1" wp14:anchorId="12D6B52D" wp14:editId="1A8DCB36">
                 <wp:simplePos x="0" y="0"/>
                 <wp:positionH relativeFrom="column">
                   <wp:posOffset>4607276</wp:posOffset>
@@ -8601,7 +8601,7 @@
           </mc:Choice>
           <mc:Fallback>
             <w:pict>
-              <v:shape w14:anchorId="12D6B52D" id="Text Box 3" o:spid="_x0000_s1028" type="#_x0000_t202" style="position:absolute;margin-left:362.8pt;margin-top:-.35pt;width:103.8pt;height:25.15pt;z-index:251812864;visibility:visible;mso-wrap-style:square;mso-wrap-distance-left:9pt;mso-wrap-distance-top:0;mso-wrap-distance-right:9pt;mso-wrap-distance-bottom:0;mso-position-horizontal:absolute;mso-position-horizontal-relative:text;mso-position-vertical:absolute;mso-position-vertical-relative:text;v-text-anchor:top" o:gfxdata="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" fillcolor="white [3201]" strokeweight=".5pt">
+              <v:shape w14:anchorId="12D6B52D" id="Text Box 3" o:spid="_x0000_s1028" type="#_x0000_t202" style="position:absolute;margin-left:362.8pt;margin-top:-.35pt;width:103.8pt;height:25.15pt;z-index:251811840;visibility:visible;mso-wrap-style:square;mso-wrap-distance-left:9pt;mso-wrap-distance-top:0;mso-wrap-distance-right:9pt;mso-wrap-distance-bottom:0;mso-position-horizontal:absolute;mso-position-horizontal-relative:text;mso-position-vertical:absolute;mso-position-vertical-relative:text;v-text-anchor:top" o:gfxdata="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" fillcolor="white [3201]" strokeweight=".5pt">
                 <v:textbox>
                   <w:txbxContent>
                     <w:p>
@@ -8662,7 +8662,7 @@
         <mc:AlternateContent>
           <mc:Choice Requires="wps">
             <w:drawing>
-              <wp:anchor distT="0" distB="0" distL="114300" distR="114300" simplePos="0" relativeHeight="251813888" behindDoc="0" locked="0" layoutInCell="1" allowOverlap="1" wp14:anchorId="0C7F371B" wp14:editId="43215B67">
+              <wp:anchor distT="0" distB="0" distL="114300" distR="114300" simplePos="0" relativeHeight="251812864" behindDoc="0" locked="0" layoutInCell="1" allowOverlap="1" wp14:anchorId="0C7F371B" wp14:editId="4CB9940F">
                 <wp:simplePos x="0" y="0"/>
                 <wp:positionH relativeFrom="column">
                   <wp:posOffset>4034901</wp:posOffset>
@@ -8718,7 +8718,7 @@
           </mc:Choice>
           <mc:Fallback>
             <w:pict>
-              <v:shape w14:anchorId="0C7F371B" id="Text Box 4" o:spid="_x0000_s1029" type="#_x0000_t202" style="position:absolute;margin-left:317.7pt;margin-top:5.75pt;width:197.1pt;height:82.15pt;z-index:251813888;visibility:visible;mso-wrap-style:square;mso-height-percent:0;mso-wrap-distance-left:9pt;mso-wrap-distance-top:0;mso-wrap-distance-right:9pt;mso-wrap-distance-bottom:0;mso-position-horizontal:absolute;mso-position-horizontal-relative:text;mso-position-vertical:absolute;mso-position-vertical-relative:text;mso-height-percent:0;mso-height-relative:margin;v-text-anchor:top" o:gfxdata="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" fillcolor="white [3201]" strokeweight=".5pt">
+              <v:shape w14:anchorId="0C7F371B" id="Text Box 4" o:spid="_x0000_s1029" type="#_x0000_t202" style="position:absolute;margin-left:317.7pt;margin-top:5.75pt;width:197.1pt;height:82.15pt;z-index:251812864;visibility:visible;mso-wrap-style:square;mso-height-percent:0;mso-wrap-distance-left:9pt;mso-wrap-distance-top:0;mso-wrap-distance-right:9pt;mso-wrap-distance-bottom:0;mso-position-horizontal:absolute;mso-position-horizontal-relative:text;mso-position-vertical:absolute;mso-position-vertical-relative:text;mso-height-percent:0;mso-height-relative:margin;v-text-anchor:top" o:gfxdata="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" fillcolor="white [3201]" strokeweight=".5pt">
                 <v:textbox>
                   <w:txbxContent>
                     <w:p/>
@@ -8741,7 +8741,7 @@
         <mc:AlternateContent>
           <mc:Choice Requires="wps">
             <w:drawing>
-              <wp:anchor distT="0" distB="0" distL="114300" distR="114300" simplePos="0" relativeHeight="251814912" behindDoc="0" locked="0" layoutInCell="1" allowOverlap="1" wp14:anchorId="736BC8F2" wp14:editId="71BC61C5">
+              <wp:anchor distT="0" distB="0" distL="114300" distR="114300" simplePos="0" relativeHeight="251813888" behindDoc="0" locked="0" layoutInCell="1" allowOverlap="1" wp14:anchorId="736BC8F2" wp14:editId="0671DB32">
                 <wp:simplePos x="0" y="0"/>
                 <wp:positionH relativeFrom="column">
                   <wp:posOffset>4039340</wp:posOffset>
@@ -8814,7 +8814,7 @@
           </mc:Choice>
           <mc:Fallback>
             <w:pict>
-              <v:shape w14:anchorId="736BC8F2" id="Text Box 5" o:spid="_x0000_s1030" type="#_x0000_t202" style="position:absolute;margin-left:318.05pt;margin-top:5.75pt;width:196.75pt;height:28.3pt;z-index:251814912;visibility:visible;mso-wrap-style:square;mso-height-percent:0;mso-wrap-distance-left:9pt;mso-wrap-distance-top:0;mso-wrap-distance-right:9pt;mso-wrap-distance-bottom:0;mso-position-horizontal:absolute;mso-position-horizontal-relative:text;mso-position-vertical:absolute;mso-position-vertical-relative:text;mso-height-percent:0;mso-height-relative:margin;v-text-anchor:top" o:gfxdata="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" fillcolor="white [3201]" strokeweight=".5pt">
+              <v:shape w14:anchorId="736BC8F2" id="Text Box 5" o:spid="_x0000_s1030" type="#_x0000_t202" style="position:absolute;margin-left:318.05pt;margin-top:5.75pt;width:196.75pt;height:28.3pt;z-index:251813888;visibility:visible;mso-wrap-style:square;mso-height-percent:0;mso-wrap-distance-left:9pt;mso-wrap-distance-top:0;mso-wrap-distance-right:9pt;mso-wrap-distance-bottom:0;mso-position-horizontal:absolute;mso-position-horizontal-relative:text;mso-position-vertical:absolute;mso-position-vertical-relative:text;mso-height-percent:0;mso-height-relative:margin;v-text-anchor:top" o:gfxdata="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" fillcolor="white [3201]" strokeweight=".5pt">
                 <v:textbox>
                   <w:txbxContent>
                     <w:p>
@@ -8879,7 +8879,7 @@
         <mc:AlternateContent>
           <mc:Choice Requires="wps">
             <w:drawing>
-              <wp:anchor distT="0" distB="0" distL="114300" distR="114300" simplePos="0" relativeHeight="251816960" behindDoc="0" locked="0" layoutInCell="1" allowOverlap="1" wp14:anchorId="68AB110F" wp14:editId="62FFBD39">
+              <wp:anchor distT="0" distB="0" distL="114300" distR="114300" simplePos="0" relativeHeight="251815936" behindDoc="0" locked="0" layoutInCell="1" allowOverlap="1" wp14:anchorId="68AB110F" wp14:editId="58F2B52D">
                 <wp:simplePos x="0" y="0"/>
                 <wp:positionH relativeFrom="column">
                   <wp:posOffset>4034790</wp:posOffset>
@@ -8930,39 +8930,7 @@
                                 <w:bCs/>
                                 <w:lang w:val="en-US"/>
                               </w:rPr>
-                              <w:t>C</w:t>
-                            </w:r>
-                            <w:r>
-                              <w:rPr>
-                                <w:b/>
-                                <w:bCs/>
-                                <w:lang w:val="en-US"/>
-                              </w:rPr>
-                              <w:t>lass variables</w:t>
-                            </w:r>
-                            <w:r>
-                              <w:rPr>
-                                <w:b/>
-                                <w:bCs/>
-                                <w:lang w:val="en-US"/>
-                              </w:rPr>
-                              <w:t>: M</w:t>
-                            </w:r>
-                            <w:r>
-                              <w:rPr>
-                                <w:b/>
-                                <w:bCs/>
-                                <w:lang w:val="en-US"/>
-                              </w:rPr>
-                              <w:t>ay</w:t>
-                            </w:r>
-                            <w:r>
-                              <w:rPr>
-                                <w:b/>
-                                <w:bCs/>
-                                <w:lang w:val="en-US"/>
-                              </w:rPr>
-                              <w:t xml:space="preserve"> be</w:t>
+                              <w:t>Class variables: May be</w:t>
                             </w:r>
                           </w:p>
                         </w:txbxContent>
@@ -8984,7 +8952,7 @@
           </mc:Choice>
           <mc:Fallback>
             <w:pict>
-              <v:shape w14:anchorId="68AB110F" id="_x0000_s1031" type="#_x0000_t202" style="position:absolute;left:0;text-align:left;margin-left:317.7pt;margin-top:9.75pt;width:196.75pt;height:28.3pt;z-index:251816960;visibility:visible;mso-wrap-style:square;mso-height-percent:0;mso-wrap-distance-left:9pt;mso-wrap-distance-top:0;mso-wrap-distance-right:9pt;mso-wrap-distance-bottom:0;mso-position-horizontal:absolute;mso-position-horizontal-relative:text;mso-position-vertical:absolute;mso-position-vertical-relative:text;mso-height-percent:0;mso-height-relative:margin;v-text-anchor:top" o:gfxdata="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" fillcolor="white [3201]" strokeweight=".5pt">
+              <v:shape w14:anchorId="68AB110F" id="_x0000_s1031" type="#_x0000_t202" style="position:absolute;left:0;text-align:left;margin-left:317.7pt;margin-top:9.75pt;width:196.75pt;height:28.3pt;z-index:251815936;visibility:visible;mso-wrap-style:square;mso-height-percent:0;mso-wrap-distance-left:9pt;mso-wrap-distance-top:0;mso-wrap-distance-right:9pt;mso-wrap-distance-bottom:0;mso-position-horizontal:absolute;mso-position-horizontal-relative:text;mso-position-vertical:absolute;mso-position-vertical-relative:text;mso-height-percent:0;mso-height-relative:margin;v-text-anchor:top" o:gfxdata="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" fillcolor="white [3201]" strokeweight=".5pt">
                 <v:textbox>
                   <w:txbxContent>
                     <w:p>
@@ -9002,39 +8970,7 @@
                           <w:bCs/>
                           <w:lang w:val="en-US"/>
                         </w:rPr>
-                        <w:t>C</w:t>
-                      </w:r>
-                      <w:r>
-                        <w:rPr>
-                          <w:b/>
-                          <w:bCs/>
-                          <w:lang w:val="en-US"/>
-                        </w:rPr>
-                        <w:t>lass variables</w:t>
-                      </w:r>
-                      <w:r>
-                        <w:rPr>
-                          <w:b/>
-                          <w:bCs/>
-                          <w:lang w:val="en-US"/>
-                        </w:rPr>
-                        <w:t>: M</w:t>
-                      </w:r>
-                      <w:r>
-                        <w:rPr>
-                          <w:b/>
-                          <w:bCs/>
-                          <w:lang w:val="en-US"/>
-                        </w:rPr>
-                        <w:t>ay</w:t>
-                      </w:r>
-                      <w:r>
-                        <w:rPr>
-                          <w:b/>
-                          <w:bCs/>
-                          <w:lang w:val="en-US"/>
-                        </w:rPr>
-                        <w:t xml:space="preserve"> be</w:t>
+                        <w:t>Class variables: May be</w:t>
                       </w:r>
                     </w:p>
                   </w:txbxContent>
@@ -9104,7 +9040,7 @@
         <mc:AlternateContent>
           <mc:Choice Requires="wps">
             <w:drawing>
-              <wp:anchor distT="0" distB="0" distL="114300" distR="114300" simplePos="0" relativeHeight="251819008" behindDoc="0" locked="0" layoutInCell="1" allowOverlap="1" wp14:anchorId="01A3BD01" wp14:editId="080B1AE3">
+              <wp:anchor distT="0" distB="0" distL="114300" distR="114300" simplePos="0" relativeHeight="251817984" behindDoc="0" locked="0" layoutInCell="1" allowOverlap="1" wp14:anchorId="01A3BD01" wp14:editId="721D5909">
                 <wp:simplePos x="0" y="0"/>
                 <wp:positionH relativeFrom="column">
                   <wp:posOffset>4039340</wp:posOffset>
@@ -9155,15 +9091,7 @@
                                 <w:bCs/>
                                 <w:lang w:val="en-US"/>
                               </w:rPr>
-                              <w:t>Functions</w:t>
-                            </w:r>
-                            <w:r>
-                              <w:rPr>
-                                <w:b/>
-                                <w:bCs/>
-                                <w:lang w:val="en-US"/>
-                              </w:rPr>
-                              <w:t>: May be</w:t>
+                              <w:t>Functions: May be</w:t>
                             </w:r>
                           </w:p>
                         </w:txbxContent>
@@ -9185,7 +9113,7 @@
           </mc:Choice>
           <mc:Fallback>
             <w:pict>
-              <v:shape w14:anchorId="01A3BD01" id="_x0000_s1032" type="#_x0000_t202" style="position:absolute;left:0;text-align:left;margin-left:318.05pt;margin-top:2.5pt;width:196.75pt;height:28.3pt;z-index:251819008;visibility:visible;mso-wrap-style:square;mso-height-percent:0;mso-wrap-distance-left:9pt;mso-wrap-distance-top:0;mso-wrap-distance-right:9pt;mso-wrap-distance-bottom:0;mso-position-horizontal:absolute;mso-position-horizontal-relative:text;mso-position-vertical:absolute;mso-position-vertical-relative:text;mso-height-percent:0;mso-height-relative:margin;v-text-anchor:top" o:gfxdata="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" fillcolor="white [3201]" strokeweight=".5pt">
+              <v:shape w14:anchorId="01A3BD01" id="_x0000_s1032" type="#_x0000_t202" style="position:absolute;left:0;text-align:left;margin-left:318.05pt;margin-top:2.5pt;width:196.75pt;height:28.3pt;z-index:251817984;visibility:visible;mso-wrap-style:square;mso-height-percent:0;mso-wrap-distance-left:9pt;mso-wrap-distance-top:0;mso-wrap-distance-right:9pt;mso-wrap-distance-bottom:0;mso-position-horizontal:absolute;mso-position-horizontal-relative:text;mso-position-vertical:absolute;mso-position-vertical-relative:text;mso-height-percent:0;mso-height-relative:margin;v-text-anchor:top" o:gfxdata="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" fillcolor="white [3201]" strokeweight=".5pt">
                 <v:textbox>
                   <w:txbxContent>
                     <w:p>
@@ -9203,15 +9131,7 @@
                           <w:bCs/>
                           <w:lang w:val="en-US"/>
                         </w:rPr>
-                        <w:t>Functions</w:t>
-                      </w:r>
-                      <w:r>
-                        <w:rPr>
-                          <w:b/>
-                          <w:bCs/>
-                          <w:lang w:val="en-US"/>
-                        </w:rPr>
-                        <w:t>: May be</w:t>
+                        <w:t>Functions: May be</w:t>
                       </w:r>
                     </w:p>
                   </w:txbxContent>
@@ -9537,7 +9457,7 @@
         <mc:AlternateContent>
           <mc:Choice Requires="wpg">
             <w:drawing>
-              <wp:anchor distT="0" distB="0" distL="114300" distR="114300" simplePos="0" relativeHeight="251826176" behindDoc="0" locked="0" layoutInCell="1" allowOverlap="1" wp14:anchorId="571F4A8C" wp14:editId="1E12B66A">
+              <wp:anchor distT="0" distB="0" distL="114300" distR="114300" simplePos="0" relativeHeight="251825152" behindDoc="0" locked="0" layoutInCell="1" allowOverlap="1" wp14:anchorId="571F4A8C" wp14:editId="6AED985E">
                 <wp:simplePos x="0" y="0"/>
                 <wp:positionH relativeFrom="column">
                   <wp:posOffset>4572000</wp:posOffset>
@@ -9784,7 +9704,7 @@
           </mc:Choice>
           <mc:Fallback>
             <w:pict>
-              <v:group w14:anchorId="571F4A8C" id="Group 8" o:spid="_x0000_s1033" style="position:absolute;margin-left:5in;margin-top:.35pt;width:156.6pt;height:96.45pt;z-index:251826176" coordsize="19885,12251" o:gfxdata="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">
+              <v:group w14:anchorId="571F4A8C" id="Group 8" o:spid="_x0000_s1033" style="position:absolute;margin-left:5in;margin-top:.35pt;width:156.6pt;height:96.45pt;z-index:251825152" coordsize="19885,12251" o:gfxdata="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">
                 <v:shape id="Text Box 6" o:spid="_x0000_s1034" type="#_x0000_t202" style="position:absolute;left:7013;width:4305;height:2794;visibility:visible;mso-wrap-style:square;v-text-anchor:top" o:gfxdata="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" fillcolor="white [3201]" strokeweight=".5pt">
                   <v:textbox>
                     <w:txbxContent>
@@ -10211,7 +10131,7 @@
         <mc:AlternateContent>
           <mc:Choice Requires="wpg">
             <w:drawing>
-              <wp:anchor distT="0" distB="0" distL="114300" distR="114300" simplePos="0" relativeHeight="251828224" behindDoc="0" locked="0" layoutInCell="1" allowOverlap="1" wp14:anchorId="37FB9E8E" wp14:editId="6CC242FC">
+              <wp:anchor distT="0" distB="0" distL="114300" distR="114300" simplePos="0" relativeHeight="251827200" behindDoc="0" locked="0" layoutInCell="1" allowOverlap="1" wp14:anchorId="37FB9E8E" wp14:editId="37FB2FC8">
                 <wp:simplePos x="0" y="0"/>
                 <wp:positionH relativeFrom="column">
                   <wp:posOffset>3124940</wp:posOffset>
@@ -10273,15 +10193,7 @@
                                   <w:bCs/>
                                   <w:lang w:val="en-US"/>
                                 </w:rPr>
-                                <w:t>H</w:t>
-                              </w:r>
-                              <w:r>
-                                <w:rPr>
-                                  <w:b/>
-                                  <w:bCs/>
-                                  <w:lang w:val="en-US"/>
-                                </w:rPr>
-                                <w:t>2</w:t>
+                                <w:t>H2</w:t>
                               </w:r>
                             </w:p>
                           </w:txbxContent>
@@ -10450,7 +10362,7 @@
           </mc:Choice>
           <mc:Fallback>
             <w:pict>
-              <v:group w14:anchorId="37FB9E8E" id="_x0000_s1038" style="position:absolute;margin-left:246.05pt;margin-top:10.65pt;width:156.6pt;height:96.45pt;z-index:251828224" coordsize="19885,12251" o:gfxdata="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">
+              <v:group w14:anchorId="37FB9E8E" id="_x0000_s1038" style="position:absolute;margin-left:246.05pt;margin-top:10.65pt;width:156.6pt;height:96.45pt;z-index:251827200" coordsize="19885,12251" o:gfxdata="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">
                 <v:shape id="Text Box 6" o:spid="_x0000_s1039" type="#_x0000_t202" style="position:absolute;left:7013;width:4305;height:2794;visibility:visible;mso-wrap-style:square;v-text-anchor:top" o:gfxdata="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" fillcolor="white [3201]" strokeweight=".5pt">
                   <v:textbox>
                     <w:txbxContent>
@@ -10469,15 +10381,7 @@
                             <w:bCs/>
                             <w:lang w:val="en-US"/>
                           </w:rPr>
-                          <w:t>H</w:t>
-                        </w:r>
-                        <w:r>
-                          <w:rPr>
-                            <w:b/>
-                            <w:bCs/>
-                            <w:lang w:val="en-US"/>
-                          </w:rPr>
-                          <w:t>2</w:t>
+                          <w:t>H2</w:t>
                         </w:r>
                       </w:p>
                     </w:txbxContent>
@@ -11045,7 +10949,7 @@
         <mc:AlternateContent>
           <mc:Choice Requires="wpg">
             <w:drawing>
-              <wp:anchor distT="0" distB="0" distL="114300" distR="114300" simplePos="0" relativeHeight="251832320" behindDoc="0" locked="0" layoutInCell="1" allowOverlap="1" wp14:anchorId="63E1B0BB" wp14:editId="02CC4399">
+              <wp:anchor distT="0" distB="0" distL="114300" distR="114300" simplePos="0" relativeHeight="251831296" behindDoc="0" locked="0" layoutInCell="1" allowOverlap="1" wp14:anchorId="63E1B0BB" wp14:editId="49EDA005">
                 <wp:simplePos x="0" y="0"/>
                 <wp:positionH relativeFrom="margin">
                   <wp:align>left</wp:align>
@@ -11107,15 +11011,7 @@
                                   <w:bCs/>
                                   <w:lang w:val="en-US"/>
                                 </w:rPr>
-                                <w:t>H</w:t>
-                              </w:r>
-                              <w:r>
-                                <w:rPr>
-                                  <w:b/>
-                                  <w:bCs/>
-                                  <w:lang w:val="en-US"/>
-                                </w:rPr>
-                                <w:t>1</w:t>
+                                <w:t>H1</w:t>
                               </w:r>
                             </w:p>
                           </w:txbxContent>
@@ -11284,7 +11180,7 @@
           </mc:Choice>
           <mc:Fallback>
             <w:pict>
-              <v:group w14:anchorId="63E1B0BB" id="_x0000_s1043" style="position:absolute;margin-left:0;margin-top:6.95pt;width:156.6pt;height:96.45pt;z-index:251832320;mso-position-horizontal:left;mso-position-horizontal-relative:margin" coordsize="19885,12251" o:gfxdata="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">
+              <v:group w14:anchorId="63E1B0BB" id="_x0000_s1043" style="position:absolute;margin-left:0;margin-top:6.95pt;width:156.6pt;height:96.45pt;z-index:251831296;mso-position-horizontal:left;mso-position-horizontal-relative:margin" coordsize="19885,12251" o:gfxdata="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">
                 <v:shape id="Text Box 6" o:spid="_x0000_s1044" type="#_x0000_t202" style="position:absolute;left:7013;width:4305;height:2794;visibility:visible;mso-wrap-style:square;v-text-anchor:top" o:gfxdata="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" fillcolor="white [3201]" strokeweight=".5pt">
                   <v:textbox>
                     <w:txbxContent>
@@ -11303,15 +11199,7 @@
                             <w:bCs/>
                             <w:lang w:val="en-US"/>
                           </w:rPr>
-                          <w:t>H</w:t>
-                        </w:r>
-                        <w:r>
-                          <w:rPr>
-                            <w:b/>
-                            <w:bCs/>
-                            <w:lang w:val="en-US"/>
-                          </w:rPr>
-                          <w:t>1</w:t>
+                          <w:t>H1</w:t>
                         </w:r>
                       </w:p>
                     </w:txbxContent>
@@ -11408,7 +11296,7 @@
         <mc:AlternateContent>
           <mc:Choice Requires="wpg">
             <w:drawing>
-              <wp:anchor distT="0" distB="0" distL="114300" distR="114300" simplePos="0" relativeHeight="251830272" behindDoc="0" locked="0" layoutInCell="1" allowOverlap="1" wp14:anchorId="382D1516" wp14:editId="32A1A493">
+              <wp:anchor distT="0" distB="0" distL="114300" distR="114300" simplePos="0" relativeHeight="251829248" behindDoc="0" locked="0" layoutInCell="1" allowOverlap="1" wp14:anchorId="382D1516" wp14:editId="3A64D935">
                 <wp:simplePos x="0" y="0"/>
                 <wp:positionH relativeFrom="column">
                   <wp:posOffset>2902998</wp:posOffset>
@@ -11470,15 +11358,7 @@
                                   <w:bCs/>
                                   <w:lang w:val="en-US"/>
                                 </w:rPr>
-                                <w:t>H</w:t>
-                              </w:r>
-                              <w:r>
-                                <w:rPr>
-                                  <w:b/>
-                                  <w:bCs/>
-                                  <w:lang w:val="en-US"/>
-                                </w:rPr>
-                                <w:t>3</w:t>
+                                <w:t>H3</w:t>
                               </w:r>
                             </w:p>
                           </w:txbxContent>
@@ -11647,7 +11527,7 @@
           </mc:Choice>
           <mc:Fallback>
             <w:pict>
-              <v:group w14:anchorId="382D1516" id="_x0000_s1048" style="position:absolute;margin-left:228.6pt;margin-top:6.3pt;width:156.6pt;height:96.45pt;z-index:251830272" coordsize="19885,12251" o:gfxdata="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">
+              <v:group w14:anchorId="382D1516" id="_x0000_s1048" style="position:absolute;margin-left:228.6pt;margin-top:6.3pt;width:156.6pt;height:96.45pt;z-index:251829248" coordsize="19885,12251" o:gfxdata="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">
                 <v:shape id="Text Box 6" o:spid="_x0000_s1049" type="#_x0000_t202" style="position:absolute;left:7013;width:4305;height:2794;visibility:visible;mso-wrap-style:square;v-text-anchor:top" o:gfxdata="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" fillcolor="white [3201]" strokeweight=".5pt">
                   <v:textbox>
                     <w:txbxContent>
@@ -11666,15 +11546,7 @@
                             <w:bCs/>
                             <w:lang w:val="en-US"/>
                           </w:rPr>
-                          <w:t>H</w:t>
-                        </w:r>
-                        <w:r>
-                          <w:rPr>
-                            <w:b/>
-                            <w:bCs/>
-                            <w:lang w:val="en-US"/>
-                          </w:rPr>
-                          <w:t>3</w:t>
+                          <w:t>H3</w:t>
                         </w:r>
                       </w:p>
                     </w:txbxContent>
@@ -11782,7 +11654,7 @@
         <mc:AlternateContent>
           <mc:Choice Requires="wps">
             <w:drawing>
-              <wp:anchor distT="0" distB="0" distL="114300" distR="114300" simplePos="0" relativeHeight="251833344" behindDoc="0" locked="0" layoutInCell="1" allowOverlap="1" wp14:anchorId="7A52493E" wp14:editId="44C60766">
+              <wp:anchor distT="0" distB="0" distL="114300" distR="114300" simplePos="0" relativeHeight="251832320" behindDoc="0" locked="0" layoutInCell="1" allowOverlap="1" wp14:anchorId="7A52493E" wp14:editId="3C20AA85">
                 <wp:simplePos x="0" y="0"/>
                 <wp:positionH relativeFrom="column">
                   <wp:posOffset>1988184</wp:posOffset>
@@ -11834,11 +11706,11 @@
           </mc:Choice>
           <mc:Fallback>
             <w:pict>
-              <v:shapetype w14:anchorId="0CF2B8F6" id="_x0000_t32" coordsize="21600,21600" o:spt="32" o:oned="t" path="m,l21600,21600e" filled="f">
+              <v:shapetype w14:anchorId="7B75E601" id="_x0000_t32" coordsize="21600,21600" o:spt="32" o:oned="t" path="m,l21600,21600e" filled="f">
                 <v:path arrowok="t" fillok="f" o:connecttype="none"/>
                 <o:lock v:ext="edit" shapetype="t"/>
               </v:shapetype>
-              <v:shape id="Straight Arrow Connector 9" o:spid="_x0000_s1026" type="#_x0000_t32" style="position:absolute;margin-left:156.55pt;margin-top:45.9pt;width:72.75pt;height:.35pt;z-index:251833344;visibility:visible;mso-wrap-style:square;mso-wrap-distance-left:9pt;mso-wrap-distance-top:0;mso-wrap-distance-right:9pt;mso-wrap-distance-bottom:0;mso-position-horizontal:absolute;mso-position-horizontal-relative:text;mso-position-vertical:absolute;mso-position-vertical-relative:text" o:gfxdata="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" strokecolor="#4472c4 [3204]" strokeweight=".5pt">
+              <v:shape id="Straight Arrow Connector 9" o:spid="_x0000_s1026" type="#_x0000_t32" style="position:absolute;margin-left:156.55pt;margin-top:45.9pt;width:72.75pt;height:.35pt;z-index:251832320;visibility:visible;mso-wrap-style:square;mso-wrap-distance-left:9pt;mso-wrap-distance-top:0;mso-wrap-distance-right:9pt;mso-wrap-distance-bottom:0;mso-position-horizontal:absolute;mso-position-horizontal-relative:text;mso-position-vertical:absolute;mso-position-vertical-relative:text" o:gfxdata="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" strokecolor="#4472c4 [3204]" strokeweight=".5pt">
                 <v:stroke endarrow="block" joinstyle="miter"/>
               </v:shape>
             </w:pict>
@@ -11879,7 +11751,7 @@
         <mc:AlternateContent>
           <mc:Choice Requires="wps">
             <w:drawing>
-              <wp:anchor distT="0" distB="0" distL="114300" distR="114300" simplePos="0" relativeHeight="251835392" behindDoc="0" locked="0" layoutInCell="1" allowOverlap="1" wp14:anchorId="656E9764" wp14:editId="406463C6">
+              <wp:anchor distT="0" distB="0" distL="114300" distR="114300" simplePos="0" relativeHeight="251834368" behindDoc="0" locked="0" layoutInCell="1" allowOverlap="1" wp14:anchorId="656E9764" wp14:editId="7D5FCBDD">
                 <wp:simplePos x="0" y="0"/>
                 <wp:positionH relativeFrom="column">
                   <wp:posOffset>2569833</wp:posOffset>
@@ -11935,7 +11807,7 @@
           </mc:Choice>
           <mc:Fallback>
             <w:pict>
-              <v:shapetype w14:anchorId="553BC86A" id="_x0000_t183" coordsize="21600,21600" o:spt="183" adj="5400" path="m21600,10800l@15@14@15@18xem18436,3163l@17@12@16@13xem10800,l@14@10@18@10xem3163,3163l@12@13@13@12xem,10800l@10@18@10@14xem3163,18436l@13@16@12@17xem10800,21600l@18@15@14@15xem18436,18436l@16@17@17@16xem10800@19qx@19,10800,10800@20@20,10800,10800@19xe">
+              <v:shapetype w14:anchorId="01730AED" id="_x0000_t183" coordsize="21600,21600" o:spt="183" adj="5400" path="m21600,10800l@15@14@15@18xem18436,3163l@17@12@16@13xem10800,l@14@10@18@10xem3163,3163l@12@13@13@12xem,10800l@10@18@10@14xem3163,18436l@13@16@12@17xem10800,21600l@18@15@14@15xem18436,18436l@16@17@17@16xem10800@19qx@19,10800,10800@20@20,10800,10800@19xe">
                 <v:stroke joinstyle="miter"/>
                 <v:formulas>
                   <v:f eqn="sum 10800 0 #0"/>
@@ -11965,7 +11837,7 @@
                   <v:h position="#0,center" xrange="2700,10125"/>
                 </v:handles>
               </v:shapetype>
-              <v:shape id="Sun 11" o:spid="_x0000_s1026" type="#_x0000_t183" style="position:absolute;margin-left:202.35pt;margin-top:-19.55pt;width:24.8pt;height:20.6pt;z-index:251835392;visibility:visible;mso-wrap-style:square;mso-wrap-distance-left:9pt;mso-wrap-distance-top:0;mso-wrap-distance-right:9pt;mso-wrap-distance-bottom:0;mso-position-horizontal:absolute;mso-position-horizontal-relative:text;mso-position-vertical:absolute;mso-position-vertical-relative:text;v-text-anchor:middle" o:gfxdata="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" fillcolor="#4472c4 [3204]" strokecolor="#09101d [484]" strokeweight="1pt"/>
+              <v:shape id="Sun 11" o:spid="_x0000_s1026" type="#_x0000_t183" style="position:absolute;margin-left:202.35pt;margin-top:-19.55pt;width:24.8pt;height:20.6pt;z-index:251834368;visibility:visible;mso-wrap-style:square;mso-wrap-distance-left:9pt;mso-wrap-distance-top:0;mso-wrap-distance-right:9pt;mso-wrap-distance-bottom:0;mso-position-horizontal:absolute;mso-position-horizontal-relative:text;mso-position-vertical:absolute;mso-position-vertical-relative:text;v-text-anchor:middle" o:gfxdata="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" fillcolor="#4472c4 [3204]" strokecolor="#09101d [484]" strokeweight="1pt"/>
             </w:pict>
           </mc:Fallback>
         </mc:AlternateContent>
@@ -11982,7 +11854,7 @@
         <mc:AlternateContent>
           <mc:Choice Requires="wps">
             <w:drawing>
-              <wp:anchor distT="0" distB="0" distL="114300" distR="114300" simplePos="0" relativeHeight="251834368" behindDoc="0" locked="0" layoutInCell="1" allowOverlap="1" wp14:anchorId="2AD52BBF" wp14:editId="3B9A0A41">
+              <wp:anchor distT="0" distB="0" distL="114300" distR="114300" simplePos="0" relativeHeight="251833344" behindDoc="0" locked="0" layoutInCell="1" allowOverlap="1" wp14:anchorId="2AD52BBF" wp14:editId="4C3A8DD4">
                 <wp:simplePos x="0" y="0"/>
                 <wp:positionH relativeFrom="column">
                   <wp:posOffset>-439444</wp:posOffset>
@@ -12209,7 +12081,7 @@
           </mc:Choice>
           <mc:Fallback>
             <w:pict>
-              <v:shape w14:anchorId="2AD52BBF" id="Text Box 10" o:spid="_x0000_s1053" type="#_x0000_t202" style="position:absolute;margin-left:-34.6pt;margin-top:-25.55pt;width:268.8pt;height:112.2pt;z-index:251834368;visibility:visible;mso-wrap-style:square;mso-width-percent:0;mso-height-percent:0;mso-wrap-distance-left:9pt;mso-wrap-distance-top:0;mso-wrap-distance-right:9pt;mso-wrap-distance-bottom:0;mso-position-horizontal:absolute;mso-position-horizontal-relative:text;mso-position-vertical:absolute;mso-position-vertical-relative:text;mso-width-percent:0;mso-height-percent:0;mso-width-relative:margin;mso-height-relative:margin;v-text-anchor:top" o:gfxdata="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" fillcolor="white [3201]" strokeweight=".5pt">
+              <v:shape w14:anchorId="2AD52BBF" id="Text Box 10" o:spid="_x0000_s1053" type="#_x0000_t202" style="position:absolute;margin-left:-34.6pt;margin-top:-25.55pt;width:268.8pt;height:112.2pt;z-index:251833344;visibility:visible;mso-wrap-style:square;mso-width-percent:0;mso-height-percent:0;mso-wrap-distance-left:9pt;mso-wrap-distance-top:0;mso-wrap-distance-right:9pt;mso-wrap-distance-bottom:0;mso-position-horizontal:absolute;mso-position-horizontal-relative:text;mso-position-vertical:absolute;mso-position-vertical-relative:text;mso-width-percent:0;mso-height-percent:0;mso-width-relative:margin;mso-height-relative:margin;v-text-anchor:top" o:gfxdata="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" fillcolor="white [3201]" strokeweight=".5pt">
                 <v:textbox>
                   <w:txbxContent>
                     <w:p>
@@ -12449,7 +12321,7 @@
           <w:rFonts w:ascii="Bookman Old Style" w:hAnsi="Bookman Old Style"/>
           <w:b/>
           <w:bCs/>
-          <w:color w:val="000000" w:themeColor="text1"/>
+          <w:color w:val="EE0000"/>
           <w:lang w:val="en-US"/>
         </w:rPr>
       </w:pPr>
@@ -12465,7 +12337,7 @@
         <mc:AlternateContent>
           <mc:Choice Requires="wps">
             <w:drawing>
-              <wp:anchor distT="0" distB="0" distL="114300" distR="114300" simplePos="0" relativeHeight="251853824" behindDoc="0" locked="0" layoutInCell="1" allowOverlap="1" wp14:anchorId="2E725AA7" wp14:editId="24D8AB65">
+              <wp:anchor distT="0" distB="0" distL="114300" distR="114300" simplePos="0" relativeHeight="251852800" behindDoc="0" locked="0" layoutInCell="1" allowOverlap="1" wp14:anchorId="2E725AA7" wp14:editId="20AB5FBC">
                 <wp:simplePos x="0" y="0"/>
                 <wp:positionH relativeFrom="column">
                   <wp:posOffset>4345305</wp:posOffset>
@@ -12535,7 +12407,7 @@
           </mc:Choice>
           <mc:Fallback>
             <w:pict>
-              <v:shape w14:anchorId="2E725AA7" id="Text Box 13" o:spid="_x0000_s1054" type="#_x0000_t202" style="position:absolute;margin-left:342.15pt;margin-top:193.95pt;width:175.1pt;height:32.85pt;z-index:251853824;visibility:visible;mso-wrap-style:square;mso-wrap-distance-left:9pt;mso-wrap-distance-top:0;mso-wrap-distance-right:9pt;mso-wrap-distance-bottom:0;mso-position-horizontal:absolute;mso-position-horizontal-relative:text;mso-position-vertical:absolute;mso-position-vertical-relative:text;v-text-anchor:top" o:gfxdata="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" fillcolor="white [3201]" strokeweight=".5pt">
+              <v:shape w14:anchorId="2E725AA7" id="Text Box 13" o:spid="_x0000_s1054" type="#_x0000_t202" style="position:absolute;margin-left:342.15pt;margin-top:193.95pt;width:175.1pt;height:32.85pt;z-index:251852800;visibility:visible;mso-wrap-style:square;mso-wrap-distance-left:9pt;mso-wrap-distance-top:0;mso-wrap-distance-right:9pt;mso-wrap-distance-bottom:0;mso-position-horizontal:absolute;mso-position-horizontal-relative:text;mso-position-vertical:absolute;mso-position-vertical-relative:text;v-text-anchor:top" o:gfxdata="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" fillcolor="white [3201]" strokeweight=".5pt">
                 <v:textbox>
                   <w:txbxContent>
                     <w:p>
@@ -12575,7 +12447,7 @@
         <mc:AlternateContent>
           <mc:Choice Requires="wps">
             <w:drawing>
-              <wp:anchor distT="0" distB="0" distL="114300" distR="114300" simplePos="0" relativeHeight="251863040" behindDoc="0" locked="0" layoutInCell="1" allowOverlap="1" wp14:anchorId="423BAFBC" wp14:editId="0AA86CAC">
+              <wp:anchor distT="0" distB="0" distL="114300" distR="114300" simplePos="0" relativeHeight="251862016" behindDoc="0" locked="0" layoutInCell="1" allowOverlap="1" wp14:anchorId="423BAFBC" wp14:editId="4548133D">
                 <wp:simplePos x="0" y="0"/>
                 <wp:positionH relativeFrom="margin">
                   <wp:align>center</wp:align>
@@ -12627,7 +12499,7 @@
           </mc:Choice>
           <mc:Fallback>
             <w:pict>
-              <v:shape w14:anchorId="5A4B9109" id="Straight Arrow Connector 14" o:spid="_x0000_s1026" type="#_x0000_t32" style="position:absolute;margin-left:0;margin-top:106.2pt;width:0;height:26.55pt;z-index:251863040;visibility:visible;mso-wrap-style:square;mso-wrap-distance-left:9pt;mso-wrap-distance-top:0;mso-wrap-distance-right:9pt;mso-wrap-distance-bottom:0;mso-position-horizontal:center;mso-position-horizontal-relative:margin;mso-position-vertical:absolute;mso-position-vertical-relative:text" o:gfxdata="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" strokecolor="#4472c4 [3204]" strokeweight=".5pt">
+              <v:shape w14:anchorId="1E45933B" id="Straight Arrow Connector 14" o:spid="_x0000_s1026" type="#_x0000_t32" style="position:absolute;margin-left:0;margin-top:106.2pt;width:0;height:26.55pt;z-index:251862016;visibility:visible;mso-wrap-style:square;mso-wrap-distance-left:9pt;mso-wrap-distance-top:0;mso-wrap-distance-right:9pt;mso-wrap-distance-bottom:0;mso-position-horizontal:center;mso-position-horizontal-relative:margin;mso-position-vertical:absolute;mso-position-vertical-relative:text" o:gfxdata="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" strokecolor="#4472c4 [3204]" strokeweight=".5pt">
                 <v:stroke endarrow="block" joinstyle="miter"/>
                 <w10:wrap anchorx="margin"/>
               </v:shape>
@@ -12647,7 +12519,7 @@
         <mc:AlternateContent>
           <mc:Choice Requires="wps">
             <w:drawing>
-              <wp:anchor distT="0" distB="0" distL="114300" distR="114300" simplePos="0" relativeHeight="251871232" behindDoc="0" locked="0" layoutInCell="1" allowOverlap="1" wp14:anchorId="33E6E7EB" wp14:editId="43151F22">
+              <wp:anchor distT="0" distB="0" distL="114300" distR="114300" simplePos="0" relativeHeight="251870208" behindDoc="0" locked="0" layoutInCell="1" allowOverlap="1" wp14:anchorId="33E6E7EB" wp14:editId="530C94C9">
                 <wp:simplePos x="0" y="0"/>
                 <wp:positionH relativeFrom="margin">
                   <wp:posOffset>5468644</wp:posOffset>
@@ -12699,7 +12571,7 @@
           </mc:Choice>
           <mc:Fallback>
             <w:pict>
-              <v:shape w14:anchorId="34FF792A" id="Straight Arrow Connector 14" o:spid="_x0000_s1026" type="#_x0000_t32" style="position:absolute;margin-left:430.6pt;margin-top:168.75pt;width:0;height:26.6pt;z-index:251871232;visibility:visible;mso-wrap-style:square;mso-wrap-distance-left:9pt;mso-wrap-distance-top:0;mso-wrap-distance-right:9pt;mso-wrap-distance-bottom:0;mso-position-horizontal:absolute;mso-position-horizontal-relative:margin;mso-position-vertical:absolute;mso-position-vertical-relative:text" o:gfxdata="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" strokecolor="#4472c4 [3204]" strokeweight=".5pt">
+              <v:shape w14:anchorId="2A8E384A" id="Straight Arrow Connector 14" o:spid="_x0000_s1026" type="#_x0000_t32" style="position:absolute;margin-left:430.6pt;margin-top:168.75pt;width:0;height:26.6pt;z-index:251870208;visibility:visible;mso-wrap-style:square;mso-wrap-distance-left:9pt;mso-wrap-distance-top:0;mso-wrap-distance-right:9pt;mso-wrap-distance-bottom:0;mso-position-horizontal:absolute;mso-position-horizontal-relative:margin;mso-position-vertical:absolute;mso-position-vertical-relative:text" o:gfxdata="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" strokecolor="#4472c4 [3204]" strokeweight=".5pt">
                 <v:stroke endarrow="block" joinstyle="miter"/>
                 <w10:wrap anchorx="margin"/>
               </v:shape>
@@ -12719,7 +12591,7 @@
         <mc:AlternateContent>
           <mc:Choice Requires="wps">
             <w:drawing>
-              <wp:anchor distT="0" distB="0" distL="114300" distR="114300" simplePos="0" relativeHeight="251847680" behindDoc="0" locked="0" layoutInCell="1" allowOverlap="1" wp14:anchorId="4FF8B9AA" wp14:editId="520EF826">
+              <wp:anchor distT="0" distB="0" distL="114300" distR="114300" simplePos="0" relativeHeight="251846656" behindDoc="0" locked="0" layoutInCell="1" allowOverlap="1" wp14:anchorId="4FF8B9AA" wp14:editId="648289E4">
                 <wp:simplePos x="0" y="0"/>
                 <wp:positionH relativeFrom="column">
                   <wp:posOffset>4327525</wp:posOffset>
@@ -12770,15 +12642,7 @@
                                 <w:bCs/>
                                 <w:lang w:val="en-US"/>
                               </w:rPr>
-                              <w:t xml:space="preserve">Will be called </w:t>
-                            </w:r>
-                            <w:r>
-                              <w:rPr>
-                                <w:b/>
-                                <w:bCs/>
-                                <w:lang w:val="en-US"/>
-                              </w:rPr>
-                              <w:t>automatically</w:t>
+                              <w:t>Will be called automatically</w:t>
                             </w:r>
                           </w:p>
                         </w:txbxContent>
@@ -12797,7 +12661,7 @@
           </mc:Choice>
           <mc:Fallback>
             <w:pict>
-              <v:shape w14:anchorId="4FF8B9AA" id="_x0000_s1055" type="#_x0000_t202" style="position:absolute;margin-left:340.75pt;margin-top:135.95pt;width:175.1pt;height:32.85pt;z-index:251847680;visibility:visible;mso-wrap-style:square;mso-wrap-distance-left:9pt;mso-wrap-distance-top:0;mso-wrap-distance-right:9pt;mso-wrap-distance-bottom:0;mso-position-horizontal:absolute;mso-position-horizontal-relative:text;mso-position-vertical:absolute;mso-position-vertical-relative:text;v-text-anchor:top" o:gfxdata="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" fillcolor="white [3201]" strokeweight=".5pt">
+              <v:shape w14:anchorId="4FF8B9AA" id="_x0000_s1055" type="#_x0000_t202" style="position:absolute;margin-left:340.75pt;margin-top:135.95pt;width:175.1pt;height:32.85pt;z-index:251846656;visibility:visible;mso-wrap-style:square;mso-wrap-distance-left:9pt;mso-wrap-distance-top:0;mso-wrap-distance-right:9pt;mso-wrap-distance-bottom:0;mso-position-horizontal:absolute;mso-position-horizontal-relative:text;mso-position-vertical:absolute;mso-position-vertical-relative:text;v-text-anchor:top" o:gfxdata="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" fillcolor="white [3201]" strokeweight=".5pt">
                 <v:textbox>
                   <w:txbxContent>
                     <w:p>
@@ -12815,15 +12679,7 @@
                           <w:bCs/>
                           <w:lang w:val="en-US"/>
                         </w:rPr>
-                        <w:t xml:space="preserve">Will be called </w:t>
-                      </w:r>
-                      <w:r>
-                        <w:rPr>
-                          <w:b/>
-                          <w:bCs/>
-                          <w:lang w:val="en-US"/>
-                        </w:rPr>
-                        <w:t>automatically</w:t>
+                        <w:t>Will be called automatically</w:t>
                       </w:r>
                     </w:p>
                   </w:txbxContent>
@@ -12845,7 +12701,7 @@
         <mc:AlternateContent>
           <mc:Choice Requires="wps">
             <w:drawing>
-              <wp:anchor distT="0" distB="0" distL="114300" distR="114300" simplePos="0" relativeHeight="251869184" behindDoc="0" locked="0" layoutInCell="1" allowOverlap="1" wp14:anchorId="09DB4D90" wp14:editId="219F8323">
+              <wp:anchor distT="0" distB="0" distL="114300" distR="114300" simplePos="0" relativeHeight="251868160" behindDoc="0" locked="0" layoutInCell="1" allowOverlap="1" wp14:anchorId="09DB4D90" wp14:editId="77F6D314">
                 <wp:simplePos x="0" y="0"/>
                 <wp:positionH relativeFrom="margin">
                   <wp:posOffset>5477523</wp:posOffset>
@@ -12897,7 +12753,7 @@
           </mc:Choice>
           <mc:Fallback>
             <w:pict>
-              <v:shape w14:anchorId="0536F873" id="Straight Arrow Connector 14" o:spid="_x0000_s1026" type="#_x0000_t32" style="position:absolute;margin-left:431.3pt;margin-top:109pt;width:0;height:26.6pt;z-index:251869184;visibility:visible;mso-wrap-style:square;mso-wrap-distance-left:9pt;mso-wrap-distance-top:0;mso-wrap-distance-right:9pt;mso-wrap-distance-bottom:0;mso-position-horizontal:absolute;mso-position-horizontal-relative:margin;mso-position-vertical:absolute;mso-position-vertical-relative:text" o:gfxdata="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" strokecolor="#4472c4 [3204]" strokeweight=".5pt">
+              <v:shape w14:anchorId="3005AC37" id="Straight Arrow Connector 14" o:spid="_x0000_s1026" type="#_x0000_t32" style="position:absolute;margin-left:431.3pt;margin-top:109pt;width:0;height:26.6pt;z-index:251868160;visibility:visible;mso-wrap-style:square;mso-wrap-distance-left:9pt;mso-wrap-distance-top:0;mso-wrap-distance-right:9pt;mso-wrap-distance-bottom:0;mso-position-horizontal:absolute;mso-position-horizontal-relative:margin;mso-position-vertical:absolute;mso-position-vertical-relative:text" o:gfxdata="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" strokecolor="#4472c4 [3204]" strokeweight=".5pt">
                 <v:stroke endarrow="block" joinstyle="miter"/>
                 <w10:wrap anchorx="margin"/>
               </v:shape>
@@ -12917,7 +12773,7 @@
         <mc:AlternateContent>
           <mc:Choice Requires="wps">
             <w:drawing>
-              <wp:anchor distT="0" distB="0" distL="114300" distR="114300" simplePos="0" relativeHeight="251841536" behindDoc="0" locked="0" layoutInCell="1" allowOverlap="1" wp14:anchorId="09B41DCB" wp14:editId="315E7D98">
+              <wp:anchor distT="0" distB="0" distL="114300" distR="114300" simplePos="0" relativeHeight="251840512" behindDoc="0" locked="0" layoutInCell="1" allowOverlap="1" wp14:anchorId="09B41DCB" wp14:editId="3452DE62">
                 <wp:simplePos x="0" y="0"/>
                 <wp:positionH relativeFrom="column">
                   <wp:posOffset>4318635</wp:posOffset>
@@ -12968,23 +12824,7 @@
                                 <w:bCs/>
                                 <w:lang w:val="en-US"/>
                               </w:rPr>
-                              <w:t>C</w:t>
-                            </w:r>
-                            <w:r>
-                              <w:rPr>
-                                <w:b/>
-                                <w:bCs/>
-                                <w:lang w:val="en-US"/>
-                              </w:rPr>
-                              <w:t>lass</w:t>
-                            </w:r>
-                            <w:r>
-                              <w:rPr>
-                                <w:b/>
-                                <w:bCs/>
-                                <w:lang w:val="en-US"/>
-                              </w:rPr>
-                              <w:t xml:space="preserve"> Property</w:t>
+                              <w:t>Class Property</w:t>
                             </w:r>
                           </w:p>
                           <w:p/>
@@ -13004,7 +12844,7 @@
           </mc:Choice>
           <mc:Fallback>
             <w:pict>
-              <v:shape w14:anchorId="09B41DCB" id="_x0000_s1056" type="#_x0000_t202" style="position:absolute;margin-left:340.05pt;margin-top:75.7pt;width:175.1pt;height:32.85pt;z-index:251841536;visibility:visible;mso-wrap-style:square;mso-wrap-distance-left:9pt;mso-wrap-distance-top:0;mso-wrap-distance-right:9pt;mso-wrap-distance-bottom:0;mso-position-horizontal:absolute;mso-position-horizontal-relative:text;mso-position-vertical:absolute;mso-position-vertical-relative:text;v-text-anchor:top" o:gfxdata="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" fillcolor="white [3201]" strokeweight=".5pt">
+              <v:shape w14:anchorId="09B41DCB" id="_x0000_s1056" type="#_x0000_t202" style="position:absolute;margin-left:340.05pt;margin-top:75.7pt;width:175.1pt;height:32.85pt;z-index:251840512;visibility:visible;mso-wrap-style:square;mso-wrap-distance-left:9pt;mso-wrap-distance-top:0;mso-wrap-distance-right:9pt;mso-wrap-distance-bottom:0;mso-position-horizontal:absolute;mso-position-horizontal-relative:text;mso-position-vertical:absolute;mso-position-vertical-relative:text;v-text-anchor:top" o:gfxdata="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" fillcolor="white [3201]" strokeweight=".5pt">
                 <v:textbox>
                   <w:txbxContent>
                     <w:p>
@@ -13022,23 +12862,7 @@
                           <w:bCs/>
                           <w:lang w:val="en-US"/>
                         </w:rPr>
-                        <w:t>C</w:t>
-                      </w:r>
-                      <w:r>
-                        <w:rPr>
-                          <w:b/>
-                          <w:bCs/>
-                          <w:lang w:val="en-US"/>
-                        </w:rPr>
-                        <w:t>lass</w:t>
-                      </w:r>
-                      <w:r>
-                        <w:rPr>
-                          <w:b/>
-                          <w:bCs/>
-                          <w:lang w:val="en-US"/>
-                        </w:rPr>
-                        <w:t xml:space="preserve"> Property</w:t>
+                        <w:t>Class Property</w:t>
                       </w:r>
                     </w:p>
                     <w:p/>
@@ -13061,7 +12885,7 @@
         <mc:AlternateContent>
           <mc:Choice Requires="wps">
             <w:drawing>
-              <wp:anchor distT="0" distB="0" distL="114300" distR="114300" simplePos="0" relativeHeight="251867136" behindDoc="0" locked="0" layoutInCell="1" allowOverlap="1" wp14:anchorId="659A7BB1" wp14:editId="70B1CE45">
+              <wp:anchor distT="0" distB="0" distL="114300" distR="114300" simplePos="0" relativeHeight="251866112" behindDoc="0" locked="0" layoutInCell="1" allowOverlap="1" wp14:anchorId="659A7BB1" wp14:editId="7C9B96D8">
                 <wp:simplePos x="0" y="0"/>
                 <wp:positionH relativeFrom="margin">
                   <wp:posOffset>5468645</wp:posOffset>
@@ -13113,7 +12937,7 @@
           </mc:Choice>
           <mc:Fallback>
             <w:pict>
-              <v:shape w14:anchorId="38EB4CB8" id="Straight Arrow Connector 14" o:spid="_x0000_s1026" type="#_x0000_t32" style="position:absolute;margin-left:430.6pt;margin-top:49.6pt;width:0;height:26.6pt;z-index:251867136;visibility:visible;mso-wrap-style:square;mso-wrap-distance-left:9pt;mso-wrap-distance-top:0;mso-wrap-distance-right:9pt;mso-wrap-distance-bottom:0;mso-position-horizontal:absolute;mso-position-horizontal-relative:margin;mso-position-vertical:absolute;mso-position-vertical-relative:text" o:gfxdata="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" strokecolor="#4472c4 [3204]" strokeweight=".5pt">
+              <v:shape w14:anchorId="684A52E7" id="Straight Arrow Connector 14" o:spid="_x0000_s1026" type="#_x0000_t32" style="position:absolute;margin-left:430.6pt;margin-top:49.6pt;width:0;height:26.6pt;z-index:251866112;visibility:visible;mso-wrap-style:square;mso-wrap-distance-left:9pt;mso-wrap-distance-top:0;mso-wrap-distance-right:9pt;mso-wrap-distance-bottom:0;mso-position-horizontal:absolute;mso-position-horizontal-relative:margin;mso-position-vertical:absolute;mso-position-vertical-relative:text" o:gfxdata="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" strokecolor="#4472c4 [3204]" strokeweight=".5pt">
                 <v:stroke endarrow="block" joinstyle="miter"/>
                 <w10:wrap anchorx="margin"/>
               </v:shape>
@@ -13133,7 +12957,7 @@
         <mc:AlternateContent>
           <mc:Choice Requires="wps">
             <w:drawing>
-              <wp:anchor distT="0" distB="0" distL="114300" distR="114300" simplePos="0" relativeHeight="251851776" behindDoc="0" locked="0" layoutInCell="1" allowOverlap="1" wp14:anchorId="19E01288" wp14:editId="16053ACF">
+              <wp:anchor distT="0" distB="0" distL="114300" distR="114300" simplePos="0" relativeHeight="251850752" behindDoc="0" locked="0" layoutInCell="1" allowOverlap="1" wp14:anchorId="19E01288" wp14:editId="7949D633">
                 <wp:simplePos x="0" y="0"/>
                 <wp:positionH relativeFrom="column">
                   <wp:posOffset>1793246</wp:posOffset>
@@ -13184,15 +13008,7 @@
                                 <w:bCs/>
                                 <w:lang w:val="en-US"/>
                               </w:rPr>
-                              <w:t>Static</w:t>
-                            </w:r>
-                            <w:r>
-                              <w:rPr>
-                                <w:b/>
-                                <w:bCs/>
-                                <w:lang w:val="en-US"/>
-                              </w:rPr>
-                              <w:t xml:space="preserve"> Function</w:t>
+                              <w:t>Static Function</w:t>
                             </w:r>
                           </w:p>
                         </w:txbxContent>
@@ -13211,7 +13027,7 @@
           </mc:Choice>
           <mc:Fallback>
             <w:pict>
-              <v:shape w14:anchorId="19E01288" id="_x0000_s1057" type="#_x0000_t202" style="position:absolute;margin-left:141.2pt;margin-top:193.2pt;width:175.1pt;height:32.85pt;z-index:251851776;visibility:visible;mso-wrap-style:square;mso-wrap-distance-left:9pt;mso-wrap-distance-top:0;mso-wrap-distance-right:9pt;mso-wrap-distance-bottom:0;mso-position-horizontal:absolute;mso-position-horizontal-relative:text;mso-position-vertical:absolute;mso-position-vertical-relative:text;v-text-anchor:top" o:gfxdata="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" fillcolor="white [3201]" strokeweight=".5pt">
+              <v:shape w14:anchorId="19E01288" id="_x0000_s1057" type="#_x0000_t202" style="position:absolute;margin-left:141.2pt;margin-top:193.2pt;width:175.1pt;height:32.85pt;z-index:251850752;visibility:visible;mso-wrap-style:square;mso-wrap-distance-left:9pt;mso-wrap-distance-top:0;mso-wrap-distance-right:9pt;mso-wrap-distance-bottom:0;mso-position-horizontal:absolute;mso-position-horizontal-relative:text;mso-position-vertical:absolute;mso-position-vertical-relative:text;v-text-anchor:top" o:gfxdata="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" fillcolor="white [3201]" strokeweight=".5pt">
                 <v:textbox>
                   <w:txbxContent>
                     <w:p>
@@ -13229,15 +13045,7 @@
                           <w:bCs/>
                           <w:lang w:val="en-US"/>
                         </w:rPr>
-                        <w:t>Static</w:t>
-                      </w:r>
-                      <w:r>
-                        <w:rPr>
-                          <w:b/>
-                          <w:bCs/>
-                          <w:lang w:val="en-US"/>
-                        </w:rPr>
-                        <w:t xml:space="preserve"> Function</w:t>
+                        <w:t>Static Function</w:t>
                       </w:r>
                     </w:p>
                   </w:txbxContent>
@@ -13259,7 +13067,7 @@
         <mc:AlternateContent>
           <mc:Choice Requires="wps">
             <w:drawing>
-              <wp:anchor distT="0" distB="0" distL="114300" distR="114300" simplePos="0" relativeHeight="251865088" behindDoc="0" locked="0" layoutInCell="1" allowOverlap="1" wp14:anchorId="56B16C2E" wp14:editId="1769A3FC">
+              <wp:anchor distT="0" distB="0" distL="114300" distR="114300" simplePos="0" relativeHeight="251864064" behindDoc="0" locked="0" layoutInCell="1" allowOverlap="1" wp14:anchorId="56B16C2E" wp14:editId="7916D94F">
                 <wp:simplePos x="0" y="0"/>
                 <wp:positionH relativeFrom="margin">
                   <wp:align>center</wp:align>
@@ -13311,7 +13119,7 @@
           </mc:Choice>
           <mc:Fallback>
             <w:pict>
-              <v:shape w14:anchorId="59359460" id="Straight Arrow Connector 14" o:spid="_x0000_s1026" type="#_x0000_t32" style="position:absolute;margin-left:0;margin-top:166.65pt;width:0;height:26.6pt;z-index:251865088;visibility:visible;mso-wrap-style:square;mso-wrap-distance-left:9pt;mso-wrap-distance-top:0;mso-wrap-distance-right:9pt;mso-wrap-distance-bottom:0;mso-position-horizontal:center;mso-position-horizontal-relative:margin;mso-position-vertical:absolute;mso-position-vertical-relative:text" o:gfxdata="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" strokecolor="#4472c4 [3204]" strokeweight=".5pt">
+              <v:shape w14:anchorId="0774606C" id="Straight Arrow Connector 14" o:spid="_x0000_s1026" type="#_x0000_t32" style="position:absolute;margin-left:0;margin-top:166.65pt;width:0;height:26.6pt;z-index:251864064;visibility:visible;mso-wrap-style:square;mso-wrap-distance-left:9pt;mso-wrap-distance-top:0;mso-wrap-distance-right:9pt;mso-wrap-distance-bottom:0;mso-position-horizontal:center;mso-position-horizontal-relative:margin;mso-position-vertical:absolute;mso-position-vertical-relative:text" o:gfxdata="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" strokecolor="#4472c4 [3204]" strokeweight=".5pt">
                 <v:stroke endarrow="block" joinstyle="miter"/>
                 <w10:wrap anchorx="margin"/>
               </v:shape>
@@ -13331,7 +13139,7 @@
         <mc:AlternateContent>
           <mc:Choice Requires="wps">
             <w:drawing>
-              <wp:anchor distT="0" distB="0" distL="114300" distR="114300" simplePos="0" relativeHeight="251845632" behindDoc="0" locked="0" layoutInCell="1" allowOverlap="1" wp14:anchorId="4DEC93A1" wp14:editId="1ED3356B">
+              <wp:anchor distT="0" distB="0" distL="114300" distR="114300" simplePos="0" relativeHeight="251844608" behindDoc="0" locked="0" layoutInCell="1" allowOverlap="1" wp14:anchorId="4DEC93A1" wp14:editId="6F2E7670">
                 <wp:simplePos x="0" y="0"/>
                 <wp:positionH relativeFrom="column">
                   <wp:posOffset>1797685</wp:posOffset>
@@ -13386,17 +13194,7 @@
                                 <w:szCs w:val="22"/>
                                 <w:lang w:val="en-US"/>
                               </w:rPr>
-                              <w:t>Will be called by an object</w:t>
-                            </w:r>
-                            <w:r>
-                              <w:rPr>
-                                <w:b/>
-                                <w:bCs/>
-                                <w:sz w:val="22"/>
-                                <w:szCs w:val="22"/>
-                                <w:lang w:val="en-US"/>
-                              </w:rPr>
-                              <w:t xml:space="preserve"> / a class</w:t>
+                              <w:t>Will be called by an object / a class</w:t>
                             </w:r>
                           </w:p>
                         </w:txbxContent>
@@ -13415,7 +13213,7 @@
           </mc:Choice>
           <mc:Fallback>
             <w:pict>
-              <v:shape w14:anchorId="4DEC93A1" id="_x0000_s1058" type="#_x0000_t202" style="position:absolute;margin-left:141.55pt;margin-top:133.9pt;width:175.1pt;height:32.85pt;z-index:251845632;visibility:visible;mso-wrap-style:square;mso-wrap-distance-left:9pt;mso-wrap-distance-top:0;mso-wrap-distance-right:9pt;mso-wrap-distance-bottom:0;mso-position-horizontal:absolute;mso-position-horizontal-relative:text;mso-position-vertical:absolute;mso-position-vertical-relative:text;v-text-anchor:top" o:gfxdata="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" fillcolor="white [3201]" strokeweight=".5pt">
+              <v:shape w14:anchorId="4DEC93A1" id="_x0000_s1058" type="#_x0000_t202" style="position:absolute;margin-left:141.55pt;margin-top:133.9pt;width:175.1pt;height:32.85pt;z-index:251844608;visibility:visible;mso-wrap-style:square;mso-wrap-distance-left:9pt;mso-wrap-distance-top:0;mso-wrap-distance-right:9pt;mso-wrap-distance-bottom:0;mso-position-horizontal:absolute;mso-position-horizontal-relative:text;mso-position-vertical:absolute;mso-position-vertical-relative:text;v-text-anchor:top" o:gfxdata="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" fillcolor="white [3201]" strokeweight=".5pt">
                 <v:textbox>
                   <w:txbxContent>
                     <w:p>
@@ -13437,17 +13235,7 @@
                           <w:szCs w:val="22"/>
                           <w:lang w:val="en-US"/>
                         </w:rPr>
-                        <w:t>Will be called by an object</w:t>
-                      </w:r>
-                      <w:r>
-                        <w:rPr>
-                          <w:b/>
-                          <w:bCs/>
-                          <w:sz w:val="22"/>
-                          <w:szCs w:val="22"/>
-                          <w:lang w:val="en-US"/>
-                        </w:rPr>
-                        <w:t xml:space="preserve"> / a class</w:t>
+                        <w:t>Will be called by an object / a class</w:t>
                       </w:r>
                     </w:p>
                   </w:txbxContent>
@@ -13469,7 +13257,7 @@
         <mc:AlternateContent>
           <mc:Choice Requires="wps">
             <w:drawing>
-              <wp:anchor distT="0" distB="0" distL="114300" distR="114300" simplePos="0" relativeHeight="251839488" behindDoc="0" locked="0" layoutInCell="1" allowOverlap="1" wp14:anchorId="6FA18EFE" wp14:editId="225D622E">
+              <wp:anchor distT="0" distB="0" distL="114300" distR="114300" simplePos="0" relativeHeight="251838464" behindDoc="0" locked="0" layoutInCell="1" allowOverlap="1" wp14:anchorId="6FA18EFE" wp14:editId="47842A2D">
                 <wp:simplePos x="0" y="0"/>
                 <wp:positionH relativeFrom="margin">
                   <wp:posOffset>1789430</wp:posOffset>
@@ -13520,15 +13308,7 @@
                                 <w:bCs/>
                                 <w:lang w:val="en-US"/>
                               </w:rPr>
-                              <w:t>Genuine</w:t>
-                            </w:r>
-                            <w:r>
-                              <w:rPr>
-                                <w:b/>
-                                <w:bCs/>
-                                <w:lang w:val="en-US"/>
-                              </w:rPr>
-                              <w:t xml:space="preserve"> Property</w:t>
+                              <w:t>Genuine Property</w:t>
                             </w:r>
                           </w:p>
                           <w:p/>
@@ -13548,7 +13328,7 @@
           </mc:Choice>
           <mc:Fallback>
             <w:pict>
-              <v:shape w14:anchorId="6FA18EFE" id="_x0000_s1059" type="#_x0000_t202" style="position:absolute;margin-left:140.9pt;margin-top:75.25pt;width:175.1pt;height:32.85pt;z-index:251839488;visibility:visible;mso-wrap-style:square;mso-wrap-distance-left:9pt;mso-wrap-distance-top:0;mso-wrap-distance-right:9pt;mso-wrap-distance-bottom:0;mso-position-horizontal:absolute;mso-position-horizontal-relative:margin;mso-position-vertical:absolute;mso-position-vertical-relative:text;v-text-anchor:top" o:gfxdata="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" fillcolor="white [3201]" strokeweight=".5pt">
+              <v:shape w14:anchorId="6FA18EFE" id="_x0000_s1059" type="#_x0000_t202" style="position:absolute;margin-left:140.9pt;margin-top:75.25pt;width:175.1pt;height:32.85pt;z-index:251838464;visibility:visible;mso-wrap-style:square;mso-wrap-distance-left:9pt;mso-wrap-distance-top:0;mso-wrap-distance-right:9pt;mso-wrap-distance-bottom:0;mso-position-horizontal:absolute;mso-position-horizontal-relative:margin;mso-position-vertical:absolute;mso-position-vertical-relative:text;v-text-anchor:top" o:gfxdata="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" fillcolor="white [3201]" strokeweight=".5pt">
                 <v:textbox>
                   <w:txbxContent>
                     <w:p>
@@ -13566,15 +13346,7 @@
                           <w:bCs/>
                           <w:lang w:val="en-US"/>
                         </w:rPr>
-                        <w:t>Genuine</w:t>
-                      </w:r>
-                      <w:r>
-                        <w:rPr>
-                          <w:b/>
-                          <w:bCs/>
-                          <w:lang w:val="en-US"/>
-                        </w:rPr>
-                        <w:t xml:space="preserve"> Property</w:t>
+                        <w:t>Genuine Property</w:t>
                       </w:r>
                     </w:p>
                     <w:p/>
@@ -13598,7 +13370,7 @@
         <mc:AlternateContent>
           <mc:Choice Requires="wps">
             <w:drawing>
-              <wp:anchor distT="0" distB="0" distL="114300" distR="114300" simplePos="0" relativeHeight="251860992" behindDoc="0" locked="0" layoutInCell="1" allowOverlap="1" wp14:anchorId="6B9A1F30" wp14:editId="2122C615">
+              <wp:anchor distT="0" distB="0" distL="114300" distR="114300" simplePos="0" relativeHeight="251859968" behindDoc="0" locked="0" layoutInCell="1" allowOverlap="1" wp14:anchorId="6B9A1F30" wp14:editId="7803CFCE">
                 <wp:simplePos x="0" y="0"/>
                 <wp:positionH relativeFrom="margin">
                   <wp:align>center</wp:align>
@@ -13650,7 +13422,7 @@
           </mc:Choice>
           <mc:Fallback>
             <w:pict>
-              <v:shape w14:anchorId="5FA9218E" id="Straight Arrow Connector 14" o:spid="_x0000_s1026" type="#_x0000_t32" style="position:absolute;margin-left:0;margin-top:48.85pt;width:0;height:26.6pt;z-index:251860992;visibility:visible;mso-wrap-style:square;mso-wrap-distance-left:9pt;mso-wrap-distance-top:0;mso-wrap-distance-right:9pt;mso-wrap-distance-bottom:0;mso-position-horizontal:center;mso-position-horizontal-relative:margin;mso-position-vertical:absolute;mso-position-vertical-relative:text" o:gfxdata="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" strokecolor="#4472c4 [3204]" strokeweight=".5pt">
+              <v:shape w14:anchorId="2FBE981A" id="Straight Arrow Connector 14" o:spid="_x0000_s1026" type="#_x0000_t32" style="position:absolute;margin-left:0;margin-top:48.85pt;width:0;height:26.6pt;z-index:251859968;visibility:visible;mso-wrap-style:square;mso-wrap-distance-left:9pt;mso-wrap-distance-top:0;mso-wrap-distance-right:9pt;mso-wrap-distance-bottom:0;mso-position-horizontal:center;mso-position-horizontal-relative:margin;mso-position-vertical:absolute;mso-position-vertical-relative:text" o:gfxdata="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" strokecolor="#4472c4 [3204]" strokeweight=".5pt">
                 <v:stroke endarrow="block" joinstyle="miter"/>
                 <w10:wrap anchorx="margin"/>
               </v:shape>
@@ -13670,7 +13442,7 @@
         <mc:AlternateContent>
           <mc:Choice Requires="wps">
             <w:drawing>
-              <wp:anchor distT="0" distB="0" distL="114300" distR="114300" simplePos="0" relativeHeight="251849728" behindDoc="0" locked="0" layoutInCell="1" allowOverlap="1" wp14:anchorId="4D4B762F" wp14:editId="0E62E3C5">
+              <wp:anchor distT="0" distB="0" distL="114300" distR="114300" simplePos="0" relativeHeight="251848704" behindDoc="0" locked="0" layoutInCell="1" allowOverlap="1" wp14:anchorId="4D4B762F" wp14:editId="7EF0DC8C">
                 <wp:simplePos x="0" y="0"/>
                 <wp:positionH relativeFrom="column">
                   <wp:posOffset>-758190</wp:posOffset>
@@ -13740,7 +13512,7 @@
           </mc:Choice>
           <mc:Fallback>
             <w:pict>
-              <v:shape w14:anchorId="4D4B762F" id="_x0000_s1060" type="#_x0000_t202" style="position:absolute;margin-left:-59.7pt;margin-top:194.6pt;width:175.1pt;height:32.85pt;z-index:251849728;visibility:visible;mso-wrap-style:square;mso-wrap-distance-left:9pt;mso-wrap-distance-top:0;mso-wrap-distance-right:9pt;mso-wrap-distance-bottom:0;mso-position-horizontal:absolute;mso-position-horizontal-relative:text;mso-position-vertical:absolute;mso-position-vertical-relative:text;v-text-anchor:top" o:gfxdata="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" fillcolor="white [3201]" strokeweight=".5pt">
+              <v:shape w14:anchorId="4D4B762F" id="_x0000_s1060" type="#_x0000_t202" style="position:absolute;margin-left:-59.7pt;margin-top:194.6pt;width:175.1pt;height:32.85pt;z-index:251848704;visibility:visible;mso-wrap-style:square;mso-wrap-distance-left:9pt;mso-wrap-distance-top:0;mso-wrap-distance-right:9pt;mso-wrap-distance-bottom:0;mso-position-horizontal:absolute;mso-position-horizontal-relative:text;mso-position-vertical:absolute;mso-position-vertical-relative:text;v-text-anchor:top" o:gfxdata="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" fillcolor="white [3201]" strokeweight=".5pt">
                 <v:textbox>
                   <w:txbxContent>
                     <w:p>
@@ -13780,7 +13552,7 @@
         <mc:AlternateContent>
           <mc:Choice Requires="wps">
             <w:drawing>
-              <wp:anchor distT="0" distB="0" distL="114300" distR="114300" simplePos="0" relativeHeight="251858944" behindDoc="0" locked="0" layoutInCell="1" allowOverlap="1" wp14:anchorId="25FDF7EB" wp14:editId="58A9574A">
+              <wp:anchor distT="0" distB="0" distL="114300" distR="114300" simplePos="0" relativeHeight="251857920" behindDoc="0" locked="0" layoutInCell="1" allowOverlap="1" wp14:anchorId="25FDF7EB" wp14:editId="6D232308">
                 <wp:simplePos x="0" y="0"/>
                 <wp:positionH relativeFrom="column">
                   <wp:posOffset>355107</wp:posOffset>
@@ -13832,7 +13604,7 @@
           </mc:Choice>
           <mc:Fallback>
             <w:pict>
-              <v:shape w14:anchorId="1A1EA553" id="Straight Arrow Connector 14" o:spid="_x0000_s1026" type="#_x0000_t32" style="position:absolute;margin-left:27.95pt;margin-top:167.35pt;width:0;height:26.6pt;z-index:251858944;visibility:visible;mso-wrap-style:square;mso-wrap-distance-left:9pt;mso-wrap-distance-top:0;mso-wrap-distance-right:9pt;mso-wrap-distance-bottom:0;mso-position-horizontal:absolute;mso-position-horizontal-relative:text;mso-position-vertical:absolute;mso-position-vertical-relative:text" o:gfxdata="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" strokecolor="#4472c4 [3204]" strokeweight=".5pt">
+              <v:shape w14:anchorId="35DBDB07" id="Straight Arrow Connector 14" o:spid="_x0000_s1026" type="#_x0000_t32" style="position:absolute;margin-left:27.95pt;margin-top:167.35pt;width:0;height:26.6pt;z-index:251857920;visibility:visible;mso-wrap-style:square;mso-wrap-distance-left:9pt;mso-wrap-distance-top:0;mso-wrap-distance-right:9pt;mso-wrap-distance-bottom:0;mso-position-horizontal:absolute;mso-position-horizontal-relative:text;mso-position-vertical:absolute;mso-position-vertical-relative:text" o:gfxdata="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" strokecolor="#4472c4 [3204]" strokeweight=".5pt">
                 <v:stroke endarrow="block" joinstyle="miter"/>
               </v:shape>
             </w:pict>
@@ -13851,7 +13623,7 @@
         <mc:AlternateContent>
           <mc:Choice Requires="wps">
             <w:drawing>
-              <wp:anchor distT="0" distB="0" distL="114300" distR="114300" simplePos="0" relativeHeight="251843584" behindDoc="0" locked="0" layoutInCell="1" allowOverlap="1" wp14:anchorId="5AEFA91C" wp14:editId="6330C2B9">
+              <wp:anchor distT="0" distB="0" distL="114300" distR="114300" simplePos="0" relativeHeight="251842560" behindDoc="0" locked="0" layoutInCell="1" allowOverlap="1" wp14:anchorId="5AEFA91C" wp14:editId="6A2A2DDD">
                 <wp:simplePos x="0" y="0"/>
                 <wp:positionH relativeFrom="column">
                   <wp:posOffset>-758190</wp:posOffset>
@@ -13921,7 +13693,7 @@
           </mc:Choice>
           <mc:Fallback>
             <w:pict>
-              <v:shape w14:anchorId="5AEFA91C" id="_x0000_s1061" type="#_x0000_t202" style="position:absolute;margin-left:-59.7pt;margin-top:134.45pt;width:175.1pt;height:32.85pt;z-index:251843584;visibility:visible;mso-wrap-style:square;mso-wrap-distance-left:9pt;mso-wrap-distance-top:0;mso-wrap-distance-right:9pt;mso-wrap-distance-bottom:0;mso-position-horizontal:absolute;mso-position-horizontal-relative:text;mso-position-vertical:absolute;mso-position-vertical-relative:text;v-text-anchor:top" o:gfxdata="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" fillcolor="white [3201]" strokeweight=".5pt">
+              <v:shape w14:anchorId="5AEFA91C" id="_x0000_s1061" type="#_x0000_t202" style="position:absolute;margin-left:-59.7pt;margin-top:134.45pt;width:175.1pt;height:32.85pt;z-index:251842560;visibility:visible;mso-wrap-style:square;mso-wrap-distance-left:9pt;mso-wrap-distance-top:0;mso-wrap-distance-right:9pt;mso-wrap-distance-bottom:0;mso-position-horizontal:absolute;mso-position-horizontal-relative:text;mso-position-vertical:absolute;mso-position-vertical-relative:text;v-text-anchor:top" o:gfxdata="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" fillcolor="white [3201]" strokeweight=".5pt">
                 <v:textbox>
                   <w:txbxContent>
                     <w:p>
@@ -13961,7 +13733,7 @@
         <mc:AlternateContent>
           <mc:Choice Requires="wps">
             <w:drawing>
-              <wp:anchor distT="0" distB="0" distL="114300" distR="114300" simplePos="0" relativeHeight="251856896" behindDoc="0" locked="0" layoutInCell="1" allowOverlap="1" wp14:anchorId="3FC8A954" wp14:editId="3306A7C2">
+              <wp:anchor distT="0" distB="0" distL="114300" distR="114300" simplePos="0" relativeHeight="251855872" behindDoc="0" locked="0" layoutInCell="1" allowOverlap="1" wp14:anchorId="3FC8A954" wp14:editId="19D074F2">
                 <wp:simplePos x="0" y="0"/>
                 <wp:positionH relativeFrom="column">
                   <wp:posOffset>351407</wp:posOffset>
@@ -14013,7 +13785,7 @@
           </mc:Choice>
           <mc:Fallback>
             <w:pict>
-              <v:shape w14:anchorId="16BCC2CA" id="Straight Arrow Connector 14" o:spid="_x0000_s1026" type="#_x0000_t32" style="position:absolute;margin-left:27.65pt;margin-top:107.6pt;width:0;height:26.6pt;z-index:251856896;visibility:visible;mso-wrap-style:square;mso-wrap-distance-left:9pt;mso-wrap-distance-top:0;mso-wrap-distance-right:9pt;mso-wrap-distance-bottom:0;mso-position-horizontal:absolute;mso-position-horizontal-relative:text;mso-position-vertical:absolute;mso-position-vertical-relative:text" o:gfxdata="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" strokecolor="#4472c4 [3204]" strokeweight=".5pt">
+              <v:shape w14:anchorId="0B6361B2" id="Straight Arrow Connector 14" o:spid="_x0000_s1026" type="#_x0000_t32" style="position:absolute;margin-left:27.65pt;margin-top:107.6pt;width:0;height:26.6pt;z-index:251855872;visibility:visible;mso-wrap-style:square;mso-wrap-distance-left:9pt;mso-wrap-distance-top:0;mso-wrap-distance-right:9pt;mso-wrap-distance-bottom:0;mso-position-horizontal:absolute;mso-position-horizontal-relative:text;mso-position-vertical:absolute;mso-position-vertical-relative:text" o:gfxdata="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" strokecolor="#4472c4 [3204]" strokeweight=".5pt">
                 <v:stroke endarrow="block" joinstyle="miter"/>
               </v:shape>
             </w:pict>
@@ -14032,7 +13804,7 @@
         <mc:AlternateContent>
           <mc:Choice Requires="wps">
             <w:drawing>
-              <wp:anchor distT="0" distB="0" distL="114300" distR="114300" simplePos="0" relativeHeight="251854848" behindDoc="0" locked="0" layoutInCell="1" allowOverlap="1" wp14:anchorId="7D78648C" wp14:editId="7A7837E5">
+              <wp:anchor distT="0" distB="0" distL="114300" distR="114300" simplePos="0" relativeHeight="251853824" behindDoc="0" locked="0" layoutInCell="1" allowOverlap="1" wp14:anchorId="7D78648C" wp14:editId="698476DA">
                 <wp:simplePos x="0" y="0"/>
                 <wp:positionH relativeFrom="column">
                   <wp:posOffset>332913</wp:posOffset>
@@ -14084,7 +13856,7 @@
           </mc:Choice>
           <mc:Fallback>
             <w:pict>
-              <v:shape w14:anchorId="4B9E5938" id="Straight Arrow Connector 14" o:spid="_x0000_s1026" type="#_x0000_t32" style="position:absolute;margin-left:26.2pt;margin-top:48.95pt;width:0;height:26.6pt;z-index:251854848;visibility:visible;mso-wrap-style:square;mso-wrap-distance-left:9pt;mso-wrap-distance-top:0;mso-wrap-distance-right:9pt;mso-wrap-distance-bottom:0;mso-position-horizontal:absolute;mso-position-horizontal-relative:text;mso-position-vertical:absolute;mso-position-vertical-relative:text" o:gfxdata="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" strokecolor="#4472c4 [3204]" strokeweight=".5pt">
+              <v:shape w14:anchorId="172AE930" id="Straight Arrow Connector 14" o:spid="_x0000_s1026" type="#_x0000_t32" style="position:absolute;margin-left:26.2pt;margin-top:48.95pt;width:0;height:26.6pt;z-index:251853824;visibility:visible;mso-wrap-style:square;mso-wrap-distance-left:9pt;mso-wrap-distance-top:0;mso-wrap-distance-right:9pt;mso-wrap-distance-bottom:0;mso-position-horizontal:absolute;mso-position-horizontal-relative:text;mso-position-vertical:absolute;mso-position-vertical-relative:text" o:gfxdata="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" strokecolor="#4472c4 [3204]" strokeweight=".5pt">
                 <v:stroke endarrow="block" joinstyle="miter"/>
               </v:shape>
             </w:pict>
@@ -14103,7 +13875,7 @@
         <mc:AlternateContent>
           <mc:Choice Requires="wps">
             <w:drawing>
-              <wp:anchor distT="0" distB="0" distL="114300" distR="114300" simplePos="0" relativeHeight="251837440" behindDoc="0" locked="0" layoutInCell="1" allowOverlap="1" wp14:anchorId="50DDB98B" wp14:editId="08CED2C1">
+              <wp:anchor distT="0" distB="0" distL="114300" distR="114300" simplePos="0" relativeHeight="251836416" behindDoc="0" locked="0" layoutInCell="1" allowOverlap="1" wp14:anchorId="50DDB98B" wp14:editId="6FD48877">
                 <wp:simplePos x="0" y="0"/>
                 <wp:positionH relativeFrom="column">
                   <wp:posOffset>-763480</wp:posOffset>
@@ -14173,7 +13945,7 @@
           </mc:Choice>
           <mc:Fallback>
             <w:pict>
-              <v:shape w14:anchorId="50DDB98B" id="_x0000_s1062" type="#_x0000_t202" style="position:absolute;margin-left:-60.1pt;margin-top:74.45pt;width:175.1pt;height:32.85pt;z-index:251837440;visibility:visible;mso-wrap-style:square;mso-wrap-distance-left:9pt;mso-wrap-distance-top:0;mso-wrap-distance-right:9pt;mso-wrap-distance-bottom:0;mso-position-horizontal:absolute;mso-position-horizontal-relative:text;mso-position-vertical:absolute;mso-position-vertical-relative:text;v-text-anchor:top" o:gfxdata="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" fillcolor="white [3201]" strokeweight=".5pt">
+              <v:shape w14:anchorId="50DDB98B" id="_x0000_s1062" type="#_x0000_t202" style="position:absolute;margin-left:-60.1pt;margin-top:74.45pt;width:175.1pt;height:32.85pt;z-index:251836416;visibility:visible;mso-wrap-style:square;mso-wrap-distance-left:9pt;mso-wrap-distance-top:0;mso-wrap-distance-right:9pt;mso-wrap-distance-bottom:0;mso-position-horizontal:absolute;mso-position-horizontal-relative:text;mso-position-vertical:absolute;mso-position-vertical-relative:text;v-text-anchor:top" o:gfxdata="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" fillcolor="white [3201]" strokeweight=".5pt">
                 <v:textbox>
                   <w:txbxContent>
                     <w:p>
@@ -14213,7 +13985,7 @@
         <mc:AlternateContent>
           <mc:Choice Requires="wps">
             <w:drawing>
-              <wp:anchor distT="0" distB="0" distL="114300" distR="114300" simplePos="0" relativeHeight="251836416" behindDoc="0" locked="0" layoutInCell="1" allowOverlap="1" wp14:anchorId="2747857D" wp14:editId="3BBB0A05">
+              <wp:anchor distT="0" distB="0" distL="114300" distR="114300" simplePos="0" relativeHeight="251835392" behindDoc="0" locked="0" layoutInCell="1" allowOverlap="1" wp14:anchorId="2747857D" wp14:editId="5F1CD2EC">
                 <wp:simplePos x="0" y="0"/>
                 <wp:positionH relativeFrom="column">
                   <wp:posOffset>-763480</wp:posOffset>
@@ -14283,7 +14055,7 @@
           </mc:Choice>
           <mc:Fallback>
             <w:pict>
-              <v:shape w14:anchorId="2747857D" id="Text Box 12" o:spid="_x0000_s1063" type="#_x0000_t202" style="position:absolute;margin-left:-60.1pt;margin-top:24.85pt;width:576.7pt;height:24.1pt;z-index:251836416;visibility:visible;mso-wrap-style:square;mso-wrap-distance-left:9pt;mso-wrap-distance-top:0;mso-wrap-distance-right:9pt;mso-wrap-distance-bottom:0;mso-position-horizontal:absolute;mso-position-horizontal-relative:text;mso-position-vertical:absolute;mso-position-vertical-relative:text;v-text-anchor:top" o:gfxdata="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" fillcolor="white [3201]" strokeweight=".5pt">
+              <v:shape w14:anchorId="2747857D" id="Text Box 12" o:spid="_x0000_s1063" type="#_x0000_t202" style="position:absolute;margin-left:-60.1pt;margin-top:24.85pt;width:576.7pt;height:24.1pt;z-index:251835392;visibility:visible;mso-wrap-style:square;mso-wrap-distance-left:9pt;mso-wrap-distance-top:0;mso-wrap-distance-right:9pt;mso-wrap-distance-bottom:0;mso-position-horizontal:absolute;mso-position-horizontal-relative:text;mso-position-vertical:absolute;mso-position-vertical-relative:text;v-text-anchor:top" o:gfxdata="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" fillcolor="white [3201]" strokeweight=".5pt">
                 <v:textbox>
                   <w:txbxContent>
                     <w:p>
@@ -14321,7 +14093,130 @@
         </w:rPr>
         <w:t>OBJECT ORIENTATION PROPERTIES</w:t>
       </w:r>
-      <w:r>
+    </w:p>
+    <w:p>
+      <w:pPr>
+        <w:rPr>
+          <w:rFonts w:ascii="Bookman Old Style" w:hAnsi="Bookman Old Style"/>
+          <w:b/>
+          <w:bCs/>
+          <w:color w:val="EE0000"/>
+          <w:lang w:val="en-US"/>
+        </w:rPr>
+      </w:pPr>
+    </w:p>
+    <w:p>
+      <w:pPr>
+        <w:rPr>
+          <w:rFonts w:ascii="Bookman Old Style" w:hAnsi="Bookman Old Style"/>
+          <w:b/>
+          <w:bCs/>
+          <w:color w:val="EE0000"/>
+          <w:lang w:val="en-US"/>
+        </w:rPr>
+      </w:pPr>
+    </w:p>
+    <w:p>
+      <w:pPr>
+        <w:rPr>
+          <w:rFonts w:ascii="Bookman Old Style" w:hAnsi="Bookman Old Style"/>
+          <w:b/>
+          <w:bCs/>
+          <w:color w:val="EE0000"/>
+          <w:lang w:val="en-US"/>
+        </w:rPr>
+      </w:pPr>
+    </w:p>
+    <w:p>
+      <w:pPr>
+        <w:rPr>
+          <w:rFonts w:ascii="Bookman Old Style" w:hAnsi="Bookman Old Style"/>
+          <w:b/>
+          <w:bCs/>
+          <w:color w:val="EE0000"/>
+          <w:lang w:val="en-US"/>
+        </w:rPr>
+      </w:pPr>
+    </w:p>
+    <w:p>
+      <w:pPr>
+        <w:rPr>
+          <w:rFonts w:ascii="Bookman Old Style" w:hAnsi="Bookman Old Style"/>
+          <w:b/>
+          <w:bCs/>
+          <w:color w:val="EE0000"/>
+          <w:lang w:val="en-US"/>
+        </w:rPr>
+      </w:pPr>
+    </w:p>
+    <w:p>
+      <w:pPr>
+        <w:rPr>
+          <w:rFonts w:ascii="Bookman Old Style" w:hAnsi="Bookman Old Style"/>
+          <w:b/>
+          <w:bCs/>
+          <w:color w:val="EE0000"/>
+          <w:lang w:val="en-US"/>
+        </w:rPr>
+      </w:pPr>
+    </w:p>
+    <w:p>
+      <w:pPr>
+        <w:rPr>
+          <w:rFonts w:ascii="Bookman Old Style" w:hAnsi="Bookman Old Style"/>
+          <w:b/>
+          <w:bCs/>
+          <w:color w:val="EE0000"/>
+          <w:lang w:val="en-US"/>
+        </w:rPr>
+      </w:pPr>
+    </w:p>
+    <w:p>
+      <w:pPr>
+        <w:rPr>
+          <w:rFonts w:ascii="Bookman Old Style" w:hAnsi="Bookman Old Style"/>
+          <w:b/>
+          <w:bCs/>
+          <w:color w:val="EE0000"/>
+          <w:lang w:val="en-US"/>
+        </w:rPr>
+      </w:pPr>
+    </w:p>
+    <w:p>
+      <w:pPr>
+        <w:rPr>
+          <w:rFonts w:ascii="Bookman Old Style" w:hAnsi="Bookman Old Style"/>
+          <w:b/>
+          <w:bCs/>
+          <w:color w:val="EE0000"/>
+          <w:lang w:val="en-US"/>
+        </w:rPr>
+      </w:pPr>
+    </w:p>
+    <w:p>
+      <w:pPr>
+        <w:rPr>
+          <w:rFonts w:ascii="Bookman Old Style" w:hAnsi="Bookman Old Style"/>
+          <w:b/>
+          <w:bCs/>
+          <w:color w:val="EE0000"/>
+          <w:lang w:val="en-US"/>
+        </w:rPr>
+      </w:pPr>
+      <w:r>
+        <w:rPr>
+          <w:rFonts w:ascii="Bookman Old Style" w:hAnsi="Bookman Old Style"/>
+          <w:b/>
+          <w:bCs/>
+          <w:color w:val="EE0000"/>
+          <w:lang w:val="en-US"/>
+        </w:rPr>
+        <w:t>STATIC</w:t>
+      </w:r>
+    </w:p>
+    <w:p>
+      <w:pPr>
+        <w:ind w:left="-284"/>
         <w:rPr>
           <w:rFonts w:ascii="Bookman Old Style" w:hAnsi="Bookman Old Style"/>
           <w:b/>
@@ -14329,7 +14224,2309 @@
           <w:color w:val="000000" w:themeColor="text1"/>
           <w:lang w:val="en-US"/>
         </w:rPr>
+      </w:pPr>
+      <w:r>
+        <w:rPr>
+          <w:rFonts w:ascii="Bookman Old Style" w:hAnsi="Bookman Old Style"/>
+          <w:b/>
+          <w:bCs/>
+          <w:noProof/>
+          <w:lang w:val="en-US"/>
+        </w:rPr>
+        <mc:AlternateContent>
+          <mc:Choice Requires="wps">
+            <w:drawing>
+              <wp:anchor distT="0" distB="0" distL="114300" distR="114300" simplePos="0" relativeHeight="251886592" behindDoc="0" locked="0" layoutInCell="1" allowOverlap="1" wp14:anchorId="0F1BCCF9" wp14:editId="6014D304">
+                <wp:simplePos x="0" y="0"/>
+                <wp:positionH relativeFrom="column">
+                  <wp:posOffset>-748602</wp:posOffset>
+                </wp:positionH>
+                <wp:positionV relativeFrom="paragraph">
+                  <wp:posOffset>2537530</wp:posOffset>
+                </wp:positionV>
+                <wp:extent cx="6701790" cy="1160584"/>
+                <wp:effectExtent l="0" t="0" r="22860" b="20955"/>
+                <wp:wrapNone/>
+                <wp:docPr id="1296629657" name="Text Box 53"/>
+                <wp:cNvGraphicFramePr/>
+                <a:graphic xmlns:a="http://schemas.openxmlformats.org/drawingml/2006/main">
+                  <a:graphicData uri="http://schemas.microsoft.com/office/word/2010/wordprocessingShape">
+                    <wps:wsp>
+                      <wps:cNvSpPr txBox="1"/>
+                      <wps:spPr>
+                        <a:xfrm>
+                          <a:off x="0" y="0"/>
+                          <a:ext cx="6701790" cy="1160584"/>
+                        </a:xfrm>
+                        <a:prstGeom prst="rect">
+                          <a:avLst/>
+                        </a:prstGeom>
+                        <a:solidFill>
+                          <a:schemeClr val="lt1"/>
+                        </a:solidFill>
+                        <a:ln w="6350">
+                          <a:solidFill>
+                            <a:prstClr val="black"/>
+                          </a:solidFill>
+                        </a:ln>
+                      </wps:spPr>
+                      <wps:txbx>
+                        <w:txbxContent>
+                          <w:p>
+                            <w:pPr>
+                              <w:rPr>
+                                <w:b/>
+                                <w:bCs/>
+                                <w:color w:val="0070C0"/>
+                                <w:lang w:val="en-US"/>
+                              </w:rPr>
+                            </w:pPr>
+                            <w:r>
+                              <w:rPr>
+                                <w:b/>
+                                <w:bCs/>
+                                <w:color w:val="0070C0"/>
+                                <w:lang w:val="en-US"/>
+                              </w:rPr>
+                              <w:t>Key Points</w:t>
+                            </w:r>
+                          </w:p>
+                          <w:p>
+                            <w:pPr>
+                              <w:pStyle w:val="ListParagraph"/>
+                              <w:numPr>
+                                <w:ilvl w:val="0"/>
+                                <w:numId w:val="14"/>
+                              </w:numPr>
+                              <w:rPr>
+                                <w:b/>
+                                <w:bCs/>
+                                <w:lang w:val="en-US"/>
+                              </w:rPr>
+                            </w:pPr>
+                            <w:r>
+                              <w:rPr>
+                                <w:b/>
+                                <w:bCs/>
+                                <w:lang w:val="en-US"/>
+                              </w:rPr>
+                              <w:t>Static variable must be class variable</w:t>
+                            </w:r>
+                          </w:p>
+                          <w:p>
+                            <w:pPr>
+                              <w:pStyle w:val="ListParagraph"/>
+                              <w:numPr>
+                                <w:ilvl w:val="0"/>
+                                <w:numId w:val="14"/>
+                              </w:numPr>
+                              <w:rPr>
+                                <w:b/>
+                                <w:bCs/>
+                                <w:lang w:val="en-US"/>
+                              </w:rPr>
+                            </w:pPr>
+                            <w:r>
+                              <w:rPr>
+                                <w:b/>
+                                <w:bCs/>
+                                <w:lang w:val="en-US"/>
+                              </w:rPr>
+                              <w:t>Static variable can access normal function, static function, constructor and static block</w:t>
+                            </w:r>
+                          </w:p>
+                          <w:p>
+                            <w:pPr>
+                              <w:pStyle w:val="ListParagraph"/>
+                              <w:numPr>
+                                <w:ilvl w:val="0"/>
+                                <w:numId w:val="14"/>
+                              </w:numPr>
+                              <w:rPr>
+                                <w:b/>
+                                <w:bCs/>
+                                <w:lang w:val="en-US"/>
+                              </w:rPr>
+                            </w:pPr>
+                            <w:r>
+                              <w:rPr>
+                                <w:b/>
+                                <w:bCs/>
+                                <w:lang w:val="en-US"/>
+                              </w:rPr>
+                              <w:t>If static block or static function access class variable then the variable must be static</w:t>
+                            </w:r>
+                          </w:p>
+                        </w:txbxContent>
+                      </wps:txbx>
+                      <wps:bodyPr rot="0" spcFirstLastPara="0" vertOverflow="overflow" horzOverflow="overflow" vert="horz" wrap="square" lIns="91440" tIns="45720" rIns="91440" bIns="45720" numCol="1" spcCol="0" rtlCol="0" fromWordArt="0" anchor="t" anchorCtr="0" forceAA="0" compatLnSpc="1">
+                        <a:prstTxWarp prst="textNoShape">
+                          <a:avLst/>
+                        </a:prstTxWarp>
+                        <a:noAutofit/>
+                      </wps:bodyPr>
+                    </wps:wsp>
+                  </a:graphicData>
+                </a:graphic>
+                <wp14:sizeRelV relativeFrom="margin">
+                  <wp14:pctHeight>0</wp14:pctHeight>
+                </wp14:sizeRelV>
+              </wp:anchor>
+            </w:drawing>
+          </mc:Choice>
+          <mc:Fallback>
+            <w:pict>
+              <v:shape w14:anchorId="0F1BCCF9" id="Text Box 53" o:spid="_x0000_s1064" type="#_x0000_t202" style="position:absolute;left:0;text-align:left;margin-left:-58.95pt;margin-top:199.8pt;width:527.7pt;height:91.4pt;z-index:251886592;visibility:visible;mso-wrap-style:square;mso-height-percent:0;mso-wrap-distance-left:9pt;mso-wrap-distance-top:0;mso-wrap-distance-right:9pt;mso-wrap-distance-bottom:0;mso-position-horizontal:absolute;mso-position-horizontal-relative:text;mso-position-vertical:absolute;mso-position-vertical-relative:text;mso-height-percent:0;mso-height-relative:margin;v-text-anchor:top" o:gfxdata="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" fillcolor="white [3201]" strokeweight=".5pt">
+                <v:textbox>
+                  <w:txbxContent>
+                    <w:p>
+                      <w:pPr>
+                        <w:rPr>
+                          <w:b/>
+                          <w:bCs/>
+                          <w:color w:val="0070C0"/>
+                          <w:lang w:val="en-US"/>
+                        </w:rPr>
+                      </w:pPr>
+                      <w:r>
+                        <w:rPr>
+                          <w:b/>
+                          <w:bCs/>
+                          <w:color w:val="0070C0"/>
+                          <w:lang w:val="en-US"/>
+                        </w:rPr>
+                        <w:t>Key Points</w:t>
+                      </w:r>
+                    </w:p>
+                    <w:p>
+                      <w:pPr>
+                        <w:pStyle w:val="ListParagraph"/>
+                        <w:numPr>
+                          <w:ilvl w:val="0"/>
+                          <w:numId w:val="14"/>
+                        </w:numPr>
+                        <w:rPr>
+                          <w:b/>
+                          <w:bCs/>
+                          <w:lang w:val="en-US"/>
+                        </w:rPr>
+                      </w:pPr>
+                      <w:r>
+                        <w:rPr>
+                          <w:b/>
+                          <w:bCs/>
+                          <w:lang w:val="en-US"/>
+                        </w:rPr>
+                        <w:t>Static variable must be class variable</w:t>
+                      </w:r>
+                    </w:p>
+                    <w:p>
+                      <w:pPr>
+                        <w:pStyle w:val="ListParagraph"/>
+                        <w:numPr>
+                          <w:ilvl w:val="0"/>
+                          <w:numId w:val="14"/>
+                        </w:numPr>
+                        <w:rPr>
+                          <w:b/>
+                          <w:bCs/>
+                          <w:lang w:val="en-US"/>
+                        </w:rPr>
+                      </w:pPr>
+                      <w:r>
+                        <w:rPr>
+                          <w:b/>
+                          <w:bCs/>
+                          <w:lang w:val="en-US"/>
+                        </w:rPr>
+                        <w:t>Static variable can access normal function, static function, constructor and static block</w:t>
+                      </w:r>
+                    </w:p>
+                    <w:p>
+                      <w:pPr>
+                        <w:pStyle w:val="ListParagraph"/>
+                        <w:numPr>
+                          <w:ilvl w:val="0"/>
+                          <w:numId w:val="14"/>
+                        </w:numPr>
+                        <w:rPr>
+                          <w:b/>
+                          <w:bCs/>
+                          <w:lang w:val="en-US"/>
+                        </w:rPr>
+                      </w:pPr>
+                      <w:r>
+                        <w:rPr>
+                          <w:b/>
+                          <w:bCs/>
+                          <w:lang w:val="en-US"/>
+                        </w:rPr>
+                        <w:t>If static block or static function access class variable then the variable must be static</w:t>
+                      </w:r>
+                    </w:p>
+                  </w:txbxContent>
+                </v:textbox>
+              </v:shape>
+            </w:pict>
+          </mc:Fallback>
+        </mc:AlternateContent>
+      </w:r>
+      <w:r>
+        <w:rPr>
+          <w:rFonts w:ascii="Bookman Old Style" w:hAnsi="Bookman Old Style"/>
+          <w:b/>
+          <w:bCs/>
+          <w:noProof/>
+          <w:lang w:val="en-US"/>
+        </w:rPr>
+        <mc:AlternateContent>
+          <mc:Choice Requires="wps">
+            <w:drawing>
+              <wp:anchor distT="0" distB="0" distL="114300" distR="114300" simplePos="0" relativeHeight="251887616" behindDoc="0" locked="0" layoutInCell="1" allowOverlap="1" wp14:anchorId="6CE257E1" wp14:editId="19F98A8C">
+                <wp:simplePos x="0" y="0"/>
+                <wp:positionH relativeFrom="column">
+                  <wp:posOffset>5370844</wp:posOffset>
+                </wp:positionH>
+                <wp:positionV relativeFrom="paragraph">
+                  <wp:posOffset>2622941</wp:posOffset>
+                </wp:positionV>
+                <wp:extent cx="457200" cy="361740"/>
+                <wp:effectExtent l="38100" t="19050" r="19050" b="38735"/>
+                <wp:wrapNone/>
+                <wp:docPr id="1221293794" name="Sun 54"/>
+                <wp:cNvGraphicFramePr/>
+                <a:graphic xmlns:a="http://schemas.openxmlformats.org/drawingml/2006/main">
+                  <a:graphicData uri="http://schemas.microsoft.com/office/word/2010/wordprocessingShape">
+                    <wps:wsp>
+                      <wps:cNvSpPr/>
+                      <wps:spPr>
+                        <a:xfrm>
+                          <a:off x="0" y="0"/>
+                          <a:ext cx="457200" cy="361740"/>
+                        </a:xfrm>
+                        <a:prstGeom prst="sun">
+                          <a:avLst/>
+                        </a:prstGeom>
+                      </wps:spPr>
+                      <wps:style>
+                        <a:lnRef idx="2">
+                          <a:schemeClr val="accent1">
+                            <a:shade val="15000"/>
+                          </a:schemeClr>
+                        </a:lnRef>
+                        <a:fillRef idx="1">
+                          <a:schemeClr val="accent1"/>
+                        </a:fillRef>
+                        <a:effectRef idx="0">
+                          <a:schemeClr val="accent1"/>
+                        </a:effectRef>
+                        <a:fontRef idx="minor">
+                          <a:schemeClr val="lt1"/>
+                        </a:fontRef>
+                      </wps:style>
+                      <wps:bodyPr rot="0" spcFirstLastPara="0" vertOverflow="overflow" horzOverflow="overflow" vert="horz" wrap="square" lIns="91440" tIns="45720" rIns="91440" bIns="45720" numCol="1" spcCol="0" rtlCol="0" fromWordArt="0" anchor="ctr" anchorCtr="0" forceAA="0" compatLnSpc="1">
+                        <a:prstTxWarp prst="textNoShape">
+                          <a:avLst/>
+                        </a:prstTxWarp>
+                        <a:noAutofit/>
+                      </wps:bodyPr>
+                    </wps:wsp>
+                  </a:graphicData>
+                </a:graphic>
+              </wp:anchor>
+            </w:drawing>
+          </mc:Choice>
+          <mc:Fallback>
+            <w:pict>
+              <v:shape w14:anchorId="4DEB701C" id="Sun 54" o:spid="_x0000_s1026" type="#_x0000_t183" style="position:absolute;margin-left:422.9pt;margin-top:206.55pt;width:36pt;height:28.5pt;z-index:251887616;visibility:visible;mso-wrap-style:square;mso-wrap-distance-left:9pt;mso-wrap-distance-top:0;mso-wrap-distance-right:9pt;mso-wrap-distance-bottom:0;mso-position-horizontal:absolute;mso-position-horizontal-relative:text;mso-position-vertical:absolute;mso-position-vertical-relative:text;v-text-anchor:middle" o:gfxdata="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" fillcolor="#4472c4 [3204]" strokecolor="#09101d [484]" strokeweight="1pt"/>
+            </w:pict>
+          </mc:Fallback>
+        </mc:AlternateContent>
+      </w:r>
+      <w:r>
+        <w:rPr>
+          <w:rFonts w:ascii="Bookman Old Style" w:hAnsi="Bookman Old Style"/>
+          <w:b/>
+          <w:bCs/>
+          <w:noProof/>
+          <w:lang w:val="en-US"/>
+        </w:rPr>
+        <mc:AlternateContent>
+          <mc:Choice Requires="wps">
+            <w:drawing>
+              <wp:anchor distT="0" distB="0" distL="114300" distR="114300" simplePos="0" relativeHeight="251885568" behindDoc="0" locked="0" layoutInCell="1" allowOverlap="1" wp14:anchorId="27861CD1" wp14:editId="26A6F24B">
+                <wp:simplePos x="0" y="0"/>
+                <wp:positionH relativeFrom="column">
+                  <wp:posOffset>2537209</wp:posOffset>
+                </wp:positionH>
+                <wp:positionV relativeFrom="paragraph">
+                  <wp:posOffset>1758469</wp:posOffset>
+                </wp:positionV>
+                <wp:extent cx="15072" cy="301764"/>
+                <wp:effectExtent l="57150" t="0" r="61595" b="60325"/>
+                <wp:wrapNone/>
+                <wp:docPr id="540560035" name="Straight Arrow Connector 52"/>
+                <wp:cNvGraphicFramePr/>
+                <a:graphic xmlns:a="http://schemas.openxmlformats.org/drawingml/2006/main">
+                  <a:graphicData uri="http://schemas.microsoft.com/office/word/2010/wordprocessingShape">
+                    <wps:wsp>
+                      <wps:cNvCnPr/>
+                      <wps:spPr>
+                        <a:xfrm>
+                          <a:off x="0" y="0"/>
+                          <a:ext cx="15072" cy="301764"/>
+                        </a:xfrm>
+                        <a:prstGeom prst="straightConnector1">
+                          <a:avLst/>
+                        </a:prstGeom>
+                        <a:ln>
+                          <a:tailEnd type="triangle"/>
+                        </a:ln>
+                      </wps:spPr>
+                      <wps:style>
+                        <a:lnRef idx="1">
+                          <a:schemeClr val="accent1"/>
+                        </a:lnRef>
+                        <a:fillRef idx="0">
+                          <a:schemeClr val="accent1"/>
+                        </a:fillRef>
+                        <a:effectRef idx="0">
+                          <a:schemeClr val="accent1"/>
+                        </a:effectRef>
+                        <a:fontRef idx="minor">
+                          <a:schemeClr val="tx1"/>
+                        </a:fontRef>
+                      </wps:style>
+                      <wps:bodyPr/>
+                    </wps:wsp>
+                  </a:graphicData>
+                </a:graphic>
+                <wp14:sizeRelH relativeFrom="margin">
+                  <wp14:pctWidth>0</wp14:pctWidth>
+                </wp14:sizeRelH>
+                <wp14:sizeRelV relativeFrom="margin">
+                  <wp14:pctHeight>0</wp14:pctHeight>
+                </wp14:sizeRelV>
+              </wp:anchor>
+            </w:drawing>
+          </mc:Choice>
+          <mc:Fallback>
+            <w:pict>
+              <v:shape w14:anchorId="0E7100DE" id="Straight Arrow Connector 52" o:spid="_x0000_s1026" type="#_x0000_t32" style="position:absolute;margin-left:199.8pt;margin-top:138.45pt;width:1.2pt;height:23.75pt;z-index:251885568;visibility:visible;mso-wrap-style:square;mso-width-percent:0;mso-height-percent:0;mso-wrap-distance-left:9pt;mso-wrap-distance-top:0;mso-wrap-distance-right:9pt;mso-wrap-distance-bottom:0;mso-position-horizontal:absolute;mso-position-horizontal-relative:text;mso-position-vertical:absolute;mso-position-vertical-relative:text;mso-width-percent:0;mso-height-percent:0;mso-width-relative:margin;mso-height-relative:margin" o:gfxdata="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" strokecolor="#4472c4 [3204]" strokeweight=".5pt">
+                <v:stroke endarrow="block" joinstyle="miter"/>
+              </v:shape>
+            </w:pict>
+          </mc:Fallback>
+        </mc:AlternateContent>
+      </w:r>
+      <w:r>
+        <w:rPr>
+          <w:rFonts w:ascii="Bookman Old Style" w:hAnsi="Bookman Old Style"/>
+          <w:b/>
+          <w:bCs/>
+          <w:noProof/>
+          <w:lang w:val="en-US"/>
+        </w:rPr>
+        <mc:AlternateContent>
+          <mc:Choice Requires="wps">
+            <w:drawing>
+              <wp:anchor distT="0" distB="0" distL="114300" distR="114300" simplePos="0" relativeHeight="251884544" behindDoc="0" locked="0" layoutInCell="1" allowOverlap="1" wp14:anchorId="62EA3A80" wp14:editId="18765F07">
+                <wp:simplePos x="0" y="0"/>
+                <wp:positionH relativeFrom="column">
+                  <wp:posOffset>3592014</wp:posOffset>
+                </wp:positionH>
+                <wp:positionV relativeFrom="paragraph">
+                  <wp:posOffset>1748734</wp:posOffset>
+                </wp:positionV>
+                <wp:extent cx="1206074" cy="441737"/>
+                <wp:effectExtent l="38100" t="0" r="13335" b="92075"/>
+                <wp:wrapNone/>
+                <wp:docPr id="753959500" name="Connector: Elbow 51"/>
+                <wp:cNvGraphicFramePr/>
+                <a:graphic xmlns:a="http://schemas.openxmlformats.org/drawingml/2006/main">
+                  <a:graphicData uri="http://schemas.microsoft.com/office/word/2010/wordprocessingShape">
+                    <wps:wsp>
+                      <wps:cNvCnPr/>
+                      <wps:spPr>
+                        <a:xfrm flipH="1">
+                          <a:off x="0" y="0"/>
+                          <a:ext cx="1206074" cy="441737"/>
+                        </a:xfrm>
+                        <a:prstGeom prst="bentConnector3">
+                          <a:avLst/>
+                        </a:prstGeom>
+                        <a:ln>
+                          <a:tailEnd type="triangle"/>
+                        </a:ln>
+                      </wps:spPr>
+                      <wps:style>
+                        <a:lnRef idx="1">
+                          <a:schemeClr val="accent1"/>
+                        </a:lnRef>
+                        <a:fillRef idx="0">
+                          <a:schemeClr val="accent1"/>
+                        </a:fillRef>
+                        <a:effectRef idx="0">
+                          <a:schemeClr val="accent1"/>
+                        </a:effectRef>
+                        <a:fontRef idx="minor">
+                          <a:schemeClr val="tx1"/>
+                        </a:fontRef>
+                      </wps:style>
+                      <wps:bodyPr/>
+                    </wps:wsp>
+                  </a:graphicData>
+                </a:graphic>
+              </wp:anchor>
+            </w:drawing>
+          </mc:Choice>
+          <mc:Fallback>
+            <w:pict>
+              <v:shapetype w14:anchorId="40EFBEE9" id="_x0000_t34" coordsize="21600,21600" o:spt="34" o:oned="t" adj="10800" path="m,l@0,0@0,21600,21600,21600e" filled="f">
+                <v:stroke joinstyle="miter"/>
+                <v:formulas>
+                  <v:f eqn="val #0"/>
+                </v:formulas>
+                <v:path arrowok="t" fillok="f" o:connecttype="none"/>
+                <v:handles>
+                  <v:h position="#0,center"/>
+                </v:handles>
+                <o:lock v:ext="edit" shapetype="t"/>
+              </v:shapetype>
+              <v:shape id="Connector: Elbow 51" o:spid="_x0000_s1026" type="#_x0000_t34" style="position:absolute;margin-left:282.85pt;margin-top:137.7pt;width:94.95pt;height:34.8pt;flip:x;z-index:251884544;visibility:visible;mso-wrap-style:square;mso-wrap-distance-left:9pt;mso-wrap-distance-top:0;mso-wrap-distance-right:9pt;mso-wrap-distance-bottom:0;mso-position-horizontal:absolute;mso-position-horizontal-relative:text;mso-position-vertical:absolute;mso-position-vertical-relative:text" o:gfxdata="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" strokecolor="#4472c4 [3204]" strokeweight=".5pt">
+                <v:stroke endarrow="block"/>
+              </v:shape>
+            </w:pict>
+          </mc:Fallback>
+        </mc:AlternateContent>
+      </w:r>
+      <w:r>
+        <w:rPr>
+          <w:rFonts w:ascii="Bookman Old Style" w:hAnsi="Bookman Old Style"/>
+          <w:b/>
+          <w:bCs/>
+          <w:noProof/>
+          <w:lang w:val="en-US"/>
+        </w:rPr>
+        <mc:AlternateContent>
+          <mc:Choice Requires="wps">
+            <w:drawing>
+              <wp:anchor distT="0" distB="0" distL="114300" distR="114300" simplePos="0" relativeHeight="251883520" behindDoc="0" locked="0" layoutInCell="1" allowOverlap="1" wp14:anchorId="29ECFE98" wp14:editId="3737D674">
+                <wp:simplePos x="0" y="0"/>
+                <wp:positionH relativeFrom="column">
+                  <wp:posOffset>185895</wp:posOffset>
+                </wp:positionH>
+                <wp:positionV relativeFrom="paragraph">
+                  <wp:posOffset>1768831</wp:posOffset>
+                </wp:positionV>
+                <wp:extent cx="1316334" cy="422031"/>
+                <wp:effectExtent l="0" t="0" r="74930" b="92710"/>
+                <wp:wrapNone/>
+                <wp:docPr id="1034545869" name="Connector: Elbow 50"/>
+                <wp:cNvGraphicFramePr/>
+                <a:graphic xmlns:a="http://schemas.openxmlformats.org/drawingml/2006/main">
+                  <a:graphicData uri="http://schemas.microsoft.com/office/word/2010/wordprocessingShape">
+                    <wps:wsp>
+                      <wps:cNvCnPr/>
+                      <wps:spPr>
+                        <a:xfrm>
+                          <a:off x="0" y="0"/>
+                          <a:ext cx="1316334" cy="422031"/>
+                        </a:xfrm>
+                        <a:prstGeom prst="bentConnector3">
+                          <a:avLst/>
+                        </a:prstGeom>
+                        <a:ln>
+                          <a:tailEnd type="triangle"/>
+                        </a:ln>
+                      </wps:spPr>
+                      <wps:style>
+                        <a:lnRef idx="1">
+                          <a:schemeClr val="accent1"/>
+                        </a:lnRef>
+                        <a:fillRef idx="0">
+                          <a:schemeClr val="accent1"/>
+                        </a:fillRef>
+                        <a:effectRef idx="0">
+                          <a:schemeClr val="accent1"/>
+                        </a:effectRef>
+                        <a:fontRef idx="minor">
+                          <a:schemeClr val="tx1"/>
+                        </a:fontRef>
+                      </wps:style>
+                      <wps:bodyPr/>
+                    </wps:wsp>
+                  </a:graphicData>
+                </a:graphic>
+              </wp:anchor>
+            </w:drawing>
+          </mc:Choice>
+          <mc:Fallback>
+            <w:pict>
+              <v:shape w14:anchorId="24A1672B" id="Connector: Elbow 50" o:spid="_x0000_s1026" type="#_x0000_t34" style="position:absolute;margin-left:14.65pt;margin-top:139.3pt;width:103.65pt;height:33.25pt;z-index:251883520;visibility:visible;mso-wrap-style:square;mso-wrap-distance-left:9pt;mso-wrap-distance-top:0;mso-wrap-distance-right:9pt;mso-wrap-distance-bottom:0;mso-position-horizontal:absolute;mso-position-horizontal-relative:text;mso-position-vertical:absolute;mso-position-vertical-relative:text" o:gfxdata="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" strokecolor="#4472c4 [3204]" strokeweight=".5pt">
+                <v:stroke endarrow="block"/>
+              </v:shape>
+            </w:pict>
+          </mc:Fallback>
+        </mc:AlternateContent>
+      </w:r>
+      <w:r>
+        <w:rPr>
+          <w:rFonts w:ascii="Bookman Old Style" w:hAnsi="Bookman Old Style"/>
+          <w:b/>
+          <w:bCs/>
+          <w:noProof/>
+          <w:lang w:val="en-US"/>
+        </w:rPr>
+        <mc:AlternateContent>
+          <mc:Choice Requires="wps">
+            <w:drawing>
+              <wp:anchor distT="0" distB="0" distL="114300" distR="114300" simplePos="0" relativeHeight="251882496" behindDoc="0" locked="0" layoutInCell="1" allowOverlap="1" wp14:anchorId="59614B57" wp14:editId="0CF82803">
+                <wp:simplePos x="0" y="0"/>
+                <wp:positionH relativeFrom="column">
+                  <wp:posOffset>1517301</wp:posOffset>
+                </wp:positionH>
+                <wp:positionV relativeFrom="paragraph">
+                  <wp:posOffset>2045161</wp:posOffset>
+                </wp:positionV>
+                <wp:extent cx="2080009" cy="286378"/>
+                <wp:effectExtent l="0" t="0" r="15875" b="19050"/>
+                <wp:wrapNone/>
+                <wp:docPr id="737177005" name="Text Box 49"/>
+                <wp:cNvGraphicFramePr/>
+                <a:graphic xmlns:a="http://schemas.openxmlformats.org/drawingml/2006/main">
+                  <a:graphicData uri="http://schemas.microsoft.com/office/word/2010/wordprocessingShape">
+                    <wps:wsp>
+                      <wps:cNvSpPr txBox="1"/>
+                      <wps:spPr>
+                        <a:xfrm>
+                          <a:off x="0" y="0"/>
+                          <a:ext cx="2080009" cy="286378"/>
+                        </a:xfrm>
+                        <a:prstGeom prst="rect">
+                          <a:avLst/>
+                        </a:prstGeom>
+                        <a:solidFill>
+                          <a:schemeClr val="lt1"/>
+                        </a:solidFill>
+                        <a:ln w="6350">
+                          <a:solidFill>
+                            <a:prstClr val="black"/>
+                          </a:solidFill>
+                        </a:ln>
+                      </wps:spPr>
+                      <wps:txbx>
+                        <w:txbxContent>
+                          <w:p>
+                            <w:pPr>
+                              <w:jc w:val="center"/>
+                              <w:rPr>
+                                <w:b/>
+                                <w:bCs/>
+                                <w:lang w:val="en-US"/>
+                              </w:rPr>
+                            </w:pPr>
+                            <w:r>
+                              <w:rPr>
+                                <w:b/>
+                                <w:bCs/>
+                                <w:lang w:val="en-US"/>
+                              </w:rPr>
+                              <w:t>X = 10</w:t>
+                            </w:r>
+                            <w:r>
+                              <w:rPr>
+                                <w:b/>
+                                <w:bCs/>
+                                <w:lang w:val="en-US"/>
+                              </w:rPr>
+                              <w:t>3</w:t>
+                            </w:r>
+                          </w:p>
+                        </w:txbxContent>
+                      </wps:txbx>
+                      <wps:bodyPr rot="0" spcFirstLastPara="0" vertOverflow="overflow" horzOverflow="overflow" vert="horz" wrap="square" lIns="91440" tIns="45720" rIns="91440" bIns="45720" numCol="1" spcCol="0" rtlCol="0" fromWordArt="0" anchor="t" anchorCtr="0" forceAA="0" compatLnSpc="1">
+                        <a:prstTxWarp prst="textNoShape">
+                          <a:avLst/>
+                        </a:prstTxWarp>
+                        <a:noAutofit/>
+                      </wps:bodyPr>
+                    </wps:wsp>
+                  </a:graphicData>
+                </a:graphic>
+              </wp:anchor>
+            </w:drawing>
+          </mc:Choice>
+          <mc:Fallback>
+            <w:pict>
+              <v:shape w14:anchorId="59614B57" id="Text Box 49" o:spid="_x0000_s1065" type="#_x0000_t202" style="position:absolute;left:0;text-align:left;margin-left:119.45pt;margin-top:161.05pt;width:163.8pt;height:22.55pt;z-index:251882496;visibility:visible;mso-wrap-style:square;mso-wrap-distance-left:9pt;mso-wrap-distance-top:0;mso-wrap-distance-right:9pt;mso-wrap-distance-bottom:0;mso-position-horizontal:absolute;mso-position-horizontal-relative:text;mso-position-vertical:absolute;mso-position-vertical-relative:text;v-text-anchor:top" o:gfxdata="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" fillcolor="white [3201]" strokeweight=".5pt">
+                <v:textbox>
+                  <w:txbxContent>
+                    <w:p>
+                      <w:pPr>
+                        <w:jc w:val="center"/>
+                        <w:rPr>
+                          <w:b/>
+                          <w:bCs/>
+                          <w:lang w:val="en-US"/>
+                        </w:rPr>
+                      </w:pPr>
+                      <w:r>
+                        <w:rPr>
+                          <w:b/>
+                          <w:bCs/>
+                          <w:lang w:val="en-US"/>
+                        </w:rPr>
+                        <w:t>X = 10</w:t>
+                      </w:r>
+                      <w:r>
+                        <w:rPr>
+                          <w:b/>
+                          <w:bCs/>
+                          <w:lang w:val="en-US"/>
+                        </w:rPr>
+                        <w:t>3</w:t>
+                      </w:r>
+                    </w:p>
+                  </w:txbxContent>
+                </v:textbox>
+              </v:shape>
+            </w:pict>
+          </mc:Fallback>
+        </mc:AlternateContent>
+      </w:r>
+      <w:r>
+        <w:rPr>
+          <w:rFonts w:ascii="Bookman Old Style" w:hAnsi="Bookman Old Style"/>
+          <w:b/>
+          <w:bCs/>
+          <w:noProof/>
+          <w:lang w:val="en-US"/>
+        </w:rPr>
+        <mc:AlternateContent>
+          <mc:Choice Requires="wpg">
+            <w:drawing>
+              <wp:anchor distT="0" distB="0" distL="114300" distR="114300" simplePos="0" relativeHeight="251881472" behindDoc="0" locked="0" layoutInCell="1" allowOverlap="1" wp14:anchorId="278E860C" wp14:editId="68ADE533">
+                <wp:simplePos x="0" y="0"/>
+                <wp:positionH relativeFrom="column">
+                  <wp:posOffset>3828422</wp:posOffset>
+                </wp:positionH>
+                <wp:positionV relativeFrom="paragraph">
+                  <wp:posOffset>472273</wp:posOffset>
+                </wp:positionV>
+                <wp:extent cx="2090058" cy="1286188"/>
+                <wp:effectExtent l="0" t="0" r="24765" b="28575"/>
+                <wp:wrapNone/>
+                <wp:docPr id="211722699" name="Group 48"/>
+                <wp:cNvGraphicFramePr/>
+                <a:graphic xmlns:a="http://schemas.openxmlformats.org/drawingml/2006/main">
+                  <a:graphicData uri="http://schemas.microsoft.com/office/word/2010/wordprocessingGroup">
+                    <wpg:wgp>
+                      <wpg:cNvGrpSpPr/>
+                      <wpg:grpSpPr>
+                        <a:xfrm>
+                          <a:off x="0" y="0"/>
+                          <a:ext cx="2090058" cy="1286188"/>
+                          <a:chOff x="0" y="0"/>
+                          <a:chExt cx="2090058" cy="1286188"/>
+                        </a:xfrm>
+                      </wpg:grpSpPr>
+                      <wps:wsp>
+                        <wps:cNvPr id="1416002976" name="Text Box 46"/>
+                        <wps:cNvSpPr txBox="1"/>
+                        <wps:spPr>
+                          <a:xfrm>
+                            <a:off x="723482" y="0"/>
+                            <a:ext cx="512466" cy="271306"/>
+                          </a:xfrm>
+                          <a:prstGeom prst="rect">
+                            <a:avLst/>
+                          </a:prstGeom>
+                          <a:solidFill>
+                            <a:schemeClr val="lt1"/>
+                          </a:solidFill>
+                          <a:ln w="6350">
+                            <a:solidFill>
+                              <a:prstClr val="black"/>
+                            </a:solidFill>
+                          </a:ln>
+                        </wps:spPr>
+                        <wps:txbx>
+                          <w:txbxContent>
+                            <w:p>
+                              <w:pPr>
+                                <w:jc w:val="center"/>
+                                <w:rPr>
+                                  <w:b/>
+                                  <w:bCs/>
+                                  <w:lang w:val="en-US"/>
+                                </w:rPr>
+                              </w:pPr>
+                              <w:r>
+                                <w:rPr>
+                                  <w:b/>
+                                  <w:bCs/>
+                                  <w:lang w:val="en-US"/>
+                                </w:rPr>
+                                <w:t>S</w:t>
+                              </w:r>
+                              <w:r>
+                                <w:rPr>
+                                  <w:b/>
+                                  <w:bCs/>
+                                  <w:lang w:val="en-US"/>
+                                </w:rPr>
+                                <w:t>3</w:t>
+                              </w:r>
+                            </w:p>
+                          </w:txbxContent>
+                        </wps:txbx>
+                        <wps:bodyPr rot="0" spcFirstLastPara="0" vertOverflow="overflow" horzOverflow="overflow" vert="horz" wrap="square" lIns="91440" tIns="45720" rIns="91440" bIns="45720" numCol="1" spcCol="0" rtlCol="0" fromWordArt="0" anchor="t" anchorCtr="0" forceAA="0" compatLnSpc="1">
+                          <a:prstTxWarp prst="textNoShape">
+                            <a:avLst/>
+                          </a:prstTxWarp>
+                          <a:noAutofit/>
+                        </wps:bodyPr>
+                      </wps:wsp>
+                      <wps:wsp>
+                        <wps:cNvPr id="1822557824" name="Text Box 47"/>
+                        <wps:cNvSpPr txBox="1"/>
+                        <wps:spPr>
+                          <a:xfrm>
+                            <a:off x="0" y="336619"/>
+                            <a:ext cx="2090058" cy="316523"/>
+                          </a:xfrm>
+                          <a:prstGeom prst="rect">
+                            <a:avLst/>
+                          </a:prstGeom>
+                          <a:solidFill>
+                            <a:schemeClr val="lt1"/>
+                          </a:solidFill>
+                          <a:ln w="6350">
+                            <a:solidFill>
+                              <a:prstClr val="black"/>
+                            </a:solidFill>
+                          </a:ln>
+                        </wps:spPr>
+                        <wps:txbx>
+                          <w:txbxContent>
+                            <w:p>
+                              <w:pPr>
+                                <w:jc w:val="center"/>
+                                <w:rPr>
+                                  <w:b/>
+                                  <w:bCs/>
+                                  <w:lang w:val="en-US"/>
+                                </w:rPr>
+                              </w:pPr>
+                              <w:proofErr w:type="spellStart"/>
+                              <w:proofErr w:type="gramStart"/>
+                              <w:r>
+                                <w:rPr>
+                                  <w:b/>
+                                  <w:bCs/>
+                                  <w:lang w:val="en-US"/>
+                                </w:rPr>
+                                <w:t>StaticVariable</w:t>
+                              </w:r>
+                              <w:proofErr w:type="spellEnd"/>
+                              <w:r>
+                                <w:rPr>
+                                  <w:b/>
+                                  <w:bCs/>
+                                  <w:lang w:val="en-US"/>
+                                </w:rPr>
+                                <w:t>(</w:t>
+                              </w:r>
+                              <w:proofErr w:type="gramEnd"/>
+                              <w:r>
+                                <w:rPr>
+                                  <w:b/>
+                                  <w:bCs/>
+                                  <w:lang w:val="en-US"/>
+                                </w:rPr>
+                                <w:t>)</w:t>
+                              </w:r>
+                            </w:p>
+                          </w:txbxContent>
+                        </wps:txbx>
+                        <wps:bodyPr rot="0" spcFirstLastPara="0" vertOverflow="overflow" horzOverflow="overflow" vert="horz" wrap="square" lIns="91440" tIns="45720" rIns="91440" bIns="45720" numCol="1" spcCol="0" rtlCol="0" fromWordArt="0" anchor="t" anchorCtr="0" forceAA="0" compatLnSpc="1">
+                          <a:prstTxWarp prst="textNoShape">
+                            <a:avLst/>
+                          </a:prstTxWarp>
+                          <a:noAutofit/>
+                        </wps:bodyPr>
+                      </wps:wsp>
+                      <wps:wsp>
+                        <wps:cNvPr id="1903235849" name="Text Box 47"/>
+                        <wps:cNvSpPr txBox="1"/>
+                        <wps:spPr>
+                          <a:xfrm>
+                            <a:off x="0" y="653142"/>
+                            <a:ext cx="2090058" cy="316523"/>
+                          </a:xfrm>
+                          <a:prstGeom prst="rect">
+                            <a:avLst/>
+                          </a:prstGeom>
+                          <a:solidFill>
+                            <a:schemeClr val="lt1"/>
+                          </a:solidFill>
+                          <a:ln w="6350">
+                            <a:solidFill>
+                              <a:prstClr val="black"/>
+                            </a:solidFill>
+                          </a:ln>
+                        </wps:spPr>
+                        <wps:txbx>
+                          <w:txbxContent>
+                            <w:p>
+                              <w:pPr>
+                                <w:jc w:val="center"/>
+                                <w:rPr>
+                                  <w:b/>
+                                  <w:bCs/>
+                                  <w:lang w:val="en-US"/>
+                                </w:rPr>
+                              </w:pPr>
+                            </w:p>
+                          </w:txbxContent>
+                        </wps:txbx>
+                        <wps:bodyPr rot="0" spcFirstLastPara="0" vertOverflow="overflow" horzOverflow="overflow" vert="horz" wrap="square" lIns="91440" tIns="45720" rIns="91440" bIns="45720" numCol="1" spcCol="0" rtlCol="0" fromWordArt="0" anchor="t" anchorCtr="0" forceAA="0" compatLnSpc="1">
+                          <a:prstTxWarp prst="textNoShape">
+                            <a:avLst/>
+                          </a:prstTxWarp>
+                          <a:noAutofit/>
+                        </wps:bodyPr>
+                      </wps:wsp>
+                      <wps:wsp>
+                        <wps:cNvPr id="1107961397" name="Text Box 47"/>
+                        <wps:cNvSpPr txBox="1"/>
+                        <wps:spPr>
+                          <a:xfrm>
+                            <a:off x="0" y="969665"/>
+                            <a:ext cx="2090058" cy="316523"/>
+                          </a:xfrm>
+                          <a:prstGeom prst="rect">
+                            <a:avLst/>
+                          </a:prstGeom>
+                          <a:solidFill>
+                            <a:schemeClr val="lt1"/>
+                          </a:solidFill>
+                          <a:ln w="6350">
+                            <a:solidFill>
+                              <a:prstClr val="black"/>
+                            </a:solidFill>
+                          </a:ln>
+                        </wps:spPr>
+                        <wps:txbx>
+                          <w:txbxContent>
+                            <w:p>
+                              <w:pPr>
+                                <w:jc w:val="center"/>
+                                <w:rPr>
+                                  <w:b/>
+                                  <w:bCs/>
+                                  <w:lang w:val="en-US"/>
+                                </w:rPr>
+                              </w:pPr>
+                              <w:proofErr w:type="gramStart"/>
+                              <w:r>
+                                <w:rPr>
+                                  <w:b/>
+                                  <w:bCs/>
+                                  <w:lang w:val="en-US"/>
+                                </w:rPr>
+                                <w:t>display(</w:t>
+                              </w:r>
+                              <w:proofErr w:type="gramEnd"/>
+                              <w:r>
+                                <w:rPr>
+                                  <w:b/>
+                                  <w:bCs/>
+                                  <w:lang w:val="en-US"/>
+                                </w:rPr>
+                                <w:t>)</w:t>
+                              </w:r>
+                            </w:p>
+                          </w:txbxContent>
+                        </wps:txbx>
+                        <wps:bodyPr rot="0" spcFirstLastPara="0" vertOverflow="overflow" horzOverflow="overflow" vert="horz" wrap="square" lIns="91440" tIns="45720" rIns="91440" bIns="45720" numCol="1" spcCol="0" rtlCol="0" fromWordArt="0" anchor="t" anchorCtr="0" forceAA="0" compatLnSpc="1">
+                          <a:prstTxWarp prst="textNoShape">
+                            <a:avLst/>
+                          </a:prstTxWarp>
+                          <a:noAutofit/>
+                        </wps:bodyPr>
+                      </wps:wsp>
+                    </wpg:wgp>
+                  </a:graphicData>
+                </a:graphic>
+              </wp:anchor>
+            </w:drawing>
+          </mc:Choice>
+          <mc:Fallback>
+            <w:pict>
+              <v:group w14:anchorId="278E860C" id="Group 48" o:spid="_x0000_s1066" style="position:absolute;left:0;text-align:left;margin-left:301.45pt;margin-top:37.2pt;width:164.55pt;height:101.25pt;z-index:251881472" coordsize="20900,12861" o:gfxdata="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">
+                <v:shape id="Text Box 46" o:spid="_x0000_s1067" type="#_x0000_t202" style="position:absolute;left:7234;width:5125;height:2713;visibility:visible;mso-wrap-style:square;v-text-anchor:top" o:gfxdata="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" fillcolor="white [3201]" strokeweight=".5pt">
+                  <v:textbox>
+                    <w:txbxContent>
+                      <w:p>
+                        <w:pPr>
+                          <w:jc w:val="center"/>
+                          <w:rPr>
+                            <w:b/>
+                            <w:bCs/>
+                            <w:lang w:val="en-US"/>
+                          </w:rPr>
+                        </w:pPr>
+                        <w:r>
+                          <w:rPr>
+                            <w:b/>
+                            <w:bCs/>
+                            <w:lang w:val="en-US"/>
+                          </w:rPr>
+                          <w:t>S</w:t>
+                        </w:r>
+                        <w:r>
+                          <w:rPr>
+                            <w:b/>
+                            <w:bCs/>
+                            <w:lang w:val="en-US"/>
+                          </w:rPr>
+                          <w:t>3</w:t>
+                        </w:r>
+                      </w:p>
+                    </w:txbxContent>
+                  </v:textbox>
+                </v:shape>
+                <v:shape id="Text Box 47" o:spid="_x0000_s1068" type="#_x0000_t202" style="position:absolute;top:3366;width:20900;height:3165;visibility:visible;mso-wrap-style:square;v-text-anchor:top" o:gfxdata="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" fillcolor="white [3201]" strokeweight=".5pt">
+                  <v:textbox>
+                    <w:txbxContent>
+                      <w:p>
+                        <w:pPr>
+                          <w:jc w:val="center"/>
+                          <w:rPr>
+                            <w:b/>
+                            <w:bCs/>
+                            <w:lang w:val="en-US"/>
+                          </w:rPr>
+                        </w:pPr>
+                        <w:proofErr w:type="spellStart"/>
+                        <w:proofErr w:type="gramStart"/>
+                        <w:r>
+                          <w:rPr>
+                            <w:b/>
+                            <w:bCs/>
+                            <w:lang w:val="en-US"/>
+                          </w:rPr>
+                          <w:t>StaticVariable</w:t>
+                        </w:r>
+                        <w:proofErr w:type="spellEnd"/>
+                        <w:r>
+                          <w:rPr>
+                            <w:b/>
+                            <w:bCs/>
+                            <w:lang w:val="en-US"/>
+                          </w:rPr>
+                          <w:t>(</w:t>
+                        </w:r>
+                        <w:proofErr w:type="gramEnd"/>
+                        <w:r>
+                          <w:rPr>
+                            <w:b/>
+                            <w:bCs/>
+                            <w:lang w:val="en-US"/>
+                          </w:rPr>
+                          <w:t>)</w:t>
+                        </w:r>
+                      </w:p>
+                    </w:txbxContent>
+                  </v:textbox>
+                </v:shape>
+                <v:shape id="Text Box 47" o:spid="_x0000_s1069" type="#_x0000_t202" style="position:absolute;top:6531;width:20900;height:3165;visibility:visible;mso-wrap-style:square;v-text-anchor:top" o:gfxdata="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" fillcolor="white [3201]" strokeweight=".5pt">
+                  <v:textbox>
+                    <w:txbxContent>
+                      <w:p>
+                        <w:pPr>
+                          <w:jc w:val="center"/>
+                          <w:rPr>
+                            <w:b/>
+                            <w:bCs/>
+                            <w:lang w:val="en-US"/>
+                          </w:rPr>
+                        </w:pPr>
+                      </w:p>
+                    </w:txbxContent>
+                  </v:textbox>
+                </v:shape>
+                <v:shape id="Text Box 47" o:spid="_x0000_s1070" type="#_x0000_t202" style="position:absolute;top:9696;width:20900;height:3165;visibility:visible;mso-wrap-style:square;v-text-anchor:top" o:gfxdata="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" fillcolor="white [3201]" strokeweight=".5pt">
+                  <v:textbox>
+                    <w:txbxContent>
+                      <w:p>
+                        <w:pPr>
+                          <w:jc w:val="center"/>
+                          <w:rPr>
+                            <w:b/>
+                            <w:bCs/>
+                            <w:lang w:val="en-US"/>
+                          </w:rPr>
+                        </w:pPr>
+                        <w:proofErr w:type="gramStart"/>
+                        <w:r>
+                          <w:rPr>
+                            <w:b/>
+                            <w:bCs/>
+                            <w:lang w:val="en-US"/>
+                          </w:rPr>
+                          <w:t>display(</w:t>
+                        </w:r>
+                        <w:proofErr w:type="gramEnd"/>
+                        <w:r>
+                          <w:rPr>
+                            <w:b/>
+                            <w:bCs/>
+                            <w:lang w:val="en-US"/>
+                          </w:rPr>
+                          <w:t>)</w:t>
+                        </w:r>
+                      </w:p>
+                    </w:txbxContent>
+                  </v:textbox>
+                </v:shape>
+              </v:group>
+            </w:pict>
+          </mc:Fallback>
+        </mc:AlternateContent>
+      </w:r>
+      <w:r>
+        <w:rPr>
+          <w:rFonts w:ascii="Bookman Old Style" w:hAnsi="Bookman Old Style"/>
+          <w:b/>
+          <w:bCs/>
+          <w:noProof/>
+          <w:lang w:val="en-US"/>
+        </w:rPr>
+        <mc:AlternateContent>
+          <mc:Choice Requires="wpg">
+            <w:drawing>
+              <wp:anchor distT="0" distB="0" distL="114300" distR="114300" simplePos="0" relativeHeight="251879424" behindDoc="0" locked="0" layoutInCell="1" allowOverlap="1" wp14:anchorId="02244150" wp14:editId="320C530E">
+                <wp:simplePos x="0" y="0"/>
+                <wp:positionH relativeFrom="column">
+                  <wp:posOffset>1502228</wp:posOffset>
+                </wp:positionH>
+                <wp:positionV relativeFrom="paragraph">
+                  <wp:posOffset>472273</wp:posOffset>
+                </wp:positionV>
+                <wp:extent cx="2090058" cy="1286188"/>
+                <wp:effectExtent l="0" t="0" r="24765" b="28575"/>
+                <wp:wrapNone/>
+                <wp:docPr id="489280477" name="Group 48"/>
+                <wp:cNvGraphicFramePr/>
+                <a:graphic xmlns:a="http://schemas.openxmlformats.org/drawingml/2006/main">
+                  <a:graphicData uri="http://schemas.microsoft.com/office/word/2010/wordprocessingGroup">
+                    <wpg:wgp>
+                      <wpg:cNvGrpSpPr/>
+                      <wpg:grpSpPr>
+                        <a:xfrm>
+                          <a:off x="0" y="0"/>
+                          <a:ext cx="2090058" cy="1286188"/>
+                          <a:chOff x="0" y="0"/>
+                          <a:chExt cx="2090058" cy="1286188"/>
+                        </a:xfrm>
+                      </wpg:grpSpPr>
+                      <wps:wsp>
+                        <wps:cNvPr id="1709392693" name="Text Box 46"/>
+                        <wps:cNvSpPr txBox="1"/>
+                        <wps:spPr>
+                          <a:xfrm>
+                            <a:off x="723482" y="0"/>
+                            <a:ext cx="512466" cy="271306"/>
+                          </a:xfrm>
+                          <a:prstGeom prst="rect">
+                            <a:avLst/>
+                          </a:prstGeom>
+                          <a:solidFill>
+                            <a:schemeClr val="lt1"/>
+                          </a:solidFill>
+                          <a:ln w="6350">
+                            <a:solidFill>
+                              <a:prstClr val="black"/>
+                            </a:solidFill>
+                          </a:ln>
+                        </wps:spPr>
+                        <wps:txbx>
+                          <w:txbxContent>
+                            <w:p>
+                              <w:pPr>
+                                <w:jc w:val="center"/>
+                                <w:rPr>
+                                  <w:b/>
+                                  <w:bCs/>
+                                  <w:lang w:val="en-US"/>
+                                </w:rPr>
+                              </w:pPr>
+                              <w:r>
+                                <w:rPr>
+                                  <w:b/>
+                                  <w:bCs/>
+                                  <w:lang w:val="en-US"/>
+                                </w:rPr>
+                                <w:t>S</w:t>
+                              </w:r>
+                              <w:r>
+                                <w:rPr>
+                                  <w:b/>
+                                  <w:bCs/>
+                                  <w:lang w:val="en-US"/>
+                                </w:rPr>
+                                <w:t>2</w:t>
+                              </w:r>
+                            </w:p>
+                          </w:txbxContent>
+                        </wps:txbx>
+                        <wps:bodyPr rot="0" spcFirstLastPara="0" vertOverflow="overflow" horzOverflow="overflow" vert="horz" wrap="square" lIns="91440" tIns="45720" rIns="91440" bIns="45720" numCol="1" spcCol="0" rtlCol="0" fromWordArt="0" anchor="t" anchorCtr="0" forceAA="0" compatLnSpc="1">
+                          <a:prstTxWarp prst="textNoShape">
+                            <a:avLst/>
+                          </a:prstTxWarp>
+                          <a:noAutofit/>
+                        </wps:bodyPr>
+                      </wps:wsp>
+                      <wps:wsp>
+                        <wps:cNvPr id="897353484" name="Text Box 47"/>
+                        <wps:cNvSpPr txBox="1"/>
+                        <wps:spPr>
+                          <a:xfrm>
+                            <a:off x="0" y="336619"/>
+                            <a:ext cx="2090058" cy="316523"/>
+                          </a:xfrm>
+                          <a:prstGeom prst="rect">
+                            <a:avLst/>
+                          </a:prstGeom>
+                          <a:solidFill>
+                            <a:schemeClr val="lt1"/>
+                          </a:solidFill>
+                          <a:ln w="6350">
+                            <a:solidFill>
+                              <a:prstClr val="black"/>
+                            </a:solidFill>
+                          </a:ln>
+                        </wps:spPr>
+                        <wps:txbx>
+                          <w:txbxContent>
+                            <w:p>
+                              <w:pPr>
+                                <w:jc w:val="center"/>
+                                <w:rPr>
+                                  <w:b/>
+                                  <w:bCs/>
+                                  <w:lang w:val="en-US"/>
+                                </w:rPr>
+                              </w:pPr>
+                              <w:proofErr w:type="spellStart"/>
+                              <w:proofErr w:type="gramStart"/>
+                              <w:r>
+                                <w:rPr>
+                                  <w:b/>
+                                  <w:bCs/>
+                                  <w:lang w:val="en-US"/>
+                                </w:rPr>
+                                <w:t>StaticVariable</w:t>
+                              </w:r>
+                              <w:proofErr w:type="spellEnd"/>
+                              <w:r>
+                                <w:rPr>
+                                  <w:b/>
+                                  <w:bCs/>
+                                  <w:lang w:val="en-US"/>
+                                </w:rPr>
+                                <w:t>(</w:t>
+                              </w:r>
+                              <w:proofErr w:type="gramEnd"/>
+                              <w:r>
+                                <w:rPr>
+                                  <w:b/>
+                                  <w:bCs/>
+                                  <w:lang w:val="en-US"/>
+                                </w:rPr>
+                                <w:t>)</w:t>
+                              </w:r>
+                            </w:p>
+                          </w:txbxContent>
+                        </wps:txbx>
+                        <wps:bodyPr rot="0" spcFirstLastPara="0" vertOverflow="overflow" horzOverflow="overflow" vert="horz" wrap="square" lIns="91440" tIns="45720" rIns="91440" bIns="45720" numCol="1" spcCol="0" rtlCol="0" fromWordArt="0" anchor="t" anchorCtr="0" forceAA="0" compatLnSpc="1">
+                          <a:prstTxWarp prst="textNoShape">
+                            <a:avLst/>
+                          </a:prstTxWarp>
+                          <a:noAutofit/>
+                        </wps:bodyPr>
+                      </wps:wsp>
+                      <wps:wsp>
+                        <wps:cNvPr id="1774878766" name="Text Box 47"/>
+                        <wps:cNvSpPr txBox="1"/>
+                        <wps:spPr>
+                          <a:xfrm>
+                            <a:off x="0" y="653142"/>
+                            <a:ext cx="2090058" cy="316523"/>
+                          </a:xfrm>
+                          <a:prstGeom prst="rect">
+                            <a:avLst/>
+                          </a:prstGeom>
+                          <a:solidFill>
+                            <a:schemeClr val="lt1"/>
+                          </a:solidFill>
+                          <a:ln w="6350">
+                            <a:solidFill>
+                              <a:prstClr val="black"/>
+                            </a:solidFill>
+                          </a:ln>
+                        </wps:spPr>
+                        <wps:txbx>
+                          <w:txbxContent>
+                            <w:p>
+                              <w:pPr>
+                                <w:rPr>
+                                  <w:b/>
+                                  <w:bCs/>
+                                  <w:lang w:val="en-US"/>
+                                </w:rPr>
+                              </w:pPr>
+                            </w:p>
+                          </w:txbxContent>
+                        </wps:txbx>
+                        <wps:bodyPr rot="0" spcFirstLastPara="0" vertOverflow="overflow" horzOverflow="overflow" vert="horz" wrap="square" lIns="91440" tIns="45720" rIns="91440" bIns="45720" numCol="1" spcCol="0" rtlCol="0" fromWordArt="0" anchor="t" anchorCtr="0" forceAA="0" compatLnSpc="1">
+                          <a:prstTxWarp prst="textNoShape">
+                            <a:avLst/>
+                          </a:prstTxWarp>
+                          <a:noAutofit/>
+                        </wps:bodyPr>
+                      </wps:wsp>
+                      <wps:wsp>
+                        <wps:cNvPr id="508415767" name="Text Box 47"/>
+                        <wps:cNvSpPr txBox="1"/>
+                        <wps:spPr>
+                          <a:xfrm>
+                            <a:off x="0" y="969665"/>
+                            <a:ext cx="2090058" cy="316523"/>
+                          </a:xfrm>
+                          <a:prstGeom prst="rect">
+                            <a:avLst/>
+                          </a:prstGeom>
+                          <a:solidFill>
+                            <a:schemeClr val="lt1"/>
+                          </a:solidFill>
+                          <a:ln w="6350">
+                            <a:solidFill>
+                              <a:prstClr val="black"/>
+                            </a:solidFill>
+                          </a:ln>
+                        </wps:spPr>
+                        <wps:txbx>
+                          <w:txbxContent>
+                            <w:p>
+                              <w:pPr>
+                                <w:jc w:val="center"/>
+                                <w:rPr>
+                                  <w:b/>
+                                  <w:bCs/>
+                                  <w:lang w:val="en-US"/>
+                                </w:rPr>
+                              </w:pPr>
+                              <w:proofErr w:type="gramStart"/>
+                              <w:r>
+                                <w:rPr>
+                                  <w:b/>
+                                  <w:bCs/>
+                                  <w:lang w:val="en-US"/>
+                                </w:rPr>
+                                <w:t>display(</w:t>
+                              </w:r>
+                              <w:proofErr w:type="gramEnd"/>
+                              <w:r>
+                                <w:rPr>
+                                  <w:b/>
+                                  <w:bCs/>
+                                  <w:lang w:val="en-US"/>
+                                </w:rPr>
+                                <w:t>)</w:t>
+                              </w:r>
+                            </w:p>
+                          </w:txbxContent>
+                        </wps:txbx>
+                        <wps:bodyPr rot="0" spcFirstLastPara="0" vertOverflow="overflow" horzOverflow="overflow" vert="horz" wrap="square" lIns="91440" tIns="45720" rIns="91440" bIns="45720" numCol="1" spcCol="0" rtlCol="0" fromWordArt="0" anchor="t" anchorCtr="0" forceAA="0" compatLnSpc="1">
+                          <a:prstTxWarp prst="textNoShape">
+                            <a:avLst/>
+                          </a:prstTxWarp>
+                          <a:noAutofit/>
+                        </wps:bodyPr>
+                      </wps:wsp>
+                    </wpg:wgp>
+                  </a:graphicData>
+                </a:graphic>
+              </wp:anchor>
+            </w:drawing>
+          </mc:Choice>
+          <mc:Fallback>
+            <w:pict>
+              <v:group w14:anchorId="02244150" id="_x0000_s1071" style="position:absolute;left:0;text-align:left;margin-left:118.3pt;margin-top:37.2pt;width:164.55pt;height:101.25pt;z-index:251879424" coordsize="20900,12861" o:gfxdata="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">
+                <v:shape id="Text Box 46" o:spid="_x0000_s1072" type="#_x0000_t202" style="position:absolute;left:7234;width:5125;height:2713;visibility:visible;mso-wrap-style:square;v-text-anchor:top" o:gfxdata="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" fillcolor="white [3201]" strokeweight=".5pt">
+                  <v:textbox>
+                    <w:txbxContent>
+                      <w:p>
+                        <w:pPr>
+                          <w:jc w:val="center"/>
+                          <w:rPr>
+                            <w:b/>
+                            <w:bCs/>
+                            <w:lang w:val="en-US"/>
+                          </w:rPr>
+                        </w:pPr>
+                        <w:r>
+                          <w:rPr>
+                            <w:b/>
+                            <w:bCs/>
+                            <w:lang w:val="en-US"/>
+                          </w:rPr>
+                          <w:t>S</w:t>
+                        </w:r>
+                        <w:r>
+                          <w:rPr>
+                            <w:b/>
+                            <w:bCs/>
+                            <w:lang w:val="en-US"/>
+                          </w:rPr>
+                          <w:t>2</w:t>
+                        </w:r>
+                      </w:p>
+                    </w:txbxContent>
+                  </v:textbox>
+                </v:shape>
+                <v:shape id="Text Box 47" o:spid="_x0000_s1073" type="#_x0000_t202" style="position:absolute;top:3366;width:20900;height:3165;visibility:visible;mso-wrap-style:square;v-text-anchor:top" o:gfxdata="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" fillcolor="white [3201]" strokeweight=".5pt">
+                  <v:textbox>
+                    <w:txbxContent>
+                      <w:p>
+                        <w:pPr>
+                          <w:jc w:val="center"/>
+                          <w:rPr>
+                            <w:b/>
+                            <w:bCs/>
+                            <w:lang w:val="en-US"/>
+                          </w:rPr>
+                        </w:pPr>
+                        <w:proofErr w:type="spellStart"/>
+                        <w:proofErr w:type="gramStart"/>
+                        <w:r>
+                          <w:rPr>
+                            <w:b/>
+                            <w:bCs/>
+                            <w:lang w:val="en-US"/>
+                          </w:rPr>
+                          <w:t>StaticVariable</w:t>
+                        </w:r>
+                        <w:proofErr w:type="spellEnd"/>
+                        <w:r>
+                          <w:rPr>
+                            <w:b/>
+                            <w:bCs/>
+                            <w:lang w:val="en-US"/>
+                          </w:rPr>
+                          <w:t>(</w:t>
+                        </w:r>
+                        <w:proofErr w:type="gramEnd"/>
+                        <w:r>
+                          <w:rPr>
+                            <w:b/>
+                            <w:bCs/>
+                            <w:lang w:val="en-US"/>
+                          </w:rPr>
+                          <w:t>)</w:t>
+                        </w:r>
+                      </w:p>
+                    </w:txbxContent>
+                  </v:textbox>
+                </v:shape>
+                <v:shape id="Text Box 47" o:spid="_x0000_s1074" type="#_x0000_t202" style="position:absolute;top:6531;width:20900;height:3165;visibility:visible;mso-wrap-style:square;v-text-anchor:top" o:gfxdata="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" fillcolor="white [3201]" strokeweight=".5pt">
+                  <v:textbox>
+                    <w:txbxContent>
+                      <w:p>
+                        <w:pPr>
+                          <w:rPr>
+                            <w:b/>
+                            <w:bCs/>
+                            <w:lang w:val="en-US"/>
+                          </w:rPr>
+                        </w:pPr>
+                      </w:p>
+                    </w:txbxContent>
+                  </v:textbox>
+                </v:shape>
+                <v:shape id="Text Box 47" o:spid="_x0000_s1075" type="#_x0000_t202" style="position:absolute;top:9696;width:20900;height:3165;visibility:visible;mso-wrap-style:square;v-text-anchor:top" o:gfxdata="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" fillcolor="white [3201]" strokeweight=".5pt">
+                  <v:textbox>
+                    <w:txbxContent>
+                      <w:p>
+                        <w:pPr>
+                          <w:jc w:val="center"/>
+                          <w:rPr>
+                            <w:b/>
+                            <w:bCs/>
+                            <w:lang w:val="en-US"/>
+                          </w:rPr>
+                        </w:pPr>
+                        <w:proofErr w:type="gramStart"/>
+                        <w:r>
+                          <w:rPr>
+                            <w:b/>
+                            <w:bCs/>
+                            <w:lang w:val="en-US"/>
+                          </w:rPr>
+                          <w:t>display(</w:t>
+                        </w:r>
+                        <w:proofErr w:type="gramEnd"/>
+                        <w:r>
+                          <w:rPr>
+                            <w:b/>
+                            <w:bCs/>
+                            <w:lang w:val="en-US"/>
+                          </w:rPr>
+                          <w:t>)</w:t>
+                        </w:r>
+                      </w:p>
+                    </w:txbxContent>
+                  </v:textbox>
+                </v:shape>
+              </v:group>
+            </w:pict>
+          </mc:Fallback>
+        </mc:AlternateContent>
+      </w:r>
+      <w:r>
+        <w:rPr>
+          <w:rFonts w:ascii="Bookman Old Style" w:hAnsi="Bookman Old Style"/>
+          <w:b/>
+          <w:bCs/>
+          <w:noProof/>
+          <w:lang w:val="en-US"/>
+        </w:rPr>
+        <mc:AlternateContent>
+          <mc:Choice Requires="wpg">
+            <w:drawing>
+              <wp:anchor distT="0" distB="0" distL="114300" distR="114300" simplePos="0" relativeHeight="251877376" behindDoc="0" locked="0" layoutInCell="1" allowOverlap="1" wp14:anchorId="6AD0C37F" wp14:editId="7CEDE86A">
+                <wp:simplePos x="0" y="0"/>
+                <wp:positionH relativeFrom="column">
+                  <wp:posOffset>-844062</wp:posOffset>
+                </wp:positionH>
+                <wp:positionV relativeFrom="paragraph">
+                  <wp:posOffset>472594</wp:posOffset>
+                </wp:positionV>
+                <wp:extent cx="2090058" cy="1286188"/>
+                <wp:effectExtent l="0" t="0" r="24765" b="28575"/>
+                <wp:wrapNone/>
+                <wp:docPr id="1863464648" name="Group 48"/>
+                <wp:cNvGraphicFramePr/>
+                <a:graphic xmlns:a="http://schemas.openxmlformats.org/drawingml/2006/main">
+                  <a:graphicData uri="http://schemas.microsoft.com/office/word/2010/wordprocessingGroup">
+                    <wpg:wgp>
+                      <wpg:cNvGrpSpPr/>
+                      <wpg:grpSpPr>
+                        <a:xfrm>
+                          <a:off x="0" y="0"/>
+                          <a:ext cx="2090058" cy="1286188"/>
+                          <a:chOff x="0" y="0"/>
+                          <a:chExt cx="2090058" cy="1286188"/>
+                        </a:xfrm>
+                      </wpg:grpSpPr>
+                      <wps:wsp>
+                        <wps:cNvPr id="685735221" name="Text Box 46"/>
+                        <wps:cNvSpPr txBox="1"/>
+                        <wps:spPr>
+                          <a:xfrm>
+                            <a:off x="723482" y="0"/>
+                            <a:ext cx="512466" cy="271306"/>
+                          </a:xfrm>
+                          <a:prstGeom prst="rect">
+                            <a:avLst/>
+                          </a:prstGeom>
+                          <a:solidFill>
+                            <a:schemeClr val="lt1"/>
+                          </a:solidFill>
+                          <a:ln w="6350">
+                            <a:solidFill>
+                              <a:prstClr val="black"/>
+                            </a:solidFill>
+                          </a:ln>
+                        </wps:spPr>
+                        <wps:txbx>
+                          <w:txbxContent>
+                            <w:p>
+                              <w:pPr>
+                                <w:jc w:val="center"/>
+                                <w:rPr>
+                                  <w:b/>
+                                  <w:bCs/>
+                                  <w:lang w:val="en-US"/>
+                                </w:rPr>
+                              </w:pPr>
+                              <w:r>
+                                <w:rPr>
+                                  <w:b/>
+                                  <w:bCs/>
+                                  <w:lang w:val="en-US"/>
+                                </w:rPr>
+                                <w:t>S1</w:t>
+                              </w:r>
+                            </w:p>
+                          </w:txbxContent>
+                        </wps:txbx>
+                        <wps:bodyPr rot="0" spcFirstLastPara="0" vertOverflow="overflow" horzOverflow="overflow" vert="horz" wrap="square" lIns="91440" tIns="45720" rIns="91440" bIns="45720" numCol="1" spcCol="0" rtlCol="0" fromWordArt="0" anchor="t" anchorCtr="0" forceAA="0" compatLnSpc="1">
+                          <a:prstTxWarp prst="textNoShape">
+                            <a:avLst/>
+                          </a:prstTxWarp>
+                          <a:noAutofit/>
+                        </wps:bodyPr>
+                      </wps:wsp>
+                      <wps:wsp>
+                        <wps:cNvPr id="57511244" name="Text Box 47"/>
+                        <wps:cNvSpPr txBox="1"/>
+                        <wps:spPr>
+                          <a:xfrm>
+                            <a:off x="0" y="336619"/>
+                            <a:ext cx="2090058" cy="316523"/>
+                          </a:xfrm>
+                          <a:prstGeom prst="rect">
+                            <a:avLst/>
+                          </a:prstGeom>
+                          <a:solidFill>
+                            <a:schemeClr val="lt1"/>
+                          </a:solidFill>
+                          <a:ln w="6350">
+                            <a:solidFill>
+                              <a:prstClr val="black"/>
+                            </a:solidFill>
+                          </a:ln>
+                        </wps:spPr>
+                        <wps:txbx>
+                          <w:txbxContent>
+                            <w:p>
+                              <w:pPr>
+                                <w:jc w:val="center"/>
+                                <w:rPr>
+                                  <w:b/>
+                                  <w:bCs/>
+                                  <w:lang w:val="en-US"/>
+                                </w:rPr>
+                              </w:pPr>
+                              <w:proofErr w:type="spellStart"/>
+                              <w:proofErr w:type="gramStart"/>
+                              <w:r>
+                                <w:rPr>
+                                  <w:b/>
+                                  <w:bCs/>
+                                  <w:lang w:val="en-US"/>
+                                </w:rPr>
+                                <w:t>StaticVariable</w:t>
+                              </w:r>
+                              <w:proofErr w:type="spellEnd"/>
+                              <w:r>
+                                <w:rPr>
+                                  <w:b/>
+                                  <w:bCs/>
+                                  <w:lang w:val="en-US"/>
+                                </w:rPr>
+                                <w:t>(</w:t>
+                              </w:r>
+                              <w:proofErr w:type="gramEnd"/>
+                              <w:r>
+                                <w:rPr>
+                                  <w:b/>
+                                  <w:bCs/>
+                                  <w:lang w:val="en-US"/>
+                                </w:rPr>
+                                <w:t>)</w:t>
+                              </w:r>
+                            </w:p>
+                          </w:txbxContent>
+                        </wps:txbx>
+                        <wps:bodyPr rot="0" spcFirstLastPara="0" vertOverflow="overflow" horzOverflow="overflow" vert="horz" wrap="square" lIns="91440" tIns="45720" rIns="91440" bIns="45720" numCol="1" spcCol="0" rtlCol="0" fromWordArt="0" anchor="t" anchorCtr="0" forceAA="0" compatLnSpc="1">
+                          <a:prstTxWarp prst="textNoShape">
+                            <a:avLst/>
+                          </a:prstTxWarp>
+                          <a:noAutofit/>
+                        </wps:bodyPr>
+                      </wps:wsp>
+                      <wps:wsp>
+                        <wps:cNvPr id="1777537234" name="Text Box 47"/>
+                        <wps:cNvSpPr txBox="1"/>
+                        <wps:spPr>
+                          <a:xfrm>
+                            <a:off x="0" y="653142"/>
+                            <a:ext cx="2090058" cy="316523"/>
+                          </a:xfrm>
+                          <a:prstGeom prst="rect">
+                            <a:avLst/>
+                          </a:prstGeom>
+                          <a:solidFill>
+                            <a:schemeClr val="lt1"/>
+                          </a:solidFill>
+                          <a:ln w="6350">
+                            <a:solidFill>
+                              <a:prstClr val="black"/>
+                            </a:solidFill>
+                          </a:ln>
+                        </wps:spPr>
+                        <wps:txbx>
+                          <w:txbxContent>
+                            <w:p>
+                              <w:pPr>
+                                <w:jc w:val="center"/>
+                                <w:rPr>
+                                  <w:b/>
+                                  <w:bCs/>
+                                  <w:lang w:val="en-US"/>
+                                </w:rPr>
+                              </w:pPr>
+                            </w:p>
+                          </w:txbxContent>
+                        </wps:txbx>
+                        <wps:bodyPr rot="0" spcFirstLastPara="0" vertOverflow="overflow" horzOverflow="overflow" vert="horz" wrap="square" lIns="91440" tIns="45720" rIns="91440" bIns="45720" numCol="1" spcCol="0" rtlCol="0" fromWordArt="0" anchor="t" anchorCtr="0" forceAA="0" compatLnSpc="1">
+                          <a:prstTxWarp prst="textNoShape">
+                            <a:avLst/>
+                          </a:prstTxWarp>
+                          <a:noAutofit/>
+                        </wps:bodyPr>
+                      </wps:wsp>
+                      <wps:wsp>
+                        <wps:cNvPr id="1191827908" name="Text Box 47"/>
+                        <wps:cNvSpPr txBox="1"/>
+                        <wps:spPr>
+                          <a:xfrm>
+                            <a:off x="0" y="969665"/>
+                            <a:ext cx="2090058" cy="316523"/>
+                          </a:xfrm>
+                          <a:prstGeom prst="rect">
+                            <a:avLst/>
+                          </a:prstGeom>
+                          <a:solidFill>
+                            <a:schemeClr val="lt1"/>
+                          </a:solidFill>
+                          <a:ln w="6350">
+                            <a:solidFill>
+                              <a:prstClr val="black"/>
+                            </a:solidFill>
+                          </a:ln>
+                        </wps:spPr>
+                        <wps:txbx>
+                          <w:txbxContent>
+                            <w:p>
+                              <w:pPr>
+                                <w:jc w:val="center"/>
+                                <w:rPr>
+                                  <w:b/>
+                                  <w:bCs/>
+                                  <w:lang w:val="en-US"/>
+                                </w:rPr>
+                              </w:pPr>
+                              <w:proofErr w:type="gramStart"/>
+                              <w:r>
+                                <w:rPr>
+                                  <w:b/>
+                                  <w:bCs/>
+                                  <w:lang w:val="en-US"/>
+                                </w:rPr>
+                                <w:t>display</w:t>
+                              </w:r>
+                              <w:r>
+                                <w:rPr>
+                                  <w:b/>
+                                  <w:bCs/>
+                                  <w:lang w:val="en-US"/>
+                                </w:rPr>
+                                <w:t>(</w:t>
+                              </w:r>
+                              <w:proofErr w:type="gramEnd"/>
+                              <w:r>
+                                <w:rPr>
+                                  <w:b/>
+                                  <w:bCs/>
+                                  <w:lang w:val="en-US"/>
+                                </w:rPr>
+                                <w:t>)</w:t>
+                              </w:r>
+                            </w:p>
+                          </w:txbxContent>
+                        </wps:txbx>
+                        <wps:bodyPr rot="0" spcFirstLastPara="0" vertOverflow="overflow" horzOverflow="overflow" vert="horz" wrap="square" lIns="91440" tIns="45720" rIns="91440" bIns="45720" numCol="1" spcCol="0" rtlCol="0" fromWordArt="0" anchor="t" anchorCtr="0" forceAA="0" compatLnSpc="1">
+                          <a:prstTxWarp prst="textNoShape">
+                            <a:avLst/>
+                          </a:prstTxWarp>
+                          <a:noAutofit/>
+                        </wps:bodyPr>
+                      </wps:wsp>
+                    </wpg:wgp>
+                  </a:graphicData>
+                </a:graphic>
+              </wp:anchor>
+            </w:drawing>
+          </mc:Choice>
+          <mc:Fallback>
+            <w:pict>
+              <v:group w14:anchorId="6AD0C37F" id="_x0000_s1076" style="position:absolute;left:0;text-align:left;margin-left:-66.45pt;margin-top:37.2pt;width:164.55pt;height:101.25pt;z-index:251877376" coordsize="20900,12861" o:gfxdata="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">
+                <v:shape id="Text Box 46" o:spid="_x0000_s1077" type="#_x0000_t202" style="position:absolute;left:7234;width:5125;height:2713;visibility:visible;mso-wrap-style:square;v-text-anchor:top" o:gfxdata="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" fillcolor="white [3201]" strokeweight=".5pt">
+                  <v:textbox>
+                    <w:txbxContent>
+                      <w:p>
+                        <w:pPr>
+                          <w:jc w:val="center"/>
+                          <w:rPr>
+                            <w:b/>
+                            <w:bCs/>
+                            <w:lang w:val="en-US"/>
+                          </w:rPr>
+                        </w:pPr>
+                        <w:r>
+                          <w:rPr>
+                            <w:b/>
+                            <w:bCs/>
+                            <w:lang w:val="en-US"/>
+                          </w:rPr>
+                          <w:t>S1</w:t>
+                        </w:r>
+                      </w:p>
+                    </w:txbxContent>
+                  </v:textbox>
+                </v:shape>
+                <v:shape id="Text Box 47" o:spid="_x0000_s1078" type="#_x0000_t202" style="position:absolute;top:3366;width:20900;height:3165;visibility:visible;mso-wrap-style:square;v-text-anchor:top" o:gfxdata="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" fillcolor="white [3201]" strokeweight=".5pt">
+                  <v:textbox>
+                    <w:txbxContent>
+                      <w:p>
+                        <w:pPr>
+                          <w:jc w:val="center"/>
+                          <w:rPr>
+                            <w:b/>
+                            <w:bCs/>
+                            <w:lang w:val="en-US"/>
+                          </w:rPr>
+                        </w:pPr>
+                        <w:proofErr w:type="spellStart"/>
+                        <w:proofErr w:type="gramStart"/>
+                        <w:r>
+                          <w:rPr>
+                            <w:b/>
+                            <w:bCs/>
+                            <w:lang w:val="en-US"/>
+                          </w:rPr>
+                          <w:t>StaticVariable</w:t>
+                        </w:r>
+                        <w:proofErr w:type="spellEnd"/>
+                        <w:r>
+                          <w:rPr>
+                            <w:b/>
+                            <w:bCs/>
+                            <w:lang w:val="en-US"/>
+                          </w:rPr>
+                          <w:t>(</w:t>
+                        </w:r>
+                        <w:proofErr w:type="gramEnd"/>
+                        <w:r>
+                          <w:rPr>
+                            <w:b/>
+                            <w:bCs/>
+                            <w:lang w:val="en-US"/>
+                          </w:rPr>
+                          <w:t>)</w:t>
+                        </w:r>
+                      </w:p>
+                    </w:txbxContent>
+                  </v:textbox>
+                </v:shape>
+                <v:shape id="Text Box 47" o:spid="_x0000_s1079" type="#_x0000_t202" style="position:absolute;top:6531;width:20900;height:3165;visibility:visible;mso-wrap-style:square;v-text-anchor:top" o:gfxdata="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" fillcolor="white [3201]" strokeweight=".5pt">
+                  <v:textbox>
+                    <w:txbxContent>
+                      <w:p>
+                        <w:pPr>
+                          <w:jc w:val="center"/>
+                          <w:rPr>
+                            <w:b/>
+                            <w:bCs/>
+                            <w:lang w:val="en-US"/>
+                          </w:rPr>
+                        </w:pPr>
+                      </w:p>
+                    </w:txbxContent>
+                  </v:textbox>
+                </v:shape>
+                <v:shape id="Text Box 47" o:spid="_x0000_s1080" type="#_x0000_t202" style="position:absolute;top:9696;width:20900;height:3165;visibility:visible;mso-wrap-style:square;v-text-anchor:top" o:gfxdata="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" fillcolor="white [3201]" strokeweight=".5pt">
+                  <v:textbox>
+                    <w:txbxContent>
+                      <w:p>
+                        <w:pPr>
+                          <w:jc w:val="center"/>
+                          <w:rPr>
+                            <w:b/>
+                            <w:bCs/>
+                            <w:lang w:val="en-US"/>
+                          </w:rPr>
+                        </w:pPr>
+                        <w:proofErr w:type="gramStart"/>
+                        <w:r>
+                          <w:rPr>
+                            <w:b/>
+                            <w:bCs/>
+                            <w:lang w:val="en-US"/>
+                          </w:rPr>
+                          <w:t>display</w:t>
+                        </w:r>
+                        <w:r>
+                          <w:rPr>
+                            <w:b/>
+                            <w:bCs/>
+                            <w:lang w:val="en-US"/>
+                          </w:rPr>
+                          <w:t>(</w:t>
+                        </w:r>
+                        <w:proofErr w:type="gramEnd"/>
+                        <w:r>
+                          <w:rPr>
+                            <w:b/>
+                            <w:bCs/>
+                            <w:lang w:val="en-US"/>
+                          </w:rPr>
+                          <w:t>)</w:t>
+                        </w:r>
+                      </w:p>
+                    </w:txbxContent>
+                  </v:textbox>
+                </v:shape>
+              </v:group>
+            </w:pict>
+          </mc:Fallback>
+        </mc:AlternateContent>
+      </w:r>
+      <w:r>
+        <w:rPr>
+          <w:rFonts w:ascii="Bookman Old Style" w:hAnsi="Bookman Old Style"/>
+          <w:b/>
+          <w:bCs/>
+          <w:lang w:val="en-US"/>
+        </w:rPr>
+        <w:t>There is no object relationship</w:t>
+      </w:r>
+      <w:r>
+        <w:rPr>
+          <w:rFonts w:ascii="Bookman Old Style" w:hAnsi="Bookman Old Style"/>
+          <w:b/>
+          <w:bCs/>
+          <w:color w:val="000000" w:themeColor="text1"/>
+          <w:lang w:val="en-US"/>
+        </w:rPr>
         <w:br w:type="page"/>
+      </w:r>
+      <w:r>
+        <w:rPr>
+          <w:rFonts w:ascii="Bookman Old Style" w:hAnsi="Bookman Old Style"/>
+          <w:b/>
+          <w:bCs/>
+          <w:color w:val="EE0000"/>
+          <w:lang w:val="en-US"/>
+        </w:rPr>
+        <w:lastRenderedPageBreak/>
+        <w:t>CONSTRUCTOR</w:t>
+      </w:r>
+    </w:p>
+    <w:p>
+      <w:pPr>
+        <w:ind w:left="-284"/>
+        <w:rPr>
+          <w:rFonts w:ascii="Bookman Old Style" w:hAnsi="Bookman Old Style"/>
+          <w:b/>
+          <w:bCs/>
+          <w:color w:val="00B050"/>
+          <w:lang w:val="en-US"/>
+        </w:rPr>
+      </w:pPr>
+      <w:r>
+        <w:rPr>
+          <w:rFonts w:ascii="Bookman Old Style" w:hAnsi="Bookman Old Style"/>
+          <w:b/>
+          <w:bCs/>
+          <w:color w:val="00B050"/>
+          <w:lang w:val="en-US"/>
+        </w:rPr>
+        <w:t>Phase-1:</w:t>
+      </w:r>
+    </w:p>
+    <w:p>
+      <w:pPr>
+        <w:pStyle w:val="ListParagraph"/>
+        <w:numPr>
+          <w:ilvl w:val="0"/>
+          <w:numId w:val="15"/>
+        </w:numPr>
+        <w:rPr>
+          <w:rFonts w:ascii="Bookman Old Style" w:hAnsi="Bookman Old Style"/>
+          <w:b/>
+          <w:bCs/>
+          <w:color w:val="000000" w:themeColor="text1"/>
+          <w:lang w:val="en-US"/>
+        </w:rPr>
+      </w:pPr>
+      <w:r>
+        <w:rPr>
+          <w:rFonts w:ascii="Bookman Old Style" w:hAnsi="Bookman Old Style"/>
+          <w:b/>
+          <w:bCs/>
+          <w:color w:val="000000" w:themeColor="text1"/>
+          <w:lang w:val="en-US"/>
+        </w:rPr>
+        <w:t>To make or build an object</w:t>
+      </w:r>
+    </w:p>
+    <w:p>
+      <w:pPr>
+        <w:pStyle w:val="ListParagraph"/>
+        <w:numPr>
+          <w:ilvl w:val="0"/>
+          <w:numId w:val="15"/>
+        </w:numPr>
+        <w:rPr>
+          <w:rFonts w:ascii="Bookman Old Style" w:hAnsi="Bookman Old Style"/>
+          <w:b/>
+          <w:bCs/>
+          <w:color w:val="000000" w:themeColor="text1"/>
+          <w:lang w:val="en-US"/>
+        </w:rPr>
+      </w:pPr>
+      <w:r>
+        <w:rPr>
+          <w:rFonts w:ascii="Bookman Old Style" w:hAnsi="Bookman Old Style"/>
+          <w:b/>
+          <w:bCs/>
+          <w:color w:val="000000" w:themeColor="text1"/>
+          <w:lang w:val="en-US"/>
+        </w:rPr>
+        <w:t>It’s value of an object</w:t>
+      </w:r>
+    </w:p>
+    <w:p>
+      <w:pPr>
+        <w:pStyle w:val="ListParagraph"/>
+        <w:numPr>
+          <w:ilvl w:val="0"/>
+          <w:numId w:val="15"/>
+        </w:numPr>
+        <w:rPr>
+          <w:rFonts w:ascii="Bookman Old Style" w:hAnsi="Bookman Old Style"/>
+          <w:b/>
+          <w:bCs/>
+          <w:color w:val="000000" w:themeColor="text1"/>
+          <w:lang w:val="en-US"/>
+        </w:rPr>
+      </w:pPr>
+      <w:r>
+        <w:rPr>
+          <w:rFonts w:ascii="Bookman Old Style" w:hAnsi="Bookman Old Style"/>
+          <w:b/>
+          <w:bCs/>
+          <w:color w:val="000000" w:themeColor="text1"/>
+          <w:lang w:val="en-US"/>
+        </w:rPr>
+        <w:t>It’s a function</w:t>
+      </w:r>
+    </w:p>
+    <w:p>
+      <w:pPr>
+        <w:ind w:left="-284"/>
+        <w:rPr>
+          <w:rFonts w:ascii="Bookman Old Style" w:hAnsi="Bookman Old Style"/>
+          <w:b/>
+          <w:bCs/>
+          <w:color w:val="00B050"/>
+          <w:lang w:val="en-US"/>
+        </w:rPr>
+      </w:pPr>
+      <w:r>
+        <w:rPr>
+          <w:rFonts w:ascii="Bookman Old Style" w:hAnsi="Bookman Old Style"/>
+          <w:b/>
+          <w:bCs/>
+          <w:color w:val="00B050"/>
+          <w:lang w:val="en-US"/>
+        </w:rPr>
+        <w:t xml:space="preserve"> Phase-2:</w:t>
+      </w:r>
+    </w:p>
+    <w:p>
+      <w:pPr>
+        <w:pStyle w:val="ListParagraph"/>
+        <w:numPr>
+          <w:ilvl w:val="0"/>
+          <w:numId w:val="16"/>
+        </w:numPr>
+        <w:rPr>
+          <w:rFonts w:ascii="Bookman Old Style" w:hAnsi="Bookman Old Style"/>
+          <w:b/>
+          <w:bCs/>
+          <w:color w:val="000000" w:themeColor="text1"/>
+          <w:lang w:val="en-US"/>
+        </w:rPr>
+      </w:pPr>
+      <w:r>
+        <w:rPr>
+          <w:rFonts w:ascii="Bookman Old Style" w:hAnsi="Bookman Old Style"/>
+          <w:b/>
+          <w:bCs/>
+          <w:color w:val="000000" w:themeColor="text1"/>
+          <w:lang w:val="en-US"/>
+        </w:rPr>
+        <w:t>Function name should be class name</w:t>
+      </w:r>
+    </w:p>
+    <w:p>
+      <w:pPr>
+        <w:pStyle w:val="ListParagraph"/>
+        <w:numPr>
+          <w:ilvl w:val="0"/>
+          <w:numId w:val="16"/>
+        </w:numPr>
+        <w:rPr>
+          <w:rFonts w:ascii="Bookman Old Style" w:hAnsi="Bookman Old Style"/>
+          <w:b/>
+          <w:bCs/>
+          <w:color w:val="000000" w:themeColor="text1"/>
+          <w:lang w:val="en-US"/>
+        </w:rPr>
+      </w:pPr>
+      <w:r>
+        <w:rPr>
+          <w:rFonts w:ascii="Bookman Old Style" w:hAnsi="Bookman Old Style"/>
+          <w:b/>
+          <w:bCs/>
+          <w:color w:val="000000" w:themeColor="text1"/>
+          <w:lang w:val="en-US"/>
+        </w:rPr>
+        <w:t>We cannot specify return type</w:t>
+      </w:r>
+    </w:p>
+    <w:p>
+      <w:pPr>
+        <w:pStyle w:val="ListParagraph"/>
+        <w:numPr>
+          <w:ilvl w:val="0"/>
+          <w:numId w:val="16"/>
+        </w:numPr>
+        <w:rPr>
+          <w:rFonts w:ascii="Bookman Old Style" w:hAnsi="Bookman Old Style"/>
+          <w:b/>
+          <w:bCs/>
+          <w:color w:val="000000" w:themeColor="text1"/>
+          <w:lang w:val="en-US"/>
+        </w:rPr>
+      </w:pPr>
+      <w:r>
+        <w:rPr>
+          <w:rFonts w:ascii="Bookman Old Style" w:hAnsi="Bookman Old Style"/>
+          <w:b/>
+          <w:bCs/>
+          <w:color w:val="000000" w:themeColor="text1"/>
+          <w:lang w:val="en-US"/>
+        </w:rPr>
+        <w:t>It returns an object of that class</w:t>
+      </w:r>
+    </w:p>
+    <w:p>
+      <w:pPr>
+        <w:pStyle w:val="ListParagraph"/>
+        <w:numPr>
+          <w:ilvl w:val="0"/>
+          <w:numId w:val="16"/>
+        </w:numPr>
+        <w:rPr>
+          <w:rFonts w:ascii="Bookman Old Style" w:hAnsi="Bookman Old Style"/>
+          <w:b/>
+          <w:bCs/>
+          <w:color w:val="000000" w:themeColor="text1"/>
+          <w:lang w:val="en-US"/>
+        </w:rPr>
+      </w:pPr>
+      <w:r>
+        <w:rPr>
+          <w:rFonts w:ascii="Bookman Old Style" w:hAnsi="Bookman Old Style"/>
+          <w:b/>
+          <w:bCs/>
+          <w:color w:val="000000" w:themeColor="text1"/>
+          <w:lang w:val="en-US"/>
+        </w:rPr>
+        <w:t>There is no chance to call constructor using an object or class</w:t>
+      </w:r>
+    </w:p>
+    <w:p>
+      <w:pPr>
+        <w:pStyle w:val="ListParagraph"/>
+        <w:numPr>
+          <w:ilvl w:val="0"/>
+          <w:numId w:val="16"/>
+        </w:numPr>
+        <w:rPr>
+          <w:rFonts w:ascii="Bookman Old Style" w:hAnsi="Bookman Old Style"/>
+          <w:b/>
+          <w:bCs/>
+          <w:color w:val="000000" w:themeColor="text1"/>
+          <w:lang w:val="en-US"/>
+        </w:rPr>
+      </w:pPr>
+      <w:r>
+        <w:rPr>
+          <w:rFonts w:ascii="Bookman Old Style" w:hAnsi="Bookman Old Style"/>
+          <w:b/>
+          <w:bCs/>
+          <w:color w:val="000000" w:themeColor="text1"/>
+          <w:lang w:val="en-US"/>
+        </w:rPr>
+        <w:t xml:space="preserve">When an object </w:t>
+      </w:r>
+      <w:r>
+        <w:rPr>
+          <w:rFonts w:ascii="Bookman Old Style" w:hAnsi="Bookman Old Style"/>
+          <w:b/>
+          <w:bCs/>
+          <w:color w:val="000000" w:themeColor="text1"/>
+          <w:lang w:val="en-US"/>
+        </w:rPr>
+        <w:t>create,</w:t>
+      </w:r>
+      <w:r>
+        <w:rPr>
+          <w:rFonts w:ascii="Bookman Old Style" w:hAnsi="Bookman Old Style"/>
+          <w:b/>
+          <w:bCs/>
+          <w:color w:val="000000" w:themeColor="text1"/>
+          <w:lang w:val="en-US"/>
+        </w:rPr>
+        <w:t xml:space="preserve"> </w:t>
+      </w:r>
+      <w:r>
+        <w:rPr>
+          <w:rFonts w:ascii="Bookman Old Style" w:hAnsi="Bookman Old Style"/>
+          <w:b/>
+          <w:bCs/>
+          <w:color w:val="000000" w:themeColor="text1"/>
+          <w:lang w:val="en-US"/>
+        </w:rPr>
+        <w:t>constructor will be called automatically</w:t>
+      </w:r>
+    </w:p>
+    <w:p>
+      <w:pPr>
+        <w:ind w:left="-284"/>
+        <w:rPr>
+          <w:rFonts w:ascii="Bookman Old Style" w:hAnsi="Bookman Old Style"/>
+          <w:b/>
+          <w:bCs/>
+          <w:color w:val="00B050"/>
+          <w:lang w:val="en-US"/>
+        </w:rPr>
+      </w:pPr>
+      <w:r>
+        <w:rPr>
+          <w:rFonts w:ascii="Bookman Old Style" w:hAnsi="Bookman Old Style"/>
+          <w:b/>
+          <w:bCs/>
+          <w:color w:val="00B050"/>
+          <w:lang w:val="en-US"/>
+        </w:rPr>
+        <w:t>Phase-3:</w:t>
+      </w:r>
+    </w:p>
+    <w:p>
+      <w:pPr>
+        <w:ind w:left="-284"/>
+        <w:rPr>
+          <w:rFonts w:ascii="Bookman Old Style" w:hAnsi="Bookman Old Style"/>
+          <w:b/>
+          <w:bCs/>
+          <w:color w:val="000000" w:themeColor="text1"/>
+          <w:lang w:val="en-US"/>
+        </w:rPr>
+      </w:pPr>
+      <w:r>
+        <w:rPr>
+          <w:rFonts w:ascii="Bookman Old Style" w:hAnsi="Bookman Old Style"/>
+          <w:b/>
+          <w:bCs/>
+          <w:color w:val="000000" w:themeColor="text1"/>
+          <w:lang w:val="en-US"/>
+        </w:rPr>
+        <w:tab/>
+        <w:t>Constructor has 2 types</w:t>
+      </w:r>
+    </w:p>
+    <w:p>
+      <w:pPr>
+        <w:pStyle w:val="ListParagraph"/>
+        <w:numPr>
+          <w:ilvl w:val="0"/>
+          <w:numId w:val="17"/>
+        </w:numPr>
+        <w:rPr>
+          <w:rFonts w:ascii="Bookman Old Style" w:hAnsi="Bookman Old Style"/>
+          <w:b/>
+          <w:bCs/>
+          <w:color w:val="000000" w:themeColor="text1"/>
+          <w:lang w:val="en-US"/>
+        </w:rPr>
+      </w:pPr>
+      <w:r>
+        <w:rPr>
+          <w:rFonts w:ascii="Bookman Old Style" w:hAnsi="Bookman Old Style"/>
+          <w:b/>
+          <w:bCs/>
+          <w:color w:val="00B0F0"/>
+          <w:lang w:val="en-US"/>
+        </w:rPr>
+        <w:t>Default:</w:t>
+      </w:r>
+      <w:r>
+        <w:rPr>
+          <w:rFonts w:ascii="Bookman Old Style" w:hAnsi="Bookman Old Style"/>
+          <w:b/>
+          <w:bCs/>
+          <w:color w:val="000000" w:themeColor="text1"/>
+          <w:lang w:val="en-US"/>
+        </w:rPr>
+        <w:t xml:space="preserve"> without arguments</w:t>
+      </w:r>
+    </w:p>
+    <w:p>
+      <w:pPr>
+        <w:pStyle w:val="ListParagraph"/>
+        <w:numPr>
+          <w:ilvl w:val="0"/>
+          <w:numId w:val="17"/>
+        </w:numPr>
+        <w:rPr>
+          <w:rFonts w:ascii="Bookman Old Style" w:hAnsi="Bookman Old Style"/>
+          <w:b/>
+          <w:bCs/>
+          <w:color w:val="000000" w:themeColor="text1"/>
+          <w:lang w:val="en-US"/>
+        </w:rPr>
+      </w:pPr>
+      <w:r>
+        <w:rPr>
+          <w:rFonts w:ascii="Bookman Old Style" w:hAnsi="Bookman Old Style"/>
+          <w:b/>
+          <w:bCs/>
+          <w:color w:val="00B0F0"/>
+          <w:lang w:val="en-US"/>
+        </w:rPr>
+        <w:t>Parameterized:</w:t>
+      </w:r>
+      <w:r>
+        <w:rPr>
+          <w:rFonts w:ascii="Bookman Old Style" w:hAnsi="Bookman Old Style"/>
+          <w:b/>
+          <w:bCs/>
+          <w:color w:val="000000" w:themeColor="text1"/>
+          <w:lang w:val="en-US"/>
+        </w:rPr>
+        <w:t xml:space="preserve"> with arguments</w:t>
       </w:r>
     </w:p>
     <w:p>
@@ -14801,16 +16998,16 @@
     </w:lvl>
   </w:abstractNum>
   <w:abstractNum w:abstractNumId="5" w15:restartNumberingAfterBreak="0">
-    <w:nsid w:val="399B3732"/>
+    <w:nsid w:val="362039E2"/>
     <w:multiLevelType w:val="hybridMultilevel"/>
-    <w:tmpl w:val="F36036E2"/>
-    <w:lvl w:ilvl="0" w:tplc="AF34D864">
+    <w:tmpl w:val="8508F60A"/>
+    <w:lvl w:ilvl="0" w:tplc="4009000F">
       <w:start w:val="1"/>
       <w:numFmt w:val="decimal"/>
       <w:lvlText w:val="%1."/>
       <w:lvlJc w:val="left"/>
       <w:pPr>
-        <w:ind w:left="1080" w:hanging="360"/>
+        <w:ind w:left="720" w:hanging="360"/>
       </w:pPr>
       <w:rPr>
         <w:rFonts w:hint="default"/>
@@ -14822,7 +17019,7 @@
       <w:lvlText w:val="%2."/>
       <w:lvlJc w:val="left"/>
       <w:pPr>
-        <w:ind w:left="1800" w:hanging="360"/>
+        <w:ind w:left="1440" w:hanging="360"/>
       </w:pPr>
     </w:lvl>
     <w:lvl w:ilvl="2" w:tplc="4009001B" w:tentative="1">
@@ -14831,7 +17028,7 @@
       <w:lvlText w:val="%3."/>
       <w:lvlJc w:val="right"/>
       <w:pPr>
-        <w:ind w:left="2520" w:hanging="180"/>
+        <w:ind w:left="2160" w:hanging="180"/>
       </w:pPr>
     </w:lvl>
     <w:lvl w:ilvl="3" w:tplc="4009000F" w:tentative="1">
@@ -14840,7 +17037,7 @@
       <w:lvlText w:val="%4."/>
       <w:lvlJc w:val="left"/>
       <w:pPr>
-        <w:ind w:left="3240" w:hanging="360"/>
+        <w:ind w:left="2880" w:hanging="360"/>
       </w:pPr>
     </w:lvl>
     <w:lvl w:ilvl="4" w:tplc="40090019" w:tentative="1">
@@ -14849,7 +17046,7 @@
       <w:lvlText w:val="%5."/>
       <w:lvlJc w:val="left"/>
       <w:pPr>
-        <w:ind w:left="3960" w:hanging="360"/>
+        <w:ind w:left="3600" w:hanging="360"/>
       </w:pPr>
     </w:lvl>
     <w:lvl w:ilvl="5" w:tplc="4009001B" w:tentative="1">
@@ -14858,7 +17055,7 @@
       <w:lvlText w:val="%6."/>
       <w:lvlJc w:val="right"/>
       <w:pPr>
-        <w:ind w:left="4680" w:hanging="180"/>
+        <w:ind w:left="4320" w:hanging="180"/>
       </w:pPr>
     </w:lvl>
     <w:lvl w:ilvl="6" w:tplc="4009000F" w:tentative="1">
@@ -14867,7 +17064,7 @@
       <w:lvlText w:val="%7."/>
       <w:lvlJc w:val="left"/>
       <w:pPr>
-        <w:ind w:left="5400" w:hanging="360"/>
+        <w:ind w:left="5040" w:hanging="360"/>
       </w:pPr>
     </w:lvl>
     <w:lvl w:ilvl="7" w:tplc="40090019" w:tentative="1">
@@ -14876,7 +17073,7 @@
       <w:lvlText w:val="%8."/>
       <w:lvlJc w:val="left"/>
       <w:pPr>
-        <w:ind w:left="6120" w:hanging="360"/>
+        <w:ind w:left="5760" w:hanging="360"/>
       </w:pPr>
     </w:lvl>
     <w:lvl w:ilvl="8" w:tplc="4009001B" w:tentative="1">
@@ -14885,11 +17082,100 @@
       <w:lvlText w:val="%9."/>
       <w:lvlJc w:val="right"/>
       <w:pPr>
-        <w:ind w:left="6840" w:hanging="180"/>
+        <w:ind w:left="6480" w:hanging="180"/>
       </w:pPr>
     </w:lvl>
   </w:abstractNum>
   <w:abstractNum w:abstractNumId="6" w15:restartNumberingAfterBreak="0">
+    <w:nsid w:val="399B3732"/>
+    <w:multiLevelType w:val="hybridMultilevel"/>
+    <w:tmpl w:val="F36036E2"/>
+    <w:lvl w:ilvl="0" w:tplc="AF34D864">
+      <w:start w:val="1"/>
+      <w:numFmt w:val="decimal"/>
+      <w:lvlText w:val="%1."/>
+      <w:lvlJc w:val="left"/>
+      <w:pPr>
+        <w:ind w:left="1080" w:hanging="360"/>
+      </w:pPr>
+      <w:rPr>
+        <w:rFonts w:hint="default"/>
+      </w:rPr>
+    </w:lvl>
+    <w:lvl w:ilvl="1" w:tplc="40090019" w:tentative="1">
+      <w:start w:val="1"/>
+      <w:numFmt w:val="lowerLetter"/>
+      <w:lvlText w:val="%2."/>
+      <w:lvlJc w:val="left"/>
+      <w:pPr>
+        <w:ind w:left="1800" w:hanging="360"/>
+      </w:pPr>
+    </w:lvl>
+    <w:lvl w:ilvl="2" w:tplc="4009001B" w:tentative="1">
+      <w:start w:val="1"/>
+      <w:numFmt w:val="lowerRoman"/>
+      <w:lvlText w:val="%3."/>
+      <w:lvlJc w:val="right"/>
+      <w:pPr>
+        <w:ind w:left="2520" w:hanging="180"/>
+      </w:pPr>
+    </w:lvl>
+    <w:lvl w:ilvl="3" w:tplc="4009000F" w:tentative="1">
+      <w:start w:val="1"/>
+      <w:numFmt w:val="decimal"/>
+      <w:lvlText w:val="%4."/>
+      <w:lvlJc w:val="left"/>
+      <w:pPr>
+        <w:ind w:left="3240" w:hanging="360"/>
+      </w:pPr>
+    </w:lvl>
+    <w:lvl w:ilvl="4" w:tplc="40090019" w:tentative="1">
+      <w:start w:val="1"/>
+      <w:numFmt w:val="lowerLetter"/>
+      <w:lvlText w:val="%5."/>
+      <w:lvlJc w:val="left"/>
+      <w:pPr>
+        <w:ind w:left="3960" w:hanging="360"/>
+      </w:pPr>
+    </w:lvl>
+    <w:lvl w:ilvl="5" w:tplc="4009001B" w:tentative="1">
+      <w:start w:val="1"/>
+      <w:numFmt w:val="lowerRoman"/>
+      <w:lvlText w:val="%6."/>
+      <w:lvlJc w:val="right"/>
+      <w:pPr>
+        <w:ind w:left="4680" w:hanging="180"/>
+      </w:pPr>
+    </w:lvl>
+    <w:lvl w:ilvl="6" w:tplc="4009000F" w:tentative="1">
+      <w:start w:val="1"/>
+      <w:numFmt w:val="decimal"/>
+      <w:lvlText w:val="%7."/>
+      <w:lvlJc w:val="left"/>
+      <w:pPr>
+        <w:ind w:left="5400" w:hanging="360"/>
+      </w:pPr>
+    </w:lvl>
+    <w:lvl w:ilvl="7" w:tplc="40090019" w:tentative="1">
+      <w:start w:val="1"/>
+      <w:numFmt w:val="lowerLetter"/>
+      <w:lvlText w:val="%8."/>
+      <w:lvlJc w:val="left"/>
+      <w:pPr>
+        <w:ind w:left="6120" w:hanging="360"/>
+      </w:pPr>
+    </w:lvl>
+    <w:lvl w:ilvl="8" w:tplc="4009001B" w:tentative="1">
+      <w:start w:val="1"/>
+      <w:numFmt w:val="lowerRoman"/>
+      <w:lvlText w:val="%9."/>
+      <w:lvlJc w:val="right"/>
+      <w:pPr>
+        <w:ind w:left="6840" w:hanging="180"/>
+      </w:pPr>
+    </w:lvl>
+  </w:abstractNum>
+  <w:abstractNum w:abstractNumId="7" w15:restartNumberingAfterBreak="0">
     <w:nsid w:val="43571F1A"/>
     <w:multiLevelType w:val="hybridMultilevel"/>
     <w:tmpl w:val="D146F79E"/>
@@ -15002,7 +17288,7 @@
       </w:rPr>
     </w:lvl>
   </w:abstractNum>
-  <w:abstractNum w:abstractNumId="7" w15:restartNumberingAfterBreak="0">
+  <w:abstractNum w:abstractNumId="8" w15:restartNumberingAfterBreak="0">
     <w:nsid w:val="45C37FD9"/>
     <w:multiLevelType w:val="hybridMultilevel"/>
     <w:tmpl w:val="7A44F792"/>
@@ -15091,7 +17377,7 @@
       </w:pPr>
     </w:lvl>
   </w:abstractNum>
-  <w:abstractNum w:abstractNumId="8" w15:restartNumberingAfterBreak="0">
+  <w:abstractNum w:abstractNumId="9" w15:restartNumberingAfterBreak="0">
     <w:nsid w:val="4D557950"/>
     <w:multiLevelType w:val="hybridMultilevel"/>
     <w:tmpl w:val="F934CA56"/>
@@ -15180,7 +17466,7 @@
       </w:pPr>
     </w:lvl>
   </w:abstractNum>
-  <w:abstractNum w:abstractNumId="9" w15:restartNumberingAfterBreak="0">
+  <w:abstractNum w:abstractNumId="10" w15:restartNumberingAfterBreak="0">
     <w:nsid w:val="57CC749E"/>
     <w:multiLevelType w:val="hybridMultilevel"/>
     <w:tmpl w:val="495EE9BC"/>
@@ -15269,7 +17555,7 @@
       </w:pPr>
     </w:lvl>
   </w:abstractNum>
-  <w:abstractNum w:abstractNumId="10" w15:restartNumberingAfterBreak="0">
+  <w:abstractNum w:abstractNumId="11" w15:restartNumberingAfterBreak="0">
     <w:nsid w:val="59B11A05"/>
     <w:multiLevelType w:val="hybridMultilevel"/>
     <w:tmpl w:val="F3F0E2FE"/>
@@ -15358,7 +17644,7 @@
       </w:pPr>
     </w:lvl>
   </w:abstractNum>
-  <w:abstractNum w:abstractNumId="11" w15:restartNumberingAfterBreak="0">
+  <w:abstractNum w:abstractNumId="12" w15:restartNumberingAfterBreak="0">
     <w:nsid w:val="60822EC6"/>
     <w:multiLevelType w:val="hybridMultilevel"/>
     <w:tmpl w:val="33E8D0B2"/>
@@ -15447,7 +17733,7 @@
       </w:pPr>
     </w:lvl>
   </w:abstractNum>
-  <w:abstractNum w:abstractNumId="12" w15:restartNumberingAfterBreak="0">
+  <w:abstractNum w:abstractNumId="13" w15:restartNumberingAfterBreak="0">
     <w:nsid w:val="66994129"/>
     <w:multiLevelType w:val="hybridMultilevel"/>
     <w:tmpl w:val="7FE642BE"/>
@@ -15536,8 +17822,275 @@
       </w:pPr>
     </w:lvl>
   </w:abstractNum>
+  <w:abstractNum w:abstractNumId="14" w15:restartNumberingAfterBreak="0">
+    <w:nsid w:val="74EA00A5"/>
+    <w:multiLevelType w:val="hybridMultilevel"/>
+    <w:tmpl w:val="538C8188"/>
+    <w:lvl w:ilvl="0" w:tplc="95681BC2">
+      <w:start w:val="1"/>
+      <w:numFmt w:val="decimal"/>
+      <w:lvlText w:val="%1."/>
+      <w:lvlJc w:val="left"/>
+      <w:pPr>
+        <w:ind w:left="364" w:hanging="360"/>
+      </w:pPr>
+      <w:rPr>
+        <w:rFonts w:hint="default"/>
+      </w:rPr>
+    </w:lvl>
+    <w:lvl w:ilvl="1" w:tplc="40090019" w:tentative="1">
+      <w:start w:val="1"/>
+      <w:numFmt w:val="lowerLetter"/>
+      <w:lvlText w:val="%2."/>
+      <w:lvlJc w:val="left"/>
+      <w:pPr>
+        <w:ind w:left="1084" w:hanging="360"/>
+      </w:pPr>
+    </w:lvl>
+    <w:lvl w:ilvl="2" w:tplc="4009001B" w:tentative="1">
+      <w:start w:val="1"/>
+      <w:numFmt w:val="lowerRoman"/>
+      <w:lvlText w:val="%3."/>
+      <w:lvlJc w:val="right"/>
+      <w:pPr>
+        <w:ind w:left="1804" w:hanging="180"/>
+      </w:pPr>
+    </w:lvl>
+    <w:lvl w:ilvl="3" w:tplc="4009000F" w:tentative="1">
+      <w:start w:val="1"/>
+      <w:numFmt w:val="decimal"/>
+      <w:lvlText w:val="%4."/>
+      <w:lvlJc w:val="left"/>
+      <w:pPr>
+        <w:ind w:left="2524" w:hanging="360"/>
+      </w:pPr>
+    </w:lvl>
+    <w:lvl w:ilvl="4" w:tplc="40090019" w:tentative="1">
+      <w:start w:val="1"/>
+      <w:numFmt w:val="lowerLetter"/>
+      <w:lvlText w:val="%5."/>
+      <w:lvlJc w:val="left"/>
+      <w:pPr>
+        <w:ind w:left="3244" w:hanging="360"/>
+      </w:pPr>
+    </w:lvl>
+    <w:lvl w:ilvl="5" w:tplc="4009001B" w:tentative="1">
+      <w:start w:val="1"/>
+      <w:numFmt w:val="lowerRoman"/>
+      <w:lvlText w:val="%6."/>
+      <w:lvlJc w:val="right"/>
+      <w:pPr>
+        <w:ind w:left="3964" w:hanging="180"/>
+      </w:pPr>
+    </w:lvl>
+    <w:lvl w:ilvl="6" w:tplc="4009000F" w:tentative="1">
+      <w:start w:val="1"/>
+      <w:numFmt w:val="decimal"/>
+      <w:lvlText w:val="%7."/>
+      <w:lvlJc w:val="left"/>
+      <w:pPr>
+        <w:ind w:left="4684" w:hanging="360"/>
+      </w:pPr>
+    </w:lvl>
+    <w:lvl w:ilvl="7" w:tplc="40090019" w:tentative="1">
+      <w:start w:val="1"/>
+      <w:numFmt w:val="lowerLetter"/>
+      <w:lvlText w:val="%8."/>
+      <w:lvlJc w:val="left"/>
+      <w:pPr>
+        <w:ind w:left="5404" w:hanging="360"/>
+      </w:pPr>
+    </w:lvl>
+    <w:lvl w:ilvl="8" w:tplc="4009001B" w:tentative="1">
+      <w:start w:val="1"/>
+      <w:numFmt w:val="lowerRoman"/>
+      <w:lvlText w:val="%9."/>
+      <w:lvlJc w:val="right"/>
+      <w:pPr>
+        <w:ind w:left="6124" w:hanging="180"/>
+      </w:pPr>
+    </w:lvl>
+  </w:abstractNum>
+  <w:abstractNum w:abstractNumId="15" w15:restartNumberingAfterBreak="0">
+    <w:nsid w:val="77374A46"/>
+    <w:multiLevelType w:val="hybridMultilevel"/>
+    <w:tmpl w:val="042AFF0C"/>
+    <w:lvl w:ilvl="0" w:tplc="B7EAFE36">
+      <w:start w:val="1"/>
+      <w:numFmt w:val="decimal"/>
+      <w:lvlText w:val="%1."/>
+      <w:lvlJc w:val="left"/>
+      <w:pPr>
+        <w:ind w:left="364" w:hanging="360"/>
+      </w:pPr>
+      <w:rPr>
+        <w:rFonts w:hint="default"/>
+      </w:rPr>
+    </w:lvl>
+    <w:lvl w:ilvl="1" w:tplc="40090019" w:tentative="1">
+      <w:start w:val="1"/>
+      <w:numFmt w:val="lowerLetter"/>
+      <w:lvlText w:val="%2."/>
+      <w:lvlJc w:val="left"/>
+      <w:pPr>
+        <w:ind w:left="1084" w:hanging="360"/>
+      </w:pPr>
+    </w:lvl>
+    <w:lvl w:ilvl="2" w:tplc="4009001B" w:tentative="1">
+      <w:start w:val="1"/>
+      <w:numFmt w:val="lowerRoman"/>
+      <w:lvlText w:val="%3."/>
+      <w:lvlJc w:val="right"/>
+      <w:pPr>
+        <w:ind w:left="1804" w:hanging="180"/>
+      </w:pPr>
+    </w:lvl>
+    <w:lvl w:ilvl="3" w:tplc="4009000F" w:tentative="1">
+      <w:start w:val="1"/>
+      <w:numFmt w:val="decimal"/>
+      <w:lvlText w:val="%4."/>
+      <w:lvlJc w:val="left"/>
+      <w:pPr>
+        <w:ind w:left="2524" w:hanging="360"/>
+      </w:pPr>
+    </w:lvl>
+    <w:lvl w:ilvl="4" w:tplc="40090019" w:tentative="1">
+      <w:start w:val="1"/>
+      <w:numFmt w:val="lowerLetter"/>
+      <w:lvlText w:val="%5."/>
+      <w:lvlJc w:val="left"/>
+      <w:pPr>
+        <w:ind w:left="3244" w:hanging="360"/>
+      </w:pPr>
+    </w:lvl>
+    <w:lvl w:ilvl="5" w:tplc="4009001B" w:tentative="1">
+      <w:start w:val="1"/>
+      <w:numFmt w:val="lowerRoman"/>
+      <w:lvlText w:val="%6."/>
+      <w:lvlJc w:val="right"/>
+      <w:pPr>
+        <w:ind w:left="3964" w:hanging="180"/>
+      </w:pPr>
+    </w:lvl>
+    <w:lvl w:ilvl="6" w:tplc="4009000F" w:tentative="1">
+      <w:start w:val="1"/>
+      <w:numFmt w:val="decimal"/>
+      <w:lvlText w:val="%7."/>
+      <w:lvlJc w:val="left"/>
+      <w:pPr>
+        <w:ind w:left="4684" w:hanging="360"/>
+      </w:pPr>
+    </w:lvl>
+    <w:lvl w:ilvl="7" w:tplc="40090019" w:tentative="1">
+      <w:start w:val="1"/>
+      <w:numFmt w:val="lowerLetter"/>
+      <w:lvlText w:val="%8."/>
+      <w:lvlJc w:val="left"/>
+      <w:pPr>
+        <w:ind w:left="5404" w:hanging="360"/>
+      </w:pPr>
+    </w:lvl>
+    <w:lvl w:ilvl="8" w:tplc="4009001B" w:tentative="1">
+      <w:start w:val="1"/>
+      <w:numFmt w:val="lowerRoman"/>
+      <w:lvlText w:val="%9."/>
+      <w:lvlJc w:val="right"/>
+      <w:pPr>
+        <w:ind w:left="6124" w:hanging="180"/>
+      </w:pPr>
+    </w:lvl>
+  </w:abstractNum>
+  <w:abstractNum w:abstractNumId="16" w15:restartNumberingAfterBreak="0">
+    <w:nsid w:val="78C3212F"/>
+    <w:multiLevelType w:val="hybridMultilevel"/>
+    <w:tmpl w:val="05F027C6"/>
+    <w:lvl w:ilvl="0" w:tplc="95AED44C">
+      <w:start w:val="1"/>
+      <w:numFmt w:val="decimal"/>
+      <w:lvlText w:val="%1."/>
+      <w:lvlJc w:val="left"/>
+      <w:pPr>
+        <w:ind w:left="1084" w:hanging="360"/>
+      </w:pPr>
+      <w:rPr>
+        <w:rFonts w:hint="default"/>
+      </w:rPr>
+    </w:lvl>
+    <w:lvl w:ilvl="1" w:tplc="40090019" w:tentative="1">
+      <w:start w:val="1"/>
+      <w:numFmt w:val="lowerLetter"/>
+      <w:lvlText w:val="%2."/>
+      <w:lvlJc w:val="left"/>
+      <w:pPr>
+        <w:ind w:left="1804" w:hanging="360"/>
+      </w:pPr>
+    </w:lvl>
+    <w:lvl w:ilvl="2" w:tplc="4009001B" w:tentative="1">
+      <w:start w:val="1"/>
+      <w:numFmt w:val="lowerRoman"/>
+      <w:lvlText w:val="%3."/>
+      <w:lvlJc w:val="right"/>
+      <w:pPr>
+        <w:ind w:left="2524" w:hanging="180"/>
+      </w:pPr>
+    </w:lvl>
+    <w:lvl w:ilvl="3" w:tplc="4009000F" w:tentative="1">
+      <w:start w:val="1"/>
+      <w:numFmt w:val="decimal"/>
+      <w:lvlText w:val="%4."/>
+      <w:lvlJc w:val="left"/>
+      <w:pPr>
+        <w:ind w:left="3244" w:hanging="360"/>
+      </w:pPr>
+    </w:lvl>
+    <w:lvl w:ilvl="4" w:tplc="40090019" w:tentative="1">
+      <w:start w:val="1"/>
+      <w:numFmt w:val="lowerLetter"/>
+      <w:lvlText w:val="%5."/>
+      <w:lvlJc w:val="left"/>
+      <w:pPr>
+        <w:ind w:left="3964" w:hanging="360"/>
+      </w:pPr>
+    </w:lvl>
+    <w:lvl w:ilvl="5" w:tplc="4009001B" w:tentative="1">
+      <w:start w:val="1"/>
+      <w:numFmt w:val="lowerRoman"/>
+      <w:lvlText w:val="%6."/>
+      <w:lvlJc w:val="right"/>
+      <w:pPr>
+        <w:ind w:left="4684" w:hanging="180"/>
+      </w:pPr>
+    </w:lvl>
+    <w:lvl w:ilvl="6" w:tplc="4009000F" w:tentative="1">
+      <w:start w:val="1"/>
+      <w:numFmt w:val="decimal"/>
+      <w:lvlText w:val="%7."/>
+      <w:lvlJc w:val="left"/>
+      <w:pPr>
+        <w:ind w:left="5404" w:hanging="360"/>
+      </w:pPr>
+    </w:lvl>
+    <w:lvl w:ilvl="7" w:tplc="40090019" w:tentative="1">
+      <w:start w:val="1"/>
+      <w:numFmt w:val="lowerLetter"/>
+      <w:lvlText w:val="%8."/>
+      <w:lvlJc w:val="left"/>
+      <w:pPr>
+        <w:ind w:left="6124" w:hanging="360"/>
+      </w:pPr>
+    </w:lvl>
+    <w:lvl w:ilvl="8" w:tplc="4009001B" w:tentative="1">
+      <w:start w:val="1"/>
+      <w:numFmt w:val="lowerRoman"/>
+      <w:lvlText w:val="%9."/>
+      <w:lvlJc w:val="right"/>
+      <w:pPr>
+        <w:ind w:left="6844" w:hanging="180"/>
+      </w:pPr>
+    </w:lvl>
+  </w:abstractNum>
   <w:num w:numId="1" w16cid:durableId="238365774">
-    <w:abstractNumId w:val="8"/>
+    <w:abstractNumId w:val="9"/>
   </w:num>
   <w:num w:numId="2" w16cid:durableId="1002048439">
     <w:abstractNumId w:val="4"/>
@@ -15546,13 +18099,13 @@
     <w:abstractNumId w:val="1"/>
   </w:num>
   <w:num w:numId="4" w16cid:durableId="360740328">
-    <w:abstractNumId w:val="9"/>
+    <w:abstractNumId w:val="10"/>
   </w:num>
   <w:num w:numId="5" w16cid:durableId="1935435232">
-    <w:abstractNumId w:val="11"/>
+    <w:abstractNumId w:val="12"/>
   </w:num>
   <w:num w:numId="6" w16cid:durableId="2140412542">
-    <w:abstractNumId w:val="7"/>
+    <w:abstractNumId w:val="8"/>
   </w:num>
   <w:num w:numId="7" w16cid:durableId="1925992286">
     <w:abstractNumId w:val="3"/>
@@ -15561,19 +18114,31 @@
     <w:abstractNumId w:val="0"/>
   </w:num>
   <w:num w:numId="9" w16cid:durableId="460391549">
-    <w:abstractNumId w:val="5"/>
+    <w:abstractNumId w:val="6"/>
   </w:num>
   <w:num w:numId="10" w16cid:durableId="1048845448">
-    <w:abstractNumId w:val="6"/>
+    <w:abstractNumId w:val="7"/>
   </w:num>
   <w:num w:numId="11" w16cid:durableId="368071004">
     <w:abstractNumId w:val="2"/>
   </w:num>
   <w:num w:numId="12" w16cid:durableId="2139564245">
-    <w:abstractNumId w:val="10"/>
+    <w:abstractNumId w:val="11"/>
   </w:num>
   <w:num w:numId="13" w16cid:durableId="1640257743">
-    <w:abstractNumId w:val="12"/>
+    <w:abstractNumId w:val="13"/>
+  </w:num>
+  <w:num w:numId="14" w16cid:durableId="1754008971">
+    <w:abstractNumId w:val="5"/>
+  </w:num>
+  <w:num w:numId="15" w16cid:durableId="1878227914">
+    <w:abstractNumId w:val="14"/>
+  </w:num>
+  <w:num w:numId="16" w16cid:durableId="209345183">
+    <w:abstractNumId w:val="15"/>
+  </w:num>
+  <w:num w:numId="17" w16cid:durableId="328949207">
+    <w:abstractNumId w:val="16"/>
   </w:num>
 </w:numbering>
 </file>
@@ -16715,7 +19280,7 @@
     </inkml:brush>
   </inkml:definitions>
   <inkml:trace contextRef="#ctx0" brushRef="#br0">549 15 24575,'4'0'0,"0"1"0,1-1 0,-1-1 0,1 1 0,-1-1 0,0 1 0,6-3 0,8 0 0,0 0 0,-4 1 0,0 1 0,0 0 0,0 1 0,20 2 0,-33-2 0,0 1 0,0-1 0,0 1 0,0 0 0,0-1 0,0 1 0,0 0 0,0 0 0,0 0 0,0 0 0,-1 0 0,1 0 0,0 0 0,-1 0 0,1 0 0,-1 0 0,1 0 0,-1 0 0,0 0 0,1 1 0,-1-1 0,0 0 0,0 0 0,0 2 0,4 35 0,-4-30 0,11 567 0,-3-101 0,26-4 0,37-41 0,-25-181 0,-42-225 0,-1-1 0,-1 1 0,-1 0 0,-2 25 0,0-39 0,0-1 0,-1 0 0,0 1 0,0-1 0,-1 0 0,0 0 0,0 0 0,-1 0 0,0 0 0,0-1 0,-1 0 0,0 0 0,0 0 0,-7 6 0,-1-1 0,-1-1 0,0-1 0,0 0 0,-1-1 0,0 0 0,-1-1 0,0-1 0,-34 10 0,21-8 0,-1-3 0,0 0 0,-1-2 0,-40 1 0,41-6-85,0-1 0,1-2-1,-1 0 1,1-2 0,0-2-1,0 0 1,1-2 0,1-1-1,-1-2 1,2 0 0,0-2-1,0 0 1,2-2 0,0-1-1,-27-26 1,17 12-6741</inkml:trace>
-  <inkml:trace contextRef="#ctx0" brushRef="#br0" timeOffset="572.92">349 91 24575,'0'0'0,"9"2"0,11 1 0,12 0 0,10-3 0,8-2 0,-2 1 0,-7-3 0,-9 0 0,-10 0 0,-8 1-8191</inkml:trace>
+  <inkml:trace contextRef="#ctx0" brushRef="#br0" timeOffset="572.91">349 91 24575,'0'0'0,"9"2"0,11 1 0,12 0 0,10-3 0,8-2 0,-2 1 0,-7-3 0,-9 0 0,-10 0 0,-8 1-8191</inkml:trace>
   <inkml:trace contextRef="#ctx0" brushRef="#br0" timeOffset="1639.29">1320 1024 24575,'42'-16'0,"-2"-2"0,0-1 0,-1-3 0,0-1 0,49-40 0,-82 58 0,-1 1 0,0-1 0,0 0 0,0 0 0,0 0 0,-1-1 0,0 1 0,0-1 0,-1 0 0,0 0 0,0-1 0,4-9 0,-7 12 0,1 1 0,-1-1 0,1 1 0,-1 0 0,0-1 0,-1 1 0,1-1 0,0 1 0,-1-1 0,0 1 0,0 0 0,0-1 0,0 1 0,-1 0 0,1 0 0,-1 0 0,1 0 0,-1 0 0,0 0 0,-1 1 0,1-1 0,0 1 0,-1-1 0,1 1 0,-1 0 0,0 0 0,-3-2 0,1 0 0,-1 0 0,0 0 0,0 1 0,0 0 0,0 0 0,0 1 0,-1 0 0,1 0 0,-1 0 0,1 1 0,-1 0 0,0 0 0,1 1 0,-1 0 0,0 0 0,0 0 0,1 1 0,-1 0 0,0 1 0,1-1 0,-1 1 0,1 0 0,0 1 0,-12 6 0,9-4 0,0 1 0,0 0 0,1 1 0,0 0 0,1 0 0,0 0 0,0 1 0,0 0 0,1 1 0,0 0 0,1 0 0,0 0 0,0 0 0,1 1 0,-6 16 0,3 7 0,0-1 0,3 2 0,0-1 0,2 0 0,2 1 0,3 36 0,7 19 0,23 92 0,77 209 0,-73-271 0,-36-117-64,0 4-152,1 0-1,0-1 0,-1 1 0,0 0 0,0 6 0</inkml:trace>
   <inkml:trace contextRef="#ctx0" brushRef="#br0" timeOffset="2275.43">998 1433 24575,'0'0'0,"21"-9"0,-9 3 0,67-29 0,137-68 0,-176 82 0,-2-3 0,0-1 0,44-38 0,-80 61 0,0 0 0,-1 1 0,0-1 0,1 1 0,0 0 0,-1-1 0,1 1 0,0 0 0,0 0 0,-1 0 0,1 0 0,3 0 0,-4 1 0,0 1 0,-1-1 0,1 1 0,0-1 0,0 1 0,0 0 0,0-1 0,-1 1 0,1 0 0,0-1 0,-1 1 0,1 0 0,0 0 0,-1 0 0,1 0 0,-1 0 0,0 0 0,1-1 0,-1 1 0,0 0 0,1 0 0,-1 0 0,0 0 0,0 0 0,0 2 0,5 11 0,0 0 0,1 0 0,0-1 0,1 0 0,0 0 0,1-1 0,1 1 0,0-2 0,1 1 0,15 13 0,-21-21 0,1 0 0,0 0 0,-1 0 0,2 0 0,-1-1 0,0 0 0,1 0 0,-1-1 0,1 1 0,0-1 0,0 0 0,0-1 0,0 0 0,0 0 0,0 0 0,0 0 0,0-1 0,0 0 0,0 0 0,1-1 0,-1 0 0,0 0 0,0 0 0,0-1 0,0 0 0,-1 0 0,9-4 0,-8 2 0,-1 1 0,1-1 0,-1 0 0,0 0 0,-1 0 0,1-1 0,-1 0 0,1 0 0,5-9 0,-1-3 0,15-33 0,-2 2 0,-22 48 0,0-1 0,1 1 0,-1-1 0,0 1 0,0-1 0,1 1 0,-1 0 0,0-1 0,1 1 0,-1 0 0,0-1 0,1 1 0,-1 0 0,1-1 0,-1 1 0,1 0 0,-1 0 0,0-1 0,1 1 0,-1 0 0,1 0 0,-1 0 0,1 0 0,-1 0 0,1 0 0,-1 0 0,1 0 0,-1 0 0,1 0 0,-1 0 0,1 0 0,-1 0 0,1 0 0,-1 0 0,1 0 0,-1 0 0,1 1 0,-1-1 0,1 0 0,-1 0 0,1 1 0,-1-1 0,0 0 0,1 1 0,-1-1 0,0 0 0,1 1 0,-1-1 0,0 0 0,1 1 0,-1-1 0,0 1 0,19 27 0,-18-26 0,39 79-103,-22-43 178,2 0 1,30 44-1,-43-73-181,0 1 0,0-2-1,1 1 1,0-1 0,1 0-1,-1-1 1,2 0 0,-1 0 0,1-1-1,0-1 1,0 1 0,0-1-1,13 3 1,-1-3-6720</inkml:trace>
   <inkml:trace contextRef="#ctx0" brushRef="#br0" timeOffset="2759.63">2230 1073 24575,'0'0'0,"-2"10"0,1 32 0,2 0 0,1 0 0,3 0 0,10 45 0,-12-68 0,-7-42 0,-4-19 0,-2-55 0,9 85 0,1 1 0,0-1 0,1 1 0,0-1 0,1 1 0,0 0 0,0-1 0,2 1 0,-1 0 0,9-16 0,-10 24 0,-1 1 0,1-1 0,-1 1 0,1 0 0,0 0 0,0 0 0,0 0 0,0 0 0,0 0 0,0 0 0,1 1 0,-1-1 0,1 1 0,-1-1 0,1 1 0,-1 0 0,1 0 0,0 0 0,4 0 0,-2 1 0,-1 0 0,1 0 0,0 0 0,0 0 0,-1 1 0,1 0 0,0 0 0,-1 1 0,1-1 0,7 4 0,4 4 0,0 0 0,-1 2 0,0-1 0,-1 2 0,14 13 0,0 4 0,-1 1 0,-1 1 0,-2 2 0,-2 0 0,-1 2 0,-1 0 0,-2 1 0,-2 1 0,-1 0 0,11 43 0,-18-33-1365,-7-34-5461</inkml:trace>
@@ -16731,7 +19296,7 @@
   <inkml:trace contextRef="#ctx0" brushRef="#br0" timeOffset="7940.29">4196 2169 24575,'0'0'0,"0"0"0,0 0 0,0 0 0,0 0 0,0 6 0,2 11 0,3 11 0,5 11 0,2 7 0,2 7 0,1 0 0,-3-8 0,-3-12 0,-4-10 0,-1-9 0,-3-6-8191</inkml:trace>
   <inkml:trace contextRef="#ctx0" brushRef="#br0" timeOffset="8117.12">4120 1856 24575,'0'0'0,"0"0"0</inkml:trace>
   <inkml:trace contextRef="#ctx0" brushRef="#br0" timeOffset="8768.34">4344 2019 24575,'4'10'0,"24"56"0,4-1 0,3-1 0,2-2 0,50 62 0,-86-132 0,-9-24 0,-8-47 0,16 63 0,0 1 0,1 0 0,0 0 0,1 0 0,1 0 0,8-27 0,-8 33 0,0 0 0,1 0 0,0 0 0,1 1 0,0 0 0,0-1 0,1 2 0,0-1 0,0 1 0,0 0 0,15-12 0,-18 17 0,1 0 0,0 0 0,0 1 0,0-1 0,0 1 0,1-1 0,-1 2 0,0-1 0,1 0 0,-1 1 0,0-1 0,1 1 0,-1 1 0,0-1 0,1 0 0,-1 1 0,0 0 0,1 0 0,-1 0 0,0 1 0,0 0 0,6 3 0,10 5 0,0 1 0,-1 1 0,19 15 0,-26-19 0,12 10-124,0 1 0,-1 1 0,0 1 0,-2 1 0,-1 0 0,-1 2-1,-1 1 1,0 0 0,-2 1 0,23 51 0,-32-60-6702</inkml:trace>
-  <inkml:trace contextRef="#ctx0" brushRef="#br0" timeOffset="8973.36">5129 2180 24575,'0'0'0,"2"6"0,3 11 0,3 9 0,0 0 0,-2-5 0,-1-3 0,-2-6 0,-1-3-8191</inkml:trace>
+  <inkml:trace contextRef="#ctx0" brushRef="#br0" timeOffset="8973.35">5129 2180 24575,'0'0'0,"2"6"0,3 11 0,3 9 0,0 0 0,-2-5 0,-1-3 0,-2-6 0,-1-3-8191</inkml:trace>
   <inkml:trace contextRef="#ctx0" brushRef="#br0" timeOffset="9130.14">4817 1757 24575,'0'0'0,"0"0"0</inkml:trace>
   <inkml:trace contextRef="#ctx0" brushRef="#br0" timeOffset="9480.34">5340 1831 24575,'0'0'0,"0"3"0,12 49 0,1 0 0,3 0 0,34 72 0,-36-92 0,-2-2 0,1 0 0,2-2 0,25 39 0,-35-59 0,1-1 0,-1 0 0,1 0 0,1 0 0,-1-1 0,1 0 0,0 0 0,0-1 0,1 0 0,0 0 0,0-1 0,0 0 0,0 0 0,0-1 0,1 0 0,17 4 0,-22-7-62,1 0 0,0 0 0,0 0 0,-1-1 0,1 1 0,0-1 0,-1 0 0,1 0 0,-1-1 0,1 0 0,-1 1 0,0-1-1,1-1 1,-1 1 0,0-1 0,-1 1 0,1-1 0,0 0 0,-1-1 0,1 1 0,2-5 0,6-7-6764</inkml:trace>
   <inkml:trace contextRef="#ctx0" brushRef="#br0" timeOffset="9704.23">5340 2106 24575,'0'0'0,"0"0"0,6 0 0,11-2 0,11-3 0,17-5 0,17-4 0,7-5 0,-5 1 0,-14 4 0,-13 1 0,-11 4 0,-10 3 0,-7 3-8191</inkml:trace>
@@ -16808,7 +19373,7 @@
   </inkml:definitions>
   <inkml:trace contextRef="#ctx0" brushRef="#br0">0 0 24575,'15'221'0,"-4"-83"0,-6-57 0,15 394 0,-20-504 0,1 0 0,2 0 0,1 0 0,1 0 0,13-43 0,-14 60 0,1 0 0,-1 0 0,2 1 0,0-1 0,0 1 0,1 1 0,1-1 0,-1 1 0,2 0 0,-1 1 0,1 0 0,1 0 0,0 1 0,0 0 0,0 1 0,22-11 0,-24 14 0,-1 0 0,1 1 0,1 1 0,-1-1 0,0 1 0,0 1 0,1-1 0,-1 2 0,1-1 0,9 1 0,-14 1 0,0-1 0,0 1 0,0 0 0,0 0 0,0 1 0,0-1 0,0 1 0,0 0 0,-1 0 0,1 0 0,-1 0 0,1 1 0,-1-1 0,0 1 0,0 0 0,0 0 0,0 0 0,-1 0 0,1 1 0,-1-1 0,0 1 0,2 4 0,16 48 0,-17-48 0,-1 1 0,1-1 0,0 1 0,1-1 0,0 0 0,7 11 0,-8-17 0,-1 1 0,1-1 0,-1 1 0,1-1 0,0 0 0,0 0 0,0 0 0,0 0 0,0-1 0,0 1 0,1-1 0,-1 0 0,0 0 0,1 0 0,-1 0 0,1-1 0,-1 1 0,1-1 0,0 0 0,5 0 0,5-2 0,-1 0 0,0 0 0,0-1 0,0-1 0,-1 0 0,1-1 0,-1 0 0,0-1 0,-1 0 0,1-1 0,-1 0 0,0-1 0,-1 0 0,0-1 0,0 0 0,-1 0 0,0-1 0,-1-1 0,0 1 0,0-1 0,-1 0 0,-1-1 0,0 0 0,0 0 0,3-14 0,-8 22 0,0 1 0,0-1 0,0 1 0,-1-1 0,1 0 0,-1 0 0,0 1 0,0-1 0,-1 0 0,1 0 0,-1 1 0,0-1 0,1 1 0,-2-1 0,1 0 0,0 1 0,-1 0 0,0-1 0,1 1 0,-1 0 0,-1 0 0,1 0 0,-5-5 0,3 5 0,0 0 0,-1-1 0,1 2 0,-1-1 0,0 0 0,0 1 0,0 0 0,0 0 0,0 1 0,-1-1 0,1 1 0,0 0 0,-1 1 0,-9-1 0,9 1 0,0 0 0,0 1 0,0 0 0,0 0 0,0 0 0,1 0 0,-1 1 0,0 0 0,1 0 0,-1 1 0,1 0 0,0-1 0,-9 8 0,11-8 0,0 1 0,1 0 0,-1 0 0,1 0 0,-1 0 0,1 0 0,0 1 0,0-1 0,0 1 0,1-1 0,-1 1 0,1 0 0,0-1 0,0 1 0,0 0 0,1 0 0,-1 0 0,1 0 0,0 0 0,0 0 0,0-1 0,2 8 0,1 2 0,0 1 0,1-1 0,1 0 0,1 0 0,0-1 0,0 1 0,1-1 0,16 20 0,-7-11 0,1-1 0,2 0 0,33 27 0,-49-44-49,0 0 1,0-1-1,0 0 0,0 0 0,0 0 1,0 0-1,1-1 0,-1 1 0,0-1 1,1 1-1,0-1 0,-1-1 0,1 1 1,-1 0-1,1-1 0,0 0 0,0 1 1,-1-2-1,1 1 0,0 0 0,-1-1 1,1 0-1,0 1 0,-1-1 0,1-1 0,-1 1 1,7-4-1,-1-1-6777</inkml:trace>
   <inkml:trace contextRef="#ctx0" brushRef="#br0" timeOffset="257.12">872 175 24575,'1'2'0,"0"-1"0,0 1 0,0 0 0,0-1 0,0 1 0,0 0 0,0 0 0,-1 0 0,1-1 0,-1 1 0,1 3 0,1 2 0,16 53 0,-4 1 0,-1 1 0,-4 0 0,-2 0 0,-3 1 0,-7 97 0,3-149-227,-1 0-1,0 0 1,-1-1-1,0 1 1,-5 15-1,2-15-6598</inkml:trace>
-  <inkml:trace contextRef="#ctx0" brushRef="#br0" timeOffset="511.42">1058 113 24575,'2'2'0,"-1"-1"0,0 1 0,0 0 0,0 0 0,0-1 0,0 1 0,0 0 0,0 0 0,0 0 0,0 3 0,2 3 0,44 113-682,61 253-1,-103-357-6143</inkml:trace>
+  <inkml:trace contextRef="#ctx0" brushRef="#br0" timeOffset="511.41">1058 113 24575,'2'2'0,"-1"-1"0,0 1 0,0 0 0,0 0 0,0-1 0,0 1 0,0 0 0,0 0 0,0 0 0,0 3 0,2 3 0,44 113-682,61 253-1,-103-357-6143</inkml:trace>
   <inkml:trace contextRef="#ctx0" brushRef="#br0" timeOffset="984.8">1344 450 24575,'0'0'0,"3"8"0,10 37 0,-4-12 0,1-1 0,25 53 0,-31-77 0,0 0 0,1 0 0,0-1 0,0 0 0,0 0 0,1 0 0,0-1 0,0 0 0,1 0 0,0-1 0,0 1 0,0-1 0,0-1 0,1 0 0,13 6 0,-13-8 0,-1-1 0,0 0 0,1 0 0,-1-1 0,0 0 0,1 0 0,-1 0 0,1-1 0,-1-1 0,0 1 0,0-1 0,0 0 0,0-1 0,0 1 0,0-1 0,-1-1 0,1 1 0,9-8 0,-3 2 0,-1 0 0,0-1 0,-1 0 0,0-1 0,0 0 0,-1-1 0,-1 0 0,9-14 0,-15 21 0,0-1 0,0 0 0,-1 0 0,1 0 0,-1 0 0,-1 0 0,1 0 0,-1-1 0,0 1 0,0-1 0,-1 1 0,0 0 0,0-1 0,-2-8 0,1 10 0,0 1 0,0 0 0,-1-1 0,1 1 0,-1 0 0,0 0 0,-1 0 0,1 0 0,-1 0 0,1 1 0,-1-1 0,0 1 0,-1 0 0,1 0 0,0 0 0,-1 0 0,0 0 0,0 1 0,1 0 0,-1-1 0,-6-1 0,0 1 9,-1-1-1,0 1 1,0 1-1,0 0 1,0 1 0,0 0-1,0 0 1,0 1-1,0 1 1,0 0-1,0 0 1,0 1-1,-15 5 1,-1 1-306,1 2 0,1 1 0,-1 1 0,-27 18 0,43-24-6529</inkml:trace>
   <inkml:trace contextRef="#ctx0" brushRef="#br0" timeOffset="1348.78">2104 213 24575,'-2'6'0,"-5"20"0,1 0 0,1 1 0,-2 52 0,7-71 0,0 0 0,1 0 0,0 0 0,1-1 0,-1 1 0,1 0 0,1-1 0,0 1 0,0-1 0,0 0 0,1 0 0,0 0 0,0 0 0,1 0 0,0-1 0,0 0 0,11 10 0,-3-6-170,1 0-1,0-1 0,0 0 1,1-2-1,0 1 0,0-2 1,16 5-1,4 0-6655</inkml:trace>
   <inkml:trace contextRef="#ctx0" brushRef="#br0" timeOffset="1652.32">2576 26 24575,'0'0'0,"2"1"0,22 27 0,-1 0 0,-1 2 0,-2 0 0,-1 1 0,-1 2 0,-2-1 0,-1 2 0,-1 0 0,-3 1 0,10 42 0,-18-61 9,0 1 1,-2-1-1,0 1 0,0 0 0,-2-1 1,0 1-1,-1 0 0,0-1 0,-2 1 0,0-1 1,-1 0-1,-12 29 0,2-15-257,-1-1 1,-2-1-1,0 0 1,-2-2-1,-34 36 1,14-20-6579</inkml:trace>
@@ -16840,7 +19405,7 @@
     </inkml:brush>
   </inkml:definitions>
   <inkml:trace contextRef="#ctx0" brushRef="#br0">87 58 24575,'60'11'0,"0"-3"0,1-2 0,112-5 0,-84-1 0,-42 0 0,628-3 0,-2-35 0,-652 37 0,35-5 0,-52 5 0,-1 0 0,0 1 0,1-1 0,-1 0 0,0-1 0,0 1 0,0-1 0,0 1 0,0-1 0,0 0 0,-1 0 0,5-3 0,-7 4-50,1 1-1,-1-1 1,0 1-1,0-1 0,1 1 1,-1 0-1,0-1 1,0 0-1,0 1 1,1-1-1,-1 1 0,0-1 1,0 1-1,0-1 1,0 1-1,0-1 1,0 1-1,0-1 0,0 1 1,0-1-1,0 0 1,-1 1-1,1-1 1,0 1-1,0-1 1,-1 0-1</inkml:trace>
-  <inkml:trace contextRef="#ctx0" brushRef="#br0" timeOffset="781.34">37 456 24575,'62'3'0,"63"11"0,6 1 0,790-10 0,-3-78 0,-909 72 0,-5 1 0,-1 0 0,1 0 0,-1-1 0,0 1 0,1-1 0,-1 0 0,0 0 0,1 0 0,5-3 0,-9 4 0,-1-1 0,1 1 0,0-1 0,0 1 0,-1 0 0,1-1 0,0 1 0,-1-1 0,1 1 0,0 0 0,-1-1 0,1 1 0,-1 0 0,1 0 0,-1-1 0,1 1 0,-1 0 0,1 0 0,0 0 0,-1-1 0,1 1 0,-1 0 0,1 0 0,-1 0 0,1 0 0,-1 0 0,0 0 0,-18-4 0,-26-5-1365,27 5-5461</inkml:trace>
+  <inkml:trace contextRef="#ctx0" brushRef="#br0" timeOffset="781.33">37 456 24575,'62'3'0,"63"11"0,6 1 0,790-10 0,-3-78 0,-909 72 0,-5 1 0,-1 0 0,1 0 0,-1-1 0,0 1 0,1-1 0,-1 0 0,0 0 0,1 0 0,5-3 0,-9 4 0,-1-1 0,1 1 0,0-1 0,0 1 0,-1 0 0,1-1 0,0 1 0,-1-1 0,1 1 0,0 0 0,-1-1 0,1 1 0,-1 0 0,1 0 0,-1-1 0,1 1 0,-1 0 0,1 0 0,0 0 0,-1-1 0,1 1 0,-1 0 0,1 0 0,-1 0 0,1 0 0,-1 0 0,0 0 0,-18-4 0,-26-5-1365,27 5-5461</inkml:trace>
   <inkml:trace contextRef="#ctx0" brushRef="#br0" timeOffset="1493.88">0 980 24575,'0'0'0,"0"0"0,0 0 0,0 0 0,11 2 0,550 50 0,3-44 0,610-50 0,-868 26 0,-148 0-1365,-149 15-5461</inkml:trace>
 </inkml:ink>
 </file>

--- a/src/zdocument/Class Document_Backend.docx
+++ b/src/zdocument/Class Document_Backend.docx
@@ -14968,15 +14968,7 @@
                                   <w:bCs/>
                                   <w:lang w:val="en-US"/>
                                 </w:rPr>
-                                <w:t>S</w:t>
-                              </w:r>
-                              <w:r>
-                                <w:rPr>
-                                  <w:b/>
-                                  <w:bCs/>
-                                  <w:lang w:val="en-US"/>
-                                </w:rPr>
-                                <w:t>3</w:t>
+                                <w:t>S3</w:t>
                               </w:r>
                             </w:p>
                           </w:txbxContent>
@@ -15184,15 +15176,7 @@
                             <w:bCs/>
                             <w:lang w:val="en-US"/>
                           </w:rPr>
-                          <w:t>S</w:t>
-                        </w:r>
-                        <w:r>
-                          <w:rPr>
-                            <w:b/>
-                            <w:bCs/>
-                            <w:lang w:val="en-US"/>
-                          </w:rPr>
-                          <w:t>3</w:t>
+                          <w:t>S3</w:t>
                         </w:r>
                       </w:p>
                     </w:txbxContent>
@@ -15370,15 +15354,7 @@
                                   <w:bCs/>
                                   <w:lang w:val="en-US"/>
                                 </w:rPr>
-                                <w:t>S</w:t>
-                              </w:r>
-                              <w:r>
-                                <w:rPr>
-                                  <w:b/>
-                                  <w:bCs/>
-                                  <w:lang w:val="en-US"/>
-                                </w:rPr>
-                                <w:t>2</w:t>
+                                <w:t>S2</w:t>
                               </w:r>
                             </w:p>
                           </w:txbxContent>
@@ -15585,15 +15561,7 @@
                             <w:bCs/>
                             <w:lang w:val="en-US"/>
                           </w:rPr>
-                          <w:t>S</w:t>
-                        </w:r>
-                        <w:r>
-                          <w:rPr>
-                            <w:b/>
-                            <w:bCs/>
-                            <w:lang w:val="en-US"/>
-                          </w:rPr>
-                          <w:t>2</w:t>
+                          <w:t>S2</w:t>
                         </w:r>
                       </w:p>
                     </w:txbxContent>
@@ -15930,15 +15898,7 @@
                                   <w:bCs/>
                                   <w:lang w:val="en-US"/>
                                 </w:rPr>
-                                <w:t>display</w:t>
-                              </w:r>
-                              <w:r>
-                                <w:rPr>
-                                  <w:b/>
-                                  <w:bCs/>
-                                  <w:lang w:val="en-US"/>
-                                </w:rPr>
-                                <w:t>(</w:t>
+                                <w:t>display(</w:t>
                               </w:r>
                               <w:proofErr w:type="gramEnd"/>
                               <w:r>
@@ -16071,15 +16031,7 @@
                             <w:bCs/>
                             <w:lang w:val="en-US"/>
                           </w:rPr>
-                          <w:t>display</w:t>
-                        </w:r>
-                        <w:r>
-                          <w:rPr>
-                            <w:b/>
-                            <w:bCs/>
-                            <w:lang w:val="en-US"/>
-                          </w:rPr>
-                          <w:t>(</w:t>
+                          <w:t>display(</w:t>
                         </w:r>
                         <w:proofErr w:type="gramEnd"/>
                         <w:r>
@@ -16527,6 +16479,250 @@
           <w:lang w:val="en-US"/>
         </w:rPr>
         <w:t xml:space="preserve"> with arguments</w:t>
+      </w:r>
+    </w:p>
+    <w:p>
+      <w:pPr>
+        <w:ind w:left="-284"/>
+        <w:rPr>
+          <w:rFonts w:ascii="Bookman Old Style" w:hAnsi="Bookman Old Style"/>
+          <w:b/>
+          <w:bCs/>
+          <w:color w:val="000000" w:themeColor="text1"/>
+          <w:lang w:val="en-US"/>
+        </w:rPr>
+      </w:pPr>
+    </w:p>
+    <w:p>
+      <w:pPr>
+        <w:ind w:left="-284"/>
+        <w:rPr>
+          <w:rFonts w:ascii="Bookman Old Style" w:hAnsi="Bookman Old Style"/>
+          <w:b/>
+          <w:bCs/>
+          <w:color w:val="EE0000"/>
+          <w:lang w:val="en-US"/>
+        </w:rPr>
+      </w:pPr>
+      <w:r>
+        <w:rPr>
+          <w:rFonts w:ascii="Bookman Old Style" w:hAnsi="Bookman Old Style"/>
+          <w:b/>
+          <w:bCs/>
+          <w:color w:val="EE0000"/>
+          <w:lang w:val="en-US"/>
+        </w:rPr>
+        <w:t>OVERLOADING</w:t>
+      </w:r>
+    </w:p>
+    <w:p>
+      <w:pPr>
+        <w:pStyle w:val="ListParagraph"/>
+        <w:numPr>
+          <w:ilvl w:val="0"/>
+          <w:numId w:val="18"/>
+        </w:numPr>
+        <w:rPr>
+          <w:rFonts w:ascii="Bookman Old Style" w:hAnsi="Bookman Old Style"/>
+          <w:b/>
+          <w:bCs/>
+          <w:color w:val="000000" w:themeColor="text1"/>
+          <w:highlight w:val="yellow"/>
+          <w:lang w:val="en-US"/>
+        </w:rPr>
+      </w:pPr>
+      <w:r>
+        <w:rPr>
+          <w:rFonts w:ascii="Bookman Old Style" w:hAnsi="Bookman Old Style"/>
+          <w:b/>
+          <w:bCs/>
+          <w:color w:val="000000" w:themeColor="text1"/>
+          <w:highlight w:val="yellow"/>
+          <w:lang w:val="en-US"/>
+        </w:rPr>
+        <w:t>Same property different behavior in a same class</w:t>
+      </w:r>
+    </w:p>
+    <w:p>
+      <w:pPr>
+        <w:pStyle w:val="ListParagraph"/>
+        <w:numPr>
+          <w:ilvl w:val="0"/>
+          <w:numId w:val="18"/>
+        </w:numPr>
+        <w:rPr>
+          <w:rFonts w:ascii="Bookman Old Style" w:hAnsi="Bookman Old Style"/>
+          <w:b/>
+          <w:bCs/>
+          <w:color w:val="000000" w:themeColor="text1"/>
+          <w:lang w:val="en-US"/>
+        </w:rPr>
+      </w:pPr>
+      <w:r>
+        <w:rPr>
+          <w:rFonts w:ascii="Bookman Old Style" w:hAnsi="Bookman Old Style"/>
+          <w:b/>
+          <w:bCs/>
+          <w:color w:val="000000" w:themeColor="text1"/>
+          <w:lang w:val="en-US"/>
+        </w:rPr>
+        <w:t>Same function name different arguments in a same class</w:t>
+      </w:r>
+    </w:p>
+    <w:p>
+      <w:pPr>
+        <w:pStyle w:val="ListParagraph"/>
+        <w:numPr>
+          <w:ilvl w:val="0"/>
+          <w:numId w:val="18"/>
+        </w:numPr>
+        <w:rPr>
+          <w:rFonts w:ascii="Bookman Old Style" w:hAnsi="Bookman Old Style"/>
+          <w:b/>
+          <w:bCs/>
+          <w:color w:val="000000" w:themeColor="text1"/>
+          <w:lang w:val="en-US"/>
+        </w:rPr>
+      </w:pPr>
+      <w:r>
+        <w:rPr>
+          <w:rFonts w:ascii="Bookman Old Style" w:hAnsi="Bookman Old Style"/>
+          <w:b/>
+          <w:bCs/>
+          <w:color w:val="000000" w:themeColor="text1"/>
+          <w:lang w:val="en-US"/>
+        </w:rPr>
+        <w:t>It can applicable for normal function, static function and constructor</w:t>
+      </w:r>
+    </w:p>
+    <w:p>
+      <w:pPr>
+        <w:pStyle w:val="ListParagraph"/>
+        <w:numPr>
+          <w:ilvl w:val="0"/>
+          <w:numId w:val="18"/>
+        </w:numPr>
+        <w:rPr>
+          <w:rFonts w:ascii="Bookman Old Style" w:hAnsi="Bookman Old Style"/>
+          <w:b/>
+          <w:bCs/>
+          <w:color w:val="000000" w:themeColor="text1"/>
+          <w:lang w:val="en-US"/>
+        </w:rPr>
+      </w:pPr>
+      <w:r>
+        <w:rPr>
+          <w:rFonts w:ascii="Bookman Old Style" w:hAnsi="Bookman Old Style"/>
+          <w:b/>
+          <w:bCs/>
+          <w:color w:val="000000" w:themeColor="text1"/>
+          <w:lang w:val="en-US"/>
+        </w:rPr>
+        <w:t xml:space="preserve">It’s not an object orientation. It’s a concept like </w:t>
+      </w:r>
+      <w:proofErr w:type="gramStart"/>
+      <w:r>
+        <w:rPr>
+          <w:rFonts w:ascii="Bookman Old Style" w:hAnsi="Bookman Old Style"/>
+          <w:b/>
+          <w:bCs/>
+          <w:color w:val="000000" w:themeColor="text1"/>
+          <w:lang w:val="en-US"/>
+        </w:rPr>
+        <w:t>variable ,</w:t>
+      </w:r>
+      <w:proofErr w:type="gramEnd"/>
+      <w:r>
+        <w:rPr>
+          <w:rFonts w:ascii="Bookman Old Style" w:hAnsi="Bookman Old Style"/>
+          <w:b/>
+          <w:bCs/>
+          <w:color w:val="000000" w:themeColor="text1"/>
+          <w:lang w:val="en-US"/>
+        </w:rPr>
+        <w:t xml:space="preserve"> loops, …</w:t>
+      </w:r>
+    </w:p>
+    <w:p>
+      <w:pPr>
+        <w:pStyle w:val="ListParagraph"/>
+        <w:numPr>
+          <w:ilvl w:val="0"/>
+          <w:numId w:val="18"/>
+        </w:numPr>
+        <w:rPr>
+          <w:rFonts w:ascii="Bookman Old Style" w:hAnsi="Bookman Old Style"/>
+          <w:b/>
+          <w:bCs/>
+          <w:color w:val="000000" w:themeColor="text1"/>
+          <w:lang w:val="en-US"/>
+        </w:rPr>
+      </w:pPr>
+      <w:r>
+        <w:rPr>
+          <w:rFonts w:ascii="Bookman Old Style" w:hAnsi="Bookman Old Style"/>
+          <w:b/>
+          <w:bCs/>
+          <w:color w:val="000000" w:themeColor="text1"/>
+          <w:lang w:val="en-US"/>
+        </w:rPr>
+        <w:t xml:space="preserve">C (Structure orientation): </w:t>
+      </w:r>
+      <w:proofErr w:type="spellStart"/>
+      <w:proofErr w:type="gramStart"/>
+      <w:r>
+        <w:rPr>
+          <w:rFonts w:ascii="Bookman Old Style" w:hAnsi="Bookman Old Style"/>
+          <w:b/>
+          <w:bCs/>
+          <w:color w:val="000000" w:themeColor="text1"/>
+          <w:lang w:val="en-US"/>
+        </w:rPr>
+        <w:t>printf</w:t>
+      </w:r>
+      <w:proofErr w:type="spellEnd"/>
+      <w:r>
+        <w:rPr>
+          <w:rFonts w:ascii="Bookman Old Style" w:hAnsi="Bookman Old Style"/>
+          <w:b/>
+          <w:bCs/>
+          <w:color w:val="000000" w:themeColor="text1"/>
+          <w:lang w:val="en-US"/>
+        </w:rPr>
+        <w:t>(</w:t>
+      </w:r>
+      <w:proofErr w:type="gramEnd"/>
+      <w:r>
+        <w:rPr>
+          <w:rFonts w:ascii="Bookman Old Style" w:hAnsi="Bookman Old Style"/>
+          <w:b/>
+          <w:bCs/>
+          <w:color w:val="000000" w:themeColor="text1"/>
+          <w:lang w:val="en-US"/>
+        </w:rPr>
+        <w:t xml:space="preserve">100), </w:t>
+      </w:r>
+      <w:proofErr w:type="spellStart"/>
+      <w:r>
+        <w:rPr>
+          <w:rFonts w:ascii="Bookman Old Style" w:hAnsi="Bookman Old Style"/>
+          <w:b/>
+          <w:bCs/>
+          <w:color w:val="000000" w:themeColor="text1"/>
+          <w:lang w:val="en-US"/>
+        </w:rPr>
+        <w:t>printf</w:t>
+      </w:r>
+      <w:proofErr w:type="spellEnd"/>
+      <w:r>
+        <w:rPr>
+          <w:rFonts w:ascii="Bookman Old Style" w:hAnsi="Bookman Old Style"/>
+          <w:b/>
+          <w:bCs/>
+          <w:color w:val="000000" w:themeColor="text1"/>
+          <w:lang w:val="en-US"/>
+        </w:rPr>
+        <w:t>(“welcome”)</w:t>
       </w:r>
     </w:p>
     <w:p>
@@ -18086,6 +18282,95 @@
       <w:lvlJc w:val="right"/>
       <w:pPr>
         <w:ind w:left="6844" w:hanging="180"/>
+      </w:pPr>
+    </w:lvl>
+  </w:abstractNum>
+  <w:abstractNum w:abstractNumId="17" w15:restartNumberingAfterBreak="0">
+    <w:nsid w:val="7FF818F9"/>
+    <w:multiLevelType w:val="hybridMultilevel"/>
+    <w:tmpl w:val="9C7E044E"/>
+    <w:lvl w:ilvl="0" w:tplc="81146FFC">
+      <w:start w:val="1"/>
+      <w:numFmt w:val="decimal"/>
+      <w:lvlText w:val="%1."/>
+      <w:lvlJc w:val="left"/>
+      <w:pPr>
+        <w:ind w:left="1080" w:hanging="360"/>
+      </w:pPr>
+      <w:rPr>
+        <w:rFonts w:hint="default"/>
+      </w:rPr>
+    </w:lvl>
+    <w:lvl w:ilvl="1" w:tplc="40090019" w:tentative="1">
+      <w:start w:val="1"/>
+      <w:numFmt w:val="lowerLetter"/>
+      <w:lvlText w:val="%2."/>
+      <w:lvlJc w:val="left"/>
+      <w:pPr>
+        <w:ind w:left="1800" w:hanging="360"/>
+      </w:pPr>
+    </w:lvl>
+    <w:lvl w:ilvl="2" w:tplc="4009001B" w:tentative="1">
+      <w:start w:val="1"/>
+      <w:numFmt w:val="lowerRoman"/>
+      <w:lvlText w:val="%3."/>
+      <w:lvlJc w:val="right"/>
+      <w:pPr>
+        <w:ind w:left="2520" w:hanging="180"/>
+      </w:pPr>
+    </w:lvl>
+    <w:lvl w:ilvl="3" w:tplc="4009000F" w:tentative="1">
+      <w:start w:val="1"/>
+      <w:numFmt w:val="decimal"/>
+      <w:lvlText w:val="%4."/>
+      <w:lvlJc w:val="left"/>
+      <w:pPr>
+        <w:ind w:left="3240" w:hanging="360"/>
+      </w:pPr>
+    </w:lvl>
+    <w:lvl w:ilvl="4" w:tplc="40090019" w:tentative="1">
+      <w:start w:val="1"/>
+      <w:numFmt w:val="lowerLetter"/>
+      <w:lvlText w:val="%5."/>
+      <w:lvlJc w:val="left"/>
+      <w:pPr>
+        <w:ind w:left="3960" w:hanging="360"/>
+      </w:pPr>
+    </w:lvl>
+    <w:lvl w:ilvl="5" w:tplc="4009001B" w:tentative="1">
+      <w:start w:val="1"/>
+      <w:numFmt w:val="lowerRoman"/>
+      <w:lvlText w:val="%6."/>
+      <w:lvlJc w:val="right"/>
+      <w:pPr>
+        <w:ind w:left="4680" w:hanging="180"/>
+      </w:pPr>
+    </w:lvl>
+    <w:lvl w:ilvl="6" w:tplc="4009000F" w:tentative="1">
+      <w:start w:val="1"/>
+      <w:numFmt w:val="decimal"/>
+      <w:lvlText w:val="%7."/>
+      <w:lvlJc w:val="left"/>
+      <w:pPr>
+        <w:ind w:left="5400" w:hanging="360"/>
+      </w:pPr>
+    </w:lvl>
+    <w:lvl w:ilvl="7" w:tplc="40090019" w:tentative="1">
+      <w:start w:val="1"/>
+      <w:numFmt w:val="lowerLetter"/>
+      <w:lvlText w:val="%8."/>
+      <w:lvlJc w:val="left"/>
+      <w:pPr>
+        <w:ind w:left="6120" w:hanging="360"/>
+      </w:pPr>
+    </w:lvl>
+    <w:lvl w:ilvl="8" w:tplc="4009001B" w:tentative="1">
+      <w:start w:val="1"/>
+      <w:numFmt w:val="lowerRoman"/>
+      <w:lvlText w:val="%9."/>
+      <w:lvlJc w:val="right"/>
+      <w:pPr>
+        <w:ind w:left="6840" w:hanging="180"/>
       </w:pPr>
     </w:lvl>
   </w:abstractNum>
@@ -18139,6 +18424,9 @@
   </w:num>
   <w:num w:numId="17" w16cid:durableId="328949207">
     <w:abstractNumId w:val="16"/>
+  </w:num>
+  <w:num w:numId="18" w16cid:durableId="816070194">
+    <w:abstractNumId w:val="17"/>
   </w:num>
 </w:numbering>
 </file>
@@ -19296,7 +19584,7 @@
   <inkml:trace contextRef="#ctx0" brushRef="#br0" timeOffset="7940.29">4196 2169 24575,'0'0'0,"0"0"0,0 0 0,0 0 0,0 0 0,0 6 0,2 11 0,3 11 0,5 11 0,2 7 0,2 7 0,1 0 0,-3-8 0,-3-12 0,-4-10 0,-1-9 0,-3-6-8191</inkml:trace>
   <inkml:trace contextRef="#ctx0" brushRef="#br0" timeOffset="8117.12">4120 1856 24575,'0'0'0,"0"0"0</inkml:trace>
   <inkml:trace contextRef="#ctx0" brushRef="#br0" timeOffset="8768.34">4344 2019 24575,'4'10'0,"24"56"0,4-1 0,3-1 0,2-2 0,50 62 0,-86-132 0,-9-24 0,-8-47 0,16 63 0,0 1 0,1 0 0,0 0 0,1 0 0,1 0 0,8-27 0,-8 33 0,0 0 0,1 0 0,0 0 0,1 1 0,0 0 0,0-1 0,1 2 0,0-1 0,0 1 0,0 0 0,15-12 0,-18 17 0,1 0 0,0 0 0,0 1 0,0-1 0,0 1 0,1-1 0,-1 2 0,0-1 0,1 0 0,-1 1 0,0-1 0,1 1 0,-1 1 0,0-1 0,1 0 0,-1 1 0,0 0 0,1 0 0,-1 0 0,0 1 0,0 0 0,6 3 0,10 5 0,0 1 0,-1 1 0,19 15 0,-26-19 0,12 10-124,0 1 0,-1 1 0,0 1 0,-2 1 0,-1 0 0,-1 2-1,-1 1 1,0 0 0,-2 1 0,23 51 0,-32-60-6702</inkml:trace>
-  <inkml:trace contextRef="#ctx0" brushRef="#br0" timeOffset="8973.35">5129 2180 24575,'0'0'0,"2"6"0,3 11 0,3 9 0,0 0 0,-2-5 0,-1-3 0,-2-6 0,-1-3-8191</inkml:trace>
+  <inkml:trace contextRef="#ctx0" brushRef="#br0" timeOffset="8973.34">5129 2180 24575,'0'0'0,"2"6"0,3 11 0,3 9 0,0 0 0,-2-5 0,-1-3 0,-2-6 0,-1-3-8191</inkml:trace>
   <inkml:trace contextRef="#ctx0" brushRef="#br0" timeOffset="9130.14">4817 1757 24575,'0'0'0,"0"0"0</inkml:trace>
   <inkml:trace contextRef="#ctx0" brushRef="#br0" timeOffset="9480.34">5340 1831 24575,'0'0'0,"0"3"0,12 49 0,1 0 0,3 0 0,34 72 0,-36-92 0,-2-2 0,1 0 0,2-2 0,25 39 0,-35-59 0,1-1 0,-1 0 0,1 0 0,1 0 0,-1-1 0,1 0 0,0 0 0,0-1 0,1 0 0,0 0 0,0-1 0,0 0 0,0 0 0,0-1 0,1 0 0,17 4 0,-22-7-62,1 0 0,0 0 0,0 0 0,-1-1 0,1 1 0,0-1 0,-1 0 0,1 0 0,-1-1 0,1 0 0,-1 1 0,0-1-1,1-1 1,-1 1 0,0-1 0,-1 1 0,1-1 0,0 0 0,-1-1 0,1 1 0,2-5 0,6-7-6764</inkml:trace>
   <inkml:trace contextRef="#ctx0" brushRef="#br0" timeOffset="9704.23">5340 2106 24575,'0'0'0,"0"0"0,6 0 0,11-2 0,11-3 0,17-5 0,17-4 0,7-5 0,-5 1 0,-14 4 0,-13 1 0,-11 4 0,-10 3 0,-7 3-8191</inkml:trace>

--- a/src/zdocument/Class Document_Backend.docx
+++ b/src/zdocument/Class Document_Backend.docx
@@ -16727,6 +16727,7 @@
     </w:p>
     <w:p>
       <w:pPr>
+        <w:ind w:left="-284"/>
         <w:rPr>
           <w:rFonts w:ascii="Bookman Old Style" w:hAnsi="Bookman Old Style"/>
           <w:b/>
@@ -16735,6 +16736,4286 @@
           <w:lang w:val="en-US"/>
         </w:rPr>
       </w:pPr>
+    </w:p>
+    <w:p>
+      <w:pPr>
+        <w:ind w:left="-284"/>
+        <w:rPr>
+          <w:rFonts w:ascii="Bookman Old Style" w:hAnsi="Bookman Old Style"/>
+          <w:b/>
+          <w:bCs/>
+          <w:color w:val="EE0000"/>
+          <w:lang w:val="en-US"/>
+        </w:rPr>
+      </w:pPr>
+      <w:r>
+        <w:rPr>
+          <w:rFonts w:ascii="Bookman Old Style" w:hAnsi="Bookman Old Style"/>
+          <w:b/>
+          <w:bCs/>
+          <w:color w:val="EE0000"/>
+          <w:lang w:val="en-US"/>
+        </w:rPr>
+        <w:t>FEATURES OF OBJECT ORIENTATION:</w:t>
+      </w:r>
+    </w:p>
+    <w:p>
+      <w:pPr>
+        <w:ind w:left="-284"/>
+        <w:rPr>
+          <w:rFonts w:ascii="Bookman Old Style" w:hAnsi="Bookman Old Style"/>
+          <w:b/>
+          <w:bCs/>
+          <w:color w:val="000000" w:themeColor="text1"/>
+          <w:lang w:val="en-US"/>
+        </w:rPr>
+      </w:pPr>
+      <w:r>
+        <w:rPr>
+          <w:rFonts w:ascii="Bookman Old Style" w:hAnsi="Bookman Old Style"/>
+          <w:b/>
+          <w:bCs/>
+          <w:color w:val="000000" w:themeColor="text1"/>
+          <w:lang w:val="en-US"/>
+        </w:rPr>
+        <w:tab/>
+        <w:t>Class: Inheritance =&gt; Polymorphism =&gt; Overriding =&gt; Abstraction</w:t>
+      </w:r>
+    </w:p>
+    <w:p>
+      <w:pPr>
+        <w:ind w:left="-284"/>
+        <w:rPr>
+          <w:rFonts w:ascii="Bookman Old Style" w:hAnsi="Bookman Old Style"/>
+          <w:b/>
+          <w:bCs/>
+          <w:color w:val="000000" w:themeColor="text1"/>
+          <w:lang w:val="en-US"/>
+        </w:rPr>
+      </w:pPr>
+      <w:r>
+        <w:rPr>
+          <w:rFonts w:ascii="Bookman Old Style" w:hAnsi="Bookman Old Style"/>
+          <w:b/>
+          <w:bCs/>
+          <w:color w:val="000000" w:themeColor="text1"/>
+          <w:lang w:val="en-US"/>
+        </w:rPr>
+        <w:tab/>
+        <w:t>Object: Encapsulation =&gt; Data Binding =&gt; Message Passing</w:t>
+      </w:r>
+    </w:p>
+    <w:p>
+      <w:pPr>
+        <w:rPr>
+          <w:rFonts w:ascii="Bookman Old Style" w:hAnsi="Bookman Old Style"/>
+          <w:b/>
+          <w:bCs/>
+          <w:color w:val="000000" w:themeColor="text1"/>
+          <w:lang w:val="en-US"/>
+        </w:rPr>
+      </w:pPr>
+      <w:r>
+        <w:rPr>
+          <w:rFonts w:ascii="Bookman Old Style" w:hAnsi="Bookman Old Style"/>
+          <w:b/>
+          <w:bCs/>
+          <w:color w:val="000000" w:themeColor="text1"/>
+          <w:lang w:val="en-US"/>
+        </w:rPr>
+        <w:br w:type="page"/>
+      </w:r>
+    </w:p>
+    <w:p>
+      <w:pPr>
+        <w:rPr>
+          <w:rFonts w:ascii="Bookman Old Style" w:hAnsi="Bookman Old Style"/>
+          <w:b/>
+          <w:bCs/>
+          <w:color w:val="EE0000"/>
+          <w:lang w:val="en-US"/>
+        </w:rPr>
+      </w:pPr>
+      <w:r>
+        <w:rPr>
+          <w:rFonts w:ascii="Bookman Old Style" w:hAnsi="Bookman Old Style"/>
+          <w:b/>
+          <w:bCs/>
+          <w:color w:val="EE0000"/>
+          <w:lang w:val="en-US"/>
+        </w:rPr>
+        <w:lastRenderedPageBreak/>
+        <w:t>INHERITANCE:</w:t>
+      </w:r>
+    </w:p>
+    <w:p>
+      <w:pPr>
+        <w:rPr>
+          <w:rFonts w:ascii="Bookman Old Style" w:hAnsi="Bookman Old Style"/>
+          <w:b/>
+          <w:bCs/>
+          <w:color w:val="000000" w:themeColor="text1"/>
+          <w:lang w:val="en-US"/>
+        </w:rPr>
+      </w:pPr>
+      <w:r>
+        <w:rPr>
+          <w:rFonts w:ascii="Bookman Old Style" w:hAnsi="Bookman Old Style"/>
+          <w:b/>
+          <w:bCs/>
+          <w:noProof/>
+          <w:color w:val="000000" w:themeColor="text1"/>
+          <w:lang w:val="en-US"/>
+        </w:rPr>
+        <mc:AlternateContent>
+          <mc:Choice Requires="wps">
+            <w:drawing>
+              <wp:anchor distT="0" distB="0" distL="114300" distR="114300" simplePos="0" relativeHeight="251893760" behindDoc="0" locked="0" layoutInCell="1" allowOverlap="1" wp14:anchorId="610B7388" wp14:editId="511BF10C">
+                <wp:simplePos x="0" y="0"/>
+                <wp:positionH relativeFrom="column">
+                  <wp:posOffset>3590346</wp:posOffset>
+                </wp:positionH>
+                <wp:positionV relativeFrom="paragraph">
+                  <wp:posOffset>1139825</wp:posOffset>
+                </wp:positionV>
+                <wp:extent cx="1607736" cy="306475"/>
+                <wp:effectExtent l="742950" t="0" r="12065" b="55880"/>
+                <wp:wrapNone/>
+                <wp:docPr id="1398825918" name="Callout: Bent Line 67"/>
+                <wp:cNvGraphicFramePr/>
+                <a:graphic xmlns:a="http://schemas.openxmlformats.org/drawingml/2006/main">
+                  <a:graphicData uri="http://schemas.microsoft.com/office/word/2010/wordprocessingShape">
+                    <wps:wsp>
+                      <wps:cNvSpPr/>
+                      <wps:spPr>
+                        <a:xfrm>
+                          <a:off x="0" y="0"/>
+                          <a:ext cx="1607736" cy="306475"/>
+                        </a:xfrm>
+                        <a:prstGeom prst="borderCallout2">
+                          <a:avLst/>
+                        </a:prstGeom>
+                      </wps:spPr>
+                      <wps:style>
+                        <a:lnRef idx="2">
+                          <a:schemeClr val="accent1">
+                            <a:shade val="15000"/>
+                          </a:schemeClr>
+                        </a:lnRef>
+                        <a:fillRef idx="1">
+                          <a:schemeClr val="accent1"/>
+                        </a:fillRef>
+                        <a:effectRef idx="0">
+                          <a:schemeClr val="accent1"/>
+                        </a:effectRef>
+                        <a:fontRef idx="minor">
+                          <a:schemeClr val="lt1"/>
+                        </a:fontRef>
+                      </wps:style>
+                      <wps:txbx>
+                        <w:txbxContent>
+                          <w:p>
+                            <w:pPr>
+                              <w:jc w:val="center"/>
+                              <w:rPr>
+                                <w:lang w:val="en-US"/>
+                              </w:rPr>
+                            </w:pPr>
+                            <w:r>
+                              <w:rPr>
+                                <w:lang w:val="en-US"/>
+                              </w:rPr>
+                              <w:t>Child</w:t>
+                            </w:r>
+                            <w:r>
+                              <w:rPr>
+                                <w:lang w:val="en-US"/>
+                              </w:rPr>
+                              <w:t>/</w:t>
+                            </w:r>
+                            <w:r>
+                              <w:rPr>
+                                <w:lang w:val="en-US"/>
+                              </w:rPr>
+                              <w:t>Derived</w:t>
+                            </w:r>
+                            <w:r>
+                              <w:rPr>
+                                <w:lang w:val="en-US"/>
+                              </w:rPr>
+                              <w:t>/Su</w:t>
+                            </w:r>
+                            <w:r>
+                              <w:rPr>
+                                <w:lang w:val="en-US"/>
+                              </w:rPr>
+                              <w:t>b</w:t>
+                            </w:r>
+                          </w:p>
+                          <w:p>
+                            <w:pPr>
+                              <w:jc w:val="center"/>
+                            </w:pPr>
+                          </w:p>
+                        </w:txbxContent>
+                      </wps:txbx>
+                      <wps:bodyPr rot="0" spcFirstLastPara="0" vertOverflow="overflow" horzOverflow="overflow" vert="horz" wrap="square" lIns="91440" tIns="45720" rIns="91440" bIns="45720" numCol="1" spcCol="0" rtlCol="0" fromWordArt="0" anchor="ctr" anchorCtr="0" forceAA="0" compatLnSpc="1">
+                        <a:prstTxWarp prst="textNoShape">
+                          <a:avLst/>
+                        </a:prstTxWarp>
+                        <a:noAutofit/>
+                      </wps:bodyPr>
+                    </wps:wsp>
+                  </a:graphicData>
+                </a:graphic>
+                <wp14:sizeRelV relativeFrom="margin">
+                  <wp14:pctHeight>0</wp14:pctHeight>
+                </wp14:sizeRelV>
+              </wp:anchor>
+            </w:drawing>
+          </mc:Choice>
+          <mc:Fallback>
+            <w:pict>
+              <v:shapetype w14:anchorId="610B7388" id="_x0000_t48" coordsize="21600,21600" o:spt="48" adj="-10080,24300,-3600,4050,-1800,4050" path="m@0@1l@2@3@4@5nfem,l21600,r,21600l,21600xe">
+                <v:stroke joinstyle="miter"/>
+                <v:formulas>
+                  <v:f eqn="val #0"/>
+                  <v:f eqn="val #1"/>
+                  <v:f eqn="val #2"/>
+                  <v:f eqn="val #3"/>
+                  <v:f eqn="val #4"/>
+                  <v:f eqn="val #5"/>
+                </v:formulas>
+                <v:path arrowok="t" o:extrusionok="f" gradientshapeok="t" o:connecttype="custom" o:connectlocs="@0,@1;10800,0;10800,21600;0,10800;21600,10800"/>
+                <v:handles>
+                  <v:h position="#0,#1"/>
+                  <v:h position="#2,#3"/>
+                  <v:h position="#4,#5"/>
+                </v:handles>
+                <o:callout v:ext="edit" on="t"/>
+              </v:shapetype>
+              <v:shape id="Callout: Bent Line 67" o:spid="_x0000_s1081" type="#_x0000_t48" style="position:absolute;margin-left:282.7pt;margin-top:89.75pt;width:126.6pt;height:24.15pt;z-index:251893760;visibility:visible;mso-wrap-style:square;mso-height-percent:0;mso-wrap-distance-left:9pt;mso-wrap-distance-top:0;mso-wrap-distance-right:9pt;mso-wrap-distance-bottom:0;mso-position-horizontal:absolute;mso-position-horizontal-relative:text;mso-position-vertical:absolute;mso-position-vertical-relative:text;mso-height-percent:0;mso-height-relative:margin;v-text-anchor:middle" o:gfxdata="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" fillcolor="#4472c4 [3204]" strokecolor="#09101d [484]" strokeweight="1pt">
+                <v:textbox>
+                  <w:txbxContent>
+                    <w:p>
+                      <w:pPr>
+                        <w:jc w:val="center"/>
+                        <w:rPr>
+                          <w:lang w:val="en-US"/>
+                        </w:rPr>
+                      </w:pPr>
+                      <w:r>
+                        <w:rPr>
+                          <w:lang w:val="en-US"/>
+                        </w:rPr>
+                        <w:t>Child</w:t>
+                      </w:r>
+                      <w:r>
+                        <w:rPr>
+                          <w:lang w:val="en-US"/>
+                        </w:rPr>
+                        <w:t>/</w:t>
+                      </w:r>
+                      <w:r>
+                        <w:rPr>
+                          <w:lang w:val="en-US"/>
+                        </w:rPr>
+                        <w:t>Derived</w:t>
+                      </w:r>
+                      <w:r>
+                        <w:rPr>
+                          <w:lang w:val="en-US"/>
+                        </w:rPr>
+                        <w:t>/Su</w:t>
+                      </w:r>
+                      <w:r>
+                        <w:rPr>
+                          <w:lang w:val="en-US"/>
+                        </w:rPr>
+                        <w:t>b</w:t>
+                      </w:r>
+                    </w:p>
+                    <w:p>
+                      <w:pPr>
+                        <w:jc w:val="center"/>
+                      </w:pPr>
+                    </w:p>
+                  </w:txbxContent>
+                </v:textbox>
+                <o:callout v:ext="edit" minusy="t"/>
+              </v:shape>
+            </w:pict>
+          </mc:Fallback>
+        </mc:AlternateContent>
+      </w:r>
+      <w:r>
+        <w:rPr>
+          <w:rFonts w:ascii="Bookman Old Style" w:hAnsi="Bookman Old Style"/>
+          <w:b/>
+          <w:bCs/>
+          <w:noProof/>
+          <w:color w:val="000000" w:themeColor="text1"/>
+          <w:lang w:val="en-US"/>
+        </w:rPr>
+        <mc:AlternateContent>
+          <mc:Choice Requires="wps">
+            <w:drawing>
+              <wp:anchor distT="0" distB="0" distL="114300" distR="114300" simplePos="0" relativeHeight="251892736" behindDoc="0" locked="0" layoutInCell="1" allowOverlap="1" wp14:anchorId="22801882" wp14:editId="14B291FA">
+                <wp:simplePos x="0" y="0"/>
+                <wp:positionH relativeFrom="column">
+                  <wp:posOffset>1424982</wp:posOffset>
+                </wp:positionH>
+                <wp:positionV relativeFrom="paragraph">
+                  <wp:posOffset>583160</wp:posOffset>
+                </wp:positionV>
+                <wp:extent cx="1923415" cy="331470"/>
+                <wp:effectExtent l="590550" t="0" r="19685" b="373380"/>
+                <wp:wrapNone/>
+                <wp:docPr id="1792095324" name="Callout: Bent Line 66"/>
+                <wp:cNvGraphicFramePr/>
+                <a:graphic xmlns:a="http://schemas.openxmlformats.org/drawingml/2006/main">
+                  <a:graphicData uri="http://schemas.microsoft.com/office/word/2010/wordprocessingShape">
+                    <wps:wsp>
+                      <wps:cNvSpPr/>
+                      <wps:spPr>
+                        <a:xfrm>
+                          <a:off x="0" y="0"/>
+                          <a:ext cx="1923415" cy="331470"/>
+                        </a:xfrm>
+                        <a:prstGeom prst="borderCallout2">
+                          <a:avLst>
+                            <a:gd name="adj1" fmla="val 18750"/>
+                            <a:gd name="adj2" fmla="val -8333"/>
+                            <a:gd name="adj3" fmla="val 18750"/>
+                            <a:gd name="adj4" fmla="val -16667"/>
+                            <a:gd name="adj5" fmla="val 212412"/>
+                            <a:gd name="adj6" fmla="val -30366"/>
+                          </a:avLst>
+                        </a:prstGeom>
+                      </wps:spPr>
+                      <wps:style>
+                        <a:lnRef idx="2">
+                          <a:schemeClr val="accent1">
+                            <a:shade val="15000"/>
+                          </a:schemeClr>
+                        </a:lnRef>
+                        <a:fillRef idx="1">
+                          <a:schemeClr val="accent1"/>
+                        </a:fillRef>
+                        <a:effectRef idx="0">
+                          <a:schemeClr val="accent1"/>
+                        </a:effectRef>
+                        <a:fontRef idx="minor">
+                          <a:schemeClr val="lt1"/>
+                        </a:fontRef>
+                      </wps:style>
+                      <wps:txbx>
+                        <w:txbxContent>
+                          <w:p>
+                            <w:pPr>
+                              <w:jc w:val="center"/>
+                              <w:rPr>
+                                <w:lang w:val="en-US"/>
+                              </w:rPr>
+                            </w:pPr>
+                            <w:r>
+                              <w:rPr>
+                                <w:lang w:val="en-US"/>
+                              </w:rPr>
+                              <w:t>Parent/Base/Super</w:t>
+                            </w:r>
+                          </w:p>
+                        </w:txbxContent>
+                      </wps:txbx>
+                      <wps:bodyPr rot="0" spcFirstLastPara="0" vertOverflow="overflow" horzOverflow="overflow" vert="horz" wrap="square" lIns="91440" tIns="45720" rIns="91440" bIns="45720" numCol="1" spcCol="0" rtlCol="0" fromWordArt="0" anchor="ctr" anchorCtr="0" forceAA="0" compatLnSpc="1">
+                        <a:prstTxWarp prst="textNoShape">
+                          <a:avLst/>
+                        </a:prstTxWarp>
+                        <a:noAutofit/>
+                      </wps:bodyPr>
+                    </wps:wsp>
+                  </a:graphicData>
+                </a:graphic>
+                <wp14:sizeRelH relativeFrom="margin">
+                  <wp14:pctWidth>0</wp14:pctWidth>
+                </wp14:sizeRelH>
+                <wp14:sizeRelV relativeFrom="margin">
+                  <wp14:pctHeight>0</wp14:pctHeight>
+                </wp14:sizeRelV>
+              </wp:anchor>
+            </w:drawing>
+          </mc:Choice>
+          <mc:Fallback>
+            <w:pict>
+              <v:shape w14:anchorId="22801882" id="Callout: Bent Line 66" o:spid="_x0000_s1082" type="#_x0000_t48" style="position:absolute;margin-left:112.2pt;margin-top:45.9pt;width:151.45pt;height:26.1pt;z-index:251892736;visibility:visible;mso-wrap-style:square;mso-width-percent:0;mso-height-percent:0;mso-wrap-distance-left:9pt;mso-wrap-distance-top:0;mso-wrap-distance-right:9pt;mso-wrap-distance-bottom:0;mso-position-horizontal:absolute;mso-position-horizontal-relative:text;mso-position-vertical:absolute;mso-position-vertical-relative:text;mso-width-percent:0;mso-height-percent:0;mso-width-relative:margin;mso-height-relative:margin;v-text-anchor:middle" o:gfxdata="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" adj="-6559,45881" fillcolor="#4472c4 [3204]" strokecolor="#09101d [484]" strokeweight="1pt">
+                <v:textbox>
+                  <w:txbxContent>
+                    <w:p>
+                      <w:pPr>
+                        <w:jc w:val="center"/>
+                        <w:rPr>
+                          <w:lang w:val="en-US"/>
+                        </w:rPr>
+                      </w:pPr>
+                      <w:r>
+                        <w:rPr>
+                          <w:lang w:val="en-US"/>
+                        </w:rPr>
+                        <w:t>Parent/Base/Super</w:t>
+                      </w:r>
+                    </w:p>
+                  </w:txbxContent>
+                </v:textbox>
+                <o:callout v:ext="edit" minusy="t"/>
+              </v:shape>
+            </w:pict>
+          </mc:Fallback>
+        </mc:AlternateContent>
+      </w:r>
+      <w:r>
+        <w:rPr>
+          <w:rFonts w:ascii="Bookman Old Style" w:hAnsi="Bookman Old Style"/>
+          <w:b/>
+          <w:bCs/>
+          <w:noProof/>
+          <w:color w:val="000000" w:themeColor="text1"/>
+          <w:lang w:val="en-US"/>
+        </w:rPr>
+        <mc:AlternateContent>
+          <mc:Choice Requires="wps">
+            <w:drawing>
+              <wp:anchor distT="0" distB="0" distL="114300" distR="114300" simplePos="0" relativeHeight="251891712" behindDoc="0" locked="0" layoutInCell="1" allowOverlap="1" wp14:anchorId="7E20D000" wp14:editId="164B6C5F">
+                <wp:simplePos x="0" y="0"/>
+                <wp:positionH relativeFrom="column">
+                  <wp:posOffset>1240937</wp:posOffset>
+                </wp:positionH>
+                <wp:positionV relativeFrom="paragraph">
+                  <wp:posOffset>1417173</wp:posOffset>
+                </wp:positionV>
+                <wp:extent cx="743612" cy="0"/>
+                <wp:effectExtent l="0" t="76200" r="18415" b="95250"/>
+                <wp:wrapNone/>
+                <wp:docPr id="630113523" name="Straight Arrow Connector 65"/>
+                <wp:cNvGraphicFramePr/>
+                <a:graphic xmlns:a="http://schemas.openxmlformats.org/drawingml/2006/main">
+                  <a:graphicData uri="http://schemas.microsoft.com/office/word/2010/wordprocessingShape">
+                    <wps:wsp>
+                      <wps:cNvCnPr/>
+                      <wps:spPr>
+                        <a:xfrm>
+                          <a:off x="0" y="0"/>
+                          <a:ext cx="743612" cy="0"/>
+                        </a:xfrm>
+                        <a:prstGeom prst="straightConnector1">
+                          <a:avLst/>
+                        </a:prstGeom>
+                        <a:ln>
+                          <a:tailEnd type="triangle"/>
+                        </a:ln>
+                      </wps:spPr>
+                      <wps:style>
+                        <a:lnRef idx="1">
+                          <a:schemeClr val="accent1"/>
+                        </a:lnRef>
+                        <a:fillRef idx="0">
+                          <a:schemeClr val="accent1"/>
+                        </a:fillRef>
+                        <a:effectRef idx="0">
+                          <a:schemeClr val="accent1"/>
+                        </a:effectRef>
+                        <a:fontRef idx="minor">
+                          <a:schemeClr val="tx1"/>
+                        </a:fontRef>
+                      </wps:style>
+                      <wps:bodyPr/>
+                    </wps:wsp>
+                  </a:graphicData>
+                </a:graphic>
+              </wp:anchor>
+            </w:drawing>
+          </mc:Choice>
+          <mc:Fallback>
+            <w:pict>
+              <v:shapetype w14:anchorId="69382145" id="_x0000_t32" coordsize="21600,21600" o:spt="32" o:oned="t" path="m,l21600,21600e" filled="f">
+                <v:path arrowok="t" fillok="f" o:connecttype="none"/>
+                <o:lock v:ext="edit" shapetype="t"/>
+              </v:shapetype>
+              <v:shape id="Straight Arrow Connector 65" o:spid="_x0000_s1026" type="#_x0000_t32" style="position:absolute;margin-left:97.7pt;margin-top:111.6pt;width:58.55pt;height:0;z-index:251891712;visibility:visible;mso-wrap-style:square;mso-wrap-distance-left:9pt;mso-wrap-distance-top:0;mso-wrap-distance-right:9pt;mso-wrap-distance-bottom:0;mso-position-horizontal:absolute;mso-position-horizontal-relative:text;mso-position-vertical:absolute;mso-position-vertical-relative:text" o:gfxdata="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" strokecolor="#4472c4 [3204]" strokeweight=".5pt">
+                <v:stroke endarrow="block" joinstyle="miter"/>
+              </v:shape>
+            </w:pict>
+          </mc:Fallback>
+        </mc:AlternateContent>
+      </w:r>
+      <w:r>
+        <w:rPr>
+          <w:rFonts w:ascii="Bookman Old Style" w:hAnsi="Bookman Old Style"/>
+          <w:b/>
+          <w:bCs/>
+          <w:noProof/>
+          <w:color w:val="000000" w:themeColor="text1"/>
+          <w:lang w:val="en-US"/>
+        </w:rPr>
+        <mc:AlternateContent>
+          <mc:Choice Requires="wps">
+            <w:drawing>
+              <wp:anchor distT="0" distB="0" distL="114300" distR="114300" simplePos="0" relativeHeight="251890688" behindDoc="0" locked="0" layoutInCell="1" allowOverlap="1" wp14:anchorId="241DE33F" wp14:editId="230E5067">
+                <wp:simplePos x="0" y="0"/>
+                <wp:positionH relativeFrom="column">
+                  <wp:posOffset>1984550</wp:posOffset>
+                </wp:positionH>
+                <wp:positionV relativeFrom="paragraph">
+                  <wp:posOffset>1276141</wp:posOffset>
+                </wp:positionV>
+                <wp:extent cx="854110" cy="321547"/>
+                <wp:effectExtent l="0" t="0" r="22225" b="21590"/>
+                <wp:wrapNone/>
+                <wp:docPr id="1355770265" name="Text Box 64"/>
+                <wp:cNvGraphicFramePr/>
+                <a:graphic xmlns:a="http://schemas.openxmlformats.org/drawingml/2006/main">
+                  <a:graphicData uri="http://schemas.microsoft.com/office/word/2010/wordprocessingShape">
+                    <wps:wsp>
+                      <wps:cNvSpPr txBox="1"/>
+                      <wps:spPr>
+                        <a:xfrm>
+                          <a:off x="0" y="0"/>
+                          <a:ext cx="854110" cy="321547"/>
+                        </a:xfrm>
+                        <a:prstGeom prst="rect">
+                          <a:avLst/>
+                        </a:prstGeom>
+                        <a:solidFill>
+                          <a:schemeClr val="lt1"/>
+                        </a:solidFill>
+                        <a:ln w="6350">
+                          <a:solidFill>
+                            <a:prstClr val="black"/>
+                          </a:solidFill>
+                        </a:ln>
+                      </wps:spPr>
+                      <wps:txbx>
+                        <w:txbxContent>
+                          <w:p>
+                            <w:pPr>
+                              <w:jc w:val="center"/>
+                              <w:rPr>
+                                <w:b/>
+                                <w:bCs/>
+                                <w:lang w:val="en-US"/>
+                              </w:rPr>
+                            </w:pPr>
+                            <w:r>
+                              <w:rPr>
+                                <w:b/>
+                                <w:bCs/>
+                                <w:lang w:val="en-US"/>
+                              </w:rPr>
+                              <w:t>Class-</w:t>
+                            </w:r>
+                            <w:r>
+                              <w:rPr>
+                                <w:b/>
+                                <w:bCs/>
+                                <w:lang w:val="en-US"/>
+                              </w:rPr>
+                              <w:t>B</w:t>
+                            </w:r>
+                          </w:p>
+                        </w:txbxContent>
+                      </wps:txbx>
+                      <wps:bodyPr rot="0" spcFirstLastPara="0" vertOverflow="overflow" horzOverflow="overflow" vert="horz" wrap="square" lIns="91440" tIns="45720" rIns="91440" bIns="45720" numCol="1" spcCol="0" rtlCol="0" fromWordArt="0" anchor="t" anchorCtr="0" forceAA="0" compatLnSpc="1">
+                        <a:prstTxWarp prst="textNoShape">
+                          <a:avLst/>
+                        </a:prstTxWarp>
+                        <a:noAutofit/>
+                      </wps:bodyPr>
+                    </wps:wsp>
+                  </a:graphicData>
+                </a:graphic>
+                <wp14:sizeRelV relativeFrom="margin">
+                  <wp14:pctHeight>0</wp14:pctHeight>
+                </wp14:sizeRelV>
+              </wp:anchor>
+            </w:drawing>
+          </mc:Choice>
+          <mc:Fallback>
+            <w:pict>
+              <v:shape w14:anchorId="241DE33F" id="Text Box 64" o:spid="_x0000_s1083" type="#_x0000_t202" style="position:absolute;margin-left:156.25pt;margin-top:100.5pt;width:67.25pt;height:25.3pt;z-index:251890688;visibility:visible;mso-wrap-style:square;mso-height-percent:0;mso-wrap-distance-left:9pt;mso-wrap-distance-top:0;mso-wrap-distance-right:9pt;mso-wrap-distance-bottom:0;mso-position-horizontal:absolute;mso-position-horizontal-relative:text;mso-position-vertical:absolute;mso-position-vertical-relative:text;mso-height-percent:0;mso-height-relative:margin;v-text-anchor:top" o:gfxdata="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" fillcolor="white [3201]" strokeweight=".5pt">
+                <v:textbox>
+                  <w:txbxContent>
+                    <w:p>
+                      <w:pPr>
+                        <w:jc w:val="center"/>
+                        <w:rPr>
+                          <w:b/>
+                          <w:bCs/>
+                          <w:lang w:val="en-US"/>
+                        </w:rPr>
+                      </w:pPr>
+                      <w:r>
+                        <w:rPr>
+                          <w:b/>
+                          <w:bCs/>
+                          <w:lang w:val="en-US"/>
+                        </w:rPr>
+                        <w:t>Class-</w:t>
+                      </w:r>
+                      <w:r>
+                        <w:rPr>
+                          <w:b/>
+                          <w:bCs/>
+                          <w:lang w:val="en-US"/>
+                        </w:rPr>
+                        <w:t>B</w:t>
+                      </w:r>
+                    </w:p>
+                  </w:txbxContent>
+                </v:textbox>
+              </v:shape>
+            </w:pict>
+          </mc:Fallback>
+        </mc:AlternateContent>
+      </w:r>
+      <w:r>
+        <w:rPr>
+          <w:rFonts w:ascii="Bookman Old Style" w:hAnsi="Bookman Old Style"/>
+          <w:b/>
+          <w:bCs/>
+          <w:noProof/>
+          <w:color w:val="000000" w:themeColor="text1"/>
+          <w:lang w:val="en-US"/>
+        </w:rPr>
+        <mc:AlternateContent>
+          <mc:Choice Requires="wps">
+            <w:drawing>
+              <wp:anchor distT="0" distB="0" distL="114300" distR="114300" simplePos="0" relativeHeight="251888640" behindDoc="0" locked="0" layoutInCell="1" allowOverlap="1" wp14:anchorId="47F7C992" wp14:editId="6A1E2DBB">
+                <wp:simplePos x="0" y="0"/>
+                <wp:positionH relativeFrom="column">
+                  <wp:posOffset>386862</wp:posOffset>
+                </wp:positionH>
+                <wp:positionV relativeFrom="paragraph">
+                  <wp:posOffset>1276497</wp:posOffset>
+                </wp:positionV>
+                <wp:extent cx="854110" cy="321547"/>
+                <wp:effectExtent l="0" t="0" r="22225" b="21590"/>
+                <wp:wrapNone/>
+                <wp:docPr id="836897232" name="Text Box 64"/>
+                <wp:cNvGraphicFramePr/>
+                <a:graphic xmlns:a="http://schemas.openxmlformats.org/drawingml/2006/main">
+                  <a:graphicData uri="http://schemas.microsoft.com/office/word/2010/wordprocessingShape">
+                    <wps:wsp>
+                      <wps:cNvSpPr txBox="1"/>
+                      <wps:spPr>
+                        <a:xfrm>
+                          <a:off x="0" y="0"/>
+                          <a:ext cx="854110" cy="321547"/>
+                        </a:xfrm>
+                        <a:prstGeom prst="rect">
+                          <a:avLst/>
+                        </a:prstGeom>
+                        <a:solidFill>
+                          <a:schemeClr val="lt1"/>
+                        </a:solidFill>
+                        <a:ln w="6350">
+                          <a:solidFill>
+                            <a:prstClr val="black"/>
+                          </a:solidFill>
+                        </a:ln>
+                      </wps:spPr>
+                      <wps:txbx>
+                        <w:txbxContent>
+                          <w:p>
+                            <w:pPr>
+                              <w:jc w:val="center"/>
+                              <w:rPr>
+                                <w:b/>
+                                <w:bCs/>
+                                <w:lang w:val="en-US"/>
+                              </w:rPr>
+                            </w:pPr>
+                            <w:r>
+                              <w:rPr>
+                                <w:b/>
+                                <w:bCs/>
+                                <w:lang w:val="en-US"/>
+                              </w:rPr>
+                              <w:t>Class-A</w:t>
+                            </w:r>
+                          </w:p>
+                        </w:txbxContent>
+                      </wps:txbx>
+                      <wps:bodyPr rot="0" spcFirstLastPara="0" vertOverflow="overflow" horzOverflow="overflow" vert="horz" wrap="square" lIns="91440" tIns="45720" rIns="91440" bIns="45720" numCol="1" spcCol="0" rtlCol="0" fromWordArt="0" anchor="t" anchorCtr="0" forceAA="0" compatLnSpc="1">
+                        <a:prstTxWarp prst="textNoShape">
+                          <a:avLst/>
+                        </a:prstTxWarp>
+                        <a:noAutofit/>
+                      </wps:bodyPr>
+                    </wps:wsp>
+                  </a:graphicData>
+                </a:graphic>
+                <wp14:sizeRelV relativeFrom="margin">
+                  <wp14:pctHeight>0</wp14:pctHeight>
+                </wp14:sizeRelV>
+              </wp:anchor>
+            </w:drawing>
+          </mc:Choice>
+          <mc:Fallback>
+            <w:pict>
+              <v:shape w14:anchorId="47F7C992" id="_x0000_s1084" type="#_x0000_t202" style="position:absolute;margin-left:30.45pt;margin-top:100.5pt;width:67.25pt;height:25.3pt;z-index:251888640;visibility:visible;mso-wrap-style:square;mso-height-percent:0;mso-wrap-distance-left:9pt;mso-wrap-distance-top:0;mso-wrap-distance-right:9pt;mso-wrap-distance-bottom:0;mso-position-horizontal:absolute;mso-position-horizontal-relative:text;mso-position-vertical:absolute;mso-position-vertical-relative:text;mso-height-percent:0;mso-height-relative:margin;v-text-anchor:top" o:gfxdata="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" fillcolor="white [3201]" strokeweight=".5pt">
+                <v:textbox>
+                  <w:txbxContent>
+                    <w:p>
+                      <w:pPr>
+                        <w:jc w:val="center"/>
+                        <w:rPr>
+                          <w:b/>
+                          <w:bCs/>
+                          <w:lang w:val="en-US"/>
+                        </w:rPr>
+                      </w:pPr>
+                      <w:r>
+                        <w:rPr>
+                          <w:b/>
+                          <w:bCs/>
+                          <w:lang w:val="en-US"/>
+                        </w:rPr>
+                        <w:t>Class-A</w:t>
+                      </w:r>
+                    </w:p>
+                  </w:txbxContent>
+                </v:textbox>
+              </v:shape>
+            </w:pict>
+          </mc:Fallback>
+        </mc:AlternateContent>
+      </w:r>
+      <w:r>
+        <w:rPr>
+          <w:rFonts w:ascii="Bookman Old Style" w:hAnsi="Bookman Old Style"/>
+          <w:b/>
+          <w:bCs/>
+          <w:color w:val="000000" w:themeColor="text1"/>
+          <w:lang w:val="en-US"/>
+        </w:rPr>
+        <w:tab/>
+        <w:t>Copy of properties and its value can be moved from one class to another class. Like a xerox</w:t>
+      </w:r>
+      <w:r>
+        <w:rPr>
+          <w:rFonts w:ascii="Bookman Old Style" w:hAnsi="Bookman Old Style"/>
+          <w:b/>
+          <w:bCs/>
+          <w:color w:val="000000" w:themeColor="text1"/>
+          <w:lang w:val="en-US"/>
+        </w:rPr>
+        <w:tab/>
+      </w:r>
+    </w:p>
+    <w:p>
+      <w:pPr>
+        <w:rPr>
+          <w:rFonts w:ascii="Bookman Old Style" w:hAnsi="Bookman Old Style"/>
+          <w:b/>
+          <w:bCs/>
+          <w:color w:val="000000" w:themeColor="text1"/>
+          <w:lang w:val="en-US"/>
+        </w:rPr>
+      </w:pPr>
+    </w:p>
+    <w:p>
+      <w:pPr>
+        <w:rPr>
+          <w:rFonts w:ascii="Bookman Old Style" w:hAnsi="Bookman Old Style"/>
+          <w:b/>
+          <w:bCs/>
+          <w:color w:val="000000" w:themeColor="text1"/>
+          <w:lang w:val="en-US"/>
+        </w:rPr>
+      </w:pPr>
+    </w:p>
+    <w:p>
+      <w:pPr>
+        <w:rPr>
+          <w:rFonts w:ascii="Bookman Old Style" w:hAnsi="Bookman Old Style"/>
+          <w:b/>
+          <w:bCs/>
+          <w:color w:val="000000" w:themeColor="text1"/>
+          <w:lang w:val="en-US"/>
+        </w:rPr>
+      </w:pPr>
+    </w:p>
+    <w:p>
+      <w:pPr>
+        <w:rPr>
+          <w:rFonts w:ascii="Bookman Old Style" w:hAnsi="Bookman Old Style"/>
+          <w:b/>
+          <w:bCs/>
+          <w:color w:val="000000" w:themeColor="text1"/>
+          <w:lang w:val="en-US"/>
+        </w:rPr>
+      </w:pPr>
+    </w:p>
+    <w:p>
+      <w:pPr>
+        <w:rPr>
+          <w:rFonts w:ascii="Bookman Old Style" w:hAnsi="Bookman Old Style"/>
+          <w:b/>
+          <w:bCs/>
+          <w:color w:val="000000" w:themeColor="text1"/>
+          <w:lang w:val="en-US"/>
+        </w:rPr>
+      </w:pPr>
+    </w:p>
+    <w:p>
+      <w:pPr>
+        <w:rPr>
+          <w:rFonts w:ascii="Bookman Old Style" w:hAnsi="Bookman Old Style"/>
+          <w:b/>
+          <w:bCs/>
+          <w:color w:val="00B050"/>
+          <w:lang w:val="en-US"/>
+        </w:rPr>
+      </w:pPr>
+      <w:r>
+        <w:rPr>
+          <w:rFonts w:ascii="Bookman Old Style" w:hAnsi="Bookman Old Style"/>
+          <w:b/>
+          <w:bCs/>
+          <w:color w:val="00B050"/>
+          <w:lang w:val="en-US"/>
+        </w:rPr>
+        <w:t>Why Inheritance?</w:t>
+      </w:r>
+    </w:p>
+    <w:p>
+      <w:pPr>
+        <w:pStyle w:val="ListParagraph"/>
+        <w:numPr>
+          <w:ilvl w:val="0"/>
+          <w:numId w:val="19"/>
+        </w:numPr>
+        <w:rPr>
+          <w:rFonts w:ascii="Bookman Old Style" w:hAnsi="Bookman Old Style"/>
+          <w:b/>
+          <w:bCs/>
+          <w:color w:val="000000" w:themeColor="text1"/>
+          <w:lang w:val="en-US"/>
+        </w:rPr>
+      </w:pPr>
+      <w:r>
+        <w:rPr>
+          <w:rFonts w:ascii="Bookman Old Style" w:hAnsi="Bookman Old Style"/>
+          <w:b/>
+          <w:bCs/>
+          <w:color w:val="000000" w:themeColor="text1"/>
+          <w:lang w:val="en-US"/>
+        </w:rPr>
+        <w:t>Code reusable</w:t>
+      </w:r>
+    </w:p>
+    <w:p>
+      <w:pPr>
+        <w:rPr>
+          <w:rFonts w:ascii="Bookman Old Style" w:hAnsi="Bookman Old Style"/>
+          <w:b/>
+          <w:bCs/>
+          <w:color w:val="00B050"/>
+          <w:lang w:val="en-US"/>
+        </w:rPr>
+      </w:pPr>
+      <w:r>
+        <w:rPr>
+          <w:rFonts w:ascii="Bookman Old Style" w:hAnsi="Bookman Old Style"/>
+          <w:b/>
+          <w:bCs/>
+          <w:color w:val="00B050"/>
+          <w:lang w:val="en-US"/>
+        </w:rPr>
+        <w:t>Types:</w:t>
+      </w:r>
+    </w:p>
+    <w:p>
+      <w:pPr>
+        <w:rPr>
+          <w:rFonts w:ascii="Bookman Old Style" w:hAnsi="Bookman Old Style"/>
+          <w:b/>
+          <w:bCs/>
+          <w:color w:val="000000" w:themeColor="text1"/>
+          <w:lang w:val="en-US"/>
+        </w:rPr>
+      </w:pPr>
+      <w:r>
+        <w:rPr>
+          <w:rFonts w:ascii="Bookman Old Style" w:hAnsi="Bookman Old Style"/>
+          <w:b/>
+          <w:bCs/>
+          <w:noProof/>
+          <w:color w:val="000000" w:themeColor="text1"/>
+          <w:lang w:val="en-US"/>
+        </w:rPr>
+        <mc:AlternateContent>
+          <mc:Choice Requires="wps">
+            <w:drawing>
+              <wp:anchor distT="0" distB="0" distL="114300" distR="114300" simplePos="0" relativeHeight="251907072" behindDoc="0" locked="0" layoutInCell="1" allowOverlap="1" wp14:anchorId="34A67FB5" wp14:editId="7886C891">
+                <wp:simplePos x="0" y="0"/>
+                <wp:positionH relativeFrom="column">
+                  <wp:posOffset>2989385</wp:posOffset>
+                </wp:positionH>
+                <wp:positionV relativeFrom="paragraph">
+                  <wp:posOffset>450110</wp:posOffset>
+                </wp:positionV>
+                <wp:extent cx="321547" cy="0"/>
+                <wp:effectExtent l="0" t="76200" r="21590" b="95250"/>
+                <wp:wrapNone/>
+                <wp:docPr id="1031148918" name="Straight Arrow Connector 71"/>
+                <wp:cNvGraphicFramePr/>
+                <a:graphic xmlns:a="http://schemas.openxmlformats.org/drawingml/2006/main">
+                  <a:graphicData uri="http://schemas.microsoft.com/office/word/2010/wordprocessingShape">
+                    <wps:wsp>
+                      <wps:cNvCnPr/>
+                      <wps:spPr>
+                        <a:xfrm>
+                          <a:off x="0" y="0"/>
+                          <a:ext cx="321547" cy="0"/>
+                        </a:xfrm>
+                        <a:prstGeom prst="straightConnector1">
+                          <a:avLst/>
+                        </a:prstGeom>
+                        <a:ln>
+                          <a:tailEnd type="triangle"/>
+                        </a:ln>
+                      </wps:spPr>
+                      <wps:style>
+                        <a:lnRef idx="1">
+                          <a:schemeClr val="accent1"/>
+                        </a:lnRef>
+                        <a:fillRef idx="0">
+                          <a:schemeClr val="accent1"/>
+                        </a:fillRef>
+                        <a:effectRef idx="0">
+                          <a:schemeClr val="accent1"/>
+                        </a:effectRef>
+                        <a:fontRef idx="minor">
+                          <a:schemeClr val="tx1"/>
+                        </a:fontRef>
+                      </wps:style>
+                      <wps:bodyPr/>
+                    </wps:wsp>
+                  </a:graphicData>
+                </a:graphic>
+              </wp:anchor>
+            </w:drawing>
+          </mc:Choice>
+          <mc:Fallback>
+            <w:pict>
+              <v:shape w14:anchorId="3E489B00" id="Straight Arrow Connector 71" o:spid="_x0000_s1026" type="#_x0000_t32" style="position:absolute;margin-left:235.4pt;margin-top:35.45pt;width:25.3pt;height:0;z-index:251907072;visibility:visible;mso-wrap-style:square;mso-wrap-distance-left:9pt;mso-wrap-distance-top:0;mso-wrap-distance-right:9pt;mso-wrap-distance-bottom:0;mso-position-horizontal:absolute;mso-position-horizontal-relative:text;mso-position-vertical:absolute;mso-position-vertical-relative:text" o:gfxdata="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" strokecolor="#4472c4 [3204]" strokeweight=".5pt">
+                <v:stroke endarrow="block" joinstyle="miter"/>
+              </v:shape>
+            </w:pict>
+          </mc:Fallback>
+        </mc:AlternateContent>
+      </w:r>
+      <w:r>
+        <w:rPr>
+          <w:rFonts w:ascii="Bookman Old Style" w:hAnsi="Bookman Old Style"/>
+          <w:b/>
+          <w:bCs/>
+          <w:noProof/>
+          <w:color w:val="000000" w:themeColor="text1"/>
+          <w:lang w:val="en-US"/>
+        </w:rPr>
+        <mc:AlternateContent>
+          <mc:Choice Requires="wps">
+            <w:drawing>
+              <wp:anchor distT="0" distB="0" distL="114300" distR="114300" simplePos="0" relativeHeight="251906048" behindDoc="0" locked="0" layoutInCell="1" allowOverlap="1" wp14:anchorId="36778B4B" wp14:editId="1587DE3B">
+                <wp:simplePos x="0" y="0"/>
+                <wp:positionH relativeFrom="column">
+                  <wp:posOffset>3712210</wp:posOffset>
+                </wp:positionH>
+                <wp:positionV relativeFrom="paragraph">
+                  <wp:posOffset>445079</wp:posOffset>
+                </wp:positionV>
+                <wp:extent cx="321310" cy="4445"/>
+                <wp:effectExtent l="0" t="76200" r="21590" b="90805"/>
+                <wp:wrapNone/>
+                <wp:docPr id="925649479" name="Straight Arrow Connector 70"/>
+                <wp:cNvGraphicFramePr/>
+                <a:graphic xmlns:a="http://schemas.openxmlformats.org/drawingml/2006/main">
+                  <a:graphicData uri="http://schemas.microsoft.com/office/word/2010/wordprocessingShape">
+                    <wps:wsp>
+                      <wps:cNvCnPr/>
+                      <wps:spPr>
+                        <a:xfrm>
+                          <a:off x="0" y="0"/>
+                          <a:ext cx="321310" cy="4445"/>
+                        </a:xfrm>
+                        <a:prstGeom prst="straightConnector1">
+                          <a:avLst/>
+                        </a:prstGeom>
+                        <a:ln>
+                          <a:tailEnd type="triangle"/>
+                        </a:ln>
+                      </wps:spPr>
+                      <wps:style>
+                        <a:lnRef idx="1">
+                          <a:schemeClr val="accent1"/>
+                        </a:lnRef>
+                        <a:fillRef idx="0">
+                          <a:schemeClr val="accent1"/>
+                        </a:fillRef>
+                        <a:effectRef idx="0">
+                          <a:schemeClr val="accent1"/>
+                        </a:effectRef>
+                        <a:fontRef idx="minor">
+                          <a:schemeClr val="tx1"/>
+                        </a:fontRef>
+                      </wps:style>
+                      <wps:bodyPr/>
+                    </wps:wsp>
+                  </a:graphicData>
+                </a:graphic>
+              </wp:anchor>
+            </w:drawing>
+          </mc:Choice>
+          <mc:Fallback>
+            <w:pict>
+              <v:shape w14:anchorId="3A6EE232" id="Straight Arrow Connector 70" o:spid="_x0000_s1026" type="#_x0000_t32" style="position:absolute;margin-left:292.3pt;margin-top:35.05pt;width:25.3pt;height:.35pt;z-index:251906048;visibility:visible;mso-wrap-style:square;mso-wrap-distance-left:9pt;mso-wrap-distance-top:0;mso-wrap-distance-right:9pt;mso-wrap-distance-bottom:0;mso-position-horizontal:absolute;mso-position-horizontal-relative:text;mso-position-vertical:absolute;mso-position-vertical-relative:text" o:gfxdata="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" strokecolor="#4472c4 [3204]" strokeweight=".5pt">
+                <v:stroke endarrow="block" joinstyle="miter"/>
+              </v:shape>
+            </w:pict>
+          </mc:Fallback>
+        </mc:AlternateContent>
+      </w:r>
+      <w:r>
+        <w:rPr>
+          <w:rFonts w:ascii="Bookman Old Style" w:hAnsi="Bookman Old Style"/>
+          <w:b/>
+          <w:bCs/>
+          <w:noProof/>
+          <w:color w:val="000000" w:themeColor="text1"/>
+          <w:lang w:val="en-US"/>
+        </w:rPr>
+        <mc:AlternateContent>
+          <mc:Choice Requires="wps">
+            <w:drawing>
+              <wp:anchor distT="0" distB="0" distL="114300" distR="114300" simplePos="0" relativeHeight="251901952" behindDoc="0" locked="0" layoutInCell="1" allowOverlap="1" wp14:anchorId="3CFF9C06" wp14:editId="1B9E2129">
+                <wp:simplePos x="0" y="0"/>
+                <wp:positionH relativeFrom="column">
+                  <wp:posOffset>2259965</wp:posOffset>
+                </wp:positionH>
+                <wp:positionV relativeFrom="paragraph">
+                  <wp:posOffset>446461</wp:posOffset>
+                </wp:positionV>
+                <wp:extent cx="321310" cy="4445"/>
+                <wp:effectExtent l="0" t="76200" r="21590" b="90805"/>
+                <wp:wrapNone/>
+                <wp:docPr id="1191878370" name="Straight Arrow Connector 70"/>
+                <wp:cNvGraphicFramePr/>
+                <a:graphic xmlns:a="http://schemas.openxmlformats.org/drawingml/2006/main">
+                  <a:graphicData uri="http://schemas.microsoft.com/office/word/2010/wordprocessingShape">
+                    <wps:wsp>
+                      <wps:cNvCnPr/>
+                      <wps:spPr>
+                        <a:xfrm>
+                          <a:off x="0" y="0"/>
+                          <a:ext cx="321310" cy="4445"/>
+                        </a:xfrm>
+                        <a:prstGeom prst="straightConnector1">
+                          <a:avLst/>
+                        </a:prstGeom>
+                        <a:ln>
+                          <a:tailEnd type="triangle"/>
+                        </a:ln>
+                      </wps:spPr>
+                      <wps:style>
+                        <a:lnRef idx="1">
+                          <a:schemeClr val="accent1"/>
+                        </a:lnRef>
+                        <a:fillRef idx="0">
+                          <a:schemeClr val="accent1"/>
+                        </a:fillRef>
+                        <a:effectRef idx="0">
+                          <a:schemeClr val="accent1"/>
+                        </a:effectRef>
+                        <a:fontRef idx="minor">
+                          <a:schemeClr val="tx1"/>
+                        </a:fontRef>
+                      </wps:style>
+                      <wps:bodyPr/>
+                    </wps:wsp>
+                  </a:graphicData>
+                </a:graphic>
+              </wp:anchor>
+            </w:drawing>
+          </mc:Choice>
+          <mc:Fallback>
+            <w:pict>
+              <v:shape w14:anchorId="558133B4" id="Straight Arrow Connector 70" o:spid="_x0000_s1026" type="#_x0000_t32" style="position:absolute;margin-left:177.95pt;margin-top:35.15pt;width:25.3pt;height:.35pt;z-index:251901952;visibility:visible;mso-wrap-style:square;mso-wrap-distance-left:9pt;mso-wrap-distance-top:0;mso-wrap-distance-right:9pt;mso-wrap-distance-bottom:0;mso-position-horizontal:absolute;mso-position-horizontal-relative:text;mso-position-vertical:absolute;mso-position-vertical-relative:text" o:gfxdata="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" strokecolor="#4472c4 [3204]" strokeweight=".5pt">
+                <v:stroke endarrow="block" joinstyle="miter"/>
+              </v:shape>
+            </w:pict>
+          </mc:Fallback>
+        </mc:AlternateContent>
+      </w:r>
+      <w:r>
+        <w:rPr>
+          <w:rFonts w:ascii="Bookman Old Style" w:hAnsi="Bookman Old Style"/>
+          <w:b/>
+          <w:bCs/>
+          <w:noProof/>
+          <w:color w:val="000000" w:themeColor="text1"/>
+          <w:lang w:val="en-US"/>
+        </w:rPr>
+        <mc:AlternateContent>
+          <mc:Choice Requires="wps">
+            <w:drawing>
+              <wp:anchor distT="0" distB="0" distL="114300" distR="114300" simplePos="0" relativeHeight="251905024" behindDoc="0" locked="0" layoutInCell="1" allowOverlap="1" wp14:anchorId="360F802C" wp14:editId="6613469B">
+                <wp:simplePos x="0" y="0"/>
+                <wp:positionH relativeFrom="column">
+                  <wp:posOffset>4033520</wp:posOffset>
+                </wp:positionH>
+                <wp:positionV relativeFrom="paragraph">
+                  <wp:posOffset>291465</wp:posOffset>
+                </wp:positionV>
+                <wp:extent cx="391795" cy="331470"/>
+                <wp:effectExtent l="0" t="0" r="27305" b="11430"/>
+                <wp:wrapNone/>
+                <wp:docPr id="343392415" name="Text Box 68"/>
+                <wp:cNvGraphicFramePr/>
+                <a:graphic xmlns:a="http://schemas.openxmlformats.org/drawingml/2006/main">
+                  <a:graphicData uri="http://schemas.microsoft.com/office/word/2010/wordprocessingShape">
+                    <wps:wsp>
+                      <wps:cNvSpPr txBox="1"/>
+                      <wps:spPr>
+                        <a:xfrm>
+                          <a:off x="0" y="0"/>
+                          <a:ext cx="391795" cy="331470"/>
+                        </a:xfrm>
+                        <a:prstGeom prst="rect">
+                          <a:avLst/>
+                        </a:prstGeom>
+                        <a:solidFill>
+                          <a:schemeClr val="lt1"/>
+                        </a:solidFill>
+                        <a:ln w="6350">
+                          <a:solidFill>
+                            <a:prstClr val="black"/>
+                          </a:solidFill>
+                        </a:ln>
+                      </wps:spPr>
+                      <wps:txbx>
+                        <w:txbxContent>
+                          <w:p>
+                            <w:pPr>
+                              <w:jc w:val="center"/>
+                              <w:rPr>
+                                <w:b/>
+                                <w:bCs/>
+                                <w:lang w:val="en-US"/>
+                              </w:rPr>
+                            </w:pPr>
+                            <w:r>
+                              <w:rPr>
+                                <w:b/>
+                                <w:bCs/>
+                                <w:lang w:val="en-US"/>
+                              </w:rPr>
+                              <w:t>D</w:t>
+                            </w:r>
+                          </w:p>
+                        </w:txbxContent>
+                      </wps:txbx>
+                      <wps:bodyPr rot="0" spcFirstLastPara="0" vertOverflow="overflow" horzOverflow="overflow" vert="horz" wrap="square" lIns="91440" tIns="45720" rIns="91440" bIns="45720" numCol="1" spcCol="0" rtlCol="0" fromWordArt="0" anchor="t" anchorCtr="0" forceAA="0" compatLnSpc="1">
+                        <a:prstTxWarp prst="textNoShape">
+                          <a:avLst/>
+                        </a:prstTxWarp>
+                        <a:noAutofit/>
+                      </wps:bodyPr>
+                    </wps:wsp>
+                  </a:graphicData>
+                </a:graphic>
+              </wp:anchor>
+            </w:drawing>
+          </mc:Choice>
+          <mc:Fallback>
+            <w:pict>
+              <v:shape w14:anchorId="360F802C" id="Text Box 68" o:spid="_x0000_s1085" type="#_x0000_t202" style="position:absolute;margin-left:317.6pt;margin-top:22.95pt;width:30.85pt;height:26.1pt;z-index:251905024;visibility:visible;mso-wrap-style:square;mso-wrap-distance-left:9pt;mso-wrap-distance-top:0;mso-wrap-distance-right:9pt;mso-wrap-distance-bottom:0;mso-position-horizontal:absolute;mso-position-horizontal-relative:text;mso-position-vertical:absolute;mso-position-vertical-relative:text;v-text-anchor:top" o:gfxdata="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" fillcolor="white [3201]" strokeweight=".5pt">
+                <v:textbox>
+                  <w:txbxContent>
+                    <w:p>
+                      <w:pPr>
+                        <w:jc w:val="center"/>
+                        <w:rPr>
+                          <w:b/>
+                          <w:bCs/>
+                          <w:lang w:val="en-US"/>
+                        </w:rPr>
+                      </w:pPr>
+                      <w:r>
+                        <w:rPr>
+                          <w:b/>
+                          <w:bCs/>
+                          <w:lang w:val="en-US"/>
+                        </w:rPr>
+                        <w:t>D</w:t>
+                      </w:r>
+                    </w:p>
+                  </w:txbxContent>
+                </v:textbox>
+              </v:shape>
+            </w:pict>
+          </mc:Fallback>
+        </mc:AlternateContent>
+      </w:r>
+      <w:r>
+        <w:rPr>
+          <w:rFonts w:ascii="Bookman Old Style" w:hAnsi="Bookman Old Style"/>
+          <w:b/>
+          <w:bCs/>
+          <w:noProof/>
+          <w:color w:val="000000" w:themeColor="text1"/>
+          <w:lang w:val="en-US"/>
+        </w:rPr>
+        <mc:AlternateContent>
+          <mc:Choice Requires="wps">
+            <w:drawing>
+              <wp:anchor distT="0" distB="0" distL="114300" distR="114300" simplePos="0" relativeHeight="251904000" behindDoc="0" locked="0" layoutInCell="1" allowOverlap="1" wp14:anchorId="182607A2" wp14:editId="2728DF82">
+                <wp:simplePos x="0" y="0"/>
+                <wp:positionH relativeFrom="column">
+                  <wp:posOffset>3310932</wp:posOffset>
+                </wp:positionH>
+                <wp:positionV relativeFrom="paragraph">
+                  <wp:posOffset>290767</wp:posOffset>
+                </wp:positionV>
+                <wp:extent cx="391886" cy="331596"/>
+                <wp:effectExtent l="0" t="0" r="27305" b="11430"/>
+                <wp:wrapNone/>
+                <wp:docPr id="1129893418" name="Text Box 68"/>
+                <wp:cNvGraphicFramePr/>
+                <a:graphic xmlns:a="http://schemas.openxmlformats.org/drawingml/2006/main">
+                  <a:graphicData uri="http://schemas.microsoft.com/office/word/2010/wordprocessingShape">
+                    <wps:wsp>
+                      <wps:cNvSpPr txBox="1"/>
+                      <wps:spPr>
+                        <a:xfrm>
+                          <a:off x="0" y="0"/>
+                          <a:ext cx="391886" cy="331596"/>
+                        </a:xfrm>
+                        <a:prstGeom prst="rect">
+                          <a:avLst/>
+                        </a:prstGeom>
+                        <a:solidFill>
+                          <a:schemeClr val="lt1"/>
+                        </a:solidFill>
+                        <a:ln w="6350">
+                          <a:solidFill>
+                            <a:prstClr val="black"/>
+                          </a:solidFill>
+                        </a:ln>
+                      </wps:spPr>
+                      <wps:txbx>
+                        <w:txbxContent>
+                          <w:p>
+                            <w:pPr>
+                              <w:jc w:val="center"/>
+                              <w:rPr>
+                                <w:b/>
+                                <w:bCs/>
+                                <w:lang w:val="en-US"/>
+                              </w:rPr>
+                            </w:pPr>
+                            <w:r>
+                              <w:rPr>
+                                <w:b/>
+                                <w:bCs/>
+                                <w:lang w:val="en-US"/>
+                              </w:rPr>
+                              <w:t>C</w:t>
+                            </w:r>
+                          </w:p>
+                        </w:txbxContent>
+                      </wps:txbx>
+                      <wps:bodyPr rot="0" spcFirstLastPara="0" vertOverflow="overflow" horzOverflow="overflow" vert="horz" wrap="square" lIns="91440" tIns="45720" rIns="91440" bIns="45720" numCol="1" spcCol="0" rtlCol="0" fromWordArt="0" anchor="t" anchorCtr="0" forceAA="0" compatLnSpc="1">
+                        <a:prstTxWarp prst="textNoShape">
+                          <a:avLst/>
+                        </a:prstTxWarp>
+                        <a:noAutofit/>
+                      </wps:bodyPr>
+                    </wps:wsp>
+                  </a:graphicData>
+                </a:graphic>
+              </wp:anchor>
+            </w:drawing>
+          </mc:Choice>
+          <mc:Fallback>
+            <w:pict>
+              <v:shape w14:anchorId="182607A2" id="_x0000_s1086" type="#_x0000_t202" style="position:absolute;margin-left:260.7pt;margin-top:22.9pt;width:30.85pt;height:26.1pt;z-index:251904000;visibility:visible;mso-wrap-style:square;mso-wrap-distance-left:9pt;mso-wrap-distance-top:0;mso-wrap-distance-right:9pt;mso-wrap-distance-bottom:0;mso-position-horizontal:absolute;mso-position-horizontal-relative:text;mso-position-vertical:absolute;mso-position-vertical-relative:text;v-text-anchor:top" o:gfxdata="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" fillcolor="white [3201]" strokeweight=".5pt">
+                <v:textbox>
+                  <w:txbxContent>
+                    <w:p>
+                      <w:pPr>
+                        <w:jc w:val="center"/>
+                        <w:rPr>
+                          <w:b/>
+                          <w:bCs/>
+                          <w:lang w:val="en-US"/>
+                        </w:rPr>
+                      </w:pPr>
+                      <w:r>
+                        <w:rPr>
+                          <w:b/>
+                          <w:bCs/>
+                          <w:lang w:val="en-US"/>
+                        </w:rPr>
+                        <w:t>C</w:t>
+                      </w:r>
+                    </w:p>
+                  </w:txbxContent>
+                </v:textbox>
+              </v:shape>
+            </w:pict>
+          </mc:Fallback>
+        </mc:AlternateContent>
+      </w:r>
+      <w:r>
+        <w:rPr>
+          <w:rFonts w:ascii="Bookman Old Style" w:hAnsi="Bookman Old Style"/>
+          <w:b/>
+          <w:bCs/>
+          <w:noProof/>
+          <w:color w:val="000000" w:themeColor="text1"/>
+          <w:lang w:val="en-US"/>
+        </w:rPr>
+        <mc:AlternateContent>
+          <mc:Choice Requires="wps">
+            <w:drawing>
+              <wp:anchor distT="0" distB="0" distL="114300" distR="114300" simplePos="0" relativeHeight="251899904" behindDoc="0" locked="0" layoutInCell="1" allowOverlap="1" wp14:anchorId="2C301256" wp14:editId="336B22E2">
+                <wp:simplePos x="0" y="0"/>
+                <wp:positionH relativeFrom="column">
+                  <wp:posOffset>1858645</wp:posOffset>
+                </wp:positionH>
+                <wp:positionV relativeFrom="paragraph">
+                  <wp:posOffset>265430</wp:posOffset>
+                </wp:positionV>
+                <wp:extent cx="391795" cy="331470"/>
+                <wp:effectExtent l="0" t="0" r="27305" b="11430"/>
+                <wp:wrapNone/>
+                <wp:docPr id="818214179" name="Text Box 68"/>
+                <wp:cNvGraphicFramePr/>
+                <a:graphic xmlns:a="http://schemas.openxmlformats.org/drawingml/2006/main">
+                  <a:graphicData uri="http://schemas.microsoft.com/office/word/2010/wordprocessingShape">
+                    <wps:wsp>
+                      <wps:cNvSpPr txBox="1"/>
+                      <wps:spPr>
+                        <a:xfrm>
+                          <a:off x="0" y="0"/>
+                          <a:ext cx="391795" cy="331470"/>
+                        </a:xfrm>
+                        <a:prstGeom prst="rect">
+                          <a:avLst/>
+                        </a:prstGeom>
+                        <a:solidFill>
+                          <a:schemeClr val="lt1"/>
+                        </a:solidFill>
+                        <a:ln w="6350">
+                          <a:solidFill>
+                            <a:prstClr val="black"/>
+                          </a:solidFill>
+                        </a:ln>
+                      </wps:spPr>
+                      <wps:txbx>
+                        <w:txbxContent>
+                          <w:p>
+                            <w:pPr>
+                              <w:jc w:val="center"/>
+                              <w:rPr>
+                                <w:b/>
+                                <w:bCs/>
+                                <w:lang w:val="en-US"/>
+                              </w:rPr>
+                            </w:pPr>
+                            <w:r>
+                              <w:rPr>
+                                <w:b/>
+                                <w:bCs/>
+                                <w:lang w:val="en-US"/>
+                              </w:rPr>
+                              <w:t>A</w:t>
+                            </w:r>
+                          </w:p>
+                        </w:txbxContent>
+                      </wps:txbx>
+                      <wps:bodyPr rot="0" spcFirstLastPara="0" vertOverflow="overflow" horzOverflow="overflow" vert="horz" wrap="square" lIns="91440" tIns="45720" rIns="91440" bIns="45720" numCol="1" spcCol="0" rtlCol="0" fromWordArt="0" anchor="t" anchorCtr="0" forceAA="0" compatLnSpc="1">
+                        <a:prstTxWarp prst="textNoShape">
+                          <a:avLst/>
+                        </a:prstTxWarp>
+                        <a:noAutofit/>
+                      </wps:bodyPr>
+                    </wps:wsp>
+                  </a:graphicData>
+                </a:graphic>
+              </wp:anchor>
+            </w:drawing>
+          </mc:Choice>
+          <mc:Fallback>
+            <w:pict>
+              <v:shape w14:anchorId="2C301256" id="_x0000_s1087" type="#_x0000_t202" style="position:absolute;margin-left:146.35pt;margin-top:20.9pt;width:30.85pt;height:26.1pt;z-index:251899904;visibility:visible;mso-wrap-style:square;mso-wrap-distance-left:9pt;mso-wrap-distance-top:0;mso-wrap-distance-right:9pt;mso-wrap-distance-bottom:0;mso-position-horizontal:absolute;mso-position-horizontal-relative:text;mso-position-vertical:absolute;mso-position-vertical-relative:text;v-text-anchor:top" o:gfxdata="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" fillcolor="white [3201]" strokeweight=".5pt">
+                <v:textbox>
+                  <w:txbxContent>
+                    <w:p>
+                      <w:pPr>
+                        <w:jc w:val="center"/>
+                        <w:rPr>
+                          <w:b/>
+                          <w:bCs/>
+                          <w:lang w:val="en-US"/>
+                        </w:rPr>
+                      </w:pPr>
+                      <w:r>
+                        <w:rPr>
+                          <w:b/>
+                          <w:bCs/>
+                          <w:lang w:val="en-US"/>
+                        </w:rPr>
+                        <w:t>A</w:t>
+                      </w:r>
+                    </w:p>
+                  </w:txbxContent>
+                </v:textbox>
+              </v:shape>
+            </w:pict>
+          </mc:Fallback>
+        </mc:AlternateContent>
+      </w:r>
+      <w:r>
+        <w:rPr>
+          <w:rFonts w:ascii="Bookman Old Style" w:hAnsi="Bookman Old Style"/>
+          <w:b/>
+          <w:bCs/>
+          <w:noProof/>
+          <w:color w:val="000000" w:themeColor="text1"/>
+          <w:lang w:val="en-US"/>
+        </w:rPr>
+        <mc:AlternateContent>
+          <mc:Choice Requires="wps">
+            <w:drawing>
+              <wp:anchor distT="0" distB="0" distL="114300" distR="114300" simplePos="0" relativeHeight="251900928" behindDoc="0" locked="0" layoutInCell="1" allowOverlap="1" wp14:anchorId="601E5DB7" wp14:editId="14E484F5">
+                <wp:simplePos x="0" y="0"/>
+                <wp:positionH relativeFrom="column">
+                  <wp:posOffset>2581275</wp:posOffset>
+                </wp:positionH>
+                <wp:positionV relativeFrom="paragraph">
+                  <wp:posOffset>266700</wp:posOffset>
+                </wp:positionV>
+                <wp:extent cx="391795" cy="331470"/>
+                <wp:effectExtent l="0" t="0" r="27305" b="11430"/>
+                <wp:wrapNone/>
+                <wp:docPr id="1519196085" name="Text Box 68"/>
+                <wp:cNvGraphicFramePr/>
+                <a:graphic xmlns:a="http://schemas.openxmlformats.org/drawingml/2006/main">
+                  <a:graphicData uri="http://schemas.microsoft.com/office/word/2010/wordprocessingShape">
+                    <wps:wsp>
+                      <wps:cNvSpPr txBox="1"/>
+                      <wps:spPr>
+                        <a:xfrm>
+                          <a:off x="0" y="0"/>
+                          <a:ext cx="391795" cy="331470"/>
+                        </a:xfrm>
+                        <a:prstGeom prst="rect">
+                          <a:avLst/>
+                        </a:prstGeom>
+                        <a:solidFill>
+                          <a:schemeClr val="lt1"/>
+                        </a:solidFill>
+                        <a:ln w="6350">
+                          <a:solidFill>
+                            <a:prstClr val="black"/>
+                          </a:solidFill>
+                        </a:ln>
+                      </wps:spPr>
+                      <wps:txbx>
+                        <w:txbxContent>
+                          <w:p>
+                            <w:pPr>
+                              <w:jc w:val="center"/>
+                              <w:rPr>
+                                <w:b/>
+                                <w:bCs/>
+                                <w:lang w:val="en-US"/>
+                              </w:rPr>
+                            </w:pPr>
+                            <w:r>
+                              <w:rPr>
+                                <w:b/>
+                                <w:bCs/>
+                                <w:lang w:val="en-US"/>
+                              </w:rPr>
+                              <w:t>B</w:t>
+                            </w:r>
+                          </w:p>
+                        </w:txbxContent>
+                      </wps:txbx>
+                      <wps:bodyPr rot="0" spcFirstLastPara="0" vertOverflow="overflow" horzOverflow="overflow" vert="horz" wrap="square" lIns="91440" tIns="45720" rIns="91440" bIns="45720" numCol="1" spcCol="0" rtlCol="0" fromWordArt="0" anchor="t" anchorCtr="0" forceAA="0" compatLnSpc="1">
+                        <a:prstTxWarp prst="textNoShape">
+                          <a:avLst/>
+                        </a:prstTxWarp>
+                        <a:noAutofit/>
+                      </wps:bodyPr>
+                    </wps:wsp>
+                  </a:graphicData>
+                </a:graphic>
+              </wp:anchor>
+            </w:drawing>
+          </mc:Choice>
+          <mc:Fallback>
+            <w:pict>
+              <v:shape w14:anchorId="601E5DB7" id="_x0000_s1088" type="#_x0000_t202" style="position:absolute;margin-left:203.25pt;margin-top:21pt;width:30.85pt;height:26.1pt;z-index:251900928;visibility:visible;mso-wrap-style:square;mso-wrap-distance-left:9pt;mso-wrap-distance-top:0;mso-wrap-distance-right:9pt;mso-wrap-distance-bottom:0;mso-position-horizontal:absolute;mso-position-horizontal-relative:text;mso-position-vertical:absolute;mso-position-vertical-relative:text;v-text-anchor:top" o:gfxdata="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" fillcolor="white [3201]" strokeweight=".5pt">
+                <v:textbox>
+                  <w:txbxContent>
+                    <w:p>
+                      <w:pPr>
+                        <w:jc w:val="center"/>
+                        <w:rPr>
+                          <w:b/>
+                          <w:bCs/>
+                          <w:lang w:val="en-US"/>
+                        </w:rPr>
+                      </w:pPr>
+                      <w:r>
+                        <w:rPr>
+                          <w:b/>
+                          <w:bCs/>
+                          <w:lang w:val="en-US"/>
+                        </w:rPr>
+                        <w:t>B</w:t>
+                      </w:r>
+                    </w:p>
+                  </w:txbxContent>
+                </v:textbox>
+              </v:shape>
+            </w:pict>
+          </mc:Fallback>
+        </mc:AlternateContent>
+      </w:r>
+      <w:r>
+        <w:rPr>
+          <w:rFonts w:ascii="Bookman Old Style" w:hAnsi="Bookman Old Style"/>
+          <w:b/>
+          <w:bCs/>
+          <w:noProof/>
+          <w:color w:val="000000" w:themeColor="text1"/>
+          <w:lang w:val="en-US"/>
+        </w:rPr>
+        <mc:AlternateContent>
+          <mc:Choice Requires="wps">
+            <w:drawing>
+              <wp:anchor distT="0" distB="0" distL="114300" distR="114300" simplePos="0" relativeHeight="251897856" behindDoc="0" locked="0" layoutInCell="1" allowOverlap="1" wp14:anchorId="66AF1848" wp14:editId="45A88B86">
+                <wp:simplePos x="0" y="0"/>
+                <wp:positionH relativeFrom="column">
+                  <wp:posOffset>371789</wp:posOffset>
+                </wp:positionH>
+                <wp:positionV relativeFrom="paragraph">
+                  <wp:posOffset>444828</wp:posOffset>
+                </wp:positionV>
+                <wp:extent cx="321547" cy="5024"/>
+                <wp:effectExtent l="0" t="76200" r="21590" b="90805"/>
+                <wp:wrapNone/>
+                <wp:docPr id="1066488802" name="Straight Arrow Connector 70"/>
+                <wp:cNvGraphicFramePr/>
+                <a:graphic xmlns:a="http://schemas.openxmlformats.org/drawingml/2006/main">
+                  <a:graphicData uri="http://schemas.microsoft.com/office/word/2010/wordprocessingShape">
+                    <wps:wsp>
+                      <wps:cNvCnPr/>
+                      <wps:spPr>
+                        <a:xfrm>
+                          <a:off x="0" y="0"/>
+                          <a:ext cx="321547" cy="5024"/>
+                        </a:xfrm>
+                        <a:prstGeom prst="straightConnector1">
+                          <a:avLst/>
+                        </a:prstGeom>
+                        <a:ln>
+                          <a:tailEnd type="triangle"/>
+                        </a:ln>
+                      </wps:spPr>
+                      <wps:style>
+                        <a:lnRef idx="1">
+                          <a:schemeClr val="accent1"/>
+                        </a:lnRef>
+                        <a:fillRef idx="0">
+                          <a:schemeClr val="accent1"/>
+                        </a:fillRef>
+                        <a:effectRef idx="0">
+                          <a:schemeClr val="accent1"/>
+                        </a:effectRef>
+                        <a:fontRef idx="minor">
+                          <a:schemeClr val="tx1"/>
+                        </a:fontRef>
+                      </wps:style>
+                      <wps:bodyPr/>
+                    </wps:wsp>
+                  </a:graphicData>
+                </a:graphic>
+              </wp:anchor>
+            </w:drawing>
+          </mc:Choice>
+          <mc:Fallback>
+            <w:pict>
+              <v:shape w14:anchorId="1830151D" id="Straight Arrow Connector 70" o:spid="_x0000_s1026" type="#_x0000_t32" style="position:absolute;margin-left:29.25pt;margin-top:35.05pt;width:25.3pt;height:.4pt;z-index:251897856;visibility:visible;mso-wrap-style:square;mso-wrap-distance-left:9pt;mso-wrap-distance-top:0;mso-wrap-distance-right:9pt;mso-wrap-distance-bottom:0;mso-position-horizontal:absolute;mso-position-horizontal-relative:text;mso-position-vertical:absolute;mso-position-vertical-relative:text" o:gfxdata="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" strokecolor="#4472c4 [3204]" strokeweight=".5pt">
+                <v:stroke endarrow="block" joinstyle="miter"/>
+              </v:shape>
+            </w:pict>
+          </mc:Fallback>
+        </mc:AlternateContent>
+      </w:r>
+      <w:r>
+        <w:rPr>
+          <w:rFonts w:ascii="Bookman Old Style" w:hAnsi="Bookman Old Style"/>
+          <w:b/>
+          <w:bCs/>
+          <w:noProof/>
+          <w:color w:val="000000" w:themeColor="text1"/>
+          <w:lang w:val="en-US"/>
+        </w:rPr>
+        <mc:AlternateContent>
+          <mc:Choice Requires="wps">
+            <w:drawing>
+              <wp:anchor distT="0" distB="0" distL="114300" distR="114300" simplePos="0" relativeHeight="251896832" behindDoc="0" locked="0" layoutInCell="1" allowOverlap="1" wp14:anchorId="63A0F1C1" wp14:editId="6DFD5B9C">
+                <wp:simplePos x="0" y="0"/>
+                <wp:positionH relativeFrom="column">
+                  <wp:posOffset>692785</wp:posOffset>
+                </wp:positionH>
+                <wp:positionV relativeFrom="paragraph">
+                  <wp:posOffset>275534</wp:posOffset>
+                </wp:positionV>
+                <wp:extent cx="391886" cy="331596"/>
+                <wp:effectExtent l="0" t="0" r="27305" b="11430"/>
+                <wp:wrapNone/>
+                <wp:docPr id="665184087" name="Text Box 68"/>
+                <wp:cNvGraphicFramePr/>
+                <a:graphic xmlns:a="http://schemas.openxmlformats.org/drawingml/2006/main">
+                  <a:graphicData uri="http://schemas.microsoft.com/office/word/2010/wordprocessingShape">
+                    <wps:wsp>
+                      <wps:cNvSpPr txBox="1"/>
+                      <wps:spPr>
+                        <a:xfrm>
+                          <a:off x="0" y="0"/>
+                          <a:ext cx="391886" cy="331596"/>
+                        </a:xfrm>
+                        <a:prstGeom prst="rect">
+                          <a:avLst/>
+                        </a:prstGeom>
+                        <a:solidFill>
+                          <a:schemeClr val="lt1"/>
+                        </a:solidFill>
+                        <a:ln w="6350">
+                          <a:solidFill>
+                            <a:prstClr val="black"/>
+                          </a:solidFill>
+                        </a:ln>
+                      </wps:spPr>
+                      <wps:txbx>
+                        <w:txbxContent>
+                          <w:p>
+                            <w:pPr>
+                              <w:jc w:val="center"/>
+                              <w:rPr>
+                                <w:b/>
+                                <w:bCs/>
+                                <w:lang w:val="en-US"/>
+                              </w:rPr>
+                            </w:pPr>
+                            <w:r>
+                              <w:rPr>
+                                <w:b/>
+                                <w:bCs/>
+                                <w:lang w:val="en-US"/>
+                              </w:rPr>
+                              <w:t>B</w:t>
+                            </w:r>
+                          </w:p>
+                        </w:txbxContent>
+                      </wps:txbx>
+                      <wps:bodyPr rot="0" spcFirstLastPara="0" vertOverflow="overflow" horzOverflow="overflow" vert="horz" wrap="square" lIns="91440" tIns="45720" rIns="91440" bIns="45720" numCol="1" spcCol="0" rtlCol="0" fromWordArt="0" anchor="t" anchorCtr="0" forceAA="0" compatLnSpc="1">
+                        <a:prstTxWarp prst="textNoShape">
+                          <a:avLst/>
+                        </a:prstTxWarp>
+                        <a:noAutofit/>
+                      </wps:bodyPr>
+                    </wps:wsp>
+                  </a:graphicData>
+                </a:graphic>
+              </wp:anchor>
+            </w:drawing>
+          </mc:Choice>
+          <mc:Fallback>
+            <w:pict>
+              <v:shape w14:anchorId="63A0F1C1" id="_x0000_s1089" type="#_x0000_t202" style="position:absolute;margin-left:54.55pt;margin-top:21.7pt;width:30.85pt;height:26.1pt;z-index:251896832;visibility:visible;mso-wrap-style:square;mso-wrap-distance-left:9pt;mso-wrap-distance-top:0;mso-wrap-distance-right:9pt;mso-wrap-distance-bottom:0;mso-position-horizontal:absolute;mso-position-horizontal-relative:text;mso-position-vertical:absolute;mso-position-vertical-relative:text;v-text-anchor:top" o:gfxdata="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" fillcolor="white [3201]" strokeweight=".5pt">
+                <v:textbox>
+                  <w:txbxContent>
+                    <w:p>
+                      <w:pPr>
+                        <w:jc w:val="center"/>
+                        <w:rPr>
+                          <w:b/>
+                          <w:bCs/>
+                          <w:lang w:val="en-US"/>
+                        </w:rPr>
+                      </w:pPr>
+                      <w:r>
+                        <w:rPr>
+                          <w:b/>
+                          <w:bCs/>
+                          <w:lang w:val="en-US"/>
+                        </w:rPr>
+                        <w:t>B</w:t>
+                      </w:r>
+                    </w:p>
+                  </w:txbxContent>
+                </v:textbox>
+              </v:shape>
+            </w:pict>
+          </mc:Fallback>
+        </mc:AlternateContent>
+      </w:r>
+      <w:r>
+        <w:rPr>
+          <w:rFonts w:ascii="Bookman Old Style" w:hAnsi="Bookman Old Style"/>
+          <w:b/>
+          <w:bCs/>
+          <w:noProof/>
+          <w:color w:val="000000" w:themeColor="text1"/>
+          <w:lang w:val="en-US"/>
+        </w:rPr>
+        <mc:AlternateContent>
+          <mc:Choice Requires="wps">
+            <w:drawing>
+              <wp:anchor distT="0" distB="0" distL="114300" distR="114300" simplePos="0" relativeHeight="251894784" behindDoc="0" locked="0" layoutInCell="1" allowOverlap="1" wp14:anchorId="321B6E0F" wp14:editId="2BB057E6">
+                <wp:simplePos x="0" y="0"/>
+                <wp:positionH relativeFrom="column">
+                  <wp:posOffset>-30145</wp:posOffset>
+                </wp:positionH>
+                <wp:positionV relativeFrom="paragraph">
+                  <wp:posOffset>274006</wp:posOffset>
+                </wp:positionV>
+                <wp:extent cx="391886" cy="331596"/>
+                <wp:effectExtent l="0" t="0" r="27305" b="11430"/>
+                <wp:wrapNone/>
+                <wp:docPr id="1713877600" name="Text Box 68"/>
+                <wp:cNvGraphicFramePr/>
+                <a:graphic xmlns:a="http://schemas.openxmlformats.org/drawingml/2006/main">
+                  <a:graphicData uri="http://schemas.microsoft.com/office/word/2010/wordprocessingShape">
+                    <wps:wsp>
+                      <wps:cNvSpPr txBox="1"/>
+                      <wps:spPr>
+                        <a:xfrm>
+                          <a:off x="0" y="0"/>
+                          <a:ext cx="391886" cy="331596"/>
+                        </a:xfrm>
+                        <a:prstGeom prst="rect">
+                          <a:avLst/>
+                        </a:prstGeom>
+                        <a:solidFill>
+                          <a:schemeClr val="lt1"/>
+                        </a:solidFill>
+                        <a:ln w="6350">
+                          <a:solidFill>
+                            <a:prstClr val="black"/>
+                          </a:solidFill>
+                        </a:ln>
+                      </wps:spPr>
+                      <wps:txbx>
+                        <w:txbxContent>
+                          <w:p>
+                            <w:pPr>
+                              <w:jc w:val="center"/>
+                              <w:rPr>
+                                <w:b/>
+                                <w:bCs/>
+                                <w:lang w:val="en-US"/>
+                              </w:rPr>
+                            </w:pPr>
+                            <w:r>
+                              <w:rPr>
+                                <w:b/>
+                                <w:bCs/>
+                                <w:lang w:val="en-US"/>
+                              </w:rPr>
+                              <w:t>A</w:t>
+                            </w:r>
+                          </w:p>
+                        </w:txbxContent>
+                      </wps:txbx>
+                      <wps:bodyPr rot="0" spcFirstLastPara="0" vertOverflow="overflow" horzOverflow="overflow" vert="horz" wrap="square" lIns="91440" tIns="45720" rIns="91440" bIns="45720" numCol="1" spcCol="0" rtlCol="0" fromWordArt="0" anchor="t" anchorCtr="0" forceAA="0" compatLnSpc="1">
+                        <a:prstTxWarp prst="textNoShape">
+                          <a:avLst/>
+                        </a:prstTxWarp>
+                        <a:noAutofit/>
+                      </wps:bodyPr>
+                    </wps:wsp>
+                  </a:graphicData>
+                </a:graphic>
+              </wp:anchor>
+            </w:drawing>
+          </mc:Choice>
+          <mc:Fallback>
+            <w:pict>
+              <v:shape w14:anchorId="321B6E0F" id="_x0000_s1090" type="#_x0000_t202" style="position:absolute;margin-left:-2.35pt;margin-top:21.6pt;width:30.85pt;height:26.1pt;z-index:251894784;visibility:visible;mso-wrap-style:square;mso-wrap-distance-left:9pt;mso-wrap-distance-top:0;mso-wrap-distance-right:9pt;mso-wrap-distance-bottom:0;mso-position-horizontal:absolute;mso-position-horizontal-relative:text;mso-position-vertical:absolute;mso-position-vertical-relative:text;v-text-anchor:top" o:gfxdata="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" fillcolor="white [3201]" strokeweight=".5pt">
+                <v:textbox>
+                  <w:txbxContent>
+                    <w:p>
+                      <w:pPr>
+                        <w:jc w:val="center"/>
+                        <w:rPr>
+                          <w:b/>
+                          <w:bCs/>
+                          <w:lang w:val="en-US"/>
+                        </w:rPr>
+                      </w:pPr>
+                      <w:r>
+                        <w:rPr>
+                          <w:b/>
+                          <w:bCs/>
+                          <w:lang w:val="en-US"/>
+                        </w:rPr>
+                        <w:t>A</w:t>
+                      </w:r>
+                    </w:p>
+                  </w:txbxContent>
+                </v:textbox>
+              </v:shape>
+            </w:pict>
+          </mc:Fallback>
+        </mc:AlternateContent>
+      </w:r>
+      <w:r>
+        <w:rPr>
+          <w:rFonts w:ascii="Bookman Old Style" w:hAnsi="Bookman Old Style"/>
+          <w:b/>
+          <w:bCs/>
+          <w:color w:val="000000" w:themeColor="text1"/>
+          <w:lang w:val="en-US"/>
+        </w:rPr>
+        <w:t>Single Level</w:t>
+      </w:r>
+      <w:r>
+        <w:rPr>
+          <w:rFonts w:ascii="Bookman Old Style" w:hAnsi="Bookman Old Style"/>
+          <w:b/>
+          <w:bCs/>
+          <w:color w:val="000000" w:themeColor="text1"/>
+          <w:lang w:val="en-US"/>
+        </w:rPr>
+        <w:tab/>
+      </w:r>
+      <w:r>
+        <w:rPr>
+          <w:rFonts w:ascii="Bookman Old Style" w:hAnsi="Bookman Old Style"/>
+          <w:b/>
+          <w:bCs/>
+          <w:color w:val="000000" w:themeColor="text1"/>
+          <w:lang w:val="en-US"/>
+        </w:rPr>
+        <w:tab/>
+        <w:t>Multi Level</w:t>
+      </w:r>
+      <w:r>
+        <w:rPr>
+          <w:rFonts w:ascii="Bookman Old Style" w:hAnsi="Bookman Old Style"/>
+          <w:b/>
+          <w:bCs/>
+          <w:color w:val="000000" w:themeColor="text1"/>
+          <w:lang w:val="en-US"/>
+        </w:rPr>
+        <w:tab/>
+      </w:r>
+    </w:p>
+    <w:p>
+      <w:pPr>
+        <w:rPr>
+          <w:rFonts w:ascii="Bookman Old Style" w:hAnsi="Bookman Old Style"/>
+          <w:b/>
+          <w:bCs/>
+          <w:color w:val="000000" w:themeColor="text1"/>
+          <w:lang w:val="en-US"/>
+        </w:rPr>
+      </w:pPr>
+    </w:p>
+    <w:p>
+      <w:pPr>
+        <w:rPr>
+          <w:rFonts w:ascii="Bookman Old Style" w:hAnsi="Bookman Old Style"/>
+          <w:b/>
+          <w:bCs/>
+          <w:color w:val="000000" w:themeColor="text1"/>
+          <w:lang w:val="en-US"/>
+        </w:rPr>
+      </w:pPr>
+    </w:p>
+    <w:p>
+      <w:pPr>
+        <w:rPr>
+          <w:rFonts w:ascii="Bookman Old Style" w:hAnsi="Bookman Old Style"/>
+          <w:b/>
+          <w:bCs/>
+          <w:color w:val="000000" w:themeColor="text1"/>
+          <w:lang w:val="en-US"/>
+        </w:rPr>
+      </w:pPr>
+      <w:r>
+        <w:rPr>
+          <w:rFonts w:ascii="Bookman Old Style" w:hAnsi="Bookman Old Style"/>
+          <w:b/>
+          <w:bCs/>
+          <w:noProof/>
+          <w:color w:val="000000" w:themeColor="text1"/>
+          <w:lang w:val="en-US"/>
+        </w:rPr>
+        <mc:AlternateContent>
+          <mc:Choice Requires="wps">
+            <w:drawing>
+              <wp:anchor distT="0" distB="0" distL="114300" distR="114300" simplePos="0" relativeHeight="251938816" behindDoc="0" locked="0" layoutInCell="1" allowOverlap="1" wp14:anchorId="5A45A648" wp14:editId="4B052C98">
+                <wp:simplePos x="0" y="0"/>
+                <wp:positionH relativeFrom="column">
+                  <wp:posOffset>4647363</wp:posOffset>
+                </wp:positionH>
+                <wp:positionV relativeFrom="paragraph">
+                  <wp:posOffset>1201336</wp:posOffset>
+                </wp:positionV>
+                <wp:extent cx="276329" cy="175972"/>
+                <wp:effectExtent l="38100" t="0" r="28575" b="52705"/>
+                <wp:wrapNone/>
+                <wp:docPr id="476108727" name="Straight Arrow Connector 81"/>
+                <wp:cNvGraphicFramePr/>
+                <a:graphic xmlns:a="http://schemas.openxmlformats.org/drawingml/2006/main">
+                  <a:graphicData uri="http://schemas.microsoft.com/office/word/2010/wordprocessingShape">
+                    <wps:wsp>
+                      <wps:cNvCnPr/>
+                      <wps:spPr>
+                        <a:xfrm flipH="1">
+                          <a:off x="0" y="0"/>
+                          <a:ext cx="276329" cy="175972"/>
+                        </a:xfrm>
+                        <a:prstGeom prst="straightConnector1">
+                          <a:avLst/>
+                        </a:prstGeom>
+                        <a:ln>
+                          <a:tailEnd type="triangle"/>
+                        </a:ln>
+                      </wps:spPr>
+                      <wps:style>
+                        <a:lnRef idx="1">
+                          <a:schemeClr val="accent1"/>
+                        </a:lnRef>
+                        <a:fillRef idx="0">
+                          <a:schemeClr val="accent1"/>
+                        </a:fillRef>
+                        <a:effectRef idx="0">
+                          <a:schemeClr val="accent1"/>
+                        </a:effectRef>
+                        <a:fontRef idx="minor">
+                          <a:schemeClr val="tx1"/>
+                        </a:fontRef>
+                      </wps:style>
+                      <wps:bodyPr/>
+                    </wps:wsp>
+                  </a:graphicData>
+                </a:graphic>
+              </wp:anchor>
+            </w:drawing>
+          </mc:Choice>
+          <mc:Fallback>
+            <w:pict>
+              <v:shape w14:anchorId="157DF5CF" id="Straight Arrow Connector 81" o:spid="_x0000_s1026" type="#_x0000_t32" style="position:absolute;margin-left:365.95pt;margin-top:94.6pt;width:21.75pt;height:13.85pt;flip:x;z-index:251938816;visibility:visible;mso-wrap-style:square;mso-wrap-distance-left:9pt;mso-wrap-distance-top:0;mso-wrap-distance-right:9pt;mso-wrap-distance-bottom:0;mso-position-horizontal:absolute;mso-position-horizontal-relative:text;mso-position-vertical:absolute;mso-position-vertical-relative:text" o:gfxdata="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" strokecolor="#4472c4 [3204]" strokeweight=".5pt">
+                <v:stroke endarrow="block" joinstyle="miter"/>
+              </v:shape>
+            </w:pict>
+          </mc:Fallback>
+        </mc:AlternateContent>
+      </w:r>
+      <w:r>
+        <w:rPr>
+          <w:rFonts w:ascii="Bookman Old Style" w:hAnsi="Bookman Old Style"/>
+          <w:b/>
+          <w:bCs/>
+          <w:noProof/>
+          <w:color w:val="000000" w:themeColor="text1"/>
+          <w:lang w:val="en-US"/>
+        </w:rPr>
+        <mc:AlternateContent>
+          <mc:Choice Requires="wps">
+            <w:drawing>
+              <wp:anchor distT="0" distB="0" distL="114300" distR="114300" simplePos="0" relativeHeight="251937792" behindDoc="0" locked="0" layoutInCell="1" allowOverlap="1" wp14:anchorId="7AD9888D" wp14:editId="2BE0FB6E">
+                <wp:simplePos x="0" y="0"/>
+                <wp:positionH relativeFrom="column">
+                  <wp:posOffset>4345912</wp:posOffset>
+                </wp:positionH>
+                <wp:positionV relativeFrom="paragraph">
+                  <wp:posOffset>1216534</wp:posOffset>
+                </wp:positionV>
+                <wp:extent cx="291402" cy="185895"/>
+                <wp:effectExtent l="0" t="0" r="71120" b="62230"/>
+                <wp:wrapNone/>
+                <wp:docPr id="1282886433" name="Straight Arrow Connector 80"/>
+                <wp:cNvGraphicFramePr/>
+                <a:graphic xmlns:a="http://schemas.openxmlformats.org/drawingml/2006/main">
+                  <a:graphicData uri="http://schemas.microsoft.com/office/word/2010/wordprocessingShape">
+                    <wps:wsp>
+                      <wps:cNvCnPr/>
+                      <wps:spPr>
+                        <a:xfrm>
+                          <a:off x="0" y="0"/>
+                          <a:ext cx="291402" cy="185895"/>
+                        </a:xfrm>
+                        <a:prstGeom prst="straightConnector1">
+                          <a:avLst/>
+                        </a:prstGeom>
+                        <a:ln>
+                          <a:tailEnd type="triangle"/>
+                        </a:ln>
+                      </wps:spPr>
+                      <wps:style>
+                        <a:lnRef idx="1">
+                          <a:schemeClr val="accent1"/>
+                        </a:lnRef>
+                        <a:fillRef idx="0">
+                          <a:schemeClr val="accent1"/>
+                        </a:fillRef>
+                        <a:effectRef idx="0">
+                          <a:schemeClr val="accent1"/>
+                        </a:effectRef>
+                        <a:fontRef idx="minor">
+                          <a:schemeClr val="tx1"/>
+                        </a:fontRef>
+                      </wps:style>
+                      <wps:bodyPr/>
+                    </wps:wsp>
+                  </a:graphicData>
+                </a:graphic>
+              </wp:anchor>
+            </w:drawing>
+          </mc:Choice>
+          <mc:Fallback>
+            <w:pict>
+              <v:shape w14:anchorId="00689DC4" id="Straight Arrow Connector 80" o:spid="_x0000_s1026" type="#_x0000_t32" style="position:absolute;margin-left:342.2pt;margin-top:95.8pt;width:22.95pt;height:14.65pt;z-index:251937792;visibility:visible;mso-wrap-style:square;mso-wrap-distance-left:9pt;mso-wrap-distance-top:0;mso-wrap-distance-right:9pt;mso-wrap-distance-bottom:0;mso-position-horizontal:absolute;mso-position-horizontal-relative:text;mso-position-vertical:absolute;mso-position-vertical-relative:text" o:gfxdata="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" strokecolor="#4472c4 [3204]" strokeweight=".5pt">
+                <v:stroke endarrow="block" joinstyle="miter"/>
+              </v:shape>
+            </w:pict>
+          </mc:Fallback>
+        </mc:AlternateContent>
+      </w:r>
+      <w:r>
+        <w:rPr>
+          <w:rFonts w:ascii="Bookman Old Style" w:hAnsi="Bookman Old Style"/>
+          <w:b/>
+          <w:bCs/>
+          <w:noProof/>
+          <w:color w:val="000000" w:themeColor="text1"/>
+          <w:lang w:val="en-US"/>
+        </w:rPr>
+        <mc:AlternateContent>
+          <mc:Choice Requires="wps">
+            <w:drawing>
+              <wp:anchor distT="0" distB="0" distL="114300" distR="114300" simplePos="0" relativeHeight="251936768" behindDoc="0" locked="0" layoutInCell="1" allowOverlap="1" wp14:anchorId="6ECD62BF" wp14:editId="04EA4E82">
+                <wp:simplePos x="0" y="0"/>
+                <wp:positionH relativeFrom="column">
+                  <wp:posOffset>4637314</wp:posOffset>
+                </wp:positionH>
+                <wp:positionV relativeFrom="paragraph">
+                  <wp:posOffset>668899</wp:posOffset>
+                </wp:positionV>
+                <wp:extent cx="261257" cy="195943"/>
+                <wp:effectExtent l="0" t="0" r="81915" b="52070"/>
+                <wp:wrapNone/>
+                <wp:docPr id="1239881771" name="Straight Arrow Connector 79"/>
+                <wp:cNvGraphicFramePr/>
+                <a:graphic xmlns:a="http://schemas.openxmlformats.org/drawingml/2006/main">
+                  <a:graphicData uri="http://schemas.microsoft.com/office/word/2010/wordprocessingShape">
+                    <wps:wsp>
+                      <wps:cNvCnPr/>
+                      <wps:spPr>
+                        <a:xfrm>
+                          <a:off x="0" y="0"/>
+                          <a:ext cx="261257" cy="195943"/>
+                        </a:xfrm>
+                        <a:prstGeom prst="straightConnector1">
+                          <a:avLst/>
+                        </a:prstGeom>
+                        <a:ln>
+                          <a:tailEnd type="triangle"/>
+                        </a:ln>
+                      </wps:spPr>
+                      <wps:style>
+                        <a:lnRef idx="1">
+                          <a:schemeClr val="accent1"/>
+                        </a:lnRef>
+                        <a:fillRef idx="0">
+                          <a:schemeClr val="accent1"/>
+                        </a:fillRef>
+                        <a:effectRef idx="0">
+                          <a:schemeClr val="accent1"/>
+                        </a:effectRef>
+                        <a:fontRef idx="minor">
+                          <a:schemeClr val="tx1"/>
+                        </a:fontRef>
+                      </wps:style>
+                      <wps:bodyPr/>
+                    </wps:wsp>
+                  </a:graphicData>
+                </a:graphic>
+              </wp:anchor>
+            </w:drawing>
+          </mc:Choice>
+          <mc:Fallback>
+            <w:pict>
+              <v:shape w14:anchorId="19958766" id="Straight Arrow Connector 79" o:spid="_x0000_s1026" type="#_x0000_t32" style="position:absolute;margin-left:365.15pt;margin-top:52.65pt;width:20.55pt;height:15.45pt;z-index:251936768;visibility:visible;mso-wrap-style:square;mso-wrap-distance-left:9pt;mso-wrap-distance-top:0;mso-wrap-distance-right:9pt;mso-wrap-distance-bottom:0;mso-position-horizontal:absolute;mso-position-horizontal-relative:text;mso-position-vertical:absolute;mso-position-vertical-relative:text" o:gfxdata="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" strokecolor="#4472c4 [3204]" strokeweight=".5pt">
+                <v:stroke endarrow="block" joinstyle="miter"/>
+              </v:shape>
+            </w:pict>
+          </mc:Fallback>
+        </mc:AlternateContent>
+      </w:r>
+      <w:r>
+        <w:rPr>
+          <w:rFonts w:ascii="Bookman Old Style" w:hAnsi="Bookman Old Style"/>
+          <w:b/>
+          <w:bCs/>
+          <w:noProof/>
+          <w:color w:val="000000" w:themeColor="text1"/>
+          <w:lang w:val="en-US"/>
+        </w:rPr>
+        <mc:AlternateContent>
+          <mc:Choice Requires="wps">
+            <w:drawing>
+              <wp:anchor distT="0" distB="0" distL="114300" distR="114300" simplePos="0" relativeHeight="251935744" behindDoc="0" locked="0" layoutInCell="1" allowOverlap="1" wp14:anchorId="54F63797" wp14:editId="6F9243D4">
+                <wp:simplePos x="0" y="0"/>
+                <wp:positionH relativeFrom="column">
+                  <wp:posOffset>4426299</wp:posOffset>
+                </wp:positionH>
+                <wp:positionV relativeFrom="paragraph">
+                  <wp:posOffset>673923</wp:posOffset>
+                </wp:positionV>
+                <wp:extent cx="205991" cy="216040"/>
+                <wp:effectExtent l="38100" t="0" r="22860" b="50800"/>
+                <wp:wrapNone/>
+                <wp:docPr id="1295600424" name="Straight Arrow Connector 78"/>
+                <wp:cNvGraphicFramePr/>
+                <a:graphic xmlns:a="http://schemas.openxmlformats.org/drawingml/2006/main">
+                  <a:graphicData uri="http://schemas.microsoft.com/office/word/2010/wordprocessingShape">
+                    <wps:wsp>
+                      <wps:cNvCnPr/>
+                      <wps:spPr>
+                        <a:xfrm flipH="1">
+                          <a:off x="0" y="0"/>
+                          <a:ext cx="205991" cy="216040"/>
+                        </a:xfrm>
+                        <a:prstGeom prst="straightConnector1">
+                          <a:avLst/>
+                        </a:prstGeom>
+                        <a:ln>
+                          <a:tailEnd type="triangle"/>
+                        </a:ln>
+                      </wps:spPr>
+                      <wps:style>
+                        <a:lnRef idx="1">
+                          <a:schemeClr val="accent1"/>
+                        </a:lnRef>
+                        <a:fillRef idx="0">
+                          <a:schemeClr val="accent1"/>
+                        </a:fillRef>
+                        <a:effectRef idx="0">
+                          <a:schemeClr val="accent1"/>
+                        </a:effectRef>
+                        <a:fontRef idx="minor">
+                          <a:schemeClr val="tx1"/>
+                        </a:fontRef>
+                      </wps:style>
+                      <wps:bodyPr/>
+                    </wps:wsp>
+                  </a:graphicData>
+                </a:graphic>
+              </wp:anchor>
+            </w:drawing>
+          </mc:Choice>
+          <mc:Fallback>
+            <w:pict>
+              <v:shape w14:anchorId="1628811D" id="Straight Arrow Connector 78" o:spid="_x0000_s1026" type="#_x0000_t32" style="position:absolute;margin-left:348.55pt;margin-top:53.05pt;width:16.2pt;height:17pt;flip:x;z-index:251935744;visibility:visible;mso-wrap-style:square;mso-wrap-distance-left:9pt;mso-wrap-distance-top:0;mso-wrap-distance-right:9pt;mso-wrap-distance-bottom:0;mso-position-horizontal:absolute;mso-position-horizontal-relative:text;mso-position-vertical:absolute;mso-position-vertical-relative:text" o:gfxdata="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" strokecolor="#4472c4 [3204]" strokeweight=".5pt">
+                <v:stroke endarrow="block" joinstyle="miter"/>
+              </v:shape>
+            </w:pict>
+          </mc:Fallback>
+        </mc:AlternateContent>
+      </w:r>
+      <w:r>
+        <w:rPr>
+          <w:rFonts w:ascii="Bookman Old Style" w:hAnsi="Bookman Old Style"/>
+          <w:b/>
+          <w:bCs/>
+          <w:noProof/>
+          <w:color w:val="000000" w:themeColor="text1"/>
+          <w:lang w:val="en-US"/>
+        </w:rPr>
+        <mc:AlternateContent>
+          <mc:Choice Requires="wps">
+            <w:drawing>
+              <wp:anchor distT="0" distB="0" distL="114300" distR="114300" simplePos="0" relativeHeight="251929600" behindDoc="0" locked="0" layoutInCell="1" allowOverlap="1" wp14:anchorId="72A3D214" wp14:editId="706FC92D">
+                <wp:simplePos x="0" y="0"/>
+                <wp:positionH relativeFrom="column">
+                  <wp:posOffset>4425747</wp:posOffset>
+                </wp:positionH>
+                <wp:positionV relativeFrom="paragraph">
+                  <wp:posOffset>355900</wp:posOffset>
+                </wp:positionV>
+                <wp:extent cx="391795" cy="331470"/>
+                <wp:effectExtent l="0" t="0" r="27305" b="11430"/>
+                <wp:wrapNone/>
+                <wp:docPr id="444470827" name="Text Box 68"/>
+                <wp:cNvGraphicFramePr/>
+                <a:graphic xmlns:a="http://schemas.openxmlformats.org/drawingml/2006/main">
+                  <a:graphicData uri="http://schemas.microsoft.com/office/word/2010/wordprocessingShape">
+                    <wps:wsp>
+                      <wps:cNvSpPr txBox="1"/>
+                      <wps:spPr>
+                        <a:xfrm>
+                          <a:off x="0" y="0"/>
+                          <a:ext cx="391795" cy="331470"/>
+                        </a:xfrm>
+                        <a:prstGeom prst="rect">
+                          <a:avLst/>
+                        </a:prstGeom>
+                        <a:solidFill>
+                          <a:schemeClr val="lt1"/>
+                        </a:solidFill>
+                        <a:ln w="6350">
+                          <a:solidFill>
+                            <a:prstClr val="black"/>
+                          </a:solidFill>
+                        </a:ln>
+                      </wps:spPr>
+                      <wps:txbx>
+                        <w:txbxContent>
+                          <w:p>
+                            <w:pPr>
+                              <w:jc w:val="center"/>
+                              <w:rPr>
+                                <w:b/>
+                                <w:bCs/>
+                                <w:lang w:val="en-US"/>
+                              </w:rPr>
+                            </w:pPr>
+                            <w:r>
+                              <w:rPr>
+                                <w:b/>
+                                <w:bCs/>
+                                <w:lang w:val="en-US"/>
+                              </w:rPr>
+                              <w:t>A</w:t>
+                            </w:r>
+                          </w:p>
+                        </w:txbxContent>
+                      </wps:txbx>
+                      <wps:bodyPr rot="0" spcFirstLastPara="0" vertOverflow="overflow" horzOverflow="overflow" vert="horz" wrap="square" lIns="91440" tIns="45720" rIns="91440" bIns="45720" numCol="1" spcCol="0" rtlCol="0" fromWordArt="0" anchor="t" anchorCtr="0" forceAA="0" compatLnSpc="1">
+                        <a:prstTxWarp prst="textNoShape">
+                          <a:avLst/>
+                        </a:prstTxWarp>
+                        <a:noAutofit/>
+                      </wps:bodyPr>
+                    </wps:wsp>
+                  </a:graphicData>
+                </a:graphic>
+              </wp:anchor>
+            </w:drawing>
+          </mc:Choice>
+          <mc:Fallback>
+            <w:pict>
+              <v:shape w14:anchorId="72A3D214" id="_x0000_s1091" type="#_x0000_t202" style="position:absolute;margin-left:348.5pt;margin-top:28pt;width:30.85pt;height:26.1pt;z-index:251929600;visibility:visible;mso-wrap-style:square;mso-wrap-distance-left:9pt;mso-wrap-distance-top:0;mso-wrap-distance-right:9pt;mso-wrap-distance-bottom:0;mso-position-horizontal:absolute;mso-position-horizontal-relative:text;mso-position-vertical:absolute;mso-position-vertical-relative:text;v-text-anchor:top" o:gfxdata="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" fillcolor="white [3201]" strokeweight=".5pt">
+                <v:textbox>
+                  <w:txbxContent>
+                    <w:p>
+                      <w:pPr>
+                        <w:jc w:val="center"/>
+                        <w:rPr>
+                          <w:b/>
+                          <w:bCs/>
+                          <w:lang w:val="en-US"/>
+                        </w:rPr>
+                      </w:pPr>
+                      <w:r>
+                        <w:rPr>
+                          <w:b/>
+                          <w:bCs/>
+                          <w:lang w:val="en-US"/>
+                        </w:rPr>
+                        <w:t>A</w:t>
+                      </w:r>
+                    </w:p>
+                  </w:txbxContent>
+                </v:textbox>
+              </v:shape>
+            </w:pict>
+          </mc:Fallback>
+        </mc:AlternateContent>
+      </w:r>
+      <w:r>
+        <w:rPr>
+          <w:rFonts w:ascii="Bookman Old Style" w:hAnsi="Bookman Old Style"/>
+          <w:b/>
+          <w:bCs/>
+          <w:noProof/>
+          <w:color w:val="000000" w:themeColor="text1"/>
+          <w:lang w:val="en-US"/>
+        </w:rPr>
+        <mc:AlternateContent>
+          <mc:Choice Requires="wps">
+            <w:drawing>
+              <wp:anchor distT="0" distB="0" distL="114300" distR="114300" simplePos="0" relativeHeight="251934720" behindDoc="0" locked="0" layoutInCell="1" allowOverlap="1" wp14:anchorId="475038D1" wp14:editId="3F7CC9C1">
+                <wp:simplePos x="0" y="0"/>
+                <wp:positionH relativeFrom="column">
+                  <wp:posOffset>4451419</wp:posOffset>
+                </wp:positionH>
+                <wp:positionV relativeFrom="paragraph">
+                  <wp:posOffset>1396086</wp:posOffset>
+                </wp:positionV>
+                <wp:extent cx="391795" cy="331470"/>
+                <wp:effectExtent l="0" t="0" r="27305" b="11430"/>
+                <wp:wrapNone/>
+                <wp:docPr id="162102077" name="Text Box 68"/>
+                <wp:cNvGraphicFramePr/>
+                <a:graphic xmlns:a="http://schemas.openxmlformats.org/drawingml/2006/main">
+                  <a:graphicData uri="http://schemas.microsoft.com/office/word/2010/wordprocessingShape">
+                    <wps:wsp>
+                      <wps:cNvSpPr txBox="1"/>
+                      <wps:spPr>
+                        <a:xfrm>
+                          <a:off x="0" y="0"/>
+                          <a:ext cx="391795" cy="331470"/>
+                        </a:xfrm>
+                        <a:prstGeom prst="rect">
+                          <a:avLst/>
+                        </a:prstGeom>
+                        <a:solidFill>
+                          <a:schemeClr val="lt1"/>
+                        </a:solidFill>
+                        <a:ln w="6350">
+                          <a:solidFill>
+                            <a:prstClr val="black"/>
+                          </a:solidFill>
+                        </a:ln>
+                      </wps:spPr>
+                      <wps:txbx>
+                        <w:txbxContent>
+                          <w:p>
+                            <w:pPr>
+                              <w:jc w:val="center"/>
+                              <w:rPr>
+                                <w:b/>
+                                <w:bCs/>
+                                <w:lang w:val="en-US"/>
+                              </w:rPr>
+                            </w:pPr>
+                            <w:r>
+                              <w:rPr>
+                                <w:b/>
+                                <w:bCs/>
+                                <w:lang w:val="en-US"/>
+                              </w:rPr>
+                              <w:t>D</w:t>
+                            </w:r>
+                          </w:p>
+                        </w:txbxContent>
+                      </wps:txbx>
+                      <wps:bodyPr rot="0" spcFirstLastPara="0" vertOverflow="overflow" horzOverflow="overflow" vert="horz" wrap="square" lIns="91440" tIns="45720" rIns="91440" bIns="45720" numCol="1" spcCol="0" rtlCol="0" fromWordArt="0" anchor="t" anchorCtr="0" forceAA="0" compatLnSpc="1">
+                        <a:prstTxWarp prst="textNoShape">
+                          <a:avLst/>
+                        </a:prstTxWarp>
+                        <a:noAutofit/>
+                      </wps:bodyPr>
+                    </wps:wsp>
+                  </a:graphicData>
+                </a:graphic>
+              </wp:anchor>
+            </w:drawing>
+          </mc:Choice>
+          <mc:Fallback>
+            <w:pict>
+              <v:shape w14:anchorId="475038D1" id="_x0000_s1092" type="#_x0000_t202" style="position:absolute;margin-left:350.5pt;margin-top:109.95pt;width:30.85pt;height:26.1pt;z-index:251934720;visibility:visible;mso-wrap-style:square;mso-wrap-distance-left:9pt;mso-wrap-distance-top:0;mso-wrap-distance-right:9pt;mso-wrap-distance-bottom:0;mso-position-horizontal:absolute;mso-position-horizontal-relative:text;mso-position-vertical:absolute;mso-position-vertical-relative:text;v-text-anchor:top" o:gfxdata="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" fillcolor="white [3201]" strokeweight=".5pt">
+                <v:textbox>
+                  <w:txbxContent>
+                    <w:p>
+                      <w:pPr>
+                        <w:jc w:val="center"/>
+                        <w:rPr>
+                          <w:b/>
+                          <w:bCs/>
+                          <w:lang w:val="en-US"/>
+                        </w:rPr>
+                      </w:pPr>
+                      <w:r>
+                        <w:rPr>
+                          <w:b/>
+                          <w:bCs/>
+                          <w:lang w:val="en-US"/>
+                        </w:rPr>
+                        <w:t>D</w:t>
+                      </w:r>
+                    </w:p>
+                  </w:txbxContent>
+                </v:textbox>
+              </v:shape>
+            </w:pict>
+          </mc:Fallback>
+        </mc:AlternateContent>
+      </w:r>
+      <w:r>
+        <w:rPr>
+          <w:rFonts w:ascii="Bookman Old Style" w:hAnsi="Bookman Old Style"/>
+          <w:b/>
+          <w:bCs/>
+          <w:noProof/>
+          <w:color w:val="000000" w:themeColor="text1"/>
+          <w:lang w:val="en-US"/>
+        </w:rPr>
+        <mc:AlternateContent>
+          <mc:Choice Requires="wps">
+            <w:drawing>
+              <wp:anchor distT="0" distB="0" distL="114300" distR="114300" simplePos="0" relativeHeight="251932672" behindDoc="0" locked="0" layoutInCell="1" allowOverlap="1" wp14:anchorId="0E2AE9F3" wp14:editId="510698E5">
+                <wp:simplePos x="0" y="0"/>
+                <wp:positionH relativeFrom="column">
+                  <wp:posOffset>4712970</wp:posOffset>
+                </wp:positionH>
+                <wp:positionV relativeFrom="paragraph">
+                  <wp:posOffset>868045</wp:posOffset>
+                </wp:positionV>
+                <wp:extent cx="391795" cy="331470"/>
+                <wp:effectExtent l="0" t="0" r="27305" b="11430"/>
+                <wp:wrapNone/>
+                <wp:docPr id="191529501" name="Text Box 68"/>
+                <wp:cNvGraphicFramePr/>
+                <a:graphic xmlns:a="http://schemas.openxmlformats.org/drawingml/2006/main">
+                  <a:graphicData uri="http://schemas.microsoft.com/office/word/2010/wordprocessingShape">
+                    <wps:wsp>
+                      <wps:cNvSpPr txBox="1"/>
+                      <wps:spPr>
+                        <a:xfrm>
+                          <a:off x="0" y="0"/>
+                          <a:ext cx="391795" cy="331470"/>
+                        </a:xfrm>
+                        <a:prstGeom prst="rect">
+                          <a:avLst/>
+                        </a:prstGeom>
+                        <a:solidFill>
+                          <a:schemeClr val="lt1"/>
+                        </a:solidFill>
+                        <a:ln w="6350">
+                          <a:solidFill>
+                            <a:prstClr val="black"/>
+                          </a:solidFill>
+                        </a:ln>
+                      </wps:spPr>
+                      <wps:txbx>
+                        <w:txbxContent>
+                          <w:p>
+                            <w:pPr>
+                              <w:jc w:val="center"/>
+                              <w:rPr>
+                                <w:b/>
+                                <w:bCs/>
+                                <w:lang w:val="en-US"/>
+                              </w:rPr>
+                            </w:pPr>
+                            <w:r>
+                              <w:rPr>
+                                <w:b/>
+                                <w:bCs/>
+                                <w:lang w:val="en-US"/>
+                              </w:rPr>
+                              <w:t>C</w:t>
+                            </w:r>
+                          </w:p>
+                        </w:txbxContent>
+                      </wps:txbx>
+                      <wps:bodyPr rot="0" spcFirstLastPara="0" vertOverflow="overflow" horzOverflow="overflow" vert="horz" wrap="square" lIns="91440" tIns="45720" rIns="91440" bIns="45720" numCol="1" spcCol="0" rtlCol="0" fromWordArt="0" anchor="t" anchorCtr="0" forceAA="0" compatLnSpc="1">
+                        <a:prstTxWarp prst="textNoShape">
+                          <a:avLst/>
+                        </a:prstTxWarp>
+                        <a:noAutofit/>
+                      </wps:bodyPr>
+                    </wps:wsp>
+                  </a:graphicData>
+                </a:graphic>
+              </wp:anchor>
+            </w:drawing>
+          </mc:Choice>
+          <mc:Fallback>
+            <w:pict>
+              <v:shape w14:anchorId="0E2AE9F3" id="_x0000_s1093" type="#_x0000_t202" style="position:absolute;margin-left:371.1pt;margin-top:68.35pt;width:30.85pt;height:26.1pt;z-index:251932672;visibility:visible;mso-wrap-style:square;mso-wrap-distance-left:9pt;mso-wrap-distance-top:0;mso-wrap-distance-right:9pt;mso-wrap-distance-bottom:0;mso-position-horizontal:absolute;mso-position-horizontal-relative:text;mso-position-vertical:absolute;mso-position-vertical-relative:text;v-text-anchor:top" o:gfxdata="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" fillcolor="white [3201]" strokeweight=".5pt">
+                <v:textbox>
+                  <w:txbxContent>
+                    <w:p>
+                      <w:pPr>
+                        <w:jc w:val="center"/>
+                        <w:rPr>
+                          <w:b/>
+                          <w:bCs/>
+                          <w:lang w:val="en-US"/>
+                        </w:rPr>
+                      </w:pPr>
+                      <w:r>
+                        <w:rPr>
+                          <w:b/>
+                          <w:bCs/>
+                          <w:lang w:val="en-US"/>
+                        </w:rPr>
+                        <w:t>C</w:t>
+                      </w:r>
+                    </w:p>
+                  </w:txbxContent>
+                </v:textbox>
+              </v:shape>
+            </w:pict>
+          </mc:Fallback>
+        </mc:AlternateContent>
+      </w:r>
+      <w:r>
+        <w:rPr>
+          <w:rFonts w:ascii="Bookman Old Style" w:hAnsi="Bookman Old Style"/>
+          <w:b/>
+          <w:bCs/>
+          <w:noProof/>
+          <w:color w:val="000000" w:themeColor="text1"/>
+          <w:lang w:val="en-US"/>
+        </w:rPr>
+        <mc:AlternateContent>
+          <mc:Choice Requires="wps">
+            <w:drawing>
+              <wp:anchor distT="0" distB="0" distL="114300" distR="114300" simplePos="0" relativeHeight="251931648" behindDoc="0" locked="0" layoutInCell="1" allowOverlap="1" wp14:anchorId="7CF29430" wp14:editId="7D0F8E17">
+                <wp:simplePos x="0" y="0"/>
+                <wp:positionH relativeFrom="column">
+                  <wp:posOffset>4134897</wp:posOffset>
+                </wp:positionH>
+                <wp:positionV relativeFrom="paragraph">
+                  <wp:posOffset>879343</wp:posOffset>
+                </wp:positionV>
+                <wp:extent cx="391886" cy="331596"/>
+                <wp:effectExtent l="0" t="0" r="27305" b="11430"/>
+                <wp:wrapNone/>
+                <wp:docPr id="118353809" name="Text Box 68"/>
+                <wp:cNvGraphicFramePr/>
+                <a:graphic xmlns:a="http://schemas.openxmlformats.org/drawingml/2006/main">
+                  <a:graphicData uri="http://schemas.microsoft.com/office/word/2010/wordprocessingShape">
+                    <wps:wsp>
+                      <wps:cNvSpPr txBox="1"/>
+                      <wps:spPr>
+                        <a:xfrm>
+                          <a:off x="0" y="0"/>
+                          <a:ext cx="391886" cy="331596"/>
+                        </a:xfrm>
+                        <a:prstGeom prst="rect">
+                          <a:avLst/>
+                        </a:prstGeom>
+                        <a:solidFill>
+                          <a:schemeClr val="lt1"/>
+                        </a:solidFill>
+                        <a:ln w="6350">
+                          <a:solidFill>
+                            <a:prstClr val="black"/>
+                          </a:solidFill>
+                        </a:ln>
+                      </wps:spPr>
+                      <wps:txbx>
+                        <w:txbxContent>
+                          <w:p>
+                            <w:pPr>
+                              <w:jc w:val="center"/>
+                              <w:rPr>
+                                <w:b/>
+                                <w:bCs/>
+                                <w:lang w:val="en-US"/>
+                              </w:rPr>
+                            </w:pPr>
+                            <w:r>
+                              <w:rPr>
+                                <w:b/>
+                                <w:bCs/>
+                                <w:lang w:val="en-US"/>
+                              </w:rPr>
+                              <w:t>B</w:t>
+                            </w:r>
+                          </w:p>
+                        </w:txbxContent>
+                      </wps:txbx>
+                      <wps:bodyPr rot="0" spcFirstLastPara="0" vertOverflow="overflow" horzOverflow="overflow" vert="horz" wrap="square" lIns="91440" tIns="45720" rIns="91440" bIns="45720" numCol="1" spcCol="0" rtlCol="0" fromWordArt="0" anchor="t" anchorCtr="0" forceAA="0" compatLnSpc="1">
+                        <a:prstTxWarp prst="textNoShape">
+                          <a:avLst/>
+                        </a:prstTxWarp>
+                        <a:noAutofit/>
+                      </wps:bodyPr>
+                    </wps:wsp>
+                  </a:graphicData>
+                </a:graphic>
+              </wp:anchor>
+            </w:drawing>
+          </mc:Choice>
+          <mc:Fallback>
+            <w:pict>
+              <v:shape w14:anchorId="7CF29430" id="_x0000_s1094" type="#_x0000_t202" style="position:absolute;margin-left:325.6pt;margin-top:69.25pt;width:30.85pt;height:26.1pt;z-index:251931648;visibility:visible;mso-wrap-style:square;mso-wrap-distance-left:9pt;mso-wrap-distance-top:0;mso-wrap-distance-right:9pt;mso-wrap-distance-bottom:0;mso-position-horizontal:absolute;mso-position-horizontal-relative:text;mso-position-vertical:absolute;mso-position-vertical-relative:text;v-text-anchor:top" o:gfxdata="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" fillcolor="white [3201]" strokeweight=".5pt">
+                <v:textbox>
+                  <w:txbxContent>
+                    <w:p>
+                      <w:pPr>
+                        <w:jc w:val="center"/>
+                        <w:rPr>
+                          <w:b/>
+                          <w:bCs/>
+                          <w:lang w:val="en-US"/>
+                        </w:rPr>
+                      </w:pPr>
+                      <w:r>
+                        <w:rPr>
+                          <w:b/>
+                          <w:bCs/>
+                          <w:lang w:val="en-US"/>
+                        </w:rPr>
+                        <w:t>B</w:t>
+                      </w:r>
+                    </w:p>
+                  </w:txbxContent>
+                </v:textbox>
+              </v:shape>
+            </w:pict>
+          </mc:Fallback>
+        </mc:AlternateContent>
+      </w:r>
+      <w:r>
+        <w:rPr>
+          <w:rFonts w:ascii="Bookman Old Style" w:hAnsi="Bookman Old Style"/>
+          <w:b/>
+          <w:bCs/>
+          <w:noProof/>
+          <w:color w:val="000000" w:themeColor="text1"/>
+          <w:lang w:val="en-US"/>
+        </w:rPr>
+        <mc:AlternateContent>
+          <mc:Choice Requires="wps">
+            <w:drawing>
+              <wp:anchor distT="0" distB="0" distL="114300" distR="114300" simplePos="0" relativeHeight="251927552" behindDoc="0" locked="0" layoutInCell="1" allowOverlap="1" wp14:anchorId="7C62E515" wp14:editId="7A1ECA1E">
+                <wp:simplePos x="0" y="0"/>
+                <wp:positionH relativeFrom="column">
+                  <wp:posOffset>2876759</wp:posOffset>
+                </wp:positionH>
+                <wp:positionV relativeFrom="paragraph">
+                  <wp:posOffset>668774</wp:posOffset>
+                </wp:positionV>
+                <wp:extent cx="383931" cy="246038"/>
+                <wp:effectExtent l="38100" t="0" r="16510" b="59055"/>
+                <wp:wrapNone/>
+                <wp:docPr id="1982800438" name="Straight Arrow Connector 77"/>
+                <wp:cNvGraphicFramePr/>
+                <a:graphic xmlns:a="http://schemas.openxmlformats.org/drawingml/2006/main">
+                  <a:graphicData uri="http://schemas.microsoft.com/office/word/2010/wordprocessingShape">
+                    <wps:wsp>
+                      <wps:cNvCnPr/>
+                      <wps:spPr>
+                        <a:xfrm flipH="1">
+                          <a:off x="0" y="0"/>
+                          <a:ext cx="383931" cy="246038"/>
+                        </a:xfrm>
+                        <a:prstGeom prst="straightConnector1">
+                          <a:avLst/>
+                        </a:prstGeom>
+                        <a:ln>
+                          <a:tailEnd type="triangle"/>
+                        </a:ln>
+                      </wps:spPr>
+                      <wps:style>
+                        <a:lnRef idx="1">
+                          <a:schemeClr val="accent1"/>
+                        </a:lnRef>
+                        <a:fillRef idx="0">
+                          <a:schemeClr val="accent1"/>
+                        </a:fillRef>
+                        <a:effectRef idx="0">
+                          <a:schemeClr val="accent1"/>
+                        </a:effectRef>
+                        <a:fontRef idx="minor">
+                          <a:schemeClr val="tx1"/>
+                        </a:fontRef>
+                      </wps:style>
+                      <wps:bodyPr/>
+                    </wps:wsp>
+                  </a:graphicData>
+                </a:graphic>
+                <wp14:sizeRelH relativeFrom="margin">
+                  <wp14:pctWidth>0</wp14:pctWidth>
+                </wp14:sizeRelH>
+                <wp14:sizeRelV relativeFrom="margin">
+                  <wp14:pctHeight>0</wp14:pctHeight>
+                </wp14:sizeRelV>
+              </wp:anchor>
+            </w:drawing>
+          </mc:Choice>
+          <mc:Fallback>
+            <w:pict>
+              <v:shape w14:anchorId="7317AB00" id="Straight Arrow Connector 77" o:spid="_x0000_s1026" type="#_x0000_t32" style="position:absolute;margin-left:226.5pt;margin-top:52.65pt;width:30.25pt;height:19.35pt;flip:x;z-index:251927552;visibility:visible;mso-wrap-style:square;mso-width-percent:0;mso-height-percent:0;mso-wrap-distance-left:9pt;mso-wrap-distance-top:0;mso-wrap-distance-right:9pt;mso-wrap-distance-bottom:0;mso-position-horizontal:absolute;mso-position-horizontal-relative:text;mso-position-vertical:absolute;mso-position-vertical-relative:text;mso-width-percent:0;mso-height-percent:0;mso-width-relative:margin;mso-height-relative:margin" o:gfxdata="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" strokecolor="#4472c4 [3204]" strokeweight=".5pt">
+                <v:stroke endarrow="block" joinstyle="miter"/>
+              </v:shape>
+            </w:pict>
+          </mc:Fallback>
+        </mc:AlternateContent>
+      </w:r>
+      <w:r>
+        <w:rPr>
+          <w:rFonts w:ascii="Bookman Old Style" w:hAnsi="Bookman Old Style"/>
+          <w:b/>
+          <w:bCs/>
+          <w:noProof/>
+          <w:color w:val="000000" w:themeColor="text1"/>
+          <w:lang w:val="en-US"/>
+        </w:rPr>
+        <mc:AlternateContent>
+          <mc:Choice Requires="wps">
+            <w:drawing>
+              <wp:anchor distT="0" distB="0" distL="114300" distR="114300" simplePos="0" relativeHeight="251926528" behindDoc="0" locked="0" layoutInCell="1" allowOverlap="1" wp14:anchorId="7FEB41AE" wp14:editId="0A3CE706">
+                <wp:simplePos x="0" y="0"/>
+                <wp:positionH relativeFrom="column">
+                  <wp:posOffset>2672862</wp:posOffset>
+                </wp:positionH>
+                <wp:positionV relativeFrom="paragraph">
+                  <wp:posOffset>658851</wp:posOffset>
+                </wp:positionV>
+                <wp:extent cx="0" cy="271305"/>
+                <wp:effectExtent l="76200" t="0" r="57150" b="52705"/>
+                <wp:wrapNone/>
+                <wp:docPr id="252160587" name="Straight Arrow Connector 76"/>
+                <wp:cNvGraphicFramePr/>
+                <a:graphic xmlns:a="http://schemas.openxmlformats.org/drawingml/2006/main">
+                  <a:graphicData uri="http://schemas.microsoft.com/office/word/2010/wordprocessingShape">
+                    <wps:wsp>
+                      <wps:cNvCnPr/>
+                      <wps:spPr>
+                        <a:xfrm>
+                          <a:off x="0" y="0"/>
+                          <a:ext cx="0" cy="271305"/>
+                        </a:xfrm>
+                        <a:prstGeom prst="straightConnector1">
+                          <a:avLst/>
+                        </a:prstGeom>
+                        <a:ln>
+                          <a:tailEnd type="triangle"/>
+                        </a:ln>
+                      </wps:spPr>
+                      <wps:style>
+                        <a:lnRef idx="1">
+                          <a:schemeClr val="accent1"/>
+                        </a:lnRef>
+                        <a:fillRef idx="0">
+                          <a:schemeClr val="accent1"/>
+                        </a:fillRef>
+                        <a:effectRef idx="0">
+                          <a:schemeClr val="accent1"/>
+                        </a:effectRef>
+                        <a:fontRef idx="minor">
+                          <a:schemeClr val="tx1"/>
+                        </a:fontRef>
+                      </wps:style>
+                      <wps:bodyPr/>
+                    </wps:wsp>
+                  </a:graphicData>
+                </a:graphic>
+              </wp:anchor>
+            </w:drawing>
+          </mc:Choice>
+          <mc:Fallback>
+            <w:pict>
+              <v:shape w14:anchorId="3EF258AB" id="Straight Arrow Connector 76" o:spid="_x0000_s1026" type="#_x0000_t32" style="position:absolute;margin-left:210.45pt;margin-top:51.9pt;width:0;height:21.35pt;z-index:251926528;visibility:visible;mso-wrap-style:square;mso-wrap-distance-left:9pt;mso-wrap-distance-top:0;mso-wrap-distance-right:9pt;mso-wrap-distance-bottom:0;mso-position-horizontal:absolute;mso-position-horizontal-relative:text;mso-position-vertical:absolute;mso-position-vertical-relative:text" o:gfxdata="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" strokecolor="#4472c4 [3204]" strokeweight=".5pt">
+                <v:stroke endarrow="block" joinstyle="miter"/>
+              </v:shape>
+            </w:pict>
+          </mc:Fallback>
+        </mc:AlternateContent>
+      </w:r>
+      <w:r>
+        <w:rPr>
+          <w:rFonts w:ascii="Bookman Old Style" w:hAnsi="Bookman Old Style"/>
+          <w:b/>
+          <w:bCs/>
+          <w:noProof/>
+          <w:color w:val="000000" w:themeColor="text1"/>
+          <w:lang w:val="en-US"/>
+        </w:rPr>
+        <mc:AlternateContent>
+          <mc:Choice Requires="wps">
+            <w:drawing>
+              <wp:anchor distT="0" distB="0" distL="114300" distR="114300" simplePos="0" relativeHeight="251925504" behindDoc="0" locked="0" layoutInCell="1" allowOverlap="1" wp14:anchorId="761D4922" wp14:editId="5D778A0C">
+                <wp:simplePos x="0" y="0"/>
+                <wp:positionH relativeFrom="column">
+                  <wp:posOffset>2064936</wp:posOffset>
+                </wp:positionH>
+                <wp:positionV relativeFrom="paragraph">
+                  <wp:posOffset>653701</wp:posOffset>
+                </wp:positionV>
+                <wp:extent cx="437104" cy="280963"/>
+                <wp:effectExtent l="0" t="0" r="77470" b="62230"/>
+                <wp:wrapNone/>
+                <wp:docPr id="9295292" name="Straight Arrow Connector 75"/>
+                <wp:cNvGraphicFramePr/>
+                <a:graphic xmlns:a="http://schemas.openxmlformats.org/drawingml/2006/main">
+                  <a:graphicData uri="http://schemas.microsoft.com/office/word/2010/wordprocessingShape">
+                    <wps:wsp>
+                      <wps:cNvCnPr/>
+                      <wps:spPr>
+                        <a:xfrm>
+                          <a:off x="0" y="0"/>
+                          <a:ext cx="437104" cy="280963"/>
+                        </a:xfrm>
+                        <a:prstGeom prst="straightConnector1">
+                          <a:avLst/>
+                        </a:prstGeom>
+                        <a:ln>
+                          <a:tailEnd type="triangle"/>
+                        </a:ln>
+                      </wps:spPr>
+                      <wps:style>
+                        <a:lnRef idx="1">
+                          <a:schemeClr val="accent1"/>
+                        </a:lnRef>
+                        <a:fillRef idx="0">
+                          <a:schemeClr val="accent1"/>
+                        </a:fillRef>
+                        <a:effectRef idx="0">
+                          <a:schemeClr val="accent1"/>
+                        </a:effectRef>
+                        <a:fontRef idx="minor">
+                          <a:schemeClr val="tx1"/>
+                        </a:fontRef>
+                      </wps:style>
+                      <wps:bodyPr/>
+                    </wps:wsp>
+                  </a:graphicData>
+                </a:graphic>
+              </wp:anchor>
+            </w:drawing>
+          </mc:Choice>
+          <mc:Fallback>
+            <w:pict>
+              <v:shape w14:anchorId="78124947" id="Straight Arrow Connector 75" o:spid="_x0000_s1026" type="#_x0000_t32" style="position:absolute;margin-left:162.6pt;margin-top:51.45pt;width:34.4pt;height:22.1pt;z-index:251925504;visibility:visible;mso-wrap-style:square;mso-wrap-distance-left:9pt;mso-wrap-distance-top:0;mso-wrap-distance-right:9pt;mso-wrap-distance-bottom:0;mso-position-horizontal:absolute;mso-position-horizontal-relative:text;mso-position-vertical:absolute;mso-position-vertical-relative:text" o:gfxdata="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" strokecolor="#4472c4 [3204]" strokeweight=".5pt">
+                <v:stroke endarrow="block" joinstyle="miter"/>
+              </v:shape>
+            </w:pict>
+          </mc:Fallback>
+        </mc:AlternateContent>
+      </w:r>
+      <w:r>
+        <w:rPr>
+          <w:rFonts w:ascii="Bookman Old Style" w:hAnsi="Bookman Old Style"/>
+          <w:b/>
+          <w:bCs/>
+          <w:noProof/>
+          <w:color w:val="000000" w:themeColor="text1"/>
+          <w:lang w:val="en-US"/>
+        </w:rPr>
+        <mc:AlternateContent>
+          <mc:Choice Requires="wps">
+            <w:drawing>
+              <wp:anchor distT="0" distB="0" distL="114300" distR="114300" simplePos="0" relativeHeight="251924480" behindDoc="0" locked="0" layoutInCell="1" allowOverlap="1" wp14:anchorId="361AD3AD" wp14:editId="4DF7E964">
+                <wp:simplePos x="0" y="0"/>
+                <wp:positionH relativeFrom="column">
+                  <wp:posOffset>2481943</wp:posOffset>
+                </wp:positionH>
+                <wp:positionV relativeFrom="paragraph">
+                  <wp:posOffset>918789</wp:posOffset>
+                </wp:positionV>
+                <wp:extent cx="391795" cy="331470"/>
+                <wp:effectExtent l="0" t="0" r="27305" b="11430"/>
+                <wp:wrapNone/>
+                <wp:docPr id="925679728" name="Text Box 68"/>
+                <wp:cNvGraphicFramePr/>
+                <a:graphic xmlns:a="http://schemas.openxmlformats.org/drawingml/2006/main">
+                  <a:graphicData uri="http://schemas.microsoft.com/office/word/2010/wordprocessingShape">
+                    <wps:wsp>
+                      <wps:cNvSpPr txBox="1"/>
+                      <wps:spPr>
+                        <a:xfrm>
+                          <a:off x="0" y="0"/>
+                          <a:ext cx="391795" cy="331470"/>
+                        </a:xfrm>
+                        <a:prstGeom prst="rect">
+                          <a:avLst/>
+                        </a:prstGeom>
+                        <a:solidFill>
+                          <a:schemeClr val="lt1"/>
+                        </a:solidFill>
+                        <a:ln w="6350">
+                          <a:solidFill>
+                            <a:prstClr val="black"/>
+                          </a:solidFill>
+                        </a:ln>
+                      </wps:spPr>
+                      <wps:txbx>
+                        <w:txbxContent>
+                          <w:p>
+                            <w:pPr>
+                              <w:jc w:val="center"/>
+                              <w:rPr>
+                                <w:b/>
+                                <w:bCs/>
+                                <w:lang w:val="en-US"/>
+                              </w:rPr>
+                            </w:pPr>
+                            <w:r>
+                              <w:rPr>
+                                <w:b/>
+                                <w:bCs/>
+                                <w:lang w:val="en-US"/>
+                              </w:rPr>
+                              <w:t>D</w:t>
+                            </w:r>
+                          </w:p>
+                        </w:txbxContent>
+                      </wps:txbx>
+                      <wps:bodyPr rot="0" spcFirstLastPara="0" vertOverflow="overflow" horzOverflow="overflow" vert="horz" wrap="square" lIns="91440" tIns="45720" rIns="91440" bIns="45720" numCol="1" spcCol="0" rtlCol="0" fromWordArt="0" anchor="t" anchorCtr="0" forceAA="0" compatLnSpc="1">
+                        <a:prstTxWarp prst="textNoShape">
+                          <a:avLst/>
+                        </a:prstTxWarp>
+                        <a:noAutofit/>
+                      </wps:bodyPr>
+                    </wps:wsp>
+                  </a:graphicData>
+                </a:graphic>
+              </wp:anchor>
+            </w:drawing>
+          </mc:Choice>
+          <mc:Fallback>
+            <w:pict>
+              <v:shape w14:anchorId="361AD3AD" id="_x0000_s1095" type="#_x0000_t202" style="position:absolute;margin-left:195.45pt;margin-top:72.35pt;width:30.85pt;height:26.1pt;z-index:251924480;visibility:visible;mso-wrap-style:square;mso-wrap-distance-left:9pt;mso-wrap-distance-top:0;mso-wrap-distance-right:9pt;mso-wrap-distance-bottom:0;mso-position-horizontal:absolute;mso-position-horizontal-relative:text;mso-position-vertical:absolute;mso-position-vertical-relative:text;v-text-anchor:top" o:gfxdata="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" fillcolor="white [3201]" strokeweight=".5pt">
+                <v:textbox>
+                  <w:txbxContent>
+                    <w:p>
+                      <w:pPr>
+                        <w:jc w:val="center"/>
+                        <w:rPr>
+                          <w:b/>
+                          <w:bCs/>
+                          <w:lang w:val="en-US"/>
+                        </w:rPr>
+                      </w:pPr>
+                      <w:r>
+                        <w:rPr>
+                          <w:b/>
+                          <w:bCs/>
+                          <w:lang w:val="en-US"/>
+                        </w:rPr>
+                        <w:t>D</w:t>
+                      </w:r>
+                    </w:p>
+                  </w:txbxContent>
+                </v:textbox>
+              </v:shape>
+            </w:pict>
+          </mc:Fallback>
+        </mc:AlternateContent>
+      </w:r>
+      <w:r>
+        <w:rPr>
+          <w:rFonts w:ascii="Bookman Old Style" w:hAnsi="Bookman Old Style"/>
+          <w:b/>
+          <w:bCs/>
+          <w:noProof/>
+          <w:color w:val="000000" w:themeColor="text1"/>
+          <w:lang w:val="en-US"/>
+        </w:rPr>
+        <mc:AlternateContent>
+          <mc:Choice Requires="wps">
+            <w:drawing>
+              <wp:anchor distT="0" distB="0" distL="114300" distR="114300" simplePos="0" relativeHeight="251922432" behindDoc="0" locked="0" layoutInCell="1" allowOverlap="1" wp14:anchorId="6CF9858D" wp14:editId="3AC184E9">
+                <wp:simplePos x="0" y="0"/>
+                <wp:positionH relativeFrom="column">
+                  <wp:posOffset>3054322</wp:posOffset>
+                </wp:positionH>
+                <wp:positionV relativeFrom="paragraph">
+                  <wp:posOffset>335748</wp:posOffset>
+                </wp:positionV>
+                <wp:extent cx="391886" cy="331596"/>
+                <wp:effectExtent l="0" t="0" r="27305" b="11430"/>
+                <wp:wrapNone/>
+                <wp:docPr id="393941918" name="Text Box 68"/>
+                <wp:cNvGraphicFramePr/>
+                <a:graphic xmlns:a="http://schemas.openxmlformats.org/drawingml/2006/main">
+                  <a:graphicData uri="http://schemas.microsoft.com/office/word/2010/wordprocessingShape">
+                    <wps:wsp>
+                      <wps:cNvSpPr txBox="1"/>
+                      <wps:spPr>
+                        <a:xfrm>
+                          <a:off x="0" y="0"/>
+                          <a:ext cx="391886" cy="331596"/>
+                        </a:xfrm>
+                        <a:prstGeom prst="rect">
+                          <a:avLst/>
+                        </a:prstGeom>
+                        <a:solidFill>
+                          <a:schemeClr val="lt1"/>
+                        </a:solidFill>
+                        <a:ln w="6350">
+                          <a:solidFill>
+                            <a:prstClr val="black"/>
+                          </a:solidFill>
+                        </a:ln>
+                      </wps:spPr>
+                      <wps:txbx>
+                        <w:txbxContent>
+                          <w:p>
+                            <w:pPr>
+                              <w:jc w:val="center"/>
+                              <w:rPr>
+                                <w:b/>
+                                <w:bCs/>
+                                <w:lang w:val="en-US"/>
+                              </w:rPr>
+                            </w:pPr>
+                            <w:r>
+                              <w:rPr>
+                                <w:b/>
+                                <w:bCs/>
+                                <w:lang w:val="en-US"/>
+                              </w:rPr>
+                              <w:t>C</w:t>
+                            </w:r>
+                          </w:p>
+                        </w:txbxContent>
+                      </wps:txbx>
+                      <wps:bodyPr rot="0" spcFirstLastPara="0" vertOverflow="overflow" horzOverflow="overflow" vert="horz" wrap="square" lIns="91440" tIns="45720" rIns="91440" bIns="45720" numCol="1" spcCol="0" rtlCol="0" fromWordArt="0" anchor="t" anchorCtr="0" forceAA="0" compatLnSpc="1">
+                        <a:prstTxWarp prst="textNoShape">
+                          <a:avLst/>
+                        </a:prstTxWarp>
+                        <a:noAutofit/>
+                      </wps:bodyPr>
+                    </wps:wsp>
+                  </a:graphicData>
+                </a:graphic>
+              </wp:anchor>
+            </w:drawing>
+          </mc:Choice>
+          <mc:Fallback>
+            <w:pict>
+              <v:shape w14:anchorId="6CF9858D" id="_x0000_s1096" type="#_x0000_t202" style="position:absolute;margin-left:240.5pt;margin-top:26.45pt;width:30.85pt;height:26.1pt;z-index:251922432;visibility:visible;mso-wrap-style:square;mso-wrap-distance-left:9pt;mso-wrap-distance-top:0;mso-wrap-distance-right:9pt;mso-wrap-distance-bottom:0;mso-position-horizontal:absolute;mso-position-horizontal-relative:text;mso-position-vertical:absolute;mso-position-vertical-relative:text;v-text-anchor:top" o:gfxdata="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" fillcolor="white [3201]" strokeweight=".5pt">
+                <v:textbox>
+                  <w:txbxContent>
+                    <w:p>
+                      <w:pPr>
+                        <w:jc w:val="center"/>
+                        <w:rPr>
+                          <w:b/>
+                          <w:bCs/>
+                          <w:lang w:val="en-US"/>
+                        </w:rPr>
+                      </w:pPr>
+                      <w:r>
+                        <w:rPr>
+                          <w:b/>
+                          <w:bCs/>
+                          <w:lang w:val="en-US"/>
+                        </w:rPr>
+                        <w:t>C</w:t>
+                      </w:r>
+                    </w:p>
+                  </w:txbxContent>
+                </v:textbox>
+              </v:shape>
+            </w:pict>
+          </mc:Fallback>
+        </mc:AlternateContent>
+      </w:r>
+      <w:r>
+        <w:rPr>
+          <w:rFonts w:ascii="Bookman Old Style" w:hAnsi="Bookman Old Style"/>
+          <w:b/>
+          <w:bCs/>
+          <w:noProof/>
+          <w:color w:val="000000" w:themeColor="text1"/>
+          <w:lang w:val="en-US"/>
+        </w:rPr>
+        <mc:AlternateContent>
+          <mc:Choice Requires="wps">
+            <w:drawing>
+              <wp:anchor distT="0" distB="0" distL="114300" distR="114300" simplePos="0" relativeHeight="251920384" behindDoc="0" locked="0" layoutInCell="1" allowOverlap="1" wp14:anchorId="1F716773" wp14:editId="2D14A17B">
+                <wp:simplePos x="0" y="0"/>
+                <wp:positionH relativeFrom="column">
+                  <wp:posOffset>2460639</wp:posOffset>
+                </wp:positionH>
+                <wp:positionV relativeFrom="paragraph">
+                  <wp:posOffset>321945</wp:posOffset>
+                </wp:positionV>
+                <wp:extent cx="391886" cy="331596"/>
+                <wp:effectExtent l="0" t="0" r="27305" b="11430"/>
+                <wp:wrapNone/>
+                <wp:docPr id="1504327926" name="Text Box 68"/>
+                <wp:cNvGraphicFramePr/>
+                <a:graphic xmlns:a="http://schemas.openxmlformats.org/drawingml/2006/main">
+                  <a:graphicData uri="http://schemas.microsoft.com/office/word/2010/wordprocessingShape">
+                    <wps:wsp>
+                      <wps:cNvSpPr txBox="1"/>
+                      <wps:spPr>
+                        <a:xfrm>
+                          <a:off x="0" y="0"/>
+                          <a:ext cx="391886" cy="331596"/>
+                        </a:xfrm>
+                        <a:prstGeom prst="rect">
+                          <a:avLst/>
+                        </a:prstGeom>
+                        <a:solidFill>
+                          <a:schemeClr val="lt1"/>
+                        </a:solidFill>
+                        <a:ln w="6350">
+                          <a:solidFill>
+                            <a:prstClr val="black"/>
+                          </a:solidFill>
+                        </a:ln>
+                      </wps:spPr>
+                      <wps:txbx>
+                        <w:txbxContent>
+                          <w:p>
+                            <w:pPr>
+                              <w:jc w:val="center"/>
+                              <w:rPr>
+                                <w:b/>
+                                <w:bCs/>
+                                <w:lang w:val="en-US"/>
+                              </w:rPr>
+                            </w:pPr>
+                            <w:r>
+                              <w:rPr>
+                                <w:b/>
+                                <w:bCs/>
+                                <w:lang w:val="en-US"/>
+                              </w:rPr>
+                              <w:t>B</w:t>
+                            </w:r>
+                          </w:p>
+                        </w:txbxContent>
+                      </wps:txbx>
+                      <wps:bodyPr rot="0" spcFirstLastPara="0" vertOverflow="overflow" horzOverflow="overflow" vert="horz" wrap="square" lIns="91440" tIns="45720" rIns="91440" bIns="45720" numCol="1" spcCol="0" rtlCol="0" fromWordArt="0" anchor="t" anchorCtr="0" forceAA="0" compatLnSpc="1">
+                        <a:prstTxWarp prst="textNoShape">
+                          <a:avLst/>
+                        </a:prstTxWarp>
+                        <a:noAutofit/>
+                      </wps:bodyPr>
+                    </wps:wsp>
+                  </a:graphicData>
+                </a:graphic>
+              </wp:anchor>
+            </w:drawing>
+          </mc:Choice>
+          <mc:Fallback>
+            <w:pict>
+              <v:shape w14:anchorId="1F716773" id="_x0000_s1097" type="#_x0000_t202" style="position:absolute;margin-left:193.75pt;margin-top:25.35pt;width:30.85pt;height:26.1pt;z-index:251920384;visibility:visible;mso-wrap-style:square;mso-wrap-distance-left:9pt;mso-wrap-distance-top:0;mso-wrap-distance-right:9pt;mso-wrap-distance-bottom:0;mso-position-horizontal:absolute;mso-position-horizontal-relative:text;mso-position-vertical:absolute;mso-position-vertical-relative:text;v-text-anchor:top" o:gfxdata="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" fillcolor="white [3201]" strokeweight=".5pt">
+                <v:textbox>
+                  <w:txbxContent>
+                    <w:p>
+                      <w:pPr>
+                        <w:jc w:val="center"/>
+                        <w:rPr>
+                          <w:b/>
+                          <w:bCs/>
+                          <w:lang w:val="en-US"/>
+                        </w:rPr>
+                      </w:pPr>
+                      <w:r>
+                        <w:rPr>
+                          <w:b/>
+                          <w:bCs/>
+                          <w:lang w:val="en-US"/>
+                        </w:rPr>
+                        <w:t>B</w:t>
+                      </w:r>
+                    </w:p>
+                  </w:txbxContent>
+                </v:textbox>
+              </v:shape>
+            </w:pict>
+          </mc:Fallback>
+        </mc:AlternateContent>
+      </w:r>
+      <w:r>
+        <w:rPr>
+          <w:rFonts w:ascii="Bookman Old Style" w:hAnsi="Bookman Old Style"/>
+          <w:b/>
+          <w:bCs/>
+          <w:noProof/>
+          <w:color w:val="000000" w:themeColor="text1"/>
+          <w:lang w:val="en-US"/>
+        </w:rPr>
+        <mc:AlternateContent>
+          <mc:Choice Requires="wps">
+            <w:drawing>
+              <wp:anchor distT="0" distB="0" distL="114300" distR="114300" simplePos="0" relativeHeight="251919360" behindDoc="0" locked="0" layoutInCell="1" allowOverlap="1" wp14:anchorId="7E59343F" wp14:editId="0B83C66D">
+                <wp:simplePos x="0" y="0"/>
+                <wp:positionH relativeFrom="column">
+                  <wp:posOffset>1853565</wp:posOffset>
+                </wp:positionH>
+                <wp:positionV relativeFrom="paragraph">
+                  <wp:posOffset>320675</wp:posOffset>
+                </wp:positionV>
+                <wp:extent cx="391795" cy="331470"/>
+                <wp:effectExtent l="0" t="0" r="27305" b="11430"/>
+                <wp:wrapNone/>
+                <wp:docPr id="1251709199" name="Text Box 68"/>
+                <wp:cNvGraphicFramePr/>
+                <a:graphic xmlns:a="http://schemas.openxmlformats.org/drawingml/2006/main">
+                  <a:graphicData uri="http://schemas.microsoft.com/office/word/2010/wordprocessingShape">
+                    <wps:wsp>
+                      <wps:cNvSpPr txBox="1"/>
+                      <wps:spPr>
+                        <a:xfrm>
+                          <a:off x="0" y="0"/>
+                          <a:ext cx="391795" cy="331470"/>
+                        </a:xfrm>
+                        <a:prstGeom prst="rect">
+                          <a:avLst/>
+                        </a:prstGeom>
+                        <a:solidFill>
+                          <a:schemeClr val="lt1"/>
+                        </a:solidFill>
+                        <a:ln w="6350">
+                          <a:solidFill>
+                            <a:prstClr val="black"/>
+                          </a:solidFill>
+                        </a:ln>
+                      </wps:spPr>
+                      <wps:txbx>
+                        <w:txbxContent>
+                          <w:p>
+                            <w:pPr>
+                              <w:jc w:val="center"/>
+                              <w:rPr>
+                                <w:b/>
+                                <w:bCs/>
+                                <w:lang w:val="en-US"/>
+                              </w:rPr>
+                            </w:pPr>
+                            <w:r>
+                              <w:rPr>
+                                <w:b/>
+                                <w:bCs/>
+                                <w:lang w:val="en-US"/>
+                              </w:rPr>
+                              <w:t>A</w:t>
+                            </w:r>
+                          </w:p>
+                        </w:txbxContent>
+                      </wps:txbx>
+                      <wps:bodyPr rot="0" spcFirstLastPara="0" vertOverflow="overflow" horzOverflow="overflow" vert="horz" wrap="square" lIns="91440" tIns="45720" rIns="91440" bIns="45720" numCol="1" spcCol="0" rtlCol="0" fromWordArt="0" anchor="t" anchorCtr="0" forceAA="0" compatLnSpc="1">
+                        <a:prstTxWarp prst="textNoShape">
+                          <a:avLst/>
+                        </a:prstTxWarp>
+                        <a:noAutofit/>
+                      </wps:bodyPr>
+                    </wps:wsp>
+                  </a:graphicData>
+                </a:graphic>
+              </wp:anchor>
+            </w:drawing>
+          </mc:Choice>
+          <mc:Fallback>
+            <w:pict>
+              <v:shape w14:anchorId="7E59343F" id="_x0000_s1098" type="#_x0000_t202" style="position:absolute;margin-left:145.95pt;margin-top:25.25pt;width:30.85pt;height:26.1pt;z-index:251919360;visibility:visible;mso-wrap-style:square;mso-wrap-distance-left:9pt;mso-wrap-distance-top:0;mso-wrap-distance-right:9pt;mso-wrap-distance-bottom:0;mso-position-horizontal:absolute;mso-position-horizontal-relative:text;mso-position-vertical:absolute;mso-position-vertical-relative:text;v-text-anchor:top" o:gfxdata="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" fillcolor="white [3201]" strokeweight=".5pt">
+                <v:textbox>
+                  <w:txbxContent>
+                    <w:p>
+                      <w:pPr>
+                        <w:jc w:val="center"/>
+                        <w:rPr>
+                          <w:b/>
+                          <w:bCs/>
+                          <w:lang w:val="en-US"/>
+                        </w:rPr>
+                      </w:pPr>
+                      <w:r>
+                        <w:rPr>
+                          <w:b/>
+                          <w:bCs/>
+                          <w:lang w:val="en-US"/>
+                        </w:rPr>
+                        <w:t>A</w:t>
+                      </w:r>
+                    </w:p>
+                  </w:txbxContent>
+                </v:textbox>
+              </v:shape>
+            </w:pict>
+          </mc:Fallback>
+        </mc:AlternateContent>
+      </w:r>
+      <w:r>
+        <w:rPr>
+          <w:rFonts w:ascii="Bookman Old Style" w:hAnsi="Bookman Old Style"/>
+          <w:b/>
+          <w:bCs/>
+          <w:noProof/>
+          <w:color w:val="000000" w:themeColor="text1"/>
+          <w:lang w:val="en-US"/>
+        </w:rPr>
+        <mc:AlternateContent>
+          <mc:Choice Requires="wps">
+            <w:drawing>
+              <wp:anchor distT="0" distB="0" distL="114300" distR="114300" simplePos="0" relativeHeight="251917312" behindDoc="0" locked="0" layoutInCell="1" allowOverlap="1" wp14:anchorId="671DE0AA" wp14:editId="595FF5CC">
+                <wp:simplePos x="0" y="0"/>
+                <wp:positionH relativeFrom="column">
+                  <wp:posOffset>489732</wp:posOffset>
+                </wp:positionH>
+                <wp:positionV relativeFrom="paragraph">
+                  <wp:posOffset>638754</wp:posOffset>
+                </wp:positionV>
+                <wp:extent cx="510079" cy="296427"/>
+                <wp:effectExtent l="0" t="0" r="80645" b="66040"/>
+                <wp:wrapNone/>
+                <wp:docPr id="853566632" name="Straight Arrow Connector 74"/>
+                <wp:cNvGraphicFramePr/>
+                <a:graphic xmlns:a="http://schemas.openxmlformats.org/drawingml/2006/main">
+                  <a:graphicData uri="http://schemas.microsoft.com/office/word/2010/wordprocessingShape">
+                    <wps:wsp>
+                      <wps:cNvCnPr/>
+                      <wps:spPr>
+                        <a:xfrm>
+                          <a:off x="0" y="0"/>
+                          <a:ext cx="510079" cy="296427"/>
+                        </a:xfrm>
+                        <a:prstGeom prst="straightConnector1">
+                          <a:avLst/>
+                        </a:prstGeom>
+                        <a:ln>
+                          <a:tailEnd type="triangle"/>
+                        </a:ln>
+                      </wps:spPr>
+                      <wps:style>
+                        <a:lnRef idx="1">
+                          <a:schemeClr val="accent1"/>
+                        </a:lnRef>
+                        <a:fillRef idx="0">
+                          <a:schemeClr val="accent1"/>
+                        </a:fillRef>
+                        <a:effectRef idx="0">
+                          <a:schemeClr val="accent1"/>
+                        </a:effectRef>
+                        <a:fontRef idx="minor">
+                          <a:schemeClr val="tx1"/>
+                        </a:fontRef>
+                      </wps:style>
+                      <wps:bodyPr/>
+                    </wps:wsp>
+                  </a:graphicData>
+                </a:graphic>
+              </wp:anchor>
+            </w:drawing>
+          </mc:Choice>
+          <mc:Fallback>
+            <w:pict>
+              <v:shape w14:anchorId="0EF51722" id="Straight Arrow Connector 74" o:spid="_x0000_s1026" type="#_x0000_t32" style="position:absolute;margin-left:38.55pt;margin-top:50.3pt;width:40.15pt;height:23.35pt;z-index:251917312;visibility:visible;mso-wrap-style:square;mso-wrap-distance-left:9pt;mso-wrap-distance-top:0;mso-wrap-distance-right:9pt;mso-wrap-distance-bottom:0;mso-position-horizontal:absolute;mso-position-horizontal-relative:text;mso-position-vertical:absolute;mso-position-vertical-relative:text" o:gfxdata="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" strokecolor="#4472c4 [3204]" strokeweight=".5pt">
+                <v:stroke endarrow="block" joinstyle="miter"/>
+              </v:shape>
+            </w:pict>
+          </mc:Fallback>
+        </mc:AlternateContent>
+      </w:r>
+      <w:r>
+        <w:rPr>
+          <w:rFonts w:ascii="Bookman Old Style" w:hAnsi="Bookman Old Style"/>
+          <w:b/>
+          <w:bCs/>
+          <w:noProof/>
+          <w:color w:val="000000" w:themeColor="text1"/>
+          <w:lang w:val="en-US"/>
+        </w:rPr>
+        <mc:AlternateContent>
+          <mc:Choice Requires="wps">
+            <w:drawing>
+              <wp:anchor distT="0" distB="0" distL="114300" distR="114300" simplePos="0" relativeHeight="251916288" behindDoc="0" locked="0" layoutInCell="1" allowOverlap="1" wp14:anchorId="22F61F86" wp14:editId="516587C6">
+                <wp:simplePos x="0" y="0"/>
+                <wp:positionH relativeFrom="column">
+                  <wp:posOffset>-30145</wp:posOffset>
+                </wp:positionH>
+                <wp:positionV relativeFrom="paragraph">
+                  <wp:posOffset>623682</wp:posOffset>
+                </wp:positionV>
+                <wp:extent cx="522514" cy="321547"/>
+                <wp:effectExtent l="38100" t="0" r="30480" b="59690"/>
+                <wp:wrapNone/>
+                <wp:docPr id="1557904766" name="Straight Arrow Connector 73"/>
+                <wp:cNvGraphicFramePr/>
+                <a:graphic xmlns:a="http://schemas.openxmlformats.org/drawingml/2006/main">
+                  <a:graphicData uri="http://schemas.microsoft.com/office/word/2010/wordprocessingShape">
+                    <wps:wsp>
+                      <wps:cNvCnPr/>
+                      <wps:spPr>
+                        <a:xfrm flipH="1">
+                          <a:off x="0" y="0"/>
+                          <a:ext cx="522514" cy="321547"/>
+                        </a:xfrm>
+                        <a:prstGeom prst="straightConnector1">
+                          <a:avLst/>
+                        </a:prstGeom>
+                        <a:ln>
+                          <a:tailEnd type="triangle"/>
+                        </a:ln>
+                      </wps:spPr>
+                      <wps:style>
+                        <a:lnRef idx="1">
+                          <a:schemeClr val="accent1"/>
+                        </a:lnRef>
+                        <a:fillRef idx="0">
+                          <a:schemeClr val="accent1"/>
+                        </a:fillRef>
+                        <a:effectRef idx="0">
+                          <a:schemeClr val="accent1"/>
+                        </a:effectRef>
+                        <a:fontRef idx="minor">
+                          <a:schemeClr val="tx1"/>
+                        </a:fontRef>
+                      </wps:style>
+                      <wps:bodyPr/>
+                    </wps:wsp>
+                  </a:graphicData>
+                </a:graphic>
+              </wp:anchor>
+            </w:drawing>
+          </mc:Choice>
+          <mc:Fallback>
+            <w:pict>
+              <v:shape w14:anchorId="78A393E6" id="Straight Arrow Connector 73" o:spid="_x0000_s1026" type="#_x0000_t32" style="position:absolute;margin-left:-2.35pt;margin-top:49.1pt;width:41.15pt;height:25.3pt;flip:x;z-index:251916288;visibility:visible;mso-wrap-style:square;mso-wrap-distance-left:9pt;mso-wrap-distance-top:0;mso-wrap-distance-right:9pt;mso-wrap-distance-bottom:0;mso-position-horizontal:absolute;mso-position-horizontal-relative:text;mso-position-vertical:absolute;mso-position-vertical-relative:text" o:gfxdata="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" strokecolor="#4472c4 [3204]" strokeweight=".5pt">
+                <v:stroke endarrow="block" joinstyle="miter"/>
+              </v:shape>
+            </w:pict>
+          </mc:Fallback>
+        </mc:AlternateContent>
+      </w:r>
+      <w:r>
+        <w:rPr>
+          <w:rFonts w:ascii="Bookman Old Style" w:hAnsi="Bookman Old Style"/>
+          <w:b/>
+          <w:bCs/>
+          <w:noProof/>
+          <w:color w:val="000000" w:themeColor="text1"/>
+          <w:lang w:val="en-US"/>
+        </w:rPr>
+        <mc:AlternateContent>
+          <mc:Choice Requires="wps">
+            <w:drawing>
+              <wp:anchor distT="0" distB="0" distL="114300" distR="114300" simplePos="0" relativeHeight="251915264" behindDoc="0" locked="0" layoutInCell="1" allowOverlap="1" wp14:anchorId="56D852E6" wp14:editId="3F1689A7">
+                <wp:simplePos x="0" y="0"/>
+                <wp:positionH relativeFrom="column">
+                  <wp:posOffset>497393</wp:posOffset>
+                </wp:positionH>
+                <wp:positionV relativeFrom="paragraph">
+                  <wp:posOffset>623556</wp:posOffset>
+                </wp:positionV>
+                <wp:extent cx="5025" cy="336745"/>
+                <wp:effectExtent l="76200" t="0" r="71755" b="63500"/>
+                <wp:wrapNone/>
+                <wp:docPr id="2106047763" name="Straight Arrow Connector 72"/>
+                <wp:cNvGraphicFramePr/>
+                <a:graphic xmlns:a="http://schemas.openxmlformats.org/drawingml/2006/main">
+                  <a:graphicData uri="http://schemas.microsoft.com/office/word/2010/wordprocessingShape">
+                    <wps:wsp>
+                      <wps:cNvCnPr/>
+                      <wps:spPr>
+                        <a:xfrm>
+                          <a:off x="0" y="0"/>
+                          <a:ext cx="5025" cy="336745"/>
+                        </a:xfrm>
+                        <a:prstGeom prst="straightConnector1">
+                          <a:avLst/>
+                        </a:prstGeom>
+                        <a:ln>
+                          <a:tailEnd type="triangle"/>
+                        </a:ln>
+                      </wps:spPr>
+                      <wps:style>
+                        <a:lnRef idx="1">
+                          <a:schemeClr val="accent1"/>
+                        </a:lnRef>
+                        <a:fillRef idx="0">
+                          <a:schemeClr val="accent1"/>
+                        </a:fillRef>
+                        <a:effectRef idx="0">
+                          <a:schemeClr val="accent1"/>
+                        </a:effectRef>
+                        <a:fontRef idx="minor">
+                          <a:schemeClr val="tx1"/>
+                        </a:fontRef>
+                      </wps:style>
+                      <wps:bodyPr/>
+                    </wps:wsp>
+                  </a:graphicData>
+                </a:graphic>
+              </wp:anchor>
+            </w:drawing>
+          </mc:Choice>
+          <mc:Fallback>
+            <w:pict>
+              <v:shape w14:anchorId="7A0A2B31" id="Straight Arrow Connector 72" o:spid="_x0000_s1026" type="#_x0000_t32" style="position:absolute;margin-left:39.15pt;margin-top:49.1pt;width:.4pt;height:26.5pt;z-index:251915264;visibility:visible;mso-wrap-style:square;mso-wrap-distance-left:9pt;mso-wrap-distance-top:0;mso-wrap-distance-right:9pt;mso-wrap-distance-bottom:0;mso-position-horizontal:absolute;mso-position-horizontal-relative:text;mso-position-vertical:absolute;mso-position-vertical-relative:text" o:gfxdata="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" strokecolor="#4472c4 [3204]" strokeweight=".5pt">
+                <v:stroke endarrow="block" joinstyle="miter"/>
+              </v:shape>
+            </w:pict>
+          </mc:Fallback>
+        </mc:AlternateContent>
+      </w:r>
+      <w:r>
+        <w:rPr>
+          <w:rFonts w:ascii="Bookman Old Style" w:hAnsi="Bookman Old Style"/>
+          <w:b/>
+          <w:bCs/>
+          <w:noProof/>
+          <w:color w:val="000000" w:themeColor="text1"/>
+          <w:lang w:val="en-US"/>
+        </w:rPr>
+        <mc:AlternateContent>
+          <mc:Choice Requires="wps">
+            <w:drawing>
+              <wp:anchor distT="0" distB="0" distL="114300" distR="114300" simplePos="0" relativeHeight="251914240" behindDoc="0" locked="0" layoutInCell="1" allowOverlap="1" wp14:anchorId="67DA0A18" wp14:editId="5EAB9386">
+                <wp:simplePos x="0" y="0"/>
+                <wp:positionH relativeFrom="column">
+                  <wp:posOffset>874207</wp:posOffset>
+                </wp:positionH>
+                <wp:positionV relativeFrom="paragraph">
+                  <wp:posOffset>928837</wp:posOffset>
+                </wp:positionV>
+                <wp:extent cx="391795" cy="331470"/>
+                <wp:effectExtent l="0" t="0" r="27305" b="11430"/>
+                <wp:wrapNone/>
+                <wp:docPr id="1012858034" name="Text Box 68"/>
+                <wp:cNvGraphicFramePr/>
+                <a:graphic xmlns:a="http://schemas.openxmlformats.org/drawingml/2006/main">
+                  <a:graphicData uri="http://schemas.microsoft.com/office/word/2010/wordprocessingShape">
+                    <wps:wsp>
+                      <wps:cNvSpPr txBox="1"/>
+                      <wps:spPr>
+                        <a:xfrm>
+                          <a:off x="0" y="0"/>
+                          <a:ext cx="391795" cy="331470"/>
+                        </a:xfrm>
+                        <a:prstGeom prst="rect">
+                          <a:avLst/>
+                        </a:prstGeom>
+                        <a:solidFill>
+                          <a:schemeClr val="lt1"/>
+                        </a:solidFill>
+                        <a:ln w="6350">
+                          <a:solidFill>
+                            <a:prstClr val="black"/>
+                          </a:solidFill>
+                        </a:ln>
+                      </wps:spPr>
+                      <wps:txbx>
+                        <w:txbxContent>
+                          <w:p>
+                            <w:pPr>
+                              <w:jc w:val="center"/>
+                              <w:rPr>
+                                <w:b/>
+                                <w:bCs/>
+                                <w:lang w:val="en-US"/>
+                              </w:rPr>
+                            </w:pPr>
+                            <w:r>
+                              <w:rPr>
+                                <w:b/>
+                                <w:bCs/>
+                                <w:lang w:val="en-US"/>
+                              </w:rPr>
+                              <w:t>D</w:t>
+                            </w:r>
+                          </w:p>
+                        </w:txbxContent>
+                      </wps:txbx>
+                      <wps:bodyPr rot="0" spcFirstLastPara="0" vertOverflow="overflow" horzOverflow="overflow" vert="horz" wrap="square" lIns="91440" tIns="45720" rIns="91440" bIns="45720" numCol="1" spcCol="0" rtlCol="0" fromWordArt="0" anchor="t" anchorCtr="0" forceAA="0" compatLnSpc="1">
+                        <a:prstTxWarp prst="textNoShape">
+                          <a:avLst/>
+                        </a:prstTxWarp>
+                        <a:noAutofit/>
+                      </wps:bodyPr>
+                    </wps:wsp>
+                  </a:graphicData>
+                </a:graphic>
+              </wp:anchor>
+            </w:drawing>
+          </mc:Choice>
+          <mc:Fallback>
+            <w:pict>
+              <v:shape w14:anchorId="67DA0A18" id="_x0000_s1099" type="#_x0000_t202" style="position:absolute;margin-left:68.85pt;margin-top:73.15pt;width:30.85pt;height:26.1pt;z-index:251914240;visibility:visible;mso-wrap-style:square;mso-wrap-distance-left:9pt;mso-wrap-distance-top:0;mso-wrap-distance-right:9pt;mso-wrap-distance-bottom:0;mso-position-horizontal:absolute;mso-position-horizontal-relative:text;mso-position-vertical:absolute;mso-position-vertical-relative:text;v-text-anchor:top" o:gfxdata="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" fillcolor="white [3201]" strokeweight=".5pt">
+                <v:textbox>
+                  <w:txbxContent>
+                    <w:p>
+                      <w:pPr>
+                        <w:jc w:val="center"/>
+                        <w:rPr>
+                          <w:b/>
+                          <w:bCs/>
+                          <w:lang w:val="en-US"/>
+                        </w:rPr>
+                      </w:pPr>
+                      <w:r>
+                        <w:rPr>
+                          <w:b/>
+                          <w:bCs/>
+                          <w:lang w:val="en-US"/>
+                        </w:rPr>
+                        <w:t>D</w:t>
+                      </w:r>
+                    </w:p>
+                  </w:txbxContent>
+                </v:textbox>
+              </v:shape>
+            </w:pict>
+          </mc:Fallback>
+        </mc:AlternateContent>
+      </w:r>
+      <w:r>
+        <w:rPr>
+          <w:rFonts w:ascii="Bookman Old Style" w:hAnsi="Bookman Old Style"/>
+          <w:b/>
+          <w:bCs/>
+          <w:noProof/>
+          <w:color w:val="000000" w:themeColor="text1"/>
+          <w:lang w:val="en-US"/>
+        </w:rPr>
+        <mc:AlternateContent>
+          <mc:Choice Requires="wps">
+            <w:drawing>
+              <wp:anchor distT="0" distB="0" distL="114300" distR="114300" simplePos="0" relativeHeight="251912192" behindDoc="0" locked="0" layoutInCell="1" allowOverlap="1" wp14:anchorId="4A3C1EE1" wp14:editId="77475CEF">
+                <wp:simplePos x="0" y="0"/>
+                <wp:positionH relativeFrom="column">
+                  <wp:posOffset>300990</wp:posOffset>
+                </wp:positionH>
+                <wp:positionV relativeFrom="paragraph">
+                  <wp:posOffset>939109</wp:posOffset>
+                </wp:positionV>
+                <wp:extent cx="391886" cy="331596"/>
+                <wp:effectExtent l="0" t="0" r="27305" b="11430"/>
+                <wp:wrapNone/>
+                <wp:docPr id="1720437697" name="Text Box 68"/>
+                <wp:cNvGraphicFramePr/>
+                <a:graphic xmlns:a="http://schemas.openxmlformats.org/drawingml/2006/main">
+                  <a:graphicData uri="http://schemas.microsoft.com/office/word/2010/wordprocessingShape">
+                    <wps:wsp>
+                      <wps:cNvSpPr txBox="1"/>
+                      <wps:spPr>
+                        <a:xfrm>
+                          <a:off x="0" y="0"/>
+                          <a:ext cx="391886" cy="331596"/>
+                        </a:xfrm>
+                        <a:prstGeom prst="rect">
+                          <a:avLst/>
+                        </a:prstGeom>
+                        <a:solidFill>
+                          <a:schemeClr val="lt1"/>
+                        </a:solidFill>
+                        <a:ln w="6350">
+                          <a:solidFill>
+                            <a:prstClr val="black"/>
+                          </a:solidFill>
+                        </a:ln>
+                      </wps:spPr>
+                      <wps:txbx>
+                        <w:txbxContent>
+                          <w:p>
+                            <w:pPr>
+                              <w:jc w:val="center"/>
+                              <w:rPr>
+                                <w:b/>
+                                <w:bCs/>
+                                <w:lang w:val="en-US"/>
+                              </w:rPr>
+                            </w:pPr>
+                            <w:r>
+                              <w:rPr>
+                                <w:b/>
+                                <w:bCs/>
+                                <w:lang w:val="en-US"/>
+                              </w:rPr>
+                              <w:t>C</w:t>
+                            </w:r>
+                          </w:p>
+                        </w:txbxContent>
+                      </wps:txbx>
+                      <wps:bodyPr rot="0" spcFirstLastPara="0" vertOverflow="overflow" horzOverflow="overflow" vert="horz" wrap="square" lIns="91440" tIns="45720" rIns="91440" bIns="45720" numCol="1" spcCol="0" rtlCol="0" fromWordArt="0" anchor="t" anchorCtr="0" forceAA="0" compatLnSpc="1">
+                        <a:prstTxWarp prst="textNoShape">
+                          <a:avLst/>
+                        </a:prstTxWarp>
+                        <a:noAutofit/>
+                      </wps:bodyPr>
+                    </wps:wsp>
+                  </a:graphicData>
+                </a:graphic>
+              </wp:anchor>
+            </w:drawing>
+          </mc:Choice>
+          <mc:Fallback>
+            <w:pict>
+              <v:shape w14:anchorId="4A3C1EE1" id="_x0000_s1100" type="#_x0000_t202" style="position:absolute;margin-left:23.7pt;margin-top:73.95pt;width:30.85pt;height:26.1pt;z-index:251912192;visibility:visible;mso-wrap-style:square;mso-wrap-distance-left:9pt;mso-wrap-distance-top:0;mso-wrap-distance-right:9pt;mso-wrap-distance-bottom:0;mso-position-horizontal:absolute;mso-position-horizontal-relative:text;mso-position-vertical:absolute;mso-position-vertical-relative:text;v-text-anchor:top" o:gfxdata="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" fillcolor="white [3201]" strokeweight=".5pt">
+                <v:textbox>
+                  <w:txbxContent>
+                    <w:p>
+                      <w:pPr>
+                        <w:jc w:val="center"/>
+                        <w:rPr>
+                          <w:b/>
+                          <w:bCs/>
+                          <w:lang w:val="en-US"/>
+                        </w:rPr>
+                      </w:pPr>
+                      <w:r>
+                        <w:rPr>
+                          <w:b/>
+                          <w:bCs/>
+                          <w:lang w:val="en-US"/>
+                        </w:rPr>
+                        <w:t>C</w:t>
+                      </w:r>
+                    </w:p>
+                  </w:txbxContent>
+                </v:textbox>
+              </v:shape>
+            </w:pict>
+          </mc:Fallback>
+        </mc:AlternateContent>
+      </w:r>
+      <w:r>
+        <w:rPr>
+          <w:rFonts w:ascii="Bookman Old Style" w:hAnsi="Bookman Old Style"/>
+          <w:b/>
+          <w:bCs/>
+          <w:noProof/>
+          <w:color w:val="000000" w:themeColor="text1"/>
+          <w:lang w:val="en-US"/>
+        </w:rPr>
+        <mc:AlternateContent>
+          <mc:Choice Requires="wps">
+            <w:drawing>
+              <wp:anchor distT="0" distB="0" distL="114300" distR="114300" simplePos="0" relativeHeight="251910144" behindDoc="0" locked="0" layoutInCell="1" allowOverlap="1" wp14:anchorId="7B9C9763" wp14:editId="07C53430">
+                <wp:simplePos x="0" y="0"/>
+                <wp:positionH relativeFrom="column">
+                  <wp:posOffset>-277753</wp:posOffset>
+                </wp:positionH>
+                <wp:positionV relativeFrom="paragraph">
+                  <wp:posOffset>949632</wp:posOffset>
+                </wp:positionV>
+                <wp:extent cx="391886" cy="331596"/>
+                <wp:effectExtent l="0" t="0" r="27305" b="11430"/>
+                <wp:wrapNone/>
+                <wp:docPr id="2037183865" name="Text Box 68"/>
+                <wp:cNvGraphicFramePr/>
+                <a:graphic xmlns:a="http://schemas.openxmlformats.org/drawingml/2006/main">
+                  <a:graphicData uri="http://schemas.microsoft.com/office/word/2010/wordprocessingShape">
+                    <wps:wsp>
+                      <wps:cNvSpPr txBox="1"/>
+                      <wps:spPr>
+                        <a:xfrm>
+                          <a:off x="0" y="0"/>
+                          <a:ext cx="391886" cy="331596"/>
+                        </a:xfrm>
+                        <a:prstGeom prst="rect">
+                          <a:avLst/>
+                        </a:prstGeom>
+                        <a:solidFill>
+                          <a:schemeClr val="lt1"/>
+                        </a:solidFill>
+                        <a:ln w="6350">
+                          <a:solidFill>
+                            <a:prstClr val="black"/>
+                          </a:solidFill>
+                        </a:ln>
+                      </wps:spPr>
+                      <wps:txbx>
+                        <w:txbxContent>
+                          <w:p>
+                            <w:pPr>
+                              <w:jc w:val="center"/>
+                              <w:rPr>
+                                <w:b/>
+                                <w:bCs/>
+                                <w:lang w:val="en-US"/>
+                              </w:rPr>
+                            </w:pPr>
+                            <w:r>
+                              <w:rPr>
+                                <w:b/>
+                                <w:bCs/>
+                                <w:lang w:val="en-US"/>
+                              </w:rPr>
+                              <w:t>B</w:t>
+                            </w:r>
+                          </w:p>
+                        </w:txbxContent>
+                      </wps:txbx>
+                      <wps:bodyPr rot="0" spcFirstLastPara="0" vertOverflow="overflow" horzOverflow="overflow" vert="horz" wrap="square" lIns="91440" tIns="45720" rIns="91440" bIns="45720" numCol="1" spcCol="0" rtlCol="0" fromWordArt="0" anchor="t" anchorCtr="0" forceAA="0" compatLnSpc="1">
+                        <a:prstTxWarp prst="textNoShape">
+                          <a:avLst/>
+                        </a:prstTxWarp>
+                        <a:noAutofit/>
+                      </wps:bodyPr>
+                    </wps:wsp>
+                  </a:graphicData>
+                </a:graphic>
+              </wp:anchor>
+            </w:drawing>
+          </mc:Choice>
+          <mc:Fallback>
+            <w:pict>
+              <v:shape w14:anchorId="7B9C9763" id="_x0000_s1101" type="#_x0000_t202" style="position:absolute;margin-left:-21.85pt;margin-top:74.75pt;width:30.85pt;height:26.1pt;z-index:251910144;visibility:visible;mso-wrap-style:square;mso-wrap-distance-left:9pt;mso-wrap-distance-top:0;mso-wrap-distance-right:9pt;mso-wrap-distance-bottom:0;mso-position-horizontal:absolute;mso-position-horizontal-relative:text;mso-position-vertical:absolute;mso-position-vertical-relative:text;v-text-anchor:top" o:gfxdata="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" fillcolor="white [3201]" strokeweight=".5pt">
+                <v:textbox>
+                  <w:txbxContent>
+                    <w:p>
+                      <w:pPr>
+                        <w:jc w:val="center"/>
+                        <w:rPr>
+                          <w:b/>
+                          <w:bCs/>
+                          <w:lang w:val="en-US"/>
+                        </w:rPr>
+                      </w:pPr>
+                      <w:r>
+                        <w:rPr>
+                          <w:b/>
+                          <w:bCs/>
+                          <w:lang w:val="en-US"/>
+                        </w:rPr>
+                        <w:t>B</w:t>
+                      </w:r>
+                    </w:p>
+                  </w:txbxContent>
+                </v:textbox>
+              </v:shape>
+            </w:pict>
+          </mc:Fallback>
+        </mc:AlternateContent>
+      </w:r>
+      <w:r>
+        <w:rPr>
+          <w:rFonts w:ascii="Bookman Old Style" w:hAnsi="Bookman Old Style"/>
+          <w:b/>
+          <w:bCs/>
+          <w:noProof/>
+          <w:color w:val="000000" w:themeColor="text1"/>
+          <w:lang w:val="en-US"/>
+        </w:rPr>
+        <mc:AlternateContent>
+          <mc:Choice Requires="wps">
+            <w:drawing>
+              <wp:anchor distT="0" distB="0" distL="114300" distR="114300" simplePos="0" relativeHeight="251909120" behindDoc="0" locked="0" layoutInCell="1" allowOverlap="1" wp14:anchorId="7A0AFAFD" wp14:editId="336FD68D">
+                <wp:simplePos x="0" y="0"/>
+                <wp:positionH relativeFrom="column">
+                  <wp:posOffset>290830</wp:posOffset>
+                </wp:positionH>
+                <wp:positionV relativeFrom="paragraph">
+                  <wp:posOffset>290195</wp:posOffset>
+                </wp:positionV>
+                <wp:extent cx="391795" cy="331470"/>
+                <wp:effectExtent l="0" t="0" r="27305" b="11430"/>
+                <wp:wrapNone/>
+                <wp:docPr id="59228465" name="Text Box 68"/>
+                <wp:cNvGraphicFramePr/>
+                <a:graphic xmlns:a="http://schemas.openxmlformats.org/drawingml/2006/main">
+                  <a:graphicData uri="http://schemas.microsoft.com/office/word/2010/wordprocessingShape">
+                    <wps:wsp>
+                      <wps:cNvSpPr txBox="1"/>
+                      <wps:spPr>
+                        <a:xfrm>
+                          <a:off x="0" y="0"/>
+                          <a:ext cx="391795" cy="331470"/>
+                        </a:xfrm>
+                        <a:prstGeom prst="rect">
+                          <a:avLst/>
+                        </a:prstGeom>
+                        <a:solidFill>
+                          <a:schemeClr val="lt1"/>
+                        </a:solidFill>
+                        <a:ln w="6350">
+                          <a:solidFill>
+                            <a:prstClr val="black"/>
+                          </a:solidFill>
+                        </a:ln>
+                      </wps:spPr>
+                      <wps:txbx>
+                        <w:txbxContent>
+                          <w:p>
+                            <w:pPr>
+                              <w:jc w:val="center"/>
+                              <w:rPr>
+                                <w:b/>
+                                <w:bCs/>
+                                <w:lang w:val="en-US"/>
+                              </w:rPr>
+                            </w:pPr>
+                            <w:r>
+                              <w:rPr>
+                                <w:b/>
+                                <w:bCs/>
+                                <w:lang w:val="en-US"/>
+                              </w:rPr>
+                              <w:t>A</w:t>
+                            </w:r>
+                          </w:p>
+                        </w:txbxContent>
+                      </wps:txbx>
+                      <wps:bodyPr rot="0" spcFirstLastPara="0" vertOverflow="overflow" horzOverflow="overflow" vert="horz" wrap="square" lIns="91440" tIns="45720" rIns="91440" bIns="45720" numCol="1" spcCol="0" rtlCol="0" fromWordArt="0" anchor="t" anchorCtr="0" forceAA="0" compatLnSpc="1">
+                        <a:prstTxWarp prst="textNoShape">
+                          <a:avLst/>
+                        </a:prstTxWarp>
+                        <a:noAutofit/>
+                      </wps:bodyPr>
+                    </wps:wsp>
+                  </a:graphicData>
+                </a:graphic>
+              </wp:anchor>
+            </w:drawing>
+          </mc:Choice>
+          <mc:Fallback>
+            <w:pict>
+              <v:shape w14:anchorId="7A0AFAFD" id="_x0000_s1102" type="#_x0000_t202" style="position:absolute;margin-left:22.9pt;margin-top:22.85pt;width:30.85pt;height:26.1pt;z-index:251909120;visibility:visible;mso-wrap-style:square;mso-wrap-distance-left:9pt;mso-wrap-distance-top:0;mso-wrap-distance-right:9pt;mso-wrap-distance-bottom:0;mso-position-horizontal:absolute;mso-position-horizontal-relative:text;mso-position-vertical:absolute;mso-position-vertical-relative:text;v-text-anchor:top" o:gfxdata="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" fillcolor="white [3201]" strokeweight=".5pt">
+                <v:textbox>
+                  <w:txbxContent>
+                    <w:p>
+                      <w:pPr>
+                        <w:jc w:val="center"/>
+                        <w:rPr>
+                          <w:b/>
+                          <w:bCs/>
+                          <w:lang w:val="en-US"/>
+                        </w:rPr>
+                      </w:pPr>
+                      <w:r>
+                        <w:rPr>
+                          <w:b/>
+                          <w:bCs/>
+                          <w:lang w:val="en-US"/>
+                        </w:rPr>
+                        <w:t>A</w:t>
+                      </w:r>
+                    </w:p>
+                  </w:txbxContent>
+                </v:textbox>
+              </v:shape>
+            </w:pict>
+          </mc:Fallback>
+        </mc:AlternateContent>
+      </w:r>
+      <w:r>
+        <w:rPr>
+          <w:rFonts w:ascii="Bookman Old Style" w:hAnsi="Bookman Old Style"/>
+          <w:b/>
+          <w:bCs/>
+          <w:color w:val="000000" w:themeColor="text1"/>
+          <w:lang w:val="en-US"/>
+        </w:rPr>
+        <w:t>Hierarchy Level</w:t>
+      </w:r>
+      <w:r>
+        <w:rPr>
+          <w:rFonts w:ascii="Bookman Old Style" w:hAnsi="Bookman Old Style"/>
+          <w:b/>
+          <w:bCs/>
+          <w:color w:val="000000" w:themeColor="text1"/>
+          <w:lang w:val="en-US"/>
+        </w:rPr>
+        <w:tab/>
+      </w:r>
+      <w:r>
+        <w:rPr>
+          <w:rFonts w:ascii="Bookman Old Style" w:hAnsi="Bookman Old Style"/>
+          <w:b/>
+          <w:bCs/>
+          <w:color w:val="000000" w:themeColor="text1"/>
+          <w:lang w:val="en-US"/>
+        </w:rPr>
+        <w:tab/>
+        <w:t xml:space="preserve">            Multiple</w:t>
+      </w:r>
+      <w:r>
+        <w:rPr>
+          <w:rFonts w:ascii="Bookman Old Style" w:hAnsi="Bookman Old Style"/>
+          <w:b/>
+          <w:bCs/>
+          <w:color w:val="000000" w:themeColor="text1"/>
+          <w:lang w:val="en-US"/>
+        </w:rPr>
+        <w:tab/>
+      </w:r>
+      <w:r>
+        <w:rPr>
+          <w:rFonts w:ascii="Bookman Old Style" w:hAnsi="Bookman Old Style"/>
+          <w:b/>
+          <w:bCs/>
+          <w:color w:val="000000" w:themeColor="text1"/>
+          <w:lang w:val="en-US"/>
+        </w:rPr>
+        <w:tab/>
+        <w:t xml:space="preserve">              Hybrid</w:t>
+      </w:r>
+      <w:r>
+        <w:rPr>
+          <w:rFonts w:ascii="Bookman Old Style" w:hAnsi="Bookman Old Style"/>
+          <w:b/>
+          <w:bCs/>
+          <w:color w:val="000000" w:themeColor="text1"/>
+          <w:lang w:val="en-US"/>
+        </w:rPr>
+        <w:tab/>
+      </w:r>
+    </w:p>
+    <w:p>
+      <w:pPr>
+        <w:rPr>
+          <w:rFonts w:ascii="Bookman Old Style" w:hAnsi="Bookman Old Style"/>
+          <w:b/>
+          <w:bCs/>
+          <w:color w:val="000000" w:themeColor="text1"/>
+          <w:lang w:val="en-US"/>
+        </w:rPr>
+      </w:pPr>
+    </w:p>
+    <w:p>
+      <w:pPr>
+        <w:rPr>
+          <w:rFonts w:ascii="Bookman Old Style" w:hAnsi="Bookman Old Style"/>
+          <w:b/>
+          <w:bCs/>
+          <w:color w:val="000000" w:themeColor="text1"/>
+          <w:lang w:val="en-US"/>
+        </w:rPr>
+      </w:pPr>
+    </w:p>
+    <w:p>
+      <w:pPr>
+        <w:rPr>
+          <w:rFonts w:ascii="Bookman Old Style" w:hAnsi="Bookman Old Style"/>
+          <w:b/>
+          <w:bCs/>
+          <w:color w:val="000000" w:themeColor="text1"/>
+          <w:lang w:val="en-US"/>
+        </w:rPr>
+      </w:pPr>
+    </w:p>
+    <w:p>
+      <w:pPr>
+        <w:rPr>
+          <w:rFonts w:ascii="Bookman Old Style" w:hAnsi="Bookman Old Style"/>
+          <w:b/>
+          <w:bCs/>
+          <w:color w:val="000000" w:themeColor="text1"/>
+          <w:lang w:val="en-US"/>
+        </w:rPr>
+      </w:pPr>
+    </w:p>
+    <w:p>
+      <w:pPr>
+        <w:rPr>
+          <w:rFonts w:ascii="Bookman Old Style" w:hAnsi="Bookman Old Style"/>
+          <w:b/>
+          <w:bCs/>
+          <w:color w:val="000000" w:themeColor="text1"/>
+          <w:lang w:val="en-US"/>
+        </w:rPr>
+      </w:pPr>
+    </w:p>
+    <w:p>
+      <w:pPr>
+        <w:rPr>
+          <w:rFonts w:ascii="Bookman Old Style" w:hAnsi="Bookman Old Style"/>
+          <w:b/>
+          <w:bCs/>
+          <w:color w:val="EE0000"/>
+          <w:lang w:val="en-US"/>
+        </w:rPr>
+      </w:pPr>
+      <w:r>
+        <w:rPr>
+          <w:rFonts w:ascii="Bookman Old Style" w:hAnsi="Bookman Old Style"/>
+          <w:b/>
+          <w:bCs/>
+          <w:color w:val="EE0000"/>
+          <w:lang w:val="en-US"/>
+        </w:rPr>
+        <w:t>POLYMORPHISM:</w:t>
+      </w:r>
+    </w:p>
+    <w:p>
+      <w:pPr>
+        <w:pStyle w:val="ListParagraph"/>
+        <w:numPr>
+          <w:ilvl w:val="0"/>
+          <w:numId w:val="20"/>
+        </w:numPr>
+        <w:rPr>
+          <w:rFonts w:ascii="Bookman Old Style" w:hAnsi="Bookman Old Style"/>
+          <w:b/>
+          <w:bCs/>
+          <w:color w:val="000000" w:themeColor="text1"/>
+          <w:highlight w:val="yellow"/>
+          <w:lang w:val="en-US"/>
+        </w:rPr>
+      </w:pPr>
+      <w:r>
+        <w:rPr>
+          <w:rFonts w:ascii="Bookman Old Style" w:hAnsi="Bookman Old Style"/>
+          <w:b/>
+          <w:bCs/>
+          <w:color w:val="000000" w:themeColor="text1"/>
+          <w:highlight w:val="yellow"/>
+          <w:lang w:val="en-US"/>
+        </w:rPr>
+        <w:t>Same property different behavior in a different class through inheritance.</w:t>
+      </w:r>
+    </w:p>
+    <w:p>
+      <w:pPr>
+        <w:pStyle w:val="ListParagraph"/>
+        <w:numPr>
+          <w:ilvl w:val="0"/>
+          <w:numId w:val="20"/>
+        </w:numPr>
+        <w:rPr>
+          <w:rFonts w:ascii="Bookman Old Style" w:hAnsi="Bookman Old Style"/>
+          <w:b/>
+          <w:bCs/>
+          <w:color w:val="000000" w:themeColor="text1"/>
+          <w:lang w:val="en-US"/>
+        </w:rPr>
+      </w:pPr>
+      <w:r>
+        <w:rPr>
+          <w:rFonts w:ascii="Bookman Old Style" w:hAnsi="Bookman Old Style"/>
+          <w:b/>
+          <w:bCs/>
+          <w:color w:val="000000" w:themeColor="text1"/>
+          <w:lang w:val="en-US"/>
+        </w:rPr>
+        <w:t>Same function name different arguments in a different through inheritance</w:t>
+      </w:r>
+    </w:p>
+    <w:p>
+      <w:pPr>
+        <w:pStyle w:val="ListParagraph"/>
+        <w:numPr>
+          <w:ilvl w:val="0"/>
+          <w:numId w:val="20"/>
+        </w:numPr>
+        <w:rPr>
+          <w:rFonts w:ascii="Bookman Old Style" w:hAnsi="Bookman Old Style"/>
+          <w:b/>
+          <w:bCs/>
+          <w:color w:val="000000" w:themeColor="text1"/>
+          <w:lang w:val="en-US"/>
+        </w:rPr>
+      </w:pPr>
+      <w:r>
+        <w:rPr>
+          <w:rFonts w:ascii="Bookman Old Style" w:hAnsi="Bookman Old Style"/>
+          <w:b/>
+          <w:bCs/>
+          <w:color w:val="000000" w:themeColor="text1"/>
+          <w:lang w:val="en-US"/>
+        </w:rPr>
+        <w:t>It’s an object orientation</w:t>
+      </w:r>
+    </w:p>
+    <w:p>
+      <w:pPr>
+        <w:pStyle w:val="ListParagraph"/>
+        <w:numPr>
+          <w:ilvl w:val="0"/>
+          <w:numId w:val="20"/>
+        </w:numPr>
+        <w:rPr>
+          <w:rFonts w:ascii="Bookman Old Style" w:hAnsi="Bookman Old Style"/>
+          <w:b/>
+          <w:bCs/>
+          <w:color w:val="000000" w:themeColor="text1"/>
+          <w:lang w:val="en-US"/>
+        </w:rPr>
+      </w:pPr>
+      <w:r>
+        <w:rPr>
+          <w:rFonts w:ascii="Bookman Old Style" w:hAnsi="Bookman Old Style"/>
+          <w:b/>
+          <w:bCs/>
+          <w:color w:val="000000" w:themeColor="text1"/>
+          <w:lang w:val="en-US"/>
+        </w:rPr>
+        <w:t>Polymorphism achieved through overloading</w:t>
+      </w:r>
+    </w:p>
+    <w:p>
+      <w:pPr>
+        <w:rPr>
+          <w:rFonts w:ascii="Bookman Old Style" w:hAnsi="Bookman Old Style"/>
+          <w:b/>
+          <w:bCs/>
+          <w:color w:val="EE0000"/>
+          <w:lang w:val="en-US"/>
+        </w:rPr>
+      </w:pPr>
+      <w:r>
+        <w:rPr>
+          <w:rFonts w:ascii="Bookman Old Style" w:hAnsi="Bookman Old Style"/>
+          <w:b/>
+          <w:bCs/>
+          <w:color w:val="EE0000"/>
+          <w:lang w:val="en-US"/>
+        </w:rPr>
+        <w:t>OVERRIDING:</w:t>
+      </w:r>
+    </w:p>
+    <w:p>
+      <w:pPr>
+        <w:rPr>
+          <w:rFonts w:ascii="Bookman Old Style" w:hAnsi="Bookman Old Style"/>
+          <w:b/>
+          <w:bCs/>
+          <w:color w:val="000000" w:themeColor="text1"/>
+          <w:lang w:val="en-US"/>
+        </w:rPr>
+      </w:pPr>
+      <w:r>
+        <w:rPr>
+          <w:rFonts w:ascii="Bookman Old Style" w:hAnsi="Bookman Old Style"/>
+          <w:b/>
+          <w:bCs/>
+          <w:color w:val="000000" w:themeColor="text1"/>
+          <w:lang w:val="en-US"/>
+        </w:rPr>
+        <w:tab/>
+        <w:t xml:space="preserve">Same function name different arguments in a different class through inheritance. So, super class function or variable can be overridden by sub class function or variable. Therefore, Sub class function or variable </w:t>
+      </w:r>
+      <w:r>
+        <w:rPr>
+          <w:rFonts w:ascii="Bookman Old Style" w:hAnsi="Bookman Old Style"/>
+          <w:b/>
+          <w:bCs/>
+          <w:color w:val="000000" w:themeColor="text1"/>
+          <w:lang w:val="en-US"/>
+        </w:rPr>
+        <w:t>can be executed.</w:t>
+      </w:r>
+      <w:r>
+        <w:rPr>
+          <w:rFonts w:ascii="Bookman Old Style" w:hAnsi="Bookman Old Style"/>
+          <w:b/>
+          <w:bCs/>
+          <w:color w:val="000000" w:themeColor="text1"/>
+          <w:lang w:val="en-US"/>
+        </w:rPr>
+        <w:t xml:space="preserve"> Also called as </w:t>
+      </w:r>
+      <w:r>
+        <w:rPr>
+          <w:rFonts w:ascii="Bookman Old Style" w:hAnsi="Bookman Old Style"/>
+          <w:b/>
+          <w:bCs/>
+          <w:color w:val="000000" w:themeColor="text1"/>
+          <w:highlight w:val="yellow"/>
+          <w:lang w:val="en-US"/>
+        </w:rPr>
+        <w:t>Runtime Polymorphism</w:t>
+      </w:r>
     </w:p>
     <w:sectPr>
       <w:pgSz w:w="11906" w:h="16838"/>
@@ -16749,10 +21030,10 @@
 <file path=word/numbering.xml><?xml version="1.0" encoding="utf-8"?>
 <w:numbering xmlns:wpc="http://schemas.microsoft.com/office/word/2010/wordprocessingCanvas" xmlns:cx="http://schemas.microsoft.com/office/drawing/2014/chartex" xmlns:cx1="http://schemas.microsoft.com/office/drawing/2015/9/8/chartex" xmlns:cx2="http://schemas.microsoft.com/office/drawing/2015/10/21/chartex" xmlns:cx3="http://schemas.microsoft.com/office/drawing/2016/5/9/chartex" xmlns:cx4="http://schemas.microsoft.com/office/drawing/2016/5/10/chartex" xmlns:cx5="http://schemas.microsoft.com/office/drawing/2016/5/11/chartex" xmlns:cx6="http://schemas.microsoft.com/office/drawing/2016/5/12/chartex" xmlns:cx7="http://schemas.microsoft.com/office/drawing/2016/5/13/chartex" xmlns:cx8="http://schemas.microsoft.com/office/drawing/2016/5/14/chartex" xmlns:mc="http://schemas.openxmlformats.org/markup-compatibility/2006" xmlns:aink="http://schemas.microsoft.com/office/drawing/2016/ink" xmlns:am3d="http://schemas.microsoft.com/office/drawing/2017/model3d" xmlns:o="urn:schemas-microsoft-com:office:office" xmlns:oel="http://schemas.microsoft.com/office/2019/extlst" xmlns:r="http://schemas.openxmlformats.org/officeDocument/2006/relationships" xmlns:m="http://schemas.openxmlformats.org/officeDocument/2006/math" xmlns:v="urn:schemas-microsoft-com:vml" xmlns:wp14="http://schemas.microsoft.com/office/word/2010/wordprocessingDrawing" xmlns:wp="http://schemas.openxmlformats.org/drawingml/2006/wordprocessingDrawing" xmlns:w10="urn:schemas-microsoft-com:office:word" xmlns:w="http://schemas.openxmlformats.org/wordprocessingml/2006/main" xmlns:w14="http://schemas.microsoft.com/office/word/2010/wordml" xmlns:w15="http://schemas.microsoft.com/office/word/2012/wordml" xmlns:w16cex="http://schemas.microsoft.com/office/word/2018/wordml/cex" xmlns:w16cid="http://schemas.microsoft.com/office/word/2016/wordml/cid" xmlns:w16="http://schemas.microsoft.com/office/word/2018/wordml" xmlns:w16du="http://schemas.microsoft.com/office/word/2023/wordml/word16du" xmlns:w16sdtdh="http://schemas.microsoft.com/office/word/2020/wordml/sdtdatahash" xmlns:w16sdtfl="http://schemas.microsoft.com/office/word/2024/wordml/sdtformatlock" xmlns:w16se="http://schemas.microsoft.com/office/word/2015/wordml/symex" xmlns:wpg="http://schemas.microsoft.com/office/word/2010/wordprocessingGroup" xmlns:wpi="http://schemas.microsoft.com/office/word/2010/wordprocessingInk" xmlns:wne="http://schemas.microsoft.com/office/word/2006/wordml" xmlns:wps="http://schemas.microsoft.com/office/word/2010/wordprocessingShape" mc:Ignorable="w14 w15 w16se w16cid w16 w16cex w16sdtdh w16sdtfl w16du wp14">
   <w:abstractNum w:abstractNumId="0" w15:restartNumberingAfterBreak="0">
-    <w:nsid w:val="0C427384"/>
+    <w:nsid w:val="03422786"/>
     <w:multiLevelType w:val="hybridMultilevel"/>
-    <w:tmpl w:val="45C64946"/>
-    <w:lvl w:ilvl="0" w:tplc="E7600334">
+    <w:tmpl w:val="87D47576"/>
+    <w:lvl w:ilvl="0" w:tplc="8A7AE624">
       <w:start w:val="1"/>
       <w:numFmt w:val="decimal"/>
       <w:lvlText w:val="%1."/>
@@ -16838,16 +21119,16 @@
     </w:lvl>
   </w:abstractNum>
   <w:abstractNum w:abstractNumId="1" w15:restartNumberingAfterBreak="0">
-    <w:nsid w:val="0F532173"/>
+    <w:nsid w:val="0C427384"/>
     <w:multiLevelType w:val="hybridMultilevel"/>
-    <w:tmpl w:val="E278DA4E"/>
-    <w:lvl w:ilvl="0" w:tplc="4F1C4664">
+    <w:tmpl w:val="45C64946"/>
+    <w:lvl w:ilvl="0" w:tplc="E7600334">
       <w:start w:val="1"/>
       <w:numFmt w:val="decimal"/>
       <w:lvlText w:val="%1."/>
       <w:lvlJc w:val="left"/>
       <w:pPr>
-        <w:ind w:left="1800" w:hanging="360"/>
+        <w:ind w:left="1080" w:hanging="360"/>
       </w:pPr>
       <w:rPr>
         <w:rFonts w:hint="default"/>
@@ -16859,7 +21140,7 @@
       <w:lvlText w:val="%2."/>
       <w:lvlJc w:val="left"/>
       <w:pPr>
-        <w:ind w:left="2520" w:hanging="360"/>
+        <w:ind w:left="1800" w:hanging="360"/>
       </w:pPr>
     </w:lvl>
     <w:lvl w:ilvl="2" w:tplc="4009001B" w:tentative="1">
@@ -16868,7 +21149,7 @@
       <w:lvlText w:val="%3."/>
       <w:lvlJc w:val="right"/>
       <w:pPr>
-        <w:ind w:left="3240" w:hanging="180"/>
+        <w:ind w:left="2520" w:hanging="180"/>
       </w:pPr>
     </w:lvl>
     <w:lvl w:ilvl="3" w:tplc="4009000F" w:tentative="1">
@@ -16877,7 +21158,7 @@
       <w:lvlText w:val="%4."/>
       <w:lvlJc w:val="left"/>
       <w:pPr>
-        <w:ind w:left="3960" w:hanging="360"/>
+        <w:ind w:left="3240" w:hanging="360"/>
       </w:pPr>
     </w:lvl>
     <w:lvl w:ilvl="4" w:tplc="40090019" w:tentative="1">
@@ -16886,7 +21167,7 @@
       <w:lvlText w:val="%5."/>
       <w:lvlJc w:val="left"/>
       <w:pPr>
-        <w:ind w:left="4680" w:hanging="360"/>
+        <w:ind w:left="3960" w:hanging="360"/>
       </w:pPr>
     </w:lvl>
     <w:lvl w:ilvl="5" w:tplc="4009001B" w:tentative="1">
@@ -16895,7 +21176,7 @@
       <w:lvlText w:val="%6."/>
       <w:lvlJc w:val="right"/>
       <w:pPr>
-        <w:ind w:left="5400" w:hanging="180"/>
+        <w:ind w:left="4680" w:hanging="180"/>
       </w:pPr>
     </w:lvl>
     <w:lvl w:ilvl="6" w:tplc="4009000F" w:tentative="1">
@@ -16904,7 +21185,7 @@
       <w:lvlText w:val="%7."/>
       <w:lvlJc w:val="left"/>
       <w:pPr>
-        <w:ind w:left="6120" w:hanging="360"/>
+        <w:ind w:left="5400" w:hanging="360"/>
       </w:pPr>
     </w:lvl>
     <w:lvl w:ilvl="7" w:tplc="40090019" w:tentative="1">
@@ -16913,7 +21194,7 @@
       <w:lvlText w:val="%8."/>
       <w:lvlJc w:val="left"/>
       <w:pPr>
-        <w:ind w:left="6840" w:hanging="360"/>
+        <w:ind w:left="6120" w:hanging="360"/>
       </w:pPr>
     </w:lvl>
     <w:lvl w:ilvl="8" w:tplc="4009001B" w:tentative="1">
@@ -16922,21 +21203,21 @@
       <w:lvlText w:val="%9."/>
       <w:lvlJc w:val="right"/>
       <w:pPr>
-        <w:ind w:left="7560" w:hanging="180"/>
+        <w:ind w:left="6840" w:hanging="180"/>
       </w:pPr>
     </w:lvl>
   </w:abstractNum>
   <w:abstractNum w:abstractNumId="2" w15:restartNumberingAfterBreak="0">
-    <w:nsid w:val="18F40B2B"/>
+    <w:nsid w:val="0F532173"/>
     <w:multiLevelType w:val="hybridMultilevel"/>
-    <w:tmpl w:val="E8EC299C"/>
-    <w:lvl w:ilvl="0" w:tplc="4009000F">
+    <w:tmpl w:val="E278DA4E"/>
+    <w:lvl w:ilvl="0" w:tplc="4F1C4664">
       <w:start w:val="1"/>
       <w:numFmt w:val="decimal"/>
       <w:lvlText w:val="%1."/>
       <w:lvlJc w:val="left"/>
       <w:pPr>
-        <w:ind w:left="720" w:hanging="360"/>
+        <w:ind w:left="1800" w:hanging="360"/>
       </w:pPr>
       <w:rPr>
         <w:rFonts w:hint="default"/>
@@ -16948,7 +21229,7 @@
       <w:lvlText w:val="%2."/>
       <w:lvlJc w:val="left"/>
       <w:pPr>
-        <w:ind w:left="1440" w:hanging="360"/>
+        <w:ind w:left="2520" w:hanging="360"/>
       </w:pPr>
     </w:lvl>
     <w:lvl w:ilvl="2" w:tplc="4009001B" w:tentative="1">
@@ -16957,7 +21238,7 @@
       <w:lvlText w:val="%3."/>
       <w:lvlJc w:val="right"/>
       <w:pPr>
-        <w:ind w:left="2160" w:hanging="180"/>
+        <w:ind w:left="3240" w:hanging="180"/>
       </w:pPr>
     </w:lvl>
     <w:lvl w:ilvl="3" w:tplc="4009000F" w:tentative="1">
@@ -16966,7 +21247,7 @@
       <w:lvlText w:val="%4."/>
       <w:lvlJc w:val="left"/>
       <w:pPr>
-        <w:ind w:left="2880" w:hanging="360"/>
+        <w:ind w:left="3960" w:hanging="360"/>
       </w:pPr>
     </w:lvl>
     <w:lvl w:ilvl="4" w:tplc="40090019" w:tentative="1">
@@ -16975,7 +21256,7 @@
       <w:lvlText w:val="%5."/>
       <w:lvlJc w:val="left"/>
       <w:pPr>
-        <w:ind w:left="3600" w:hanging="360"/>
+        <w:ind w:left="4680" w:hanging="360"/>
       </w:pPr>
     </w:lvl>
     <w:lvl w:ilvl="5" w:tplc="4009001B" w:tentative="1">
@@ -16984,7 +21265,7 @@
       <w:lvlText w:val="%6."/>
       <w:lvlJc w:val="right"/>
       <w:pPr>
-        <w:ind w:left="4320" w:hanging="180"/>
+        <w:ind w:left="5400" w:hanging="180"/>
       </w:pPr>
     </w:lvl>
     <w:lvl w:ilvl="6" w:tplc="4009000F" w:tentative="1">
@@ -16993,7 +21274,7 @@
       <w:lvlText w:val="%7."/>
       <w:lvlJc w:val="left"/>
       <w:pPr>
-        <w:ind w:left="5040" w:hanging="360"/>
+        <w:ind w:left="6120" w:hanging="360"/>
       </w:pPr>
     </w:lvl>
     <w:lvl w:ilvl="7" w:tplc="40090019" w:tentative="1">
@@ -17002,7 +21283,7 @@
       <w:lvlText w:val="%8."/>
       <w:lvlJc w:val="left"/>
       <w:pPr>
-        <w:ind w:left="5760" w:hanging="360"/>
+        <w:ind w:left="6840" w:hanging="360"/>
       </w:pPr>
     </w:lvl>
     <w:lvl w:ilvl="8" w:tplc="4009001B" w:tentative="1">
@@ -17011,21 +21292,21 @@
       <w:lvlText w:val="%9."/>
       <w:lvlJc w:val="right"/>
       <w:pPr>
-        <w:ind w:left="6480" w:hanging="180"/>
+        <w:ind w:left="7560" w:hanging="180"/>
       </w:pPr>
     </w:lvl>
   </w:abstractNum>
   <w:abstractNum w:abstractNumId="3" w15:restartNumberingAfterBreak="0">
-    <w:nsid w:val="1CE40430"/>
+    <w:nsid w:val="18F40B2B"/>
     <w:multiLevelType w:val="hybridMultilevel"/>
-    <w:tmpl w:val="0EC8771A"/>
-    <w:lvl w:ilvl="0" w:tplc="39689218">
+    <w:tmpl w:val="E8EC299C"/>
+    <w:lvl w:ilvl="0" w:tplc="4009000F">
       <w:start w:val="1"/>
       <w:numFmt w:val="decimal"/>
       <w:lvlText w:val="%1."/>
       <w:lvlJc w:val="left"/>
       <w:pPr>
-        <w:ind w:left="1800" w:hanging="360"/>
+        <w:ind w:left="720" w:hanging="360"/>
       </w:pPr>
       <w:rPr>
         <w:rFonts w:hint="default"/>
@@ -17037,7 +21318,7 @@
       <w:lvlText w:val="%2."/>
       <w:lvlJc w:val="left"/>
       <w:pPr>
-        <w:ind w:left="2520" w:hanging="360"/>
+        <w:ind w:left="1440" w:hanging="360"/>
       </w:pPr>
     </w:lvl>
     <w:lvl w:ilvl="2" w:tplc="4009001B" w:tentative="1">
@@ -17046,7 +21327,7 @@
       <w:lvlText w:val="%3."/>
       <w:lvlJc w:val="right"/>
       <w:pPr>
-        <w:ind w:left="3240" w:hanging="180"/>
+        <w:ind w:left="2160" w:hanging="180"/>
       </w:pPr>
     </w:lvl>
     <w:lvl w:ilvl="3" w:tplc="4009000F" w:tentative="1">
@@ -17055,7 +21336,7 @@
       <w:lvlText w:val="%4."/>
       <w:lvlJc w:val="left"/>
       <w:pPr>
-        <w:ind w:left="3960" w:hanging="360"/>
+        <w:ind w:left="2880" w:hanging="360"/>
       </w:pPr>
     </w:lvl>
     <w:lvl w:ilvl="4" w:tplc="40090019" w:tentative="1">
@@ -17064,7 +21345,7 @@
       <w:lvlText w:val="%5."/>
       <w:lvlJc w:val="left"/>
       <w:pPr>
-        <w:ind w:left="4680" w:hanging="360"/>
+        <w:ind w:left="3600" w:hanging="360"/>
       </w:pPr>
     </w:lvl>
     <w:lvl w:ilvl="5" w:tplc="4009001B" w:tentative="1">
@@ -17073,7 +21354,7 @@
       <w:lvlText w:val="%6."/>
       <w:lvlJc w:val="right"/>
       <w:pPr>
-        <w:ind w:left="5400" w:hanging="180"/>
+        <w:ind w:left="4320" w:hanging="180"/>
       </w:pPr>
     </w:lvl>
     <w:lvl w:ilvl="6" w:tplc="4009000F" w:tentative="1">
@@ -17082,7 +21363,7 @@
       <w:lvlText w:val="%7."/>
       <w:lvlJc w:val="left"/>
       <w:pPr>
-        <w:ind w:left="6120" w:hanging="360"/>
+        <w:ind w:left="5040" w:hanging="360"/>
       </w:pPr>
     </w:lvl>
     <w:lvl w:ilvl="7" w:tplc="40090019" w:tentative="1">
@@ -17091,7 +21372,7 @@
       <w:lvlText w:val="%8."/>
       <w:lvlJc w:val="left"/>
       <w:pPr>
-        <w:ind w:left="6840" w:hanging="360"/>
+        <w:ind w:left="5760" w:hanging="360"/>
       </w:pPr>
     </w:lvl>
     <w:lvl w:ilvl="8" w:tplc="4009001B" w:tentative="1">
@@ -17100,15 +21381,15 @@
       <w:lvlText w:val="%9."/>
       <w:lvlJc w:val="right"/>
       <w:pPr>
-        <w:ind w:left="7560" w:hanging="180"/>
+        <w:ind w:left="6480" w:hanging="180"/>
       </w:pPr>
     </w:lvl>
   </w:abstractNum>
   <w:abstractNum w:abstractNumId="4" w15:restartNumberingAfterBreak="0">
-    <w:nsid w:val="1ECD5931"/>
+    <w:nsid w:val="1CE40430"/>
     <w:multiLevelType w:val="hybridMultilevel"/>
-    <w:tmpl w:val="1E32DCDC"/>
-    <w:lvl w:ilvl="0" w:tplc="1D349E22">
+    <w:tmpl w:val="0EC8771A"/>
+    <w:lvl w:ilvl="0" w:tplc="39689218">
       <w:start w:val="1"/>
       <w:numFmt w:val="decimal"/>
       <w:lvlText w:val="%1."/>
@@ -17194,16 +21475,16 @@
     </w:lvl>
   </w:abstractNum>
   <w:abstractNum w:abstractNumId="5" w15:restartNumberingAfterBreak="0">
-    <w:nsid w:val="362039E2"/>
+    <w:nsid w:val="1ECD5931"/>
     <w:multiLevelType w:val="hybridMultilevel"/>
-    <w:tmpl w:val="8508F60A"/>
-    <w:lvl w:ilvl="0" w:tplc="4009000F">
+    <w:tmpl w:val="1E32DCDC"/>
+    <w:lvl w:ilvl="0" w:tplc="1D349E22">
       <w:start w:val="1"/>
       <w:numFmt w:val="decimal"/>
       <w:lvlText w:val="%1."/>
       <w:lvlJc w:val="left"/>
       <w:pPr>
-        <w:ind w:left="720" w:hanging="360"/>
+        <w:ind w:left="1800" w:hanging="360"/>
       </w:pPr>
       <w:rPr>
         <w:rFonts w:hint="default"/>
@@ -17215,7 +21496,7 @@
       <w:lvlText w:val="%2."/>
       <w:lvlJc w:val="left"/>
       <w:pPr>
-        <w:ind w:left="1440" w:hanging="360"/>
+        <w:ind w:left="2520" w:hanging="360"/>
       </w:pPr>
     </w:lvl>
     <w:lvl w:ilvl="2" w:tplc="4009001B" w:tentative="1">
@@ -17224,7 +21505,7 @@
       <w:lvlText w:val="%3."/>
       <w:lvlJc w:val="right"/>
       <w:pPr>
-        <w:ind w:left="2160" w:hanging="180"/>
+        <w:ind w:left="3240" w:hanging="180"/>
       </w:pPr>
     </w:lvl>
     <w:lvl w:ilvl="3" w:tplc="4009000F" w:tentative="1">
@@ -17233,7 +21514,7 @@
       <w:lvlText w:val="%4."/>
       <w:lvlJc w:val="left"/>
       <w:pPr>
-        <w:ind w:left="2880" w:hanging="360"/>
+        <w:ind w:left="3960" w:hanging="360"/>
       </w:pPr>
     </w:lvl>
     <w:lvl w:ilvl="4" w:tplc="40090019" w:tentative="1">
@@ -17242,7 +21523,7 @@
       <w:lvlText w:val="%5."/>
       <w:lvlJc w:val="left"/>
       <w:pPr>
-        <w:ind w:left="3600" w:hanging="360"/>
+        <w:ind w:left="4680" w:hanging="360"/>
       </w:pPr>
     </w:lvl>
     <w:lvl w:ilvl="5" w:tplc="4009001B" w:tentative="1">
@@ -17251,7 +21532,7 @@
       <w:lvlText w:val="%6."/>
       <w:lvlJc w:val="right"/>
       <w:pPr>
-        <w:ind w:left="4320" w:hanging="180"/>
+        <w:ind w:left="5400" w:hanging="180"/>
       </w:pPr>
     </w:lvl>
     <w:lvl w:ilvl="6" w:tplc="4009000F" w:tentative="1">
@@ -17260,7 +21541,7 @@
       <w:lvlText w:val="%7."/>
       <w:lvlJc w:val="left"/>
       <w:pPr>
-        <w:ind w:left="5040" w:hanging="360"/>
+        <w:ind w:left="6120" w:hanging="360"/>
       </w:pPr>
     </w:lvl>
     <w:lvl w:ilvl="7" w:tplc="40090019" w:tentative="1">
@@ -17269,7 +21550,7 @@
       <w:lvlText w:val="%8."/>
       <w:lvlJc w:val="left"/>
       <w:pPr>
-        <w:ind w:left="5760" w:hanging="360"/>
+        <w:ind w:left="6840" w:hanging="360"/>
       </w:pPr>
     </w:lvl>
     <w:lvl w:ilvl="8" w:tplc="4009001B" w:tentative="1">
@@ -17278,21 +21559,21 @@
       <w:lvlText w:val="%9."/>
       <w:lvlJc w:val="right"/>
       <w:pPr>
-        <w:ind w:left="6480" w:hanging="180"/>
+        <w:ind w:left="7560" w:hanging="180"/>
       </w:pPr>
     </w:lvl>
   </w:abstractNum>
   <w:abstractNum w:abstractNumId="6" w15:restartNumberingAfterBreak="0">
-    <w:nsid w:val="399B3732"/>
+    <w:nsid w:val="362039E2"/>
     <w:multiLevelType w:val="hybridMultilevel"/>
-    <w:tmpl w:val="F36036E2"/>
-    <w:lvl w:ilvl="0" w:tplc="AF34D864">
+    <w:tmpl w:val="8508F60A"/>
+    <w:lvl w:ilvl="0" w:tplc="4009000F">
       <w:start w:val="1"/>
       <w:numFmt w:val="decimal"/>
       <w:lvlText w:val="%1."/>
       <w:lvlJc w:val="left"/>
       <w:pPr>
-        <w:ind w:left="1080" w:hanging="360"/>
+        <w:ind w:left="720" w:hanging="360"/>
       </w:pPr>
       <w:rPr>
         <w:rFonts w:hint="default"/>
@@ -17304,7 +21585,7 @@
       <w:lvlText w:val="%2."/>
       <w:lvlJc w:val="left"/>
       <w:pPr>
-        <w:ind w:left="1800" w:hanging="360"/>
+        <w:ind w:left="1440" w:hanging="360"/>
       </w:pPr>
     </w:lvl>
     <w:lvl w:ilvl="2" w:tplc="4009001B" w:tentative="1">
@@ -17313,7 +21594,7 @@
       <w:lvlText w:val="%3."/>
       <w:lvlJc w:val="right"/>
       <w:pPr>
-        <w:ind w:left="2520" w:hanging="180"/>
+        <w:ind w:left="2160" w:hanging="180"/>
       </w:pPr>
     </w:lvl>
     <w:lvl w:ilvl="3" w:tplc="4009000F" w:tentative="1">
@@ -17322,7 +21603,7 @@
       <w:lvlText w:val="%4."/>
       <w:lvlJc w:val="left"/>
       <w:pPr>
-        <w:ind w:left="3240" w:hanging="360"/>
+        <w:ind w:left="2880" w:hanging="360"/>
       </w:pPr>
     </w:lvl>
     <w:lvl w:ilvl="4" w:tplc="40090019" w:tentative="1">
@@ -17331,7 +21612,7 @@
       <w:lvlText w:val="%5."/>
       <w:lvlJc w:val="left"/>
       <w:pPr>
-        <w:ind w:left="3960" w:hanging="360"/>
+        <w:ind w:left="3600" w:hanging="360"/>
       </w:pPr>
     </w:lvl>
     <w:lvl w:ilvl="5" w:tplc="4009001B" w:tentative="1">
@@ -17340,7 +21621,7 @@
       <w:lvlText w:val="%6."/>
       <w:lvlJc w:val="right"/>
       <w:pPr>
-        <w:ind w:left="4680" w:hanging="180"/>
+        <w:ind w:left="4320" w:hanging="180"/>
       </w:pPr>
     </w:lvl>
     <w:lvl w:ilvl="6" w:tplc="4009000F" w:tentative="1">
@@ -17349,7 +21630,7 @@
       <w:lvlText w:val="%7."/>
       <w:lvlJc w:val="left"/>
       <w:pPr>
-        <w:ind w:left="5400" w:hanging="360"/>
+        <w:ind w:left="5040" w:hanging="360"/>
       </w:pPr>
     </w:lvl>
     <w:lvl w:ilvl="7" w:tplc="40090019" w:tentative="1">
@@ -17358,7 +21639,7 @@
       <w:lvlText w:val="%8."/>
       <w:lvlJc w:val="left"/>
       <w:pPr>
-        <w:ind w:left="6120" w:hanging="360"/>
+        <w:ind w:left="5760" w:hanging="360"/>
       </w:pPr>
     </w:lvl>
     <w:lvl w:ilvl="8" w:tplc="4009001B" w:tentative="1">
@@ -17367,11 +21648,100 @@
       <w:lvlText w:val="%9."/>
       <w:lvlJc w:val="right"/>
       <w:pPr>
-        <w:ind w:left="6840" w:hanging="180"/>
+        <w:ind w:left="6480" w:hanging="180"/>
       </w:pPr>
     </w:lvl>
   </w:abstractNum>
   <w:abstractNum w:abstractNumId="7" w15:restartNumberingAfterBreak="0">
+    <w:nsid w:val="399B3732"/>
+    <w:multiLevelType w:val="hybridMultilevel"/>
+    <w:tmpl w:val="F36036E2"/>
+    <w:lvl w:ilvl="0" w:tplc="AF34D864">
+      <w:start w:val="1"/>
+      <w:numFmt w:val="decimal"/>
+      <w:lvlText w:val="%1."/>
+      <w:lvlJc w:val="left"/>
+      <w:pPr>
+        <w:ind w:left="1080" w:hanging="360"/>
+      </w:pPr>
+      <w:rPr>
+        <w:rFonts w:hint="default"/>
+      </w:rPr>
+    </w:lvl>
+    <w:lvl w:ilvl="1" w:tplc="40090019" w:tentative="1">
+      <w:start w:val="1"/>
+      <w:numFmt w:val="lowerLetter"/>
+      <w:lvlText w:val="%2."/>
+      <w:lvlJc w:val="left"/>
+      <w:pPr>
+        <w:ind w:left="1800" w:hanging="360"/>
+      </w:pPr>
+    </w:lvl>
+    <w:lvl w:ilvl="2" w:tplc="4009001B" w:tentative="1">
+      <w:start w:val="1"/>
+      <w:numFmt w:val="lowerRoman"/>
+      <w:lvlText w:val="%3."/>
+      <w:lvlJc w:val="right"/>
+      <w:pPr>
+        <w:ind w:left="2520" w:hanging="180"/>
+      </w:pPr>
+    </w:lvl>
+    <w:lvl w:ilvl="3" w:tplc="4009000F" w:tentative="1">
+      <w:start w:val="1"/>
+      <w:numFmt w:val="decimal"/>
+      <w:lvlText w:val="%4."/>
+      <w:lvlJc w:val="left"/>
+      <w:pPr>
+        <w:ind w:left="3240" w:hanging="360"/>
+      </w:pPr>
+    </w:lvl>
+    <w:lvl w:ilvl="4" w:tplc="40090019" w:tentative="1">
+      <w:start w:val="1"/>
+      <w:numFmt w:val="lowerLetter"/>
+      <w:lvlText w:val="%5."/>
+      <w:lvlJc w:val="left"/>
+      <w:pPr>
+        <w:ind w:left="3960" w:hanging="360"/>
+      </w:pPr>
+    </w:lvl>
+    <w:lvl w:ilvl="5" w:tplc="4009001B" w:tentative="1">
+      <w:start w:val="1"/>
+      <w:numFmt w:val="lowerRoman"/>
+      <w:lvlText w:val="%6."/>
+      <w:lvlJc w:val="right"/>
+      <w:pPr>
+        <w:ind w:left="4680" w:hanging="180"/>
+      </w:pPr>
+    </w:lvl>
+    <w:lvl w:ilvl="6" w:tplc="4009000F" w:tentative="1">
+      <w:start w:val="1"/>
+      <w:numFmt w:val="decimal"/>
+      <w:lvlText w:val="%7."/>
+      <w:lvlJc w:val="left"/>
+      <w:pPr>
+        <w:ind w:left="5400" w:hanging="360"/>
+      </w:pPr>
+    </w:lvl>
+    <w:lvl w:ilvl="7" w:tplc="40090019" w:tentative="1">
+      <w:start w:val="1"/>
+      <w:numFmt w:val="lowerLetter"/>
+      <w:lvlText w:val="%8."/>
+      <w:lvlJc w:val="left"/>
+      <w:pPr>
+        <w:ind w:left="6120" w:hanging="360"/>
+      </w:pPr>
+    </w:lvl>
+    <w:lvl w:ilvl="8" w:tplc="4009001B" w:tentative="1">
+      <w:start w:val="1"/>
+      <w:numFmt w:val="lowerRoman"/>
+      <w:lvlText w:val="%9."/>
+      <w:lvlJc w:val="right"/>
+      <w:pPr>
+        <w:ind w:left="6840" w:hanging="180"/>
+      </w:pPr>
+    </w:lvl>
+  </w:abstractNum>
+  <w:abstractNum w:abstractNumId="8" w15:restartNumberingAfterBreak="0">
     <w:nsid w:val="43571F1A"/>
     <w:multiLevelType w:val="hybridMultilevel"/>
     <w:tmpl w:val="D146F79E"/>
@@ -17484,7 +21854,7 @@
       </w:rPr>
     </w:lvl>
   </w:abstractNum>
-  <w:abstractNum w:abstractNumId="8" w15:restartNumberingAfterBreak="0">
+  <w:abstractNum w:abstractNumId="9" w15:restartNumberingAfterBreak="0">
     <w:nsid w:val="45C37FD9"/>
     <w:multiLevelType w:val="hybridMultilevel"/>
     <w:tmpl w:val="7A44F792"/>
@@ -17573,7 +21943,7 @@
       </w:pPr>
     </w:lvl>
   </w:abstractNum>
-  <w:abstractNum w:abstractNumId="9" w15:restartNumberingAfterBreak="0">
+  <w:abstractNum w:abstractNumId="10" w15:restartNumberingAfterBreak="0">
     <w:nsid w:val="4D557950"/>
     <w:multiLevelType w:val="hybridMultilevel"/>
     <w:tmpl w:val="F934CA56"/>
@@ -17662,7 +22032,7 @@
       </w:pPr>
     </w:lvl>
   </w:abstractNum>
-  <w:abstractNum w:abstractNumId="10" w15:restartNumberingAfterBreak="0">
+  <w:abstractNum w:abstractNumId="11" w15:restartNumberingAfterBreak="0">
     <w:nsid w:val="57CC749E"/>
     <w:multiLevelType w:val="hybridMultilevel"/>
     <w:tmpl w:val="495EE9BC"/>
@@ -17751,7 +22121,7 @@
       </w:pPr>
     </w:lvl>
   </w:abstractNum>
-  <w:abstractNum w:abstractNumId="11" w15:restartNumberingAfterBreak="0">
+  <w:abstractNum w:abstractNumId="12" w15:restartNumberingAfterBreak="0">
     <w:nsid w:val="59B11A05"/>
     <w:multiLevelType w:val="hybridMultilevel"/>
     <w:tmpl w:val="F3F0E2FE"/>
@@ -17840,7 +22210,7 @@
       </w:pPr>
     </w:lvl>
   </w:abstractNum>
-  <w:abstractNum w:abstractNumId="12" w15:restartNumberingAfterBreak="0">
+  <w:abstractNum w:abstractNumId="13" w15:restartNumberingAfterBreak="0">
     <w:nsid w:val="60822EC6"/>
     <w:multiLevelType w:val="hybridMultilevel"/>
     <w:tmpl w:val="33E8D0B2"/>
@@ -17929,11 +22299,11 @@
       </w:pPr>
     </w:lvl>
   </w:abstractNum>
-  <w:abstractNum w:abstractNumId="13" w15:restartNumberingAfterBreak="0">
-    <w:nsid w:val="66994129"/>
+  <w:abstractNum w:abstractNumId="14" w15:restartNumberingAfterBreak="0">
+    <w:nsid w:val="60AA2606"/>
     <w:multiLevelType w:val="hybridMultilevel"/>
-    <w:tmpl w:val="7FE642BE"/>
-    <w:lvl w:ilvl="0" w:tplc="9CE22018">
+    <w:tmpl w:val="9BB4E3DA"/>
+    <w:lvl w:ilvl="0" w:tplc="C94AC3FE">
       <w:start w:val="1"/>
       <w:numFmt w:val="decimal"/>
       <w:lvlText w:val="%1."/>
@@ -18018,17 +22388,17 @@
       </w:pPr>
     </w:lvl>
   </w:abstractNum>
-  <w:abstractNum w:abstractNumId="14" w15:restartNumberingAfterBreak="0">
-    <w:nsid w:val="74EA00A5"/>
+  <w:abstractNum w:abstractNumId="15" w15:restartNumberingAfterBreak="0">
+    <w:nsid w:val="66994129"/>
     <w:multiLevelType w:val="hybridMultilevel"/>
-    <w:tmpl w:val="538C8188"/>
-    <w:lvl w:ilvl="0" w:tplc="95681BC2">
+    <w:tmpl w:val="7FE642BE"/>
+    <w:lvl w:ilvl="0" w:tplc="9CE22018">
       <w:start w:val="1"/>
       <w:numFmt w:val="decimal"/>
       <w:lvlText w:val="%1."/>
       <w:lvlJc w:val="left"/>
       <w:pPr>
-        <w:ind w:left="364" w:hanging="360"/>
+        <w:ind w:left="1080" w:hanging="360"/>
       </w:pPr>
       <w:rPr>
         <w:rFonts w:hint="default"/>
@@ -18040,7 +22410,7 @@
       <w:lvlText w:val="%2."/>
       <w:lvlJc w:val="left"/>
       <w:pPr>
-        <w:ind w:left="1084" w:hanging="360"/>
+        <w:ind w:left="1800" w:hanging="360"/>
       </w:pPr>
     </w:lvl>
     <w:lvl w:ilvl="2" w:tplc="4009001B" w:tentative="1">
@@ -18049,7 +22419,7 @@
       <w:lvlText w:val="%3."/>
       <w:lvlJc w:val="right"/>
       <w:pPr>
-        <w:ind w:left="1804" w:hanging="180"/>
+        <w:ind w:left="2520" w:hanging="180"/>
       </w:pPr>
     </w:lvl>
     <w:lvl w:ilvl="3" w:tplc="4009000F" w:tentative="1">
@@ -18058,7 +22428,7 @@
       <w:lvlText w:val="%4."/>
       <w:lvlJc w:val="left"/>
       <w:pPr>
-        <w:ind w:left="2524" w:hanging="360"/>
+        <w:ind w:left="3240" w:hanging="360"/>
       </w:pPr>
     </w:lvl>
     <w:lvl w:ilvl="4" w:tplc="40090019" w:tentative="1">
@@ -18067,7 +22437,7 @@
       <w:lvlText w:val="%5."/>
       <w:lvlJc w:val="left"/>
       <w:pPr>
-        <w:ind w:left="3244" w:hanging="360"/>
+        <w:ind w:left="3960" w:hanging="360"/>
       </w:pPr>
     </w:lvl>
     <w:lvl w:ilvl="5" w:tplc="4009001B" w:tentative="1">
@@ -18076,7 +22446,7 @@
       <w:lvlText w:val="%6."/>
       <w:lvlJc w:val="right"/>
       <w:pPr>
-        <w:ind w:left="3964" w:hanging="180"/>
+        <w:ind w:left="4680" w:hanging="180"/>
       </w:pPr>
     </w:lvl>
     <w:lvl w:ilvl="6" w:tplc="4009000F" w:tentative="1">
@@ -18085,7 +22455,7 @@
       <w:lvlText w:val="%7."/>
       <w:lvlJc w:val="left"/>
       <w:pPr>
-        <w:ind w:left="4684" w:hanging="360"/>
+        <w:ind w:left="5400" w:hanging="360"/>
       </w:pPr>
     </w:lvl>
     <w:lvl w:ilvl="7" w:tplc="40090019" w:tentative="1">
@@ -18094,7 +22464,7 @@
       <w:lvlText w:val="%8."/>
       <w:lvlJc w:val="left"/>
       <w:pPr>
-        <w:ind w:left="5404" w:hanging="360"/>
+        <w:ind w:left="6120" w:hanging="360"/>
       </w:pPr>
     </w:lvl>
     <w:lvl w:ilvl="8" w:tplc="4009001B" w:tentative="1">
@@ -18103,15 +22473,15 @@
       <w:lvlText w:val="%9."/>
       <w:lvlJc w:val="right"/>
       <w:pPr>
-        <w:ind w:left="6124" w:hanging="180"/>
+        <w:ind w:left="6840" w:hanging="180"/>
       </w:pPr>
     </w:lvl>
   </w:abstractNum>
-  <w:abstractNum w:abstractNumId="15" w15:restartNumberingAfterBreak="0">
-    <w:nsid w:val="77374A46"/>
+  <w:abstractNum w:abstractNumId="16" w15:restartNumberingAfterBreak="0">
+    <w:nsid w:val="74EA00A5"/>
     <w:multiLevelType w:val="hybridMultilevel"/>
-    <w:tmpl w:val="042AFF0C"/>
-    <w:lvl w:ilvl="0" w:tplc="B7EAFE36">
+    <w:tmpl w:val="538C8188"/>
+    <w:lvl w:ilvl="0" w:tplc="95681BC2">
       <w:start w:val="1"/>
       <w:numFmt w:val="decimal"/>
       <w:lvlText w:val="%1."/>
@@ -18196,17 +22566,17 @@
       </w:pPr>
     </w:lvl>
   </w:abstractNum>
-  <w:abstractNum w:abstractNumId="16" w15:restartNumberingAfterBreak="0">
-    <w:nsid w:val="78C3212F"/>
+  <w:abstractNum w:abstractNumId="17" w15:restartNumberingAfterBreak="0">
+    <w:nsid w:val="77374A46"/>
     <w:multiLevelType w:val="hybridMultilevel"/>
-    <w:tmpl w:val="05F027C6"/>
-    <w:lvl w:ilvl="0" w:tplc="95AED44C">
+    <w:tmpl w:val="042AFF0C"/>
+    <w:lvl w:ilvl="0" w:tplc="B7EAFE36">
       <w:start w:val="1"/>
       <w:numFmt w:val="decimal"/>
       <w:lvlText w:val="%1."/>
       <w:lvlJc w:val="left"/>
       <w:pPr>
-        <w:ind w:left="1084" w:hanging="360"/>
+        <w:ind w:left="364" w:hanging="360"/>
       </w:pPr>
       <w:rPr>
         <w:rFonts w:hint="default"/>
@@ -18218,7 +22588,7 @@
       <w:lvlText w:val="%2."/>
       <w:lvlJc w:val="left"/>
       <w:pPr>
-        <w:ind w:left="1804" w:hanging="360"/>
+        <w:ind w:left="1084" w:hanging="360"/>
       </w:pPr>
     </w:lvl>
     <w:lvl w:ilvl="2" w:tplc="4009001B" w:tentative="1">
@@ -18227,7 +22597,7 @@
       <w:lvlText w:val="%3."/>
       <w:lvlJc w:val="right"/>
       <w:pPr>
-        <w:ind w:left="2524" w:hanging="180"/>
+        <w:ind w:left="1804" w:hanging="180"/>
       </w:pPr>
     </w:lvl>
     <w:lvl w:ilvl="3" w:tplc="4009000F" w:tentative="1">
@@ -18236,7 +22606,7 @@
       <w:lvlText w:val="%4."/>
       <w:lvlJc w:val="left"/>
       <w:pPr>
-        <w:ind w:left="3244" w:hanging="360"/>
+        <w:ind w:left="2524" w:hanging="360"/>
       </w:pPr>
     </w:lvl>
     <w:lvl w:ilvl="4" w:tplc="40090019" w:tentative="1">
@@ -18245,7 +22615,7 @@
       <w:lvlText w:val="%5."/>
       <w:lvlJc w:val="left"/>
       <w:pPr>
-        <w:ind w:left="3964" w:hanging="360"/>
+        <w:ind w:left="3244" w:hanging="360"/>
       </w:pPr>
     </w:lvl>
     <w:lvl w:ilvl="5" w:tplc="4009001B" w:tentative="1">
@@ -18254,7 +22624,7 @@
       <w:lvlText w:val="%6."/>
       <w:lvlJc w:val="right"/>
       <w:pPr>
-        <w:ind w:left="4684" w:hanging="180"/>
+        <w:ind w:left="3964" w:hanging="180"/>
       </w:pPr>
     </w:lvl>
     <w:lvl w:ilvl="6" w:tplc="4009000F" w:tentative="1">
@@ -18263,7 +22633,7 @@
       <w:lvlText w:val="%7."/>
       <w:lvlJc w:val="left"/>
       <w:pPr>
-        <w:ind w:left="5404" w:hanging="360"/>
+        <w:ind w:left="4684" w:hanging="360"/>
       </w:pPr>
     </w:lvl>
     <w:lvl w:ilvl="7" w:tplc="40090019" w:tentative="1">
@@ -18272,7 +22642,7 @@
       <w:lvlText w:val="%8."/>
       <w:lvlJc w:val="left"/>
       <w:pPr>
-        <w:ind w:left="6124" w:hanging="360"/>
+        <w:ind w:left="5404" w:hanging="360"/>
       </w:pPr>
     </w:lvl>
     <w:lvl w:ilvl="8" w:tplc="4009001B" w:tentative="1">
@@ -18281,21 +22651,21 @@
       <w:lvlText w:val="%9."/>
       <w:lvlJc w:val="right"/>
       <w:pPr>
-        <w:ind w:left="6844" w:hanging="180"/>
+        <w:ind w:left="6124" w:hanging="180"/>
       </w:pPr>
     </w:lvl>
   </w:abstractNum>
-  <w:abstractNum w:abstractNumId="17" w15:restartNumberingAfterBreak="0">
-    <w:nsid w:val="7FF818F9"/>
+  <w:abstractNum w:abstractNumId="18" w15:restartNumberingAfterBreak="0">
+    <w:nsid w:val="78C3212F"/>
     <w:multiLevelType w:val="hybridMultilevel"/>
-    <w:tmpl w:val="9C7E044E"/>
-    <w:lvl w:ilvl="0" w:tplc="81146FFC">
+    <w:tmpl w:val="05F027C6"/>
+    <w:lvl w:ilvl="0" w:tplc="95AED44C">
       <w:start w:val="1"/>
       <w:numFmt w:val="decimal"/>
       <w:lvlText w:val="%1."/>
       <w:lvlJc w:val="left"/>
       <w:pPr>
-        <w:ind w:left="1080" w:hanging="360"/>
+        <w:ind w:left="1084" w:hanging="360"/>
       </w:pPr>
       <w:rPr>
         <w:rFonts w:hint="default"/>
@@ -18307,7 +22677,7 @@
       <w:lvlText w:val="%2."/>
       <w:lvlJc w:val="left"/>
       <w:pPr>
-        <w:ind w:left="1800" w:hanging="360"/>
+        <w:ind w:left="1804" w:hanging="360"/>
       </w:pPr>
     </w:lvl>
     <w:lvl w:ilvl="2" w:tplc="4009001B" w:tentative="1">
@@ -18316,7 +22686,7 @@
       <w:lvlText w:val="%3."/>
       <w:lvlJc w:val="right"/>
       <w:pPr>
-        <w:ind w:left="2520" w:hanging="180"/>
+        <w:ind w:left="2524" w:hanging="180"/>
       </w:pPr>
     </w:lvl>
     <w:lvl w:ilvl="3" w:tplc="4009000F" w:tentative="1">
@@ -18325,7 +22695,7 @@
       <w:lvlText w:val="%4."/>
       <w:lvlJc w:val="left"/>
       <w:pPr>
-        <w:ind w:left="3240" w:hanging="360"/>
+        <w:ind w:left="3244" w:hanging="360"/>
       </w:pPr>
     </w:lvl>
     <w:lvl w:ilvl="4" w:tplc="40090019" w:tentative="1">
@@ -18334,7 +22704,7 @@
       <w:lvlText w:val="%5."/>
       <w:lvlJc w:val="left"/>
       <w:pPr>
-        <w:ind w:left="3960" w:hanging="360"/>
+        <w:ind w:left="3964" w:hanging="360"/>
       </w:pPr>
     </w:lvl>
     <w:lvl w:ilvl="5" w:tplc="4009001B" w:tentative="1">
@@ -18343,7 +22713,7 @@
       <w:lvlText w:val="%6."/>
       <w:lvlJc w:val="right"/>
       <w:pPr>
-        <w:ind w:left="4680" w:hanging="180"/>
+        <w:ind w:left="4684" w:hanging="180"/>
       </w:pPr>
     </w:lvl>
     <w:lvl w:ilvl="6" w:tplc="4009000F" w:tentative="1">
@@ -18352,7 +22722,7 @@
       <w:lvlText w:val="%7."/>
       <w:lvlJc w:val="left"/>
       <w:pPr>
-        <w:ind w:left="5400" w:hanging="360"/>
+        <w:ind w:left="5404" w:hanging="360"/>
       </w:pPr>
     </w:lvl>
     <w:lvl w:ilvl="7" w:tplc="40090019" w:tentative="1">
@@ -18361,7 +22731,7 @@
       <w:lvlText w:val="%8."/>
       <w:lvlJc w:val="left"/>
       <w:pPr>
-        <w:ind w:left="6120" w:hanging="360"/>
+        <w:ind w:left="6124" w:hanging="360"/>
       </w:pPr>
     </w:lvl>
     <w:lvl w:ilvl="8" w:tplc="4009001B" w:tentative="1">
@@ -18370,63 +22740,158 @@
       <w:lvlText w:val="%9."/>
       <w:lvlJc w:val="right"/>
       <w:pPr>
+        <w:ind w:left="6844" w:hanging="180"/>
+      </w:pPr>
+    </w:lvl>
+  </w:abstractNum>
+  <w:abstractNum w:abstractNumId="19" w15:restartNumberingAfterBreak="0">
+    <w:nsid w:val="7FF818F9"/>
+    <w:multiLevelType w:val="hybridMultilevel"/>
+    <w:tmpl w:val="9C7E044E"/>
+    <w:lvl w:ilvl="0" w:tplc="81146FFC">
+      <w:start w:val="1"/>
+      <w:numFmt w:val="decimal"/>
+      <w:lvlText w:val="%1."/>
+      <w:lvlJc w:val="left"/>
+      <w:pPr>
+        <w:ind w:left="1080" w:hanging="360"/>
+      </w:pPr>
+      <w:rPr>
+        <w:rFonts w:hint="default"/>
+      </w:rPr>
+    </w:lvl>
+    <w:lvl w:ilvl="1" w:tplc="40090019" w:tentative="1">
+      <w:start w:val="1"/>
+      <w:numFmt w:val="lowerLetter"/>
+      <w:lvlText w:val="%2."/>
+      <w:lvlJc w:val="left"/>
+      <w:pPr>
+        <w:ind w:left="1800" w:hanging="360"/>
+      </w:pPr>
+    </w:lvl>
+    <w:lvl w:ilvl="2" w:tplc="4009001B" w:tentative="1">
+      <w:start w:val="1"/>
+      <w:numFmt w:val="lowerRoman"/>
+      <w:lvlText w:val="%3."/>
+      <w:lvlJc w:val="right"/>
+      <w:pPr>
+        <w:ind w:left="2520" w:hanging="180"/>
+      </w:pPr>
+    </w:lvl>
+    <w:lvl w:ilvl="3" w:tplc="4009000F" w:tentative="1">
+      <w:start w:val="1"/>
+      <w:numFmt w:val="decimal"/>
+      <w:lvlText w:val="%4."/>
+      <w:lvlJc w:val="left"/>
+      <w:pPr>
+        <w:ind w:left="3240" w:hanging="360"/>
+      </w:pPr>
+    </w:lvl>
+    <w:lvl w:ilvl="4" w:tplc="40090019" w:tentative="1">
+      <w:start w:val="1"/>
+      <w:numFmt w:val="lowerLetter"/>
+      <w:lvlText w:val="%5."/>
+      <w:lvlJc w:val="left"/>
+      <w:pPr>
+        <w:ind w:left="3960" w:hanging="360"/>
+      </w:pPr>
+    </w:lvl>
+    <w:lvl w:ilvl="5" w:tplc="4009001B" w:tentative="1">
+      <w:start w:val="1"/>
+      <w:numFmt w:val="lowerRoman"/>
+      <w:lvlText w:val="%6."/>
+      <w:lvlJc w:val="right"/>
+      <w:pPr>
+        <w:ind w:left="4680" w:hanging="180"/>
+      </w:pPr>
+    </w:lvl>
+    <w:lvl w:ilvl="6" w:tplc="4009000F" w:tentative="1">
+      <w:start w:val="1"/>
+      <w:numFmt w:val="decimal"/>
+      <w:lvlText w:val="%7."/>
+      <w:lvlJc w:val="left"/>
+      <w:pPr>
+        <w:ind w:left="5400" w:hanging="360"/>
+      </w:pPr>
+    </w:lvl>
+    <w:lvl w:ilvl="7" w:tplc="40090019" w:tentative="1">
+      <w:start w:val="1"/>
+      <w:numFmt w:val="lowerLetter"/>
+      <w:lvlText w:val="%8."/>
+      <w:lvlJc w:val="left"/>
+      <w:pPr>
+        <w:ind w:left="6120" w:hanging="360"/>
+      </w:pPr>
+    </w:lvl>
+    <w:lvl w:ilvl="8" w:tplc="4009001B" w:tentative="1">
+      <w:start w:val="1"/>
+      <w:numFmt w:val="lowerRoman"/>
+      <w:lvlText w:val="%9."/>
+      <w:lvlJc w:val="right"/>
+      <w:pPr>
         <w:ind w:left="6840" w:hanging="180"/>
       </w:pPr>
     </w:lvl>
   </w:abstractNum>
   <w:num w:numId="1" w16cid:durableId="238365774">
+    <w:abstractNumId w:val="10"/>
+  </w:num>
+  <w:num w:numId="2" w16cid:durableId="1002048439">
+    <w:abstractNumId w:val="5"/>
+  </w:num>
+  <w:num w:numId="3" w16cid:durableId="483664882">
+    <w:abstractNumId w:val="2"/>
+  </w:num>
+  <w:num w:numId="4" w16cid:durableId="360740328">
+    <w:abstractNumId w:val="11"/>
+  </w:num>
+  <w:num w:numId="5" w16cid:durableId="1935435232">
+    <w:abstractNumId w:val="13"/>
+  </w:num>
+  <w:num w:numId="6" w16cid:durableId="2140412542">
     <w:abstractNumId w:val="9"/>
   </w:num>
-  <w:num w:numId="2" w16cid:durableId="1002048439">
+  <w:num w:numId="7" w16cid:durableId="1925992286">
     <w:abstractNumId w:val="4"/>
   </w:num>
-  <w:num w:numId="3" w16cid:durableId="483664882">
+  <w:num w:numId="8" w16cid:durableId="1638147036">
     <w:abstractNumId w:val="1"/>
   </w:num>
-  <w:num w:numId="4" w16cid:durableId="360740328">
-    <w:abstractNumId w:val="10"/>
+  <w:num w:numId="9" w16cid:durableId="460391549">
+    <w:abstractNumId w:val="7"/>
   </w:num>
-  <w:num w:numId="5" w16cid:durableId="1935435232">
+  <w:num w:numId="10" w16cid:durableId="1048845448">
+    <w:abstractNumId w:val="8"/>
+  </w:num>
+  <w:num w:numId="11" w16cid:durableId="368071004">
+    <w:abstractNumId w:val="3"/>
+  </w:num>
+  <w:num w:numId="12" w16cid:durableId="2139564245">
     <w:abstractNumId w:val="12"/>
   </w:num>
-  <w:num w:numId="6" w16cid:durableId="2140412542">
-    <w:abstractNumId w:val="8"/>
+  <w:num w:numId="13" w16cid:durableId="1640257743">
+    <w:abstractNumId w:val="15"/>
   </w:num>
-  <w:num w:numId="7" w16cid:durableId="1925992286">
-    <w:abstractNumId w:val="3"/>
-  </w:num>
-  <w:num w:numId="8" w16cid:durableId="1638147036">
-    <w:abstractNumId w:val="0"/>
-  </w:num>
-  <w:num w:numId="9" w16cid:durableId="460391549">
+  <w:num w:numId="14" w16cid:durableId="1754008971">
     <w:abstractNumId w:val="6"/>
   </w:num>
-  <w:num w:numId="10" w16cid:durableId="1048845448">
-    <w:abstractNumId w:val="7"/>
+  <w:num w:numId="15" w16cid:durableId="1878227914">
+    <w:abstractNumId w:val="16"/>
   </w:num>
-  <w:num w:numId="11" w16cid:durableId="368071004">
-    <w:abstractNumId w:val="2"/>
+  <w:num w:numId="16" w16cid:durableId="209345183">
+    <w:abstractNumId w:val="17"/>
   </w:num>
-  <w:num w:numId="12" w16cid:durableId="2139564245">
-    <w:abstractNumId w:val="11"/>
+  <w:num w:numId="17" w16cid:durableId="328949207">
+    <w:abstractNumId w:val="18"/>
   </w:num>
-  <w:num w:numId="13" w16cid:durableId="1640257743">
-    <w:abstractNumId w:val="13"/>
+  <w:num w:numId="18" w16cid:durableId="816070194">
+    <w:abstractNumId w:val="19"/>
   </w:num>
-  <w:num w:numId="14" w16cid:durableId="1754008971">
-    <w:abstractNumId w:val="5"/>
-  </w:num>
-  <w:num w:numId="15" w16cid:durableId="1878227914">
+  <w:num w:numId="19" w16cid:durableId="609161746">
     <w:abstractNumId w:val="14"/>
   </w:num>
-  <w:num w:numId="16" w16cid:durableId="209345183">
-    <w:abstractNumId w:val="15"/>
-  </w:num>
-  <w:num w:numId="17" w16cid:durableId="328949207">
-    <w:abstractNumId w:val="16"/>
-  </w:num>
-  <w:num w:numId="18" w16cid:durableId="816070194">
-    <w:abstractNumId w:val="17"/>
+  <w:num w:numId="20" w16cid:durableId="215315842">
+    <w:abstractNumId w:val="0"/>
   </w:num>
 </w:numbering>
 </file>

--- a/src/zdocument/Class Document_Backend.docx
+++ b/src/zdocument/Class Document_Backend.docx
@@ -16925,31 +16925,7 @@
                               <w:rPr>
                                 <w:lang w:val="en-US"/>
                               </w:rPr>
-                              <w:t>Child</w:t>
-                            </w:r>
-                            <w:r>
-                              <w:rPr>
-                                <w:lang w:val="en-US"/>
-                              </w:rPr>
-                              <w:t>/</w:t>
-                            </w:r>
-                            <w:r>
-                              <w:rPr>
-                                <w:lang w:val="en-US"/>
-                              </w:rPr>
-                              <w:t>Derived</w:t>
-                            </w:r>
-                            <w:r>
-                              <w:rPr>
-                                <w:lang w:val="en-US"/>
-                              </w:rPr>
-                              <w:t>/Su</w:t>
-                            </w:r>
-                            <w:r>
-                              <w:rPr>
-                                <w:lang w:val="en-US"/>
-                              </w:rPr>
-                              <w:t>b</w:t>
+                              <w:t>Child/Derived/Sub</w:t>
                             </w:r>
                           </w:p>
                           <w:p>
@@ -17008,31 +16984,7 @@
                         <w:rPr>
                           <w:lang w:val="en-US"/>
                         </w:rPr>
-                        <w:t>Child</w:t>
-                      </w:r>
-                      <w:r>
-                        <w:rPr>
-                          <w:lang w:val="en-US"/>
-                        </w:rPr>
-                        <w:t>/</w:t>
-                      </w:r>
-                      <w:r>
-                        <w:rPr>
-                          <w:lang w:val="en-US"/>
-                        </w:rPr>
-                        <w:t>Derived</w:t>
-                      </w:r>
-                      <w:r>
-                        <w:rPr>
-                          <w:lang w:val="en-US"/>
-                        </w:rPr>
-                        <w:t>/Su</w:t>
-                      </w:r>
-                      <w:r>
-                        <w:rPr>
-                          <w:lang w:val="en-US"/>
-                        </w:rPr>
-                        <w:t>b</w:t>
+                        <w:t>Child/Derived/Sub</w:t>
                       </w:r>
                     </w:p>
                     <w:p>
@@ -17310,15 +17262,7 @@
                                 <w:bCs/>
                                 <w:lang w:val="en-US"/>
                               </w:rPr>
-                              <w:t>Class-</w:t>
-                            </w:r>
-                            <w:r>
-                              <w:rPr>
-                                <w:b/>
-                                <w:bCs/>
-                                <w:lang w:val="en-US"/>
-                              </w:rPr>
-                              <w:t>B</w:t>
+                              <w:t>Class-B</w:t>
                             </w:r>
                           </w:p>
                         </w:txbxContent>
@@ -17358,15 +17302,7 @@
                           <w:bCs/>
                           <w:lang w:val="en-US"/>
                         </w:rPr>
-                        <w:t>Class-</w:t>
-                      </w:r>
-                      <w:r>
-                        <w:rPr>
-                          <w:b/>
-                          <w:bCs/>
-                          <w:lang w:val="en-US"/>
-                        </w:rPr>
-                        <w:t>B</w:t>
+                        <w:t>Class-B</w:t>
                       </w:r>
                     </w:p>
                   </w:txbxContent>
@@ -20971,6 +20907,7 @@
           <w:b/>
           <w:bCs/>
           <w:color w:val="000000" w:themeColor="text1"/>
+          <w:highlight w:val="yellow"/>
           <w:lang w:val="en-US"/>
         </w:rPr>
       </w:pPr>
@@ -21016,6 +20953,1032 @@
         </w:rPr>
         <w:t>Runtime Polymorphism</w:t>
       </w:r>
+    </w:p>
+    <w:p>
+      <w:pPr>
+        <w:rPr>
+          <w:rFonts w:ascii="Bookman Old Style" w:hAnsi="Bookman Old Style"/>
+          <w:b/>
+          <w:bCs/>
+          <w:color w:val="000000" w:themeColor="text1"/>
+          <w:highlight w:val="yellow"/>
+          <w:lang w:val="en-US"/>
+        </w:rPr>
+      </w:pPr>
+      <w:r>
+        <w:rPr>
+          <w:rFonts w:ascii="Bookman Old Style" w:hAnsi="Bookman Old Style"/>
+          <w:b/>
+          <w:bCs/>
+          <w:color w:val="000000" w:themeColor="text1"/>
+          <w:highlight w:val="yellow"/>
+          <w:lang w:val="en-US"/>
+        </w:rPr>
+        <w:lastRenderedPageBreak/>
+        <w:br w:type="page"/>
+      </w:r>
+    </w:p>
+    <w:p>
+      <w:pPr>
+        <w:rPr>
+          <w:rFonts w:ascii="Bookman Old Style" w:hAnsi="Bookman Old Style"/>
+          <w:b/>
+          <w:bCs/>
+          <w:color w:val="EE0000"/>
+          <w:lang w:val="en-US"/>
+        </w:rPr>
+      </w:pPr>
+      <w:r>
+        <w:rPr>
+          <w:rFonts w:ascii="Bookman Old Style" w:hAnsi="Bookman Old Style"/>
+          <w:b/>
+          <w:bCs/>
+          <w:color w:val="EE0000"/>
+          <w:lang w:val="en-US"/>
+        </w:rPr>
+        <w:lastRenderedPageBreak/>
+        <w:t>ABSTRACTION:</w:t>
+      </w:r>
+    </w:p>
+    <w:p>
+      <w:pPr>
+        <w:pStyle w:val="ListParagraph"/>
+        <w:numPr>
+          <w:ilvl w:val="0"/>
+          <w:numId w:val="21"/>
+        </w:numPr>
+        <w:rPr>
+          <w:rFonts w:ascii="Bookman Old Style" w:hAnsi="Bookman Old Style"/>
+          <w:b/>
+          <w:bCs/>
+          <w:color w:val="000000" w:themeColor="text1"/>
+          <w:lang w:val="en-US"/>
+        </w:rPr>
+      </w:pPr>
+      <w:r>
+        <w:rPr>
+          <w:rFonts w:ascii="Bookman Old Style" w:hAnsi="Bookman Old Style"/>
+          <w:b/>
+          <w:bCs/>
+          <w:color w:val="000000" w:themeColor="text1"/>
+          <w:lang w:val="en-US"/>
+        </w:rPr>
+        <w:t>It’s a blue print or prototype</w:t>
+      </w:r>
+    </w:p>
+    <w:p>
+      <w:pPr>
+        <w:pStyle w:val="ListParagraph"/>
+        <w:numPr>
+          <w:ilvl w:val="0"/>
+          <w:numId w:val="21"/>
+        </w:numPr>
+        <w:rPr>
+          <w:rFonts w:ascii="Bookman Old Style" w:hAnsi="Bookman Old Style"/>
+          <w:b/>
+          <w:bCs/>
+          <w:color w:val="000000" w:themeColor="text1"/>
+          <w:lang w:val="en-US"/>
+        </w:rPr>
+      </w:pPr>
+      <w:r>
+        <w:rPr>
+          <w:rFonts w:ascii="Bookman Old Style" w:hAnsi="Bookman Old Style"/>
+          <w:b/>
+          <w:bCs/>
+          <w:color w:val="000000" w:themeColor="text1"/>
+          <w:lang w:val="en-US"/>
+        </w:rPr>
+        <w:t>Function declaration from super class</w:t>
+      </w:r>
+    </w:p>
+    <w:p>
+      <w:pPr>
+        <w:pStyle w:val="ListParagraph"/>
+        <w:numPr>
+          <w:ilvl w:val="0"/>
+          <w:numId w:val="21"/>
+        </w:numPr>
+        <w:rPr>
+          <w:rFonts w:ascii="Bookman Old Style" w:hAnsi="Bookman Old Style"/>
+          <w:b/>
+          <w:bCs/>
+          <w:color w:val="000000" w:themeColor="text1"/>
+          <w:lang w:val="en-US"/>
+        </w:rPr>
+      </w:pPr>
+      <w:r>
+        <w:rPr>
+          <w:rFonts w:ascii="Bookman Old Style" w:hAnsi="Bookman Old Style"/>
+          <w:b/>
+          <w:bCs/>
+          <w:color w:val="000000" w:themeColor="text1"/>
+          <w:lang w:val="en-US"/>
+        </w:rPr>
+        <w:t>Function definition to sub class</w:t>
+      </w:r>
+    </w:p>
+    <w:p>
+      <w:pPr>
+        <w:pStyle w:val="ListParagraph"/>
+        <w:numPr>
+          <w:ilvl w:val="0"/>
+          <w:numId w:val="21"/>
+        </w:numPr>
+        <w:rPr>
+          <w:rFonts w:ascii="Bookman Old Style" w:hAnsi="Bookman Old Style"/>
+          <w:b/>
+          <w:bCs/>
+          <w:color w:val="000000" w:themeColor="text1"/>
+          <w:lang w:val="en-US"/>
+        </w:rPr>
+      </w:pPr>
+      <w:r>
+        <w:rPr>
+          <w:rFonts w:ascii="Bookman Old Style" w:hAnsi="Bookman Old Style"/>
+          <w:b/>
+          <w:bCs/>
+          <w:color w:val="000000" w:themeColor="text1"/>
+          <w:lang w:val="en-US"/>
+        </w:rPr>
+        <w:t>Why Abstraction?</w:t>
+      </w:r>
+    </w:p>
+    <w:p>
+      <w:pPr>
+        <w:pStyle w:val="ListParagraph"/>
+        <w:numPr>
+          <w:ilvl w:val="1"/>
+          <w:numId w:val="21"/>
+        </w:numPr>
+        <w:rPr>
+          <w:rFonts w:ascii="Bookman Old Style" w:hAnsi="Bookman Old Style"/>
+          <w:b/>
+          <w:bCs/>
+          <w:color w:val="000000" w:themeColor="text1"/>
+          <w:lang w:val="en-US"/>
+        </w:rPr>
+      </w:pPr>
+      <w:r>
+        <w:rPr>
+          <w:rFonts w:ascii="Bookman Old Style" w:hAnsi="Bookman Old Style"/>
+          <w:b/>
+          <w:bCs/>
+          <w:color w:val="000000" w:themeColor="text1"/>
+          <w:lang w:val="en-US"/>
+        </w:rPr>
+        <w:t>Remote access</w:t>
+      </w:r>
+    </w:p>
+    <w:p>
+      <w:pPr>
+        <w:rPr>
+          <w:rFonts w:ascii="Bookman Old Style" w:hAnsi="Bookman Old Style"/>
+          <w:b/>
+          <w:bCs/>
+          <w:color w:val="EE0000"/>
+          <w:lang w:val="en-US"/>
+        </w:rPr>
+      </w:pPr>
+      <w:r>
+        <w:rPr>
+          <w:rFonts w:ascii="Bookman Old Style" w:hAnsi="Bookman Old Style"/>
+          <w:b/>
+          <w:bCs/>
+          <w:color w:val="EE0000"/>
+          <w:lang w:val="en-US"/>
+        </w:rPr>
+        <w:t>INTERFACE</w:t>
+      </w:r>
+      <w:r>
+        <w:rPr>
+          <w:rFonts w:ascii="Bookman Old Style" w:hAnsi="Bookman Old Style"/>
+          <w:b/>
+          <w:bCs/>
+          <w:color w:val="EE0000"/>
+          <w:lang w:val="en-US"/>
+        </w:rPr>
+        <w:t>:</w:t>
+      </w:r>
+    </w:p>
+    <w:p>
+      <w:pPr>
+        <w:pStyle w:val="ListParagraph"/>
+        <w:numPr>
+          <w:ilvl w:val="0"/>
+          <w:numId w:val="22"/>
+        </w:numPr>
+        <w:rPr>
+          <w:rFonts w:ascii="Bookman Old Style" w:hAnsi="Bookman Old Style"/>
+          <w:b/>
+          <w:bCs/>
+          <w:lang w:val="en-US"/>
+        </w:rPr>
+      </w:pPr>
+      <w:r>
+        <w:rPr>
+          <w:rFonts w:ascii="Bookman Old Style" w:hAnsi="Bookman Old Style"/>
+          <w:b/>
+          <w:bCs/>
+          <w:lang w:val="en-US"/>
+        </w:rPr>
+        <w:t xml:space="preserve">Remote </w:t>
+      </w:r>
+    </w:p>
+    <w:p>
+      <w:pPr>
+        <w:pStyle w:val="ListParagraph"/>
+        <w:numPr>
+          <w:ilvl w:val="0"/>
+          <w:numId w:val="22"/>
+        </w:numPr>
+        <w:rPr>
+          <w:rFonts w:ascii="Bookman Old Style" w:hAnsi="Bookman Old Style"/>
+          <w:b/>
+          <w:bCs/>
+          <w:lang w:val="en-US"/>
+        </w:rPr>
+      </w:pPr>
+      <w:r>
+        <w:rPr>
+          <w:rFonts w:ascii="Bookman Old Style" w:hAnsi="Bookman Old Style"/>
+          <w:b/>
+          <w:bCs/>
+          <w:lang w:val="en-US"/>
+        </w:rPr>
+        <w:t>Like a class but it contains abstract methods and constants</w:t>
+      </w:r>
+    </w:p>
+    <w:p>
+      <w:pPr>
+        <w:rPr>
+          <w:rFonts w:ascii="Bookman Old Style" w:hAnsi="Bookman Old Style"/>
+          <w:b/>
+          <w:bCs/>
+          <w:lang w:val="en-US"/>
+        </w:rPr>
+      </w:pPr>
+      <w:r>
+        <w:rPr>
+          <w:rFonts w:ascii="Bookman Old Style" w:hAnsi="Bookman Old Style"/>
+          <w:b/>
+          <w:bCs/>
+          <w:lang w:val="en-US"/>
+        </w:rPr>
+        <w:tab/>
+      </w:r>
+      <w:r>
+        <w:rPr>
+          <w:rFonts w:ascii="Bookman Old Style" w:hAnsi="Bookman Old Style"/>
+          <w:b/>
+          <w:bCs/>
+          <w:color w:val="00B050"/>
+          <w:lang w:val="en-US"/>
+        </w:rPr>
+        <w:t>Syntax:</w:t>
+      </w:r>
+    </w:p>
+    <w:p>
+      <w:pPr>
+        <w:rPr>
+          <w:rFonts w:ascii="Bookman Old Style" w:hAnsi="Bookman Old Style"/>
+          <w:b/>
+          <w:bCs/>
+          <w:lang w:val="en-US"/>
+        </w:rPr>
+      </w:pPr>
+      <w:r>
+        <w:rPr>
+          <w:rFonts w:ascii="Bookman Old Style" w:hAnsi="Bookman Old Style"/>
+          <w:b/>
+          <w:bCs/>
+          <w:lang w:val="en-US"/>
+        </w:rPr>
+        <w:tab/>
+      </w:r>
+      <w:r>
+        <w:rPr>
+          <w:rFonts w:ascii="Bookman Old Style" w:hAnsi="Bookman Old Style"/>
+          <w:b/>
+          <w:bCs/>
+          <w:lang w:val="en-US"/>
+        </w:rPr>
+        <w:tab/>
+        <w:t>Interface</w:t>
+      </w:r>
+      <w:r>
+        <w:rPr>
+          <w:rFonts w:ascii="Bookman Old Style" w:hAnsi="Bookman Old Style"/>
+          <w:b/>
+          <w:bCs/>
+          <w:lang w:val="en-US"/>
+        </w:rPr>
+        <w:tab/>
+      </w:r>
+      <w:proofErr w:type="spellStart"/>
+      <w:r>
+        <w:rPr>
+          <w:rFonts w:ascii="Bookman Old Style" w:hAnsi="Bookman Old Style"/>
+          <w:b/>
+          <w:bCs/>
+          <w:lang w:val="en-US"/>
+        </w:rPr>
+        <w:t>interface_name</w:t>
+      </w:r>
+      <w:proofErr w:type="spellEnd"/>
+      <w:r>
+        <w:rPr>
+          <w:rFonts w:ascii="Bookman Old Style" w:hAnsi="Bookman Old Style"/>
+          <w:b/>
+          <w:bCs/>
+          <w:lang w:val="en-US"/>
+        </w:rPr>
+        <w:t xml:space="preserve"> {</w:t>
+      </w:r>
+    </w:p>
+    <w:p>
+      <w:pPr>
+        <w:rPr>
+          <w:rFonts w:ascii="Bookman Old Style" w:hAnsi="Bookman Old Style"/>
+          <w:b/>
+          <w:bCs/>
+          <w:lang w:val="en-US"/>
+        </w:rPr>
+      </w:pPr>
+      <w:r>
+        <w:rPr>
+          <w:rFonts w:ascii="Bookman Old Style" w:hAnsi="Bookman Old Style"/>
+          <w:b/>
+          <w:bCs/>
+          <w:lang w:val="en-US"/>
+        </w:rPr>
+        <w:tab/>
+      </w:r>
+      <w:r>
+        <w:rPr>
+          <w:rFonts w:ascii="Bookman Old Style" w:hAnsi="Bookman Old Style"/>
+          <w:b/>
+          <w:bCs/>
+          <w:lang w:val="en-US"/>
+        </w:rPr>
+        <w:tab/>
+      </w:r>
+      <w:r>
+        <w:rPr>
+          <w:rFonts w:ascii="Bookman Old Style" w:hAnsi="Bookman Old Style"/>
+          <w:b/>
+          <w:bCs/>
+          <w:lang w:val="en-US"/>
+        </w:rPr>
+        <w:tab/>
+      </w:r>
+      <w:r>
+        <w:rPr>
+          <w:rFonts w:ascii="Bookman Old Style" w:hAnsi="Bookman Old Style"/>
+          <w:b/>
+          <w:bCs/>
+          <w:lang w:val="en-US"/>
+        </w:rPr>
+        <w:tab/>
+        <w:t>Abstract methods</w:t>
+      </w:r>
+    </w:p>
+    <w:p>
+      <w:pPr>
+        <w:rPr>
+          <w:rFonts w:ascii="Bookman Old Style" w:hAnsi="Bookman Old Style"/>
+          <w:b/>
+          <w:bCs/>
+          <w:lang w:val="en-US"/>
+        </w:rPr>
+      </w:pPr>
+      <w:r>
+        <w:rPr>
+          <w:rFonts w:ascii="Bookman Old Style" w:hAnsi="Bookman Old Style"/>
+          <w:b/>
+          <w:bCs/>
+          <w:lang w:val="en-US"/>
+        </w:rPr>
+        <w:tab/>
+      </w:r>
+      <w:r>
+        <w:rPr>
+          <w:rFonts w:ascii="Bookman Old Style" w:hAnsi="Bookman Old Style"/>
+          <w:b/>
+          <w:bCs/>
+          <w:lang w:val="en-US"/>
+        </w:rPr>
+        <w:tab/>
+      </w:r>
+      <w:r>
+        <w:rPr>
+          <w:rFonts w:ascii="Bookman Old Style" w:hAnsi="Bookman Old Style"/>
+          <w:b/>
+          <w:bCs/>
+          <w:lang w:val="en-US"/>
+        </w:rPr>
+        <w:tab/>
+      </w:r>
+      <w:r>
+        <w:rPr>
+          <w:rFonts w:ascii="Bookman Old Style" w:hAnsi="Bookman Old Style"/>
+          <w:b/>
+          <w:bCs/>
+          <w:lang w:val="en-US"/>
+        </w:rPr>
+        <w:tab/>
+        <w:t>Constants</w:t>
+      </w:r>
+    </w:p>
+    <w:p>
+      <w:pPr>
+        <w:rPr>
+          <w:rFonts w:ascii="Bookman Old Style" w:hAnsi="Bookman Old Style"/>
+          <w:b/>
+          <w:bCs/>
+          <w:lang w:val="en-US"/>
+        </w:rPr>
+      </w:pPr>
+      <w:r>
+        <w:rPr>
+          <w:rFonts w:ascii="Bookman Old Style" w:hAnsi="Bookman Old Style"/>
+          <w:b/>
+          <w:bCs/>
+          <w:lang w:val="en-US"/>
+        </w:rPr>
+        <w:tab/>
+      </w:r>
+      <w:r>
+        <w:rPr>
+          <w:rFonts w:ascii="Bookman Old Style" w:hAnsi="Bookman Old Style"/>
+          <w:b/>
+          <w:bCs/>
+          <w:lang w:val="en-US"/>
+        </w:rPr>
+        <w:tab/>
+        <w:t>}</w:t>
+      </w:r>
+    </w:p>
+    <w:p>
+      <w:pPr>
+        <w:rPr>
+          <w:rFonts w:ascii="Bookman Old Style" w:hAnsi="Bookman Old Style"/>
+          <w:b/>
+          <w:bCs/>
+          <w:lang w:val="en-US"/>
+        </w:rPr>
+      </w:pPr>
+      <w:r>
+        <w:rPr>
+          <w:rFonts w:ascii="Bookman Old Style" w:hAnsi="Bookman Old Style"/>
+          <w:b/>
+          <w:bCs/>
+          <w:noProof/>
+          <w:lang w:val="en-US"/>
+        </w:rPr>
+        <mc:AlternateContent>
+          <mc:Choice Requires="wps">
+            <w:drawing>
+              <wp:anchor distT="0" distB="0" distL="114300" distR="114300" simplePos="0" relativeHeight="251940864" behindDoc="0" locked="0" layoutInCell="1" allowOverlap="1" wp14:anchorId="6703CDC6" wp14:editId="01422E94">
+                <wp:simplePos x="0" y="0"/>
+                <wp:positionH relativeFrom="column">
+                  <wp:posOffset>5667270</wp:posOffset>
+                </wp:positionH>
+                <wp:positionV relativeFrom="paragraph">
+                  <wp:posOffset>125730</wp:posOffset>
+                </wp:positionV>
+                <wp:extent cx="487345" cy="406958"/>
+                <wp:effectExtent l="38100" t="19050" r="27305" b="31750"/>
+                <wp:wrapNone/>
+                <wp:docPr id="1255317662" name="Sun 102"/>
+                <wp:cNvGraphicFramePr/>
+                <a:graphic xmlns:a="http://schemas.openxmlformats.org/drawingml/2006/main">
+                  <a:graphicData uri="http://schemas.microsoft.com/office/word/2010/wordprocessingShape">
+                    <wps:wsp>
+                      <wps:cNvSpPr/>
+                      <wps:spPr>
+                        <a:xfrm>
+                          <a:off x="0" y="0"/>
+                          <a:ext cx="487345" cy="406958"/>
+                        </a:xfrm>
+                        <a:prstGeom prst="sun">
+                          <a:avLst/>
+                        </a:prstGeom>
+                      </wps:spPr>
+                      <wps:style>
+                        <a:lnRef idx="2">
+                          <a:schemeClr val="accent1">
+                            <a:shade val="15000"/>
+                          </a:schemeClr>
+                        </a:lnRef>
+                        <a:fillRef idx="1">
+                          <a:schemeClr val="accent1"/>
+                        </a:fillRef>
+                        <a:effectRef idx="0">
+                          <a:schemeClr val="accent1"/>
+                        </a:effectRef>
+                        <a:fontRef idx="minor">
+                          <a:schemeClr val="lt1"/>
+                        </a:fontRef>
+                      </wps:style>
+                      <wps:bodyPr rot="0" spcFirstLastPara="0" vertOverflow="overflow" horzOverflow="overflow" vert="horz" wrap="square" lIns="91440" tIns="45720" rIns="91440" bIns="45720" numCol="1" spcCol="0" rtlCol="0" fromWordArt="0" anchor="ctr" anchorCtr="0" forceAA="0" compatLnSpc="1">
+                        <a:prstTxWarp prst="textNoShape">
+                          <a:avLst/>
+                        </a:prstTxWarp>
+                        <a:noAutofit/>
+                      </wps:bodyPr>
+                    </wps:wsp>
+                  </a:graphicData>
+                </a:graphic>
+              </wp:anchor>
+            </w:drawing>
+          </mc:Choice>
+          <mc:Fallback>
+            <w:pict>
+              <v:shapetype w14:anchorId="40275B86" id="_x0000_t183" coordsize="21600,21600" o:spt="183" adj="5400" path="m21600,10800l@15@14@15@18xem18436,3163l@17@12@16@13xem10800,l@14@10@18@10xem3163,3163l@12@13@13@12xem,10800l@10@18@10@14xem3163,18436l@13@16@12@17xem10800,21600l@18@15@14@15xem18436,18436l@16@17@17@16xem10800@19qx@19,10800,10800@20@20,10800,10800@19xe">
+                <v:stroke joinstyle="miter"/>
+                <v:formulas>
+                  <v:f eqn="sum 10800 0 #0"/>
+                  <v:f eqn="prod @0 30274 32768"/>
+                  <v:f eqn="prod @0 12540 32768"/>
+                  <v:f eqn="sum @1 10800 0"/>
+                  <v:f eqn="sum @2 10800 0"/>
+                  <v:f eqn="sum 10800 0 @1"/>
+                  <v:f eqn="sum 10800 0 @2"/>
+                  <v:f eqn="prod @0 23170 32768"/>
+                  <v:f eqn="sum @7 10800 0"/>
+                  <v:f eqn="sum 10800 0 @7"/>
+                  <v:f eqn="prod @5 3 4"/>
+                  <v:f eqn="prod @6 3 4"/>
+                  <v:f eqn="sum @10 791 0"/>
+                  <v:f eqn="sum @11 791 0"/>
+                  <v:f eqn="sum @11 2700 0"/>
+                  <v:f eqn="sum 21600 0 @10"/>
+                  <v:f eqn="sum 21600 0 @12"/>
+                  <v:f eqn="sum 21600 0 @13"/>
+                  <v:f eqn="sum 21600 0 @14"/>
+                  <v:f eqn="val #0"/>
+                  <v:f eqn="sum 21600 0 #0"/>
+                </v:formulas>
+                <v:path o:connecttype="rect" textboxrect="@9,@9,@8,@8"/>
+                <v:handles>
+                  <v:h position="#0,center" xrange="2700,10125"/>
+                </v:handles>
+              </v:shapetype>
+              <v:shape id="Sun 102" o:spid="_x0000_s1026" type="#_x0000_t183" style="position:absolute;margin-left:446.25pt;margin-top:9.9pt;width:38.35pt;height:32.05pt;z-index:251940864;visibility:visible;mso-wrap-style:square;mso-wrap-distance-left:9pt;mso-wrap-distance-top:0;mso-wrap-distance-right:9pt;mso-wrap-distance-bottom:0;mso-position-horizontal:absolute;mso-position-horizontal-relative:text;mso-position-vertical:absolute;mso-position-vertical-relative:text;v-text-anchor:middle" o:gfxdata="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" fillcolor="#4472c4 [3204]" strokecolor="#09101d [484]" strokeweight="1pt"/>
+            </w:pict>
+          </mc:Fallback>
+        </mc:AlternateContent>
+      </w:r>
+      <w:r>
+        <w:rPr>
+          <w:rFonts w:ascii="Bookman Old Style" w:hAnsi="Bookman Old Style"/>
+          <w:b/>
+          <w:bCs/>
+          <w:noProof/>
+          <w:lang w:val="en-US"/>
+        </w:rPr>
+        <mc:AlternateContent>
+          <mc:Choice Requires="wps">
+            <w:drawing>
+              <wp:anchor distT="0" distB="0" distL="114300" distR="114300" simplePos="0" relativeHeight="251939840" behindDoc="0" locked="0" layoutInCell="1" allowOverlap="1" wp14:anchorId="5B3DB1EE" wp14:editId="58D3AEF8">
+                <wp:simplePos x="0" y="0"/>
+                <wp:positionH relativeFrom="column">
+                  <wp:posOffset>-100484</wp:posOffset>
+                </wp:positionH>
+                <wp:positionV relativeFrom="paragraph">
+                  <wp:posOffset>45343</wp:posOffset>
+                </wp:positionV>
+                <wp:extent cx="6516357" cy="1522325"/>
+                <wp:effectExtent l="0" t="0" r="18415" b="20955"/>
+                <wp:wrapNone/>
+                <wp:docPr id="118752085" name="Text Box 101"/>
+                <wp:cNvGraphicFramePr/>
+                <a:graphic xmlns:a="http://schemas.openxmlformats.org/drawingml/2006/main">
+                  <a:graphicData uri="http://schemas.microsoft.com/office/word/2010/wordprocessingShape">
+                    <wps:wsp>
+                      <wps:cNvSpPr txBox="1"/>
+                      <wps:spPr>
+                        <a:xfrm>
+                          <a:off x="0" y="0"/>
+                          <a:ext cx="6516357" cy="1522325"/>
+                        </a:xfrm>
+                        <a:prstGeom prst="rect">
+                          <a:avLst/>
+                        </a:prstGeom>
+                        <a:solidFill>
+                          <a:schemeClr val="lt1"/>
+                        </a:solidFill>
+                        <a:ln w="6350">
+                          <a:solidFill>
+                            <a:prstClr val="black"/>
+                          </a:solidFill>
+                        </a:ln>
+                      </wps:spPr>
+                      <wps:txbx>
+                        <w:txbxContent>
+                          <w:p>
+                            <w:pPr>
+                              <w:rPr>
+                                <w:rFonts w:ascii="Aptos Narrow" w:hAnsi="Aptos Narrow"/>
+                                <w:b/>
+                                <w:bCs/>
+                                <w:color w:val="BF8F00" w:themeColor="accent4" w:themeShade="BF"/>
+                                <w:lang w:val="en-US"/>
+                              </w:rPr>
+                            </w:pPr>
+                            <w:r>
+                              <w:rPr>
+                                <w:rFonts w:ascii="Aptos Narrow" w:hAnsi="Aptos Narrow"/>
+                                <w:b/>
+                                <w:bCs/>
+                                <w:color w:val="BF8F00" w:themeColor="accent4" w:themeShade="BF"/>
+                                <w:lang w:val="en-US"/>
+                              </w:rPr>
+                              <w:t>Key Points:</w:t>
+                            </w:r>
+                          </w:p>
+                          <w:p>
+                            <w:pPr>
+                              <w:pStyle w:val="ListParagraph"/>
+                              <w:numPr>
+                                <w:ilvl w:val="0"/>
+                                <w:numId w:val="23"/>
+                              </w:numPr>
+                              <w:rPr>
+                                <w:rFonts w:ascii="Aptos Narrow" w:hAnsi="Aptos Narrow"/>
+                                <w:b/>
+                                <w:bCs/>
+                                <w:lang w:val="en-US"/>
+                              </w:rPr>
+                            </w:pPr>
+                            <w:r>
+                              <w:rPr>
+                                <w:rFonts w:ascii="Aptos Narrow" w:hAnsi="Aptos Narrow"/>
+                                <w:b/>
+                                <w:bCs/>
+                                <w:lang w:val="en-US"/>
+                              </w:rPr>
+                              <w:t>Implements all abstract methods</w:t>
+                            </w:r>
+                          </w:p>
+                          <w:p>
+                            <w:pPr>
+                              <w:pStyle w:val="ListParagraph"/>
+                              <w:numPr>
+                                <w:ilvl w:val="0"/>
+                                <w:numId w:val="23"/>
+                              </w:numPr>
+                              <w:rPr>
+                                <w:rFonts w:ascii="Aptos Narrow" w:hAnsi="Aptos Narrow"/>
+                                <w:b/>
+                                <w:bCs/>
+                                <w:lang w:val="en-US"/>
+                              </w:rPr>
+                            </w:pPr>
+                            <w:r>
+                              <w:rPr>
+                                <w:rFonts w:ascii="Aptos Narrow" w:hAnsi="Aptos Narrow"/>
+                                <w:b/>
+                                <w:bCs/>
+                                <w:lang w:val="en-US"/>
+                              </w:rPr>
+                              <w:t>“abstract” and “final” keywords are optional in an interface</w:t>
+                            </w:r>
+                          </w:p>
+                          <w:p>
+                            <w:pPr>
+                              <w:pStyle w:val="ListParagraph"/>
+                              <w:numPr>
+                                <w:ilvl w:val="0"/>
+                                <w:numId w:val="23"/>
+                              </w:numPr>
+                              <w:rPr>
+                                <w:rFonts w:ascii="Aptos Narrow" w:hAnsi="Aptos Narrow"/>
+                                <w:b/>
+                                <w:bCs/>
+                                <w:lang w:val="en-US"/>
+                              </w:rPr>
+                            </w:pPr>
+                            <w:r>
+                              <w:rPr>
+                                <w:rFonts w:ascii="Aptos Narrow" w:hAnsi="Aptos Narrow"/>
+                                <w:b/>
+                                <w:bCs/>
+                                <w:lang w:val="en-US"/>
+                              </w:rPr>
+                              <w:t xml:space="preserve">Abstract methods </w:t>
+                            </w:r>
+                            <w:proofErr w:type="gramStart"/>
+                            <w:r>
+                              <w:rPr>
+                                <w:rFonts w:ascii="Aptos Narrow" w:hAnsi="Aptos Narrow"/>
+                                <w:b/>
+                                <w:bCs/>
+                                <w:lang w:val="en-US"/>
+                              </w:rPr>
+                              <w:t>does</w:t>
+                            </w:r>
+                            <w:proofErr w:type="gramEnd"/>
+                            <w:r>
+                              <w:rPr>
+                                <w:rFonts w:ascii="Aptos Narrow" w:hAnsi="Aptos Narrow"/>
+                                <w:b/>
+                                <w:bCs/>
+                                <w:lang w:val="en-US"/>
+                              </w:rPr>
+                              <w:t xml:space="preserve"> not have “private” access</w:t>
+                            </w:r>
+                          </w:p>
+                          <w:p>
+                            <w:pPr>
+                              <w:pStyle w:val="ListParagraph"/>
+                              <w:numPr>
+                                <w:ilvl w:val="0"/>
+                                <w:numId w:val="23"/>
+                              </w:numPr>
+                              <w:rPr>
+                                <w:rFonts w:ascii="Aptos Narrow" w:hAnsi="Aptos Narrow"/>
+                                <w:b/>
+                                <w:bCs/>
+                                <w:lang w:val="en-US"/>
+                              </w:rPr>
+                            </w:pPr>
+                            <w:r>
+                              <w:rPr>
+                                <w:rFonts w:ascii="Aptos Narrow" w:hAnsi="Aptos Narrow"/>
+                                <w:b/>
+                                <w:bCs/>
+                                <w:lang w:val="en-US"/>
+                              </w:rPr>
+                              <w:t xml:space="preserve">If an interface contains only one abstract </w:t>
+                            </w:r>
+                            <w:proofErr w:type="gramStart"/>
+                            <w:r>
+                              <w:rPr>
+                                <w:rFonts w:ascii="Aptos Narrow" w:hAnsi="Aptos Narrow"/>
+                                <w:b/>
+                                <w:bCs/>
+                                <w:lang w:val="en-US"/>
+                              </w:rPr>
+                              <w:t>method</w:t>
+                            </w:r>
+                            <w:proofErr w:type="gramEnd"/>
+                            <w:r>
+                              <w:rPr>
+                                <w:rFonts w:ascii="Aptos Narrow" w:hAnsi="Aptos Narrow"/>
+                                <w:b/>
+                                <w:bCs/>
+                                <w:lang w:val="en-US"/>
+                              </w:rPr>
+                              <w:t xml:space="preserve"> then the interface is called as </w:t>
+                            </w:r>
+                            <w:r>
+                              <w:rPr>
+                                <w:rFonts w:ascii="Aptos Narrow" w:hAnsi="Aptos Narrow"/>
+                                <w:b/>
+                                <w:bCs/>
+                                <w:highlight w:val="yellow"/>
+                                <w:lang w:val="en-US"/>
+                              </w:rPr>
+                              <w:t>functional interface</w:t>
+                            </w:r>
+                            <w:r>
+                              <w:rPr>
+                                <w:rFonts w:ascii="Aptos Narrow" w:hAnsi="Aptos Narrow"/>
+                                <w:b/>
+                                <w:bCs/>
+                                <w:lang w:val="en-US"/>
+                              </w:rPr>
+                              <w:t xml:space="preserve"> </w:t>
+                            </w:r>
+                          </w:p>
+                        </w:txbxContent>
+                      </wps:txbx>
+                      <wps:bodyPr rot="0" spcFirstLastPara="0" vertOverflow="overflow" horzOverflow="overflow" vert="horz" wrap="square" lIns="91440" tIns="45720" rIns="91440" bIns="45720" numCol="1" spcCol="0" rtlCol="0" fromWordArt="0" anchor="t" anchorCtr="0" forceAA="0" compatLnSpc="1">
+                        <a:prstTxWarp prst="textNoShape">
+                          <a:avLst/>
+                        </a:prstTxWarp>
+                        <a:noAutofit/>
+                      </wps:bodyPr>
+                    </wps:wsp>
+                  </a:graphicData>
+                </a:graphic>
+                <wp14:sizeRelV relativeFrom="margin">
+                  <wp14:pctHeight>0</wp14:pctHeight>
+                </wp14:sizeRelV>
+              </wp:anchor>
+            </w:drawing>
+          </mc:Choice>
+          <mc:Fallback>
+            <w:pict>
+              <v:shape w14:anchorId="5B3DB1EE" id="Text Box 101" o:spid="_x0000_s1103" type="#_x0000_t202" style="position:absolute;margin-left:-7.9pt;margin-top:3.55pt;width:513.1pt;height:119.85pt;z-index:251939840;visibility:visible;mso-wrap-style:square;mso-height-percent:0;mso-wrap-distance-left:9pt;mso-wrap-distance-top:0;mso-wrap-distance-right:9pt;mso-wrap-distance-bottom:0;mso-position-horizontal:absolute;mso-position-horizontal-relative:text;mso-position-vertical:absolute;mso-position-vertical-relative:text;mso-height-percent:0;mso-height-relative:margin;v-text-anchor:top" o:gfxdata="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" fillcolor="white [3201]" strokeweight=".5pt">
+                <v:textbox>
+                  <w:txbxContent>
+                    <w:p>
+                      <w:pPr>
+                        <w:rPr>
+                          <w:rFonts w:ascii="Aptos Narrow" w:hAnsi="Aptos Narrow"/>
+                          <w:b/>
+                          <w:bCs/>
+                          <w:color w:val="BF8F00" w:themeColor="accent4" w:themeShade="BF"/>
+                          <w:lang w:val="en-US"/>
+                        </w:rPr>
+                      </w:pPr>
+                      <w:r>
+                        <w:rPr>
+                          <w:rFonts w:ascii="Aptos Narrow" w:hAnsi="Aptos Narrow"/>
+                          <w:b/>
+                          <w:bCs/>
+                          <w:color w:val="BF8F00" w:themeColor="accent4" w:themeShade="BF"/>
+                          <w:lang w:val="en-US"/>
+                        </w:rPr>
+                        <w:t>Key Points:</w:t>
+                      </w:r>
+                    </w:p>
+                    <w:p>
+                      <w:pPr>
+                        <w:pStyle w:val="ListParagraph"/>
+                        <w:numPr>
+                          <w:ilvl w:val="0"/>
+                          <w:numId w:val="23"/>
+                        </w:numPr>
+                        <w:rPr>
+                          <w:rFonts w:ascii="Aptos Narrow" w:hAnsi="Aptos Narrow"/>
+                          <w:b/>
+                          <w:bCs/>
+                          <w:lang w:val="en-US"/>
+                        </w:rPr>
+                      </w:pPr>
+                      <w:r>
+                        <w:rPr>
+                          <w:rFonts w:ascii="Aptos Narrow" w:hAnsi="Aptos Narrow"/>
+                          <w:b/>
+                          <w:bCs/>
+                          <w:lang w:val="en-US"/>
+                        </w:rPr>
+                        <w:t>Implements all abstract methods</w:t>
+                      </w:r>
+                    </w:p>
+                    <w:p>
+                      <w:pPr>
+                        <w:pStyle w:val="ListParagraph"/>
+                        <w:numPr>
+                          <w:ilvl w:val="0"/>
+                          <w:numId w:val="23"/>
+                        </w:numPr>
+                        <w:rPr>
+                          <w:rFonts w:ascii="Aptos Narrow" w:hAnsi="Aptos Narrow"/>
+                          <w:b/>
+                          <w:bCs/>
+                          <w:lang w:val="en-US"/>
+                        </w:rPr>
+                      </w:pPr>
+                      <w:r>
+                        <w:rPr>
+                          <w:rFonts w:ascii="Aptos Narrow" w:hAnsi="Aptos Narrow"/>
+                          <w:b/>
+                          <w:bCs/>
+                          <w:lang w:val="en-US"/>
+                        </w:rPr>
+                        <w:t>“abstract” and “final” keywords are optional in an interface</w:t>
+                      </w:r>
+                    </w:p>
+                    <w:p>
+                      <w:pPr>
+                        <w:pStyle w:val="ListParagraph"/>
+                        <w:numPr>
+                          <w:ilvl w:val="0"/>
+                          <w:numId w:val="23"/>
+                        </w:numPr>
+                        <w:rPr>
+                          <w:rFonts w:ascii="Aptos Narrow" w:hAnsi="Aptos Narrow"/>
+                          <w:b/>
+                          <w:bCs/>
+                          <w:lang w:val="en-US"/>
+                        </w:rPr>
+                      </w:pPr>
+                      <w:r>
+                        <w:rPr>
+                          <w:rFonts w:ascii="Aptos Narrow" w:hAnsi="Aptos Narrow"/>
+                          <w:b/>
+                          <w:bCs/>
+                          <w:lang w:val="en-US"/>
+                        </w:rPr>
+                        <w:t xml:space="preserve">Abstract methods </w:t>
+                      </w:r>
+                      <w:proofErr w:type="gramStart"/>
+                      <w:r>
+                        <w:rPr>
+                          <w:rFonts w:ascii="Aptos Narrow" w:hAnsi="Aptos Narrow"/>
+                          <w:b/>
+                          <w:bCs/>
+                          <w:lang w:val="en-US"/>
+                        </w:rPr>
+                        <w:t>does</w:t>
+                      </w:r>
+                      <w:proofErr w:type="gramEnd"/>
+                      <w:r>
+                        <w:rPr>
+                          <w:rFonts w:ascii="Aptos Narrow" w:hAnsi="Aptos Narrow"/>
+                          <w:b/>
+                          <w:bCs/>
+                          <w:lang w:val="en-US"/>
+                        </w:rPr>
+                        <w:t xml:space="preserve"> not have “private” access</w:t>
+                      </w:r>
+                    </w:p>
+                    <w:p>
+                      <w:pPr>
+                        <w:pStyle w:val="ListParagraph"/>
+                        <w:numPr>
+                          <w:ilvl w:val="0"/>
+                          <w:numId w:val="23"/>
+                        </w:numPr>
+                        <w:rPr>
+                          <w:rFonts w:ascii="Aptos Narrow" w:hAnsi="Aptos Narrow"/>
+                          <w:b/>
+                          <w:bCs/>
+                          <w:lang w:val="en-US"/>
+                        </w:rPr>
+                      </w:pPr>
+                      <w:r>
+                        <w:rPr>
+                          <w:rFonts w:ascii="Aptos Narrow" w:hAnsi="Aptos Narrow"/>
+                          <w:b/>
+                          <w:bCs/>
+                          <w:lang w:val="en-US"/>
+                        </w:rPr>
+                        <w:t xml:space="preserve">If an interface contains only one abstract </w:t>
+                      </w:r>
+                      <w:proofErr w:type="gramStart"/>
+                      <w:r>
+                        <w:rPr>
+                          <w:rFonts w:ascii="Aptos Narrow" w:hAnsi="Aptos Narrow"/>
+                          <w:b/>
+                          <w:bCs/>
+                          <w:lang w:val="en-US"/>
+                        </w:rPr>
+                        <w:t>method</w:t>
+                      </w:r>
+                      <w:proofErr w:type="gramEnd"/>
+                      <w:r>
+                        <w:rPr>
+                          <w:rFonts w:ascii="Aptos Narrow" w:hAnsi="Aptos Narrow"/>
+                          <w:b/>
+                          <w:bCs/>
+                          <w:lang w:val="en-US"/>
+                        </w:rPr>
+                        <w:t xml:space="preserve"> then the interface is called as </w:t>
+                      </w:r>
+                      <w:r>
+                        <w:rPr>
+                          <w:rFonts w:ascii="Aptos Narrow" w:hAnsi="Aptos Narrow"/>
+                          <w:b/>
+                          <w:bCs/>
+                          <w:highlight w:val="yellow"/>
+                          <w:lang w:val="en-US"/>
+                        </w:rPr>
+                        <w:t>functional interface</w:t>
+                      </w:r>
+                      <w:r>
+                        <w:rPr>
+                          <w:rFonts w:ascii="Aptos Narrow" w:hAnsi="Aptos Narrow"/>
+                          <w:b/>
+                          <w:bCs/>
+                          <w:lang w:val="en-US"/>
+                        </w:rPr>
+                        <w:t xml:space="preserve"> </w:t>
+                      </w:r>
+                    </w:p>
+                  </w:txbxContent>
+                </v:textbox>
+              </v:shape>
+            </w:pict>
+          </mc:Fallback>
+        </mc:AlternateContent>
+      </w:r>
+    </w:p>
+    <w:p>
+      <w:pPr>
+        <w:rPr>
+          <w:rFonts w:ascii="Bookman Old Style" w:hAnsi="Bookman Old Style"/>
+          <w:b/>
+          <w:bCs/>
+          <w:lang w:val="en-US"/>
+        </w:rPr>
+      </w:pPr>
+    </w:p>
+    <w:p>
+      <w:pPr>
+        <w:rPr>
+          <w:rFonts w:ascii="Bookman Old Style" w:hAnsi="Bookman Old Style"/>
+          <w:b/>
+          <w:bCs/>
+          <w:color w:val="000000" w:themeColor="text1"/>
+          <w:lang w:val="en-US"/>
+        </w:rPr>
+      </w:pPr>
     </w:p>
     <w:sectPr>
       <w:pgSz w:w="11906" w:h="16838"/>
@@ -21119,10 +22082,10 @@
     </w:lvl>
   </w:abstractNum>
   <w:abstractNum w:abstractNumId="1" w15:restartNumberingAfterBreak="0">
-    <w:nsid w:val="0C427384"/>
+    <w:nsid w:val="052B6648"/>
     <w:multiLevelType w:val="hybridMultilevel"/>
-    <w:tmpl w:val="45C64946"/>
-    <w:lvl w:ilvl="0" w:tplc="E7600334">
+    <w:tmpl w:val="F11C5AB2"/>
+    <w:lvl w:ilvl="0" w:tplc="A95A75F6">
       <w:start w:val="1"/>
       <w:numFmt w:val="decimal"/>
       <w:lvlText w:val="%1."/>
@@ -21208,16 +22171,16 @@
     </w:lvl>
   </w:abstractNum>
   <w:abstractNum w:abstractNumId="2" w15:restartNumberingAfterBreak="0">
-    <w:nsid w:val="0F532173"/>
+    <w:nsid w:val="0C427384"/>
     <w:multiLevelType w:val="hybridMultilevel"/>
-    <w:tmpl w:val="E278DA4E"/>
-    <w:lvl w:ilvl="0" w:tplc="4F1C4664">
+    <w:tmpl w:val="45C64946"/>
+    <w:lvl w:ilvl="0" w:tplc="E7600334">
       <w:start w:val="1"/>
       <w:numFmt w:val="decimal"/>
       <w:lvlText w:val="%1."/>
       <w:lvlJc w:val="left"/>
       <w:pPr>
-        <w:ind w:left="1800" w:hanging="360"/>
+        <w:ind w:left="1080" w:hanging="360"/>
       </w:pPr>
       <w:rPr>
         <w:rFonts w:hint="default"/>
@@ -21229,7 +22192,7 @@
       <w:lvlText w:val="%2."/>
       <w:lvlJc w:val="left"/>
       <w:pPr>
-        <w:ind w:left="2520" w:hanging="360"/>
+        <w:ind w:left="1800" w:hanging="360"/>
       </w:pPr>
     </w:lvl>
     <w:lvl w:ilvl="2" w:tplc="4009001B" w:tentative="1">
@@ -21238,7 +22201,7 @@
       <w:lvlText w:val="%3."/>
       <w:lvlJc w:val="right"/>
       <w:pPr>
-        <w:ind w:left="3240" w:hanging="180"/>
+        <w:ind w:left="2520" w:hanging="180"/>
       </w:pPr>
     </w:lvl>
     <w:lvl w:ilvl="3" w:tplc="4009000F" w:tentative="1">
@@ -21247,7 +22210,7 @@
       <w:lvlText w:val="%4."/>
       <w:lvlJc w:val="left"/>
       <w:pPr>
-        <w:ind w:left="3960" w:hanging="360"/>
+        <w:ind w:left="3240" w:hanging="360"/>
       </w:pPr>
     </w:lvl>
     <w:lvl w:ilvl="4" w:tplc="40090019" w:tentative="1">
@@ -21256,7 +22219,7 @@
       <w:lvlText w:val="%5."/>
       <w:lvlJc w:val="left"/>
       <w:pPr>
-        <w:ind w:left="4680" w:hanging="360"/>
+        <w:ind w:left="3960" w:hanging="360"/>
       </w:pPr>
     </w:lvl>
     <w:lvl w:ilvl="5" w:tplc="4009001B" w:tentative="1">
@@ -21265,7 +22228,7 @@
       <w:lvlText w:val="%6."/>
       <w:lvlJc w:val="right"/>
       <w:pPr>
-        <w:ind w:left="5400" w:hanging="180"/>
+        <w:ind w:left="4680" w:hanging="180"/>
       </w:pPr>
     </w:lvl>
     <w:lvl w:ilvl="6" w:tplc="4009000F" w:tentative="1">
@@ -21274,7 +22237,7 @@
       <w:lvlText w:val="%7."/>
       <w:lvlJc w:val="left"/>
       <w:pPr>
-        <w:ind w:left="6120" w:hanging="360"/>
+        <w:ind w:left="5400" w:hanging="360"/>
       </w:pPr>
     </w:lvl>
     <w:lvl w:ilvl="7" w:tplc="40090019" w:tentative="1">
@@ -21283,7 +22246,7 @@
       <w:lvlText w:val="%8."/>
       <w:lvlJc w:val="left"/>
       <w:pPr>
-        <w:ind w:left="6840" w:hanging="360"/>
+        <w:ind w:left="6120" w:hanging="360"/>
       </w:pPr>
     </w:lvl>
     <w:lvl w:ilvl="8" w:tplc="4009001B" w:tentative="1">
@@ -21292,21 +22255,21 @@
       <w:lvlText w:val="%9."/>
       <w:lvlJc w:val="right"/>
       <w:pPr>
-        <w:ind w:left="7560" w:hanging="180"/>
+        <w:ind w:left="6840" w:hanging="180"/>
       </w:pPr>
     </w:lvl>
   </w:abstractNum>
   <w:abstractNum w:abstractNumId="3" w15:restartNumberingAfterBreak="0">
-    <w:nsid w:val="18F40B2B"/>
+    <w:nsid w:val="0F532173"/>
     <w:multiLevelType w:val="hybridMultilevel"/>
-    <w:tmpl w:val="E8EC299C"/>
-    <w:lvl w:ilvl="0" w:tplc="4009000F">
+    <w:tmpl w:val="E278DA4E"/>
+    <w:lvl w:ilvl="0" w:tplc="4F1C4664">
       <w:start w:val="1"/>
       <w:numFmt w:val="decimal"/>
       <w:lvlText w:val="%1."/>
       <w:lvlJc w:val="left"/>
       <w:pPr>
-        <w:ind w:left="720" w:hanging="360"/>
+        <w:ind w:left="1800" w:hanging="360"/>
       </w:pPr>
       <w:rPr>
         <w:rFonts w:hint="default"/>
@@ -21318,7 +22281,7 @@
       <w:lvlText w:val="%2."/>
       <w:lvlJc w:val="left"/>
       <w:pPr>
-        <w:ind w:left="1440" w:hanging="360"/>
+        <w:ind w:left="2520" w:hanging="360"/>
       </w:pPr>
     </w:lvl>
     <w:lvl w:ilvl="2" w:tplc="4009001B" w:tentative="1">
@@ -21327,7 +22290,7 @@
       <w:lvlText w:val="%3."/>
       <w:lvlJc w:val="right"/>
       <w:pPr>
-        <w:ind w:left="2160" w:hanging="180"/>
+        <w:ind w:left="3240" w:hanging="180"/>
       </w:pPr>
     </w:lvl>
     <w:lvl w:ilvl="3" w:tplc="4009000F" w:tentative="1">
@@ -21336,7 +22299,7 @@
       <w:lvlText w:val="%4."/>
       <w:lvlJc w:val="left"/>
       <w:pPr>
-        <w:ind w:left="2880" w:hanging="360"/>
+        <w:ind w:left="3960" w:hanging="360"/>
       </w:pPr>
     </w:lvl>
     <w:lvl w:ilvl="4" w:tplc="40090019" w:tentative="1">
@@ -21345,7 +22308,7 @@
       <w:lvlText w:val="%5."/>
       <w:lvlJc w:val="left"/>
       <w:pPr>
-        <w:ind w:left="3600" w:hanging="360"/>
+        <w:ind w:left="4680" w:hanging="360"/>
       </w:pPr>
     </w:lvl>
     <w:lvl w:ilvl="5" w:tplc="4009001B" w:tentative="1">
@@ -21354,7 +22317,7 @@
       <w:lvlText w:val="%6."/>
       <w:lvlJc w:val="right"/>
       <w:pPr>
-        <w:ind w:left="4320" w:hanging="180"/>
+        <w:ind w:left="5400" w:hanging="180"/>
       </w:pPr>
     </w:lvl>
     <w:lvl w:ilvl="6" w:tplc="4009000F" w:tentative="1">
@@ -21363,7 +22326,7 @@
       <w:lvlText w:val="%7."/>
       <w:lvlJc w:val="left"/>
       <w:pPr>
-        <w:ind w:left="5040" w:hanging="360"/>
+        <w:ind w:left="6120" w:hanging="360"/>
       </w:pPr>
     </w:lvl>
     <w:lvl w:ilvl="7" w:tplc="40090019" w:tentative="1">
@@ -21372,7 +22335,7 @@
       <w:lvlText w:val="%8."/>
       <w:lvlJc w:val="left"/>
       <w:pPr>
-        <w:ind w:left="5760" w:hanging="360"/>
+        <w:ind w:left="6840" w:hanging="360"/>
       </w:pPr>
     </w:lvl>
     <w:lvl w:ilvl="8" w:tplc="4009001B" w:tentative="1">
@@ -21381,21 +22344,21 @@
       <w:lvlText w:val="%9."/>
       <w:lvlJc w:val="right"/>
       <w:pPr>
-        <w:ind w:left="6480" w:hanging="180"/>
+        <w:ind w:left="7560" w:hanging="180"/>
       </w:pPr>
     </w:lvl>
   </w:abstractNum>
   <w:abstractNum w:abstractNumId="4" w15:restartNumberingAfterBreak="0">
-    <w:nsid w:val="1CE40430"/>
+    <w:nsid w:val="18F40B2B"/>
     <w:multiLevelType w:val="hybridMultilevel"/>
-    <w:tmpl w:val="0EC8771A"/>
-    <w:lvl w:ilvl="0" w:tplc="39689218">
+    <w:tmpl w:val="E8EC299C"/>
+    <w:lvl w:ilvl="0" w:tplc="4009000F">
       <w:start w:val="1"/>
       <w:numFmt w:val="decimal"/>
       <w:lvlText w:val="%1."/>
       <w:lvlJc w:val="left"/>
       <w:pPr>
-        <w:ind w:left="1800" w:hanging="360"/>
+        <w:ind w:left="720" w:hanging="360"/>
       </w:pPr>
       <w:rPr>
         <w:rFonts w:hint="default"/>
@@ -21407,7 +22370,7 @@
       <w:lvlText w:val="%2."/>
       <w:lvlJc w:val="left"/>
       <w:pPr>
-        <w:ind w:left="2520" w:hanging="360"/>
+        <w:ind w:left="1440" w:hanging="360"/>
       </w:pPr>
     </w:lvl>
     <w:lvl w:ilvl="2" w:tplc="4009001B" w:tentative="1">
@@ -21416,7 +22379,7 @@
       <w:lvlText w:val="%3."/>
       <w:lvlJc w:val="right"/>
       <w:pPr>
-        <w:ind w:left="3240" w:hanging="180"/>
+        <w:ind w:left="2160" w:hanging="180"/>
       </w:pPr>
     </w:lvl>
     <w:lvl w:ilvl="3" w:tplc="4009000F" w:tentative="1">
@@ -21425,7 +22388,7 @@
       <w:lvlText w:val="%4."/>
       <w:lvlJc w:val="left"/>
       <w:pPr>
-        <w:ind w:left="3960" w:hanging="360"/>
+        <w:ind w:left="2880" w:hanging="360"/>
       </w:pPr>
     </w:lvl>
     <w:lvl w:ilvl="4" w:tplc="40090019" w:tentative="1">
@@ -21434,7 +22397,7 @@
       <w:lvlText w:val="%5."/>
       <w:lvlJc w:val="left"/>
       <w:pPr>
-        <w:ind w:left="4680" w:hanging="360"/>
+        <w:ind w:left="3600" w:hanging="360"/>
       </w:pPr>
     </w:lvl>
     <w:lvl w:ilvl="5" w:tplc="4009001B" w:tentative="1">
@@ -21443,7 +22406,7 @@
       <w:lvlText w:val="%6."/>
       <w:lvlJc w:val="right"/>
       <w:pPr>
-        <w:ind w:left="5400" w:hanging="180"/>
+        <w:ind w:left="4320" w:hanging="180"/>
       </w:pPr>
     </w:lvl>
     <w:lvl w:ilvl="6" w:tplc="4009000F" w:tentative="1">
@@ -21452,7 +22415,7 @@
       <w:lvlText w:val="%7."/>
       <w:lvlJc w:val="left"/>
       <w:pPr>
-        <w:ind w:left="6120" w:hanging="360"/>
+        <w:ind w:left="5040" w:hanging="360"/>
       </w:pPr>
     </w:lvl>
     <w:lvl w:ilvl="7" w:tplc="40090019" w:tentative="1">
@@ -21461,7 +22424,7 @@
       <w:lvlText w:val="%8."/>
       <w:lvlJc w:val="left"/>
       <w:pPr>
-        <w:ind w:left="6840" w:hanging="360"/>
+        <w:ind w:left="5760" w:hanging="360"/>
       </w:pPr>
     </w:lvl>
     <w:lvl w:ilvl="8" w:tplc="4009001B" w:tentative="1">
@@ -21470,15 +22433,15 @@
       <w:lvlText w:val="%9."/>
       <w:lvlJc w:val="right"/>
       <w:pPr>
-        <w:ind w:left="7560" w:hanging="180"/>
+        <w:ind w:left="6480" w:hanging="180"/>
       </w:pPr>
     </w:lvl>
   </w:abstractNum>
   <w:abstractNum w:abstractNumId="5" w15:restartNumberingAfterBreak="0">
-    <w:nsid w:val="1ECD5931"/>
+    <w:nsid w:val="1CE40430"/>
     <w:multiLevelType w:val="hybridMultilevel"/>
-    <w:tmpl w:val="1E32DCDC"/>
-    <w:lvl w:ilvl="0" w:tplc="1D349E22">
+    <w:tmpl w:val="0EC8771A"/>
+    <w:lvl w:ilvl="0" w:tplc="39689218">
       <w:start w:val="1"/>
       <w:numFmt w:val="decimal"/>
       <w:lvlText w:val="%1."/>
@@ -21564,16 +22527,16 @@
     </w:lvl>
   </w:abstractNum>
   <w:abstractNum w:abstractNumId="6" w15:restartNumberingAfterBreak="0">
-    <w:nsid w:val="362039E2"/>
+    <w:nsid w:val="1ECD5931"/>
     <w:multiLevelType w:val="hybridMultilevel"/>
-    <w:tmpl w:val="8508F60A"/>
-    <w:lvl w:ilvl="0" w:tplc="4009000F">
+    <w:tmpl w:val="1E32DCDC"/>
+    <w:lvl w:ilvl="0" w:tplc="1D349E22">
       <w:start w:val="1"/>
       <w:numFmt w:val="decimal"/>
       <w:lvlText w:val="%1."/>
       <w:lvlJc w:val="left"/>
       <w:pPr>
-        <w:ind w:left="720" w:hanging="360"/>
+        <w:ind w:left="1800" w:hanging="360"/>
       </w:pPr>
       <w:rPr>
         <w:rFonts w:hint="default"/>
@@ -21585,7 +22548,7 @@
       <w:lvlText w:val="%2."/>
       <w:lvlJc w:val="left"/>
       <w:pPr>
-        <w:ind w:left="1440" w:hanging="360"/>
+        <w:ind w:left="2520" w:hanging="360"/>
       </w:pPr>
     </w:lvl>
     <w:lvl w:ilvl="2" w:tplc="4009001B" w:tentative="1">
@@ -21594,7 +22557,7 @@
       <w:lvlText w:val="%3."/>
       <w:lvlJc w:val="right"/>
       <w:pPr>
-        <w:ind w:left="2160" w:hanging="180"/>
+        <w:ind w:left="3240" w:hanging="180"/>
       </w:pPr>
     </w:lvl>
     <w:lvl w:ilvl="3" w:tplc="4009000F" w:tentative="1">
@@ -21603,7 +22566,7 @@
       <w:lvlText w:val="%4."/>
       <w:lvlJc w:val="left"/>
       <w:pPr>
-        <w:ind w:left="2880" w:hanging="360"/>
+        <w:ind w:left="3960" w:hanging="360"/>
       </w:pPr>
     </w:lvl>
     <w:lvl w:ilvl="4" w:tplc="40090019" w:tentative="1">
@@ -21612,7 +22575,7 @@
       <w:lvlText w:val="%5."/>
       <w:lvlJc w:val="left"/>
       <w:pPr>
-        <w:ind w:left="3600" w:hanging="360"/>
+        <w:ind w:left="4680" w:hanging="360"/>
       </w:pPr>
     </w:lvl>
     <w:lvl w:ilvl="5" w:tplc="4009001B" w:tentative="1">
@@ -21621,7 +22584,7 @@
       <w:lvlText w:val="%6."/>
       <w:lvlJc w:val="right"/>
       <w:pPr>
-        <w:ind w:left="4320" w:hanging="180"/>
+        <w:ind w:left="5400" w:hanging="180"/>
       </w:pPr>
     </w:lvl>
     <w:lvl w:ilvl="6" w:tplc="4009000F" w:tentative="1">
@@ -21630,7 +22593,7 @@
       <w:lvlText w:val="%7."/>
       <w:lvlJc w:val="left"/>
       <w:pPr>
-        <w:ind w:left="5040" w:hanging="360"/>
+        <w:ind w:left="6120" w:hanging="360"/>
       </w:pPr>
     </w:lvl>
     <w:lvl w:ilvl="7" w:tplc="40090019" w:tentative="1">
@@ -21639,7 +22602,7 @@
       <w:lvlText w:val="%8."/>
       <w:lvlJc w:val="left"/>
       <w:pPr>
-        <w:ind w:left="5760" w:hanging="360"/>
+        <w:ind w:left="6840" w:hanging="360"/>
       </w:pPr>
     </w:lvl>
     <w:lvl w:ilvl="8" w:tplc="4009001B" w:tentative="1">
@@ -21648,21 +22611,134 @@
       <w:lvlText w:val="%9."/>
       <w:lvlJc w:val="right"/>
       <w:pPr>
-        <w:ind w:left="6480" w:hanging="180"/>
+        <w:ind w:left="7560" w:hanging="180"/>
       </w:pPr>
     </w:lvl>
   </w:abstractNum>
   <w:abstractNum w:abstractNumId="7" w15:restartNumberingAfterBreak="0">
-    <w:nsid w:val="399B3732"/>
+    <w:nsid w:val="23996698"/>
     <w:multiLevelType w:val="hybridMultilevel"/>
-    <w:tmpl w:val="F36036E2"/>
-    <w:lvl w:ilvl="0" w:tplc="AF34D864">
+    <w:tmpl w:val="69ECE490"/>
+    <w:lvl w:ilvl="0" w:tplc="4009000D">
+      <w:start w:val="1"/>
+      <w:numFmt w:val="bullet"/>
+      <w:lvlText w:val=""/>
+      <w:lvlJc w:val="left"/>
+      <w:pPr>
+        <w:ind w:left="720" w:hanging="360"/>
+      </w:pPr>
+      <w:rPr>
+        <w:rFonts w:ascii="Wingdings" w:hAnsi="Wingdings" w:hint="default"/>
+      </w:rPr>
+    </w:lvl>
+    <w:lvl w:ilvl="1" w:tplc="40090003">
+      <w:start w:val="1"/>
+      <w:numFmt w:val="bullet"/>
+      <w:lvlText w:val="o"/>
+      <w:lvlJc w:val="left"/>
+      <w:pPr>
+        <w:ind w:left="1440" w:hanging="360"/>
+      </w:pPr>
+      <w:rPr>
+        <w:rFonts w:ascii="Courier New" w:hAnsi="Courier New" w:cs="Courier New" w:hint="default"/>
+      </w:rPr>
+    </w:lvl>
+    <w:lvl w:ilvl="2" w:tplc="40090005" w:tentative="1">
+      <w:start w:val="1"/>
+      <w:numFmt w:val="bullet"/>
+      <w:lvlText w:val=""/>
+      <w:lvlJc w:val="left"/>
+      <w:pPr>
+        <w:ind w:left="2160" w:hanging="360"/>
+      </w:pPr>
+      <w:rPr>
+        <w:rFonts w:ascii="Wingdings" w:hAnsi="Wingdings" w:hint="default"/>
+      </w:rPr>
+    </w:lvl>
+    <w:lvl w:ilvl="3" w:tplc="40090001" w:tentative="1">
+      <w:start w:val="1"/>
+      <w:numFmt w:val="bullet"/>
+      <w:lvlText w:val=""/>
+      <w:lvlJc w:val="left"/>
+      <w:pPr>
+        <w:ind w:left="2880" w:hanging="360"/>
+      </w:pPr>
+      <w:rPr>
+        <w:rFonts w:ascii="Symbol" w:hAnsi="Symbol" w:hint="default"/>
+      </w:rPr>
+    </w:lvl>
+    <w:lvl w:ilvl="4" w:tplc="40090003" w:tentative="1">
+      <w:start w:val="1"/>
+      <w:numFmt w:val="bullet"/>
+      <w:lvlText w:val="o"/>
+      <w:lvlJc w:val="left"/>
+      <w:pPr>
+        <w:ind w:left="3600" w:hanging="360"/>
+      </w:pPr>
+      <w:rPr>
+        <w:rFonts w:ascii="Courier New" w:hAnsi="Courier New" w:cs="Courier New" w:hint="default"/>
+      </w:rPr>
+    </w:lvl>
+    <w:lvl w:ilvl="5" w:tplc="40090005" w:tentative="1">
+      <w:start w:val="1"/>
+      <w:numFmt w:val="bullet"/>
+      <w:lvlText w:val=""/>
+      <w:lvlJc w:val="left"/>
+      <w:pPr>
+        <w:ind w:left="4320" w:hanging="360"/>
+      </w:pPr>
+      <w:rPr>
+        <w:rFonts w:ascii="Wingdings" w:hAnsi="Wingdings" w:hint="default"/>
+      </w:rPr>
+    </w:lvl>
+    <w:lvl w:ilvl="6" w:tplc="40090001" w:tentative="1">
+      <w:start w:val="1"/>
+      <w:numFmt w:val="bullet"/>
+      <w:lvlText w:val=""/>
+      <w:lvlJc w:val="left"/>
+      <w:pPr>
+        <w:ind w:left="5040" w:hanging="360"/>
+      </w:pPr>
+      <w:rPr>
+        <w:rFonts w:ascii="Symbol" w:hAnsi="Symbol" w:hint="default"/>
+      </w:rPr>
+    </w:lvl>
+    <w:lvl w:ilvl="7" w:tplc="40090003" w:tentative="1">
+      <w:start w:val="1"/>
+      <w:numFmt w:val="bullet"/>
+      <w:lvlText w:val="o"/>
+      <w:lvlJc w:val="left"/>
+      <w:pPr>
+        <w:ind w:left="5760" w:hanging="360"/>
+      </w:pPr>
+      <w:rPr>
+        <w:rFonts w:ascii="Courier New" w:hAnsi="Courier New" w:cs="Courier New" w:hint="default"/>
+      </w:rPr>
+    </w:lvl>
+    <w:lvl w:ilvl="8" w:tplc="40090005" w:tentative="1">
+      <w:start w:val="1"/>
+      <w:numFmt w:val="bullet"/>
+      <w:lvlText w:val=""/>
+      <w:lvlJc w:val="left"/>
+      <w:pPr>
+        <w:ind w:left="6480" w:hanging="360"/>
+      </w:pPr>
+      <w:rPr>
+        <w:rFonts w:ascii="Wingdings" w:hAnsi="Wingdings" w:hint="default"/>
+      </w:rPr>
+    </w:lvl>
+  </w:abstractNum>
+  <w:abstractNum w:abstractNumId="8" w15:restartNumberingAfterBreak="0">
+    <w:nsid w:val="362039E2"/>
+    <w:multiLevelType w:val="hybridMultilevel"/>
+    <w:tmpl w:val="8508F60A"/>
+    <w:lvl w:ilvl="0" w:tplc="4009000F">
       <w:start w:val="1"/>
       <w:numFmt w:val="decimal"/>
       <w:lvlText w:val="%1."/>
       <w:lvlJc w:val="left"/>
       <w:pPr>
-        <w:ind w:left="1080" w:hanging="360"/>
+        <w:ind w:left="720" w:hanging="360"/>
       </w:pPr>
       <w:rPr>
         <w:rFonts w:hint="default"/>
@@ -21674,7 +22750,7 @@
       <w:lvlText w:val="%2."/>
       <w:lvlJc w:val="left"/>
       <w:pPr>
-        <w:ind w:left="1800" w:hanging="360"/>
+        <w:ind w:left="1440" w:hanging="360"/>
       </w:pPr>
     </w:lvl>
     <w:lvl w:ilvl="2" w:tplc="4009001B" w:tentative="1">
@@ -21683,7 +22759,7 @@
       <w:lvlText w:val="%3."/>
       <w:lvlJc w:val="right"/>
       <w:pPr>
-        <w:ind w:left="2520" w:hanging="180"/>
+        <w:ind w:left="2160" w:hanging="180"/>
       </w:pPr>
     </w:lvl>
     <w:lvl w:ilvl="3" w:tplc="4009000F" w:tentative="1">
@@ -21692,7 +22768,7 @@
       <w:lvlText w:val="%4."/>
       <w:lvlJc w:val="left"/>
       <w:pPr>
-        <w:ind w:left="3240" w:hanging="360"/>
+        <w:ind w:left="2880" w:hanging="360"/>
       </w:pPr>
     </w:lvl>
     <w:lvl w:ilvl="4" w:tplc="40090019" w:tentative="1">
@@ -21701,7 +22777,7 @@
       <w:lvlText w:val="%5."/>
       <w:lvlJc w:val="left"/>
       <w:pPr>
-        <w:ind w:left="3960" w:hanging="360"/>
+        <w:ind w:left="3600" w:hanging="360"/>
       </w:pPr>
     </w:lvl>
     <w:lvl w:ilvl="5" w:tplc="4009001B" w:tentative="1">
@@ -21710,7 +22786,7 @@
       <w:lvlText w:val="%6."/>
       <w:lvlJc w:val="right"/>
       <w:pPr>
-        <w:ind w:left="4680" w:hanging="180"/>
+        <w:ind w:left="4320" w:hanging="180"/>
       </w:pPr>
     </w:lvl>
     <w:lvl w:ilvl="6" w:tplc="4009000F" w:tentative="1">
@@ -21719,7 +22795,7 @@
       <w:lvlText w:val="%7."/>
       <w:lvlJc w:val="left"/>
       <w:pPr>
-        <w:ind w:left="5400" w:hanging="360"/>
+        <w:ind w:left="5040" w:hanging="360"/>
       </w:pPr>
     </w:lvl>
     <w:lvl w:ilvl="7" w:tplc="40090019" w:tentative="1">
@@ -21728,7 +22804,7 @@
       <w:lvlText w:val="%8."/>
       <w:lvlJc w:val="left"/>
       <w:pPr>
-        <w:ind w:left="6120" w:hanging="360"/>
+        <w:ind w:left="5760" w:hanging="360"/>
       </w:pPr>
     </w:lvl>
     <w:lvl w:ilvl="8" w:tplc="4009001B" w:tentative="1">
@@ -21737,11 +22813,100 @@
       <w:lvlText w:val="%9."/>
       <w:lvlJc w:val="right"/>
       <w:pPr>
-        <w:ind w:left="6840" w:hanging="180"/>
+        <w:ind w:left="6480" w:hanging="180"/>
       </w:pPr>
     </w:lvl>
   </w:abstractNum>
-  <w:abstractNum w:abstractNumId="8" w15:restartNumberingAfterBreak="0">
+  <w:abstractNum w:abstractNumId="9" w15:restartNumberingAfterBreak="0">
+    <w:nsid w:val="399B3732"/>
+    <w:multiLevelType w:val="hybridMultilevel"/>
+    <w:tmpl w:val="F36036E2"/>
+    <w:lvl w:ilvl="0" w:tplc="AF34D864">
+      <w:start w:val="1"/>
+      <w:numFmt w:val="decimal"/>
+      <w:lvlText w:val="%1."/>
+      <w:lvlJc w:val="left"/>
+      <w:pPr>
+        <w:ind w:left="1080" w:hanging="360"/>
+      </w:pPr>
+      <w:rPr>
+        <w:rFonts w:hint="default"/>
+      </w:rPr>
+    </w:lvl>
+    <w:lvl w:ilvl="1" w:tplc="40090019" w:tentative="1">
+      <w:start w:val="1"/>
+      <w:numFmt w:val="lowerLetter"/>
+      <w:lvlText w:val="%2."/>
+      <w:lvlJc w:val="left"/>
+      <w:pPr>
+        <w:ind w:left="1800" w:hanging="360"/>
+      </w:pPr>
+    </w:lvl>
+    <w:lvl w:ilvl="2" w:tplc="4009001B" w:tentative="1">
+      <w:start w:val="1"/>
+      <w:numFmt w:val="lowerRoman"/>
+      <w:lvlText w:val="%3."/>
+      <w:lvlJc w:val="right"/>
+      <w:pPr>
+        <w:ind w:left="2520" w:hanging="180"/>
+      </w:pPr>
+    </w:lvl>
+    <w:lvl w:ilvl="3" w:tplc="4009000F" w:tentative="1">
+      <w:start w:val="1"/>
+      <w:numFmt w:val="decimal"/>
+      <w:lvlText w:val="%4."/>
+      <w:lvlJc w:val="left"/>
+      <w:pPr>
+        <w:ind w:left="3240" w:hanging="360"/>
+      </w:pPr>
+    </w:lvl>
+    <w:lvl w:ilvl="4" w:tplc="40090019" w:tentative="1">
+      <w:start w:val="1"/>
+      <w:numFmt w:val="lowerLetter"/>
+      <w:lvlText w:val="%5."/>
+      <w:lvlJc w:val="left"/>
+      <w:pPr>
+        <w:ind w:left="3960" w:hanging="360"/>
+      </w:pPr>
+    </w:lvl>
+    <w:lvl w:ilvl="5" w:tplc="4009001B" w:tentative="1">
+      <w:start w:val="1"/>
+      <w:numFmt w:val="lowerRoman"/>
+      <w:lvlText w:val="%6."/>
+      <w:lvlJc w:val="right"/>
+      <w:pPr>
+        <w:ind w:left="4680" w:hanging="180"/>
+      </w:pPr>
+    </w:lvl>
+    <w:lvl w:ilvl="6" w:tplc="4009000F" w:tentative="1">
+      <w:start w:val="1"/>
+      <w:numFmt w:val="decimal"/>
+      <w:lvlText w:val="%7."/>
+      <w:lvlJc w:val="left"/>
+      <w:pPr>
+        <w:ind w:left="5400" w:hanging="360"/>
+      </w:pPr>
+    </w:lvl>
+    <w:lvl w:ilvl="7" w:tplc="40090019" w:tentative="1">
+      <w:start w:val="1"/>
+      <w:numFmt w:val="lowerLetter"/>
+      <w:lvlText w:val="%8."/>
+      <w:lvlJc w:val="left"/>
+      <w:pPr>
+        <w:ind w:left="6120" w:hanging="360"/>
+      </w:pPr>
+    </w:lvl>
+    <w:lvl w:ilvl="8" w:tplc="4009001B" w:tentative="1">
+      <w:start w:val="1"/>
+      <w:numFmt w:val="lowerRoman"/>
+      <w:lvlText w:val="%9."/>
+      <w:lvlJc w:val="right"/>
+      <w:pPr>
+        <w:ind w:left="6840" w:hanging="180"/>
+      </w:pPr>
+    </w:lvl>
+  </w:abstractNum>
+  <w:abstractNum w:abstractNumId="10" w15:restartNumberingAfterBreak="0">
     <w:nsid w:val="43571F1A"/>
     <w:multiLevelType w:val="hybridMultilevel"/>
     <w:tmpl w:val="D146F79E"/>
@@ -21854,7 +23019,7 @@
       </w:rPr>
     </w:lvl>
   </w:abstractNum>
-  <w:abstractNum w:abstractNumId="9" w15:restartNumberingAfterBreak="0">
+  <w:abstractNum w:abstractNumId="11" w15:restartNumberingAfterBreak="0">
     <w:nsid w:val="45C37FD9"/>
     <w:multiLevelType w:val="hybridMultilevel"/>
     <w:tmpl w:val="7A44F792"/>
@@ -21943,7 +23108,7 @@
       </w:pPr>
     </w:lvl>
   </w:abstractNum>
-  <w:abstractNum w:abstractNumId="10" w15:restartNumberingAfterBreak="0">
+  <w:abstractNum w:abstractNumId="12" w15:restartNumberingAfterBreak="0">
     <w:nsid w:val="4D557950"/>
     <w:multiLevelType w:val="hybridMultilevel"/>
     <w:tmpl w:val="F934CA56"/>
@@ -22032,7 +23197,96 @@
       </w:pPr>
     </w:lvl>
   </w:abstractNum>
-  <w:abstractNum w:abstractNumId="11" w15:restartNumberingAfterBreak="0">
+  <w:abstractNum w:abstractNumId="13" w15:restartNumberingAfterBreak="0">
+    <w:nsid w:val="52AE190B"/>
+    <w:multiLevelType w:val="hybridMultilevel"/>
+    <w:tmpl w:val="919A46DE"/>
+    <w:lvl w:ilvl="0" w:tplc="52ACEF28">
+      <w:start w:val="1"/>
+      <w:numFmt w:val="decimal"/>
+      <w:lvlText w:val="%1."/>
+      <w:lvlJc w:val="left"/>
+      <w:pPr>
+        <w:ind w:left="1080" w:hanging="360"/>
+      </w:pPr>
+      <w:rPr>
+        <w:rFonts w:hint="default"/>
+      </w:rPr>
+    </w:lvl>
+    <w:lvl w:ilvl="1" w:tplc="40090019">
+      <w:start w:val="1"/>
+      <w:numFmt w:val="lowerLetter"/>
+      <w:lvlText w:val="%2."/>
+      <w:lvlJc w:val="left"/>
+      <w:pPr>
+        <w:ind w:left="1800" w:hanging="360"/>
+      </w:pPr>
+    </w:lvl>
+    <w:lvl w:ilvl="2" w:tplc="4009001B" w:tentative="1">
+      <w:start w:val="1"/>
+      <w:numFmt w:val="lowerRoman"/>
+      <w:lvlText w:val="%3."/>
+      <w:lvlJc w:val="right"/>
+      <w:pPr>
+        <w:ind w:left="2520" w:hanging="180"/>
+      </w:pPr>
+    </w:lvl>
+    <w:lvl w:ilvl="3" w:tplc="4009000F" w:tentative="1">
+      <w:start w:val="1"/>
+      <w:numFmt w:val="decimal"/>
+      <w:lvlText w:val="%4."/>
+      <w:lvlJc w:val="left"/>
+      <w:pPr>
+        <w:ind w:left="3240" w:hanging="360"/>
+      </w:pPr>
+    </w:lvl>
+    <w:lvl w:ilvl="4" w:tplc="40090019" w:tentative="1">
+      <w:start w:val="1"/>
+      <w:numFmt w:val="lowerLetter"/>
+      <w:lvlText w:val="%5."/>
+      <w:lvlJc w:val="left"/>
+      <w:pPr>
+        <w:ind w:left="3960" w:hanging="360"/>
+      </w:pPr>
+    </w:lvl>
+    <w:lvl w:ilvl="5" w:tplc="4009001B" w:tentative="1">
+      <w:start w:val="1"/>
+      <w:numFmt w:val="lowerRoman"/>
+      <w:lvlText w:val="%6."/>
+      <w:lvlJc w:val="right"/>
+      <w:pPr>
+        <w:ind w:left="4680" w:hanging="180"/>
+      </w:pPr>
+    </w:lvl>
+    <w:lvl w:ilvl="6" w:tplc="4009000F" w:tentative="1">
+      <w:start w:val="1"/>
+      <w:numFmt w:val="decimal"/>
+      <w:lvlText w:val="%7."/>
+      <w:lvlJc w:val="left"/>
+      <w:pPr>
+        <w:ind w:left="5400" w:hanging="360"/>
+      </w:pPr>
+    </w:lvl>
+    <w:lvl w:ilvl="7" w:tplc="40090019" w:tentative="1">
+      <w:start w:val="1"/>
+      <w:numFmt w:val="lowerLetter"/>
+      <w:lvlText w:val="%8."/>
+      <w:lvlJc w:val="left"/>
+      <w:pPr>
+        <w:ind w:left="6120" w:hanging="360"/>
+      </w:pPr>
+    </w:lvl>
+    <w:lvl w:ilvl="8" w:tplc="4009001B" w:tentative="1">
+      <w:start w:val="1"/>
+      <w:numFmt w:val="lowerRoman"/>
+      <w:lvlText w:val="%9."/>
+      <w:lvlJc w:val="right"/>
+      <w:pPr>
+        <w:ind w:left="6840" w:hanging="180"/>
+      </w:pPr>
+    </w:lvl>
+  </w:abstractNum>
+  <w:abstractNum w:abstractNumId="14" w15:restartNumberingAfterBreak="0">
     <w:nsid w:val="57CC749E"/>
     <w:multiLevelType w:val="hybridMultilevel"/>
     <w:tmpl w:val="495EE9BC"/>
@@ -22121,7 +23375,7 @@
       </w:pPr>
     </w:lvl>
   </w:abstractNum>
-  <w:abstractNum w:abstractNumId="12" w15:restartNumberingAfterBreak="0">
+  <w:abstractNum w:abstractNumId="15" w15:restartNumberingAfterBreak="0">
     <w:nsid w:val="59B11A05"/>
     <w:multiLevelType w:val="hybridMultilevel"/>
     <w:tmpl w:val="F3F0E2FE"/>
@@ -22210,7 +23464,7 @@
       </w:pPr>
     </w:lvl>
   </w:abstractNum>
-  <w:abstractNum w:abstractNumId="13" w15:restartNumberingAfterBreak="0">
+  <w:abstractNum w:abstractNumId="16" w15:restartNumberingAfterBreak="0">
     <w:nsid w:val="60822EC6"/>
     <w:multiLevelType w:val="hybridMultilevel"/>
     <w:tmpl w:val="33E8D0B2"/>
@@ -22299,7 +23553,7 @@
       </w:pPr>
     </w:lvl>
   </w:abstractNum>
-  <w:abstractNum w:abstractNumId="14" w15:restartNumberingAfterBreak="0">
+  <w:abstractNum w:abstractNumId="17" w15:restartNumberingAfterBreak="0">
     <w:nsid w:val="60AA2606"/>
     <w:multiLevelType w:val="hybridMultilevel"/>
     <w:tmpl w:val="9BB4E3DA"/>
@@ -22388,7 +23642,7 @@
       </w:pPr>
     </w:lvl>
   </w:abstractNum>
-  <w:abstractNum w:abstractNumId="15" w15:restartNumberingAfterBreak="0">
+  <w:abstractNum w:abstractNumId="18" w15:restartNumberingAfterBreak="0">
     <w:nsid w:val="66994129"/>
     <w:multiLevelType w:val="hybridMultilevel"/>
     <w:tmpl w:val="7FE642BE"/>
@@ -22477,7 +23731,7 @@
       </w:pPr>
     </w:lvl>
   </w:abstractNum>
-  <w:abstractNum w:abstractNumId="16" w15:restartNumberingAfterBreak="0">
+  <w:abstractNum w:abstractNumId="19" w15:restartNumberingAfterBreak="0">
     <w:nsid w:val="74EA00A5"/>
     <w:multiLevelType w:val="hybridMultilevel"/>
     <w:tmpl w:val="538C8188"/>
@@ -22566,7 +23820,7 @@
       </w:pPr>
     </w:lvl>
   </w:abstractNum>
-  <w:abstractNum w:abstractNumId="17" w15:restartNumberingAfterBreak="0">
+  <w:abstractNum w:abstractNumId="20" w15:restartNumberingAfterBreak="0">
     <w:nsid w:val="77374A46"/>
     <w:multiLevelType w:val="hybridMultilevel"/>
     <w:tmpl w:val="042AFF0C"/>
@@ -22655,7 +23909,7 @@
       </w:pPr>
     </w:lvl>
   </w:abstractNum>
-  <w:abstractNum w:abstractNumId="18" w15:restartNumberingAfterBreak="0">
+  <w:abstractNum w:abstractNumId="21" w15:restartNumberingAfterBreak="0">
     <w:nsid w:val="78C3212F"/>
     <w:multiLevelType w:val="hybridMultilevel"/>
     <w:tmpl w:val="05F027C6"/>
@@ -22744,7 +23998,7 @@
       </w:pPr>
     </w:lvl>
   </w:abstractNum>
-  <w:abstractNum w:abstractNumId="19" w15:restartNumberingAfterBreak="0">
+  <w:abstractNum w:abstractNumId="22" w15:restartNumberingAfterBreak="0">
     <w:nsid w:val="7FF818F9"/>
     <w:multiLevelType w:val="hybridMultilevel"/>
     <w:tmpl w:val="9C7E044E"/>
@@ -22834,64 +24088,73 @@
     </w:lvl>
   </w:abstractNum>
   <w:num w:numId="1" w16cid:durableId="238365774">
+    <w:abstractNumId w:val="12"/>
+  </w:num>
+  <w:num w:numId="2" w16cid:durableId="1002048439">
+    <w:abstractNumId w:val="6"/>
+  </w:num>
+  <w:num w:numId="3" w16cid:durableId="483664882">
+    <w:abstractNumId w:val="3"/>
+  </w:num>
+  <w:num w:numId="4" w16cid:durableId="360740328">
+    <w:abstractNumId w:val="14"/>
+  </w:num>
+  <w:num w:numId="5" w16cid:durableId="1935435232">
+    <w:abstractNumId w:val="16"/>
+  </w:num>
+  <w:num w:numId="6" w16cid:durableId="2140412542">
+    <w:abstractNumId w:val="11"/>
+  </w:num>
+  <w:num w:numId="7" w16cid:durableId="1925992286">
+    <w:abstractNumId w:val="5"/>
+  </w:num>
+  <w:num w:numId="8" w16cid:durableId="1638147036">
+    <w:abstractNumId w:val="2"/>
+  </w:num>
+  <w:num w:numId="9" w16cid:durableId="460391549">
+    <w:abstractNumId w:val="9"/>
+  </w:num>
+  <w:num w:numId="10" w16cid:durableId="1048845448">
     <w:abstractNumId w:val="10"/>
   </w:num>
-  <w:num w:numId="2" w16cid:durableId="1002048439">
-    <w:abstractNumId w:val="5"/>
-  </w:num>
-  <w:num w:numId="3" w16cid:durableId="483664882">
-    <w:abstractNumId w:val="2"/>
-  </w:num>
-  <w:num w:numId="4" w16cid:durableId="360740328">
-    <w:abstractNumId w:val="11"/>
-  </w:num>
-  <w:num w:numId="5" w16cid:durableId="1935435232">
-    <w:abstractNumId w:val="13"/>
-  </w:num>
-  <w:num w:numId="6" w16cid:durableId="2140412542">
-    <w:abstractNumId w:val="9"/>
-  </w:num>
-  <w:num w:numId="7" w16cid:durableId="1925992286">
+  <w:num w:numId="11" w16cid:durableId="368071004">
     <w:abstractNumId w:val="4"/>
   </w:num>
-  <w:num w:numId="8" w16cid:durableId="1638147036">
-    <w:abstractNumId w:val="1"/>
+  <w:num w:numId="12" w16cid:durableId="2139564245">
+    <w:abstractNumId w:val="15"/>
   </w:num>
-  <w:num w:numId="9" w16cid:durableId="460391549">
-    <w:abstractNumId w:val="7"/>
+  <w:num w:numId="13" w16cid:durableId="1640257743">
+    <w:abstractNumId w:val="18"/>
   </w:num>
-  <w:num w:numId="10" w16cid:durableId="1048845448">
+  <w:num w:numId="14" w16cid:durableId="1754008971">
     <w:abstractNumId w:val="8"/>
   </w:num>
-  <w:num w:numId="11" w16cid:durableId="368071004">
-    <w:abstractNumId w:val="3"/>
-  </w:num>
-  <w:num w:numId="12" w16cid:durableId="2139564245">
-    <w:abstractNumId w:val="12"/>
-  </w:num>
-  <w:num w:numId="13" w16cid:durableId="1640257743">
-    <w:abstractNumId w:val="15"/>
-  </w:num>
-  <w:num w:numId="14" w16cid:durableId="1754008971">
-    <w:abstractNumId w:val="6"/>
-  </w:num>
   <w:num w:numId="15" w16cid:durableId="1878227914">
-    <w:abstractNumId w:val="16"/>
+    <w:abstractNumId w:val="19"/>
   </w:num>
   <w:num w:numId="16" w16cid:durableId="209345183">
-    <w:abstractNumId w:val="17"/>
+    <w:abstractNumId w:val="20"/>
   </w:num>
   <w:num w:numId="17" w16cid:durableId="328949207">
-    <w:abstractNumId w:val="18"/>
+    <w:abstractNumId w:val="21"/>
   </w:num>
   <w:num w:numId="18" w16cid:durableId="816070194">
-    <w:abstractNumId w:val="19"/>
+    <w:abstractNumId w:val="22"/>
   </w:num>
   <w:num w:numId="19" w16cid:durableId="609161746">
-    <w:abstractNumId w:val="14"/>
+    <w:abstractNumId w:val="17"/>
   </w:num>
   <w:num w:numId="20" w16cid:durableId="215315842">
     <w:abstractNumId w:val="0"/>
+  </w:num>
+  <w:num w:numId="21" w16cid:durableId="700328803">
+    <w:abstractNumId w:val="13"/>
+  </w:num>
+  <w:num w:numId="22" w16cid:durableId="1757938558">
+    <w:abstractNumId w:val="7"/>
+  </w:num>
+  <w:num w:numId="23" w16cid:durableId="58983068">
+    <w:abstractNumId w:val="1"/>
   </w:num>
 </w:numbering>
 </file>

--- a/src/zdocument/Class Document_Backend.docx
+++ b/src/zdocument/Class Document_Backend.docx
@@ -20960,30 +20960,6 @@
           <w:rFonts w:ascii="Bookman Old Style" w:hAnsi="Bookman Old Style"/>
           <w:b/>
           <w:bCs/>
-          <w:color w:val="000000" w:themeColor="text1"/>
-          <w:highlight w:val="yellow"/>
-          <w:lang w:val="en-US"/>
-        </w:rPr>
-      </w:pPr>
-      <w:r>
-        <w:rPr>
-          <w:rFonts w:ascii="Bookman Old Style" w:hAnsi="Bookman Old Style"/>
-          <w:b/>
-          <w:bCs/>
-          <w:color w:val="000000" w:themeColor="text1"/>
-          <w:highlight w:val="yellow"/>
-          <w:lang w:val="en-US"/>
-        </w:rPr>
-        <w:lastRenderedPageBreak/>
-        <w:br w:type="page"/>
-      </w:r>
-    </w:p>
-    <w:p>
-      <w:pPr>
-        <w:rPr>
-          <w:rFonts w:ascii="Bookman Old Style" w:hAnsi="Bookman Old Style"/>
-          <w:b/>
-          <w:bCs/>
           <w:color w:val="EE0000"/>
           <w:lang w:val="en-US"/>
         </w:rPr>
@@ -21965,6 +21941,261 @@
           <w:rFonts w:ascii="Bookman Old Style" w:hAnsi="Bookman Old Style"/>
           <w:b/>
           <w:bCs/>
+          <w:lang w:val="en-US"/>
+        </w:rPr>
+      </w:pPr>
+    </w:p>
+    <w:p>
+      <w:pPr>
+        <w:rPr>
+          <w:rFonts w:ascii="Bookman Old Style" w:hAnsi="Bookman Old Style"/>
+          <w:b/>
+          <w:bCs/>
+          <w:color w:val="000000" w:themeColor="text1"/>
+          <w:lang w:val="en-US"/>
+        </w:rPr>
+      </w:pPr>
+      <w:r>
+        <w:rPr>
+          <w:rFonts w:ascii="Bookman Old Style" w:hAnsi="Bookman Old Style"/>
+          <w:b/>
+          <w:bCs/>
+          <w:color w:val="000000" w:themeColor="text1"/>
+          <w:lang w:val="en-US"/>
+        </w:rPr>
+        <w:tab/>
+      </w:r>
+    </w:p>
+    <w:p>
+      <w:pPr>
+        <w:rPr>
+          <w:rFonts w:ascii="Bookman Old Style" w:hAnsi="Bookman Old Style"/>
+          <w:b/>
+          <w:bCs/>
+          <w:color w:val="000000" w:themeColor="text1"/>
+          <w:lang w:val="en-US"/>
+        </w:rPr>
+      </w:pPr>
+    </w:p>
+    <w:p>
+      <w:pPr>
+        <w:rPr>
+          <w:rFonts w:ascii="Bookman Old Style" w:hAnsi="Bookman Old Style"/>
+          <w:b/>
+          <w:bCs/>
+          <w:color w:val="000000" w:themeColor="text1"/>
+          <w:lang w:val="en-US"/>
+        </w:rPr>
+      </w:pPr>
+    </w:p>
+    <w:p>
+      <w:pPr>
+        <w:rPr>
+          <w:rFonts w:ascii="Bookman Old Style" w:hAnsi="Bookman Old Style"/>
+          <w:b/>
+          <w:bCs/>
+          <w:color w:val="000000" w:themeColor="text1"/>
+          <w:lang w:val="en-US"/>
+        </w:rPr>
+      </w:pPr>
+    </w:p>
+    <w:p>
+      <w:pPr>
+        <w:rPr>
+          <w:rFonts w:ascii="Bookman Old Style" w:hAnsi="Bookman Old Style"/>
+          <w:b/>
+          <w:bCs/>
+          <w:color w:val="EE0000"/>
+          <w:lang w:val="en-US"/>
+        </w:rPr>
+      </w:pPr>
+      <w:r>
+        <w:rPr>
+          <w:rFonts w:ascii="Bookman Old Style" w:hAnsi="Bookman Old Style"/>
+          <w:b/>
+          <w:bCs/>
+          <w:color w:val="EE0000"/>
+          <w:lang w:val="en-US"/>
+        </w:rPr>
+        <w:t>ENCAPSULATION:</w:t>
+      </w:r>
+    </w:p>
+    <w:p>
+      <w:pPr>
+        <w:rPr>
+          <w:rFonts w:ascii="Bookman Old Style" w:hAnsi="Bookman Old Style"/>
+          <w:b/>
+          <w:bCs/>
+          <w:color w:val="000000" w:themeColor="text1"/>
+          <w:lang w:val="en-US"/>
+        </w:rPr>
+      </w:pPr>
+      <w:r>
+        <w:rPr>
+          <w:rFonts w:ascii="Bookman Old Style" w:hAnsi="Bookman Old Style"/>
+          <w:b/>
+          <w:bCs/>
+          <w:color w:val="000000" w:themeColor="text1"/>
+          <w:lang w:val="en-US"/>
+        </w:rPr>
+        <w:tab/>
+      </w:r>
+      <w:r>
+        <w:rPr>
+          <w:rFonts w:ascii="Bookman Old Style" w:hAnsi="Bookman Old Style"/>
+          <w:b/>
+          <w:bCs/>
+          <w:color w:val="000000" w:themeColor="text1"/>
+          <w:lang w:val="en-US"/>
+        </w:rPr>
+        <w:t xml:space="preserve">Wrapping of properties and its value can be grouped into single unit called </w:t>
+      </w:r>
+      <w:r>
+        <w:rPr>
+          <w:rFonts w:ascii="Bookman Old Style" w:hAnsi="Bookman Old Style"/>
+          <w:b/>
+          <w:bCs/>
+          <w:color w:val="000000" w:themeColor="text1"/>
+          <w:highlight w:val="yellow"/>
+          <w:lang w:val="en-US"/>
+        </w:rPr>
+        <w:t>encapsulation</w:t>
+      </w:r>
+      <w:r>
+        <w:rPr>
+          <w:rFonts w:ascii="Bookman Old Style" w:hAnsi="Bookman Old Style"/>
+          <w:b/>
+          <w:bCs/>
+          <w:color w:val="000000" w:themeColor="text1"/>
+          <w:lang w:val="en-US"/>
+        </w:rPr>
+        <w:t>. That is, class or an object</w:t>
+      </w:r>
+    </w:p>
+    <w:p>
+      <w:pPr>
+        <w:rPr>
+          <w:rFonts w:ascii="Bookman Old Style" w:hAnsi="Bookman Old Style"/>
+          <w:b/>
+          <w:bCs/>
+          <w:color w:val="000000" w:themeColor="text1"/>
+          <w:lang w:val="en-US"/>
+        </w:rPr>
+      </w:pPr>
+      <w:r>
+        <w:rPr>
+          <w:rFonts w:ascii="Bookman Old Style" w:hAnsi="Bookman Old Style"/>
+          <w:b/>
+          <w:bCs/>
+          <w:color w:val="000000" w:themeColor="text1"/>
+          <w:lang w:val="en-US"/>
+        </w:rPr>
+        <w:tab/>
+        <w:t>Loosely Coupled and Tightly Coupled</w:t>
+      </w:r>
+    </w:p>
+    <w:p>
+      <w:pPr>
+        <w:rPr>
+          <w:rFonts w:ascii="Bookman Old Style" w:hAnsi="Bookman Old Style"/>
+          <w:b/>
+          <w:bCs/>
+          <w:color w:val="000000" w:themeColor="text1"/>
+          <w:lang w:val="en-US"/>
+        </w:rPr>
+      </w:pPr>
+      <w:r>
+        <w:rPr>
+          <w:rFonts w:ascii="Bookman Old Style" w:hAnsi="Bookman Old Style"/>
+          <w:b/>
+          <w:bCs/>
+          <w:color w:val="000000" w:themeColor="text1"/>
+          <w:lang w:val="en-US"/>
+        </w:rPr>
+        <w:t xml:space="preserve">Tightly Coupled also known as </w:t>
+      </w:r>
+      <w:r>
+        <w:rPr>
+          <w:rFonts w:ascii="Bookman Old Style" w:hAnsi="Bookman Old Style"/>
+          <w:b/>
+          <w:bCs/>
+          <w:color w:val="EE0000"/>
+          <w:lang w:val="en-US"/>
+        </w:rPr>
+        <w:t>DATA BINDING</w:t>
+      </w:r>
+    </w:p>
+    <w:p>
+      <w:pPr>
+        <w:rPr>
+          <w:rFonts w:ascii="Bookman Old Style" w:hAnsi="Bookman Old Style"/>
+          <w:b/>
+          <w:bCs/>
+          <w:color w:val="000000" w:themeColor="text1"/>
+          <w:lang w:val="en-US"/>
+        </w:rPr>
+      </w:pPr>
+      <w:r>
+        <w:rPr>
+          <w:rFonts w:ascii="Bookman Old Style" w:hAnsi="Bookman Old Style"/>
+          <w:b/>
+          <w:bCs/>
+          <w:color w:val="EE0000"/>
+          <w:lang w:val="en-US"/>
+        </w:rPr>
+        <w:t>MESSAGE PASSING:</w:t>
+      </w:r>
+    </w:p>
+    <w:p>
+      <w:pPr>
+        <w:rPr>
+          <w:rFonts w:ascii="Bookman Old Style" w:hAnsi="Bookman Old Style"/>
+          <w:b/>
+          <w:bCs/>
+          <w:color w:val="000000" w:themeColor="text1"/>
+          <w:lang w:val="en-US"/>
+        </w:rPr>
+      </w:pPr>
+      <w:r>
+        <w:rPr>
+          <w:rFonts w:ascii="Bookman Old Style" w:hAnsi="Bookman Old Style"/>
+          <w:b/>
+          <w:bCs/>
+          <w:color w:val="000000" w:themeColor="text1"/>
+          <w:lang w:val="en-US"/>
+        </w:rPr>
+        <w:tab/>
+        <w:t>Traverse object from one class to another class through function arguments or function return type</w:t>
+      </w:r>
+    </w:p>
+    <w:p>
+      <w:pPr>
+        <w:rPr>
+          <w:rFonts w:ascii="Bookman Old Style" w:hAnsi="Bookman Old Style"/>
+          <w:b/>
+          <w:bCs/>
+          <w:color w:val="000000" w:themeColor="text1"/>
+          <w:lang w:val="en-US"/>
+        </w:rPr>
+      </w:pPr>
+      <w:r>
+        <w:rPr>
+          <w:rFonts w:ascii="Bookman Old Style" w:hAnsi="Bookman Old Style"/>
+          <w:b/>
+          <w:bCs/>
+          <w:color w:val="000000" w:themeColor="text1"/>
+          <w:lang w:val="en-US"/>
+        </w:rPr>
+        <w:br w:type="page"/>
+      </w:r>
+    </w:p>
+    <w:p>
+      <w:pPr>
+        <w:rPr>
+          <w:rFonts w:ascii="Bookman Old Style" w:hAnsi="Bookman Old Style"/>
+          <w:b/>
+          <w:bCs/>
+          <w:color w:val="000000" w:themeColor="text1"/>
           <w:lang w:val="en-US"/>
         </w:rPr>
       </w:pPr>

--- a/src/zdocument/Class Document_Backend.docx
+++ b/src/zdocument/Class Document_Backend.docx
@@ -22174,6 +22174,109 @@
           <w:rFonts w:ascii="Bookman Old Style" w:hAnsi="Bookman Old Style"/>
           <w:b/>
           <w:bCs/>
+          <w:color w:val="EE0000"/>
+          <w:lang w:val="en-US"/>
+        </w:rPr>
+      </w:pPr>
+      <w:r>
+        <w:rPr>
+          <w:rFonts w:ascii="Bookman Old Style" w:hAnsi="Bookman Old Style"/>
+          <w:b/>
+          <w:bCs/>
+          <w:color w:val="EE0000"/>
+          <w:lang w:val="en-US"/>
+        </w:rPr>
+        <w:t>SUPER &amp; THIS KEYWORD</w:t>
+      </w:r>
+    </w:p>
+    <w:p>
+      <w:pPr>
+        <w:rPr>
+          <w:rFonts w:ascii="Bookman Old Style" w:hAnsi="Bookman Old Style"/>
+          <w:b/>
+          <w:bCs/>
+          <w:color w:val="000000" w:themeColor="text1"/>
+          <w:lang w:val="en-US"/>
+        </w:rPr>
+      </w:pPr>
+      <w:r>
+        <w:rPr>
+          <w:rFonts w:ascii="Bookman Old Style" w:hAnsi="Bookman Old Style"/>
+          <w:b/>
+          <w:bCs/>
+          <w:color w:val="000000" w:themeColor="text1"/>
+          <w:lang w:val="en-US"/>
+        </w:rPr>
+        <w:tab/>
+      </w:r>
+      <w:r>
+        <w:rPr>
+          <w:rFonts w:ascii="Bookman Old Style" w:hAnsi="Bookman Old Style"/>
+          <w:b/>
+          <w:bCs/>
+          <w:color w:val="00B050"/>
+          <w:lang w:val="en-US"/>
+        </w:rPr>
+        <w:t>Super:</w:t>
+      </w:r>
+      <w:r>
+        <w:rPr>
+          <w:rFonts w:ascii="Bookman Old Style" w:hAnsi="Bookman Old Style"/>
+          <w:b/>
+          <w:bCs/>
+          <w:color w:val="000000" w:themeColor="text1"/>
+          <w:lang w:val="en-US"/>
+        </w:rPr>
+        <w:t xml:space="preserve"> Access Super class functions, variables, …</w:t>
+      </w:r>
+    </w:p>
+    <w:p>
+      <w:pPr>
+        <w:rPr>
+          <w:rFonts w:ascii="Bookman Old Style" w:hAnsi="Bookman Old Style"/>
+          <w:b/>
+          <w:bCs/>
+          <w:color w:val="000000" w:themeColor="text1"/>
+          <w:lang w:val="en-US"/>
+        </w:rPr>
+      </w:pPr>
+      <w:r>
+        <w:rPr>
+          <w:rFonts w:ascii="Bookman Old Style" w:hAnsi="Bookman Old Style"/>
+          <w:b/>
+          <w:bCs/>
+          <w:color w:val="000000" w:themeColor="text1"/>
+          <w:lang w:val="en-US"/>
+        </w:rPr>
+        <w:tab/>
+      </w:r>
+      <w:r>
+        <w:rPr>
+          <w:rFonts w:ascii="Bookman Old Style" w:hAnsi="Bookman Old Style"/>
+          <w:b/>
+          <w:bCs/>
+          <w:color w:val="00B050"/>
+          <w:lang w:val="en-US"/>
+        </w:rPr>
+        <w:t>This:</w:t>
+      </w:r>
+      <w:r>
+        <w:rPr>
+          <w:rFonts w:ascii="Bookman Old Style" w:hAnsi="Bookman Old Style"/>
+          <w:b/>
+          <w:bCs/>
+          <w:color w:val="000000" w:themeColor="text1"/>
+          <w:lang w:val="en-US"/>
+        </w:rPr>
+        <w:t xml:space="preserve"> Current class object</w:t>
+      </w:r>
+    </w:p>
+    <w:p>
+      <w:pPr>
+        <w:rPr>
+          <w:rFonts w:ascii="Bookman Old Style" w:hAnsi="Bookman Old Style"/>
+          <w:b/>
+          <w:bCs/>
           <w:color w:val="000000" w:themeColor="text1"/>
           <w:lang w:val="en-US"/>
         </w:rPr>
@@ -22188,6 +22291,1010 @@
         </w:rPr>
         <w:br w:type="page"/>
       </w:r>
+    </w:p>
+    <w:p>
+      <w:pPr>
+        <w:rPr>
+          <w:rFonts w:ascii="Bookman Old Style" w:hAnsi="Bookman Old Style"/>
+          <w:b/>
+          <w:bCs/>
+          <w:color w:val="EE0000"/>
+          <w:lang w:val="en-US"/>
+        </w:rPr>
+      </w:pPr>
+      <w:r>
+        <w:rPr>
+          <w:rFonts w:ascii="Bookman Old Style" w:hAnsi="Bookman Old Style"/>
+          <w:b/>
+          <w:bCs/>
+          <w:color w:val="EE0000"/>
+          <w:lang w:val="en-US"/>
+        </w:rPr>
+        <w:lastRenderedPageBreak/>
+        <w:t>PACKAGES &amp; ACCESS SPECIFIERS:</w:t>
+      </w:r>
+    </w:p>
+    <w:p>
+      <w:pPr>
+        <w:rPr>
+          <w:rFonts w:ascii="Bookman Old Style" w:hAnsi="Bookman Old Style"/>
+          <w:b/>
+          <w:bCs/>
+          <w:color w:val="EE0000"/>
+          <w:lang w:val="en-US"/>
+        </w:rPr>
+      </w:pPr>
+      <w:r>
+        <w:rPr>
+          <w:rFonts w:ascii="Bookman Old Style" w:hAnsi="Bookman Old Style"/>
+          <w:b/>
+          <w:bCs/>
+          <w:color w:val="EE0000"/>
+          <w:lang w:val="en-US"/>
+        </w:rPr>
+        <w:t>PACKAGES:</w:t>
+      </w:r>
+    </w:p>
+    <w:p>
+      <w:pPr>
+        <w:rPr>
+          <w:rFonts w:ascii="Bookman Old Style" w:hAnsi="Bookman Old Style"/>
+          <w:b/>
+          <w:bCs/>
+          <w:color w:val="000000" w:themeColor="text1"/>
+          <w:lang w:val="en-US"/>
+        </w:rPr>
+      </w:pPr>
+      <w:r>
+        <w:rPr>
+          <w:rFonts w:ascii="Bookman Old Style" w:hAnsi="Bookman Old Style"/>
+          <w:b/>
+          <w:bCs/>
+          <w:color w:val="000000" w:themeColor="text1"/>
+          <w:lang w:val="en-US"/>
+        </w:rPr>
+        <w:tab/>
+        <w:t>Like a folder</w:t>
+      </w:r>
+    </w:p>
+    <w:p>
+      <w:pPr>
+        <w:pStyle w:val="ListParagraph"/>
+        <w:numPr>
+          <w:ilvl w:val="0"/>
+          <w:numId w:val="24"/>
+        </w:numPr>
+        <w:rPr>
+          <w:rFonts w:ascii="Bookman Old Style" w:hAnsi="Bookman Old Style"/>
+          <w:b/>
+          <w:bCs/>
+          <w:color w:val="000000" w:themeColor="text1"/>
+          <w:lang w:val="en-US"/>
+        </w:rPr>
+      </w:pPr>
+      <w:r>
+        <w:rPr>
+          <w:rFonts w:ascii="Bookman Old Style" w:hAnsi="Bookman Old Style"/>
+          <w:b/>
+          <w:bCs/>
+          <w:color w:val="00B050"/>
+          <w:lang w:val="en-US"/>
+        </w:rPr>
+        <w:t>Class:</w:t>
+      </w:r>
+      <w:r>
+        <w:rPr>
+          <w:rFonts w:ascii="Bookman Old Style" w:hAnsi="Bookman Old Style"/>
+          <w:b/>
+          <w:bCs/>
+          <w:color w:val="000000" w:themeColor="text1"/>
+          <w:lang w:val="en-US"/>
+        </w:rPr>
+        <w:t xml:space="preserve"> collection of variables, functions, abstract methods</w:t>
+      </w:r>
+    </w:p>
+    <w:p>
+      <w:pPr>
+        <w:pStyle w:val="ListParagraph"/>
+        <w:numPr>
+          <w:ilvl w:val="0"/>
+          <w:numId w:val="24"/>
+        </w:numPr>
+        <w:rPr>
+          <w:rFonts w:ascii="Bookman Old Style" w:hAnsi="Bookman Old Style"/>
+          <w:b/>
+          <w:bCs/>
+          <w:color w:val="000000" w:themeColor="text1"/>
+          <w:lang w:val="en-US"/>
+        </w:rPr>
+      </w:pPr>
+      <w:r>
+        <w:rPr>
+          <w:rFonts w:ascii="Bookman Old Style" w:hAnsi="Bookman Old Style"/>
+          <w:b/>
+          <w:bCs/>
+          <w:color w:val="00B050"/>
+          <w:lang w:val="en-US"/>
+        </w:rPr>
+        <w:t>Interface:</w:t>
+      </w:r>
+      <w:r>
+        <w:rPr>
+          <w:rFonts w:ascii="Bookman Old Style" w:hAnsi="Bookman Old Style"/>
+          <w:b/>
+          <w:bCs/>
+          <w:color w:val="000000" w:themeColor="text1"/>
+          <w:lang w:val="en-US"/>
+        </w:rPr>
+        <w:t xml:space="preserve"> Collection of abstract methods and constants</w:t>
+      </w:r>
+    </w:p>
+    <w:p>
+      <w:pPr>
+        <w:pStyle w:val="ListParagraph"/>
+        <w:numPr>
+          <w:ilvl w:val="0"/>
+          <w:numId w:val="24"/>
+        </w:numPr>
+        <w:rPr>
+          <w:rFonts w:ascii="Bookman Old Style" w:hAnsi="Bookman Old Style"/>
+          <w:b/>
+          <w:bCs/>
+          <w:color w:val="000000" w:themeColor="text1"/>
+          <w:lang w:val="en-US"/>
+        </w:rPr>
+      </w:pPr>
+      <w:r>
+        <w:rPr>
+          <w:rFonts w:ascii="Bookman Old Style" w:hAnsi="Bookman Old Style"/>
+          <w:b/>
+          <w:bCs/>
+          <w:color w:val="00B050"/>
+          <w:lang w:val="en-US"/>
+        </w:rPr>
+        <w:t>Packages:</w:t>
+      </w:r>
+      <w:r>
+        <w:rPr>
+          <w:rFonts w:ascii="Bookman Old Style" w:hAnsi="Bookman Old Style"/>
+          <w:b/>
+          <w:bCs/>
+          <w:color w:val="000000" w:themeColor="text1"/>
+          <w:lang w:val="en-US"/>
+        </w:rPr>
+        <w:t xml:space="preserve"> Collection of classes, interfaces and other files (xml, audio, video, text file, …)</w:t>
+      </w:r>
+    </w:p>
+    <w:p>
+      <w:pPr>
+        <w:pStyle w:val="ListParagraph"/>
+        <w:numPr>
+          <w:ilvl w:val="0"/>
+          <w:numId w:val="24"/>
+        </w:numPr>
+        <w:rPr>
+          <w:rFonts w:ascii="Bookman Old Style" w:hAnsi="Bookman Old Style"/>
+          <w:b/>
+          <w:bCs/>
+          <w:color w:val="000000" w:themeColor="text1"/>
+          <w:lang w:val="en-US"/>
+        </w:rPr>
+      </w:pPr>
+      <w:r>
+        <w:rPr>
+          <w:rFonts w:ascii="Bookman Old Style" w:hAnsi="Bookman Old Style"/>
+          <w:b/>
+          <w:bCs/>
+          <w:color w:val="00B050"/>
+          <w:lang w:val="en-US"/>
+        </w:rPr>
+        <w:t xml:space="preserve">JAR (Java ARchieve): </w:t>
+      </w:r>
+      <w:r>
+        <w:rPr>
+          <w:rFonts w:ascii="Bookman Old Style" w:hAnsi="Bookman Old Style"/>
+          <w:b/>
+          <w:bCs/>
+          <w:color w:val="000000" w:themeColor="text1"/>
+          <w:lang w:val="en-US"/>
+        </w:rPr>
+        <w:t>Collection of packages</w:t>
+      </w:r>
+    </w:p>
+    <w:p>
+      <w:pPr>
+        <w:pStyle w:val="ListParagraph"/>
+        <w:numPr>
+          <w:ilvl w:val="1"/>
+          <w:numId w:val="24"/>
+        </w:numPr>
+        <w:rPr>
+          <w:rFonts w:ascii="Bookman Old Style" w:hAnsi="Bookman Old Style"/>
+          <w:b/>
+          <w:bCs/>
+          <w:color w:val="000000" w:themeColor="text1"/>
+          <w:lang w:val="en-US"/>
+        </w:rPr>
+      </w:pPr>
+      <w:r>
+        <w:rPr>
+          <w:rFonts w:ascii="Bookman Old Style" w:hAnsi="Bookman Old Style"/>
+          <w:b/>
+          <w:bCs/>
+          <w:color w:val="00B050"/>
+          <w:lang w:val="en-US"/>
+        </w:rPr>
+        <w:t xml:space="preserve">Internal Jar: </w:t>
+      </w:r>
+      <w:r>
+        <w:rPr>
+          <w:rFonts w:ascii="Bookman Old Style" w:hAnsi="Bookman Old Style"/>
+          <w:b/>
+          <w:bCs/>
+          <w:color w:val="000000" w:themeColor="text1"/>
+          <w:lang w:val="en-US"/>
+        </w:rPr>
+        <w:t>JDK and JRE Libraries</w:t>
+      </w:r>
+    </w:p>
+    <w:p>
+      <w:pPr>
+        <w:pStyle w:val="ListParagraph"/>
+        <w:numPr>
+          <w:ilvl w:val="1"/>
+          <w:numId w:val="24"/>
+        </w:numPr>
+        <w:rPr>
+          <w:rFonts w:ascii="Bookman Old Style" w:hAnsi="Bookman Old Style"/>
+          <w:b/>
+          <w:bCs/>
+          <w:color w:val="000000" w:themeColor="text1"/>
+          <w:lang w:val="en-US"/>
+        </w:rPr>
+      </w:pPr>
+      <w:r>
+        <w:rPr>
+          <w:rFonts w:ascii="Bookman Old Style" w:hAnsi="Bookman Old Style"/>
+          <w:b/>
+          <w:bCs/>
+          <w:color w:val="00B050"/>
+          <w:lang w:val="en-US"/>
+        </w:rPr>
+        <w:t xml:space="preserve">External Jar: </w:t>
+      </w:r>
+      <w:r>
+        <w:rPr>
+          <w:rFonts w:ascii="Bookman Old Style" w:hAnsi="Bookman Old Style"/>
+          <w:b/>
+          <w:bCs/>
+          <w:color w:val="000000" w:themeColor="text1"/>
+          <w:lang w:val="en-US"/>
+        </w:rPr>
+        <w:t>Apart from internal jar</w:t>
+      </w:r>
+    </w:p>
+    <w:p>
+      <w:pPr>
+        <w:rPr>
+          <w:rFonts w:ascii="Bookman Old Style" w:hAnsi="Bookman Old Style"/>
+          <w:b/>
+          <w:bCs/>
+          <w:color w:val="EE0000"/>
+          <w:lang w:val="en-US"/>
+        </w:rPr>
+      </w:pPr>
+      <w:r>
+        <w:rPr>
+          <w:rFonts w:ascii="Bookman Old Style" w:hAnsi="Bookman Old Style"/>
+          <w:b/>
+          <w:bCs/>
+          <w:color w:val="EE0000"/>
+          <w:lang w:val="en-US"/>
+        </w:rPr>
+        <w:t>ACCESS SPECIFIERS:</w:t>
+      </w:r>
+    </w:p>
+    <w:p>
+      <w:pPr>
+        <w:pStyle w:val="ListParagraph"/>
+        <w:numPr>
+          <w:ilvl w:val="0"/>
+          <w:numId w:val="25"/>
+        </w:numPr>
+        <w:rPr>
+          <w:rFonts w:ascii="Bookman Old Style" w:hAnsi="Bookman Old Style"/>
+          <w:b/>
+          <w:bCs/>
+          <w:color w:val="000000" w:themeColor="text1"/>
+          <w:lang w:val="en-US"/>
+        </w:rPr>
+      </w:pPr>
+      <w:r>
+        <w:rPr>
+          <w:rFonts w:ascii="Bookman Old Style" w:hAnsi="Bookman Old Style"/>
+          <w:b/>
+          <w:bCs/>
+          <w:color w:val="000000" w:themeColor="text1"/>
+          <w:lang w:val="en-US"/>
+        </w:rPr>
+        <w:t>Private: With in class. Class variables</w:t>
+      </w:r>
+    </w:p>
+    <w:p>
+      <w:pPr>
+        <w:pStyle w:val="ListParagraph"/>
+        <w:numPr>
+          <w:ilvl w:val="0"/>
+          <w:numId w:val="25"/>
+        </w:numPr>
+        <w:rPr>
+          <w:rFonts w:ascii="Bookman Old Style" w:hAnsi="Bookman Old Style"/>
+          <w:b/>
+          <w:bCs/>
+          <w:color w:val="000000" w:themeColor="text1"/>
+          <w:lang w:val="en-US"/>
+        </w:rPr>
+      </w:pPr>
+      <w:r>
+        <w:rPr>
+          <w:rFonts w:ascii="Bookman Old Style" w:hAnsi="Bookman Old Style"/>
+          <w:b/>
+          <w:bCs/>
+          <w:color w:val="000000" w:themeColor="text1"/>
+          <w:lang w:val="en-US"/>
+        </w:rPr>
+        <w:t xml:space="preserve">Protected: With in packages. Client/Server </w:t>
+      </w:r>
+    </w:p>
+    <w:p>
+      <w:pPr>
+        <w:pStyle w:val="ListParagraph"/>
+        <w:numPr>
+          <w:ilvl w:val="0"/>
+          <w:numId w:val="25"/>
+        </w:numPr>
+        <w:rPr>
+          <w:rFonts w:ascii="Bookman Old Style" w:hAnsi="Bookman Old Style"/>
+          <w:b/>
+          <w:bCs/>
+          <w:color w:val="000000" w:themeColor="text1"/>
+          <w:lang w:val="en-US"/>
+        </w:rPr>
+      </w:pPr>
+      <w:r>
+        <w:rPr>
+          <w:rFonts w:ascii="Bookman Old Style" w:hAnsi="Bookman Old Style"/>
+          <w:b/>
+          <w:bCs/>
+          <w:color w:val="000000" w:themeColor="text1"/>
+          <w:lang w:val="en-US"/>
+        </w:rPr>
+        <w:t>Public: Anywhere. Functions</w:t>
+      </w:r>
+    </w:p>
+    <w:p>
+      <w:pPr>
+        <w:pStyle w:val="ListParagraph"/>
+        <w:numPr>
+          <w:ilvl w:val="0"/>
+          <w:numId w:val="25"/>
+        </w:numPr>
+        <w:rPr>
+          <w:rFonts w:ascii="Bookman Old Style" w:hAnsi="Bookman Old Style"/>
+          <w:b/>
+          <w:bCs/>
+          <w:color w:val="000000" w:themeColor="text1"/>
+          <w:lang w:val="en-US"/>
+        </w:rPr>
+      </w:pPr>
+      <w:r>
+        <w:rPr>
+          <w:rFonts w:ascii="Bookman Old Style" w:hAnsi="Bookman Old Style"/>
+          <w:b/>
+          <w:bCs/>
+          <w:color w:val="000000" w:themeColor="text1"/>
+          <w:lang w:val="en-US"/>
+        </w:rPr>
+        <w:t>Default: Either protected or public defined by JVM</w:t>
+      </w:r>
+    </w:p>
+    <w:p>
+      <w:pPr>
+        <w:rPr>
+          <w:rFonts w:ascii="Bookman Old Style" w:hAnsi="Bookman Old Style"/>
+          <w:b/>
+          <w:bCs/>
+          <w:color w:val="000000" w:themeColor="text1"/>
+          <w:lang w:val="en-US"/>
+        </w:rPr>
+      </w:pPr>
+    </w:p>
+    <w:p>
+      <w:pPr>
+        <w:rPr>
+          <w:rFonts w:ascii="Bookman Old Style" w:hAnsi="Bookman Old Style"/>
+          <w:b/>
+          <w:bCs/>
+          <w:color w:val="EE0000"/>
+          <w:lang w:val="en-US"/>
+        </w:rPr>
+      </w:pPr>
+      <w:r>
+        <w:rPr>
+          <w:rFonts w:ascii="Bookman Old Style" w:hAnsi="Bookman Old Style"/>
+          <w:b/>
+          <w:bCs/>
+          <w:color w:val="EE0000"/>
+          <w:lang w:val="en-US"/>
+        </w:rPr>
+        <w:t>STRING:</w:t>
+      </w:r>
+    </w:p>
+    <w:p>
+      <w:pPr>
+        <w:pStyle w:val="ListParagraph"/>
+        <w:numPr>
+          <w:ilvl w:val="0"/>
+          <w:numId w:val="26"/>
+        </w:numPr>
+        <w:rPr>
+          <w:rFonts w:ascii="Bookman Old Style" w:hAnsi="Bookman Old Style"/>
+          <w:b/>
+          <w:bCs/>
+          <w:color w:val="000000" w:themeColor="text1"/>
+          <w:lang w:val="en-US"/>
+        </w:rPr>
+      </w:pPr>
+      <w:r>
+        <w:rPr>
+          <w:rFonts w:ascii="Bookman Old Style" w:hAnsi="Bookman Old Style"/>
+          <w:b/>
+          <w:bCs/>
+          <w:color w:val="000000" w:themeColor="text1"/>
+          <w:lang w:val="en-US"/>
+        </w:rPr>
+        <w:t>C</w:t>
+      </w:r>
+      <w:r>
+        <w:rPr>
+          <w:rFonts w:ascii="Bookman Old Style" w:hAnsi="Bookman Old Style"/>
+          <w:b/>
+          <w:bCs/>
+          <w:color w:val="000000" w:themeColor="text1"/>
+          <w:lang w:val="en-US"/>
+        </w:rPr>
+        <w:t>ollection of characters enclosed with double quotes</w:t>
+      </w:r>
+    </w:p>
+    <w:p>
+      <w:pPr>
+        <w:pStyle w:val="ListParagraph"/>
+        <w:numPr>
+          <w:ilvl w:val="0"/>
+          <w:numId w:val="26"/>
+        </w:numPr>
+        <w:rPr>
+          <w:rFonts w:ascii="Bookman Old Style" w:hAnsi="Bookman Old Style"/>
+          <w:b/>
+          <w:bCs/>
+          <w:color w:val="000000" w:themeColor="text1"/>
+          <w:lang w:val="en-US"/>
+        </w:rPr>
+      </w:pPr>
+      <w:r>
+        <w:rPr>
+          <w:rFonts w:ascii="Bookman Old Style" w:hAnsi="Bookman Old Style"/>
+          <w:b/>
+          <w:bCs/>
+          <w:color w:val="000000" w:themeColor="text1"/>
+          <w:lang w:val="en-US"/>
+        </w:rPr>
+        <w:t>String is an immutable</w:t>
+      </w:r>
+    </w:p>
+    <w:p>
+      <w:pPr>
+        <w:pStyle w:val="ListParagraph"/>
+        <w:numPr>
+          <w:ilvl w:val="0"/>
+          <w:numId w:val="26"/>
+        </w:numPr>
+        <w:rPr>
+          <w:rFonts w:ascii="Bookman Old Style" w:hAnsi="Bookman Old Style"/>
+          <w:b/>
+          <w:bCs/>
+          <w:color w:val="000000" w:themeColor="text1"/>
+          <w:lang w:val="en-US"/>
+        </w:rPr>
+      </w:pPr>
+      <w:r>
+        <w:rPr>
+          <w:rFonts w:ascii="Bookman Old Style" w:hAnsi="Bookman Old Style"/>
+          <w:b/>
+          <w:bCs/>
+          <w:color w:val="000000" w:themeColor="text1"/>
+          <w:lang w:val="en-US"/>
+        </w:rPr>
+        <w:t>String can be declared in 2 ways</w:t>
+      </w:r>
+    </w:p>
+    <w:p>
+      <w:pPr>
+        <w:pStyle w:val="ListParagraph"/>
+        <w:numPr>
+          <w:ilvl w:val="1"/>
+          <w:numId w:val="26"/>
+        </w:numPr>
+        <w:rPr>
+          <w:rFonts w:ascii="Bookman Old Style" w:hAnsi="Bookman Old Style"/>
+          <w:b/>
+          <w:bCs/>
+          <w:color w:val="000000" w:themeColor="text1"/>
+          <w:lang w:val="en-US"/>
+        </w:rPr>
+      </w:pPr>
+      <w:r>
+        <w:rPr>
+          <w:rFonts w:ascii="Bookman Old Style" w:hAnsi="Bookman Old Style"/>
+          <w:b/>
+          <w:bCs/>
+          <w:color w:val="000000" w:themeColor="text1"/>
+          <w:lang w:val="en-US"/>
+        </w:rPr>
+        <w:t xml:space="preserve">String </w:t>
+      </w:r>
+      <w:proofErr w:type="spellStart"/>
+      <w:r>
+        <w:rPr>
+          <w:rFonts w:ascii="Bookman Old Style" w:hAnsi="Bookman Old Style"/>
+          <w:b/>
+          <w:bCs/>
+          <w:color w:val="000000" w:themeColor="text1"/>
+          <w:lang w:val="en-US"/>
+        </w:rPr>
+        <w:t>st</w:t>
+      </w:r>
+      <w:proofErr w:type="spellEnd"/>
+      <w:r>
+        <w:rPr>
+          <w:rFonts w:ascii="Bookman Old Style" w:hAnsi="Bookman Old Style"/>
+          <w:b/>
+          <w:bCs/>
+          <w:color w:val="000000" w:themeColor="text1"/>
+          <w:lang w:val="en-US"/>
+        </w:rPr>
+        <w:t xml:space="preserve"> = “welcome”</w:t>
+      </w:r>
+    </w:p>
+    <w:p>
+      <w:pPr>
+        <w:pStyle w:val="ListParagraph"/>
+        <w:numPr>
+          <w:ilvl w:val="1"/>
+          <w:numId w:val="26"/>
+        </w:numPr>
+        <w:rPr>
+          <w:rFonts w:ascii="Bookman Old Style" w:hAnsi="Bookman Old Style"/>
+          <w:b/>
+          <w:bCs/>
+          <w:color w:val="000000" w:themeColor="text1"/>
+          <w:lang w:val="en-US"/>
+        </w:rPr>
+      </w:pPr>
+      <w:r>
+        <w:rPr>
+          <w:rFonts w:ascii="Bookman Old Style" w:hAnsi="Bookman Old Style"/>
+          <w:b/>
+          <w:bCs/>
+          <w:color w:val="000000" w:themeColor="text1"/>
+          <w:lang w:val="en-US"/>
+        </w:rPr>
+        <w:t xml:space="preserve">String </w:t>
+      </w:r>
+      <w:proofErr w:type="spellStart"/>
+      <w:r>
+        <w:rPr>
+          <w:rFonts w:ascii="Bookman Old Style" w:hAnsi="Bookman Old Style"/>
+          <w:b/>
+          <w:bCs/>
+          <w:color w:val="000000" w:themeColor="text1"/>
+          <w:lang w:val="en-US"/>
+        </w:rPr>
+        <w:t>st</w:t>
+      </w:r>
+      <w:proofErr w:type="spellEnd"/>
+      <w:r>
+        <w:rPr>
+          <w:rFonts w:ascii="Bookman Old Style" w:hAnsi="Bookman Old Style"/>
+          <w:b/>
+          <w:bCs/>
+          <w:color w:val="000000" w:themeColor="text1"/>
+          <w:lang w:val="en-US"/>
+        </w:rPr>
+        <w:t xml:space="preserve"> = new String(“welcome”);</w:t>
+      </w:r>
+    </w:p>
+    <w:p>
+      <w:pPr>
+        <w:pStyle w:val="ListParagraph"/>
+        <w:numPr>
+          <w:ilvl w:val="0"/>
+          <w:numId w:val="26"/>
+        </w:numPr>
+        <w:rPr>
+          <w:rFonts w:ascii="Bookman Old Style" w:hAnsi="Bookman Old Style"/>
+          <w:b/>
+          <w:bCs/>
+          <w:color w:val="000000" w:themeColor="text1"/>
+          <w:lang w:val="en-US"/>
+        </w:rPr>
+      </w:pPr>
+      <w:r>
+        <w:rPr>
+          <w:rFonts w:ascii="Bookman Old Style" w:hAnsi="Bookman Old Style"/>
+          <w:b/>
+          <w:bCs/>
+          <w:color w:val="000000" w:themeColor="text1"/>
+          <w:lang w:val="en-US"/>
+        </w:rPr>
+        <w:t>String is not a data type, it’s a class</w:t>
+      </w:r>
+    </w:p>
+    <w:p>
+      <w:pPr>
+        <w:pStyle w:val="ListParagraph"/>
+        <w:numPr>
+          <w:ilvl w:val="0"/>
+          <w:numId w:val="26"/>
+        </w:numPr>
+        <w:rPr>
+          <w:rFonts w:ascii="Bookman Old Style" w:hAnsi="Bookman Old Style"/>
+          <w:b/>
+          <w:bCs/>
+          <w:color w:val="000000" w:themeColor="text1"/>
+          <w:lang w:val="en-US"/>
+        </w:rPr>
+      </w:pPr>
+      <w:r>
+        <w:rPr>
+          <w:rFonts w:ascii="Bookman Old Style" w:hAnsi="Bookman Old Style"/>
+          <w:b/>
+          <w:bCs/>
+          <w:color w:val="000000" w:themeColor="text1"/>
+          <w:lang w:val="en-US"/>
+        </w:rPr>
+        <w:t>String can be stored in character array</w:t>
+      </w:r>
+    </w:p>
+    <w:p>
+      <w:pPr>
+        <w:pStyle w:val="ListParagraph"/>
+        <w:numPr>
+          <w:ilvl w:val="1"/>
+          <w:numId w:val="26"/>
+        </w:numPr>
+        <w:rPr>
+          <w:rFonts w:ascii="Bookman Old Style" w:hAnsi="Bookman Old Style"/>
+          <w:b/>
+          <w:bCs/>
+          <w:color w:val="000000" w:themeColor="text1"/>
+          <w:lang w:val="en-US"/>
+        </w:rPr>
+      </w:pPr>
+      <w:r>
+        <w:rPr>
+          <w:rFonts w:ascii="Bookman Old Style" w:hAnsi="Bookman Old Style"/>
+          <w:b/>
+          <w:bCs/>
+          <w:color w:val="000000" w:themeColor="text1"/>
+          <w:lang w:val="en-US"/>
+        </w:rPr>
+        <w:t>W</w:t>
+      </w:r>
+      <w:r>
+        <w:rPr>
+          <w:rFonts w:ascii="Bookman Old Style" w:hAnsi="Bookman Old Style"/>
+          <w:b/>
+          <w:bCs/>
+          <w:color w:val="000000" w:themeColor="text1"/>
+          <w:lang w:val="en-US"/>
+        </w:rPr>
+        <w:tab/>
+        <w:t>e</w:t>
+      </w:r>
+      <w:r>
+        <w:rPr>
+          <w:rFonts w:ascii="Bookman Old Style" w:hAnsi="Bookman Old Style"/>
+          <w:b/>
+          <w:bCs/>
+          <w:color w:val="000000" w:themeColor="text1"/>
+          <w:lang w:val="en-US"/>
+        </w:rPr>
+        <w:tab/>
+        <w:t>l</w:t>
+      </w:r>
+      <w:r>
+        <w:rPr>
+          <w:rFonts w:ascii="Bookman Old Style" w:hAnsi="Bookman Old Style"/>
+          <w:b/>
+          <w:bCs/>
+          <w:color w:val="000000" w:themeColor="text1"/>
+          <w:lang w:val="en-US"/>
+        </w:rPr>
+        <w:tab/>
+        <w:t>c</w:t>
+      </w:r>
+      <w:r>
+        <w:rPr>
+          <w:rFonts w:ascii="Bookman Old Style" w:hAnsi="Bookman Old Style"/>
+          <w:b/>
+          <w:bCs/>
+          <w:color w:val="000000" w:themeColor="text1"/>
+          <w:lang w:val="en-US"/>
+        </w:rPr>
+        <w:tab/>
+        <w:t>o</w:t>
+      </w:r>
+      <w:r>
+        <w:rPr>
+          <w:rFonts w:ascii="Bookman Old Style" w:hAnsi="Bookman Old Style"/>
+          <w:b/>
+          <w:bCs/>
+          <w:color w:val="000000" w:themeColor="text1"/>
+          <w:lang w:val="en-US"/>
+        </w:rPr>
+        <w:tab/>
+        <w:t>m</w:t>
+      </w:r>
+      <w:r>
+        <w:rPr>
+          <w:rFonts w:ascii="Bookman Old Style" w:hAnsi="Bookman Old Style"/>
+          <w:b/>
+          <w:bCs/>
+          <w:color w:val="000000" w:themeColor="text1"/>
+          <w:lang w:val="en-US"/>
+        </w:rPr>
+        <w:tab/>
+        <w:t>e</w:t>
+      </w:r>
+    </w:p>
+    <w:p>
+      <w:pPr>
+        <w:pStyle w:val="ListParagraph"/>
+        <w:numPr>
+          <w:ilvl w:val="1"/>
+          <w:numId w:val="26"/>
+        </w:numPr>
+        <w:rPr>
+          <w:rFonts w:ascii="Bookman Old Style" w:hAnsi="Bookman Old Style"/>
+          <w:b/>
+          <w:bCs/>
+          <w:color w:val="000000" w:themeColor="text1"/>
+          <w:lang w:val="en-US"/>
+        </w:rPr>
+      </w:pPr>
+      <w:r>
+        <w:rPr>
+          <w:rFonts w:ascii="Bookman Old Style" w:hAnsi="Bookman Old Style"/>
+          <w:b/>
+          <w:bCs/>
+          <w:color w:val="000000" w:themeColor="text1"/>
+          <w:lang w:val="en-US"/>
+        </w:rPr>
+        <w:t>0</w:t>
+      </w:r>
+      <w:r>
+        <w:rPr>
+          <w:rFonts w:ascii="Bookman Old Style" w:hAnsi="Bookman Old Style"/>
+          <w:b/>
+          <w:bCs/>
+          <w:color w:val="000000" w:themeColor="text1"/>
+          <w:lang w:val="en-US"/>
+        </w:rPr>
+        <w:tab/>
+        <w:t>1</w:t>
+      </w:r>
+      <w:r>
+        <w:rPr>
+          <w:rFonts w:ascii="Bookman Old Style" w:hAnsi="Bookman Old Style"/>
+          <w:b/>
+          <w:bCs/>
+          <w:color w:val="000000" w:themeColor="text1"/>
+          <w:lang w:val="en-US"/>
+        </w:rPr>
+        <w:tab/>
+        <w:t>2</w:t>
+      </w:r>
+      <w:r>
+        <w:rPr>
+          <w:rFonts w:ascii="Bookman Old Style" w:hAnsi="Bookman Old Style"/>
+          <w:b/>
+          <w:bCs/>
+          <w:color w:val="000000" w:themeColor="text1"/>
+          <w:lang w:val="en-US"/>
+        </w:rPr>
+        <w:tab/>
+        <w:t>3</w:t>
+      </w:r>
+      <w:r>
+        <w:rPr>
+          <w:rFonts w:ascii="Bookman Old Style" w:hAnsi="Bookman Old Style"/>
+          <w:b/>
+          <w:bCs/>
+          <w:color w:val="000000" w:themeColor="text1"/>
+          <w:lang w:val="en-US"/>
+        </w:rPr>
+        <w:tab/>
+        <w:t>4</w:t>
+      </w:r>
+      <w:r>
+        <w:rPr>
+          <w:rFonts w:ascii="Bookman Old Style" w:hAnsi="Bookman Old Style"/>
+          <w:b/>
+          <w:bCs/>
+          <w:color w:val="000000" w:themeColor="text1"/>
+          <w:lang w:val="en-US"/>
+        </w:rPr>
+        <w:tab/>
+        <w:t>5</w:t>
+      </w:r>
+      <w:r>
+        <w:rPr>
+          <w:rFonts w:ascii="Bookman Old Style" w:hAnsi="Bookman Old Style"/>
+          <w:b/>
+          <w:bCs/>
+          <w:color w:val="000000" w:themeColor="text1"/>
+          <w:lang w:val="en-US"/>
+        </w:rPr>
+        <w:tab/>
+        <w:t>6</w:t>
+      </w:r>
+    </w:p>
+    <w:p>
+      <w:pPr>
+        <w:pStyle w:val="ListParagraph"/>
+        <w:numPr>
+          <w:ilvl w:val="0"/>
+          <w:numId w:val="26"/>
+        </w:numPr>
+        <w:rPr>
+          <w:rFonts w:ascii="Bookman Old Style" w:hAnsi="Bookman Old Style"/>
+          <w:b/>
+          <w:bCs/>
+          <w:color w:val="000000" w:themeColor="text1"/>
+          <w:lang w:val="en-US"/>
+        </w:rPr>
+      </w:pPr>
+      <w:r>
+        <w:rPr>
+          <w:rFonts w:ascii="Bookman Old Style" w:hAnsi="Bookman Old Style"/>
+          <w:b/>
+          <w:bCs/>
+          <w:color w:val="000000" w:themeColor="text1"/>
+          <w:lang w:val="en-US"/>
+        </w:rPr>
+        <w:t>String class was introduced in java</w:t>
+      </w:r>
+    </w:p>
+    <w:p>
+      <w:pPr>
+        <w:rPr>
+          <w:rFonts w:ascii="Bookman Old Style" w:hAnsi="Bookman Old Style"/>
+          <w:b/>
+          <w:bCs/>
+          <w:color w:val="000000" w:themeColor="text1"/>
+          <w:lang w:val="en-US"/>
+        </w:rPr>
+      </w:pPr>
+    </w:p>
+    <w:p>
+      <w:pPr>
+        <w:rPr>
+          <w:rFonts w:ascii="Bookman Old Style" w:hAnsi="Bookman Old Style"/>
+          <w:b/>
+          <w:bCs/>
+          <w:color w:val="00B050"/>
+          <w:lang w:val="en-US"/>
+        </w:rPr>
+      </w:pPr>
+      <w:r>
+        <w:rPr>
+          <w:rFonts w:ascii="Bookman Old Style" w:hAnsi="Bookman Old Style"/>
+          <w:b/>
+          <w:bCs/>
+          <w:color w:val="00B050"/>
+          <w:lang w:val="en-US"/>
+        </w:rPr>
+        <w:t>Task:</w:t>
+      </w:r>
+    </w:p>
+    <w:p>
+      <w:pPr>
+        <w:rPr>
+          <w:rFonts w:ascii="Bookman Old Style" w:hAnsi="Bookman Old Style"/>
+          <w:b/>
+          <w:bCs/>
+          <w:color w:val="000000" w:themeColor="text1"/>
+          <w:lang w:val="en-US"/>
+        </w:rPr>
+      </w:pPr>
+      <w:r>
+        <w:rPr>
+          <w:rFonts w:ascii="Bookman Old Style" w:hAnsi="Bookman Old Style"/>
+          <w:b/>
+          <w:bCs/>
+          <w:color w:val="000000" w:themeColor="text1"/>
+          <w:lang w:val="en-US"/>
+        </w:rPr>
+        <w:tab/>
+        <w:t>Input: ……</w:t>
+      </w:r>
+      <w:proofErr w:type="gramStart"/>
+      <w:r>
+        <w:rPr>
+          <w:rFonts w:ascii="Bookman Old Style" w:hAnsi="Bookman Old Style"/>
+          <w:b/>
+          <w:bCs/>
+          <w:color w:val="000000" w:themeColor="text1"/>
+          <w:lang w:val="en-US"/>
+        </w:rPr>
+        <w:t>…..</w:t>
+      </w:r>
+      <w:proofErr w:type="gramEnd"/>
+      <w:r>
+        <w:rPr>
+          <w:rFonts w:ascii="Bookman Old Style" w:hAnsi="Bookman Old Style"/>
+          <w:b/>
+          <w:bCs/>
+          <w:color w:val="000000" w:themeColor="text1"/>
+          <w:lang w:val="en-US"/>
+        </w:rPr>
+        <w:t>welcome……….to……….java…</w:t>
+      </w:r>
+      <w:proofErr w:type="gramStart"/>
+      <w:r>
+        <w:rPr>
+          <w:rFonts w:ascii="Bookman Old Style" w:hAnsi="Bookman Old Style"/>
+          <w:b/>
+          <w:bCs/>
+          <w:color w:val="000000" w:themeColor="text1"/>
+          <w:lang w:val="en-US"/>
+        </w:rPr>
+        <w:t>…..</w:t>
+      </w:r>
+      <w:proofErr w:type="gramEnd"/>
+    </w:p>
+    <w:p>
+      <w:pPr>
+        <w:rPr>
+          <w:rFonts w:ascii="Bookman Old Style" w:hAnsi="Bookman Old Style"/>
+          <w:b/>
+          <w:bCs/>
+          <w:color w:val="000000" w:themeColor="text1"/>
+          <w:lang w:val="en-US"/>
+        </w:rPr>
+      </w:pPr>
+      <w:r>
+        <w:rPr>
+          <w:rFonts w:ascii="Bookman Old Style" w:hAnsi="Bookman Old Style"/>
+          <w:b/>
+          <w:bCs/>
+          <w:color w:val="000000" w:themeColor="text1"/>
+          <w:lang w:val="en-US"/>
+        </w:rPr>
+        <w:tab/>
+        <w:t>Output: welcome.to.java</w:t>
+      </w:r>
+    </w:p>
+    <w:p>
+      <w:pPr>
+        <w:rPr>
+          <w:rFonts w:ascii="Bookman Old Style" w:hAnsi="Bookman Old Style"/>
+          <w:b/>
+          <w:bCs/>
+          <w:color w:val="000000" w:themeColor="text1"/>
+        </w:rPr>
+      </w:pPr>
     </w:p>
     <w:p>
       <w:pPr>
@@ -22960,6 +24067,95 @@
     </w:lvl>
   </w:abstractNum>
   <w:abstractNum w:abstractNumId="8" w15:restartNumberingAfterBreak="0">
+    <w:nsid w:val="27A348F8"/>
+    <w:multiLevelType w:val="hybridMultilevel"/>
+    <w:tmpl w:val="18E6A024"/>
+    <w:lvl w:ilvl="0" w:tplc="FD683E94">
+      <w:start w:val="1"/>
+      <w:numFmt w:val="decimal"/>
+      <w:lvlText w:val="%1."/>
+      <w:lvlJc w:val="left"/>
+      <w:pPr>
+        <w:ind w:left="1080" w:hanging="360"/>
+      </w:pPr>
+      <w:rPr>
+        <w:rFonts w:hint="default"/>
+      </w:rPr>
+    </w:lvl>
+    <w:lvl w:ilvl="1" w:tplc="40090019">
+      <w:start w:val="1"/>
+      <w:numFmt w:val="lowerLetter"/>
+      <w:lvlText w:val="%2."/>
+      <w:lvlJc w:val="left"/>
+      <w:pPr>
+        <w:ind w:left="1800" w:hanging="360"/>
+      </w:pPr>
+    </w:lvl>
+    <w:lvl w:ilvl="2" w:tplc="4009001B" w:tentative="1">
+      <w:start w:val="1"/>
+      <w:numFmt w:val="lowerRoman"/>
+      <w:lvlText w:val="%3."/>
+      <w:lvlJc w:val="right"/>
+      <w:pPr>
+        <w:ind w:left="2520" w:hanging="180"/>
+      </w:pPr>
+    </w:lvl>
+    <w:lvl w:ilvl="3" w:tplc="4009000F" w:tentative="1">
+      <w:start w:val="1"/>
+      <w:numFmt w:val="decimal"/>
+      <w:lvlText w:val="%4."/>
+      <w:lvlJc w:val="left"/>
+      <w:pPr>
+        <w:ind w:left="3240" w:hanging="360"/>
+      </w:pPr>
+    </w:lvl>
+    <w:lvl w:ilvl="4" w:tplc="40090019" w:tentative="1">
+      <w:start w:val="1"/>
+      <w:numFmt w:val="lowerLetter"/>
+      <w:lvlText w:val="%5."/>
+      <w:lvlJc w:val="left"/>
+      <w:pPr>
+        <w:ind w:left="3960" w:hanging="360"/>
+      </w:pPr>
+    </w:lvl>
+    <w:lvl w:ilvl="5" w:tplc="4009001B" w:tentative="1">
+      <w:start w:val="1"/>
+      <w:numFmt w:val="lowerRoman"/>
+      <w:lvlText w:val="%6."/>
+      <w:lvlJc w:val="right"/>
+      <w:pPr>
+        <w:ind w:left="4680" w:hanging="180"/>
+      </w:pPr>
+    </w:lvl>
+    <w:lvl w:ilvl="6" w:tplc="4009000F" w:tentative="1">
+      <w:start w:val="1"/>
+      <w:numFmt w:val="decimal"/>
+      <w:lvlText w:val="%7."/>
+      <w:lvlJc w:val="left"/>
+      <w:pPr>
+        <w:ind w:left="5400" w:hanging="360"/>
+      </w:pPr>
+    </w:lvl>
+    <w:lvl w:ilvl="7" w:tplc="40090019" w:tentative="1">
+      <w:start w:val="1"/>
+      <w:numFmt w:val="lowerLetter"/>
+      <w:lvlText w:val="%8."/>
+      <w:lvlJc w:val="left"/>
+      <w:pPr>
+        <w:ind w:left="6120" w:hanging="360"/>
+      </w:pPr>
+    </w:lvl>
+    <w:lvl w:ilvl="8" w:tplc="4009001B" w:tentative="1">
+      <w:start w:val="1"/>
+      <w:numFmt w:val="lowerRoman"/>
+      <w:lvlText w:val="%9."/>
+      <w:lvlJc w:val="right"/>
+      <w:pPr>
+        <w:ind w:left="6840" w:hanging="180"/>
+      </w:pPr>
+    </w:lvl>
+  </w:abstractNum>
+  <w:abstractNum w:abstractNumId="9" w15:restartNumberingAfterBreak="0">
     <w:nsid w:val="362039E2"/>
     <w:multiLevelType w:val="hybridMultilevel"/>
     <w:tmpl w:val="8508F60A"/>
@@ -23048,7 +24244,7 @@
       </w:pPr>
     </w:lvl>
   </w:abstractNum>
-  <w:abstractNum w:abstractNumId="9" w15:restartNumberingAfterBreak="0">
+  <w:abstractNum w:abstractNumId="10" w15:restartNumberingAfterBreak="0">
     <w:nsid w:val="399B3732"/>
     <w:multiLevelType w:val="hybridMultilevel"/>
     <w:tmpl w:val="F36036E2"/>
@@ -23137,7 +24333,96 @@
       </w:pPr>
     </w:lvl>
   </w:abstractNum>
-  <w:abstractNum w:abstractNumId="10" w15:restartNumberingAfterBreak="0">
+  <w:abstractNum w:abstractNumId="11" w15:restartNumberingAfterBreak="0">
+    <w:nsid w:val="3E934945"/>
+    <w:multiLevelType w:val="hybridMultilevel"/>
+    <w:tmpl w:val="573E650C"/>
+    <w:lvl w:ilvl="0" w:tplc="4009000F">
+      <w:start w:val="1"/>
+      <w:numFmt w:val="decimal"/>
+      <w:lvlText w:val="%1."/>
+      <w:lvlJc w:val="left"/>
+      <w:pPr>
+        <w:ind w:left="720" w:hanging="360"/>
+      </w:pPr>
+      <w:rPr>
+        <w:rFonts w:hint="default"/>
+      </w:rPr>
+    </w:lvl>
+    <w:lvl w:ilvl="1" w:tplc="40090019" w:tentative="1">
+      <w:start w:val="1"/>
+      <w:numFmt w:val="lowerLetter"/>
+      <w:lvlText w:val="%2."/>
+      <w:lvlJc w:val="left"/>
+      <w:pPr>
+        <w:ind w:left="1440" w:hanging="360"/>
+      </w:pPr>
+    </w:lvl>
+    <w:lvl w:ilvl="2" w:tplc="4009001B" w:tentative="1">
+      <w:start w:val="1"/>
+      <w:numFmt w:val="lowerRoman"/>
+      <w:lvlText w:val="%3."/>
+      <w:lvlJc w:val="right"/>
+      <w:pPr>
+        <w:ind w:left="2160" w:hanging="180"/>
+      </w:pPr>
+    </w:lvl>
+    <w:lvl w:ilvl="3" w:tplc="4009000F" w:tentative="1">
+      <w:start w:val="1"/>
+      <w:numFmt w:val="decimal"/>
+      <w:lvlText w:val="%4."/>
+      <w:lvlJc w:val="left"/>
+      <w:pPr>
+        <w:ind w:left="2880" w:hanging="360"/>
+      </w:pPr>
+    </w:lvl>
+    <w:lvl w:ilvl="4" w:tplc="40090019" w:tentative="1">
+      <w:start w:val="1"/>
+      <w:numFmt w:val="lowerLetter"/>
+      <w:lvlText w:val="%5."/>
+      <w:lvlJc w:val="left"/>
+      <w:pPr>
+        <w:ind w:left="3600" w:hanging="360"/>
+      </w:pPr>
+    </w:lvl>
+    <w:lvl w:ilvl="5" w:tplc="4009001B" w:tentative="1">
+      <w:start w:val="1"/>
+      <w:numFmt w:val="lowerRoman"/>
+      <w:lvlText w:val="%6."/>
+      <w:lvlJc w:val="right"/>
+      <w:pPr>
+        <w:ind w:left="4320" w:hanging="180"/>
+      </w:pPr>
+    </w:lvl>
+    <w:lvl w:ilvl="6" w:tplc="4009000F" w:tentative="1">
+      <w:start w:val="1"/>
+      <w:numFmt w:val="decimal"/>
+      <w:lvlText w:val="%7."/>
+      <w:lvlJc w:val="left"/>
+      <w:pPr>
+        <w:ind w:left="5040" w:hanging="360"/>
+      </w:pPr>
+    </w:lvl>
+    <w:lvl w:ilvl="7" w:tplc="40090019" w:tentative="1">
+      <w:start w:val="1"/>
+      <w:numFmt w:val="lowerLetter"/>
+      <w:lvlText w:val="%8."/>
+      <w:lvlJc w:val="left"/>
+      <w:pPr>
+        <w:ind w:left="5760" w:hanging="360"/>
+      </w:pPr>
+    </w:lvl>
+    <w:lvl w:ilvl="8" w:tplc="4009001B" w:tentative="1">
+      <w:start w:val="1"/>
+      <w:numFmt w:val="lowerRoman"/>
+      <w:lvlText w:val="%9."/>
+      <w:lvlJc w:val="right"/>
+      <w:pPr>
+        <w:ind w:left="6480" w:hanging="180"/>
+      </w:pPr>
+    </w:lvl>
+  </w:abstractNum>
+  <w:abstractNum w:abstractNumId="12" w15:restartNumberingAfterBreak="0">
     <w:nsid w:val="43571F1A"/>
     <w:multiLevelType w:val="hybridMultilevel"/>
     <w:tmpl w:val="D146F79E"/>
@@ -23250,7 +24535,7 @@
       </w:rPr>
     </w:lvl>
   </w:abstractNum>
-  <w:abstractNum w:abstractNumId="11" w15:restartNumberingAfterBreak="0">
+  <w:abstractNum w:abstractNumId="13" w15:restartNumberingAfterBreak="0">
     <w:nsid w:val="45C37FD9"/>
     <w:multiLevelType w:val="hybridMultilevel"/>
     <w:tmpl w:val="7A44F792"/>
@@ -23339,7 +24624,7 @@
       </w:pPr>
     </w:lvl>
   </w:abstractNum>
-  <w:abstractNum w:abstractNumId="12" w15:restartNumberingAfterBreak="0">
+  <w:abstractNum w:abstractNumId="14" w15:restartNumberingAfterBreak="0">
     <w:nsid w:val="4D557950"/>
     <w:multiLevelType w:val="hybridMultilevel"/>
     <w:tmpl w:val="F934CA56"/>
@@ -23428,7 +24713,7 @@
       </w:pPr>
     </w:lvl>
   </w:abstractNum>
-  <w:abstractNum w:abstractNumId="13" w15:restartNumberingAfterBreak="0">
+  <w:abstractNum w:abstractNumId="15" w15:restartNumberingAfterBreak="0">
     <w:nsid w:val="52AE190B"/>
     <w:multiLevelType w:val="hybridMultilevel"/>
     <w:tmpl w:val="919A46DE"/>
@@ -23517,7 +24802,7 @@
       </w:pPr>
     </w:lvl>
   </w:abstractNum>
-  <w:abstractNum w:abstractNumId="14" w15:restartNumberingAfterBreak="0">
+  <w:abstractNum w:abstractNumId="16" w15:restartNumberingAfterBreak="0">
     <w:nsid w:val="57CC749E"/>
     <w:multiLevelType w:val="hybridMultilevel"/>
     <w:tmpl w:val="495EE9BC"/>
@@ -23606,7 +24891,7 @@
       </w:pPr>
     </w:lvl>
   </w:abstractNum>
-  <w:abstractNum w:abstractNumId="15" w15:restartNumberingAfterBreak="0">
+  <w:abstractNum w:abstractNumId="17" w15:restartNumberingAfterBreak="0">
     <w:nsid w:val="59B11A05"/>
     <w:multiLevelType w:val="hybridMultilevel"/>
     <w:tmpl w:val="F3F0E2FE"/>
@@ -23695,7 +24980,7 @@
       </w:pPr>
     </w:lvl>
   </w:abstractNum>
-  <w:abstractNum w:abstractNumId="16" w15:restartNumberingAfterBreak="0">
+  <w:abstractNum w:abstractNumId="18" w15:restartNumberingAfterBreak="0">
     <w:nsid w:val="60822EC6"/>
     <w:multiLevelType w:val="hybridMultilevel"/>
     <w:tmpl w:val="33E8D0B2"/>
@@ -23784,7 +25069,7 @@
       </w:pPr>
     </w:lvl>
   </w:abstractNum>
-  <w:abstractNum w:abstractNumId="17" w15:restartNumberingAfterBreak="0">
+  <w:abstractNum w:abstractNumId="19" w15:restartNumberingAfterBreak="0">
     <w:nsid w:val="60AA2606"/>
     <w:multiLevelType w:val="hybridMultilevel"/>
     <w:tmpl w:val="9BB4E3DA"/>
@@ -23873,7 +25158,7 @@
       </w:pPr>
     </w:lvl>
   </w:abstractNum>
-  <w:abstractNum w:abstractNumId="18" w15:restartNumberingAfterBreak="0">
+  <w:abstractNum w:abstractNumId="20" w15:restartNumberingAfterBreak="0">
     <w:nsid w:val="66994129"/>
     <w:multiLevelType w:val="hybridMultilevel"/>
     <w:tmpl w:val="7FE642BE"/>
@@ -23962,7 +25247,7 @@
       </w:pPr>
     </w:lvl>
   </w:abstractNum>
-  <w:abstractNum w:abstractNumId="19" w15:restartNumberingAfterBreak="0">
+  <w:abstractNum w:abstractNumId="21" w15:restartNumberingAfterBreak="0">
     <w:nsid w:val="74EA00A5"/>
     <w:multiLevelType w:val="hybridMultilevel"/>
     <w:tmpl w:val="538C8188"/>
@@ -24051,7 +25336,7 @@
       </w:pPr>
     </w:lvl>
   </w:abstractNum>
-  <w:abstractNum w:abstractNumId="20" w15:restartNumberingAfterBreak="0">
+  <w:abstractNum w:abstractNumId="22" w15:restartNumberingAfterBreak="0">
     <w:nsid w:val="77374A46"/>
     <w:multiLevelType w:val="hybridMultilevel"/>
     <w:tmpl w:val="042AFF0C"/>
@@ -24140,7 +25425,7 @@
       </w:pPr>
     </w:lvl>
   </w:abstractNum>
-  <w:abstractNum w:abstractNumId="21" w15:restartNumberingAfterBreak="0">
+  <w:abstractNum w:abstractNumId="23" w15:restartNumberingAfterBreak="0">
     <w:nsid w:val="78C3212F"/>
     <w:multiLevelType w:val="hybridMultilevel"/>
     <w:tmpl w:val="05F027C6"/>
@@ -24229,7 +25514,96 @@
       </w:pPr>
     </w:lvl>
   </w:abstractNum>
-  <w:abstractNum w:abstractNumId="22" w15:restartNumberingAfterBreak="0">
+  <w:abstractNum w:abstractNumId="24" w15:restartNumberingAfterBreak="0">
+    <w:nsid w:val="7EF5579E"/>
+    <w:multiLevelType w:val="hybridMultilevel"/>
+    <w:tmpl w:val="A524C554"/>
+    <w:lvl w:ilvl="0" w:tplc="4009000F">
+      <w:start w:val="1"/>
+      <w:numFmt w:val="decimal"/>
+      <w:lvlText w:val="%1."/>
+      <w:lvlJc w:val="left"/>
+      <w:pPr>
+        <w:ind w:left="720" w:hanging="360"/>
+      </w:pPr>
+      <w:rPr>
+        <w:rFonts w:hint="default"/>
+      </w:rPr>
+    </w:lvl>
+    <w:lvl w:ilvl="1" w:tplc="40090019">
+      <w:start w:val="1"/>
+      <w:numFmt w:val="lowerLetter"/>
+      <w:lvlText w:val="%2."/>
+      <w:lvlJc w:val="left"/>
+      <w:pPr>
+        <w:ind w:left="1440" w:hanging="360"/>
+      </w:pPr>
+    </w:lvl>
+    <w:lvl w:ilvl="2" w:tplc="4009001B" w:tentative="1">
+      <w:start w:val="1"/>
+      <w:numFmt w:val="lowerRoman"/>
+      <w:lvlText w:val="%3."/>
+      <w:lvlJc w:val="right"/>
+      <w:pPr>
+        <w:ind w:left="2160" w:hanging="180"/>
+      </w:pPr>
+    </w:lvl>
+    <w:lvl w:ilvl="3" w:tplc="4009000F" w:tentative="1">
+      <w:start w:val="1"/>
+      <w:numFmt w:val="decimal"/>
+      <w:lvlText w:val="%4."/>
+      <w:lvlJc w:val="left"/>
+      <w:pPr>
+        <w:ind w:left="2880" w:hanging="360"/>
+      </w:pPr>
+    </w:lvl>
+    <w:lvl w:ilvl="4" w:tplc="40090019" w:tentative="1">
+      <w:start w:val="1"/>
+      <w:numFmt w:val="lowerLetter"/>
+      <w:lvlText w:val="%5."/>
+      <w:lvlJc w:val="left"/>
+      <w:pPr>
+        <w:ind w:left="3600" w:hanging="360"/>
+      </w:pPr>
+    </w:lvl>
+    <w:lvl w:ilvl="5" w:tplc="4009001B" w:tentative="1">
+      <w:start w:val="1"/>
+      <w:numFmt w:val="lowerRoman"/>
+      <w:lvlText w:val="%6."/>
+      <w:lvlJc w:val="right"/>
+      <w:pPr>
+        <w:ind w:left="4320" w:hanging="180"/>
+      </w:pPr>
+    </w:lvl>
+    <w:lvl w:ilvl="6" w:tplc="4009000F" w:tentative="1">
+      <w:start w:val="1"/>
+      <w:numFmt w:val="decimal"/>
+      <w:lvlText w:val="%7."/>
+      <w:lvlJc w:val="left"/>
+      <w:pPr>
+        <w:ind w:left="5040" w:hanging="360"/>
+      </w:pPr>
+    </w:lvl>
+    <w:lvl w:ilvl="7" w:tplc="40090019" w:tentative="1">
+      <w:start w:val="1"/>
+      <w:numFmt w:val="lowerLetter"/>
+      <w:lvlText w:val="%8."/>
+      <w:lvlJc w:val="left"/>
+      <w:pPr>
+        <w:ind w:left="5760" w:hanging="360"/>
+      </w:pPr>
+    </w:lvl>
+    <w:lvl w:ilvl="8" w:tplc="4009001B" w:tentative="1">
+      <w:start w:val="1"/>
+      <w:numFmt w:val="lowerRoman"/>
+      <w:lvlText w:val="%9."/>
+      <w:lvlJc w:val="right"/>
+      <w:pPr>
+        <w:ind w:left="6480" w:hanging="180"/>
+      </w:pPr>
+    </w:lvl>
+  </w:abstractNum>
+  <w:abstractNum w:abstractNumId="25" w15:restartNumberingAfterBreak="0">
     <w:nsid w:val="7FF818F9"/>
     <w:multiLevelType w:val="hybridMultilevel"/>
     <w:tmpl w:val="9C7E044E"/>
@@ -24319,7 +25693,7 @@
     </w:lvl>
   </w:abstractNum>
   <w:num w:numId="1" w16cid:durableId="238365774">
-    <w:abstractNumId w:val="12"/>
+    <w:abstractNumId w:val="14"/>
   </w:num>
   <w:num w:numId="2" w16cid:durableId="1002048439">
     <w:abstractNumId w:val="6"/>
@@ -24328,13 +25702,13 @@
     <w:abstractNumId w:val="3"/>
   </w:num>
   <w:num w:numId="4" w16cid:durableId="360740328">
-    <w:abstractNumId w:val="14"/>
+    <w:abstractNumId w:val="16"/>
   </w:num>
   <w:num w:numId="5" w16cid:durableId="1935435232">
-    <w:abstractNumId w:val="16"/>
+    <w:abstractNumId w:val="18"/>
   </w:num>
   <w:num w:numId="6" w16cid:durableId="2140412542">
-    <w:abstractNumId w:val="11"/>
+    <w:abstractNumId w:val="13"/>
   </w:num>
   <w:num w:numId="7" w16cid:durableId="1925992286">
     <w:abstractNumId w:val="5"/>
@@ -24343,49 +25717,58 @@
     <w:abstractNumId w:val="2"/>
   </w:num>
   <w:num w:numId="9" w16cid:durableId="460391549">
-    <w:abstractNumId w:val="9"/>
+    <w:abstractNumId w:val="10"/>
   </w:num>
   <w:num w:numId="10" w16cid:durableId="1048845448">
-    <w:abstractNumId w:val="10"/>
+    <w:abstractNumId w:val="12"/>
   </w:num>
   <w:num w:numId="11" w16cid:durableId="368071004">
     <w:abstractNumId w:val="4"/>
   </w:num>
   <w:num w:numId="12" w16cid:durableId="2139564245">
-    <w:abstractNumId w:val="15"/>
+    <w:abstractNumId w:val="17"/>
   </w:num>
   <w:num w:numId="13" w16cid:durableId="1640257743">
-    <w:abstractNumId w:val="18"/>
+    <w:abstractNumId w:val="20"/>
   </w:num>
   <w:num w:numId="14" w16cid:durableId="1754008971">
-    <w:abstractNumId w:val="8"/>
+    <w:abstractNumId w:val="9"/>
   </w:num>
   <w:num w:numId="15" w16cid:durableId="1878227914">
-    <w:abstractNumId w:val="19"/>
+    <w:abstractNumId w:val="21"/>
   </w:num>
   <w:num w:numId="16" w16cid:durableId="209345183">
-    <w:abstractNumId w:val="20"/>
+    <w:abstractNumId w:val="22"/>
   </w:num>
   <w:num w:numId="17" w16cid:durableId="328949207">
-    <w:abstractNumId w:val="21"/>
+    <w:abstractNumId w:val="23"/>
   </w:num>
   <w:num w:numId="18" w16cid:durableId="816070194">
-    <w:abstractNumId w:val="22"/>
+    <w:abstractNumId w:val="25"/>
   </w:num>
   <w:num w:numId="19" w16cid:durableId="609161746">
-    <w:abstractNumId w:val="17"/>
+    <w:abstractNumId w:val="19"/>
   </w:num>
   <w:num w:numId="20" w16cid:durableId="215315842">
     <w:abstractNumId w:val="0"/>
   </w:num>
   <w:num w:numId="21" w16cid:durableId="700328803">
-    <w:abstractNumId w:val="13"/>
+    <w:abstractNumId w:val="15"/>
   </w:num>
   <w:num w:numId="22" w16cid:durableId="1757938558">
     <w:abstractNumId w:val="7"/>
   </w:num>
   <w:num w:numId="23" w16cid:durableId="58983068">
     <w:abstractNumId w:val="1"/>
+  </w:num>
+  <w:num w:numId="24" w16cid:durableId="1883246976">
+    <w:abstractNumId w:val="8"/>
+  </w:num>
+  <w:num w:numId="25" w16cid:durableId="295572321">
+    <w:abstractNumId w:val="11"/>
+  </w:num>
+  <w:num w:numId="26" w16cid:durableId="668292660">
+    <w:abstractNumId w:val="24"/>
   </w:num>
 </w:numbering>
 </file>

--- a/src/zdocument/Class Document_Backend.docx
+++ b/src/zdocument/Class Document_Backend.docx
@@ -1416,7 +1416,7 @@
         <mc:AlternateContent>
           <mc:Choice Requires="wpi">
             <w:drawing>
-              <wp:anchor distT="0" distB="0" distL="114300" distR="114300" simplePos="0" relativeHeight="251667456" behindDoc="0" locked="0" layoutInCell="1" allowOverlap="1" wp14:anchorId="7804DB12" wp14:editId="0D4D4689">
+              <wp:anchor distT="0" distB="0" distL="114300" distR="114300" simplePos="0" relativeHeight="251666432" behindDoc="0" locked="0" layoutInCell="1" allowOverlap="1" wp14:anchorId="7804DB12" wp14:editId="406FF23C">
                 <wp:simplePos x="0" y="0"/>
                 <wp:positionH relativeFrom="column">
                   <wp:posOffset>4377390</wp:posOffset>
@@ -1447,7 +1447,7 @@
           </mc:Choice>
           <mc:Fallback>
             <w:pict>
-              <v:shapetype w14:anchorId="777B9F76" id="_x0000_t75" coordsize="21600,21600" o:spt="75" o:preferrelative="t" path="m@4@5l@4@11@9@11@9@5xe" filled="f" stroked="f">
+              <v:shapetype w14:anchorId="315668E0" id="_x0000_t75" coordsize="21600,21600" o:spt="75" o:preferrelative="t" path="m@4@5l@4@11@9@11@9@5xe" filled="f" stroked="f">
                 <v:stroke joinstyle="miter"/>
                 <v:formulas>
                   <v:f eqn="if lineDrawn pixelLineWidth 0"/>
@@ -1466,7 +1466,7 @@
                 <v:path o:extrusionok="f" gradientshapeok="t" o:connecttype="rect"/>
                 <o:lock v:ext="edit" aspectratio="t"/>
               </v:shapetype>
-              <v:shape id="Ink 33" o:spid="_x0000_s1026" type="#_x0000_t75" style="position:absolute;margin-left:344.2pt;margin-top:-4pt;width:129.1pt;height:19.75pt;z-index:251667456;visibility:visible;mso-wrap-style:square;mso-wrap-distance-left:9pt;mso-wrap-distance-top:0;mso-wrap-distance-right:9pt;mso-wrap-distance-bottom:0;mso-position-horizontal:absolute;mso-position-horizontal-relative:text;mso-position-vertical:absolute;mso-position-vertical-relative:text" o:gfxdata="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">
+              <v:shape id="Ink 33" o:spid="_x0000_s1026" type="#_x0000_t75" style="position:absolute;margin-left:344.2pt;margin-top:-4pt;width:129.1pt;height:19.75pt;z-index:251666432;visibility:visible;mso-wrap-style:square;mso-wrap-distance-left:9pt;mso-wrap-distance-top:0;mso-wrap-distance-right:9pt;mso-wrap-distance-bottom:0;mso-position-horizontal:absolute;mso-position-horizontal-relative:text;mso-position-vertical:absolute;mso-position-vertical-relative:text" o:gfxdata="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">
                 <v:imagedata r:id="rId6" o:title=""/>
               </v:shape>
             </w:pict>
@@ -1485,7 +1485,7 @@
         <mc:AlternateContent>
           <mc:Choice Requires="wpi">
             <w:drawing>
-              <wp:anchor distT="0" distB="0" distL="114300" distR="114300" simplePos="0" relativeHeight="251666432" behindDoc="0" locked="0" layoutInCell="1" allowOverlap="1" wp14:anchorId="5F883445" wp14:editId="39FF2C24">
+              <wp:anchor distT="0" distB="0" distL="114300" distR="114300" simplePos="0" relativeHeight="251665408" behindDoc="0" locked="0" layoutInCell="1" allowOverlap="1" wp14:anchorId="5F883445" wp14:editId="37D34E4F">
                 <wp:simplePos x="0" y="0"/>
                 <wp:positionH relativeFrom="column">
                   <wp:posOffset>4741545</wp:posOffset>
@@ -1516,7 +1516,7 @@
           </mc:Choice>
           <mc:Fallback>
             <w:pict>
-              <v:shape w14:anchorId="7BF8C699" id="Ink 32" o:spid="_x0000_s1026" type="#_x0000_t75" style="position:absolute;margin-left:372.85pt;margin-top:-37.7pt;width:69.05pt;height:35.85pt;z-index:251666432;visibility:visible;mso-wrap-style:square;mso-wrap-distance-left:9pt;mso-wrap-distance-top:0;mso-wrap-distance-right:9pt;mso-wrap-distance-bottom:0;mso-position-horizontal:absolute;mso-position-horizontal-relative:text;mso-position-vertical:absolute;mso-position-vertical-relative:text" o:gfxdata="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">
+              <v:shape w14:anchorId="62396269" id="Ink 32" o:spid="_x0000_s1026" type="#_x0000_t75" style="position:absolute;margin-left:372.85pt;margin-top:-37.7pt;width:69.05pt;height:35.85pt;z-index:251665408;visibility:visible;mso-wrap-style:square;mso-wrap-distance-left:9pt;mso-wrap-distance-top:0;mso-wrap-distance-right:9pt;mso-wrap-distance-bottom:0;mso-position-horizontal:absolute;mso-position-horizontal-relative:text;mso-position-vertical:absolute;mso-position-vertical-relative:text" o:gfxdata="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">
                 <v:imagedata r:id="rId8" o:title=""/>
               </v:shape>
             </w:pict>
@@ -1559,7 +1559,7 @@
         <mc:AlternateContent>
           <mc:Choice Requires="wpi">
             <w:drawing>
-              <wp:anchor distT="0" distB="0" distL="114300" distR="114300" simplePos="0" relativeHeight="251657216" behindDoc="0" locked="0" layoutInCell="1" allowOverlap="1" wp14:anchorId="11C3FB41" wp14:editId="5EE2B323">
+              <wp:anchor distT="0" distB="0" distL="114300" distR="114300" simplePos="0" relativeHeight="251656192" behindDoc="0" locked="0" layoutInCell="1" allowOverlap="1" wp14:anchorId="11C3FB41" wp14:editId="6166979D">
                 <wp:simplePos x="0" y="0"/>
                 <wp:positionH relativeFrom="column">
                   <wp:posOffset>2098950</wp:posOffset>
@@ -1590,7 +1590,7 @@
           </mc:Choice>
           <mc:Fallback>
             <w:pict>
-              <v:shape w14:anchorId="601D9F3B" id="Ink 23" o:spid="_x0000_s1026" type="#_x0000_t75" style="position:absolute;margin-left:164.75pt;margin-top:-6.4pt;width:19.35pt;height:22.85pt;z-index:251657216;visibility:visible;mso-wrap-style:square;mso-wrap-distance-left:9pt;mso-wrap-distance-top:0;mso-wrap-distance-right:9pt;mso-wrap-distance-bottom:0;mso-position-horizontal:absolute;mso-position-horizontal-relative:text;mso-position-vertical:absolute;mso-position-vertical-relative:text" o:gfxdata="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">
+              <v:shape w14:anchorId="206C91FA" id="Ink 23" o:spid="_x0000_s1026" type="#_x0000_t75" style="position:absolute;margin-left:164.75pt;margin-top:-6.4pt;width:19.35pt;height:22.85pt;z-index:251656192;visibility:visible;mso-wrap-style:square;mso-wrap-distance-left:9pt;mso-wrap-distance-top:0;mso-wrap-distance-right:9pt;mso-wrap-distance-bottom:0;mso-position-horizontal:absolute;mso-position-horizontal-relative:text;mso-position-vertical:absolute;mso-position-vertical-relative:text" o:gfxdata="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">
                 <v:imagedata r:id="rId10" o:title=""/>
               </v:shape>
             </w:pict>
@@ -1632,7 +1632,7 @@
         <mc:AlternateContent>
           <mc:Choice Requires="wpi">
             <w:drawing>
-              <wp:anchor distT="0" distB="0" distL="114300" distR="114300" simplePos="0" relativeHeight="251707392" behindDoc="0" locked="0" layoutInCell="1" allowOverlap="1" wp14:anchorId="4A7A2D34" wp14:editId="532FC6CB">
+              <wp:anchor distT="0" distB="0" distL="114300" distR="114300" simplePos="0" relativeHeight="251706368" behindDoc="0" locked="0" layoutInCell="1" allowOverlap="1" wp14:anchorId="4A7A2D34" wp14:editId="101FF8A9">
                 <wp:simplePos x="0" y="0"/>
                 <wp:positionH relativeFrom="column">
                   <wp:posOffset>3672870</wp:posOffset>
@@ -1663,7 +1663,7 @@
           </mc:Choice>
           <mc:Fallback>
             <w:pict>
-              <v:shape w14:anchorId="1D58EACA" id="Ink 111" o:spid="_x0000_s1026" type="#_x0000_t75" style="position:absolute;margin-left:288.7pt;margin-top:-4.65pt;width:42.05pt;height:32.3pt;z-index:251707392;visibility:visible;mso-wrap-style:square;mso-wrap-distance-left:9pt;mso-wrap-distance-top:0;mso-wrap-distance-right:9pt;mso-wrap-distance-bottom:0;mso-position-horizontal:absolute;mso-position-horizontal-relative:text;mso-position-vertical:absolute;mso-position-vertical-relative:text" o:gfxdata="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">
+              <v:shape w14:anchorId="3BCE29C8" id="Ink 111" o:spid="_x0000_s1026" type="#_x0000_t75" style="position:absolute;margin-left:288.7pt;margin-top:-4.65pt;width:42.05pt;height:32.3pt;z-index:251706368;visibility:visible;mso-wrap-style:square;mso-wrap-distance-left:9pt;mso-wrap-distance-top:0;mso-wrap-distance-right:9pt;mso-wrap-distance-bottom:0;mso-position-horizontal:absolute;mso-position-horizontal-relative:text;mso-position-vertical:absolute;mso-position-vertical-relative:text" o:gfxdata="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">
                 <v:imagedata r:id="rId12" o:title=""/>
               </v:shape>
             </w:pict>
@@ -1681,7 +1681,7 @@
         <mc:AlternateContent>
           <mc:Choice Requires="wpi">
             <w:drawing>
-              <wp:anchor distT="0" distB="0" distL="114300" distR="114300" simplePos="0" relativeHeight="251698176" behindDoc="0" locked="0" layoutInCell="1" allowOverlap="1" wp14:anchorId="5E085ADE" wp14:editId="6D585BBF">
+              <wp:anchor distT="0" distB="0" distL="114300" distR="114300" simplePos="0" relativeHeight="251697152" behindDoc="0" locked="0" layoutInCell="1" allowOverlap="1" wp14:anchorId="5E085ADE" wp14:editId="50672E70">
                 <wp:simplePos x="0" y="0"/>
                 <wp:positionH relativeFrom="column">
                   <wp:posOffset>1743630</wp:posOffset>
@@ -1712,7 +1712,7 @@
           </mc:Choice>
           <mc:Fallback>
             <w:pict>
-              <v:shape w14:anchorId="3F0D2EA6" id="Ink 102" o:spid="_x0000_s1026" type="#_x0000_t75" style="position:absolute;margin-left:136.8pt;margin-top:3.85pt;width:23.9pt;height:9.6pt;z-index:251698176;visibility:visible;mso-wrap-style:square;mso-wrap-distance-left:9pt;mso-wrap-distance-top:0;mso-wrap-distance-right:9pt;mso-wrap-distance-bottom:0;mso-position-horizontal:absolute;mso-position-horizontal-relative:text;mso-position-vertical:absolute;mso-position-vertical-relative:text" o:gfxdata="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">
+              <v:shape w14:anchorId="14000CC7" id="Ink 102" o:spid="_x0000_s1026" type="#_x0000_t75" style="position:absolute;margin-left:136.8pt;margin-top:3.85pt;width:23.9pt;height:9.6pt;z-index:251697152;visibility:visible;mso-wrap-style:square;mso-wrap-distance-left:9pt;mso-wrap-distance-top:0;mso-wrap-distance-right:9pt;mso-wrap-distance-bottom:0;mso-position-horizontal:absolute;mso-position-horizontal-relative:text;mso-position-vertical:absolute;mso-position-vertical-relative:text" o:gfxdata="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">
                 <v:imagedata r:id="rId14" o:title=""/>
               </v:shape>
             </w:pict>
@@ -1754,7 +1754,7 @@
         <mc:AlternateContent>
           <mc:Choice Requires="wpi">
             <w:drawing>
-              <wp:anchor distT="0" distB="0" distL="114300" distR="114300" simplePos="0" relativeHeight="251711488" behindDoc="0" locked="0" layoutInCell="1" allowOverlap="1" wp14:anchorId="477C80EC" wp14:editId="36B8686E">
+              <wp:anchor distT="0" distB="0" distL="114300" distR="114300" simplePos="0" relativeHeight="251710464" behindDoc="0" locked="0" layoutInCell="1" allowOverlap="1" wp14:anchorId="477C80EC" wp14:editId="6B7DFB5E">
                 <wp:simplePos x="0" y="0"/>
                 <wp:positionH relativeFrom="column">
                   <wp:posOffset>6255385</wp:posOffset>
@@ -1785,7 +1785,7 @@
           </mc:Choice>
           <mc:Fallback>
             <w:pict>
-              <v:shape w14:anchorId="0415DE36" id="Ink 115" o:spid="_x0000_s1026" type="#_x0000_t75" style="position:absolute;margin-left:492.05pt;margin-top:43.35pt;width:43.05pt;height:27.25pt;z-index:251711488;visibility:visible;mso-wrap-style:square;mso-wrap-distance-left:9pt;mso-wrap-distance-top:0;mso-wrap-distance-right:9pt;mso-wrap-distance-bottom:0;mso-position-horizontal:absolute;mso-position-horizontal-relative:text;mso-position-vertical:absolute;mso-position-vertical-relative:text" o:gfxdata="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">
+              <v:shape w14:anchorId="25FB5764" id="Ink 115" o:spid="_x0000_s1026" type="#_x0000_t75" style="position:absolute;margin-left:492.05pt;margin-top:43.35pt;width:43.05pt;height:27.25pt;z-index:251710464;visibility:visible;mso-wrap-style:square;mso-wrap-distance-left:9pt;mso-wrap-distance-top:0;mso-wrap-distance-right:9pt;mso-wrap-distance-bottom:0;mso-position-horizontal:absolute;mso-position-horizontal-relative:text;mso-position-vertical:absolute;mso-position-vertical-relative:text" o:gfxdata="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">
                 <v:imagedata r:id="rId16" o:title=""/>
               </v:shape>
             </w:pict>
@@ -1803,7 +1803,7 @@
         <mc:AlternateContent>
           <mc:Choice Requires="wpi">
             <w:drawing>
-              <wp:anchor distT="0" distB="0" distL="114300" distR="114300" simplePos="0" relativeHeight="251708416" behindDoc="0" locked="0" layoutInCell="1" allowOverlap="1" wp14:anchorId="42F176E9" wp14:editId="6AEA39CD">
+              <wp:anchor distT="0" distB="0" distL="114300" distR="114300" simplePos="0" relativeHeight="251707392" behindDoc="0" locked="0" layoutInCell="1" allowOverlap="1" wp14:anchorId="42F176E9" wp14:editId="359335A6">
                 <wp:simplePos x="0" y="0"/>
                 <wp:positionH relativeFrom="column">
                   <wp:posOffset>5056710</wp:posOffset>
@@ -1834,7 +1834,7 @@
           </mc:Choice>
           <mc:Fallback>
             <w:pict>
-              <v:shape w14:anchorId="7EBECFE9" id="Ink 112" o:spid="_x0000_s1026" type="#_x0000_t75" style="position:absolute;margin-left:397.65pt;margin-top:33.85pt;width:67.6pt;height:53.3pt;z-index:251708416;visibility:visible;mso-wrap-style:square;mso-wrap-distance-left:9pt;mso-wrap-distance-top:0;mso-wrap-distance-right:9pt;mso-wrap-distance-bottom:0;mso-position-horizontal:absolute;mso-position-horizontal-relative:text;mso-position-vertical:absolute;mso-position-vertical-relative:text" o:gfxdata="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">
+              <v:shape w14:anchorId="38386B6C" id="Ink 112" o:spid="_x0000_s1026" type="#_x0000_t75" style="position:absolute;margin-left:397.65pt;margin-top:33.85pt;width:67.6pt;height:53.3pt;z-index:251707392;visibility:visible;mso-wrap-style:square;mso-wrap-distance-left:9pt;mso-wrap-distance-top:0;mso-wrap-distance-right:9pt;mso-wrap-distance-bottom:0;mso-position-horizontal:absolute;mso-position-horizontal-relative:text;mso-position-vertical:absolute;mso-position-vertical-relative:text" o:gfxdata="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">
                 <v:imagedata r:id="rId18" o:title=""/>
               </v:shape>
             </w:pict>
@@ -1852,7 +1852,7 @@
         <mc:AlternateContent>
           <mc:Choice Requires="wpi">
             <w:drawing>
-              <wp:anchor distT="0" distB="0" distL="114300" distR="114300" simplePos="0" relativeHeight="251706368" behindDoc="0" locked="0" layoutInCell="1" allowOverlap="1" wp14:anchorId="5BC61251" wp14:editId="1DE41CC0">
+              <wp:anchor distT="0" distB="0" distL="114300" distR="114300" simplePos="0" relativeHeight="251705344" behindDoc="0" locked="0" layoutInCell="1" allowOverlap="1" wp14:anchorId="5BC61251" wp14:editId="7D17AB9F">
                 <wp:simplePos x="0" y="0"/>
                 <wp:positionH relativeFrom="column">
                   <wp:posOffset>5798820</wp:posOffset>
@@ -1883,7 +1883,7 @@
           </mc:Choice>
           <mc:Fallback>
             <w:pict>
-              <v:shape w14:anchorId="3B80E201" id="Ink 110" o:spid="_x0000_s1026" type="#_x0000_t75" style="position:absolute;margin-left:456.1pt;margin-top:24.5pt;width:69.35pt;height:31.05pt;z-index:251706368;visibility:visible;mso-wrap-style:square;mso-wrap-distance-left:9pt;mso-wrap-distance-top:0;mso-wrap-distance-right:9pt;mso-wrap-distance-bottom:0;mso-position-horizontal:absolute;mso-position-horizontal-relative:text;mso-position-vertical:absolute;mso-position-vertical-relative:text" o:gfxdata="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">
+              <v:shape w14:anchorId="21DF7A75" id="Ink 110" o:spid="_x0000_s1026" type="#_x0000_t75" style="position:absolute;margin-left:456.1pt;margin-top:24.5pt;width:69.35pt;height:31.05pt;z-index:251705344;visibility:visible;mso-wrap-style:square;mso-wrap-distance-left:9pt;mso-wrap-distance-top:0;mso-wrap-distance-right:9pt;mso-wrap-distance-bottom:0;mso-position-horizontal:absolute;mso-position-horizontal-relative:text;mso-position-vertical:absolute;mso-position-vertical-relative:text" o:gfxdata="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">
                 <v:imagedata r:id="rId20" o:title=""/>
               </v:shape>
             </w:pict>
@@ -1901,7 +1901,7 @@
         <mc:AlternateContent>
           <mc:Choice Requires="wpi">
             <w:drawing>
-              <wp:anchor distT="0" distB="0" distL="114300" distR="114300" simplePos="0" relativeHeight="251702272" behindDoc="0" locked="0" layoutInCell="1" allowOverlap="1" wp14:anchorId="697BAD95" wp14:editId="71C4970F">
+              <wp:anchor distT="0" distB="0" distL="114300" distR="114300" simplePos="0" relativeHeight="251701248" behindDoc="0" locked="0" layoutInCell="1" allowOverlap="1" wp14:anchorId="697BAD95" wp14:editId="216D6711">
                 <wp:simplePos x="0" y="0"/>
                 <wp:positionH relativeFrom="column">
                   <wp:posOffset>5170805</wp:posOffset>
@@ -1932,7 +1932,7 @@
           </mc:Choice>
           <mc:Fallback>
             <w:pict>
-              <v:shape w14:anchorId="300135B3" id="Ink 106" o:spid="_x0000_s1026" type="#_x0000_t75" style="position:absolute;margin-left:406.65pt;margin-top:47.6pt;width:40.55pt;height:30.35pt;z-index:251702272;visibility:visible;mso-wrap-style:square;mso-wrap-distance-left:9pt;mso-wrap-distance-top:0;mso-wrap-distance-right:9pt;mso-wrap-distance-bottom:0;mso-position-horizontal:absolute;mso-position-horizontal-relative:text;mso-position-vertical:absolute;mso-position-vertical-relative:text" o:gfxdata="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">
+              <v:shape w14:anchorId="23BC1C09" id="Ink 106" o:spid="_x0000_s1026" type="#_x0000_t75" style="position:absolute;margin-left:406.65pt;margin-top:47.6pt;width:40.55pt;height:30.35pt;z-index:251701248;visibility:visible;mso-wrap-style:square;mso-wrap-distance-left:9pt;mso-wrap-distance-top:0;mso-wrap-distance-right:9pt;mso-wrap-distance-bottom:0;mso-position-horizontal:absolute;mso-position-horizontal-relative:text;mso-position-vertical:absolute;mso-position-vertical-relative:text" o:gfxdata="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">
                 <v:imagedata r:id="rId22" o:title=""/>
               </v:shape>
             </w:pict>
@@ -1950,7 +1950,7 @@
         <mc:AlternateContent>
           <mc:Choice Requires="wpi">
             <w:drawing>
-              <wp:anchor distT="0" distB="0" distL="114300" distR="114300" simplePos="0" relativeHeight="251697152" behindDoc="0" locked="0" layoutInCell="1" allowOverlap="1" wp14:anchorId="7825645E" wp14:editId="019C899F">
+              <wp:anchor distT="0" distB="0" distL="114300" distR="114300" simplePos="0" relativeHeight="251696128" behindDoc="0" locked="0" layoutInCell="1" allowOverlap="1" wp14:anchorId="7825645E" wp14:editId="7B6E4558">
                 <wp:simplePos x="0" y="0"/>
                 <wp:positionH relativeFrom="column">
                   <wp:posOffset>4580255</wp:posOffset>
@@ -1981,7 +1981,7 @@
           </mc:Choice>
           <mc:Fallback>
             <w:pict>
-              <v:shape w14:anchorId="30392CD4" id="Ink 62" o:spid="_x0000_s1026" type="#_x0000_t75" style="position:absolute;margin-left:360.15pt;margin-top:-33.75pt;width:134.9pt;height:84.3pt;z-index:251697152;visibility:visible;mso-wrap-style:square;mso-wrap-distance-left:9pt;mso-wrap-distance-top:0;mso-wrap-distance-right:9pt;mso-wrap-distance-bottom:0;mso-position-horizontal:absolute;mso-position-horizontal-relative:text;mso-position-vertical:absolute;mso-position-vertical-relative:text" o:gfxdata="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">
+              <v:shape w14:anchorId="6F8B3BE1" id="Ink 62" o:spid="_x0000_s1026" type="#_x0000_t75" style="position:absolute;margin-left:360.15pt;margin-top:-33.75pt;width:134.9pt;height:84.3pt;z-index:251696128;visibility:visible;mso-wrap-style:square;mso-wrap-distance-left:9pt;mso-wrap-distance-top:0;mso-wrap-distance-right:9pt;mso-wrap-distance-bottom:0;mso-position-horizontal:absolute;mso-position-horizontal-relative:text;mso-position-vertical:absolute;mso-position-vertical-relative:text" o:gfxdata="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">
                 <v:imagedata r:id="rId24" o:title=""/>
               </v:shape>
             </w:pict>
@@ -1999,7 +1999,7 @@
         <mc:AlternateContent>
           <mc:Choice Requires="wpi">
             <w:drawing>
-              <wp:anchor distT="0" distB="0" distL="114300" distR="114300" simplePos="0" relativeHeight="251674624" behindDoc="0" locked="0" layoutInCell="1" allowOverlap="1" wp14:anchorId="1EECF30C" wp14:editId="1CEE6B71">
+              <wp:anchor distT="0" distB="0" distL="114300" distR="114300" simplePos="0" relativeHeight="251673600" behindDoc="0" locked="0" layoutInCell="1" allowOverlap="1" wp14:anchorId="1EECF30C" wp14:editId="790978DA">
                 <wp:simplePos x="0" y="0"/>
                 <wp:positionH relativeFrom="column">
                   <wp:posOffset>4599510</wp:posOffset>
@@ -2030,7 +2030,7 @@
           </mc:Choice>
           <mc:Fallback>
             <w:pict>
-              <v:shape w14:anchorId="6B1BDF34" id="Ink 40" o:spid="_x0000_s1026" type="#_x0000_t75" style="position:absolute;margin-left:361.65pt;margin-top:-3.8pt;width:107.35pt;height:22.55pt;z-index:251674624;visibility:visible;mso-wrap-style:square;mso-wrap-distance-left:9pt;mso-wrap-distance-top:0;mso-wrap-distance-right:9pt;mso-wrap-distance-bottom:0;mso-position-horizontal:absolute;mso-position-horizontal-relative:text;mso-position-vertical:absolute;mso-position-vertical-relative:text" o:gfxdata="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">
+              <v:shape w14:anchorId="32C01A78" id="Ink 40" o:spid="_x0000_s1026" type="#_x0000_t75" style="position:absolute;margin-left:361.65pt;margin-top:-3.8pt;width:107.35pt;height:22.55pt;z-index:251673600;visibility:visible;mso-wrap-style:square;mso-wrap-distance-left:9pt;mso-wrap-distance-top:0;mso-wrap-distance-right:9pt;mso-wrap-distance-bottom:0;mso-position-horizontal:absolute;mso-position-horizontal-relative:text;mso-position-vertical:absolute;mso-position-vertical-relative:text" o:gfxdata="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">
                 <v:imagedata r:id="rId26" o:title=""/>
               </v:shape>
             </w:pict>
@@ -2048,7 +2048,7 @@
         <mc:AlternateContent>
           <mc:Choice Requires="wpi">
             <w:drawing>
-              <wp:anchor distT="0" distB="0" distL="114300" distR="114300" simplePos="0" relativeHeight="251673600" behindDoc="0" locked="0" layoutInCell="1" allowOverlap="1" wp14:anchorId="0653196B" wp14:editId="6897A6FF">
+              <wp:anchor distT="0" distB="0" distL="114300" distR="114300" simplePos="0" relativeHeight="251672576" behindDoc="0" locked="0" layoutInCell="1" allowOverlap="1" wp14:anchorId="0653196B" wp14:editId="21ACB0DB">
                 <wp:simplePos x="0" y="0"/>
                 <wp:positionH relativeFrom="column">
                   <wp:posOffset>4364355</wp:posOffset>
@@ -2079,7 +2079,7 @@
           </mc:Choice>
           <mc:Fallback>
             <w:pict>
-              <v:shape w14:anchorId="5F97986D" id="Ink 39" o:spid="_x0000_s1026" type="#_x0000_t75" style="position:absolute;margin-left:343.15pt;margin-top:-55.7pt;width:137.4pt;height:147.85pt;z-index:251673600;visibility:visible;mso-wrap-style:square;mso-wrap-distance-left:9pt;mso-wrap-distance-top:0;mso-wrap-distance-right:9pt;mso-wrap-distance-bottom:0;mso-position-horizontal:absolute;mso-position-horizontal-relative:text;mso-position-vertical:absolute;mso-position-vertical-relative:text" o:gfxdata="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">
+              <v:shape w14:anchorId="15190E93" id="Ink 39" o:spid="_x0000_s1026" type="#_x0000_t75" style="position:absolute;margin-left:343.15pt;margin-top:-55.7pt;width:137.4pt;height:147.85pt;z-index:251672576;visibility:visible;mso-wrap-style:square;mso-wrap-distance-left:9pt;mso-wrap-distance-top:0;mso-wrap-distance-right:9pt;mso-wrap-distance-bottom:0;mso-position-horizontal:absolute;mso-position-horizontal-relative:text;mso-position-vertical:absolute;mso-position-vertical-relative:text" o:gfxdata="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">
                 <v:imagedata r:id="rId28" o:title=""/>
               </v:shape>
             </w:pict>
@@ -3764,7 +3764,7 @@
         <mc:AlternateContent>
           <mc:Choice Requires="wpi">
             <w:drawing>
-              <wp:anchor distT="0" distB="0" distL="114300" distR="114300" simplePos="0" relativeHeight="251729920" behindDoc="0" locked="0" layoutInCell="1" allowOverlap="1" wp14:anchorId="3117E010" wp14:editId="5B8B20A5">
+              <wp:anchor distT="0" distB="0" distL="114300" distR="114300" simplePos="0" relativeHeight="251728896" behindDoc="0" locked="0" layoutInCell="1" allowOverlap="1" wp14:anchorId="3117E010" wp14:editId="5B212BB9">
                 <wp:simplePos x="0" y="0"/>
                 <wp:positionH relativeFrom="column">
                   <wp:posOffset>213275</wp:posOffset>
@@ -3801,7 +3801,7 @@
           </mc:Choice>
           <mc:Fallback>
             <w:pict>
-              <v:shape w14:anchorId="6EE2E925" id="Ink 50" o:spid="_x0000_s1026" type="#_x0000_t75" style="position:absolute;margin-left:16.3pt;margin-top:25.35pt;width:1.05pt;height:1.05pt;z-index:251729920;visibility:visible;mso-wrap-style:square;mso-width-percent:0;mso-height-percent:0;mso-wrap-distance-left:9pt;mso-wrap-distance-top:0;mso-wrap-distance-right:9pt;mso-wrap-distance-bottom:0;mso-position-horizontal:absolute;mso-position-horizontal-relative:text;mso-position-vertical:absolute;mso-position-vertical-relative:text;mso-width-percent:0;mso-height-percent:0;mso-width-relative:margin;mso-height-relative:margin" o:gfxdata="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">
+              <v:shape w14:anchorId="1AFA7E42" id="Ink 50" o:spid="_x0000_s1026" type="#_x0000_t75" style="position:absolute;margin-left:16.3pt;margin-top:25.35pt;width:1.05pt;height:1.05pt;z-index:251728896;visibility:visible;mso-wrap-style:square;mso-width-percent:0;mso-height-percent:0;mso-wrap-distance-left:9pt;mso-wrap-distance-top:0;mso-wrap-distance-right:9pt;mso-wrap-distance-bottom:0;mso-position-horizontal:absolute;mso-position-horizontal-relative:text;mso-position-vertical:absolute;mso-position-vertical-relative:text;mso-width-percent:0;mso-height-percent:0;mso-width-relative:margin;mso-height-relative:margin" o:gfxdata="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">
                 <v:imagedata r:id="rId30" o:title=""/>
               </v:shape>
             </w:pict>
@@ -3861,7 +3861,7 @@
         <mc:AlternateContent>
           <mc:Choice Requires="wps">
             <w:drawing>
-              <wp:anchor distT="0" distB="0" distL="114300" distR="114300" simplePos="0" relativeHeight="251730944" behindDoc="0" locked="0" layoutInCell="1" allowOverlap="1" wp14:anchorId="1CC54061" wp14:editId="03704E3C">
+              <wp:anchor distT="0" distB="0" distL="114300" distR="114300" simplePos="0" relativeHeight="251729920" behindDoc="0" locked="0" layoutInCell="1" allowOverlap="1" wp14:anchorId="1CC54061" wp14:editId="22974BAC">
                 <wp:simplePos x="0" y="0"/>
                 <wp:positionH relativeFrom="column">
                   <wp:posOffset>1835150</wp:posOffset>
@@ -4269,7 +4269,7 @@
                 <v:stroke joinstyle="miter"/>
                 <v:path gradientshapeok="t" o:connecttype="rect"/>
               </v:shapetype>
-              <v:shape id="Text Box 51" o:spid="_x0000_s1026" type="#_x0000_t202" style="position:absolute;margin-left:144.5pt;margin-top:16pt;width:137.5pt;height:358.5pt;z-index:251730944;visibility:visible;mso-wrap-style:square;mso-width-percent:0;mso-wrap-distance-left:9pt;mso-wrap-distance-top:0;mso-wrap-distance-right:9pt;mso-wrap-distance-bottom:0;mso-position-horizontal:absolute;mso-position-horizontal-relative:text;mso-position-vertical:absolute;mso-position-vertical-relative:text;mso-width-percent:0;mso-width-relative:margin;v-text-anchor:top" o:gfxdata="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" fillcolor="white [3201]" strokecolor="white [3212]" strokeweight=".5pt">
+              <v:shape id="Text Box 51" o:spid="_x0000_s1026" type="#_x0000_t202" style="position:absolute;margin-left:144.5pt;margin-top:16pt;width:137.5pt;height:358.5pt;z-index:251729920;visibility:visible;mso-wrap-style:square;mso-width-percent:0;mso-wrap-distance-left:9pt;mso-wrap-distance-top:0;mso-wrap-distance-right:9pt;mso-wrap-distance-bottom:0;mso-position-horizontal:absolute;mso-position-horizontal-relative:text;mso-position-vertical:absolute;mso-position-vertical-relative:text;mso-width-percent:0;mso-width-relative:margin;v-text-anchor:top" o:gfxdata="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" fillcolor="white [3201]" strokecolor="white [3212]" strokeweight=".5pt">
                 <v:textbox>
                   <w:txbxContent>
                     <w:p>
@@ -4718,7 +4718,7 @@
         <mc:AlternateContent>
           <mc:Choice Requires="wps">
             <w:drawing>
-              <wp:anchor distT="0" distB="0" distL="114300" distR="114300" simplePos="0" relativeHeight="251732992" behindDoc="0" locked="0" layoutInCell="1" allowOverlap="1" wp14:anchorId="191445D9" wp14:editId="067603AE">
+              <wp:anchor distT="0" distB="0" distL="114300" distR="114300" simplePos="0" relativeHeight="251731968" behindDoc="0" locked="0" layoutInCell="1" allowOverlap="1" wp14:anchorId="191445D9" wp14:editId="213EDBCE">
                 <wp:simplePos x="0" y="0"/>
                 <wp:positionH relativeFrom="column">
                   <wp:posOffset>3695700</wp:posOffset>
@@ -5252,7 +5252,7 @@
           </mc:Choice>
           <mc:Fallback>
             <w:pict>
-              <v:shape w14:anchorId="191445D9" id="_x0000_s1027" type="#_x0000_t202" style="position:absolute;margin-left:291pt;margin-top:-47.35pt;width:200pt;height:358.5pt;z-index:251732992;visibility:visible;mso-wrap-style:square;mso-width-percent:0;mso-wrap-distance-left:9pt;mso-wrap-distance-top:0;mso-wrap-distance-right:9pt;mso-wrap-distance-bottom:0;mso-position-horizontal:absolute;mso-position-horizontal-relative:text;mso-position-vertical:absolute;mso-position-vertical-relative:text;mso-width-percent:0;mso-width-relative:margin;v-text-anchor:top" o:gfxdata="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" fillcolor="white [3201]" strokecolor="white [3212]" strokeweight=".5pt">
+              <v:shape w14:anchorId="191445D9" id="_x0000_s1027" type="#_x0000_t202" style="position:absolute;margin-left:291pt;margin-top:-47.35pt;width:200pt;height:358.5pt;z-index:251731968;visibility:visible;mso-wrap-style:square;mso-width-percent:0;mso-wrap-distance-left:9pt;mso-wrap-distance-top:0;mso-wrap-distance-right:9pt;mso-wrap-distance-bottom:0;mso-position-horizontal:absolute;mso-position-horizontal-relative:text;mso-position-vertical:absolute;mso-position-vertical-relative:text;mso-width-percent:0;mso-width-relative:margin;v-text-anchor:top" o:gfxdata="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" fillcolor="white [3201]" strokecolor="white [3212]" strokeweight=".5pt">
                 <v:textbox>
                   <w:txbxContent>
                     <w:p>
@@ -7064,7 +7064,7 @@
         <mc:AlternateContent>
           <mc:Choice Requires="wpi">
             <w:drawing>
-              <wp:anchor distT="0" distB="0" distL="114300" distR="114300" simplePos="0" relativeHeight="251810816" behindDoc="0" locked="0" layoutInCell="1" allowOverlap="1" wp14:anchorId="2D61B522" wp14:editId="3208E6DF">
+              <wp:anchor distT="0" distB="0" distL="114300" distR="114300" simplePos="0" relativeHeight="251809792" behindDoc="0" locked="0" layoutInCell="1" allowOverlap="1" wp14:anchorId="2D61B522" wp14:editId="11BA0018">
                 <wp:simplePos x="0" y="0"/>
                 <wp:positionH relativeFrom="column">
                   <wp:posOffset>1064895</wp:posOffset>
@@ -7095,7 +7095,7 @@
           </mc:Choice>
           <mc:Fallback>
             <w:pict>
-              <v:shape w14:anchorId="27C6968E" id="Ink 78" o:spid="_x0000_s1026" type="#_x0000_t75" style="position:absolute;margin-left:83.35pt;margin-top:77.45pt;width:191.65pt;height:67.2pt;z-index:251810816;visibility:visible;mso-wrap-style:square;mso-wrap-distance-left:9pt;mso-wrap-distance-top:0;mso-wrap-distance-right:9pt;mso-wrap-distance-bottom:0;mso-position-horizontal:absolute;mso-position-horizontal-relative:text;mso-position-vertical:absolute;mso-position-vertical-relative:text" o:gfxdata="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